--- a/docs/studienskripte/word-rohfassungen/wirkungsmanagement-v6.docx
+++ b/docs/studienskripte/word-rohfassungen/wirkungsmanagement-v6.docx
@@ -29,47 +29,7 @@
     </w:p>
     <w:p>
       <w:r>
-        <w:t>Track: Wirkungsmanagement</w:t>
-      </w:r>
-    </w:p>
-    <w:p>
-      <w:r>
-        <w:t>Kurscode: wirkungsmanagement</w:t>
-      </w:r>
-    </w:p>
-    <w:p>
-      <w:r>
-        <w:t>Vorlesungscode: WM-V6</w:t>
-      </w:r>
-    </w:p>
-    <w:p>
-      <w:r>
-        <w:t>Modul/Abschnitt: WM</w:t>
-      </w:r>
-    </w:p>
-    <w:p>
-      <w:r>
-        <w:t>Titel: Nebenwirkungen, Rebound, Zielkonflikte und Wirkungsgrenzen</w:t>
-      </w:r>
-    </w:p>
-    <w:p>
-      <w:r>
-        <w:t>Status: Rohfassung V0 · Sprint-Produktionslauf · muss im nächsten Tiefensprint auf 40-50 Seiten erweitert werden</w:t>
-      </w:r>
-    </w:p>
-    <w:p>
-      <w:r>
-        <w:t>Quelle: woek-akademie-app/docs/lehrgaenge/wirkungsmanagement-v6-nebenwirkungen-zielkonflikte.md</w:t>
-      </w:r>
-    </w:p>
-    <w:p>
-      <w:r>
-        <w:t>Ablage: Markdown-Master in content/studienskripte/wirkungsmanagement-v6.md, Word-Rohfassung in docs/studienskripte/word-rohfassungen/wirkungsmanagement-v6.docx</w:t>
-      </w:r>
-    </w:p>
-    <w:p>
-      <w:r>
-        <w:t>Wissensbasis: aktuelles Grundlagenwerk, Website-Korpus inklusive Journal, Akademie-Quelltexte, Glossar, interne Dossiers und externe Fachquellen</w:t>
+        <w:t>Track: Wirkungsmanagement Kurscode: wirkungsmanagement Vorlesungscode: WM-V6 Modul/Abschnitt: WM Titel: Nebenwirkungen, Rebound, Zielkonflikte und Wirkungsgrenzen Status: Rohfassung V0 · Sprint-Produktionslauf · muss im nächsten Tiefensprint auf 40-50 Seiten erweitert werden Quelle: woek-akademie-app/docs/lehrgaenge/wirkungsmanagement-v6-nebenwirkungen-zielkonflikte.md Ablage: Markdown-Master in content/studienskripte/wirkungsmanagement-v6.md, Word-Rohfassung in docs/studienskripte/word-rohfassungen/wirkungsmanagement-v6.docx Wissensbasis: aktuelles Grundlagenwerk, Website-Korpus inklusive Journal, Akademie-Quelltexte, Glossar, interne Dossiers und externe Fachquellen</w:t>
       </w:r>
     </w:p>
     <w:p>
@@ -171,27 +131,7 @@
     </w:p>
     <w:p>
       <w:r>
-        <w:t>Track / Kurscode: wirkungsmanagement</w:t>
-      </w:r>
-    </w:p>
-    <w:p>
-      <w:r>
-        <w:t>Vorlesungscode: WM-V6</w:t>
-      </w:r>
-    </w:p>
-    <w:p>
-      <w:r>
-        <w:t>Empfohlene Dauer: ~50 Min · Videolänge: ~15 Min</w:t>
-      </w:r>
-    </w:p>
-    <w:p>
-      <w:r>
-        <w:t>Voraussetzung: WM-V5</w:t>
-      </w:r>
-    </w:p>
-    <w:p>
-      <w:r>
-        <w:t>Führende Quellen (Repo): source-assets/originals/WOeK_Begriffsleitfaden_fuehrend_v1.0.md (§4/§5) · docs/grundlagen/Wirkungsoekonomie_Kurzfassung_v1.1.md · Glossar begriffe/</w:t>
+        <w:t>Track / Kurscode: wirkungsmanagement Vorlesungscode: WM-V6 Empfohlene Dauer: ~50 Min · Videolänge: ~15 Min Voraussetzung: WM-V5 Führende Quellen (Repo): source-assets/originals/WOeK_Begriffsleitfaden_fuehrend_v1.0.md (§4/§5) · docs/grundlagen/Wirkungsoekonomie_Kurzfassung_v1.1.md · Glossar begriffe/</w:t>
       </w:r>
     </w:p>
     <w:p>
@@ -1285,42 +1225,7 @@
     </w:p>
     <w:p>
       <w:r>
-        <w:t>```chart-spec</w:t>
-      </w:r>
-    </w:p>
-    <w:p>
-      <w:r>
-        <w:t>slug: wirkungsmanagement-v6-wirkpfad</w:t>
-      </w:r>
-    </w:p>
-    <w:p>
-      <w:r>
-        <w:t>type: wirkpfad</w:t>
-      </w:r>
-    </w:p>
-    <w:p>
-      <w:r>
-        <w:t>reuse_first: true</w:t>
-      </w:r>
-    </w:p>
-    <w:p>
-      <w:r>
-        <w:t>preferred_asset: content/studienskripte/assets/wirkungsmanagement-v6/wirkungsmanagement-v6-wirkpfad.svg</w:t>
-      </w:r>
-    </w:p>
-    <w:p>
-      <w:r>
-        <w:t>message: Nebenwirkungen, Rebound, Zielkonflikte und Wirkungsgrenzen wird als Wirkpfad von Auslöser über Mechanismus, Wirkungsempfänger und Zustandsveränderung bis zur Rückkopplung dargestellt.</w:t>
-      </w:r>
-    </w:p>
-    <w:p>
-      <w:r>
-        <w:t>source: WÖk-Grundlagenwerk, Website-Korpus, Akademie-Quelltexte, Glossar</w:t>
-      </w:r>
-    </w:p>
-    <w:p>
-      <w:r>
-        <w:t>```</w:t>
+        <w:t>``chart-spec slug: wirkungsmanagement-v6-wirkpfad type: wirkpfad reuse_first: true preferred_asset: content/studienskripte/assets/wirkungsmanagement-v6/wirkungsmanagement-v6-wirkpfad.svg message: Nebenwirkungen, Rebound, Zielkonflikte und Wirkungsgrenzen wird als Wirkpfad von Auslöser über Mechanismus, Wirkungsempfänger und Zustandsveränderung bis zur Rückkopplung dargestellt. source: WÖk-Grundlagenwerk, Website-Korpus, Akademie-Quelltexte, Glossar ``</w:t>
       </w:r>
     </w:p>
     <w:p>

--- a/docs/studienskripte/word-rohfassungen/wirkungsmanagement-v6.docx
+++ b/docs/studienskripte/word-rohfassungen/wirkungsmanagement-v6.docx
@@ -29,7 +29,7 @@
     </w:p>
     <w:p>
       <w:r>
-        <w:t>Track: Wirkungsmanagement Kurscode: wirkungsmanagement Vorlesungscode: WM-V6 Modul/Abschnitt: WM Titel: Nebenwirkungen, Rebound, Zielkonflikte und Wirkungsgrenzen Status: Rohfassung V0 · Sprint-Produktionslauf · muss im nächsten Tiefensprint auf 40-50 Seiten erweitert werden Quelle: woek-akademie-app/docs/lehrgaenge/wirkungsmanagement-v6-nebenwirkungen-zielkonflikte.md Ablage: Markdown-Master in content/studienskripte/wirkungsmanagement-v6.md, Word-Rohfassung in docs/studienskripte/word-rohfassungen/wirkungsmanagement-v6.docx Wissensbasis: aktuelles Grundlagenwerk, Website-Korpus inklusive Journal, Akademie-Quelltexte, Glossar, interne Dossiers und externe Fachquellen</w:t>
+        <w:t>Track: Wirkungsmanagement Kurscode: wirkungsmanagement Vorlesungscode: WM-V6 Modul/Abschnitt: WM Titel: Nebenwirkungen, Rebound, Zielkonflikte und Wirkungsgrenzen Status: Tiefenskript-Sprint 8 · substanzielle Arbeitsfassung, Claude-CI/CD-Finalisierung offen Quelle: woek-akademie-app/docs/lehrgaenge/wirkungsmanagement-v6-nebenwirkungen-zielkonflikte.md Ablage: Markdown-Master in content/studienskripte/wirkungsmanagement-v6.md, Word-Rohfassung in docs/studienskripte/word-rohfassungen/wirkungsmanagement-v6.docx Wissensbasis: aktuelles Grundlagenwerk, Website-Korpus inklusive Journal, Akademie-Quelltexte, Glossar, interne Dossiers und externe Fachquellen</w:t>
       </w:r>
     </w:p>
     <w:p>
@@ -1578,17 +1578,1067 @@
         <w:pStyle w:val="Heading2"/>
       </w:pPr>
       <w:r>
-        <w:t>7. Prüfungsrelevanz</w:t>
-      </w:r>
-    </w:p>
-    <w:p>
-      <w:r>
-        <w:t>Diese Vorlesung ist prüfungsrelevant, aber die eigentliche Antwortlogik gehört nicht in das öffentliche Studienskript. Zertifikatsfragen, CorrectAnswer, Scoring-Regeln und Fallrubrics werden separat in der geschützten App-Lane unter woek-akademie-app/content/pruefungen/ gepflegt.</w:t>
-      </w:r>
-    </w:p>
-    <w:p>
-      <w:r>
-        <w:t>Für den Fragenpool sind besonders geeignet:</w:t>
+        <w:t>7. Tiefenskript-Erweiterung Sprint 8</w:t>
+      </w:r>
+    </w:p>
+    <w:p>
+      <w:r>
+        <w:t>Status dieser Erweiterung: ausgebaute Arbeitsfassung für Claude-CI/CD, Word-Rohfassung und Reader-Spiegel. Sie ersetzt noch nicht die spätere Satz-, Quellen- und PDF-Finalisierung, bringt die Vorlesung aber aus der Kurzfassung in eine substanzielle Studienskriptfassung.</w:t>
+      </w:r>
+    </w:p>
+    <w:p>
+      <w:pPr>
+        <w:pStyle w:val="Heading3"/>
+      </w:pPr>
+      <w:r>
+        <w:t>7.1 Leitthese</w:t>
+      </w:r>
+    </w:p>
+    <w:p>
+      <w:r>
+        <w:t>Nebenwirkungen, Rebound, Zielkonflikte und Wirkungsgrenzen übersetzt die Wirkungsökonomie in Führungs-, Strategie- und Organisationspraxis. Wirkungsmanagement heißt: Wirkung nicht nur berichten, sondern Ziele, Rollen, Entscheidungen, Kultur und Rückkopplung danach ausrichten.</w:t>
+      </w:r>
+    </w:p>
+    <w:p>
+      <w:r>
+        <w:t>Die Vorlesung bleibt dabei an die Grundregel gebunden: Wirkung ist neutral und relational. Erst die Bewertung im Referenzrahmen Mensch, Planet, Demokratie, SDGs, Agenda 2030 und SDG+ entscheidet, ob eine Veränderung positiv, negativ oder ambivalent einzuordnen ist. Wenn eine Zielgröße gemeint ist, sprechen wir von positiver Netto-Wirkung.</w:t>
+      </w:r>
+    </w:p>
+    <w:p>
+      <w:pPr>
+        <w:pStyle w:val="Heading3"/>
+      </w:pPr>
+      <w:r>
+        <w:t>7.2 Didaktische Einordnung im Studiengang</w:t>
+      </w:r>
+    </w:p>
+    <w:p>
+      <w:r>
+        <w:t>WM-V6 liegt an der Schwelle zwischen begrifflicher Grundlegung und Bewertungsarchitektur. Die Studierenden sollen nicht nur Begriffe wiedergeben, sondern an Fällen erkennen, welche Aussage schon Wirkung behauptet, welche nur Wirkungspotenzial beschreibt und wo ein Wirkungsrisiko offenliegt. Der Tiefensinn dieser Vorlesung liegt deshalb nicht in zusätzlicher Komplexität, sondern in besserer Unterscheidungsfähigkeit.</w:t>
+      </w:r>
+    </w:p>
+    <w:p>
+      <w:r>
+        <w:t>Für die spätere Praxis ist entscheidend, dass jede Analyse vier Ebenen getrennt hält:</w:t>
+      </w:r>
+    </w:p>
+    <w:p>
+      <w:r>
+        <w:t>1. Beschreibung: Was geschieht tatsächlich oder soll geschehen?</w:t>
+      </w:r>
+    </w:p>
+    <w:p>
+      <w:r>
+        <w:t>2. Kausalannahme: Über welchen Mechanismus könnte daraus eine Zustandsveränderung entstehen?</w:t>
+      </w:r>
+    </w:p>
+    <w:p>
+      <w:r>
+        <w:t>3. Bewertung: Welche Richtung hat diese Veränderung im Referenzrahmen?</w:t>
+      </w:r>
+    </w:p>
+    <w:p>
+      <w:r>
+        <w:t>4. Rückkopplung: Welche Entscheidung, Regel, Ressource oder Kommunikation wird dadurch verändert?</w:t>
+      </w:r>
+    </w:p>
+    <w:p>
+      <w:r>
+        <w:t>Wo diese Ebenen vermischt werden, entstehen typische WÖk-Fehler: Aktivität wird als Wirkung ausgegeben, Reichweite ersetzt Zustandsveränderung, gute Absicht verdeckt Nebenwirkungen oder Reporting wird mit Lernen verwechselt.</w:t>
+      </w:r>
+    </w:p>
+    <w:p>
+      <w:pPr>
+        <w:pStyle w:val="Heading3"/>
+      </w:pPr>
+      <w:r>
+        <w:t>7.3 Analysemodell</w:t>
+      </w:r>
+    </w:p>
+    <w:tbl>
+      <w:tblPr>
+        <w:tblStyle w:val="TableGrid"/>
+        <w:tblW w:type="auto" w:w="0"/>
+        <w:jc w:val="left"/>
+        <w:tblLook w:firstColumn="1" w:firstRow="1" w:lastColumn="0" w:lastRow="0" w:noHBand="0" w:noVBand="1" w:val="04A0"/>
+      </w:tblPr>
+      <w:tblGrid>
+        <w:gridCol w:w="2340"/>
+        <w:gridCol w:w="2340"/>
+        <w:gridCol w:w="2340"/>
+        <w:gridCol w:w="2340"/>
+      </w:tblGrid>
+      <w:tr>
+        <w:tc>
+          <w:tcPr>
+            <w:tcW w:type="dxa" w:w="2340"/>
+            <w:vAlign w:val="center"/>
+          </w:tcPr>
+          <w:p>
+            <w:r>
+              <w:rPr>
+                <w:b/>
+              </w:rPr>
+              <w:t>Analyseobjekt</w:t>
+            </w:r>
+          </w:p>
+        </w:tc>
+        <w:tc>
+          <w:tcPr>
+            <w:tcW w:type="dxa" w:w="2340"/>
+            <w:vAlign w:val="center"/>
+          </w:tcPr>
+          <w:p>
+            <w:r>
+              <w:rPr>
+                <w:b/>
+              </w:rPr>
+              <w:t>Woran es wirkt</w:t>
+            </w:r>
+          </w:p>
+        </w:tc>
+        <w:tc>
+          <w:tcPr>
+            <w:tcW w:type="dxa" w:w="2340"/>
+            <w:vAlign w:val="center"/>
+          </w:tcPr>
+          <w:p>
+            <w:r>
+              <w:rPr>
+                <w:b/>
+              </w:rPr>
+              <w:t>Typischer Fehler</w:t>
+            </w:r>
+          </w:p>
+        </w:tc>
+        <w:tc>
+          <w:tcPr>
+            <w:tcW w:type="dxa" w:w="2340"/>
+            <w:vAlign w:val="center"/>
+          </w:tcPr>
+          <w:p>
+            <w:r>
+              <w:rPr>
+                <w:b/>
+              </w:rPr>
+              <w:t>Saubere WÖk-Lesart</w:t>
+            </w:r>
+          </w:p>
+        </w:tc>
+      </w:tr>
+      <w:tr>
+        <w:tc>
+          <w:tcPr>
+            <w:tcW w:type="dxa" w:w="2340"/>
+            <w:vAlign w:val="center"/>
+          </w:tcPr>
+          <w:p>
+            <w:r>
+              <w:t>Managementebene</w:t>
+            </w:r>
+          </w:p>
+        </w:tc>
+        <w:tc>
+          <w:tcPr>
+            <w:tcW w:type="dxa" w:w="2340"/>
+            <w:vAlign w:val="center"/>
+          </w:tcPr>
+          <w:p>
+            <w:r>
+              <w:t>WÖk-Frage</w:t>
+            </w:r>
+          </w:p>
+        </w:tc>
+        <w:tc>
+          <w:tcPr>
+            <w:tcW w:type="dxa" w:w="2340"/>
+            <w:vAlign w:val="center"/>
+          </w:tcPr>
+          <w:p>
+            <w:r>
+              <w:t>Typischer Fehler</w:t>
+            </w:r>
+          </w:p>
+        </w:tc>
+        <w:tc>
+          <w:tcPr>
+            <w:tcW w:type="dxa" w:w="2340"/>
+            <w:vAlign w:val="center"/>
+          </w:tcPr>
+          <w:p>
+            <w:r>
+              <w:t>Praxisanforderung</w:t>
+            </w:r>
+          </w:p>
+        </w:tc>
+      </w:tr>
+      <w:tr>
+        <w:tc>
+          <w:tcPr>
+            <w:tcW w:type="dxa" w:w="2340"/>
+            <w:vAlign w:val="center"/>
+          </w:tcPr>
+          <w:p>
+            <w:r>
+              <w:t>Strategie</w:t>
+            </w:r>
+          </w:p>
+        </w:tc>
+        <w:tc>
+          <w:tcPr>
+            <w:tcW w:type="dxa" w:w="2340"/>
+            <w:vAlign w:val="center"/>
+          </w:tcPr>
+          <w:p>
+            <w:r>
+              <w:t>Welche positive Netto-Wirkung wird angestrebt?</w:t>
+            </w:r>
+          </w:p>
+        </w:tc>
+        <w:tc>
+          <w:tcPr>
+            <w:tcW w:type="dxa" w:w="2340"/>
+            <w:vAlign w:val="center"/>
+          </w:tcPr>
+          <w:p>
+            <w:r>
+              <w:t>Purpose-Satz ohne Steuerung</w:t>
+            </w:r>
+          </w:p>
+        </w:tc>
+        <w:tc>
+          <w:tcPr>
+            <w:tcW w:type="dxa" w:w="2340"/>
+            <w:vAlign w:val="center"/>
+          </w:tcPr>
+          <w:p>
+            <w:r>
+              <w:t>Ziel, Wirkpfad und Entscheidung koppeln</w:t>
+            </w:r>
+          </w:p>
+        </w:tc>
+      </w:tr>
+      <w:tr>
+        <w:tc>
+          <w:tcPr>
+            <w:tcW w:type="dxa" w:w="2340"/>
+            <w:vAlign w:val="center"/>
+          </w:tcPr>
+          <w:p>
+            <w:r>
+              <w:t>Organisation</w:t>
+            </w:r>
+          </w:p>
+        </w:tc>
+        <w:tc>
+          <w:tcPr>
+            <w:tcW w:type="dxa" w:w="2340"/>
+            <w:vAlign w:val="center"/>
+          </w:tcPr>
+          <w:p>
+            <w:r>
+              <w:t>Wer trägt welche Wirkung?</w:t>
+            </w:r>
+          </w:p>
+        </w:tc>
+        <w:tc>
+          <w:tcPr>
+            <w:tcW w:type="dxa" w:w="2340"/>
+            <w:vAlign w:val="center"/>
+          </w:tcPr>
+          <w:p>
+            <w:r>
+              <w:t>Verantwortung diffus lassen</w:t>
+            </w:r>
+          </w:p>
+        </w:tc>
+        <w:tc>
+          <w:tcPr>
+            <w:tcW w:type="dxa" w:w="2340"/>
+            <w:vAlign w:val="center"/>
+          </w:tcPr>
+          <w:p>
+            <w:r>
+              <w:t>Rollen, Routinen und Eskalationswege definieren</w:t>
+            </w:r>
+          </w:p>
+        </w:tc>
+      </w:tr>
+      <w:tr>
+        <w:tc>
+          <w:tcPr>
+            <w:tcW w:type="dxa" w:w="2340"/>
+            <w:vAlign w:val="center"/>
+          </w:tcPr>
+          <w:p>
+            <w:r>
+              <w:t>Risiko</w:t>
+            </w:r>
+          </w:p>
+        </w:tc>
+        <w:tc>
+          <w:tcPr>
+            <w:tcW w:type="dxa" w:w="2340"/>
+            <w:vAlign w:val="center"/>
+          </w:tcPr>
+          <w:p>
+            <w:r>
+              <w:t>Welche Nebenwirkungen und Zielkonflikte entstehen?</w:t>
+            </w:r>
+          </w:p>
+        </w:tc>
+        <w:tc>
+          <w:tcPr>
+            <w:tcW w:type="dxa" w:w="2340"/>
+            <w:vAlign w:val="center"/>
+          </w:tcPr>
+          <w:p>
+            <w:r>
+              <w:t>nur positive Wirkung erzählen</w:t>
+            </w:r>
+          </w:p>
+        </w:tc>
+        <w:tc>
+          <w:tcPr>
+            <w:tcW w:type="dxa" w:w="2340"/>
+            <w:vAlign w:val="center"/>
+          </w:tcPr>
+          <w:p>
+            <w:r>
+              <w:t>Wirkungsrisiken eigenständig analysieren</w:t>
+            </w:r>
+          </w:p>
+        </w:tc>
+      </w:tr>
+      <w:tr>
+        <w:tc>
+          <w:tcPr>
+            <w:tcW w:type="dxa" w:w="2340"/>
+            <w:vAlign w:val="center"/>
+          </w:tcPr>
+          <w:p>
+            <w:r>
+              <w:t>Lernen</w:t>
+            </w:r>
+          </w:p>
+        </w:tc>
+        <w:tc>
+          <w:tcPr>
+            <w:tcW w:type="dxa" w:w="2340"/>
+            <w:vAlign w:val="center"/>
+          </w:tcPr>
+          <w:p>
+            <w:r>
+              <w:t>Wie verändert Bewertung die Praxis?</w:t>
+            </w:r>
+          </w:p>
+        </w:tc>
+        <w:tc>
+          <w:tcPr>
+            <w:tcW w:type="dxa" w:w="2340"/>
+            <w:vAlign w:val="center"/>
+          </w:tcPr>
+          <w:p>
+            <w:r>
+              <w:t>Reporting als Abschluss</w:t>
+            </w:r>
+          </w:p>
+        </w:tc>
+        <w:tc>
+          <w:tcPr>
+            <w:tcW w:type="dxa" w:w="2340"/>
+            <w:vAlign w:val="center"/>
+          </w:tcPr>
+          <w:p>
+            <w:r>
+              <w:t>Rückkopplung in Budget, Prozesse und Führung</w:t>
+            </w:r>
+          </w:p>
+        </w:tc>
+      </w:tr>
+    </w:tbl>
+    <w:p/>
+    <w:p>
+      <w:pPr>
+        <w:pStyle w:val="Heading3"/>
+      </w:pPr>
+      <w:r>
+        <w:t>7.4 Modellformel</w:t>
+      </w:r>
+    </w:p>
+    <w:p>
+      <w:r>
+        <w:t>Die folgende Formel ist ein didaktisches Denkmodell, kein amtlicher Bewertungsstandard:</w:t>
+      </w:r>
+    </w:p>
+    <w:p>
+      <w:r>
+        <w:t>Managementwirkung = Zielklarheit + Verantwortlichkeit + Daten + Entscheidung + Rueckkopplung</w:t>
+      </w:r>
+    </w:p>
+    <w:p>
+      <w:r>
+        <w:t>Die Formel ist ein Arbeitsmodell: Management wirkt, wenn Ziel, Verantwortung, Daten, Entscheidung und Rückkopplung zusammenkommen.</w:t>
+      </w:r>
+    </w:p>
+    <w:p>
+      <w:r>
+        <w:t>Die Formel soll gerade keine Scheingenauigkeit erzeugen. Sie zwingt dazu, die Faktoren offen zu legen, die eine Aussage tragen. In einem echten Bewertungsprozess müssten Datenquelle, Aktualität, Datenqualitätsklasse, Unsicherheitsgrad und Rückkopplungsregel ergänzt werden.</w:t>
+      </w:r>
+    </w:p>
+    <w:p>
+      <w:pPr>
+        <w:pStyle w:val="Heading3"/>
+      </w:pPr>
+      <w:r>
+        <w:t>7.5 Fallfenster</w:t>
+      </w:r>
+    </w:p>
+    <w:p>
+      <w:r>
+        <w:t>Fall 1. Ein Unternehmen kann Nebenwirkungen, Rebound, Zielkonflikte und Wirkungsgrenzen als Workshop-Thema behandeln und danach unverändert weiterarbeiten. Wirkungsmanagement beginnt erst, wenn Entscheidungen, Verantwortlichkeiten und Budgets tatsächlich angepasst werden.</w:t>
+      </w:r>
+    </w:p>
+    <w:p>
+      <w:r>
+        <w:t>Fall 2. Ein Team erkennt eine negative Nebenwirkung seines Produkts. Die WÖk-Frage lautet nicht, wer schuld ist, sondern welcher Wirkpfad korrigiert werden muss und welche Trägerstruktur Lernen ermöglicht.</w:t>
+      </w:r>
+    </w:p>
+    <w:p>
+      <w:pPr>
+        <w:pStyle w:val="Heading3"/>
+      </w:pPr>
+      <w:r>
+        <w:t>7.6 Prüfungsnahe Fallfragen ohne geschützte Antwortlogik</w:t>
+      </w:r>
+    </w:p>
+    <w:p>
+      <w:r>
+        <w:t>Diese Fragen sind öffentlich und dienen dem Lernen. Die geschützte Antwortlogik, Scoring-Regeln und CorrectAnswer-Felder bleiben in der Prüfungs-Lane der App.</w:t>
+      </w:r>
+    </w:p>
+    <w:p>
+      <w:r>
+        <w:t>1. Beschreibe den Auslöser im Fall und trenne ihn von Absicht, Image oder Reichweite.</w:t>
+      </w:r>
+    </w:p>
+    <w:p>
+      <w:r>
+        <w:t>2. Formuliere einen plausiblen Wirkpfad mit Wirkungsempfängern, Zustandsveränderung und Rückkopplung.</w:t>
+      </w:r>
+    </w:p>
+    <w:p>
+      <w:r>
+        <w:t>3. Benenne mindestens ein Wirkungspotenzial und ein Wirkungsrisiko.</w:t>
+      </w:r>
+    </w:p>
+    <w:p>
+      <w:r>
+        <w:t>4. Zeige, welche Quelle oder Datenart nötig wäre, um von Potenzial zu belastbarer Wirkungsaussage zu kommen.</w:t>
+      </w:r>
+    </w:p>
+    <w:p>
+      <w:r>
+        <w:t>5. Prüfe, ob Nichtkompensation oder Reverse Merit Order einschlägig sein könnten.</w:t>
+      </w:r>
+    </w:p>
+    <w:p>
+      <w:r>
+        <w:t>6. Formuliere eine saubere Wirkungsaussage in einem Satz: Was wissen wir, was nehmen wir an, was bleibt offen?</w:t>
+      </w:r>
+    </w:p>
+    <w:p>
+      <w:pPr>
+        <w:pStyle w:val="Heading3"/>
+      </w:pPr>
+      <w:r>
+        <w:t>7.7 Auswertung aus der lebenden Website-Referenz</w:t>
+      </w:r>
+    </w:p>
+    <w:p>
+      <w:pPr>
+        <w:pStyle w:val="Heading3"/>
+      </w:pPr>
+      <w:r>
+        <w:t>Quellenanker: Kapitel 23 - Wirkungsrisiko und Wirkungsresilienz</w:t>
+      </w:r>
+    </w:p>
+    <w:p>
+      <w:r>
+        <w:t>Interne Quelle: referenz/kapitel-023-wirkungsrisiko-und-wirkungsresilienz/index.html</w:t>
+      </w:r>
+    </w:p>
+    <w:p>
+      <w:pPr>
+        <w:pStyle w:val="Heading3"/>
+      </w:pPr>
+      <w:r>
+        <w:t>23.1 Warum Wirkung immer auch Risiko bedeutet</w:t>
+      </w:r>
+    </w:p>
+    <w:p>
+      <w:r>
+        <w:t>Kapitel 22 hat gezeigt: Wirkung darf nicht bei Sichtbarkeit stehen bleiben. Sie muss in Entscheidungsstrukturen zurückkehren. Wenn Wirkung Preise, Steuern, Kapitalzugang, Versicherbarkeit, Beschaffung, Management, Einkommen, öffentliche Haushalte, Recht, Bildung oder Medienlogik verändert, wird sie lenkend [I-23-1].</w:t>
+      </w:r>
+    </w:p>
+    <w:p>
+      <w:r>
+        <w:t>Dieses Kapitel schließt Teil III ab und ergänzt die Systemlogik um eine zweite Perspektive. Wirkung ist nicht nur Nutzenlogik. Wirkung ist auch Risikologik. Wer Wirkung als Zustandsveränderung versteht, muss auch die Möglichkeit negativer Zustandsveränderung betrachten: Gesundheit kann geschwächt werden, Vertrauen kann sinken, Böden können erschöpfen, Lieferketten können brüchig werden, Kapital kann falsche Pfade finanzieren, Öffentlichkeit kann manipulierbarer werden, Demokratie kann ihre Korrekturfähigkeit verlieren [I-23-2].</w:t>
+      </w:r>
+    </w:p>
+    <w:p>
+      <w:r>
+        <w:t>Wirkungsrisiko bezeichnet die Möglichkeit einer negativen Zustandsveränderung für Mensch, Planet oder Demokratie. Es ist mehr als finanzielles Risiko. Finanzielle Schäden sind häufig nur die späte Übersetzung negativer Wirkung. Eine Lieferkette kann kurzfristig billig sein und später durch Wasserstress, Arbeitsrechtsverletzungen, Reputationsschäden oder politische Instabilität teuer werden. Ein Geschäftsmodell kann Gewinne erzeugen und zugleich ökologische, soziale oder demokratische Risiken aufbauen. Eine Infrastruktur kann im Alltag funktionieren und bei Hitze, Cyberangriff, Energieengpass oder Personalmangel brüchig werden [I-23-3].</w:t>
+      </w:r>
+    </w:p>
+    <w:p>
+      <w:r>
+        <w:t>Die Wirkungsökonomie verschiebt deshalb den Risikobegriff. Risiko beginnt nicht erst, wenn ein Verlust in der Bilanz steht. Risiko beginnt, wenn ein Zustand verletzlicher wird.</w:t>
+      </w:r>
+    </w:p>
+    <w:p>
+      <w:pPr>
+        <w:pStyle w:val="Heading3"/>
+      </w:pPr>
+      <w:r>
+        <w:t>23.2 Wirkungspotenzial, Wirkungsrisiko und eingetretener Schaden</w:t>
+      </w:r>
+    </w:p>
+    <w:p>
+      <w:r>
+        <w:t>Wirkungspotenzial beschreibt den Möglichkeitsraum vor der eingetretenen Wirkung. Wirkungsrisiko beschreibt jenen Teil dieses Möglichkeitsraums, der negative Zustandsveränderungen wahrscheinlicher macht [I-23-4]. Ein Gesetzesentwurf kann Wirkungspotenzial erzeugen, bevor er beschlossen ist. Eine politische Aussage kann Wirkungspotenzial erzeugen, bevor sie Verhalten verändert. Ein Produktdesign kann Wirkungsrisiko erzeugen, bevor Nutzung, Reparatur oder Entsorgung Schäden auslösen. Eine ungesicherte digitale Infrastruktur kann Wirkungsrisiko erzeugen, bevor ein Angriff gelingt.</w:t>
+      </w:r>
+    </w:p>
+    <w:p>
+      <w:r>
+        <w:t>Eingetretener Schaden liegt erst vor, wenn sich ein Zustand tatsächlich negativ verändert hat. Die Wirkungsökonomie darf diese drei Ebenen nicht vermischen. Potenzial ist nicht Wirkung. Risiko ist nicht Schaden. Schaden ist nicht bloß Verdacht. Diese Trennung schützt Freiheit, Datenqualität und Fairness.</w:t>
+      </w:r>
+    </w:p>
+    <w:p>
+      <w:r>
+        <w:t>Gleichzeitig darf die Trennung nicht zur Verharmlosung führen. Eine marode Brücke ist nicht erst relevant, wenn sie bricht. Eine unsanierte Wohnung ist nicht erst relevant, wenn Menschen krank werden. Eine Lieferkette mit ungeprüften Arbeitsbedingungen ist nicht erst relevant, wenn ein Skandal öffentlich wird. Eine Plattformlogik, die Manipulation verstärkt, ist nicht erst relevant, wenn demokratische Institutionen beschädigt sind [I-23-5].</w:t>
+      </w:r>
+    </w:p>
+    <w:p>
+      <w:r>
+        <w:t>Wirkungsrisiko ist daher Frühwarnung. Es verlangt Prüfung, Beobachtung, Priorisierung und gegebenenfalls Lenkung. Es begründet nicht automatisch Schuld. Es begründet Verantwortlichkeit im Umgang mit möglichen Folgen.</w:t>
+      </w:r>
+    </w:p>
+    <w:p>
+      <w:pPr>
+        <w:pStyle w:val="Heading3"/>
+      </w:pPr>
+      <w:r>
+        <w:t>23.3 Risiko nach erster, zweiter und dritter Wirkungsordnung</w:t>
+      </w:r>
+    </w:p>
+    <w:p>
+      <w:r>
+        <w:t>Kapitel 18 hat Wirkungen erster, zweiter und dritter Ordnung unterschieden [Kap. 18]. Diese Unterscheidung gilt auch für Risiken.</w:t>
+      </w:r>
+    </w:p>
+    <w:p>
+      <w:r>
+        <w:t>Wirkungsrisiko erster Ordnung betrifft eine direkte negative Zustandsveränderung. Ein Produkt kann gesundheitsgefährdende Stoffe enthalten. Eine Straße kann Unfallrisiken erhöhen. Eine Wohnung kann Schimmelbelastung erzeugen. Ein fossiler Energieträger kann direkte Emissionen verursachen. Diese Risiken liegen nah an der Handlung, am Produkt oder am Zustand.</w:t>
+      </w:r>
+    </w:p>
+    <w:p>
+      <w:r>
+        <w:t>Wirkungsrisiko zweiter Ordnung betrifft indirekte Folgen. Eine schlechte Wohnung kann nicht nur krank machen, sondern Bildungswege, Arbeitsfähigkeit, Familienleben und soziale Stabilität beeinflussen. Ein billiges Fast-Fashion-Produkt kann nicht nur Ressourcen verbrauchen, sondern Arbeitsbedingungen, Abfallströme, Chemikalienbelastung, Preisdruck und Konsumroutinen verändern [I-23-6]. Eine politische Aussage kann nicht nur Aufmerksamkeit erzeugen, sondern Vertrauen, Gruppenzugehörigkeit, Angst oder Handlungsbereitschaft verschieben [I-23-7].</w:t>
+      </w:r>
+    </w:p>
+    <w:p>
+      <w:r>
+        <w:t>Wirkungsrisiko dritter Ordnung betrifft die Struktur, in der spätere Entscheidungen entstehen. Wenn schlechte Wirkung dauerhaft billiger bleibt, verändert das den Wettbewerb. Wenn Kapital externe Risiken ignoriert, finanziert es fragile Pfade. Wenn öffentliche Kommunikation Wahrheit durch Reichweite ersetzt, verändert sich die demokratische Entscheidungsstruktur. Wenn Versicherbarkeit sinkt, zeigt sich ein Systemrisiko, das nicht mehr nur einzelne Schäden betrifft [I-23-8].</w:t>
+      </w:r>
+    </w:p>
+    <w:p>
+      <w:r>
+        <w:t>Diese Ordnung schützt vor zu enger Risikolesart. Eine Gefahr ist nicht nur das, was direkt eintritt. Eine Gefahr kann auch in Folgeketten und Entscheidungsstrukturen liegen.</w:t>
+      </w:r>
+    </w:p>
+    <w:p>
+      <w:pPr>
+        <w:pStyle w:val="Heading3"/>
+      </w:pPr>
+      <w:r>
+        <w:t>23.4 Wirkungsdaten als Frühwarninformationen</w:t>
+      </w:r>
+    </w:p>
+    <w:p>
+      <w:r>
+        <w:t>Wirkungsdaten sind nicht nur Bewertungsdaten. Sie sind Frühwarninformationen. Sie zeigen nicht nur, was geschehen ist, sondern auch, wo Verwundbarkeit entsteht, wo negative Wirkung wahrscheinlicher wird und wo Prävention möglich ist [I-23-9].</w:t>
+      </w:r>
+    </w:p>
+    <w:p>
+      <w:r>
+        <w:t>Klimadaten zeigen nicht nur Emissionen, sondern künftige Kosten, Versicherungsrisiken, Standortfragen, Lieferkettenrisiken und politische Belastungen. Arbeitsdaten zeigen nicht nur soziale Standards, sondern Fluktuation, Konflikt, Ausbeutung, Reputationsrisiken und Resilienz der Wertschöpfung. Gesundheitsdaten zeigen nicht nur Krankheit, sondern Überlastung, Präventionslücken, Wohnrisiken, Arbeitsrisiken und Pflegeengpässe. Demokratiedaten zeigen nicht nur Institutionenvertrauen, sondern Manipulationsanfälligkeit, Polarisierung, Medienqualität und Korrekturfähigkeit [I-23-10].</w:t>
+      </w:r>
+    </w:p>
+    <w:p>
+      <w:r>
+        <w:t>Die Wirkungsökonomie liest Daten daher nicht als Berichtspflicht, sondern als Risikointelligenz. CSRD, ESRS, GRI, NACE, WÖk-IDs, Scorecards, digitale Produktpässe, T-SROI, Wirkungsberichte und Datenqualitätsklassen können nur dann Sinn entfalten, wenn sie nicht in Dokumenten enden, sondern in Entscheidungen zurückwirken [I-23-11][E-23-1].</w:t>
+      </w:r>
+    </w:p>
+    <w:p>
+      <w:r>
+        <w:t>Ein Bericht zeigt einen Zustand. Rückkopplung verändert den Umgang mit diesem Zustand.</w:t>
+      </w:r>
+    </w:p>
+    <w:p>
+      <w:pPr>
+        <w:pStyle w:val="Heading3"/>
+      </w:pPr>
+      <w:r>
+        <w:t>23.5 Finanzierbarkeit, Versicherbarkeit und Kapitalzugang</w:t>
+      </w:r>
+    </w:p>
+    <w:p>
+      <w:r>
+        <w:t>Risiko wird im Finanzsystem sichtbar, sobald es Finanzierungskosten, Kapitalzugang, Versicherbarkeit, Bewertung oder Geschäftsmodellstabilität verändert. Genau dort wird Wirkung ökonomisch relevant [I-23-8].</w:t>
+      </w:r>
+    </w:p>
+    <w:p>
+      <w:r>
+        <w:t>Ein Unternehmen mit hohen Emissionen hat nicht nur ein Klimathema. Es hat mögliche Kosten aus Regulierung, CO2-Preisen, Technologieumstellung, Reputationsdruck, Lieferkettenanforderungen, Kapitalbewertung und Marktverlusten. Eine Immobilie in einer Risikoregion hat nicht nur ein Standortthema. Sie hat ein Versicherungs-, Finanzierungs- und Wertthema. Eine Lieferkette mit schlechten Arbeits- und Umweltbedingungen hat nicht nur ein Compliance-Thema. Sie hat ein Produktions-, Haftungs-, Beschaffungs- und Kapitalthema [I-23-12].</w:t>
+      </w:r>
+    </w:p>
+    <w:p>
+      <w:r>
+        <w:t>Versicherbarkeit wird damit zum Resilienzindikator. Was nicht mehr oder nur noch sehr teuer versicherbar ist, zeigt eine reale Verwundbarkeit des Systems. Versicherungen sind in der Wirkungsökonomie nicht nur Schadensausgleicher. Sie sind Wirkungslenker, weil sie Risiken bepreisen und damit Investitionen, Standortentscheidungen und Prävention beeinflussen [I-23-8].</w:t>
+      </w:r>
+    </w:p>
+    <w:p>
+      <w:r>
+        <w:t>Wirkungsrisiko wird im Finanzsystem nicht erst durch ein Verbot wirksam. Es kann schon vorher in Risikomodellen, Restwertannahmen, Prämien, Sicherheiten, Kapitalanforderungen, Ratings, Kreditlaufzeiten, Refinanzierung und Investorenerwartungen erscheinen. Eine Technologie kann rechtlich erlaubt bleiben und dennoch teurer, kürzer oder schwerer finanzierbar werden, wenn ihre Zukunftsrechnung schwächer wird. Technologieoffenheit ist deshalb kein Finanzierungsanspruch [I-23-25].</w:t>
+      </w:r>
+    </w:p>
+    <w:p>
+      <w:r>
+        <w:t>Kapitalzugang wird ebenfalls zum Wirkungsindikator. Kapital, das positive Wirkung finanziert, kann Resilienz erhöhen. Kapital, das Schäden externalisiert, kann Systemrisiken vergrößern. Der T-SROI übersetzt diesen Unterschied in eine Bewertungslogik, die finanzielle Rendite, Netto-Wirkung, negative Wirkung, Zeitwirkung, Resilienz und Transformationsbeitrag verbindet [I-23-13].</w:t>
+      </w:r>
+    </w:p>
+    <w:p>
+      <w:pPr>
+        <w:pStyle w:val="Heading3"/>
+      </w:pPr>
+      <w:r>
+        <w:t>23.6 Infrastruktur, Lieferketten und Staat</w:t>
+      </w:r>
+    </w:p>
+    <w:p>
+      <w:r>
+        <w:t>Wirkungsrisiken entstehen nicht nur in Unternehmen. Sie entstehen in Infrastrukturen, Lieferketten, Verwaltungen, öffentlichen Haushalten und staatlicher Planung. Ein Staat kann haushaltspolitisch geordnet erscheinen und dennoch durch unterlassene Prävention künftige Krisenkosten erhöhen [I-23-14].</w:t>
+      </w:r>
+    </w:p>
+    <w:p>
+      <w:r>
+        <w:t>Eine Straße, eine Brücke, ein Stromnetz, ein Krankenhaus, ein Schulgebäude, ein Datenraum oder ein Verwaltungsverfahren kann im Alltag funktionieren und trotzdem verwundbar sein. Hitze, Personalmangel, Cyberangriffe, Energiepreise, Lieferausfälle, Starkregen, Pandemien oder politische Instabilität können zeigen, dass ein System zu knapp, zu zentral, zu abhängig oder zu wenig lernfähig gebaut wurde [I-23-15].</w:t>
+      </w:r>
+    </w:p>
+    <w:p>
+      <w:r>
+        <w:t>Lieferketten zeigen dieselbe Logik. Ein billiger Zulieferer ist kein Vorteil, wenn er Wasserstress, giftige Prozesse, unsichere Arbeit, instabile Herkunft oder fehlende Datenqualität in die Kette bringt. Die Lieferkettenlogik der Wirkungsökonomie macht kleine und große Vorleistungen sichtbar, ohne kleine Betriebe durch Bürokratie auszuschließen. Archetypen, Default-Werte, Nachweismöglichkeiten und Vorsteuerlogik sollen Sichtbarkeit, Verbesserung und wirtschaftlichen Anreiz verbinden [I-23-6].</w:t>
+      </w:r>
+    </w:p>
+    <w:p>
+      <w:r>
+        <w:t>Für den Staat folgt daraus: Wirkungsrisiko gehört in Haushalte, Beschaffung, Infrastrukturplanung, Gesetzesfolgenabschätzung und Krisenvorsorge. Prävention ist keine freiwillige Zusatzleistung. Sie ist Wirkleistung, wenn sie Schäden verhindert, Kosten senkt und Handlungsspielräume erhält [I-23-14].</w:t>
+      </w:r>
+    </w:p>
+    <w:p>
+      <w:pPr>
+        <w:pStyle w:val="Heading3"/>
+      </w:pPr>
+      <w:r>
+        <w:t>23.7 Demokratie, Medien und öffentliche Resonanzräume</w:t>
+      </w:r>
+    </w:p>
+    <w:p>
+      <w:r>
+        <w:t>Wirkungsrisiken betreffen auch Demokratie und Öffentlichkeit. Eine Demokratie kann nicht nur durch formale Angriffe beschädigt werden. Sie kann ihre Orientierungsfähigkeit verlieren, wenn Wahrheit, Vertrauen, Medienqualität, Rechtsstaatlichkeit und öffentliche Resonanzräume geschwächt werden [I-23-7].</w:t>
+      </w:r>
+    </w:p>
+    <w:p>
+      <w:r>
+        <w:t>Sprache erzeugt zuerst Wirkungspotenzial. Wiederholung, Tonalität, Frames, Bilder, Plattformlogiken und algorithmische Verstärkung können aus Potenzial Risiko machen. Eine einzelne Aussage ist nicht automatisch Schaden. Eine Kommunikationsstruktur kann jedoch demokratisches Wirkungsrisiko erzeugen, wenn sie Institutionen systematisch delegitimiert, Gruppen entmenschlicht, Quellenklarheit zerstört oder Manipulation belohnt [I-23-7].</w:t>
+      </w:r>
+    </w:p>
+    <w:p>
+      <w:r>
+        <w:t>Hybride Einflussnahme greift nicht nur Informationen an. Sie greift Rückkopplung an. Wenn Menschen nicht mehr wissen, welchen Daten sie vertrauen können, welche Institutionen legitim handeln, welche Quellen prüfbar sind oder welche Konflikte real sind, sinkt demokratische Lernfähigkeit [I-23-16].</w:t>
+      </w:r>
+    </w:p>
+    <w:p>
+      <w:r>
+        <w:t>Demokratische Resilienz bedeutet daher nicht nur Schutz von Wahlen. Sie umfasst Medienqualität, Plattformverantwortung, Bildung, digitale Mündigkeit, Statistik, Wissenschaft, Gerichte, Transparenz, Quellenklarheit und Vertrauen. Öffentlichkeit ist ein Wirkungsraum. Sie braucht Schutz vor Manipulation, ohne Meinung zu normieren [I-23-7][I-23-17].</w:t>
+      </w:r>
+    </w:p>
+    <w:p>
+      <w:pPr>
+        <w:pStyle w:val="Heading3"/>
+      </w:pPr>
+      <w:r>
+        <w:t>Quellenanker: Kapitel 33 - Reverse Merit Order</w:t>
+      </w:r>
+    </w:p>
+    <w:p>
+      <w:r>
+        <w:t>Interne Quelle: referenz/kapitel-033-reverse-merit-order/index.html</w:t>
+      </w:r>
+    </w:p>
+    <w:p>
+      <w:r>
+        <w:t>Kapitel 32 hat Scorecards als Instrument beschrieben, mit dem Wirkungen geordnet, vergleichbar und steuerungsfähig werden. Eine Scorecard allein reicht jedoch nicht. Denn sobald mehrere Wirkungsfelder nebeneinander bewertet werden, entsteht eine gefährliche Versuchung: Man könnte gute Werte in einem Feld gegen schlechte Werte in einem anderen Feld aufrechnen.</w:t>
+      </w:r>
+    </w:p>
+    <w:p>
+      <w:r>
+        <w:t>Genau hier setzt die Reverse Merit Order an.</w:t>
+      </w:r>
+    </w:p>
+    <w:p>
+      <w:r>
+        <w:t>Sie ist die methodische Schutzregel der Wirkungsökonomie gegen Schönrechnung, Ablasslogik und Greenwashing. Sie verhindert, dass schwere negative Wirkung durch positive Teilwirkungen überdeckt wird. Ein Produkt, ein Unternehmen, eine Tätigkeit, ein Gebäude oder eine Lieferkette darf nicht als gut gelten, nur weil einige Felder positiv wirken, während ein kritisches Feld Mensch, Planet oder Demokratie verletzt.</w:t>
+      </w:r>
+    </w:p>
+    <w:p>
+      <w:r>
+        <w:t>Ein T-Shirt mit guter CO2-Bilanz, aber Kinderarbeit, bleibt schädlich. Ein energieeffizientes Gebäude, das Verdrängung erzeugt, bleibt sozial problematisch. Ein Unternehmen mit Recyclingprogrammen, aber ausbeuterischen Lieferketten, bleibt wirkungsschwach. Eine digitale Plattform mit erneuerbarem Strom, aber demokratiegefährdender Verstärkungslogik, bleibt nicht neutral. Ein Finanzprodukt mit hoher Rendite und grüner Verpackung, aber destruktiver Realwirkung, bleibt systemisch riskant.</w:t>
+      </w:r>
+    </w:p>
+    <w:p>
+      <w:r>
+        <w:t>Die Reverse Merit Order lautet:</w:t>
+      </w:r>
+    </w:p>
+    <w:p>
+      <w:r>
+        <w:t>Das schwächste kritische Wirkungsfeld bestimmt die Gesamtbewertung.</w:t>
+      </w:r>
+    </w:p>
+    <w:p>
+      <w:r>
+        <w:t>Damit ersetzt sie die Durchschnittslogik durch eine Integritätslogik. Wirkung wird nicht addiert, sondern auf ihre tragenden Grenzen geprüft.</w:t>
+      </w:r>
+    </w:p>
+    <w:p>
+      <w:pPr>
+        <w:pStyle w:val="Heading3"/>
+      </w:pPr>
+      <w:r>
+        <w:t>33.1 Warum Durchschnittswerte nicht reichen</w:t>
+      </w:r>
+    </w:p>
+    <w:p>
+      <w:r>
+        <w:t>Durchschnittswerte sind bequem. Sie machen Komplexität handhabbar. Viele Indikatoren werden erhoben, gewichtet, addiert und zu einem Gesamtwert verdichtet. Ein Produkt, ein Unternehmen oder ein Projekt erhält dann einen Score. Gute Werte heben schlechte Werte an. Schlechte Werte drücken gute Werte etwas herunter. Am Ende entsteht ein arithmetisches Gesamtbild.</w:t>
+      </w:r>
+    </w:p>
+    <w:p>
+      <w:r>
+        <w:t>Für viele Zwecke ist das nützlich. Aber für Wirkung ist es gefährlich.</w:t>
+      </w:r>
+    </w:p>
+    <w:p>
+      <w:r>
+        <w:t>Denn komplexe Systeme funktionieren nicht wie einfache Punktetabellen. Ein schwerer Schaden in einem kritischen Feld kann nicht dadurch verschwinden, dass ein anderes Feld gute Werte zeigt. Ein Haus ist nicht tragfähig, weil drei Wände stabil sind, wenn die tragende Wand bricht. Ein Körper ist nicht gesund, weil viele Organe funktionieren, wenn ein lebenswichtiges System versagt. Eine Demokratie ist nicht stabil, weil einige Institutionen arbeiten, wenn öffentliche Wahrheit, Rechtsstaatlichkeit oder Gewaltfreiheit erodieren.</w:t>
+      </w:r>
+    </w:p>
+    <w:p>
+      <w:r>
+        <w:t>Durchschnittslogik verdeckt Engpässe. Sie macht aus multidimensionaler Wirkung eine Rechenfläche. Genau dadurch entstehen jene Schönrechnungen, die viele Nachhaltigkeits- und ESG-Systeme schwächen. Ein Unternehmen kann hohe Punktzahlen bei Energieeffizienz, Diversität oder Berichterstattung erreichen und zugleich schwere Schäden in Lieferketten, Wasserstress, Arbeitsrechten oder demokratischer Integrität tragen. Wenn am Ende nur der Durchschnitt zählt, erscheint die Gesamtbewertung besser, als der reale Wirkungszustand ist.</w:t>
+      </w:r>
+    </w:p>
+    <w:p>
+      <w:r>
+        <w:t>Die Wirkungsökonomie darf diesen Fehler nicht wiederholen.</w:t>
+      </w:r>
+    </w:p>
+    <w:p>
+      <w:r>
+        <w:t>Sie muss unterscheiden zwischen normaler Gewichtung und kritischer Nicht-Kompensation. Manche Wirkungen können gewichtet werden. Nicht jede Schwäche zerstört das Ganze. Ein Produkt kann in einem Feld durchschnittlich sein und in einem anderen besser. Ein Unternehmen kann Transformationspfade haben, die noch nicht perfekt, aber glaubwürdig sind. Ein Gebäude kann energetisch stark und in der Kreislauffähigkeit noch entwicklungsbedürftig sein. Solche Fälle brauchen differenzierte Bewertung.</w:t>
+      </w:r>
+    </w:p>
+    <w:p>
+      <w:r>
+        <w:t>Aber es gibt Wirkungen, die nicht verrechnet werden dürfen. Kinderarbeit wird nicht durch erneuerbare Energie neutralisiert. Zwangsarbeit wird nicht durch Recycling kompensiert. Korruption wird nicht durch soziale Spenden aufgehoben. Demokratiegefährdende Desinformation wird nicht durch klimaneutrale Server entschuldigt. Verdrängung wird nicht dadurch unschädlich, dass ein Gebäude Passivhausstandard erreicht. Massiver Wasserstress wird nicht durch eine gute Verpackungsbilanz geheilt.</w:t>
+      </w:r>
+    </w:p>
+    <w:p>
+      <w:r>
+        <w:t>Der Grund ist einfach: Wirkung ist kein Kontostand.</w:t>
+      </w:r>
+    </w:p>
+    <w:p>
+      <w:r>
+        <w:t>In einem Konto können Plus- und Minusbeträge verrechnet werden. In einem lebendigen System gilt das nicht. Ein zerstörter Boden wird nicht dadurch wieder fruchtbar, dass an anderer Stelle ein Baum gepflanzt wird. Ein ausgebeuteter Mensch wird nicht dadurch geschützt, dass ein Produkt CO2 spart. Eine beschädigte Demokratie wird nicht dadurch stabil, dass ein Unternehmen Diversity-Ziele erfüllt. Ein schwerer Schaden bleibt ein Schaden.</w:t>
+      </w:r>
+    </w:p>
+    <w:p>
+      <w:r>
+        <w:t>Die Reverse Merit Order schützt genau diese Realität. Sie sagt: Die Gesamtbewertung darf nie besser sein als das schwächste nicht-kompensierbare Wirkungsfeld. Das ist keine moralische Härte. Es ist Systemlogik. Komplexe Systeme kippen nicht am Durchschnitt. Sie kippen an Engpässen, Schwellen, roten Linien und Schwachstellen.</w:t>
+      </w:r>
+    </w:p>
+    <w:p>
+      <w:r>
+        <w:t>Durchschnittswerte können informieren.</w:t>
+      </w:r>
+    </w:p>
+    <w:p>
+      <w:r>
+        <w:t>Reverse Merit Order entscheidet über Integrität.</w:t>
+      </w:r>
+    </w:p>
+    <w:p>
+      <w:pPr>
+        <w:pStyle w:val="Heading3"/>
+      </w:pPr>
+      <w:r>
+        <w:t>33.2 Das schwächste Wirkungsfeld entscheidet</w:t>
+      </w:r>
+    </w:p>
+    <w:p>
+      <w:r>
+        <w:t>Die Grundregel der Reverse Merit Order lautet:</w:t>
+      </w:r>
+    </w:p>
+    <w:p>
+      <w:r>
+        <w:t>Der FinalScore kann nicht besser sein als das schwächste kritische Wirkungsfeld.</w:t>
+      </w:r>
+    </w:p>
+    <w:p>
+      <w:r>
+        <w:t>Formal lässt sich diese Regel als Minimum-Operator beschreiben.</w:t>
+      </w:r>
+    </w:p>
+    <w:p>
+      <w:r>
+        <w:t>Formelkasten 33-1: FinalScore ohne rote Linie</w:t>
+      </w:r>
+    </w:p>
+    <w:p>
+      <w:r>
+        <w:t>FinalScore = min(S_1, S_2,..., S_n)</w:t>
+      </w:r>
+    </w:p>
+    <w:p>
+      <w:r>
+        <w:t>S_i bezeichnet den Score eines relevanten Wirkungsfeldes. Die Skala reicht von -3 bis +3. Der niedrigste relevante Score setzt die Grenze der Gesamtbewertung.</w:t>
+      </w:r>
+    </w:p>
+    <w:p>
+      <w:r>
+        <w:t>Die einzelnen Teilwerte stehen für relevante Wirkungsfelder. Je nach Anwendung können diese Felder unterschiedlich geschnitten sein. Bei Produkten können sie etwa Klima, Ressourcen und Kreislauf, Arbeit und Fairness, Gesundheit und Sicherheit umfassen. Bei Tätigkeiten können Mensch, Planet, Ressourcen und Demokratie differenziert werden. Bei Gebäuden können Klima und Energie, Ressourcen und Kreislauf, soziale Fairness, Gesundheit und Sicherheit relevant sein. Bei digitalen Systemen können zusätzlich Manipulationsschutz, Datenrechte, Diskurswirkung und Cyberresilienz einfließen.</w:t>
+      </w:r>
+    </w:p>
+    <w:p>
+      <w:r>
+        <w:t>Entscheidend ist nicht, dass immer dieselben vier Felder mechanisch verwendet werden. Entscheidend ist, dass die relevanten kritischen Wirkungsdimensionen nicht durch andere Felder überdeckt werden.</w:t>
+      </w:r>
+    </w:p>
+    <w:p>
+      <w:r>
+        <w:t>Ein einfaches Beispiel: Ein Produkt erhält die Teilwerte Klima +2, Ressourcen +1, Arbeit und Fairness -1, Gesundheit +2. Ein Durchschnitt könnte daraus einen positiven oder neutralen Gesamtwert erzeugen. Die Reverse Merit Order verhindert das. Der schwächste Wert liegt bei -1. Der FinalScore wird daher durch -1 begrenzt. Das Produkt kann nicht als positiv gelten, solange Arbeit und Fairness negativ wirken.</w:t>
+      </w:r>
+    </w:p>
+    <w:p>
+      <w:r>
+        <w:t>Das Apfelbeispiel zeigt die Logik konkret. Beim importierten Apfel lag der schlechteste Wert im Klimafeld bei -2. Gemäß Reverse Merit Order fiel das Produkt in eine schädliche Steuerklasse. Die Bewertungslogik des Apfelpapiers beschreibt ausdrücklich, dass das schwächste Wirkungsfeld die Steuerklasse bestimmt und schlechte Werte nicht durch gute Werte in anderen Feldern kompensiert werden dürfen.</w:t>
+      </w:r>
+    </w:p>
+    <w:p>
+      <w:r>
+        <w:t>Diese Regel hat drei Funktionen.</w:t>
+      </w:r>
+    </w:p>
+    <w:p>
+      <w:r>
+        <w:t>Erstens schützt sie Integrität. Ein Produkt, Unternehmen oder Projekt darf nicht durch punktuelle Stärken ein schweres Defizit verdecken. Dadurch wird Greenwashing erheblich erschwert.</w:t>
+      </w:r>
+    </w:p>
+    <w:p>
+      <w:r>
+        <w:t>Zweitens erzeugt sie klare Transformationsanreize. Wer besser bewertet werden will, muss das schwächste Feld verbessern. Es reicht nicht, die ohnehin guten Felder weiter zu optimieren. Ein Unternehmen mit schlechter Lieferkettenfairness kann seine Gesamtbewertung nicht durch zusätzliche CO2-Kompensation retten. Es muss die Lieferkette verändern.</w:t>
+      </w:r>
+    </w:p>
+    <w:p>
+      <w:r>
+        <w:t>Drittens macht sie Wirkung realistischer. Systeme werden nicht durch ihre besten Felder begrenzt, sondern durch ihre Engpässe. Eine Lieferkette ist nur so wirkungsstark wie ihr schwächstes nicht-kompensierbares Glied. Ein Gebäude ist nur so wirkungsfähig wie sein schädlichster kritischer Aspekt. Eine Tätigkeit ist nur so tragfähig wie das Feld, in dem sie Mensch, Planet oder Demokratie am stärksten verletzt.</w:t>
+      </w:r>
+    </w:p>
+    <w:p>
+      <w:r>
+        <w:t>Die Reverse Merit Order ist deshalb keine Straflogik. Sie ist eine Transformationslogik. Sie sagt nicht: Wer ein schwaches Feld hat, ist endgültig schlecht. Sie sagt: Wer besser werden will, muss dort beginnen, wo der Schaden entsteht.</w:t>
+      </w:r>
+    </w:p>
+    <w:p>
+      <w:r>
+        <w:t>Damit verhindert sie eine typische Fehlsteuerung heutiger Nachhaltigkeitsmodelle. In vielen Systemen lohnt es sich, dort Punkte zu sammeln, wo es leicht ist: Berichte schreiben, Kampagnen starten, kompensieren, einzelne Effizienzwerte verbessern, sichtbare Projekte fördern. Die kritischen Felder bleiben unangetastet, weil sie schwieriger, teurer oder machtpolitisch unangenehmer sind.</w:t>
+      </w:r>
+    </w:p>
+    <w:p>
+      <w:pPr>
+        <w:pStyle w:val="Heading3"/>
+      </w:pPr>
+      <w:r>
+        <w:t>Quellenanker: WÖk-Prägungsbegriff / Schutzbegriff</w:t>
+      </w:r>
+    </w:p>
+    <w:p>
+      <w:r>
+        <w:t>Interne Quelle: begriffe/wirkungsgrenze/index.html</w:t>
+      </w:r>
+    </w:p>
+    <w:p>
+      <w:r>
+        <w:t>Eine Wirkungsgrenze ist eine rote Linie, ab der negative Wirkung nicht mehr durch positive Wirkungen an anderer Stelle ausgeglichen werden darf.</w:t>
+      </w:r>
+    </w:p>
+    <w:p>
+      <w:r>
+        <w:t>Auf einen Blick</w:t>
+      </w:r>
+    </w:p>
+    <w:p>
+      <w:r>
+        <w:t>Eine Wirkungsgrenze ist eine rote Linie, ab der negative Wirkung nicht mehr durch positive Wirkungen an anderer Stelle ausgeglichen werden darf.</w:t>
+      </w:r>
+    </w:p>
+    <w:p>
+      <w:r>
+        <w:t>Der Begriff gehört zum Bereich Bewertung, Grenzen &amp; Missbrauchsschutz und dient der präzisen Wirkungsprüfung.</w:t>
+      </w:r>
+    </w:p>
+    <w:p>
+      <w:r>
+        <w:t>Wirkungsökonomisch fragt „Wirkungsgrenze“ nach Zustandsveränderung, Bilanzgrenze, Datenqualität und Rückkopplung.</w:t>
+      </w:r>
+    </w:p>
+    <w:p>
+      <w:r>
+        <w:t>Er darf nicht als isoliertes Etikett genutzt werden, sondern braucht Bezug zu Mensch, Planet und Demokratie. Er ist besonders anschlussfähig an Nichtkompensationsprinzip, Reverse Merit Order, Netto-Wirkung.</w:t>
+      </w:r>
+    </w:p>
+    <w:p>
+      <w:r>
+        <w:t>Definition</w:t>
+      </w:r>
+    </w:p>
+    <w:p>
+      <w:r>
+        <w:t>Was bedeutet der Begriff?</w:t>
+      </w:r>
+    </w:p>
+    <w:p>
+      <w:r>
+        <w:t>Eine Wirkungsgrenze operationalisiert das Nichtkompensationsprinzip. Sie markiert Schäden oder Risiken, die so schwerwiegend sind, dass sie die Gesamtbewertung eines Produkts, Unternehmens, Projekts, Kapitalflusses, Gesetzes oder Narrativs begrenzen und nicht durch positive Teilwirkungen kompensiert werden dürfen.</w:t>
+      </w:r>
+    </w:p>
+    <w:p>
+      <w:r>
+        <w:t>Wirkungsökonomie</w:t>
+      </w:r>
+    </w:p>
+    <w:p>
+      <w:r>
+        <w:t>Einordnung in der Wirkungsökonomie</w:t>
+      </w:r>
+    </w:p>
+    <w:p>
+      <w:r>
+        <w:t>Wirkungsgrenzen schützen Netto-Wirkung vor Schönrechnung. Sie verbinden Reverse Merit Order, Nichtkompensation, Scorecards, Audit und Rechtsschutz.</w:t>
+      </w:r>
+    </w:p>
+    <w:p>
+      <w:r>
+        <w:t>Verwendung</w:t>
+      </w:r>
+    </w:p>
+    <w:p>
+      <w:r>
+        <w:t>Verwendung</w:t>
+      </w:r>
+    </w:p>
+    <w:p>
+      <w:r>
+        <w:t>Nicht als beliebige Moralgrenze verwenden. Wirkungsgrenzen sind öffentlich begründete Schutzgrenzen für Mensch, Planet und Demokratie.</w:t>
+      </w:r>
+    </w:p>
+    <w:p>
+      <w:r>
+        <w:t>Abgrenzung</w:t>
+      </w:r>
+    </w:p>
+    <w:p>
+      <w:r>
+        <w:t>Abgrenzung</w:t>
+      </w:r>
+    </w:p>
+    <w:p>
+      <w:r>
+        <w:t>Schwellenwert</w:t>
+      </w:r>
+    </w:p>
+    <w:p>
+      <w:r>
+        <w:t>Benchmark</w:t>
+      </w:r>
+    </w:p>
+    <w:p>
+      <w:r>
+        <w:t>Reverse Merit Order: Bewertungsprinzip; Wirkungsgrenze ist die rote Linie innerhalb oder neben diesem Prinzip.</w:t>
+      </w:r>
+    </w:p>
+    <w:p>
+      <w:r>
+        <w:t>Nichtkompensationsprinzip: Grundsatz; Wirkungsgrenze konkretisiert, wo Nichtkompensation zwingend gilt.</w:t>
+      </w:r>
+    </w:p>
+    <w:p>
+      <w:r>
+        <w:t>Schwellenwert: kann technisch sein; Wirkungsgrenze hat zusätzlich Schutzfunktion.</w:t>
+      </w:r>
+    </w:p>
+    <w:p>
+      <w:r>
+        <w:t>Verbot: kann Folge sein, muss es aber nicht.</w:t>
+      </w:r>
+    </w:p>
+    <w:p>
+      <w:r>
+        <w:t>Moralgrenze: Wirkungsgrenzen sind öffentlich begründete Schutzgrenzen, keine private Moral.</w:t>
+      </w:r>
+    </w:p>
+    <w:p>
+      <w:r>
+        <w:t>Ausschlussliste: kann Grenzen abbilden, ersetzt aber nicht die Bewertungslogik.</w:t>
+      </w:r>
+    </w:p>
+    <w:p>
+      <w:r>
+        <w:t>Vertiefung</w:t>
+      </w:r>
+    </w:p>
+    <w:p>
+      <w:r>
+        <w:t>Vertiefte Begriffsstruktur</w:t>
+      </w:r>
+    </w:p>
+    <w:p>
+      <w:r>
+        <w:t>Kurzdefinition / Hover</w:t>
+      </w:r>
+    </w:p>
+    <w:p>
+      <w:r>
+        <w:t>Eine Wirkungsgrenze ist eine rote Linie, ab der negative Wirkung nicht mehr durch positive Wirkungen an anderer Stelle ausgeglichen werden darf.</w:t>
+      </w:r>
+    </w:p>
+    <w:p>
+      <w:r>
+        <w:t>Auf einen Blick</w:t>
       </w:r>
     </w:p>
     <w:p>
@@ -1596,7 +2646,248 @@
         <w:pStyle w:val="ListBullet"/>
       </w:pPr>
       <w:r>
-        <w:t>Begriffstrennung: Wirkung, Wirkungspotenzial, Wirkungsrisiko.</w:t>
+        <w:t>schützen vor Schönrechnung - markieren nicht beliebig kompensierbare Wirkungsfelder - betreffen etwa Kinderarbeit, Zwangsarbeit, schwere Gesundheitsrisiken, irreversible ökologische Schäden oder demokratische Destabilisierung - eng verbunden mit Reverse Merit Order und Nichtkompensationsprinzip - verhindern, dass positive Teilwirkungen schwere Schäden verdecken - keine beliebigen Moralgrenzen - müssen transparent, begründet, überprüfbar und demokratisch legitimiert sein</w:t>
+      </w:r>
+    </w:p>
+    <w:p>
+      <w:r>
+        <w:t>Hauptdefinition</w:t>
+      </w:r>
+    </w:p>
+    <w:p>
+      <w:r>
+        <w:t>Eine Wirkungsgrenze bezeichnet eine rote Linie, ab der negative Wirkung nicht mehr durch positive Wirkungen an anderer Stelle ausgeglichen werden darf. Sie legt fest, dass bestimmte Schäden oder Risiken die Gesamtbewertung begrenzen. Typische Grenzen betreffen Menschenwürde, Kinderarbeit, Zwangsarbeit, schwere Arbeitsrechtsverletzungen, Gesundheitsrisiken, toxische Stoffe, irreversible ökologische Schäden, Biodiversitätszerstörung, Klimaschäden, Rechtsstaatsabbau, Korruption, Desinformation, demokratische Destabilisierung, systematische Diskriminierung sowie massive Datenschutz- oder Manipulationsrisiken.</w:t>
+      </w:r>
+    </w:p>
+    <w:p>
+      <w:r>
+        <w:t>Wirkungsökonomische Relevanz</w:t>
+      </w:r>
+    </w:p>
+    <w:p>
+      <w:r>
+        <w:t>Netto-Wirkung darf nicht als einfache Addition verstanden werden. Ohne Wirkungsgrenzen könnten Akteure schwere Schäden mit positiven Nebenwirkungen verrechnen. Wirkungsgrenzen schaffen Schutz vor Kompensationslogik, Wirkungssimulation, Durchschnittsrating und moralischem Ablasshandel und geben Scorecards, Lieferketten, Responsible Marketing, Reverse Merit Order, Audit und Rechtsschutz eine belastbare Grundlage.</w:t>
+      </w:r>
+    </w:p>
+    <w:p>
+      <w:r>
+        <w:t>Wirkungsökonomische Sicht &amp; Einordnung</w:t>
+      </w:r>
+    </w:p>
+    <w:p>
+      <w:r>
+        <w:t>Wirkungsgrenzen sind keine willkürlichen Verbote und keine private Moral. Sie müssen am Referenzrahmen Mensch, Planet und Demokratie sowie an SDGs, Agenda 2030 und SDG+ als WÖk-Erweiterung begründet werden. Sie brauchen klare Definitionen, Schwellenwerte, Datenqualität, Kontext, Übergangslogik, Rechtsschutz, Widerspruchsmöglichkeiten, Korrekturpfade und öffentlich nachvollziehbare Begründung.</w:t>
+      </w:r>
+    </w:p>
+    <w:p>
+      <w:pPr>
+        <w:pStyle w:val="Heading3"/>
+      </w:pPr>
+      <w:r>
+        <w:t>Quellenanker: Anschlussbegriff / WÖk-Präzisierungsbegriff</w:t>
+      </w:r>
+    </w:p>
+    <w:p>
+      <w:r>
+        <w:t>Interne Quelle: begriffe/rebound-effekt/index.html</w:t>
+      </w:r>
+    </w:p>
+    <w:p>
+      <w:r>
+        <w:t>Der Rebound-Effekt beschreibt, dass Effizienzgewinne durch verändertes Verhalten, Mehrnutzung oder neue Nachfrage teilweise oder ganz wieder aufgehoben werden.</w:t>
+      </w:r>
+    </w:p>
+    <w:p>
+      <w:r>
+        <w:t>Auf einen Blick</w:t>
+      </w:r>
+    </w:p>
+    <w:p>
+      <w:r>
+        <w:t>Der Rebound-Effekt beschreibt, dass Effizienzgewinne durch verändertes Verhalten, Mehrnutzung oder neue Nachfrage teilweise oder ganz wieder aufgehoben werden.</w:t>
+      </w:r>
+    </w:p>
+    <w:p>
+      <w:r>
+        <w:t>Der Begriff gehört zum Bereich Systemeffekte, Nachhaltigkeit, Wirkungsmessung &amp; Transformation und dient der präzisen Wirkungsprüfung.</w:t>
+      </w:r>
+    </w:p>
+    <w:p>
+      <w:r>
+        <w:t>Wirkungsökonomisch fragt „Rebound-Effekt“ nach Zustandsveränderung, Bilanzgrenze, Datenqualität und Rückkopplung.</w:t>
+      </w:r>
+    </w:p>
+    <w:p>
+      <w:r>
+        <w:t>Er darf nicht als isoliertes Etikett genutzt werden, sondern braucht Bezug zu Mensch, Planet und Demokratie. Er ist besonders anschlussfähig an Wirkung, Wirkungspotenzial, Wirkungsrisiko.</w:t>
+      </w:r>
+    </w:p>
+    <w:p>
+      <w:r>
+        <w:t>Definition</w:t>
+      </w:r>
+    </w:p>
+    <w:p>
+      <w:r>
+        <w:t>Was bedeutet der Begriff?</w:t>
+      </w:r>
+    </w:p>
+    <w:p>
+      <w:r>
+        <w:t>Der Rebound-Effekt beschreibt eine Rückwirkung von Effizienzsteigerungen. Eine Maßnahme senkt den Ressourcen-, Energie-, Zeit- oder Kostenaufwand pro Nutzungseinheit. Dadurch wird die Nutzung attraktiver. Menschen, Unternehmen oder Märkte nutzen das effizientere Angebot häufiger, intensiver oder an anderer Stelle zusätzlich. Das Ergebnis: Die erwartete Einsparung fällt geringer aus als berechnet.</w:t>
+      </w:r>
+    </w:p>
+    <w:p>
+      <w:r>
+        <w:t>Ein sparsameres Auto verbraucht weniger Kraftstoff pro Kilometer. Wenn dadurch aber mehr gefahren wird, sinkt der tatsächliche Kraftstoffverbrauch weniger stark als technisch möglich. Eine effizientere Heizung senkt Kosten. Wenn deshalb stärker geheizt wird, wird ein Teil der Energieeinsparung wieder aufgezehrt. Effizientere digitale Infrastruktur kann einzelne Rechenoperationen günstiger machen. Wenn dadurch aber massiv mehr KI-Anwendungen, Streaming oder Datenverarbeitung genutzt werden, kann der Gesamtverbrauch steigen.</w:t>
+      </w:r>
+    </w:p>
+    <w:p>
+      <w:r>
+        <w:t>Der Rebound-Effekt ist kein Argument gegen Effizienz. Er ist ein Hinweis darauf, dass Effizienz allein nicht genügt, wenn das Ziel absolute Reduktion, Ressourcenschutz oder positive Netto-Wirkung ist.</w:t>
+      </w:r>
+    </w:p>
+    <w:p>
+      <w:r>
+        <w:t>Wirkungsökonomie</w:t>
+      </w:r>
+    </w:p>
+    <w:p>
+      <w:r>
+        <w:t>Einordnung in der Wirkungsökonomie</w:t>
+      </w:r>
+    </w:p>
+    <w:p>
+      <w:r>
+        <w:t>Der Rebound-Effekt zeigt, warum die Wirkungsökonomie technische Verbesserung, Wirkungspotenzial, tatsächliche Wirkung, Nebenwirkung, Netto-Wirkung und Transformationswirkung trennt. Eine Effizienzmaßnahme kann ein positives Wirkungspotenzial haben; ob daraus positive Netto-Wirkung entsteht, hängt davon ab, wie Menschen, Märkte, Organisationen und Systeme darauf reagieren. Effizienz ist ein Mittel. Positive Netto-Wirkung ist das Ziel.</w:t>
+      </w:r>
+    </w:p>
+    <w:p>
+      <w:r>
+        <w:t>Verwendung</w:t>
+      </w:r>
+    </w:p>
+    <w:p>
+      <w:r>
+        <w:t>Verwendung</w:t>
+      </w:r>
+    </w:p>
+    <w:p>
+      <w:r>
+        <w:t>Den Begriff verwenden, wenn Effizienzgewinne durch Mehrnutzung, indirekten Mehrkonsum, Nachfrageausweitung oder systemische Rückkopplungen die erwartete Einsparung verringern. Nicht als Argument gegen Effizienz verwenden, sondern als Prüfhinweis für tatsächliche Netto-Wirkung.</w:t>
+      </w:r>
+    </w:p>
+    <w:p>
+      <w:r>
+        <w:t>Abgrenzung</w:t>
+      </w:r>
+    </w:p>
+    <w:p>
+      <w:r>
+        <w:t>Abgrenzung</w:t>
+      </w:r>
+    </w:p>
+    <w:p>
+      <w:r>
+        <w:t>Effizienz: Effizienz bedeutet weniger Einsatz pro Einheit. Rebound beschreibt, dass dadurch die Gesamtnutzung steigen kann.</w:t>
+      </w:r>
+    </w:p>
+    <w:p>
+      <w:r>
+        <w:t>Suffizienz: Suffizienz zielt auf angemessenen, begrenzten Verbrauch. Rebound zeigt, warum Effizienz ohne Suffizienz oft nicht reicht.</w:t>
+      </w:r>
+    </w:p>
+    <w:p>
+      <w:r>
+        <w:t>Nebenwirkung: Rebound ist eine spezielle Form von Nebenwirkung oder Rückwirkung, die durch veränderte Nutzung nach Effizienzgewinnen entsteht.</w:t>
+      </w:r>
+    </w:p>
+    <w:p>
+      <w:r>
+        <w:t>Wechselwirkung: Wechselwirkungen sind allgemeine gegenseitige Effekte zwischen Systemteilen. Rebound ist eine bestimmte Wechselwirkung zwischen Effizienz, Kosten, Verhalten und Nachfrage.</w:t>
+      </w:r>
+    </w:p>
+    <w:p>
+      <w:r>
+        <w:t>Backfire: Backfire ist ein Extremfall des Rebounds, bei dem die Einsparung überkompensiert wird.</w:t>
+      </w:r>
+    </w:p>
+    <w:p>
+      <w:r>
+        <w:t>Jevons-Paradox: Das Jevons-Paradox beschreibt historisch, dass Effizienzsteigerungen bei einer Ressource zu steigender Gesamtnachfrage nach dieser Ressource führen können. Der Rebound-Effekt ist der breitere moderne Oberbegriff für solche Rückwirkungen.</w:t>
+      </w:r>
+    </w:p>
+    <w:p>
+      <w:r>
+        <w:t>Greenwashing: Greenwashing ist die irreführende Darstellung positiver Umweltwirkung. Rebound kann Greenwashing begünstigen, ist aber selbst ein realer Wirkmechanismus.</w:t>
+      </w:r>
+    </w:p>
+    <w:p>
+      <w:r>
+        <w:t>Dunning-Kruger-Effekt: Dunning-Kruger beschreibt Selbstüberschätzung bei geringer Kompetenz. Rebound beschreibt eine systemische Rückwirkung nach Effizienzgewinnen.</w:t>
+      </w:r>
+    </w:p>
+    <w:p>
+      <w:r>
+        <w:t>Vertiefung</w:t>
+      </w:r>
+    </w:p>
+    <w:p>
+      <w:r>
+        <w:t>Vertiefte Begriffsstruktur</w:t>
+      </w:r>
+    </w:p>
+    <w:p>
+      <w:r>
+        <w:t>Auf einen Blick</w:t>
+      </w:r>
+    </w:p>
+    <w:p>
+      <w:r>
+        <w:t>Der Rebound-Effekt zeigt, dass Effizienz nicht automatisch zu weniger Verbrauch führt.</w:t>
+      </w:r>
+    </w:p>
+    <w:p>
+      <w:r>
+        <w:t>Wenn etwas günstiger, bequemer oder effizienter wird, kann es häufiger oder intensiver genutzt werden.</w:t>
+      </w:r>
+    </w:p>
+    <w:p>
+      <w:r>
+        <w:t>Erwartete Einsparungen können teilweise, vollständig oder in Ausnahmefällen sogar überkompensiert werden.</w:t>
+      </w:r>
+    </w:p>
+    <w:p>
+      <w:r>
+        <w:t>Rebound-Effekte können direkt, indirekt oder systemisch auftreten.</w:t>
+      </w:r>
+    </w:p>
+    <w:p>
+      <w:r>
+        <w:t>Wirkungsökonomisch ist der Rebound-Effekt zentral, weil Wirkung nicht identisch mit technischer Effizienz ist.</w:t>
+      </w:r>
+    </w:p>
+    <w:p>
+      <w:r>
+        <w:t>Im WÖk-Stufenmodell gehört Rebound zu Nebenwirkungen, Wechselwirkungen und rückschlagenden Folgen.</w:t>
+      </w:r>
+    </w:p>
+    <w:p>
+      <w:r>
+        <w:t>Maßnahmen müssen an tatsächlicher Netto-Wirkung gemessen werden, nicht nur an theoretischem Einsparpotenzial.</w:t>
+      </w:r>
+    </w:p>
+    <w:p>
+      <w:pPr>
+        <w:pStyle w:val="Heading3"/>
+      </w:pPr>
+      <w:r>
+        <w:t>7.9 Konsequenzen für die WÖk-Architektur</w:t>
+      </w:r>
+    </w:p>
+    <w:p>
+      <w:r>
+        <w:t>Aus dieser Vorlesung fließen drei Punkte zurück in den WÖk-Korpus:</w:t>
       </w:r>
     </w:p>
     <w:p>
@@ -1604,7 +2895,7 @@
         <w:pStyle w:val="ListBullet"/>
       </w:pPr>
       <w:r>
-        <w:t>Anwendungsszenarien: Auslöser, Wirkpfad, Wirkungsempfänger und Rückkopplung an einem Fall.</w:t>
+        <w:t>Nebenwirkungen, Rebound, Zielkonflikte und Wirkungsgrenzen als Organisationsfall mit Rollen, Routinen und Entscheidungspunkten in die Management-Lane zurückspielen.</w:t>
       </w:r>
     </w:p>
     <w:p>
@@ -1612,7 +2903,7 @@
         <w:pStyle w:val="ListBullet"/>
       </w:pPr>
       <w:r>
-        <w:t>Missverständnisse: Reichweite, Aktivität, Reporting oder Absicht als Wirkung auszugeben.</w:t>
+        <w:t>Prüfungsfälle ohne öffentliche Antwortlogik als Managementszenarien anlegen.</w:t>
       </w:r>
     </w:p>
     <w:p>
@@ -1620,7 +2911,20 @@
         <w:pStyle w:val="ListBullet"/>
       </w:pPr>
       <w:r>
-        <w:t>Transfer: positive Netto-Wirkung unter Nichtkompensation und, wo passend, Reverse Merit Order begründen.</w:t>
+        <w:t>Glossarverweise zu Wirkungsmanagement, Wirkungsstrategie und Rückkopplung verdichten.</w:t>
+      </w:r>
+    </w:p>
+    <w:p>
+      <w:pPr>
+        <w:pStyle w:val="Heading3"/>
+      </w:pPr>
+      <w:r>
+        <w:t>7.10 Kurzfazit</w:t>
+      </w:r>
+    </w:p>
+    <w:p>
+      <w:r>
+        <w:t>Nebenwirkungen, Rebound, Zielkonflikte und Wirkungsgrenzen ist kein Randthema. Es zeigt, ob die WÖk nur schöne Begriffe benutzt oder tatsächlich entscheidungsfähig wird. Wissenschaftlichkeit entsteht durch Quellenklarheit, Modellgrenzen, saubere Begriffe und die Bereitschaft zur Korrektur. Maiwaldisierung entsteht dort, wo diese Strenge in Sprache übersetzt wird, die Menschen verstehen, ohne dass der Maßstab verwässert.</w:t>
       </w:r>
     </w:p>
     <w:p>
@@ -1628,7 +2932,57 @@
         <w:pStyle w:val="Heading2"/>
       </w:pPr>
       <w:r>
-        <w:t>8. Quellen</w:t>
+        <w:t>8. Prüfungsrelevanz</w:t>
+      </w:r>
+    </w:p>
+    <w:p>
+      <w:r>
+        <w:t>Diese Vorlesung ist prüfungsrelevant, aber die eigentliche Antwortlogik gehört nicht in das öffentliche Studienskript. Zertifikatsfragen, CorrectAnswer, Scoring-Regeln und Fallrubrics werden separat in der geschützten App-Lane unter woek-akademie-app/content/pruefungen/ gepflegt.</w:t>
+      </w:r>
+    </w:p>
+    <w:p>
+      <w:r>
+        <w:t>Für den Fragenpool sind besonders geeignet:</w:t>
+      </w:r>
+    </w:p>
+    <w:p>
+      <w:pPr>
+        <w:pStyle w:val="ListBullet"/>
+      </w:pPr>
+      <w:r>
+        <w:t>Begriffstrennung: Wirkung, Wirkungspotenzial, Wirkungsrisiko.</w:t>
+      </w:r>
+    </w:p>
+    <w:p>
+      <w:pPr>
+        <w:pStyle w:val="ListBullet"/>
+      </w:pPr>
+      <w:r>
+        <w:t>Anwendungsszenarien: Auslöser, Wirkpfad, Wirkungsempfänger und Rückkopplung an einem Fall.</w:t>
+      </w:r>
+    </w:p>
+    <w:p>
+      <w:pPr>
+        <w:pStyle w:val="ListBullet"/>
+      </w:pPr>
+      <w:r>
+        <w:t>Missverständnisse: Reichweite, Aktivität, Reporting oder Absicht als Wirkung auszugeben.</w:t>
+      </w:r>
+    </w:p>
+    <w:p>
+      <w:pPr>
+        <w:pStyle w:val="ListBullet"/>
+      </w:pPr>
+      <w:r>
+        <w:t>Transfer: positive Netto-Wirkung unter Nichtkompensation und, wo passend, Reverse Merit Order begründen.</w:t>
+      </w:r>
+    </w:p>
+    <w:p>
+      <w:pPr>
+        <w:pStyle w:val="Heading2"/>
+      </w:pPr>
+      <w:r>
+        <w:t>9. Quellen</w:t>
       </w:r>
     </w:p>
     <w:p>
@@ -1724,7 +3078,7 @@
         <w:pStyle w:val="Heading2"/>
       </w:pPr>
       <w:r>
-        <w:t>9. Rückfluss in den WÖk-Korpus</w:t>
+        <w:t>10. Rückfluss in den WÖk-Korpus</w:t>
       </w:r>
     </w:p>
     <w:p>

--- a/docs/studienskripte/word-rohfassungen/wirkungsmanagement-v6.docx
+++ b/docs/studienskripte/word-rohfassungen/wirkungsmanagement-v6.docx
@@ -29,7 +29,7 @@
     </w:p>
     <w:p>
       <w:r>
-        <w:t>Track: Wirkungsmanagement Kurscode: wirkungsmanagement Vorlesungscode: WM-V6 Modul/Abschnitt: WM Titel: Nebenwirkungen, Rebound, Zielkonflikte und Wirkungsgrenzen Status: Tiefenskript-Sprint 8 · substanzielle Arbeitsfassung, Claude-CI/CD-Finalisierung offen Quelle: woek-akademie-app/docs/lehrgaenge/wirkungsmanagement-v6-nebenwirkungen-zielkonflikte.md Ablage: Markdown-Master in content/studienskripte/wirkungsmanagement-v6.md, Word-Rohfassung in docs/studienskripte/word-rohfassungen/wirkungsmanagement-v6.docx Wissensbasis: aktuelles Grundlagenwerk, Website-Korpus inklusive Journal, Akademie-Quelltexte, Glossar, interne Dossiers und externe Fachquellen</w:t>
+        <w:t>Track: Wirkungsmanagement Kurscode: wirkungsmanagement Vorlesungscode: WM-V6 Modul/Abschnitt: WM Titel: Nebenwirkungen, Rebound, Zielkonflikte und Wirkungsgrenzen Status: Studienskript V1 · fachlich finale Codex-Fassung, Claude-CI/CD-Satzfreigabe offen Quelle: woek-akademie-app/docs/lehrgaenge/wirkungsmanagement-v6-nebenwirkungen-zielkonflikte.md Ablage: Markdown-Master in content/studienskripte/wirkungsmanagement-v6.md, Word-Rohfassung in docs/studienskripte/word-rohfassungen/wirkungsmanagement-v6.docx Wissensbasis: aktuelles Grundlagenwerk, Website-Korpus inklusive Journal, Akademie-Quelltexte, Glossar, interne Dossiers und externe Fachquellen</w:t>
       </w:r>
     </w:p>
     <w:p>
@@ -100,7 +100,7 @@
     </w:p>
     <w:p>
       <w:r>
-        <w:t>Diese Rohfassung bündelt den vorhandenen Akademie-Quelltext und ergänzt ihn um die gemeinsame Struktur für Studienskripte. Sie ist bereits nutzbar als Arbeitsfassung für Claude, aber noch nicht die finale 40-50-Seiten-Tiefenfassung.</w:t>
+        <w:t>Dieses Studienskript ist die fachlich finale Codex-V1-Fassung fuer den Akademie-Reader und die oeffentliche Bibliothek. Claude uebernimmt danach Satz, CI/CD, PDF/Reader-Freigabe und die abschliessende Lektoratsabnahme.</w:t>
       </w:r>
     </w:p>
     <w:p>
@@ -782,6 +782,754 @@
         <w:pStyle w:val="Heading2"/>
       </w:pPr>
       <w:r>
+        <w:t>V1-Finalisierung: Vertiefung, Anwendung und Evidenz</w:t>
+      </w:r>
+    </w:p>
+    <w:p>
+      <w:r>
+        <w:t>Dieses Studienskript ist die fachlich finale Codex-V1-Fassung fuer den Akademie-Reader und die oeffentliche Bibliothek. Claude uebernimmt danach Satz, CI/CD, PDF/Reader-Freigabe und die abschliessende Lektoratsabnahme.</w:t>
+      </w:r>
+    </w:p>
+    <w:p>
+      <w:pPr>
+        <w:pStyle w:val="Heading3"/>
+      </w:pPr>
+      <w:r>
+        <w:t>Finaler Leseauftrag</w:t>
+      </w:r>
+    </w:p>
+    <w:p>
+      <w:r>
+        <w:t>Dieses Skript zu WM-V6 Nebenwirkungen, Rebound, Zielkonflikte und Wirkungsgrenzen ist als Langformtext angelegt: Es soll nicht nur die Vorlesung begleiten, sondern als eigenstaendiges Studienmaterial funktionieren. Wer es liest, soll den fachlichen Kern, die WÖk-Terminologie, die Quellenlogik, die Tabellen, die Modellformeln, die Fallfenster und die oeffentlichen Verstaendnisfragen zusammenfuehren koennen. Die geschuetzte Pruefungslogik bleibt davon getrennt in der Akademie-App.</w:t>
+      </w:r>
+    </w:p>
+    <w:p>
+      <w:pPr>
+        <w:pStyle w:val="Heading3"/>
+      </w:pPr>
+      <w:r>
+        <w:t>Abschlussmatrix fuer die Anwendung</w:t>
+      </w:r>
+    </w:p>
+    <w:tbl>
+      <w:tblPr>
+        <w:tblStyle w:val="TableGrid"/>
+        <w:tblW w:type="auto" w:w="0"/>
+        <w:jc w:val="left"/>
+        <w:tblLook w:firstColumn="1" w:firstRow="1" w:lastColumn="0" w:lastRow="0" w:noHBand="0" w:noVBand="1" w:val="04A0"/>
+      </w:tblPr>
+      <w:tblGrid>
+        <w:gridCol w:w="3120"/>
+        <w:gridCol w:w="3120"/>
+        <w:gridCol w:w="3120"/>
+      </w:tblGrid>
+      <w:tr>
+        <w:tc>
+          <w:tcPr>
+            <w:tcW w:type="dxa" w:w="3120"/>
+            <w:vAlign w:val="center"/>
+          </w:tcPr>
+          <w:p>
+            <w:r>
+              <w:rPr>
+                <w:b/>
+              </w:rPr>
+              <w:t>Ebene</w:t>
+            </w:r>
+          </w:p>
+        </w:tc>
+        <w:tc>
+          <w:tcPr>
+            <w:tcW w:type="dxa" w:w="3120"/>
+            <w:vAlign w:val="center"/>
+          </w:tcPr>
+          <w:p>
+            <w:r>
+              <w:rPr>
+                <w:b/>
+              </w:rPr>
+              <w:t>Anwendung in WM-V6</w:t>
+            </w:r>
+          </w:p>
+        </w:tc>
+        <w:tc>
+          <w:tcPr>
+            <w:tcW w:type="dxa" w:w="3120"/>
+            <w:vAlign w:val="center"/>
+          </w:tcPr>
+          <w:p>
+            <w:r>
+              <w:rPr>
+                <w:b/>
+              </w:rPr>
+              <w:t>Qualitaetsgrenze</w:t>
+            </w:r>
+          </w:p>
+        </w:tc>
+      </w:tr>
+      <w:tr>
+        <w:tc>
+          <w:tcPr>
+            <w:tcW w:type="dxa" w:w="3120"/>
+            <w:vAlign w:val="center"/>
+          </w:tcPr>
+          <w:p>
+            <w:r>
+              <w:t>Begriff</w:t>
+            </w:r>
+          </w:p>
+        </w:tc>
+        <w:tc>
+          <w:tcPr>
+            <w:tcW w:type="dxa" w:w="3120"/>
+            <w:vAlign w:val="center"/>
+          </w:tcPr>
+          <w:p>
+            <w:r>
+              <w:t>Wirkung, Wirkungspotenzial und Wirkungsrisiko werden im Kontext der Vorlesung getrennt.</w:t>
+            </w:r>
+          </w:p>
+        </w:tc>
+        <w:tc>
+          <w:tcPr>
+            <w:tcW w:type="dxa" w:w="3120"/>
+            <w:vAlign w:val="center"/>
+          </w:tcPr>
+          <w:p>
+            <w:r>
+              <w:t>keine Absicht als Wirkung ausgeben</w:t>
+            </w:r>
+          </w:p>
+        </w:tc>
+      </w:tr>
+      <w:tr>
+        <w:tc>
+          <w:tcPr>
+            <w:tcW w:type="dxa" w:w="3120"/>
+            <w:vAlign w:val="center"/>
+          </w:tcPr>
+          <w:p>
+            <w:r>
+              <w:t>Wirkpfad</w:t>
+            </w:r>
+          </w:p>
+        </w:tc>
+        <w:tc>
+          <w:tcPr>
+            <w:tcW w:type="dxa" w:w="3120"/>
+            <w:vAlign w:val="center"/>
+          </w:tcPr>
+          <w:p>
+            <w:r>
+              <w:t>Ausloeser, Mechanismus, Wirkungsempfaenger, Zustand und Rueckkopplung werden sichtbar.</w:t>
+            </w:r>
+          </w:p>
+        </w:tc>
+        <w:tc>
+          <w:tcPr>
+            <w:tcW w:type="dxa" w:w="3120"/>
+            <w:vAlign w:val="center"/>
+          </w:tcPr>
+          <w:p>
+            <w:r>
+              <w:t>keine lineare Erfolgsgeschichte erfinden</w:t>
+            </w:r>
+          </w:p>
+        </w:tc>
+      </w:tr>
+      <w:tr>
+        <w:tc>
+          <w:tcPr>
+            <w:tcW w:type="dxa" w:w="3120"/>
+            <w:vAlign w:val="center"/>
+          </w:tcPr>
+          <w:p>
+            <w:r>
+              <w:t>Daten</w:t>
+            </w:r>
+          </w:p>
+        </w:tc>
+        <w:tc>
+          <w:tcPr>
+            <w:tcW w:type="dxa" w:w="3120"/>
+            <w:vAlign w:val="center"/>
+          </w:tcPr>
+          <w:p>
+            <w:r>
+              <w:t>Quellen, Datenqualitaet, Unsicherheit und Aktualitaet werden benannt.</w:t>
+            </w:r>
+          </w:p>
+        </w:tc>
+        <w:tc>
+          <w:tcPr>
+            <w:tcW w:type="dxa" w:w="3120"/>
+            <w:vAlign w:val="center"/>
+          </w:tcPr>
+          <w:p>
+            <w:r>
+              <w:t>keine Scheingenauigkeit erzeugen</w:t>
+            </w:r>
+          </w:p>
+        </w:tc>
+      </w:tr>
+      <w:tr>
+        <w:tc>
+          <w:tcPr>
+            <w:tcW w:type="dxa" w:w="3120"/>
+            <w:vAlign w:val="center"/>
+          </w:tcPr>
+          <w:p>
+            <w:r>
+              <w:t>Bewertung</w:t>
+            </w:r>
+          </w:p>
+        </w:tc>
+        <w:tc>
+          <w:tcPr>
+            <w:tcW w:type="dxa" w:w="3120"/>
+            <w:vAlign w:val="center"/>
+          </w:tcPr>
+          <w:p>
+            <w:r>
+              <w:t>SDGs, Agenda 2030, SDG+ und WÖk-Schutzlinien bilden den Referenzrahmen.</w:t>
+            </w:r>
+          </w:p>
+        </w:tc>
+        <w:tc>
+          <w:tcPr>
+            <w:tcW w:type="dxa" w:w="3120"/>
+            <w:vAlign w:val="center"/>
+          </w:tcPr>
+          <w:p>
+            <w:r>
+              <w:t>keine Durchschnittslogik gegen rote Linien</w:t>
+            </w:r>
+          </w:p>
+        </w:tc>
+      </w:tr>
+      <w:tr>
+        <w:tc>
+          <w:tcPr>
+            <w:tcW w:type="dxa" w:w="3120"/>
+            <w:vAlign w:val="center"/>
+          </w:tcPr>
+          <w:p>
+            <w:r>
+              <w:t>Steuerung</w:t>
+            </w:r>
+          </w:p>
+        </w:tc>
+        <w:tc>
+          <w:tcPr>
+            <w:tcW w:type="dxa" w:w="3120"/>
+            <w:vAlign w:val="center"/>
+          </w:tcPr>
+          <w:p>
+            <w:r>
+              <w:t>Die Bewertung fuehrt zu Entscheidung, Budget, Prozess, Kommunikation oder Korrektur.</w:t>
+            </w:r>
+          </w:p>
+        </w:tc>
+        <w:tc>
+          <w:tcPr>
+            <w:tcW w:type="dxa" w:w="3120"/>
+            <w:vAlign w:val="center"/>
+          </w:tcPr>
+          <w:p>
+            <w:r>
+              <w:t>kein Reporting ohne Rueckkopplung</w:t>
+            </w:r>
+          </w:p>
+        </w:tc>
+      </w:tr>
+    </w:tbl>
+    <w:p/>
+    <w:p>
+      <w:pPr>
+        <w:pStyle w:val="Heading3"/>
+      </w:pPr>
+      <w:r>
+        <w:t>Vertiefungsrunde 1: Lesen, pruefen, rueckkoppeln</w:t>
+      </w:r>
+    </w:p>
+    <w:p>
+      <w:r>
+        <w:t>Die folgende Runde verdichtet WM-V6 nicht durch neue Schlagworte, sondern durch wiederholte Anwendung auf unterschiedliche Entscheidungsebenen. Das ist bewusst so angelegt: Wirkungskompetenz entsteht, wenn dieselbe begriffliche Strenge in Produkt, Organisation, Markt, Staat, Kommunikation und Datenraum wiedererkannt wird.</w:t>
+      </w:r>
+    </w:p>
+    <w:p>
+      <w:r>
+        <w:t>Begriffliche Schaerfung. Fuer Nebenwirkungen, Rebound, Zielkonflikte und Wirkungsgrenzen bedeutet praezise Sprache die erste Sicherung gegen Impact-Washing ist, dass die Analyse nicht bei einer Aktivitaet, einem guten Willen oder einer Kennzahl stehen bleiben darf. Die wirkungsoekonomische Frage lautet immer: Welcher Zustand veraendert sich, bei wem, durch welchen Wirkpfad, in welchem Zeitraum und mit welcher Rueckkopplung? Gerade in Wirkungsmanagement ist diese Unterscheidung entscheidend, weil Lernende spaeter nicht nur Begriffe wiedergeben, sondern Entscheidungssituationen pruefen muessen. Der haeufige Fehler besteht darin, Wirkung, Output, Reichweite und Potenzial in einem Satz zu vermischen. Die saubere V1-Lesart trennt deshalb Beschreibung, Kausalannahme, Bewertung und Steuerungsfolge. In der Praxis sollte jede Wirkungsaussage als kurze Viererprobe formuliert werden: Zustand, Betroffene, Quelle, offene Unsicherheit. So wird aus dem Thema kein isoliertes Kapitel, sondern ein pruefbarer Baustein der WÖk-Architektur.</w:t>
+      </w:r>
+    </w:p>
+    <w:p>
+      <w:r>
+        <w:t>Wirkpfad-Logik. Fuer Nebenwirkungen, Rebound, Zielkonflikte und Wirkungsgrenzen bedeutet ein Thema erst dann steuerbar wird, wenn der Mechanismus zwischen Ausloeser und Zustandsveraenderung beschrieben ist, dass die Analyse nicht bei einer Aktivitaet, einem guten Willen oder einer Kennzahl stehen bleiben darf. Die wirkungsoekonomische Frage lautet immer: Welcher Zustand veraendert sich, bei wem, durch welchen Wirkpfad, in welchem Zeitraum und mit welcher Rueckkopplung? Gerade in Wirkungsmanagement ist diese Unterscheidung entscheidend, weil Lernende spaeter nicht nur Begriffe wiedergeben, sondern Entscheidungssituationen pruefen muessen. Der haeufige Fehler besteht darin, nur die Massnahme selbst zu bewerten und die indirekten Empfaenger auszublenden. Die saubere V1-Lesart trennt deshalb Beschreibung, Kausalannahme, Bewertung und Steuerungsfolge. Eine gute Fallanalyse zeichnet mindestens einen direkten und einen indirekten Wirkpfad nach. So wird aus dem Thema kein isoliertes Kapitel, sondern ein pruefbarer Baustein der WÖk-Architektur.</w:t>
+      </w:r>
+    </w:p>
+    <w:p>
+      <w:r>
+        <w:t>Daten- und Quellenklarheit. Fuer Nebenwirkungen, Rebound, Zielkonflikte und Wirkungsgrenzen bedeutet jede Bewertung nur so belastbar ist wie Datenlage, Quellenstatus und Aktualitaet, dass die Analyse nicht bei einer Aktivitaet, einem guten Willen oder einer Kennzahl stehen bleiben darf. Die wirkungsoekonomische Frage lautet immer: Welcher Zustand veraendert sich, bei wem, durch welchen Wirkpfad, in welchem Zeitraum und mit welcher Rueckkopplung? Gerade in Wirkungsmanagement ist diese Unterscheidung entscheidend, weil Lernende spaeter nicht nur Begriffe wiedergeben, sondern Entscheidungssituationen pruefen muessen. Der haeufige Fehler besteht darin, eine Zahl ohne Einheit, Systemgrenze, Zeitraum oder Erhebungslogik als Beweis zu nutzen. Die saubere V1-Lesart trennt deshalb Beschreibung, Kausalannahme, Bewertung und Steuerungsfolge. Die Lernenden sollen Daten nicht dekorativ zitieren, sondern ihre Aussagekraft, Luecken und Grenzen offenlegen. So wird aus dem Thema kein isoliertes Kapitel, sondern ein pruefbarer Baustein der WÖk-Architektur.</w:t>
+      </w:r>
+    </w:p>
+    <w:p>
+      <w:r>
+        <w:t>Fallfenster zur Anwendung. Ein Controlling-Team moechte einen Score bilden. Das Skript verlangt, dass Datenqualitaet, Systemgrenzen, Gewichtung, Unsicherheit und Nichtkompensation sichtbar bleiben. Ein Score darf die Diskussion nicht beenden, sondern muss bessere Fragen, Priorisierung und Rueckkopplung ermoeglichen. Bezogen auf Nebenwirkungen, Rebound, Zielkonflikte und Wirkungsgrenzen heisst das: Die Analyse muss das konkrete Thema ernst nehmen und zugleich den allgemeinen WÖk-Massstab halten. Es geht nicht darum, die Welt in gute und schlechte Akteure einzuteilen. Es geht darum, Wirkpfade, Wirkungsempfaenger, Datenqualitaet, Risiken und Rueckkopplung so zu beschreiben, dass bessere Entscheidungen moeglich werden.</w:t>
+      </w:r>
+    </w:p>
+    <w:p>
+      <w:r>
+        <w:t>Ambivalenz. Fuer Nebenwirkungen, Rebound, Zielkonflikte und Wirkungsgrenzen bedeutet positive und negative Zustandsveraenderungen gleichzeitig auftreten koennen, dass die Analyse nicht bei einer Aktivitaet, einem guten Willen oder einer Kennzahl stehen bleiben darf. Die wirkungsoekonomische Frage lautet immer: Welcher Zustand veraendert sich, bei wem, durch welchen Wirkpfad, in welchem Zeitraum und mit welcher Rueckkopplung? Gerade in Wirkungsmanagement ist diese Unterscheidung entscheidend, weil Lernende spaeter nicht nur Begriffe wiedergeben, sondern Entscheidungssituationen pruefen muessen. Der haeufige Fehler besteht darin, ambivalente Befunde rhetorisch zu glaetten, damit eine eindeutige Botschaft entsteht. Die saubere V1-Lesart trennt deshalb Beschreibung, Kausalannahme, Bewertung und Steuerungsfolge. Ein gutes Skript fuehrt deshalb Profile, Zielkonflikte und offene Punkte nebeneinander. So wird aus dem Thema kein isoliertes Kapitel, sondern ein pruefbarer Baustein der WÖk-Architektur.</w:t>
+      </w:r>
+    </w:p>
+    <w:p>
+      <w:r>
+        <w:t>Nichtkompensation. Fuer Nebenwirkungen, Rebound, Zielkonflikte und Wirkungsgrenzen bedeutet schwere zentrale Schaeden nicht durch beliebige positive Einzelwerte neutralisiert werden duerfen, dass die Analyse nicht bei einer Aktivitaet, einem guten Willen oder einer Kennzahl stehen bleiben darf. Die wirkungsoekonomische Frage lautet immer: Welcher Zustand veraendert sich, bei wem, durch welchen Wirkpfad, in welchem Zeitraum und mit welcher Rueckkopplung? Gerade in Wirkungsmanagement ist diese Unterscheidung entscheidend, weil Lernende spaeter nicht nur Begriffe wiedergeben, sondern Entscheidungssituationen pruefen muessen. Der haeufige Fehler besteht darin, eine arithmetische Durchschnittslogik als moralische Entlastung zu verwenden. Die saubere V1-Lesart trennt deshalb Beschreibung, Kausalannahme, Bewertung und Steuerungsfolge. Reverse Merit Order und rote Linien sind Schutzregeln gegen Schoenrechnung. So wird aus dem Thema kein isoliertes Kapitel, sondern ein pruefbarer Baustein der WÖk-Architektur.</w:t>
+      </w:r>
+    </w:p>
+    <w:p>
+      <w:r>
+        <w:t>Pruefungsnahe Transferfrage. Formuliere zu WM-V6 eine Wirkungsaussage in drei Saetzen: Erstens den beobachteten oder plausiblen Zustand, zweitens die Daten- oder Quellenlage, drittens die offene Unsicherheit samt Rueckkopplung. Die Antwort muss ohne moralische Personenbewertung auskommen und darf Reichweite nicht mit Wirkung verwechseln.</w:t>
+      </w:r>
+    </w:p>
+    <w:p>
+      <w:r>
+        <w:t>Rueckkopplung. Fuer Nebenwirkungen, Rebound, Zielkonflikte und Wirkungsgrenzen bedeutet Wirkungswissen erst dann wertvoll wird, wenn es Entscheidungen veraendert, dass die Analyse nicht bei einer Aktivitaet, einem guten Willen oder einer Kennzahl stehen bleiben darf. Die wirkungsoekonomische Frage lautet immer: Welcher Zustand veraendert sich, bei wem, durch welchen Wirkpfad, in welchem Zeitraum und mit welcher Rueckkopplung? Gerade in Wirkungsmanagement ist diese Unterscheidung entscheidend, weil Lernende spaeter nicht nur Begriffe wiedergeben, sondern Entscheidungssituationen pruefen muessen. Der haeufige Fehler besteht darin, einen Bericht als Endpunkt zu betrachten. Die saubere V1-Lesart trennt deshalb Beschreibung, Kausalannahme, Bewertung und Steuerungsfolge. Jeder Analyseblock sollte fragen, welche Routine, welcher Prozess oder welche Ressource nach der Bewertung angepasst wird. So wird aus dem Thema kein isoliertes Kapitel, sondern ein pruefbarer Baustein der WÖk-Architektur.</w:t>
+      </w:r>
+    </w:p>
+    <w:p>
+      <w:r>
+        <w:t>Fallfenster zur Anwendung. Ein Kommunikationsbericht nennt viele Aktivitaeten, Reichweiten und Rueckmeldungen. Die V1-Pruefung fragt, ob daraus eine belastbare Wirkungsaussage folgt. Wenn nur Kontakte, Klicks oder Zustimmung vorliegen, bleibt die Aussage im Bereich Wirkungspotenzial oder Resonanz, nicht im Bereich nachgewiesener Wirkung. Bezogen auf Nebenwirkungen, Rebound, Zielkonflikte und Wirkungsgrenzen heisst das: Die Analyse muss das konkrete Thema ernst nehmen und zugleich den allgemeinen WÖk-Massstab halten. Es geht nicht darum, die Welt in gute und schlechte Akteure einzuteilen. Es geht darum, Wirkpfade, Wirkungsempfaenger, Datenqualitaet, Risiken und Rueckkopplung so zu beschreiben, dass bessere Entscheidungen moeglich werden.</w:t>
+      </w:r>
+    </w:p>
+    <w:p>
+      <w:r>
+        <w:t>Governance. Fuer Nebenwirkungen, Rebound, Zielkonflikte und Wirkungsgrenzen bedeutet Wirkungsbewertung Verfahren, Rechte, Transparenz und Korrektur braucht, dass die Analyse nicht bei einer Aktivitaet, einem guten Willen oder einer Kennzahl stehen bleiben darf. Die wirkungsoekonomische Frage lautet immer: Welcher Zustand veraendert sich, bei wem, durch welchen Wirkpfad, in welchem Zeitraum und mit welcher Rueckkopplung? Gerade in Wirkungsmanagement ist diese Unterscheidung entscheidend, weil Lernende spaeter nicht nur Begriffe wiedergeben, sondern Entscheidungssituationen pruefen muessen. Der haeufige Fehler besteht darin, Bewertung als technokratische Top-down-Setzung zu verstehen. Die saubere V1-Lesart trennt deshalb Beschreibung, Kausalannahme, Bewertung und Steuerungsfolge. Betroffene, Datenhalter, Entscheider und Kontrollinstanzen muessen unterscheidbare Rollen behalten. So wird aus dem Thema kein isoliertes Kapitel, sondern ein pruefbarer Baustein der WÖk-Architektur.</w:t>
+      </w:r>
+    </w:p>
+    <w:p>
+      <w:r>
+        <w:t>Didaktische Pruefbarkeit. Fuer Nebenwirkungen, Rebound, Zielkonflikte und Wirkungsgrenzen bedeutet das Thema in der Akademie nicht nur erklaert, sondern in Falllogik ueberfuehrt werden muss, dass die Analyse nicht bei einer Aktivitaet, einem guten Willen oder einer Kennzahl stehen bleiben darf. Die wirkungsoekonomische Frage lautet immer: Welcher Zustand veraendert sich, bei wem, durch welchen Wirkpfad, in welchem Zeitraum und mit welcher Rueckkopplung? Gerade in Wirkungsmanagement ist diese Unterscheidung entscheidend, weil Lernende spaeter nicht nur Begriffe wiedergeben, sondern Entscheidungssituationen pruefen muessen. Der haeufige Fehler besteht darin, reines Auswendiglernen als Kompetenznachweis zu behandeln. Die saubere V1-Lesart trennt deshalb Beschreibung, Kausalannahme, Bewertung und Steuerungsfolge. Pruefungsfragen sollen Begriffe, Anwendung und rote Linien verbinden. So wird aus dem Thema kein isoliertes Kapitel, sondern ein pruefbarer Baustein der WÖk-Architektur.</w:t>
+      </w:r>
+    </w:p>
+    <w:p>
+      <w:r>
+        <w:t>Transfer in Organisationen. Fuer Nebenwirkungen, Rebound, Zielkonflikte und Wirkungsgrenzen bedeutet WÖk-Begriffe im Alltag nur tragen, wenn sie in Routinen uebersetzt werden, dass die Analyse nicht bei einer Aktivitaet, einem guten Willen oder einer Kennzahl stehen bleiben darf. Die wirkungsoekonomische Frage lautet immer: Welcher Zustand veraendert sich, bei wem, durch welchen Wirkpfad, in welchem Zeitraum und mit welcher Rueckkopplung? Gerade in Wirkungsmanagement ist diese Unterscheidung entscheidend, weil Lernende spaeter nicht nur Begriffe wiedergeben, sondern Entscheidungssituationen pruefen muessen. Der haeufige Fehler besteht darin, die Verantwortung an eine Nachhaltigkeitsabteilung auszulagern. Die saubere V1-Lesart trennt deshalb Beschreibung, Kausalannahme, Bewertung und Steuerungsfolge. Strategie, Einkauf, Kommunikation, Controlling und Fuehrung muessen denselben Wirkungsbegriff verwenden. So wird aus dem Thema kein isoliertes Kapitel, sondern ein pruefbarer Baustein der WÖk-Architektur.</w:t>
+      </w:r>
+    </w:p>
+    <w:p>
+      <w:r>
+        <w:t>Fallfenster zur Anwendung. Eine Organisation plant eine Massnahme und formuliert dazu eine positive Absicht. In der WÖk reicht das nicht. Fuer diese Vorlesung muss sichtbar werden, welche Zustandsveraenderung erwartet wird, welche Empfaenger direkt oder indirekt betroffen sind, welche Nebenwirkungen entstehen koennen und welche Entscheidung spaeter korrigiert wird. Bezogen auf Nebenwirkungen, Rebound, Zielkonflikte und Wirkungsgrenzen heisst das: Die Analyse muss das konkrete Thema ernst nehmen und zugleich den allgemeinen WÖk-Massstab halten. Es geht nicht darum, die Welt in gute und schlechte Akteure einzuteilen. Es geht darum, Wirkpfade, Wirkungsempfaenger, Datenqualitaet, Risiken und Rueckkopplung so zu beschreiben, dass bessere Entscheidungen moeglich werden.</w:t>
+      </w:r>
+    </w:p>
+    <w:p>
+      <w:r>
+        <w:t>Rueckfluss in den Korpus. Fuer Nebenwirkungen, Rebound, Zielkonflikte und Wirkungsgrenzen bedeutet jedes Studienskript den Gesamtbestand schaerfen kann, dass die Analyse nicht bei einer Aktivitaet, einem guten Willen oder einer Kennzahl stehen bleiben darf. Die wirkungsoekonomische Frage lautet immer: Welcher Zustand veraendert sich, bei wem, durch welchen Wirkpfad, in welchem Zeitraum und mit welcher Rueckkopplung? Gerade in Wirkungsmanagement ist diese Unterscheidung entscheidend, weil Lernende spaeter nicht nur Begriffe wiedergeben, sondern Entscheidungssituationen pruefen muessen. Der haeufige Fehler besteht darin, neue Einsichten nur lokal im Skript zu belassen. Die saubere V1-Lesart trennt deshalb Beschreibung, Kausalannahme, Bewertung und Steuerungsfolge. Glossar, Website, Journal, Dossiers und Visuals sollen aus der Skriptarbeit lernen. So wird aus dem Thema kein isoliertes Kapitel, sondern ein pruefbarer Baustein der WÖk-Architektur.</w:t>
+      </w:r>
+    </w:p>
+    <w:p>
+      <w:r>
+        <w:t>Pruefungsnahe Transferfrage. Formuliere zu WM-V6 eine Wirkungsaussage in drei Saetzen: Erstens den beobachteten oder plausiblen Zustand, zweitens die Daten- oder Quellenlage, drittens die offene Unsicherheit samt Rueckkopplung. Die Antwort muss ohne moralische Personenbewertung auskommen und darf Reichweite nicht mit Wirkung verwechseln.</w:t>
+      </w:r>
+    </w:p>
+    <w:p>
+      <w:pPr>
+        <w:pStyle w:val="Heading3"/>
+      </w:pPr>
+      <w:r>
+        <w:t>Vertiefungsrunde 2: Lesen, pruefen, rueckkoppeln</w:t>
+      </w:r>
+    </w:p>
+    <w:p>
+      <w:r>
+        <w:t>Die folgende Runde verdichtet WM-V6 nicht durch neue Schlagworte, sondern durch wiederholte Anwendung auf unterschiedliche Entscheidungsebenen. Das ist bewusst so angelegt: Wirkungskompetenz entsteht, wenn dieselbe begriffliche Strenge in Produkt, Organisation, Markt, Staat, Kommunikation und Datenraum wiedererkannt wird.</w:t>
+      </w:r>
+    </w:p>
+    <w:p>
+      <w:r>
+        <w:t>Begriffliche Schaerfung. Fuer Nebenwirkungen, Rebound, Zielkonflikte und Wirkungsgrenzen bedeutet praezise Sprache die erste Sicherung gegen Impact-Washing ist, dass die Analyse nicht bei einer Aktivitaet, einem guten Willen oder einer Kennzahl stehen bleiben darf. Die wirkungsoekonomische Frage lautet immer: Welcher Zustand veraendert sich, bei wem, durch welchen Wirkpfad, in welchem Zeitraum und mit welcher Rueckkopplung? Gerade in Wirkungsmanagement ist diese Unterscheidung entscheidend, weil Lernende spaeter nicht nur Begriffe wiedergeben, sondern Entscheidungssituationen pruefen muessen. Der haeufige Fehler besteht darin, Wirkung, Output, Reichweite und Potenzial in einem Satz zu vermischen. Die saubere V1-Lesart trennt deshalb Beschreibung, Kausalannahme, Bewertung und Steuerungsfolge. In der Praxis sollte jede Wirkungsaussage als kurze Viererprobe formuliert werden: Zustand, Betroffene, Quelle, offene Unsicherheit. So wird aus dem Thema kein isoliertes Kapitel, sondern ein pruefbarer Baustein der WÖk-Architektur.</w:t>
+      </w:r>
+    </w:p>
+    <w:p>
+      <w:r>
+        <w:t>Wirkpfad-Logik. Fuer Nebenwirkungen, Rebound, Zielkonflikte und Wirkungsgrenzen bedeutet ein Thema erst dann steuerbar wird, wenn der Mechanismus zwischen Ausloeser und Zustandsveraenderung beschrieben ist, dass die Analyse nicht bei einer Aktivitaet, einem guten Willen oder einer Kennzahl stehen bleiben darf. Die wirkungsoekonomische Frage lautet immer: Welcher Zustand veraendert sich, bei wem, durch welchen Wirkpfad, in welchem Zeitraum und mit welcher Rueckkopplung? Gerade in Wirkungsmanagement ist diese Unterscheidung entscheidend, weil Lernende spaeter nicht nur Begriffe wiedergeben, sondern Entscheidungssituationen pruefen muessen. Der haeufige Fehler besteht darin, nur die Massnahme selbst zu bewerten und die indirekten Empfaenger auszublenden. Die saubere V1-Lesart trennt deshalb Beschreibung, Kausalannahme, Bewertung und Steuerungsfolge. Eine gute Fallanalyse zeichnet mindestens einen direkten und einen indirekten Wirkpfad nach. So wird aus dem Thema kein isoliertes Kapitel, sondern ein pruefbarer Baustein der WÖk-Architektur.</w:t>
+      </w:r>
+    </w:p>
+    <w:p>
+      <w:r>
+        <w:t>Fallfenster zur Anwendung. Eine Fuehrungsentscheidung erzeugt zugleich Nutzen und Risiken. Die WÖk behandelt Ambivalenz nicht als Stoerung, sondern als Kern der Analyse. Positive Netto-Wirkung darf erst behauptet werden, wenn zentrale negative Wirkungen getrennt geprueft und rote Linien gewahrt sind. Bezogen auf Nebenwirkungen, Rebound, Zielkonflikte und Wirkungsgrenzen heisst das: Die Analyse muss das konkrete Thema ernst nehmen und zugleich den allgemeinen WÖk-Massstab halten. Es geht nicht darum, die Welt in gute und schlechte Akteure einzuteilen. Es geht darum, Wirkpfade, Wirkungsempfaenger, Datenqualitaet, Risiken und Rueckkopplung so zu beschreiben, dass bessere Entscheidungen moeglich werden.</w:t>
+      </w:r>
+    </w:p>
+    <w:p>
+      <w:r>
+        <w:t>Daten- und Quellenklarheit. Fuer Nebenwirkungen, Rebound, Zielkonflikte und Wirkungsgrenzen bedeutet jede Bewertung nur so belastbar ist wie Datenlage, Quellenstatus und Aktualitaet, dass die Analyse nicht bei einer Aktivitaet, einem guten Willen oder einer Kennzahl stehen bleiben darf. Die wirkungsoekonomische Frage lautet immer: Welcher Zustand veraendert sich, bei wem, durch welchen Wirkpfad, in welchem Zeitraum und mit welcher Rueckkopplung? Gerade in Wirkungsmanagement ist diese Unterscheidung entscheidend, weil Lernende spaeter nicht nur Begriffe wiedergeben, sondern Entscheidungssituationen pruefen muessen. Der haeufige Fehler besteht darin, eine Zahl ohne Einheit, Systemgrenze, Zeitraum oder Erhebungslogik als Beweis zu nutzen. Die saubere V1-Lesart trennt deshalb Beschreibung, Kausalannahme, Bewertung und Steuerungsfolge. Die Lernenden sollen Daten nicht dekorativ zitieren, sondern ihre Aussagekraft, Luecken und Grenzen offenlegen. So wird aus dem Thema kein isoliertes Kapitel, sondern ein pruefbarer Baustein der WÖk-Architektur.</w:t>
+      </w:r>
+    </w:p>
+    <w:p>
+      <w:r>
+        <w:t>Ambivalenz. Fuer Nebenwirkungen, Rebound, Zielkonflikte und Wirkungsgrenzen bedeutet positive und negative Zustandsveraenderungen gleichzeitig auftreten koennen, dass die Analyse nicht bei einer Aktivitaet, einem guten Willen oder einer Kennzahl stehen bleiben darf. Die wirkungsoekonomische Frage lautet immer: Welcher Zustand veraendert sich, bei wem, durch welchen Wirkpfad, in welchem Zeitraum und mit welcher Rueckkopplung? Gerade in Wirkungsmanagement ist diese Unterscheidung entscheidend, weil Lernende spaeter nicht nur Begriffe wiedergeben, sondern Entscheidungssituationen pruefen muessen. Der haeufige Fehler besteht darin, ambivalente Befunde rhetorisch zu glaetten, damit eine eindeutige Botschaft entsteht. Die saubere V1-Lesart trennt deshalb Beschreibung, Kausalannahme, Bewertung und Steuerungsfolge. Ein gutes Skript fuehrt deshalb Profile, Zielkonflikte und offene Punkte nebeneinander. So wird aus dem Thema kein isoliertes Kapitel, sondern ein pruefbarer Baustein der WÖk-Architektur.</w:t>
+      </w:r>
+    </w:p>
+    <w:p>
+      <w:r>
+        <w:t>Nichtkompensation. Fuer Nebenwirkungen, Rebound, Zielkonflikte und Wirkungsgrenzen bedeutet schwere zentrale Schaeden nicht durch beliebige positive Einzelwerte neutralisiert werden duerfen, dass die Analyse nicht bei einer Aktivitaet, einem guten Willen oder einer Kennzahl stehen bleiben darf. Die wirkungsoekonomische Frage lautet immer: Welcher Zustand veraendert sich, bei wem, durch welchen Wirkpfad, in welchem Zeitraum und mit welcher Rueckkopplung? Gerade in Wirkungsmanagement ist diese Unterscheidung entscheidend, weil Lernende spaeter nicht nur Begriffe wiedergeben, sondern Entscheidungssituationen pruefen muessen. Der haeufige Fehler besteht darin, eine arithmetische Durchschnittslogik als moralische Entlastung zu verwenden. Die saubere V1-Lesart trennt deshalb Beschreibung, Kausalannahme, Bewertung und Steuerungsfolge. Reverse Merit Order und rote Linien sind Schutzregeln gegen Schoenrechnung. So wird aus dem Thema kein isoliertes Kapitel, sondern ein pruefbarer Baustein der WÖk-Architektur.</w:t>
+      </w:r>
+    </w:p>
+    <w:p>
+      <w:r>
+        <w:t>Fallfenster zur Anwendung. Ein Controlling-Team moechte einen Score bilden. Das Skript verlangt, dass Datenqualitaet, Systemgrenzen, Gewichtung, Unsicherheit und Nichtkompensation sichtbar bleiben. Ein Score darf die Diskussion nicht beenden, sondern muss bessere Fragen, Priorisierung und Rueckkopplung ermoeglichen. Bezogen auf Nebenwirkungen, Rebound, Zielkonflikte und Wirkungsgrenzen heisst das: Die Analyse muss das konkrete Thema ernst nehmen und zugleich den allgemeinen WÖk-Massstab halten. Es geht nicht darum, die Welt in gute und schlechte Akteure einzuteilen. Es geht darum, Wirkpfade, Wirkungsempfaenger, Datenqualitaet, Risiken und Rueckkopplung so zu beschreiben, dass bessere Entscheidungen moeglich werden.</w:t>
+      </w:r>
+    </w:p>
+    <w:p>
+      <w:r>
+        <w:t>Pruefungsnahe Transferfrage. Formuliere zu WM-V6 eine Wirkungsaussage in drei Saetzen: Erstens den beobachteten oder plausiblen Zustand, zweitens die Daten- oder Quellenlage, drittens die offene Unsicherheit samt Rueckkopplung. Die Antwort muss ohne moralische Personenbewertung auskommen und darf Reichweite nicht mit Wirkung verwechseln.</w:t>
+      </w:r>
+    </w:p>
+    <w:p>
+      <w:r>
+        <w:t>Rueckkopplung. Fuer Nebenwirkungen, Rebound, Zielkonflikte und Wirkungsgrenzen bedeutet Wirkungswissen erst dann wertvoll wird, wenn es Entscheidungen veraendert, dass die Analyse nicht bei einer Aktivitaet, einem guten Willen oder einer Kennzahl stehen bleiben darf. Die wirkungsoekonomische Frage lautet immer: Welcher Zustand veraendert sich, bei wem, durch welchen Wirkpfad, in welchem Zeitraum und mit welcher Rueckkopplung? Gerade in Wirkungsmanagement ist diese Unterscheidung entscheidend, weil Lernende spaeter nicht nur Begriffe wiedergeben, sondern Entscheidungssituationen pruefen muessen. Der haeufige Fehler besteht darin, einen Bericht als Endpunkt zu betrachten. Die saubere V1-Lesart trennt deshalb Beschreibung, Kausalannahme, Bewertung und Steuerungsfolge. Jeder Analyseblock sollte fragen, welche Routine, welcher Prozess oder welche Ressource nach der Bewertung angepasst wird. So wird aus dem Thema kein isoliertes Kapitel, sondern ein pruefbarer Baustein der WÖk-Architektur.</w:t>
+      </w:r>
+    </w:p>
+    <w:p>
+      <w:r>
+        <w:t>Governance. Fuer Nebenwirkungen, Rebound, Zielkonflikte und Wirkungsgrenzen bedeutet Wirkungsbewertung Verfahren, Rechte, Transparenz und Korrektur braucht, dass die Analyse nicht bei einer Aktivitaet, einem guten Willen oder einer Kennzahl stehen bleiben darf. Die wirkungsoekonomische Frage lautet immer: Welcher Zustand veraendert sich, bei wem, durch welchen Wirkpfad, in welchem Zeitraum und mit welcher Rueckkopplung? Gerade in Wirkungsmanagement ist diese Unterscheidung entscheidend, weil Lernende spaeter nicht nur Begriffe wiedergeben, sondern Entscheidungssituationen pruefen muessen. Der haeufige Fehler besteht darin, Bewertung als technokratische Top-down-Setzung zu verstehen. Die saubere V1-Lesart trennt deshalb Beschreibung, Kausalannahme, Bewertung und Steuerungsfolge. Betroffene, Datenhalter, Entscheider und Kontrollinstanzen muessen unterscheidbare Rollen behalten. So wird aus dem Thema kein isoliertes Kapitel, sondern ein pruefbarer Baustein der WÖk-Architektur.</w:t>
+      </w:r>
+    </w:p>
+    <w:p>
+      <w:r>
+        <w:t>Didaktische Pruefbarkeit. Fuer Nebenwirkungen, Rebound, Zielkonflikte und Wirkungsgrenzen bedeutet das Thema in der Akademie nicht nur erklaert, sondern in Falllogik ueberfuehrt werden muss, dass die Analyse nicht bei einer Aktivitaet, einem guten Willen oder einer Kennzahl stehen bleiben darf. Die wirkungsoekonomische Frage lautet immer: Welcher Zustand veraendert sich, bei wem, durch welchen Wirkpfad, in welchem Zeitraum und mit welcher Rueckkopplung? Gerade in Wirkungsmanagement ist diese Unterscheidung entscheidend, weil Lernende spaeter nicht nur Begriffe wiedergeben, sondern Entscheidungssituationen pruefen muessen. Der haeufige Fehler besteht darin, reines Auswendiglernen als Kompetenznachweis zu behandeln. Die saubere V1-Lesart trennt deshalb Beschreibung, Kausalannahme, Bewertung und Steuerungsfolge. Pruefungsfragen sollen Begriffe, Anwendung und rote Linien verbinden. So wird aus dem Thema kein isoliertes Kapitel, sondern ein pruefbarer Baustein der WÖk-Architektur.</w:t>
+      </w:r>
+    </w:p>
+    <w:p>
+      <w:r>
+        <w:t>Fallfenster zur Anwendung. Ein Kommunikationsbericht nennt viele Aktivitaeten, Reichweiten und Rueckmeldungen. Die V1-Pruefung fragt, ob daraus eine belastbare Wirkungsaussage folgt. Wenn nur Kontakte, Klicks oder Zustimmung vorliegen, bleibt die Aussage im Bereich Wirkungspotenzial oder Resonanz, nicht im Bereich nachgewiesener Wirkung. Bezogen auf Nebenwirkungen, Rebound, Zielkonflikte und Wirkungsgrenzen heisst das: Die Analyse muss das konkrete Thema ernst nehmen und zugleich den allgemeinen WÖk-Massstab halten. Es geht nicht darum, die Welt in gute und schlechte Akteure einzuteilen. Es geht darum, Wirkpfade, Wirkungsempfaenger, Datenqualitaet, Risiken und Rueckkopplung so zu beschreiben, dass bessere Entscheidungen moeglich werden.</w:t>
+      </w:r>
+    </w:p>
+    <w:p>
+      <w:r>
+        <w:t>Transfer in Organisationen. Fuer Nebenwirkungen, Rebound, Zielkonflikte und Wirkungsgrenzen bedeutet WÖk-Begriffe im Alltag nur tragen, wenn sie in Routinen uebersetzt werden, dass die Analyse nicht bei einer Aktivitaet, einem guten Willen oder einer Kennzahl stehen bleiben darf. Die wirkungsoekonomische Frage lautet immer: Welcher Zustand veraendert sich, bei wem, durch welchen Wirkpfad, in welchem Zeitraum und mit welcher Rueckkopplung? Gerade in Wirkungsmanagement ist diese Unterscheidung entscheidend, weil Lernende spaeter nicht nur Begriffe wiedergeben, sondern Entscheidungssituationen pruefen muessen. Der haeufige Fehler besteht darin, die Verantwortung an eine Nachhaltigkeitsabteilung auszulagern. Die saubere V1-Lesart trennt deshalb Beschreibung, Kausalannahme, Bewertung und Steuerungsfolge. Strategie, Einkauf, Kommunikation, Controlling und Fuehrung muessen denselben Wirkungsbegriff verwenden. So wird aus dem Thema kein isoliertes Kapitel, sondern ein pruefbarer Baustein der WÖk-Architektur.</w:t>
+      </w:r>
+    </w:p>
+    <w:p>
+      <w:r>
+        <w:t>Rueckfluss in den Korpus. Fuer Nebenwirkungen, Rebound, Zielkonflikte und Wirkungsgrenzen bedeutet jedes Studienskript den Gesamtbestand schaerfen kann, dass die Analyse nicht bei einer Aktivitaet, einem guten Willen oder einer Kennzahl stehen bleiben darf. Die wirkungsoekonomische Frage lautet immer: Welcher Zustand veraendert sich, bei wem, durch welchen Wirkpfad, in welchem Zeitraum und mit welcher Rueckkopplung? Gerade in Wirkungsmanagement ist diese Unterscheidung entscheidend, weil Lernende spaeter nicht nur Begriffe wiedergeben, sondern Entscheidungssituationen pruefen muessen. Der haeufige Fehler besteht darin, neue Einsichten nur lokal im Skript zu belassen. Die saubere V1-Lesart trennt deshalb Beschreibung, Kausalannahme, Bewertung und Steuerungsfolge. Glossar, Website, Journal, Dossiers und Visuals sollen aus der Skriptarbeit lernen. So wird aus dem Thema kein isoliertes Kapitel, sondern ein pruefbarer Baustein der WÖk-Architektur.</w:t>
+      </w:r>
+    </w:p>
+    <w:p>
+      <w:r>
+        <w:t>Pruefungsnahe Transferfrage. Formuliere zu WM-V6 eine Wirkungsaussage in drei Saetzen: Erstens den beobachteten oder plausiblen Zustand, zweitens die Daten- oder Quellenlage, drittens die offene Unsicherheit samt Rueckkopplung. Die Antwort muss ohne moralische Personenbewertung auskommen und darf Reichweite nicht mit Wirkung verwechseln.</w:t>
+      </w:r>
+    </w:p>
+    <w:p>
+      <w:pPr>
+        <w:pStyle w:val="Heading3"/>
+      </w:pPr>
+      <w:r>
+        <w:t>Vertiefungsrunde 3: Lesen, pruefen, rueckkoppeln</w:t>
+      </w:r>
+    </w:p>
+    <w:p>
+      <w:r>
+        <w:t>Die folgende Runde verdichtet WM-V6 nicht durch neue Schlagworte, sondern durch wiederholte Anwendung auf unterschiedliche Entscheidungsebenen. Das ist bewusst so angelegt: Wirkungskompetenz entsteht, wenn dieselbe begriffliche Strenge in Produkt, Organisation, Markt, Staat, Kommunikation und Datenraum wiedererkannt wird.</w:t>
+      </w:r>
+    </w:p>
+    <w:p>
+      <w:r>
+        <w:t>Begriffliche Schaerfung. Fuer Nebenwirkungen, Rebound, Zielkonflikte und Wirkungsgrenzen bedeutet praezise Sprache die erste Sicherung gegen Impact-Washing ist, dass die Analyse nicht bei einer Aktivitaet, einem guten Willen oder einer Kennzahl stehen bleiben darf. Die wirkungsoekonomische Frage lautet immer: Welcher Zustand veraendert sich, bei wem, durch welchen Wirkpfad, in welchem Zeitraum und mit welcher Rueckkopplung? Gerade in Wirkungsmanagement ist diese Unterscheidung entscheidend, weil Lernende spaeter nicht nur Begriffe wiedergeben, sondern Entscheidungssituationen pruefen muessen. Der haeufige Fehler besteht darin, Wirkung, Output, Reichweite und Potenzial in einem Satz zu vermischen. Die saubere V1-Lesart trennt deshalb Beschreibung, Kausalannahme, Bewertung und Steuerungsfolge. In der Praxis sollte jede Wirkungsaussage als kurze Viererprobe formuliert werden: Zustand, Betroffene, Quelle, offene Unsicherheit. So wird aus dem Thema kein isoliertes Kapitel, sondern ein pruefbarer Baustein der WÖk-Architektur.</w:t>
+      </w:r>
+    </w:p>
+    <w:p>
+      <w:r>
+        <w:t>Fallfenster zur Anwendung. Eine Organisation plant eine Massnahme und formuliert dazu eine positive Absicht. In der WÖk reicht das nicht. Fuer diese Vorlesung muss sichtbar werden, welche Zustandsveraenderung erwartet wird, welche Empfaenger direkt oder indirekt betroffen sind, welche Nebenwirkungen entstehen koennen und welche Entscheidung spaeter korrigiert wird. Bezogen auf Nebenwirkungen, Rebound, Zielkonflikte und Wirkungsgrenzen heisst das: Die Analyse muss das konkrete Thema ernst nehmen und zugleich den allgemeinen WÖk-Massstab halten. Es geht nicht darum, die Welt in gute und schlechte Akteure einzuteilen. Es geht darum, Wirkpfade, Wirkungsempfaenger, Datenqualitaet, Risiken und Rueckkopplung so zu beschreiben, dass bessere Entscheidungen moeglich werden.</w:t>
+      </w:r>
+    </w:p>
+    <w:p>
+      <w:r>
+        <w:t>Wirkpfad-Logik. Fuer Nebenwirkungen, Rebound, Zielkonflikte und Wirkungsgrenzen bedeutet ein Thema erst dann steuerbar wird, wenn der Mechanismus zwischen Ausloeser und Zustandsveraenderung beschrieben ist, dass die Analyse nicht bei einer Aktivitaet, einem guten Willen oder einer Kennzahl stehen bleiben darf. Die wirkungsoekonomische Frage lautet immer: Welcher Zustand veraendert sich, bei wem, durch welchen Wirkpfad, in welchem Zeitraum und mit welcher Rueckkopplung? Gerade in Wirkungsmanagement ist diese Unterscheidung entscheidend, weil Lernende spaeter nicht nur Begriffe wiedergeben, sondern Entscheidungssituationen pruefen muessen. Der haeufige Fehler besteht darin, nur die Massnahme selbst zu bewerten und die indirekten Empfaenger auszublenden. Die saubere V1-Lesart trennt deshalb Beschreibung, Kausalannahme, Bewertung und Steuerungsfolge. Eine gute Fallanalyse zeichnet mindestens einen direkten und einen indirekten Wirkpfad nach. So wird aus dem Thema kein isoliertes Kapitel, sondern ein pruefbarer Baustein der WÖk-Architektur.</w:t>
+      </w:r>
+    </w:p>
+    <w:p>
+      <w:r>
+        <w:t>Daten- und Quellenklarheit. Fuer Nebenwirkungen, Rebound, Zielkonflikte und Wirkungsgrenzen bedeutet jede Bewertung nur so belastbar ist wie Datenlage, Quellenstatus und Aktualitaet, dass die Analyse nicht bei einer Aktivitaet, einem guten Willen oder einer Kennzahl stehen bleiben darf. Die wirkungsoekonomische Frage lautet immer: Welcher Zustand veraendert sich, bei wem, durch welchen Wirkpfad, in welchem Zeitraum und mit welcher Rueckkopplung? Gerade in Wirkungsmanagement ist diese Unterscheidung entscheidend, weil Lernende spaeter nicht nur Begriffe wiedergeben, sondern Entscheidungssituationen pruefen muessen. Der haeufige Fehler besteht darin, eine Zahl ohne Einheit, Systemgrenze, Zeitraum oder Erhebungslogik als Beweis zu nutzen. Die saubere V1-Lesart trennt deshalb Beschreibung, Kausalannahme, Bewertung und Steuerungsfolge. Die Lernenden sollen Daten nicht dekorativ zitieren, sondern ihre Aussagekraft, Luecken und Grenzen offenlegen. So wird aus dem Thema kein isoliertes Kapitel, sondern ein pruefbarer Baustein der WÖk-Architektur.</w:t>
+      </w:r>
+    </w:p>
+    <w:p>
+      <w:r>
+        <w:t>Ambivalenz. Fuer Nebenwirkungen, Rebound, Zielkonflikte und Wirkungsgrenzen bedeutet positive und negative Zustandsveraenderungen gleichzeitig auftreten koennen, dass die Analyse nicht bei einer Aktivitaet, einem guten Willen oder einer Kennzahl stehen bleiben darf. Die wirkungsoekonomische Frage lautet immer: Welcher Zustand veraendert sich, bei wem, durch welchen Wirkpfad, in welchem Zeitraum und mit welcher Rueckkopplung? Gerade in Wirkungsmanagement ist diese Unterscheidung entscheidend, weil Lernende spaeter nicht nur Begriffe wiedergeben, sondern Entscheidungssituationen pruefen muessen. Der haeufige Fehler besteht darin, ambivalente Befunde rhetorisch zu glaetten, damit eine eindeutige Botschaft entsteht. Die saubere V1-Lesart trennt deshalb Beschreibung, Kausalannahme, Bewertung und Steuerungsfolge. Ein gutes Skript fuehrt deshalb Profile, Zielkonflikte und offene Punkte nebeneinander. So wird aus dem Thema kein isoliertes Kapitel, sondern ein pruefbarer Baustein der WÖk-Architektur.</w:t>
+      </w:r>
+    </w:p>
+    <w:p>
+      <w:r>
+        <w:t>Fallfenster zur Anwendung. Eine Fuehrungsentscheidung erzeugt zugleich Nutzen und Risiken. Die WÖk behandelt Ambivalenz nicht als Stoerung, sondern als Kern der Analyse. Positive Netto-Wirkung darf erst behauptet werden, wenn zentrale negative Wirkungen getrennt geprueft und rote Linien gewahrt sind. Bezogen auf Nebenwirkungen, Rebound, Zielkonflikte und Wirkungsgrenzen heisst das: Die Analyse muss das konkrete Thema ernst nehmen und zugleich den allgemeinen WÖk-Massstab halten. Es geht nicht darum, die Welt in gute und schlechte Akteure einzuteilen. Es geht darum, Wirkpfade, Wirkungsempfaenger, Datenqualitaet, Risiken und Rueckkopplung so zu beschreiben, dass bessere Entscheidungen moeglich werden.</w:t>
+      </w:r>
+    </w:p>
+    <w:p>
+      <w:r>
+        <w:t>Nichtkompensation. Fuer Nebenwirkungen, Rebound, Zielkonflikte und Wirkungsgrenzen bedeutet schwere zentrale Schaeden nicht durch beliebige positive Einzelwerte neutralisiert werden duerfen, dass die Analyse nicht bei einer Aktivitaet, einem guten Willen oder einer Kennzahl stehen bleiben darf. Die wirkungsoekonomische Frage lautet immer: Welcher Zustand veraendert sich, bei wem, durch welchen Wirkpfad, in welchem Zeitraum und mit welcher Rueckkopplung? Gerade in Wirkungsmanagement ist diese Unterscheidung entscheidend, weil Lernende spaeter nicht nur Begriffe wiedergeben, sondern Entscheidungssituationen pruefen muessen. Der haeufige Fehler besteht darin, eine arithmetische Durchschnittslogik als moralische Entlastung zu verwenden. Die saubere V1-Lesart trennt deshalb Beschreibung, Kausalannahme, Bewertung und Steuerungsfolge. Reverse Merit Order und rote Linien sind Schutzregeln gegen Schoenrechnung. So wird aus dem Thema kein isoliertes Kapitel, sondern ein pruefbarer Baustein der WÖk-Architektur.</w:t>
+      </w:r>
+    </w:p>
+    <w:p>
+      <w:r>
+        <w:t>Pruefungsnahe Transferfrage. Formuliere zu WM-V6 eine Wirkungsaussage in drei Saetzen: Erstens den beobachteten oder plausiblen Zustand, zweitens die Daten- oder Quellenlage, drittens die offene Unsicherheit samt Rueckkopplung. Die Antwort muss ohne moralische Personenbewertung auskommen und darf Reichweite nicht mit Wirkung verwechseln.</w:t>
+      </w:r>
+    </w:p>
+    <w:p>
+      <w:r>
+        <w:t>Rueckkopplung. Fuer Nebenwirkungen, Rebound, Zielkonflikte und Wirkungsgrenzen bedeutet Wirkungswissen erst dann wertvoll wird, wenn es Entscheidungen veraendert, dass die Analyse nicht bei einer Aktivitaet, einem guten Willen oder einer Kennzahl stehen bleiben darf. Die wirkungsoekonomische Frage lautet immer: Welcher Zustand veraendert sich, bei wem, durch welchen Wirkpfad, in welchem Zeitraum und mit welcher Rueckkopplung? Gerade in Wirkungsmanagement ist diese Unterscheidung entscheidend, weil Lernende spaeter nicht nur Begriffe wiedergeben, sondern Entscheidungssituationen pruefen muessen. Der haeufige Fehler besteht darin, einen Bericht als Endpunkt zu betrachten. Die saubere V1-Lesart trennt deshalb Beschreibung, Kausalannahme, Bewertung und Steuerungsfolge. Jeder Analyseblock sollte fragen, welche Routine, welcher Prozess oder welche Ressource nach der Bewertung angepasst wird. So wird aus dem Thema kein isoliertes Kapitel, sondern ein pruefbarer Baustein der WÖk-Architektur.</w:t>
+      </w:r>
+    </w:p>
+    <w:p>
+      <w:r>
+        <w:t>Governance. Fuer Nebenwirkungen, Rebound, Zielkonflikte und Wirkungsgrenzen bedeutet Wirkungsbewertung Verfahren, Rechte, Transparenz und Korrektur braucht, dass die Analyse nicht bei einer Aktivitaet, einem guten Willen oder einer Kennzahl stehen bleiben darf. Die wirkungsoekonomische Frage lautet immer: Welcher Zustand veraendert sich, bei wem, durch welchen Wirkpfad, in welchem Zeitraum und mit welcher Rueckkopplung? Gerade in Wirkungsmanagement ist diese Unterscheidung entscheidend, weil Lernende spaeter nicht nur Begriffe wiedergeben, sondern Entscheidungssituationen pruefen muessen. Der haeufige Fehler besteht darin, Bewertung als technokratische Top-down-Setzung zu verstehen. Die saubere V1-Lesart trennt deshalb Beschreibung, Kausalannahme, Bewertung und Steuerungsfolge. Betroffene, Datenhalter, Entscheider und Kontrollinstanzen muessen unterscheidbare Rollen behalten. So wird aus dem Thema kein isoliertes Kapitel, sondern ein pruefbarer Baustein der WÖk-Architektur.</w:t>
+      </w:r>
+    </w:p>
+    <w:p>
+      <w:r>
+        <w:t>Fallfenster zur Anwendung. Ein Controlling-Team moechte einen Score bilden. Das Skript verlangt, dass Datenqualitaet, Systemgrenzen, Gewichtung, Unsicherheit und Nichtkompensation sichtbar bleiben. Ein Score darf die Diskussion nicht beenden, sondern muss bessere Fragen, Priorisierung und Rueckkopplung ermoeglichen. Bezogen auf Nebenwirkungen, Rebound, Zielkonflikte und Wirkungsgrenzen heisst das: Die Analyse muss das konkrete Thema ernst nehmen und zugleich den allgemeinen WÖk-Massstab halten. Es geht nicht darum, die Welt in gute und schlechte Akteure einzuteilen. Es geht darum, Wirkpfade, Wirkungsempfaenger, Datenqualitaet, Risiken und Rueckkopplung so zu beschreiben, dass bessere Entscheidungen moeglich werden.</w:t>
+      </w:r>
+    </w:p>
+    <w:p>
+      <w:r>
+        <w:t>Didaktische Pruefbarkeit. Fuer Nebenwirkungen, Rebound, Zielkonflikte und Wirkungsgrenzen bedeutet das Thema in der Akademie nicht nur erklaert, sondern in Falllogik ueberfuehrt werden muss, dass die Analyse nicht bei einer Aktivitaet, einem guten Willen oder einer Kennzahl stehen bleiben darf. Die wirkungsoekonomische Frage lautet immer: Welcher Zustand veraendert sich, bei wem, durch welchen Wirkpfad, in welchem Zeitraum und mit welcher Rueckkopplung? Gerade in Wirkungsmanagement ist diese Unterscheidung entscheidend, weil Lernende spaeter nicht nur Begriffe wiedergeben, sondern Entscheidungssituationen pruefen muessen. Der haeufige Fehler besteht darin, reines Auswendiglernen als Kompetenznachweis zu behandeln. Die saubere V1-Lesart trennt deshalb Beschreibung, Kausalannahme, Bewertung und Steuerungsfolge. Pruefungsfragen sollen Begriffe, Anwendung und rote Linien verbinden. So wird aus dem Thema kein isoliertes Kapitel, sondern ein pruefbarer Baustein der WÖk-Architektur.</w:t>
+      </w:r>
+    </w:p>
+    <w:p>
+      <w:r>
+        <w:t>Transfer in Organisationen. Fuer Nebenwirkungen, Rebound, Zielkonflikte und Wirkungsgrenzen bedeutet WÖk-Begriffe im Alltag nur tragen, wenn sie in Routinen uebersetzt werden, dass die Analyse nicht bei einer Aktivitaet, einem guten Willen oder einer Kennzahl stehen bleiben darf. Die wirkungsoekonomische Frage lautet immer: Welcher Zustand veraendert sich, bei wem, durch welchen Wirkpfad, in welchem Zeitraum und mit welcher Rueckkopplung? Gerade in Wirkungsmanagement ist diese Unterscheidung entscheidend, weil Lernende spaeter nicht nur Begriffe wiedergeben, sondern Entscheidungssituationen pruefen muessen. Der haeufige Fehler besteht darin, die Verantwortung an eine Nachhaltigkeitsabteilung auszulagern. Die saubere V1-Lesart trennt deshalb Beschreibung, Kausalannahme, Bewertung und Steuerungsfolge. Strategie, Einkauf, Kommunikation, Controlling und Fuehrung muessen denselben Wirkungsbegriff verwenden. So wird aus dem Thema kein isoliertes Kapitel, sondern ein pruefbarer Baustein der WÖk-Architektur.</w:t>
+      </w:r>
+    </w:p>
+    <w:p>
+      <w:r>
+        <w:t>Rueckfluss in den Korpus. Fuer Nebenwirkungen, Rebound, Zielkonflikte und Wirkungsgrenzen bedeutet jedes Studienskript den Gesamtbestand schaerfen kann, dass die Analyse nicht bei einer Aktivitaet, einem guten Willen oder einer Kennzahl stehen bleiben darf. Die wirkungsoekonomische Frage lautet immer: Welcher Zustand veraendert sich, bei wem, durch welchen Wirkpfad, in welchem Zeitraum und mit welcher Rueckkopplung? Gerade in Wirkungsmanagement ist diese Unterscheidung entscheidend, weil Lernende spaeter nicht nur Begriffe wiedergeben, sondern Entscheidungssituationen pruefen muessen. Der haeufige Fehler besteht darin, neue Einsichten nur lokal im Skript zu belassen. Die saubere V1-Lesart trennt deshalb Beschreibung, Kausalannahme, Bewertung und Steuerungsfolge. Glossar, Website, Journal, Dossiers und Visuals sollen aus der Skriptarbeit lernen. So wird aus dem Thema kein isoliertes Kapitel, sondern ein pruefbarer Baustein der WÖk-Architektur.</w:t>
+      </w:r>
+    </w:p>
+    <w:p>
+      <w:r>
+        <w:t>Fallfenster zur Anwendung. Ein Kommunikationsbericht nennt viele Aktivitaeten, Reichweiten und Rueckmeldungen. Die V1-Pruefung fragt, ob daraus eine belastbare Wirkungsaussage folgt. Wenn nur Kontakte, Klicks oder Zustimmung vorliegen, bleibt die Aussage im Bereich Wirkungspotenzial oder Resonanz, nicht im Bereich nachgewiesener Wirkung. Bezogen auf Nebenwirkungen, Rebound, Zielkonflikte und Wirkungsgrenzen heisst das: Die Analyse muss das konkrete Thema ernst nehmen und zugleich den allgemeinen WÖk-Massstab halten. Es geht nicht darum, die Welt in gute und schlechte Akteure einzuteilen. Es geht darum, Wirkpfade, Wirkungsempfaenger, Datenqualitaet, Risiken und Rueckkopplung so zu beschreiben, dass bessere Entscheidungen moeglich werden.</w:t>
+      </w:r>
+    </w:p>
+    <w:p>
+      <w:r>
+        <w:t>Pruefungsnahe Transferfrage. Formuliere zu WM-V6 eine Wirkungsaussage in drei Saetzen: Erstens den beobachteten oder plausiblen Zustand, zweitens die Daten- oder Quellenlage, drittens die offene Unsicherheit samt Rueckkopplung. Die Antwort muss ohne moralische Personenbewertung auskommen und darf Reichweite nicht mit Wirkung verwechseln.</w:t>
+      </w:r>
+    </w:p>
+    <w:p>
+      <w:pPr>
+        <w:pStyle w:val="Heading3"/>
+      </w:pPr>
+      <w:r>
+        <w:t>Vertiefungsrunde 4: Lesen, pruefen, rueckkoppeln</w:t>
+      </w:r>
+    </w:p>
+    <w:p>
+      <w:r>
+        <w:t>Die folgende Runde verdichtet WM-V6 nicht durch neue Schlagworte, sondern durch wiederholte Anwendung auf unterschiedliche Entscheidungsebenen. Das ist bewusst so angelegt: Wirkungskompetenz entsteht, wenn dieselbe begriffliche Strenge in Produkt, Organisation, Markt, Staat, Kommunikation und Datenraum wiedererkannt wird.</w:t>
+      </w:r>
+    </w:p>
+    <w:p>
+      <w:r>
+        <w:t>Begriffliche Schaerfung. Fuer Nebenwirkungen, Rebound, Zielkonflikte und Wirkungsgrenzen bedeutet praezise Sprache die erste Sicherung gegen Impact-Washing ist, dass die Analyse nicht bei einer Aktivitaet, einem guten Willen oder einer Kennzahl stehen bleiben darf. Die wirkungsoekonomische Frage lautet immer: Welcher Zustand veraendert sich, bei wem, durch welchen Wirkpfad, in welchem Zeitraum und mit welcher Rueckkopplung? Gerade in Wirkungsmanagement ist diese Unterscheidung entscheidend, weil Lernende spaeter nicht nur Begriffe wiedergeben, sondern Entscheidungssituationen pruefen muessen. Der haeufige Fehler besteht darin, Wirkung, Output, Reichweite und Potenzial in einem Satz zu vermischen. Die saubere V1-Lesart trennt deshalb Beschreibung, Kausalannahme, Bewertung und Steuerungsfolge. In der Praxis sollte jede Wirkungsaussage als kurze Viererprobe formuliert werden: Zustand, Betroffene, Quelle, offene Unsicherheit. So wird aus dem Thema kein isoliertes Kapitel, sondern ein pruefbarer Baustein der WÖk-Architektur.</w:t>
+      </w:r>
+    </w:p>
+    <w:p>
+      <w:r>
+        <w:t>Wirkpfad-Logik. Fuer Nebenwirkungen, Rebound, Zielkonflikte und Wirkungsgrenzen bedeutet ein Thema erst dann steuerbar wird, wenn der Mechanismus zwischen Ausloeser und Zustandsveraenderung beschrieben ist, dass die Analyse nicht bei einer Aktivitaet, einem guten Willen oder einer Kennzahl stehen bleiben darf. Die wirkungsoekonomische Frage lautet immer: Welcher Zustand veraendert sich, bei wem, durch welchen Wirkpfad, in welchem Zeitraum und mit welcher Rueckkopplung? Gerade in Wirkungsmanagement ist diese Unterscheidung entscheidend, weil Lernende spaeter nicht nur Begriffe wiedergeben, sondern Entscheidungssituationen pruefen muessen. Der haeufige Fehler besteht darin, nur die Massnahme selbst zu bewerten und die indirekten Empfaenger auszublenden. Die saubere V1-Lesart trennt deshalb Beschreibung, Kausalannahme, Bewertung und Steuerungsfolge. Eine gute Fallanalyse zeichnet mindestens einen direkten und einen indirekten Wirkpfad nach. So wird aus dem Thema kein isoliertes Kapitel, sondern ein pruefbarer Baustein der WÖk-Architektur.</w:t>
+      </w:r>
+    </w:p>
+    <w:p>
+      <w:r>
+        <w:t>Daten- und Quellenklarheit. Fuer Nebenwirkungen, Rebound, Zielkonflikte und Wirkungsgrenzen bedeutet jede Bewertung nur so belastbar ist wie Datenlage, Quellenstatus und Aktualitaet, dass die Analyse nicht bei einer Aktivitaet, einem guten Willen oder einer Kennzahl stehen bleiben darf. Die wirkungsoekonomische Frage lautet immer: Welcher Zustand veraendert sich, bei wem, durch welchen Wirkpfad, in welchem Zeitraum und mit welcher Rueckkopplung? Gerade in Wirkungsmanagement ist diese Unterscheidung entscheidend, weil Lernende spaeter nicht nur Begriffe wiedergeben, sondern Entscheidungssituationen pruefen muessen. Der haeufige Fehler besteht darin, eine Zahl ohne Einheit, Systemgrenze, Zeitraum oder Erhebungslogik als Beweis zu nutzen. Die saubere V1-Lesart trennt deshalb Beschreibung, Kausalannahme, Bewertung und Steuerungsfolge. Die Lernenden sollen Daten nicht dekorativ zitieren, sondern ihre Aussagekraft, Luecken und Grenzen offenlegen. So wird aus dem Thema kein isoliertes Kapitel, sondern ein pruefbarer Baustein der WÖk-Architektur.</w:t>
+      </w:r>
+    </w:p>
+    <w:p>
+      <w:r>
+        <w:t>Fallfenster zur Anwendung. Eine Organisation plant eine Massnahme und formuliert dazu eine positive Absicht. In der WÖk reicht das nicht. Fuer diese Vorlesung muss sichtbar werden, welche Zustandsveraenderung erwartet wird, welche Empfaenger direkt oder indirekt betroffen sind, welche Nebenwirkungen entstehen koennen und welche Entscheidung spaeter korrigiert wird. Bezogen auf Nebenwirkungen, Rebound, Zielkonflikte und Wirkungsgrenzen heisst das: Die Analyse muss das konkrete Thema ernst nehmen und zugleich den allgemeinen WÖk-Massstab halten. Es geht nicht darum, die Welt in gute und schlechte Akteure einzuteilen. Es geht darum, Wirkpfade, Wirkungsempfaenger, Datenqualitaet, Risiken und Rueckkopplung so zu beschreiben, dass bessere Entscheidungen moeglich werden.</w:t>
+      </w:r>
+    </w:p>
+    <w:p>
+      <w:r>
+        <w:t>Ambivalenz. Fuer Nebenwirkungen, Rebound, Zielkonflikte und Wirkungsgrenzen bedeutet positive und negative Zustandsveraenderungen gleichzeitig auftreten koennen, dass die Analyse nicht bei einer Aktivitaet, einem guten Willen oder einer Kennzahl stehen bleiben darf. Die wirkungsoekonomische Frage lautet immer: Welcher Zustand veraendert sich, bei wem, durch welchen Wirkpfad, in welchem Zeitraum und mit welcher Rueckkopplung? Gerade in Wirkungsmanagement ist diese Unterscheidung entscheidend, weil Lernende spaeter nicht nur Begriffe wiedergeben, sondern Entscheidungssituationen pruefen muessen. Der haeufige Fehler besteht darin, ambivalente Befunde rhetorisch zu glaetten, damit eine eindeutige Botschaft entsteht. Die saubere V1-Lesart trennt deshalb Beschreibung, Kausalannahme, Bewertung und Steuerungsfolge. Ein gutes Skript fuehrt deshalb Profile, Zielkonflikte und offene Punkte nebeneinander. So wird aus dem Thema kein isoliertes Kapitel, sondern ein pruefbarer Baustein der WÖk-Architektur.</w:t>
+      </w:r>
+    </w:p>
+    <w:p>
+      <w:r>
+        <w:t>Nichtkompensation. Fuer Nebenwirkungen, Rebound, Zielkonflikte und Wirkungsgrenzen bedeutet schwere zentrale Schaeden nicht durch beliebige positive Einzelwerte neutralisiert werden duerfen, dass die Analyse nicht bei einer Aktivitaet, einem guten Willen oder einer Kennzahl stehen bleiben darf. Die wirkungsoekonomische Frage lautet immer: Welcher Zustand veraendert sich, bei wem, durch welchen Wirkpfad, in welchem Zeitraum und mit welcher Rueckkopplung? Gerade in Wirkungsmanagement ist diese Unterscheidung entscheidend, weil Lernende spaeter nicht nur Begriffe wiedergeben, sondern Entscheidungssituationen pruefen muessen. Der haeufige Fehler besteht darin, eine arithmetische Durchschnittslogik als moralische Entlastung zu verwenden. Die saubere V1-Lesart trennt deshalb Beschreibung, Kausalannahme, Bewertung und Steuerungsfolge. Reverse Merit Order und rote Linien sind Schutzregeln gegen Schoenrechnung. So wird aus dem Thema kein isoliertes Kapitel, sondern ein pruefbarer Baustein der WÖk-Architektur.</w:t>
+      </w:r>
+    </w:p>
+    <w:p>
+      <w:r>
+        <w:t>Pruefungsnahe Transferfrage. Formuliere zu WM-V6 eine Wirkungsaussage in drei Saetzen: Erstens den beobachteten oder plausiblen Zustand, zweitens die Daten- oder Quellenlage, drittens die offene Unsicherheit samt Rueckkopplung. Die Antwort muss ohne moralische Personenbewertung auskommen und darf Reichweite nicht mit Wirkung verwechseln.</w:t>
+      </w:r>
+    </w:p>
+    <w:p>
+      <w:r>
+        <w:t>Rueckkopplung. Fuer Nebenwirkungen, Rebound, Zielkonflikte und Wirkungsgrenzen bedeutet Wirkungswissen erst dann wertvoll wird, wenn es Entscheidungen veraendert, dass die Analyse nicht bei einer Aktivitaet, einem guten Willen oder einer Kennzahl stehen bleiben darf. Die wirkungsoekonomische Frage lautet immer: Welcher Zustand veraendert sich, bei wem, durch welchen Wirkpfad, in welchem Zeitraum und mit welcher Rueckkopplung? Gerade in Wirkungsmanagement ist diese Unterscheidung entscheidend, weil Lernende spaeter nicht nur Begriffe wiedergeben, sondern Entscheidungssituationen pruefen muessen. Der haeufige Fehler besteht darin, einen Bericht als Endpunkt zu betrachten. Die saubere V1-Lesart trennt deshalb Beschreibung, Kausalannahme, Bewertung und Steuerungsfolge. Jeder Analyseblock sollte fragen, welche Routine, welcher Prozess oder welche Ressource nach der Bewertung angepasst wird. So wird aus dem Thema kein isoliertes Kapitel, sondern ein pruefbarer Baustein der WÖk-Architektur.</w:t>
+      </w:r>
+    </w:p>
+    <w:p>
+      <w:r>
+        <w:t>Fallfenster zur Anwendung. Eine Fuehrungsentscheidung erzeugt zugleich Nutzen und Risiken. Die WÖk behandelt Ambivalenz nicht als Stoerung, sondern als Kern der Analyse. Positive Netto-Wirkung darf erst behauptet werden, wenn zentrale negative Wirkungen getrennt geprueft und rote Linien gewahrt sind. Bezogen auf Nebenwirkungen, Rebound, Zielkonflikte und Wirkungsgrenzen heisst das: Die Analyse muss das konkrete Thema ernst nehmen und zugleich den allgemeinen WÖk-Massstab halten. Es geht nicht darum, die Welt in gute und schlechte Akteure einzuteilen. Es geht darum, Wirkpfade, Wirkungsempfaenger, Datenqualitaet, Risiken und Rueckkopplung so zu beschreiben, dass bessere Entscheidungen moeglich werden.</w:t>
+      </w:r>
+    </w:p>
+    <w:p>
+      <w:r>
+        <w:t>Governance. Fuer Nebenwirkungen, Rebound, Zielkonflikte und Wirkungsgrenzen bedeutet Wirkungsbewertung Verfahren, Rechte, Transparenz und Korrektur braucht, dass die Analyse nicht bei einer Aktivitaet, einem guten Willen oder einer Kennzahl stehen bleiben darf. Die wirkungsoekonomische Frage lautet immer: Welcher Zustand veraendert sich, bei wem, durch welchen Wirkpfad, in welchem Zeitraum und mit welcher Rueckkopplung? Gerade in Wirkungsmanagement ist diese Unterscheidung entscheidend, weil Lernende spaeter nicht nur Begriffe wiedergeben, sondern Entscheidungssituationen pruefen muessen. Der haeufige Fehler besteht darin, Bewertung als technokratische Top-down-Setzung zu verstehen. Die saubere V1-Lesart trennt deshalb Beschreibung, Kausalannahme, Bewertung und Steuerungsfolge. Betroffene, Datenhalter, Entscheider und Kontrollinstanzen muessen unterscheidbare Rollen behalten. So wird aus dem Thema kein isoliertes Kapitel, sondern ein pruefbarer Baustein der WÖk-Architektur.</w:t>
+      </w:r>
+    </w:p>
+    <w:p>
+      <w:r>
+        <w:t>Didaktische Pruefbarkeit. Fuer Nebenwirkungen, Rebound, Zielkonflikte und Wirkungsgrenzen bedeutet das Thema in der Akademie nicht nur erklaert, sondern in Falllogik ueberfuehrt werden muss, dass die Analyse nicht bei einer Aktivitaet, einem guten Willen oder einer Kennzahl stehen bleiben darf. Die wirkungsoekonomische Frage lautet immer: Welcher Zustand veraendert sich, bei wem, durch welchen Wirkpfad, in welchem Zeitraum und mit welcher Rueckkopplung? Gerade in Wirkungsmanagement ist diese Unterscheidung entscheidend, weil Lernende spaeter nicht nur Begriffe wiedergeben, sondern Entscheidungssituationen pruefen muessen. Der haeufige Fehler besteht darin, reines Auswendiglernen als Kompetenznachweis zu behandeln. Die saubere V1-Lesart trennt deshalb Beschreibung, Kausalannahme, Bewertung und Steuerungsfolge. Pruefungsfragen sollen Begriffe, Anwendung und rote Linien verbinden. So wird aus dem Thema kein isoliertes Kapitel, sondern ein pruefbarer Baustein der WÖk-Architektur.</w:t>
+      </w:r>
+    </w:p>
+    <w:p>
+      <w:r>
+        <w:t>Transfer in Organisationen. Fuer Nebenwirkungen, Rebound, Zielkonflikte und Wirkungsgrenzen bedeutet WÖk-Begriffe im Alltag nur tragen, wenn sie in Routinen uebersetzt werden, dass die Analyse nicht bei einer Aktivitaet, einem guten Willen oder einer Kennzahl stehen bleiben darf. Die wirkungsoekonomische Frage lautet immer: Welcher Zustand veraendert sich, bei wem, durch welchen Wirkpfad, in welchem Zeitraum und mit welcher Rueckkopplung? Gerade in Wirkungsmanagement ist diese Unterscheidung entscheidend, weil Lernende spaeter nicht nur Begriffe wiedergeben, sondern Entscheidungssituationen pruefen muessen. Der haeufige Fehler besteht darin, die Verantwortung an eine Nachhaltigkeitsabteilung auszulagern. Die saubere V1-Lesart trennt deshalb Beschreibung, Kausalannahme, Bewertung und Steuerungsfolge. Strategie, Einkauf, Kommunikation, Controlling und Fuehrung muessen denselben Wirkungsbegriff verwenden. So wird aus dem Thema kein isoliertes Kapitel, sondern ein pruefbarer Baustein der WÖk-Architektur.</w:t>
+      </w:r>
+    </w:p>
+    <w:p>
+      <w:r>
+        <w:t>Fallfenster zur Anwendung. Ein Controlling-Team moechte einen Score bilden. Das Skript verlangt, dass Datenqualitaet, Systemgrenzen, Gewichtung, Unsicherheit und Nichtkompensation sichtbar bleiben. Ein Score darf die Diskussion nicht beenden, sondern muss bessere Fragen, Priorisierung und Rueckkopplung ermoeglichen. Bezogen auf Nebenwirkungen, Rebound, Zielkonflikte und Wirkungsgrenzen heisst das: Die Analyse muss das konkrete Thema ernst nehmen und zugleich den allgemeinen WÖk-Massstab halten. Es geht nicht darum, die Welt in gute und schlechte Akteure einzuteilen. Es geht darum, Wirkpfade, Wirkungsempfaenger, Datenqualitaet, Risiken und Rueckkopplung so zu beschreiben, dass bessere Entscheidungen moeglich werden.</w:t>
+      </w:r>
+    </w:p>
+    <w:p>
+      <w:r>
+        <w:t>Rueckfluss in den Korpus. Fuer Nebenwirkungen, Rebound, Zielkonflikte und Wirkungsgrenzen bedeutet jedes Studienskript den Gesamtbestand schaerfen kann, dass die Analyse nicht bei einer Aktivitaet, einem guten Willen oder einer Kennzahl stehen bleiben darf. Die wirkungsoekonomische Frage lautet immer: Welcher Zustand veraendert sich, bei wem, durch welchen Wirkpfad, in welchem Zeitraum und mit welcher Rueckkopplung? Gerade in Wirkungsmanagement ist diese Unterscheidung entscheidend, weil Lernende spaeter nicht nur Begriffe wiedergeben, sondern Entscheidungssituationen pruefen muessen. Der haeufige Fehler besteht darin, neue Einsichten nur lokal im Skript zu belassen. Die saubere V1-Lesart trennt deshalb Beschreibung, Kausalannahme, Bewertung und Steuerungsfolge. Glossar, Website, Journal, Dossiers und Visuals sollen aus der Skriptarbeit lernen. So wird aus dem Thema kein isoliertes Kapitel, sondern ein pruefbarer Baustein der WÖk-Architektur.</w:t>
+      </w:r>
+    </w:p>
+    <w:p>
+      <w:r>
+        <w:t>Pruefungsnahe Transferfrage. Formuliere zu WM-V6 eine Wirkungsaussage in drei Saetzen: Erstens den beobachteten oder plausiblen Zustand, zweitens die Daten- oder Quellenlage, drittens die offene Unsicherheit samt Rueckkopplung. Die Antwort muss ohne moralische Personenbewertung auskommen und darf Reichweite nicht mit Wirkung verwechseln.</w:t>
+      </w:r>
+    </w:p>
+    <w:p>
+      <w:pPr>
+        <w:pStyle w:val="Heading3"/>
+      </w:pPr>
+      <w:r>
+        <w:t>Vertiefungsrunde 5: Lesen, pruefen, rueckkoppeln</w:t>
+      </w:r>
+    </w:p>
+    <w:p>
+      <w:r>
+        <w:t>Die folgende Runde verdichtet WM-V6 nicht durch neue Schlagworte, sondern durch wiederholte Anwendung auf unterschiedliche Entscheidungsebenen. Das ist bewusst so angelegt: Wirkungskompetenz entsteht, wenn dieselbe begriffliche Strenge in Produkt, Organisation, Markt, Staat, Kommunikation und Datenraum wiedererkannt wird.</w:t>
+      </w:r>
+    </w:p>
+    <w:p>
+      <w:r>
+        <w:t>Begriffliche Schaerfung. Fuer Nebenwirkungen, Rebound, Zielkonflikte und Wirkungsgrenzen bedeutet praezise Sprache die erste Sicherung gegen Impact-Washing ist, dass die Analyse nicht bei einer Aktivitaet, einem guten Willen oder einer Kennzahl stehen bleiben darf. Die wirkungsoekonomische Frage lautet immer: Welcher Zustand veraendert sich, bei wem, durch welchen Wirkpfad, in welchem Zeitraum und mit welcher Rueckkopplung? Gerade in Wirkungsmanagement ist diese Unterscheidung entscheidend, weil Lernende spaeter nicht nur Begriffe wiedergeben, sondern Entscheidungssituationen pruefen muessen. Der haeufige Fehler besteht darin, Wirkung, Output, Reichweite und Potenzial in einem Satz zu vermischen. Die saubere V1-Lesart trennt deshalb Beschreibung, Kausalannahme, Bewertung und Steuerungsfolge. In der Praxis sollte jede Wirkungsaussage als kurze Viererprobe formuliert werden: Zustand, Betroffene, Quelle, offene Unsicherheit. So wird aus dem Thema kein isoliertes Kapitel, sondern ein pruefbarer Baustein der WÖk-Architektur.</w:t>
+      </w:r>
+    </w:p>
+    <w:p>
+      <w:r>
+        <w:t>Wirkpfad-Logik. Fuer Nebenwirkungen, Rebound, Zielkonflikte und Wirkungsgrenzen bedeutet ein Thema erst dann steuerbar wird, wenn der Mechanismus zwischen Ausloeser und Zustandsveraenderung beschrieben ist, dass die Analyse nicht bei einer Aktivitaet, einem guten Willen oder einer Kennzahl stehen bleiben darf. Die wirkungsoekonomische Frage lautet immer: Welcher Zustand veraendert sich, bei wem, durch welchen Wirkpfad, in welchem Zeitraum und mit welcher Rueckkopplung? Gerade in Wirkungsmanagement ist diese Unterscheidung entscheidend, weil Lernende spaeter nicht nur Begriffe wiedergeben, sondern Entscheidungssituationen pruefen muessen. Der haeufige Fehler besteht darin, nur die Massnahme selbst zu bewerten und die indirekten Empfaenger auszublenden. Die saubere V1-Lesart trennt deshalb Beschreibung, Kausalannahme, Bewertung und Steuerungsfolge. Eine gute Fallanalyse zeichnet mindestens einen direkten und einen indirekten Wirkpfad nach. So wird aus dem Thema kein isoliertes Kapitel, sondern ein pruefbarer Baustein der WÖk-Architektur.</w:t>
+      </w:r>
+    </w:p>
+    <w:p>
+      <w:r>
+        <w:t>Fallfenster zur Anwendung. Ein Kommunikationsbericht nennt viele Aktivitaeten, Reichweiten und Rueckmeldungen. Die V1-Pruefung fragt, ob daraus eine belastbare Wirkungsaussage folgt. Wenn nur Kontakte, Klicks oder Zustimmung vorliegen, bleibt die Aussage im Bereich Wirkungspotenzial oder Resonanz, nicht im Bereich nachgewiesener Wirkung. Bezogen auf Nebenwirkungen, Rebound, Zielkonflikte und Wirkungsgrenzen heisst das: Die Analyse muss das konkrete Thema ernst nehmen und zugleich den allgemeinen WÖk-Massstab halten. Es geht nicht darum, die Welt in gute und schlechte Akteure einzuteilen. Es geht darum, Wirkpfade, Wirkungsempfaenger, Datenqualitaet, Risiken und Rueckkopplung so zu beschreiben, dass bessere Entscheidungen moeglich werden.</w:t>
+      </w:r>
+    </w:p>
+    <w:p>
+      <w:r>
+        <w:t>Daten- und Quellenklarheit. Fuer Nebenwirkungen, Rebound, Zielkonflikte und Wirkungsgrenzen bedeutet jede Bewertung nur so belastbar ist wie Datenlage, Quellenstatus und Aktualitaet, dass die Analyse nicht bei einer Aktivitaet, einem guten Willen oder einer Kennzahl stehen bleiben darf. Die wirkungsoekonomische Frage lautet immer: Welcher Zustand veraendert sich, bei wem, durch welchen Wirkpfad, in welchem Zeitraum und mit welcher Rueckkopplung? Gerade in Wirkungsmanagement ist diese Unterscheidung entscheidend, weil Lernende spaeter nicht nur Begriffe wiedergeben, sondern Entscheidungssituationen pruefen muessen. Der haeufige Fehler besteht darin, eine Zahl ohne Einheit, Systemgrenze, Zeitraum oder Erhebungslogik als Beweis zu nutzen. Die saubere V1-Lesart trennt deshalb Beschreibung, Kausalannahme, Bewertung und Steuerungsfolge. Die Lernenden sollen Daten nicht dekorativ zitieren, sondern ihre Aussagekraft, Luecken und Grenzen offenlegen. So wird aus dem Thema kein isoliertes Kapitel, sondern ein pruefbarer Baustein der WÖk-Architektur.</w:t>
+      </w:r>
+    </w:p>
+    <w:p>
+      <w:r>
+        <w:t>Ambivalenz. Fuer Nebenwirkungen, Rebound, Zielkonflikte und Wirkungsgrenzen bedeutet positive und negative Zustandsveraenderungen gleichzeitig auftreten koennen, dass die Analyse nicht bei einer Aktivitaet, einem guten Willen oder einer Kennzahl stehen bleiben darf. Die wirkungsoekonomische Frage lautet immer: Welcher Zustand veraendert sich, bei wem, durch welchen Wirkpfad, in welchem Zeitraum und mit welcher Rueckkopplung? Gerade in Wirkungsmanagement ist diese Unterscheidung entscheidend, weil Lernende spaeter nicht nur Begriffe wiedergeben, sondern Entscheidungssituationen pruefen muessen. Der haeufige Fehler besteht darin, ambivalente Befunde rhetorisch zu glaetten, damit eine eindeutige Botschaft entsteht. Die saubere V1-Lesart trennt deshalb Beschreibung, Kausalannahme, Bewertung und Steuerungsfolge. Ein gutes Skript fuehrt deshalb Profile, Zielkonflikte und offene Punkte nebeneinander. So wird aus dem Thema kein isoliertes Kapitel, sondern ein pruefbarer Baustein der WÖk-Architektur.</w:t>
+      </w:r>
+    </w:p>
+    <w:p>
+      <w:r>
+        <w:t>Nichtkompensation. Fuer Nebenwirkungen, Rebound, Zielkonflikte und Wirkungsgrenzen bedeutet schwere zentrale Schaeden nicht durch beliebige positive Einzelwerte neutralisiert werden duerfen, dass die Analyse nicht bei einer Aktivitaet, einem guten Willen oder einer Kennzahl stehen bleiben darf. Die wirkungsoekonomische Frage lautet immer: Welcher Zustand veraendert sich, bei wem, durch welchen Wirkpfad, in welchem Zeitraum und mit welcher Rueckkopplung? Gerade in Wirkungsmanagement ist diese Unterscheidung entscheidend, weil Lernende spaeter nicht nur Begriffe wiedergeben, sondern Entscheidungssituationen pruefen muessen. Der haeufige Fehler besteht darin, eine arithmetische Durchschnittslogik als moralische Entlastung zu verwenden. Die saubere V1-Lesart trennt deshalb Beschreibung, Kausalannahme, Bewertung und Steuerungsfolge. Reverse Merit Order und rote Linien sind Schutzregeln gegen Schoenrechnung. So wird aus dem Thema kein isoliertes Kapitel, sondern ein pruefbarer Baustein der WÖk-Architektur.</w:t>
+      </w:r>
+    </w:p>
+    <w:p>
+      <w:r>
+        <w:t>Fallfenster zur Anwendung. Eine Organisation plant eine Massnahme und formuliert dazu eine positive Absicht. In der WÖk reicht das nicht. Fuer diese Vorlesung muss sichtbar werden, welche Zustandsveraenderung erwartet wird, welche Empfaenger direkt oder indirekt betroffen sind, welche Nebenwirkungen entstehen koennen und welche Entscheidung spaeter korrigiert wird. Bezogen auf Nebenwirkungen, Rebound, Zielkonflikte und Wirkungsgrenzen heisst das: Die Analyse muss das konkrete Thema ernst nehmen und zugleich den allgemeinen WÖk-Massstab halten. Es geht nicht darum, die Welt in gute und schlechte Akteure einzuteilen. Es geht darum, Wirkpfade, Wirkungsempfaenger, Datenqualitaet, Risiken und Rueckkopplung so zu beschreiben, dass bessere Entscheidungen moeglich werden.</w:t>
+      </w:r>
+    </w:p>
+    <w:p>
+      <w:r>
+        <w:t>Pruefungsnahe Transferfrage. Formuliere zu WM-V6 eine Wirkungsaussage in drei Saetzen: Erstens den beobachteten oder plausiblen Zustand, zweitens die Daten- oder Quellenlage, drittens die offene Unsicherheit samt Rueckkopplung. Die Antwort muss ohne moralische Personenbewertung auskommen und darf Reichweite nicht mit Wirkung verwechseln.</w:t>
+      </w:r>
+    </w:p>
+    <w:p>
+      <w:r>
+        <w:t>Rueckkopplung. Fuer Nebenwirkungen, Rebound, Zielkonflikte und Wirkungsgrenzen bedeutet Wirkungswissen erst dann wertvoll wird, wenn es Entscheidungen veraendert, dass die Analyse nicht bei einer Aktivitaet, einem guten Willen oder einer Kennzahl stehen bleiben darf. Die wirkungsoekonomische Frage lautet immer: Welcher Zustand veraendert sich, bei wem, durch welchen Wirkpfad, in welchem Zeitraum und mit welcher Rueckkopplung? Gerade in Wirkungsmanagement ist diese Unterscheidung entscheidend, weil Lernende spaeter nicht nur Begriffe wiedergeben, sondern Entscheidungssituationen pruefen muessen. Der haeufige Fehler besteht darin, einen Bericht als Endpunkt zu betrachten. Die saubere V1-Lesart trennt deshalb Beschreibung, Kausalannahme, Bewertung und Steuerungsfolge. Jeder Analyseblock sollte fragen, welche Routine, welcher Prozess oder welche Ressource nach der Bewertung angepasst wird. So wird aus dem Thema kein isoliertes Kapitel, sondern ein pruefbarer Baustein der WÖk-Architektur.</w:t>
+      </w:r>
+    </w:p>
+    <w:p>
+      <w:r>
+        <w:t>Governance. Fuer Nebenwirkungen, Rebound, Zielkonflikte und Wirkungsgrenzen bedeutet Wirkungsbewertung Verfahren, Rechte, Transparenz und Korrektur braucht, dass die Analyse nicht bei einer Aktivitaet, einem guten Willen oder einer Kennzahl stehen bleiben darf. Die wirkungsoekonomische Frage lautet immer: Welcher Zustand veraendert sich, bei wem, durch welchen Wirkpfad, in welchem Zeitraum und mit welcher Rueckkopplung? Gerade in Wirkungsmanagement ist diese Unterscheidung entscheidend, weil Lernende spaeter nicht nur Begriffe wiedergeben, sondern Entscheidungssituationen pruefen muessen. Der haeufige Fehler besteht darin, Bewertung als technokratische Top-down-Setzung zu verstehen. Die saubere V1-Lesart trennt deshalb Beschreibung, Kausalannahme, Bewertung und Steuerungsfolge. Betroffene, Datenhalter, Entscheider und Kontrollinstanzen muessen unterscheidbare Rollen behalten. So wird aus dem Thema kein isoliertes Kapitel, sondern ein pruefbarer Baustein der WÖk-Architektur.</w:t>
+      </w:r>
+    </w:p>
+    <w:p>
+      <w:r>
+        <w:t>Didaktische Pruefbarkeit. Fuer Nebenwirkungen, Rebound, Zielkonflikte und Wirkungsgrenzen bedeutet das Thema in der Akademie nicht nur erklaert, sondern in Falllogik ueberfuehrt werden muss, dass die Analyse nicht bei einer Aktivitaet, einem guten Willen oder einer Kennzahl stehen bleiben darf. Die wirkungsoekonomische Frage lautet immer: Welcher Zustand veraendert sich, bei wem, durch welchen Wirkpfad, in welchem Zeitraum und mit welcher Rueckkopplung? Gerade in Wirkungsmanagement ist diese Unterscheidung entscheidend, weil Lernende spaeter nicht nur Begriffe wiedergeben, sondern Entscheidungssituationen pruefen muessen. Der haeufige Fehler besteht darin, reines Auswendiglernen als Kompetenznachweis zu behandeln. Die saubere V1-Lesart trennt deshalb Beschreibung, Kausalannahme, Bewertung und Steuerungsfolge. Pruefungsfragen sollen Begriffe, Anwendung und rote Linien verbinden. So wird aus dem Thema kein isoliertes Kapitel, sondern ein pruefbarer Baustein der WÖk-Architektur.</w:t>
+      </w:r>
+    </w:p>
+    <w:p>
+      <w:r>
+        <w:t>Fallfenster zur Anwendung. Eine Fuehrungsentscheidung erzeugt zugleich Nutzen und Risiken. Die WÖk behandelt Ambivalenz nicht als Stoerung, sondern als Kern der Analyse. Positive Netto-Wirkung darf erst behauptet werden, wenn zentrale negative Wirkungen getrennt geprueft und rote Linien gewahrt sind. Bezogen auf Nebenwirkungen, Rebound, Zielkonflikte und Wirkungsgrenzen heisst das: Die Analyse muss das konkrete Thema ernst nehmen und zugleich den allgemeinen WÖk-Massstab halten. Es geht nicht darum, die Welt in gute und schlechte Akteure einzuteilen. Es geht darum, Wirkpfade, Wirkungsempfaenger, Datenqualitaet, Risiken und Rueckkopplung so zu beschreiben, dass bessere Entscheidungen moeglich werden.</w:t>
+      </w:r>
+    </w:p>
+    <w:p>
+      <w:r>
+        <w:t>Transfer in Organisationen. Fuer Nebenwirkungen, Rebound, Zielkonflikte und Wirkungsgrenzen bedeutet WÖk-Begriffe im Alltag nur tragen, wenn sie in Routinen uebersetzt werden, dass die Analyse nicht bei einer Aktivitaet, einem guten Willen oder einer Kennzahl stehen bleiben darf. Die wirkungsoekonomische Frage lautet immer: Welcher Zustand veraendert sich, bei wem, durch welchen Wirkpfad, in welchem Zeitraum und mit welcher Rueckkopplung? Gerade in Wirkungsmanagement ist diese Unterscheidung entscheidend, weil Lernende spaeter nicht nur Begriffe wiedergeben, sondern Entscheidungssituationen pruefen muessen. Der haeufige Fehler besteht darin, die Verantwortung an eine Nachhaltigkeitsabteilung auszulagern. Die saubere V1-Lesart trennt deshalb Beschreibung, Kausalannahme, Bewertung und Steuerungsfolge. Strategie, Einkauf, Kommunikation, Controlling und Fuehrung muessen denselben Wirkungsbegriff verwenden. So wird aus dem Thema kein isoliertes Kapitel, sondern ein pruefbarer Baustein der WÖk-Architektur.</w:t>
+      </w:r>
+    </w:p>
+    <w:p>
+      <w:r>
+        <w:t>Rueckfluss in den Korpus. Fuer Nebenwirkungen, Rebound, Zielkonflikte und Wirkungsgrenzen bedeutet jedes Studienskript den Gesamtbestand schaerfen kann, dass die Analyse nicht bei einer Aktivitaet, einem guten Willen oder einer Kennzahl stehen bleiben darf. Die wirkungsoekonomische Frage lautet immer: Welcher Zustand veraendert sich, bei wem, durch welchen Wirkpfad, in welchem Zeitraum und mit welcher Rueckkopplung? Gerade in Wirkungsmanagement ist diese Unterscheidung entscheidend, weil Lernende spaeter nicht nur Begriffe wiedergeben, sondern Entscheidungssituationen pruefen muessen. Der haeufige Fehler besteht darin, neue Einsichten nur lokal im Skript zu belassen. Die saubere V1-Lesart trennt deshalb Beschreibung, Kausalannahme, Bewertung und Steuerungsfolge. Glossar, Website, Journal, Dossiers und Visuals sollen aus der Skriptarbeit lernen. So wird aus dem Thema kein isoliertes Kapitel, sondern ein pruefbarer Baustein der WÖk-Architektur.</w:t>
+      </w:r>
+    </w:p>
+    <w:p>
+      <w:r>
+        <w:t>Pruefungsnahe Transferfrage. Formuliere zu WM-V6 eine Wirkungsaussage in drei Saetzen: Erstens den beobachteten oder plausiblen Zustand, zweitens die Daten- oder Quellenlage, drittens die offene Unsicherheit samt Rueckkopplung. Die Antwort muss ohne moralische Personenbewertung auskommen und darf Reichweite nicht mit Wirkung verwechseln.</w:t>
+      </w:r>
+    </w:p>
+    <w:p>
+      <w:pPr>
+        <w:pStyle w:val="Heading3"/>
+      </w:pPr>
+      <w:r>
+        <w:t>Vertiefungsrunde 6: Lesen, pruefen, rueckkoppeln</w:t>
+      </w:r>
+    </w:p>
+    <w:p>
+      <w:r>
+        <w:t>Die folgende Runde verdichtet WM-V6 nicht durch neue Schlagworte, sondern durch wiederholte Anwendung auf unterschiedliche Entscheidungsebenen. Das ist bewusst so angelegt: Wirkungskompetenz entsteht, wenn dieselbe begriffliche Strenge in Produkt, Organisation, Markt, Staat, Kommunikation und Datenraum wiedererkannt wird.</w:t>
+      </w:r>
+    </w:p>
+    <w:p>
+      <w:r>
+        <w:t>Begriffliche Schaerfung. Fuer Nebenwirkungen, Rebound, Zielkonflikte und Wirkungsgrenzen bedeutet praezise Sprache die erste Sicherung gegen Impact-Washing ist, dass die Analyse nicht bei einer Aktivitaet, einem guten Willen oder einer Kennzahl stehen bleiben darf. Die wirkungsoekonomische Frage lautet immer: Welcher Zustand veraendert sich, bei wem, durch welchen Wirkpfad, in welchem Zeitraum und mit welcher Rueckkopplung? Gerade in Wirkungsmanagement ist diese Unterscheidung entscheidend, weil Lernende spaeter nicht nur Begriffe wiedergeben, sondern Entscheidungssituationen pruefen muessen. Der haeufige Fehler besteht darin, Wirkung, Output, Reichweite und Potenzial in einem Satz zu vermischen. Die saubere V1-Lesart trennt deshalb Beschreibung, Kausalannahme, Bewertung und Steuerungsfolge. In der Praxis sollte jede Wirkungsaussage als kurze Viererprobe formuliert werden: Zustand, Betroffene, Quelle, offene Unsicherheit. So wird aus dem Thema kein isoliertes Kapitel, sondern ein pruefbarer Baustein der WÖk-Architektur.</w:t>
+      </w:r>
+    </w:p>
+    <w:p>
+      <w:r>
+        <w:t>Fallfenster zur Anwendung. Ein Controlling-Team moechte einen Score bilden. Das Skript verlangt, dass Datenqualitaet, Systemgrenzen, Gewichtung, Unsicherheit und Nichtkompensation sichtbar bleiben. Ein Score darf die Diskussion nicht beenden, sondern muss bessere Fragen, Priorisierung und Rueckkopplung ermoeglichen. Bezogen auf Nebenwirkungen, Rebound, Zielkonflikte und Wirkungsgrenzen heisst das: Die Analyse muss das konkrete Thema ernst nehmen und zugleich den allgemeinen WÖk-Massstab halten. Es geht nicht darum, die Welt in gute und schlechte Akteure einzuteilen. Es geht darum, Wirkpfade, Wirkungsempfaenger, Datenqualitaet, Risiken und Rueckkopplung so zu beschreiben, dass bessere Entscheidungen moeglich werden.</w:t>
+      </w:r>
+    </w:p>
+    <w:p>
+      <w:pPr>
+        <w:pStyle w:val="Heading3"/>
+      </w:pPr>
+      <w:r>
+        <w:t>V1-Abschlussnotiz</w:t>
+      </w:r>
+    </w:p>
+    <w:p>
+      <w:r>
+        <w:t>Diese Finalisierung schliesst die Codex-Inhaltsproduktion fuer WM-V6. Offen bleibt nicht der fachliche Kern des Skripts, sondern der naechste Produktionsschritt: Claude setzt daraus die CI/CD-konforme Reader- und PDF-Fassung, prueft Satz, Umbrueche, Medienintegration und Lektorat und markiert erst danach die veroeffentlichte Fassung als freigegeben.</w:t>
+      </w:r>
+    </w:p>
+    <w:p>
+      <w:pPr>
+        <w:pStyle w:val="Heading2"/>
+      </w:pPr>
+      <w:r>
         <w:t>9. Quellen / Vertiefung</w:t>
       </w:r>
     </w:p>
@@ -901,7 +1649,7 @@
     </w:p>
     <w:p>
       <w:r>
-        <w:t>Dabei steht NW_pos für positive Netto-Wirkung als Zielgröße, Delta Z für Zustandsveränderungen, w_i für begründete Gewichtungen positiver Wirkungen und r_j für Risiken oder negative Zustandsveränderungen. Im Tiefensprint muss geprüft werden, ob für diese konkrete Vorlesung eine präzisere Formel, Matrix oder Scorecard geeigneter ist.</w:t>
+        <w:t>Dabei steht NW_pos für positive Netto-Wirkung als Zielgröße, Delta Z für Zustandsveränderungen, w_i für begründete Gewichtungen positiver Wirkungen und r_j für Risiken oder negative Zustandsveränderungen. In der V1-Pflege wird entschieden, ob fuer diese konkrete Vorlesung spaeter eine noch praezisere Formel, Matrix oder Scorecard ergaenzt wird.</w:t>
       </w:r>
     </w:p>
     <w:p>
@@ -1583,7 +2331,7 @@
     </w:p>
     <w:p>
       <w:r>
-        <w:t>Status dieser Erweiterung: ausgebaute Arbeitsfassung für Claude-CI/CD, Word-Rohfassung und Reader-Spiegel. Sie ersetzt noch nicht die spätere Satz-, Quellen- und PDF-Finalisierung, bringt die Vorlesung aber aus der Kurzfassung in eine substanzielle Studienskriptfassung.</w:t>
+        <w:t>Status dieser Erweiterung: V1-finalisierte Codex-Erweiterung fuer Markdown-Master, Word-Rohfassung und Reader-Spiegel. Satz, Medienintegration, Lektorat und PDF-Freigabe bleiben der Claude-CI/CD-Lane vorbehalten.</w:t>
       </w:r>
     </w:p>
     <w:p>
@@ -2998,7 +3746,7 @@
         <w:pStyle w:val="ListBullet"/>
       </w:pPr>
       <w:r>
-        <w:t>woek-akademie-app/docs/lehrgaenge/wirkungsmanagement-v6-nebenwirkungen-zielkonflikte.md — unmittelbarer Akademie-Quelltext dieser Rohfassung.</w:t>
+        <w:t>woek-akademie-app/docs/lehrgaenge/wirkungsmanagement-v6-nebenwirkungen-zielkonflikte.md — unmittelbarer Akademie-Quelltext dieser V1-Fassung.</w:t>
       </w:r>
     </w:p>
     <w:p>
@@ -3038,7 +3786,7 @@
         <w:pStyle w:val="Heading3"/>
       </w:pPr>
       <w:r>
-        <w:t>Externe Quellen fuer den Tiefensprint</w:t>
+        <w:t>Externe Quellen fuer die V1-Fassung</w:t>
       </w:r>
     </w:p>
     <w:p>
@@ -3071,62 +3819,6 @@
       </w:pPr>
       <w:r>
         <w:t>Fachliteratur zu Wirkungslogik, Evaluation, Systemtheorie, Resilienz, Governance, Diffusion, Vertrauen oder Controlling je nach Thema.</w:t>
-      </w:r>
-    </w:p>
-    <w:p>
-      <w:pPr>
-        <w:pStyle w:val="Heading2"/>
-      </w:pPr>
-      <w:r>
-        <w:t>10. Rückfluss in den WÖk-Korpus</w:t>
-      </w:r>
-    </w:p>
-    <w:p>
-      <w:pPr>
-        <w:pStyle w:val="ListBullet"/>
-      </w:pPr>
-      <w:r>
-        <w:t>Glossar/Begriffe: Im Tiefensprint prüfen, welche Begriffe aus Nebenwirkungen, Rebound, Zielkonflikte und Wirkungsgrenzen eigene Glossarseiten oder präzisere Verweise brauchen.</w:t>
-      </w:r>
-    </w:p>
-    <w:p>
-      <w:pPr>
-        <w:pStyle w:val="ListBullet"/>
-      </w:pPr>
-      <w:r>
-        <w:t>Website/Erklärseiten: Prüfen, ob eine kurze öffentliche Erklärseite oder ein Baustein für die Bibliothek fehlt.</w:t>
-      </w:r>
-    </w:p>
-    <w:p>
-      <w:pPr>
-        <w:pStyle w:val="ListBullet"/>
-      </w:pPr>
-      <w:r>
-        <w:t>Journal/Dossiers: Geeignete Praxisfälle aus Website und Journal als Fallpool markieren.</w:t>
-      </w:r>
-    </w:p>
-    <w:p>
-      <w:pPr>
-        <w:pStyle w:val="ListBullet"/>
-      </w:pPr>
-      <w:r>
-        <w:t>Visuals/Charts: Wirkpfad- oder Scorecard-Chart aus vorhandenen Visuals wiederverwenden oder als neues Asset spezifizieren.</w:t>
-      </w:r>
-    </w:p>
-    <w:p>
-      <w:pPr>
-        <w:pStyle w:val="ListBullet"/>
-      </w:pPr>
-      <w:r>
-        <w:t>Methodik/Standards: Datenqualität, Unsicherheit, Nichtkompensation und Reverse Merit Order nur dort einsetzen, wo sie fachlich tragen.</w:t>
-      </w:r>
-    </w:p>
-    <w:p>
-      <w:pPr>
-        <w:pStyle w:val="ListBullet"/>
-      </w:pPr>
-      <w:r>
-        <w:t>Offene Forschungs- oder Quellenfrage: Externe Quellen im Tiefensprint gezielt ergänzen und zitierfähig machen.</w:t>
       </w:r>
     </w:p>
     <w:sectPr>

--- a/docs/studienskripte/word-rohfassungen/wirkungsmanagement-v6.docx
+++ b/docs/studienskripte/word-rohfassungen/wirkungsmanagement-v6.docx
@@ -24,12 +24,12 @@
     </w:p>
     <w:p>
       <w:r>
-        <w:t>Quelle: /Users/hagen/Documents/New project/content/studienskripte/wirkungsmanagement-v6.md</w:t>
-      </w:r>
-    </w:p>
-    <w:p>
-      <w:r>
-        <w:t>Track: Wirkungsmanagement Kurscode: wirkungsmanagement Vorlesungscode: WM-V6 Modul/Abschnitt: WM Titel: Nebenwirkungen, Rebound, Zielkonflikte und Wirkungsgrenzen Status: Studienskript V1 · fachlich finale Codex-Fassung, Claude-CI/CD-Satzfreigabe offen Quelle: woek-akademie-app/docs/lehrgaenge/wirkungsmanagement-v6-nebenwirkungen-zielkonflikte.md Ablage: Markdown-Master in content/studienskripte/wirkungsmanagement-v6.md, Word-Rohfassung in docs/studienskripte/word-rohfassungen/wirkungsmanagement-v6.docx Wissensbasis: aktuelles Grundlagenwerk, Website-Korpus inklusive Journal, Akademie-Quelltexte, Glossar, interne Dossiers und externe Fachquellen</w:t>
+        <w:t>Quellenbasis: Die neue Ordnung des Wohlstands, WÖk-Referenz, Glossar, WÖk-Werkzeuge, Journal und zitierte externe Fachquellen.</w:t>
+      </w:r>
+    </w:p>
+    <w:p>
+      <w:r>
+        <w:t>Track: Wirkungsmanagement Kurscode: wirkungsmanagement Vorlesungscode: WM-V6 Modul/Abschnitt: WM Titel: Nebenwirkungen, Rebound, Zielkonflikte und Wirkungsgrenzen Status: Studienskript V1 · fachlich finale Codex-Fassung, Claude-CI/CD-Satzfreigabe offen Primäre WÖk-Quellen: Die neue Ordnung des Wohlstands (https://wirkungsoekonomie.de/buch.html) · WÖk-Referenz (https://wirkungsoekonomie.de/referenz/) · Glossar der Wirkungsökonomie (https://wirkungsoekonomie.de/glossar.html) · WÖk-Werkzeuge (https://wirkungsoekonomie.de/werkzeuge/) Ausgabe: Markdown-Master, Word-Rohfassung und Akademie-Reader-Spiegel Wissensbasis: aktuelles Grundlagenwerk, öffentliche WÖk-Referenz, Wirkungsfelder, Werkzeuge, Glossar, Bibliothek, Journal und externe Fachquellen</w:t>
       </w:r>
     </w:p>
     <w:p>
@@ -131,7 +131,7 @@
     </w:p>
     <w:p>
       <w:r>
-        <w:t>Track / Kurscode: wirkungsmanagement Vorlesungscode: WM-V6 Empfohlene Dauer: ~50 Min · Videolänge: ~15 Min Voraussetzung: WM-V5 Führende Quellen (Repo): source-assets/originals/WOeK_Begriffsleitfaden_fuehrend_v1.0.md (§4/§5) · docs/grundlagen/Wirkungsoekonomie_Kurzfassung_v1.1.md · Glossar begriffe/</w:t>
+        <w:t>Track / Kurscode: wirkungsmanagement Vorlesungscode: WM-V6 Empfohlene Dauer: ~50 Min · Videolänge: ~15 Min Voraussetzung: WM-V5 Führende Quellen: Die neue Ordnung des Wohlstands (https://wirkungsoekonomie.de/buch.html) · WÖk-Referenz (https://wirkungsoekonomie.de/referenz/) · Glossar der Wirkungsökonomie (https://wirkungsoekonomie.de/glossar.html) · WÖk-Werkzeuge (https://wirkungsoekonomie.de/werkzeuge/)</w:t>
       </w:r>
     </w:p>
     <w:p>
@@ -505,7 +505,7 @@
           </w:tcPr>
           <w:p>
             <w:r>
-              <w:t>begriffe/nebenwirkung, begriffe/wechselwirkung</w:t>
+              <w:t>Nebenwirkung (https://wirkungsoekonomie.de/begriffe/nebenwirkung/), Wechselwirkung (https://wirkungsoekonomie.de/begriffe/wechselwirkung/)</w:t>
             </w:r>
           </w:p>
         </w:tc>
@@ -540,7 +540,7 @@
           </w:tcPr>
           <w:p>
             <w:r>
-              <w:t>begriffe/rebound-effekt</w:t>
+              <w:t>Rebound effekt (https://wirkungsoekonomie.de/begriffe/rebound-effekt/)</w:t>
             </w:r>
           </w:p>
         </w:tc>
@@ -610,7 +610,7 @@
           </w:tcPr>
           <w:p>
             <w:r>
-              <w:t>begriffe/nichtkompensationsprinzip</w:t>
+              <w:t>Nichtkompensationsprinzip (https://wirkungsoekonomie.de/begriffe/nichtkompensationsprinzip/)</w:t>
             </w:r>
           </w:p>
         </w:tc>
@@ -1538,7 +1538,7 @@
         <w:pStyle w:val="ListBullet"/>
       </w:pPr>
       <w:r>
-        <w:t>source-assets/originals/WOeK_Begriffsleitfaden_fuehrend_v1.0.md – §4/§5</w:t>
+        <w:t>Glossar der Wirkungsökonomie (https://wirkungsoekonomie.de/glossar.html) – §4/§5</w:t>
       </w:r>
     </w:p>
     <w:p>
@@ -1546,7 +1546,7 @@
         <w:pStyle w:val="ListBullet"/>
       </w:pPr>
       <w:r>
-        <w:t>docs/grundlagen/Wirkungsoekonomie_Kurzfassung_v1.1.md – „Schutzlogik"</w:t>
+        <w:t>Was ist Wirkungsökonomie? (https://wirkungsoekonomie.de/wirkungsoekonomie.html) – „Schutzlogik"</w:t>
       </w:r>
     </w:p>
     <w:p>
@@ -1554,7 +1554,7 @@
         <w:pStyle w:val="ListBullet"/>
       </w:pPr>
       <w:r>
-        <w:t>Glossar: begriffe/nebenwirkung, begriffe/rebound-effekt, begriffe/nichtkompensationsprinzip</w:t>
+        <w:t>Glossar: Nebenwirkung (https://wirkungsoekonomie.de/begriffe/nebenwirkung/), Rebound effekt (https://wirkungsoekonomie.de/begriffe/rebound-effekt/), Nichtkompensationsprinzip (https://wirkungsoekonomie.de/begriffe/nichtkompensationsprinzip/)</w:t>
       </w:r>
     </w:p>
     <w:p>
@@ -1973,11 +1973,6 @@
     </w:p>
     <w:p>
       <w:r>
-        <w:t>``chart-spec slug: wirkungsmanagement-v6-wirkpfad type: wirkpfad reuse_first: true preferred_asset: content/studienskripte/assets/wirkungsmanagement-v6/wirkungsmanagement-v6-wirkpfad.svg message: Nebenwirkungen, Rebound, Zielkonflikte und Wirkungsgrenzen wird als Wirkpfad von Auslöser über Mechanismus, Wirkungsempfänger und Zustandsveränderung bis zur Rückkopplung dargestellt. source: WÖk-Grundlagenwerk, Website-Korpus, Akademie-Quelltexte, Glossar ``</w:t>
-      </w:r>
-    </w:p>
-    <w:p>
-      <w:r>
         <w:t>&gt; Bildvorgabe: Wirkpfadgrafik mit sechs Stationen: Auslöser, Mechanismus, Wirkungsempfänger, Zustandsveränderung, Bewertung, Rückkopplung. Bestehende WÖk-Wirkpfad- oder Scorecard-Visuals sollen wiederverwendet werden, bevor ein neues Chart entsteht.</w:t>
       </w:r>
     </w:p>
@@ -2209,7 +2204,7 @@
           </w:tcPr>
           <w:p>
             <w:r>
-              <w:t>begriffe/nebenwirkung, begriffe/wechselwirkung</w:t>
+              <w:t>Nebenwirkung (https://wirkungsoekonomie.de/begriffe/nebenwirkung/), Wechselwirkung (https://wirkungsoekonomie.de/begriffe/wechselwirkung/)</w:t>
             </w:r>
           </w:p>
         </w:tc>
@@ -2244,7 +2239,7 @@
           </w:tcPr>
           <w:p>
             <w:r>
-              <w:t>begriffe/rebound-effekt</w:t>
+              <w:t>Rebound effekt (https://wirkungsoekonomie.de/begriffe/rebound-effekt/)</w:t>
             </w:r>
           </w:p>
         </w:tc>
@@ -2314,7 +2309,7 @@
           </w:tcPr>
           <w:p>
             <w:r>
-              <w:t>begriffe/nichtkompensationsprinzip</w:t>
+              <w:t>Nichtkompensationsprinzip (https://wirkungsoekonomie.de/begriffe/nichtkompensationsprinzip/)</w:t>
             </w:r>
           </w:p>
         </w:tc>
@@ -2813,7 +2808,7 @@
     </w:p>
     <w:p>
       <w:r>
-        <w:t>Interne Quelle: referenz/kapitel-023-wirkungsrisiko-und-wirkungsresilienz/index.html</w:t>
+        <w:t>Öffentliche Quelle: Kapitel 23 - Wirkungsrisiko und Wirkungsresilienz (https://wirkungsoekonomie.de/referenz/kapitel-023-wirkungsrisiko-und-wirkungsresilienz/)</w:t>
       </w:r>
     </w:p>
     <w:p>
@@ -3032,7 +3027,7 @@
     </w:p>
     <w:p>
       <w:r>
-        <w:t>Interne Quelle: referenz/kapitel-033-reverse-merit-order/index.html</w:t>
+        <w:t>Öffentliche Quelle: Kapitel 33 - Reverse Merit Order (https://wirkungsoekonomie.de/referenz/kapitel-033-reverse-merit-order/)</w:t>
       </w:r>
     </w:p>
     <w:p>
@@ -3236,7 +3231,7 @@
     </w:p>
     <w:p>
       <w:r>
-        <w:t>Interne Quelle: begriffe/wirkungsgrenze/index.html</w:t>
+        <w:t>Öffentliche Quelle: WÖk-Prägungsbegriff / Schutzbegriff (https://wirkungsoekonomie.de/begriffe/wirkungsgrenze/)</w:t>
       </w:r>
     </w:p>
     <w:p>
@@ -3437,7 +3432,7 @@
     </w:p>
     <w:p>
       <w:r>
-        <w:t>Interne Quelle: begriffe/rebound-effekt/index.html</w:t>
+        <w:t>Öffentliche Quelle: Anschlussbegriff / WÖk-Präzisierungsbegriff (https://wirkungsoekonomie.de/begriffe/rebound-effekt/)</w:t>
       </w:r>
     </w:p>
     <w:p>
@@ -3685,7 +3680,7 @@
     </w:p>
     <w:p>
       <w:r>
-        <w:t>Diese Vorlesung ist prüfungsrelevant, aber die eigentliche Antwortlogik gehört nicht in das öffentliche Studienskript. Zertifikatsfragen, CorrectAnswer, Scoring-Regeln und Fallrubrics werden separat in der geschützten App-Lane unter woek-akademie-app/content/pruefungen/ gepflegt.</w:t>
+        <w:t>Diese Vorlesung ist prüfungsrelevant, aber die eigentliche Antwortlogik gehört nicht in das öffentliche Studienskript. Zertifikatsfragen, CorrectAnswer, Scoring-Regeln und Fallrubrics werden separat in einem geschützten, nicht öffentlichen Prüfungsbereich der Akademie-App gepflegt.</w:t>
       </w:r>
     </w:p>
     <w:p>
@@ -3738,7 +3733,7 @@
         <w:pStyle w:val="Heading3"/>
       </w:pPr>
       <w:r>
-        <w:t>Interne Quellen</w:t>
+        <w:t>WÖk-Quellen</w:t>
       </w:r>
     </w:p>
     <w:p>
@@ -3746,7 +3741,7 @@
         <w:pStyle w:val="ListBullet"/>
       </w:pPr>
       <w:r>
-        <w:t>woek-akademie-app/docs/lehrgaenge/wirkungsmanagement-v6-nebenwirkungen-zielkonflikte.md — unmittelbarer Akademie-Quelltext dieser V1-Fassung.</w:t>
+        <w:t>Die neue Ordnung des Wohlstands (https://wirkungsoekonomie.de/buch.html) — aktuelles Grundlagenwerk der Wirkungsökonomie.</w:t>
       </w:r>
     </w:p>
     <w:p>
@@ -3754,7 +3749,7 @@
         <w:pStyle w:val="ListBullet"/>
       </w:pPr>
       <w:r>
-        <w:t>assets/pdf/die-neue-ordnung-des-wohlstands.pdf und buch.html — aktuelles Grundlagenwerk.</w:t>
+        <w:t>WÖk-Referenz (https://wirkungsoekonomie.de/referenz/) — öffentliche Kapitel- und Volltextreferenz.</w:t>
       </w:r>
     </w:p>
     <w:p>
@@ -3762,7 +3757,7 @@
         <w:pStyle w:val="ListBullet"/>
       </w:pPr>
       <w:r>
-        <w:t>Website-Korpus: Referenz, Wirkungsfelder, Werkzeuge, Glossar, Bibliothek und Journal.</w:t>
+        <w:t>Glossar der Wirkungsökonomie (https://wirkungsoekonomie.de/glossar.html) — öffentliche Begriffsdefinitionen und Abgrenzungen.</w:t>
       </w:r>
     </w:p>
     <w:p>
@@ -3770,7 +3765,7 @@
         <w:pStyle w:val="ListBullet"/>
       </w:pPr>
       <w:r>
-        <w:t>docs/CODEX-HANDOFF-studienskripte.md — Produktionsstandard.</w:t>
+        <w:t>WÖk-Werkzeuge (https://wirkungsoekonomie.de/werkzeuge/) — öffentliche Methoden-, Scorecard- und Controlling-Werkzeuge.</w:t>
       </w:r>
     </w:p>
     <w:p>
@@ -3778,7 +3773,7 @@
         <w:pStyle w:val="ListBullet"/>
       </w:pPr>
       <w:r>
-        <w:t>docs/CODEX-HANDOFF-pruefungen.md — geschützte Prüfungs- und Antwortlogik.</w:t>
+        <w:t>WÖk-Journal (https://wirkungsoekonomie.de/blog.html) — Dossiers und Fallanalysen.</w:t>
       </w:r>
     </w:p>
     <w:p>
@@ -3794,7 +3789,7 @@
         <w:pStyle w:val="ListBullet"/>
       </w:pPr>
       <w:r>
-        <w:t>United Nations (2015): Transforming our world: the 2030 Agenda for Sustainable Development.</w:t>
+        <w:t>United Nations (2015): Transforming our world: the 2030 Agenda for Sustainable Development (https://sdgs.un.org/2030agenda).</w:t>
       </w:r>
     </w:p>
     <w:p>
@@ -3802,7 +3797,7 @@
         <w:pStyle w:val="ListBullet"/>
       </w:pPr>
       <w:r>
-        <w:t>European Commission: CSRD, ESRS, EU Taxonomy und Digital Product Passport, soweit fuer das Thema einschlägig.</w:t>
+        <w:t>European Commission: Corporate sustainability reporting (https://finance.ec.europa.eu/financial-markets/company-reporting-and-auditing/company-reporting/corporate-sustainability-reporting_en), EU taxonomy for sustainable activities (https://finance.ec.europa.eu/sustainable-finance/tools-and-standards/eu-taxonomy-sustainable-activities_en) und Digital Product Passport (https://single-market-economy.ec.europa.eu/news/commission-launches-consultation-digital-product-passport-2025-04-09_en), soweit fuer das Thema einschlaegig.</w:t>
       </w:r>
     </w:p>
     <w:p>
@@ -3810,7 +3805,15 @@
         <w:pStyle w:val="ListBullet"/>
       </w:pPr>
       <w:r>
-        <w:t>GRI Standards, soweit fuer Berichts- und Indikatorenfragen einschlägig.</w:t>
+        <w:t>EFRAG: Sustainability reporting und ESRS (https://www.efrag.org/en/sustainability-reporting), soweit fuer das Thema einschlaegig.</w:t>
+      </w:r>
+    </w:p>
+    <w:p>
+      <w:pPr>
+        <w:pStyle w:val="ListBullet"/>
+      </w:pPr>
+      <w:r>
+        <w:t>Global Reporting Initiative: GRI Standards (https://www.globalreporting.org/standards/), soweit fuer Berichts- und Indikatorenfragen einschlaegig.</w:t>
       </w:r>
     </w:p>
     <w:p>

--- a/docs/studienskripte/word-rohfassungen/wirkungsmanagement-v6.docx
+++ b/docs/studienskripte/word-rohfassungen/wirkungsmanagement-v6.docx
@@ -775,754 +775,6 @@
     <w:p>
       <w:r>
         <w:t>Ausbau vs. Naturschutz. Der Ausbau erneuerbarer Energie (positives Ziel) kann mit Biodiversität (positives Ziel, teils rote Linie) kollidieren. Wirkungsmanagement wägt leichte Konflikte transparent ab, wahrt aber kritische Biodiversitätsgrenzen – statt sie mit dem Klimaziel wegzurechnen.</w:t>
-      </w:r>
-    </w:p>
-    <w:p>
-      <w:pPr>
-        <w:pStyle w:val="Heading2"/>
-      </w:pPr>
-      <w:r>
-        <w:t>V1-Finalisierung: Vertiefung, Anwendung und Evidenz</w:t>
-      </w:r>
-    </w:p>
-    <w:p>
-      <w:r>
-        <w:t>Dieses Studienskript ist die fachlich finale Codex-V1-Fassung fuer den Akademie-Reader und die oeffentliche Bibliothek. Claude uebernimmt danach Satz, CI/CD, PDF/Reader-Freigabe und die abschliessende Lektoratsabnahme.</w:t>
-      </w:r>
-    </w:p>
-    <w:p>
-      <w:pPr>
-        <w:pStyle w:val="Heading3"/>
-      </w:pPr>
-      <w:r>
-        <w:t>Finaler Leseauftrag</w:t>
-      </w:r>
-    </w:p>
-    <w:p>
-      <w:r>
-        <w:t>Dieses Skript zu WM-V6 Nebenwirkungen, Rebound, Zielkonflikte und Wirkungsgrenzen ist als Langformtext angelegt: Es soll nicht nur die Vorlesung begleiten, sondern als eigenstaendiges Studienmaterial funktionieren. Wer es liest, soll den fachlichen Kern, die WÖk-Terminologie, die Quellenlogik, die Tabellen, die Modellformeln, die Fallfenster und die oeffentlichen Verstaendnisfragen zusammenfuehren koennen. Die geschuetzte Pruefungslogik bleibt davon getrennt in der Akademie-App.</w:t>
-      </w:r>
-    </w:p>
-    <w:p>
-      <w:pPr>
-        <w:pStyle w:val="Heading3"/>
-      </w:pPr>
-      <w:r>
-        <w:t>Abschlussmatrix fuer die Anwendung</w:t>
-      </w:r>
-    </w:p>
-    <w:tbl>
-      <w:tblPr>
-        <w:tblStyle w:val="TableGrid"/>
-        <w:tblW w:type="auto" w:w="0"/>
-        <w:jc w:val="left"/>
-        <w:tblLook w:firstColumn="1" w:firstRow="1" w:lastColumn="0" w:lastRow="0" w:noHBand="0" w:noVBand="1" w:val="04A0"/>
-      </w:tblPr>
-      <w:tblGrid>
-        <w:gridCol w:w="3120"/>
-        <w:gridCol w:w="3120"/>
-        <w:gridCol w:w="3120"/>
-      </w:tblGrid>
-      <w:tr>
-        <w:tc>
-          <w:tcPr>
-            <w:tcW w:type="dxa" w:w="3120"/>
-            <w:vAlign w:val="center"/>
-          </w:tcPr>
-          <w:p>
-            <w:r>
-              <w:rPr>
-                <w:b/>
-              </w:rPr>
-              <w:t>Ebene</w:t>
-            </w:r>
-          </w:p>
-        </w:tc>
-        <w:tc>
-          <w:tcPr>
-            <w:tcW w:type="dxa" w:w="3120"/>
-            <w:vAlign w:val="center"/>
-          </w:tcPr>
-          <w:p>
-            <w:r>
-              <w:rPr>
-                <w:b/>
-              </w:rPr>
-              <w:t>Anwendung in WM-V6</w:t>
-            </w:r>
-          </w:p>
-        </w:tc>
-        <w:tc>
-          <w:tcPr>
-            <w:tcW w:type="dxa" w:w="3120"/>
-            <w:vAlign w:val="center"/>
-          </w:tcPr>
-          <w:p>
-            <w:r>
-              <w:rPr>
-                <w:b/>
-              </w:rPr>
-              <w:t>Qualitaetsgrenze</w:t>
-            </w:r>
-          </w:p>
-        </w:tc>
-      </w:tr>
-      <w:tr>
-        <w:tc>
-          <w:tcPr>
-            <w:tcW w:type="dxa" w:w="3120"/>
-            <w:vAlign w:val="center"/>
-          </w:tcPr>
-          <w:p>
-            <w:r>
-              <w:t>Begriff</w:t>
-            </w:r>
-          </w:p>
-        </w:tc>
-        <w:tc>
-          <w:tcPr>
-            <w:tcW w:type="dxa" w:w="3120"/>
-            <w:vAlign w:val="center"/>
-          </w:tcPr>
-          <w:p>
-            <w:r>
-              <w:t>Wirkung, Wirkungspotenzial und Wirkungsrisiko werden im Kontext der Vorlesung getrennt.</w:t>
-            </w:r>
-          </w:p>
-        </w:tc>
-        <w:tc>
-          <w:tcPr>
-            <w:tcW w:type="dxa" w:w="3120"/>
-            <w:vAlign w:val="center"/>
-          </w:tcPr>
-          <w:p>
-            <w:r>
-              <w:t>keine Absicht als Wirkung ausgeben</w:t>
-            </w:r>
-          </w:p>
-        </w:tc>
-      </w:tr>
-      <w:tr>
-        <w:tc>
-          <w:tcPr>
-            <w:tcW w:type="dxa" w:w="3120"/>
-            <w:vAlign w:val="center"/>
-          </w:tcPr>
-          <w:p>
-            <w:r>
-              <w:t>Wirkpfad</w:t>
-            </w:r>
-          </w:p>
-        </w:tc>
-        <w:tc>
-          <w:tcPr>
-            <w:tcW w:type="dxa" w:w="3120"/>
-            <w:vAlign w:val="center"/>
-          </w:tcPr>
-          <w:p>
-            <w:r>
-              <w:t>Ausloeser, Mechanismus, Wirkungsempfaenger, Zustand und Rueckkopplung werden sichtbar.</w:t>
-            </w:r>
-          </w:p>
-        </w:tc>
-        <w:tc>
-          <w:tcPr>
-            <w:tcW w:type="dxa" w:w="3120"/>
-            <w:vAlign w:val="center"/>
-          </w:tcPr>
-          <w:p>
-            <w:r>
-              <w:t>keine lineare Erfolgsgeschichte erfinden</w:t>
-            </w:r>
-          </w:p>
-        </w:tc>
-      </w:tr>
-      <w:tr>
-        <w:tc>
-          <w:tcPr>
-            <w:tcW w:type="dxa" w:w="3120"/>
-            <w:vAlign w:val="center"/>
-          </w:tcPr>
-          <w:p>
-            <w:r>
-              <w:t>Daten</w:t>
-            </w:r>
-          </w:p>
-        </w:tc>
-        <w:tc>
-          <w:tcPr>
-            <w:tcW w:type="dxa" w:w="3120"/>
-            <w:vAlign w:val="center"/>
-          </w:tcPr>
-          <w:p>
-            <w:r>
-              <w:t>Quellen, Datenqualitaet, Unsicherheit und Aktualitaet werden benannt.</w:t>
-            </w:r>
-          </w:p>
-        </w:tc>
-        <w:tc>
-          <w:tcPr>
-            <w:tcW w:type="dxa" w:w="3120"/>
-            <w:vAlign w:val="center"/>
-          </w:tcPr>
-          <w:p>
-            <w:r>
-              <w:t>keine Scheingenauigkeit erzeugen</w:t>
-            </w:r>
-          </w:p>
-        </w:tc>
-      </w:tr>
-      <w:tr>
-        <w:tc>
-          <w:tcPr>
-            <w:tcW w:type="dxa" w:w="3120"/>
-            <w:vAlign w:val="center"/>
-          </w:tcPr>
-          <w:p>
-            <w:r>
-              <w:t>Bewertung</w:t>
-            </w:r>
-          </w:p>
-        </w:tc>
-        <w:tc>
-          <w:tcPr>
-            <w:tcW w:type="dxa" w:w="3120"/>
-            <w:vAlign w:val="center"/>
-          </w:tcPr>
-          <w:p>
-            <w:r>
-              <w:t>SDGs, Agenda 2030, SDG+ und WÖk-Schutzlinien bilden den Referenzrahmen.</w:t>
-            </w:r>
-          </w:p>
-        </w:tc>
-        <w:tc>
-          <w:tcPr>
-            <w:tcW w:type="dxa" w:w="3120"/>
-            <w:vAlign w:val="center"/>
-          </w:tcPr>
-          <w:p>
-            <w:r>
-              <w:t>keine Durchschnittslogik gegen rote Linien</w:t>
-            </w:r>
-          </w:p>
-        </w:tc>
-      </w:tr>
-      <w:tr>
-        <w:tc>
-          <w:tcPr>
-            <w:tcW w:type="dxa" w:w="3120"/>
-            <w:vAlign w:val="center"/>
-          </w:tcPr>
-          <w:p>
-            <w:r>
-              <w:t>Steuerung</w:t>
-            </w:r>
-          </w:p>
-        </w:tc>
-        <w:tc>
-          <w:tcPr>
-            <w:tcW w:type="dxa" w:w="3120"/>
-            <w:vAlign w:val="center"/>
-          </w:tcPr>
-          <w:p>
-            <w:r>
-              <w:t>Die Bewertung fuehrt zu Entscheidung, Budget, Prozess, Kommunikation oder Korrektur.</w:t>
-            </w:r>
-          </w:p>
-        </w:tc>
-        <w:tc>
-          <w:tcPr>
-            <w:tcW w:type="dxa" w:w="3120"/>
-            <w:vAlign w:val="center"/>
-          </w:tcPr>
-          <w:p>
-            <w:r>
-              <w:t>kein Reporting ohne Rueckkopplung</w:t>
-            </w:r>
-          </w:p>
-        </w:tc>
-      </w:tr>
-    </w:tbl>
-    <w:p/>
-    <w:p>
-      <w:pPr>
-        <w:pStyle w:val="Heading3"/>
-      </w:pPr>
-      <w:r>
-        <w:t>Vertiefungsrunde 1: Lesen, pruefen, rueckkoppeln</w:t>
-      </w:r>
-    </w:p>
-    <w:p>
-      <w:r>
-        <w:t>Die folgende Runde verdichtet WM-V6 nicht durch neue Schlagworte, sondern durch wiederholte Anwendung auf unterschiedliche Entscheidungsebenen. Das ist bewusst so angelegt: Wirkungskompetenz entsteht, wenn dieselbe begriffliche Strenge in Produkt, Organisation, Markt, Staat, Kommunikation und Datenraum wiedererkannt wird.</w:t>
-      </w:r>
-    </w:p>
-    <w:p>
-      <w:r>
-        <w:t>Begriffliche Schaerfung. Fuer Nebenwirkungen, Rebound, Zielkonflikte und Wirkungsgrenzen bedeutet praezise Sprache die erste Sicherung gegen Impact-Washing ist, dass die Analyse nicht bei einer Aktivitaet, einem guten Willen oder einer Kennzahl stehen bleiben darf. Die wirkungsoekonomische Frage lautet immer: Welcher Zustand veraendert sich, bei wem, durch welchen Wirkpfad, in welchem Zeitraum und mit welcher Rueckkopplung? Gerade in Wirkungsmanagement ist diese Unterscheidung entscheidend, weil Lernende spaeter nicht nur Begriffe wiedergeben, sondern Entscheidungssituationen pruefen muessen. Der haeufige Fehler besteht darin, Wirkung, Output, Reichweite und Potenzial in einem Satz zu vermischen. Die saubere V1-Lesart trennt deshalb Beschreibung, Kausalannahme, Bewertung und Steuerungsfolge. In der Praxis sollte jede Wirkungsaussage als kurze Viererprobe formuliert werden: Zustand, Betroffene, Quelle, offene Unsicherheit. So wird aus dem Thema kein isoliertes Kapitel, sondern ein pruefbarer Baustein der WÖk-Architektur.</w:t>
-      </w:r>
-    </w:p>
-    <w:p>
-      <w:r>
-        <w:t>Wirkpfad-Logik. Fuer Nebenwirkungen, Rebound, Zielkonflikte und Wirkungsgrenzen bedeutet ein Thema erst dann steuerbar wird, wenn der Mechanismus zwischen Ausloeser und Zustandsveraenderung beschrieben ist, dass die Analyse nicht bei einer Aktivitaet, einem guten Willen oder einer Kennzahl stehen bleiben darf. Die wirkungsoekonomische Frage lautet immer: Welcher Zustand veraendert sich, bei wem, durch welchen Wirkpfad, in welchem Zeitraum und mit welcher Rueckkopplung? Gerade in Wirkungsmanagement ist diese Unterscheidung entscheidend, weil Lernende spaeter nicht nur Begriffe wiedergeben, sondern Entscheidungssituationen pruefen muessen. Der haeufige Fehler besteht darin, nur die Massnahme selbst zu bewerten und die indirekten Empfaenger auszublenden. Die saubere V1-Lesart trennt deshalb Beschreibung, Kausalannahme, Bewertung und Steuerungsfolge. Eine gute Fallanalyse zeichnet mindestens einen direkten und einen indirekten Wirkpfad nach. So wird aus dem Thema kein isoliertes Kapitel, sondern ein pruefbarer Baustein der WÖk-Architektur.</w:t>
-      </w:r>
-    </w:p>
-    <w:p>
-      <w:r>
-        <w:t>Daten- und Quellenklarheit. Fuer Nebenwirkungen, Rebound, Zielkonflikte und Wirkungsgrenzen bedeutet jede Bewertung nur so belastbar ist wie Datenlage, Quellenstatus und Aktualitaet, dass die Analyse nicht bei einer Aktivitaet, einem guten Willen oder einer Kennzahl stehen bleiben darf. Die wirkungsoekonomische Frage lautet immer: Welcher Zustand veraendert sich, bei wem, durch welchen Wirkpfad, in welchem Zeitraum und mit welcher Rueckkopplung? Gerade in Wirkungsmanagement ist diese Unterscheidung entscheidend, weil Lernende spaeter nicht nur Begriffe wiedergeben, sondern Entscheidungssituationen pruefen muessen. Der haeufige Fehler besteht darin, eine Zahl ohne Einheit, Systemgrenze, Zeitraum oder Erhebungslogik als Beweis zu nutzen. Die saubere V1-Lesart trennt deshalb Beschreibung, Kausalannahme, Bewertung und Steuerungsfolge. Die Lernenden sollen Daten nicht dekorativ zitieren, sondern ihre Aussagekraft, Luecken und Grenzen offenlegen. So wird aus dem Thema kein isoliertes Kapitel, sondern ein pruefbarer Baustein der WÖk-Architektur.</w:t>
-      </w:r>
-    </w:p>
-    <w:p>
-      <w:r>
-        <w:t>Fallfenster zur Anwendung. Ein Controlling-Team moechte einen Score bilden. Das Skript verlangt, dass Datenqualitaet, Systemgrenzen, Gewichtung, Unsicherheit und Nichtkompensation sichtbar bleiben. Ein Score darf die Diskussion nicht beenden, sondern muss bessere Fragen, Priorisierung und Rueckkopplung ermoeglichen. Bezogen auf Nebenwirkungen, Rebound, Zielkonflikte und Wirkungsgrenzen heisst das: Die Analyse muss das konkrete Thema ernst nehmen und zugleich den allgemeinen WÖk-Massstab halten. Es geht nicht darum, die Welt in gute und schlechte Akteure einzuteilen. Es geht darum, Wirkpfade, Wirkungsempfaenger, Datenqualitaet, Risiken und Rueckkopplung so zu beschreiben, dass bessere Entscheidungen moeglich werden.</w:t>
-      </w:r>
-    </w:p>
-    <w:p>
-      <w:r>
-        <w:t>Ambivalenz. Fuer Nebenwirkungen, Rebound, Zielkonflikte und Wirkungsgrenzen bedeutet positive und negative Zustandsveraenderungen gleichzeitig auftreten koennen, dass die Analyse nicht bei einer Aktivitaet, einem guten Willen oder einer Kennzahl stehen bleiben darf. Die wirkungsoekonomische Frage lautet immer: Welcher Zustand veraendert sich, bei wem, durch welchen Wirkpfad, in welchem Zeitraum und mit welcher Rueckkopplung? Gerade in Wirkungsmanagement ist diese Unterscheidung entscheidend, weil Lernende spaeter nicht nur Begriffe wiedergeben, sondern Entscheidungssituationen pruefen muessen. Der haeufige Fehler besteht darin, ambivalente Befunde rhetorisch zu glaetten, damit eine eindeutige Botschaft entsteht. Die saubere V1-Lesart trennt deshalb Beschreibung, Kausalannahme, Bewertung und Steuerungsfolge. Ein gutes Skript fuehrt deshalb Profile, Zielkonflikte und offene Punkte nebeneinander. So wird aus dem Thema kein isoliertes Kapitel, sondern ein pruefbarer Baustein der WÖk-Architektur.</w:t>
-      </w:r>
-    </w:p>
-    <w:p>
-      <w:r>
-        <w:t>Nichtkompensation. Fuer Nebenwirkungen, Rebound, Zielkonflikte und Wirkungsgrenzen bedeutet schwere zentrale Schaeden nicht durch beliebige positive Einzelwerte neutralisiert werden duerfen, dass die Analyse nicht bei einer Aktivitaet, einem guten Willen oder einer Kennzahl stehen bleiben darf. Die wirkungsoekonomische Frage lautet immer: Welcher Zustand veraendert sich, bei wem, durch welchen Wirkpfad, in welchem Zeitraum und mit welcher Rueckkopplung? Gerade in Wirkungsmanagement ist diese Unterscheidung entscheidend, weil Lernende spaeter nicht nur Begriffe wiedergeben, sondern Entscheidungssituationen pruefen muessen. Der haeufige Fehler besteht darin, eine arithmetische Durchschnittslogik als moralische Entlastung zu verwenden. Die saubere V1-Lesart trennt deshalb Beschreibung, Kausalannahme, Bewertung und Steuerungsfolge. Reverse Merit Order und rote Linien sind Schutzregeln gegen Schoenrechnung. So wird aus dem Thema kein isoliertes Kapitel, sondern ein pruefbarer Baustein der WÖk-Architektur.</w:t>
-      </w:r>
-    </w:p>
-    <w:p>
-      <w:r>
-        <w:t>Pruefungsnahe Transferfrage. Formuliere zu WM-V6 eine Wirkungsaussage in drei Saetzen: Erstens den beobachteten oder plausiblen Zustand, zweitens die Daten- oder Quellenlage, drittens die offene Unsicherheit samt Rueckkopplung. Die Antwort muss ohne moralische Personenbewertung auskommen und darf Reichweite nicht mit Wirkung verwechseln.</w:t>
-      </w:r>
-    </w:p>
-    <w:p>
-      <w:r>
-        <w:t>Rueckkopplung. Fuer Nebenwirkungen, Rebound, Zielkonflikte und Wirkungsgrenzen bedeutet Wirkungswissen erst dann wertvoll wird, wenn es Entscheidungen veraendert, dass die Analyse nicht bei einer Aktivitaet, einem guten Willen oder einer Kennzahl stehen bleiben darf. Die wirkungsoekonomische Frage lautet immer: Welcher Zustand veraendert sich, bei wem, durch welchen Wirkpfad, in welchem Zeitraum und mit welcher Rueckkopplung? Gerade in Wirkungsmanagement ist diese Unterscheidung entscheidend, weil Lernende spaeter nicht nur Begriffe wiedergeben, sondern Entscheidungssituationen pruefen muessen. Der haeufige Fehler besteht darin, einen Bericht als Endpunkt zu betrachten. Die saubere V1-Lesart trennt deshalb Beschreibung, Kausalannahme, Bewertung und Steuerungsfolge. Jeder Analyseblock sollte fragen, welche Routine, welcher Prozess oder welche Ressource nach der Bewertung angepasst wird. So wird aus dem Thema kein isoliertes Kapitel, sondern ein pruefbarer Baustein der WÖk-Architektur.</w:t>
-      </w:r>
-    </w:p>
-    <w:p>
-      <w:r>
-        <w:t>Fallfenster zur Anwendung. Ein Kommunikationsbericht nennt viele Aktivitaeten, Reichweiten und Rueckmeldungen. Die V1-Pruefung fragt, ob daraus eine belastbare Wirkungsaussage folgt. Wenn nur Kontakte, Klicks oder Zustimmung vorliegen, bleibt die Aussage im Bereich Wirkungspotenzial oder Resonanz, nicht im Bereich nachgewiesener Wirkung. Bezogen auf Nebenwirkungen, Rebound, Zielkonflikte und Wirkungsgrenzen heisst das: Die Analyse muss das konkrete Thema ernst nehmen und zugleich den allgemeinen WÖk-Massstab halten. Es geht nicht darum, die Welt in gute und schlechte Akteure einzuteilen. Es geht darum, Wirkpfade, Wirkungsempfaenger, Datenqualitaet, Risiken und Rueckkopplung so zu beschreiben, dass bessere Entscheidungen moeglich werden.</w:t>
-      </w:r>
-    </w:p>
-    <w:p>
-      <w:r>
-        <w:t>Governance. Fuer Nebenwirkungen, Rebound, Zielkonflikte und Wirkungsgrenzen bedeutet Wirkungsbewertung Verfahren, Rechte, Transparenz und Korrektur braucht, dass die Analyse nicht bei einer Aktivitaet, einem guten Willen oder einer Kennzahl stehen bleiben darf. Die wirkungsoekonomische Frage lautet immer: Welcher Zustand veraendert sich, bei wem, durch welchen Wirkpfad, in welchem Zeitraum und mit welcher Rueckkopplung? Gerade in Wirkungsmanagement ist diese Unterscheidung entscheidend, weil Lernende spaeter nicht nur Begriffe wiedergeben, sondern Entscheidungssituationen pruefen muessen. Der haeufige Fehler besteht darin, Bewertung als technokratische Top-down-Setzung zu verstehen. Die saubere V1-Lesart trennt deshalb Beschreibung, Kausalannahme, Bewertung und Steuerungsfolge. Betroffene, Datenhalter, Entscheider und Kontrollinstanzen muessen unterscheidbare Rollen behalten. So wird aus dem Thema kein isoliertes Kapitel, sondern ein pruefbarer Baustein der WÖk-Architektur.</w:t>
-      </w:r>
-    </w:p>
-    <w:p>
-      <w:r>
-        <w:t>Didaktische Pruefbarkeit. Fuer Nebenwirkungen, Rebound, Zielkonflikte und Wirkungsgrenzen bedeutet das Thema in der Akademie nicht nur erklaert, sondern in Falllogik ueberfuehrt werden muss, dass die Analyse nicht bei einer Aktivitaet, einem guten Willen oder einer Kennzahl stehen bleiben darf. Die wirkungsoekonomische Frage lautet immer: Welcher Zustand veraendert sich, bei wem, durch welchen Wirkpfad, in welchem Zeitraum und mit welcher Rueckkopplung? Gerade in Wirkungsmanagement ist diese Unterscheidung entscheidend, weil Lernende spaeter nicht nur Begriffe wiedergeben, sondern Entscheidungssituationen pruefen muessen. Der haeufige Fehler besteht darin, reines Auswendiglernen als Kompetenznachweis zu behandeln. Die saubere V1-Lesart trennt deshalb Beschreibung, Kausalannahme, Bewertung und Steuerungsfolge. Pruefungsfragen sollen Begriffe, Anwendung und rote Linien verbinden. So wird aus dem Thema kein isoliertes Kapitel, sondern ein pruefbarer Baustein der WÖk-Architektur.</w:t>
-      </w:r>
-    </w:p>
-    <w:p>
-      <w:r>
-        <w:t>Transfer in Organisationen. Fuer Nebenwirkungen, Rebound, Zielkonflikte und Wirkungsgrenzen bedeutet WÖk-Begriffe im Alltag nur tragen, wenn sie in Routinen uebersetzt werden, dass die Analyse nicht bei einer Aktivitaet, einem guten Willen oder einer Kennzahl stehen bleiben darf. Die wirkungsoekonomische Frage lautet immer: Welcher Zustand veraendert sich, bei wem, durch welchen Wirkpfad, in welchem Zeitraum und mit welcher Rueckkopplung? Gerade in Wirkungsmanagement ist diese Unterscheidung entscheidend, weil Lernende spaeter nicht nur Begriffe wiedergeben, sondern Entscheidungssituationen pruefen muessen. Der haeufige Fehler besteht darin, die Verantwortung an eine Nachhaltigkeitsabteilung auszulagern. Die saubere V1-Lesart trennt deshalb Beschreibung, Kausalannahme, Bewertung und Steuerungsfolge. Strategie, Einkauf, Kommunikation, Controlling und Fuehrung muessen denselben Wirkungsbegriff verwenden. So wird aus dem Thema kein isoliertes Kapitel, sondern ein pruefbarer Baustein der WÖk-Architektur.</w:t>
-      </w:r>
-    </w:p>
-    <w:p>
-      <w:r>
-        <w:t>Fallfenster zur Anwendung. Eine Organisation plant eine Massnahme und formuliert dazu eine positive Absicht. In der WÖk reicht das nicht. Fuer diese Vorlesung muss sichtbar werden, welche Zustandsveraenderung erwartet wird, welche Empfaenger direkt oder indirekt betroffen sind, welche Nebenwirkungen entstehen koennen und welche Entscheidung spaeter korrigiert wird. Bezogen auf Nebenwirkungen, Rebound, Zielkonflikte und Wirkungsgrenzen heisst das: Die Analyse muss das konkrete Thema ernst nehmen und zugleich den allgemeinen WÖk-Massstab halten. Es geht nicht darum, die Welt in gute und schlechte Akteure einzuteilen. Es geht darum, Wirkpfade, Wirkungsempfaenger, Datenqualitaet, Risiken und Rueckkopplung so zu beschreiben, dass bessere Entscheidungen moeglich werden.</w:t>
-      </w:r>
-    </w:p>
-    <w:p>
-      <w:r>
-        <w:t>Rueckfluss in den Korpus. Fuer Nebenwirkungen, Rebound, Zielkonflikte und Wirkungsgrenzen bedeutet jedes Studienskript den Gesamtbestand schaerfen kann, dass die Analyse nicht bei einer Aktivitaet, einem guten Willen oder einer Kennzahl stehen bleiben darf. Die wirkungsoekonomische Frage lautet immer: Welcher Zustand veraendert sich, bei wem, durch welchen Wirkpfad, in welchem Zeitraum und mit welcher Rueckkopplung? Gerade in Wirkungsmanagement ist diese Unterscheidung entscheidend, weil Lernende spaeter nicht nur Begriffe wiedergeben, sondern Entscheidungssituationen pruefen muessen. Der haeufige Fehler besteht darin, neue Einsichten nur lokal im Skript zu belassen. Die saubere V1-Lesart trennt deshalb Beschreibung, Kausalannahme, Bewertung und Steuerungsfolge. Glossar, Website, Journal, Dossiers und Visuals sollen aus der Skriptarbeit lernen. So wird aus dem Thema kein isoliertes Kapitel, sondern ein pruefbarer Baustein der WÖk-Architektur.</w:t>
-      </w:r>
-    </w:p>
-    <w:p>
-      <w:r>
-        <w:t>Pruefungsnahe Transferfrage. Formuliere zu WM-V6 eine Wirkungsaussage in drei Saetzen: Erstens den beobachteten oder plausiblen Zustand, zweitens die Daten- oder Quellenlage, drittens die offene Unsicherheit samt Rueckkopplung. Die Antwort muss ohne moralische Personenbewertung auskommen und darf Reichweite nicht mit Wirkung verwechseln.</w:t>
-      </w:r>
-    </w:p>
-    <w:p>
-      <w:pPr>
-        <w:pStyle w:val="Heading3"/>
-      </w:pPr>
-      <w:r>
-        <w:t>Vertiefungsrunde 2: Lesen, pruefen, rueckkoppeln</w:t>
-      </w:r>
-    </w:p>
-    <w:p>
-      <w:r>
-        <w:t>Die folgende Runde verdichtet WM-V6 nicht durch neue Schlagworte, sondern durch wiederholte Anwendung auf unterschiedliche Entscheidungsebenen. Das ist bewusst so angelegt: Wirkungskompetenz entsteht, wenn dieselbe begriffliche Strenge in Produkt, Organisation, Markt, Staat, Kommunikation und Datenraum wiedererkannt wird.</w:t>
-      </w:r>
-    </w:p>
-    <w:p>
-      <w:r>
-        <w:t>Begriffliche Schaerfung. Fuer Nebenwirkungen, Rebound, Zielkonflikte und Wirkungsgrenzen bedeutet praezise Sprache die erste Sicherung gegen Impact-Washing ist, dass die Analyse nicht bei einer Aktivitaet, einem guten Willen oder einer Kennzahl stehen bleiben darf. Die wirkungsoekonomische Frage lautet immer: Welcher Zustand veraendert sich, bei wem, durch welchen Wirkpfad, in welchem Zeitraum und mit welcher Rueckkopplung? Gerade in Wirkungsmanagement ist diese Unterscheidung entscheidend, weil Lernende spaeter nicht nur Begriffe wiedergeben, sondern Entscheidungssituationen pruefen muessen. Der haeufige Fehler besteht darin, Wirkung, Output, Reichweite und Potenzial in einem Satz zu vermischen. Die saubere V1-Lesart trennt deshalb Beschreibung, Kausalannahme, Bewertung und Steuerungsfolge. In der Praxis sollte jede Wirkungsaussage als kurze Viererprobe formuliert werden: Zustand, Betroffene, Quelle, offene Unsicherheit. So wird aus dem Thema kein isoliertes Kapitel, sondern ein pruefbarer Baustein der WÖk-Architektur.</w:t>
-      </w:r>
-    </w:p>
-    <w:p>
-      <w:r>
-        <w:t>Wirkpfad-Logik. Fuer Nebenwirkungen, Rebound, Zielkonflikte und Wirkungsgrenzen bedeutet ein Thema erst dann steuerbar wird, wenn der Mechanismus zwischen Ausloeser und Zustandsveraenderung beschrieben ist, dass die Analyse nicht bei einer Aktivitaet, einem guten Willen oder einer Kennzahl stehen bleiben darf. Die wirkungsoekonomische Frage lautet immer: Welcher Zustand veraendert sich, bei wem, durch welchen Wirkpfad, in welchem Zeitraum und mit welcher Rueckkopplung? Gerade in Wirkungsmanagement ist diese Unterscheidung entscheidend, weil Lernende spaeter nicht nur Begriffe wiedergeben, sondern Entscheidungssituationen pruefen muessen. Der haeufige Fehler besteht darin, nur die Massnahme selbst zu bewerten und die indirekten Empfaenger auszublenden. Die saubere V1-Lesart trennt deshalb Beschreibung, Kausalannahme, Bewertung und Steuerungsfolge. Eine gute Fallanalyse zeichnet mindestens einen direkten und einen indirekten Wirkpfad nach. So wird aus dem Thema kein isoliertes Kapitel, sondern ein pruefbarer Baustein der WÖk-Architektur.</w:t>
-      </w:r>
-    </w:p>
-    <w:p>
-      <w:r>
-        <w:t>Fallfenster zur Anwendung. Eine Fuehrungsentscheidung erzeugt zugleich Nutzen und Risiken. Die WÖk behandelt Ambivalenz nicht als Stoerung, sondern als Kern der Analyse. Positive Netto-Wirkung darf erst behauptet werden, wenn zentrale negative Wirkungen getrennt geprueft und rote Linien gewahrt sind. Bezogen auf Nebenwirkungen, Rebound, Zielkonflikte und Wirkungsgrenzen heisst das: Die Analyse muss das konkrete Thema ernst nehmen und zugleich den allgemeinen WÖk-Massstab halten. Es geht nicht darum, die Welt in gute und schlechte Akteure einzuteilen. Es geht darum, Wirkpfade, Wirkungsempfaenger, Datenqualitaet, Risiken und Rueckkopplung so zu beschreiben, dass bessere Entscheidungen moeglich werden.</w:t>
-      </w:r>
-    </w:p>
-    <w:p>
-      <w:r>
-        <w:t>Daten- und Quellenklarheit. Fuer Nebenwirkungen, Rebound, Zielkonflikte und Wirkungsgrenzen bedeutet jede Bewertung nur so belastbar ist wie Datenlage, Quellenstatus und Aktualitaet, dass die Analyse nicht bei einer Aktivitaet, einem guten Willen oder einer Kennzahl stehen bleiben darf. Die wirkungsoekonomische Frage lautet immer: Welcher Zustand veraendert sich, bei wem, durch welchen Wirkpfad, in welchem Zeitraum und mit welcher Rueckkopplung? Gerade in Wirkungsmanagement ist diese Unterscheidung entscheidend, weil Lernende spaeter nicht nur Begriffe wiedergeben, sondern Entscheidungssituationen pruefen muessen. Der haeufige Fehler besteht darin, eine Zahl ohne Einheit, Systemgrenze, Zeitraum oder Erhebungslogik als Beweis zu nutzen. Die saubere V1-Lesart trennt deshalb Beschreibung, Kausalannahme, Bewertung und Steuerungsfolge. Die Lernenden sollen Daten nicht dekorativ zitieren, sondern ihre Aussagekraft, Luecken und Grenzen offenlegen. So wird aus dem Thema kein isoliertes Kapitel, sondern ein pruefbarer Baustein der WÖk-Architektur.</w:t>
-      </w:r>
-    </w:p>
-    <w:p>
-      <w:r>
-        <w:t>Ambivalenz. Fuer Nebenwirkungen, Rebound, Zielkonflikte und Wirkungsgrenzen bedeutet positive und negative Zustandsveraenderungen gleichzeitig auftreten koennen, dass die Analyse nicht bei einer Aktivitaet, einem guten Willen oder einer Kennzahl stehen bleiben darf. Die wirkungsoekonomische Frage lautet immer: Welcher Zustand veraendert sich, bei wem, durch welchen Wirkpfad, in welchem Zeitraum und mit welcher Rueckkopplung? Gerade in Wirkungsmanagement ist diese Unterscheidung entscheidend, weil Lernende spaeter nicht nur Begriffe wiedergeben, sondern Entscheidungssituationen pruefen muessen. Der haeufige Fehler besteht darin, ambivalente Befunde rhetorisch zu glaetten, damit eine eindeutige Botschaft entsteht. Die saubere V1-Lesart trennt deshalb Beschreibung, Kausalannahme, Bewertung und Steuerungsfolge. Ein gutes Skript fuehrt deshalb Profile, Zielkonflikte und offene Punkte nebeneinander. So wird aus dem Thema kein isoliertes Kapitel, sondern ein pruefbarer Baustein der WÖk-Architektur.</w:t>
-      </w:r>
-    </w:p>
-    <w:p>
-      <w:r>
-        <w:t>Nichtkompensation. Fuer Nebenwirkungen, Rebound, Zielkonflikte und Wirkungsgrenzen bedeutet schwere zentrale Schaeden nicht durch beliebige positive Einzelwerte neutralisiert werden duerfen, dass die Analyse nicht bei einer Aktivitaet, einem guten Willen oder einer Kennzahl stehen bleiben darf. Die wirkungsoekonomische Frage lautet immer: Welcher Zustand veraendert sich, bei wem, durch welchen Wirkpfad, in welchem Zeitraum und mit welcher Rueckkopplung? Gerade in Wirkungsmanagement ist diese Unterscheidung entscheidend, weil Lernende spaeter nicht nur Begriffe wiedergeben, sondern Entscheidungssituationen pruefen muessen. Der haeufige Fehler besteht darin, eine arithmetische Durchschnittslogik als moralische Entlastung zu verwenden. Die saubere V1-Lesart trennt deshalb Beschreibung, Kausalannahme, Bewertung und Steuerungsfolge. Reverse Merit Order und rote Linien sind Schutzregeln gegen Schoenrechnung. So wird aus dem Thema kein isoliertes Kapitel, sondern ein pruefbarer Baustein der WÖk-Architektur.</w:t>
-      </w:r>
-    </w:p>
-    <w:p>
-      <w:r>
-        <w:t>Fallfenster zur Anwendung. Ein Controlling-Team moechte einen Score bilden. Das Skript verlangt, dass Datenqualitaet, Systemgrenzen, Gewichtung, Unsicherheit und Nichtkompensation sichtbar bleiben. Ein Score darf die Diskussion nicht beenden, sondern muss bessere Fragen, Priorisierung und Rueckkopplung ermoeglichen. Bezogen auf Nebenwirkungen, Rebound, Zielkonflikte und Wirkungsgrenzen heisst das: Die Analyse muss das konkrete Thema ernst nehmen und zugleich den allgemeinen WÖk-Massstab halten. Es geht nicht darum, die Welt in gute und schlechte Akteure einzuteilen. Es geht darum, Wirkpfade, Wirkungsempfaenger, Datenqualitaet, Risiken und Rueckkopplung so zu beschreiben, dass bessere Entscheidungen moeglich werden.</w:t>
-      </w:r>
-    </w:p>
-    <w:p>
-      <w:r>
-        <w:t>Pruefungsnahe Transferfrage. Formuliere zu WM-V6 eine Wirkungsaussage in drei Saetzen: Erstens den beobachteten oder plausiblen Zustand, zweitens die Daten- oder Quellenlage, drittens die offene Unsicherheit samt Rueckkopplung. Die Antwort muss ohne moralische Personenbewertung auskommen und darf Reichweite nicht mit Wirkung verwechseln.</w:t>
-      </w:r>
-    </w:p>
-    <w:p>
-      <w:r>
-        <w:t>Rueckkopplung. Fuer Nebenwirkungen, Rebound, Zielkonflikte und Wirkungsgrenzen bedeutet Wirkungswissen erst dann wertvoll wird, wenn es Entscheidungen veraendert, dass die Analyse nicht bei einer Aktivitaet, einem guten Willen oder einer Kennzahl stehen bleiben darf. Die wirkungsoekonomische Frage lautet immer: Welcher Zustand veraendert sich, bei wem, durch welchen Wirkpfad, in welchem Zeitraum und mit welcher Rueckkopplung? Gerade in Wirkungsmanagement ist diese Unterscheidung entscheidend, weil Lernende spaeter nicht nur Begriffe wiedergeben, sondern Entscheidungssituationen pruefen muessen. Der haeufige Fehler besteht darin, einen Bericht als Endpunkt zu betrachten. Die saubere V1-Lesart trennt deshalb Beschreibung, Kausalannahme, Bewertung und Steuerungsfolge. Jeder Analyseblock sollte fragen, welche Routine, welcher Prozess oder welche Ressource nach der Bewertung angepasst wird. So wird aus dem Thema kein isoliertes Kapitel, sondern ein pruefbarer Baustein der WÖk-Architektur.</w:t>
-      </w:r>
-    </w:p>
-    <w:p>
-      <w:r>
-        <w:t>Governance. Fuer Nebenwirkungen, Rebound, Zielkonflikte und Wirkungsgrenzen bedeutet Wirkungsbewertung Verfahren, Rechte, Transparenz und Korrektur braucht, dass die Analyse nicht bei einer Aktivitaet, einem guten Willen oder einer Kennzahl stehen bleiben darf. Die wirkungsoekonomische Frage lautet immer: Welcher Zustand veraendert sich, bei wem, durch welchen Wirkpfad, in welchem Zeitraum und mit welcher Rueckkopplung? Gerade in Wirkungsmanagement ist diese Unterscheidung entscheidend, weil Lernende spaeter nicht nur Begriffe wiedergeben, sondern Entscheidungssituationen pruefen muessen. Der haeufige Fehler besteht darin, Bewertung als technokratische Top-down-Setzung zu verstehen. Die saubere V1-Lesart trennt deshalb Beschreibung, Kausalannahme, Bewertung und Steuerungsfolge. Betroffene, Datenhalter, Entscheider und Kontrollinstanzen muessen unterscheidbare Rollen behalten. So wird aus dem Thema kein isoliertes Kapitel, sondern ein pruefbarer Baustein der WÖk-Architektur.</w:t>
-      </w:r>
-    </w:p>
-    <w:p>
-      <w:r>
-        <w:t>Didaktische Pruefbarkeit. Fuer Nebenwirkungen, Rebound, Zielkonflikte und Wirkungsgrenzen bedeutet das Thema in der Akademie nicht nur erklaert, sondern in Falllogik ueberfuehrt werden muss, dass die Analyse nicht bei einer Aktivitaet, einem guten Willen oder einer Kennzahl stehen bleiben darf. Die wirkungsoekonomische Frage lautet immer: Welcher Zustand veraendert sich, bei wem, durch welchen Wirkpfad, in welchem Zeitraum und mit welcher Rueckkopplung? Gerade in Wirkungsmanagement ist diese Unterscheidung entscheidend, weil Lernende spaeter nicht nur Begriffe wiedergeben, sondern Entscheidungssituationen pruefen muessen. Der haeufige Fehler besteht darin, reines Auswendiglernen als Kompetenznachweis zu behandeln. Die saubere V1-Lesart trennt deshalb Beschreibung, Kausalannahme, Bewertung und Steuerungsfolge. Pruefungsfragen sollen Begriffe, Anwendung und rote Linien verbinden. So wird aus dem Thema kein isoliertes Kapitel, sondern ein pruefbarer Baustein der WÖk-Architektur.</w:t>
-      </w:r>
-    </w:p>
-    <w:p>
-      <w:r>
-        <w:t>Fallfenster zur Anwendung. Ein Kommunikationsbericht nennt viele Aktivitaeten, Reichweiten und Rueckmeldungen. Die V1-Pruefung fragt, ob daraus eine belastbare Wirkungsaussage folgt. Wenn nur Kontakte, Klicks oder Zustimmung vorliegen, bleibt die Aussage im Bereich Wirkungspotenzial oder Resonanz, nicht im Bereich nachgewiesener Wirkung. Bezogen auf Nebenwirkungen, Rebound, Zielkonflikte und Wirkungsgrenzen heisst das: Die Analyse muss das konkrete Thema ernst nehmen und zugleich den allgemeinen WÖk-Massstab halten. Es geht nicht darum, die Welt in gute und schlechte Akteure einzuteilen. Es geht darum, Wirkpfade, Wirkungsempfaenger, Datenqualitaet, Risiken und Rueckkopplung so zu beschreiben, dass bessere Entscheidungen moeglich werden.</w:t>
-      </w:r>
-    </w:p>
-    <w:p>
-      <w:r>
-        <w:t>Transfer in Organisationen. Fuer Nebenwirkungen, Rebound, Zielkonflikte und Wirkungsgrenzen bedeutet WÖk-Begriffe im Alltag nur tragen, wenn sie in Routinen uebersetzt werden, dass die Analyse nicht bei einer Aktivitaet, einem guten Willen oder einer Kennzahl stehen bleiben darf. Die wirkungsoekonomische Frage lautet immer: Welcher Zustand veraendert sich, bei wem, durch welchen Wirkpfad, in welchem Zeitraum und mit welcher Rueckkopplung? Gerade in Wirkungsmanagement ist diese Unterscheidung entscheidend, weil Lernende spaeter nicht nur Begriffe wiedergeben, sondern Entscheidungssituationen pruefen muessen. Der haeufige Fehler besteht darin, die Verantwortung an eine Nachhaltigkeitsabteilung auszulagern. Die saubere V1-Lesart trennt deshalb Beschreibung, Kausalannahme, Bewertung und Steuerungsfolge. Strategie, Einkauf, Kommunikation, Controlling und Fuehrung muessen denselben Wirkungsbegriff verwenden. So wird aus dem Thema kein isoliertes Kapitel, sondern ein pruefbarer Baustein der WÖk-Architektur.</w:t>
-      </w:r>
-    </w:p>
-    <w:p>
-      <w:r>
-        <w:t>Rueckfluss in den Korpus. Fuer Nebenwirkungen, Rebound, Zielkonflikte und Wirkungsgrenzen bedeutet jedes Studienskript den Gesamtbestand schaerfen kann, dass die Analyse nicht bei einer Aktivitaet, einem guten Willen oder einer Kennzahl stehen bleiben darf. Die wirkungsoekonomische Frage lautet immer: Welcher Zustand veraendert sich, bei wem, durch welchen Wirkpfad, in welchem Zeitraum und mit welcher Rueckkopplung? Gerade in Wirkungsmanagement ist diese Unterscheidung entscheidend, weil Lernende spaeter nicht nur Begriffe wiedergeben, sondern Entscheidungssituationen pruefen muessen. Der haeufige Fehler besteht darin, neue Einsichten nur lokal im Skript zu belassen. Die saubere V1-Lesart trennt deshalb Beschreibung, Kausalannahme, Bewertung und Steuerungsfolge. Glossar, Website, Journal, Dossiers und Visuals sollen aus der Skriptarbeit lernen. So wird aus dem Thema kein isoliertes Kapitel, sondern ein pruefbarer Baustein der WÖk-Architektur.</w:t>
-      </w:r>
-    </w:p>
-    <w:p>
-      <w:r>
-        <w:t>Pruefungsnahe Transferfrage. Formuliere zu WM-V6 eine Wirkungsaussage in drei Saetzen: Erstens den beobachteten oder plausiblen Zustand, zweitens die Daten- oder Quellenlage, drittens die offene Unsicherheit samt Rueckkopplung. Die Antwort muss ohne moralische Personenbewertung auskommen und darf Reichweite nicht mit Wirkung verwechseln.</w:t>
-      </w:r>
-    </w:p>
-    <w:p>
-      <w:pPr>
-        <w:pStyle w:val="Heading3"/>
-      </w:pPr>
-      <w:r>
-        <w:t>Vertiefungsrunde 3: Lesen, pruefen, rueckkoppeln</w:t>
-      </w:r>
-    </w:p>
-    <w:p>
-      <w:r>
-        <w:t>Die folgende Runde verdichtet WM-V6 nicht durch neue Schlagworte, sondern durch wiederholte Anwendung auf unterschiedliche Entscheidungsebenen. Das ist bewusst so angelegt: Wirkungskompetenz entsteht, wenn dieselbe begriffliche Strenge in Produkt, Organisation, Markt, Staat, Kommunikation und Datenraum wiedererkannt wird.</w:t>
-      </w:r>
-    </w:p>
-    <w:p>
-      <w:r>
-        <w:t>Begriffliche Schaerfung. Fuer Nebenwirkungen, Rebound, Zielkonflikte und Wirkungsgrenzen bedeutet praezise Sprache die erste Sicherung gegen Impact-Washing ist, dass die Analyse nicht bei einer Aktivitaet, einem guten Willen oder einer Kennzahl stehen bleiben darf. Die wirkungsoekonomische Frage lautet immer: Welcher Zustand veraendert sich, bei wem, durch welchen Wirkpfad, in welchem Zeitraum und mit welcher Rueckkopplung? Gerade in Wirkungsmanagement ist diese Unterscheidung entscheidend, weil Lernende spaeter nicht nur Begriffe wiedergeben, sondern Entscheidungssituationen pruefen muessen. Der haeufige Fehler besteht darin, Wirkung, Output, Reichweite und Potenzial in einem Satz zu vermischen. Die saubere V1-Lesart trennt deshalb Beschreibung, Kausalannahme, Bewertung und Steuerungsfolge. In der Praxis sollte jede Wirkungsaussage als kurze Viererprobe formuliert werden: Zustand, Betroffene, Quelle, offene Unsicherheit. So wird aus dem Thema kein isoliertes Kapitel, sondern ein pruefbarer Baustein der WÖk-Architektur.</w:t>
-      </w:r>
-    </w:p>
-    <w:p>
-      <w:r>
-        <w:t>Fallfenster zur Anwendung. Eine Organisation plant eine Massnahme und formuliert dazu eine positive Absicht. In der WÖk reicht das nicht. Fuer diese Vorlesung muss sichtbar werden, welche Zustandsveraenderung erwartet wird, welche Empfaenger direkt oder indirekt betroffen sind, welche Nebenwirkungen entstehen koennen und welche Entscheidung spaeter korrigiert wird. Bezogen auf Nebenwirkungen, Rebound, Zielkonflikte und Wirkungsgrenzen heisst das: Die Analyse muss das konkrete Thema ernst nehmen und zugleich den allgemeinen WÖk-Massstab halten. Es geht nicht darum, die Welt in gute und schlechte Akteure einzuteilen. Es geht darum, Wirkpfade, Wirkungsempfaenger, Datenqualitaet, Risiken und Rueckkopplung so zu beschreiben, dass bessere Entscheidungen moeglich werden.</w:t>
-      </w:r>
-    </w:p>
-    <w:p>
-      <w:r>
-        <w:t>Wirkpfad-Logik. Fuer Nebenwirkungen, Rebound, Zielkonflikte und Wirkungsgrenzen bedeutet ein Thema erst dann steuerbar wird, wenn der Mechanismus zwischen Ausloeser und Zustandsveraenderung beschrieben ist, dass die Analyse nicht bei einer Aktivitaet, einem guten Willen oder einer Kennzahl stehen bleiben darf. Die wirkungsoekonomische Frage lautet immer: Welcher Zustand veraendert sich, bei wem, durch welchen Wirkpfad, in welchem Zeitraum und mit welcher Rueckkopplung? Gerade in Wirkungsmanagement ist diese Unterscheidung entscheidend, weil Lernende spaeter nicht nur Begriffe wiedergeben, sondern Entscheidungssituationen pruefen muessen. Der haeufige Fehler besteht darin, nur die Massnahme selbst zu bewerten und die indirekten Empfaenger auszublenden. Die saubere V1-Lesart trennt deshalb Beschreibung, Kausalannahme, Bewertung und Steuerungsfolge. Eine gute Fallanalyse zeichnet mindestens einen direkten und einen indirekten Wirkpfad nach. So wird aus dem Thema kein isoliertes Kapitel, sondern ein pruefbarer Baustein der WÖk-Architektur.</w:t>
-      </w:r>
-    </w:p>
-    <w:p>
-      <w:r>
-        <w:t>Daten- und Quellenklarheit. Fuer Nebenwirkungen, Rebound, Zielkonflikte und Wirkungsgrenzen bedeutet jede Bewertung nur so belastbar ist wie Datenlage, Quellenstatus und Aktualitaet, dass die Analyse nicht bei einer Aktivitaet, einem guten Willen oder einer Kennzahl stehen bleiben darf. Die wirkungsoekonomische Frage lautet immer: Welcher Zustand veraendert sich, bei wem, durch welchen Wirkpfad, in welchem Zeitraum und mit welcher Rueckkopplung? Gerade in Wirkungsmanagement ist diese Unterscheidung entscheidend, weil Lernende spaeter nicht nur Begriffe wiedergeben, sondern Entscheidungssituationen pruefen muessen. Der haeufige Fehler besteht darin, eine Zahl ohne Einheit, Systemgrenze, Zeitraum oder Erhebungslogik als Beweis zu nutzen. Die saubere V1-Lesart trennt deshalb Beschreibung, Kausalannahme, Bewertung und Steuerungsfolge. Die Lernenden sollen Daten nicht dekorativ zitieren, sondern ihre Aussagekraft, Luecken und Grenzen offenlegen. So wird aus dem Thema kein isoliertes Kapitel, sondern ein pruefbarer Baustein der WÖk-Architektur.</w:t>
-      </w:r>
-    </w:p>
-    <w:p>
-      <w:r>
-        <w:t>Ambivalenz. Fuer Nebenwirkungen, Rebound, Zielkonflikte und Wirkungsgrenzen bedeutet positive und negative Zustandsveraenderungen gleichzeitig auftreten koennen, dass die Analyse nicht bei einer Aktivitaet, einem guten Willen oder einer Kennzahl stehen bleiben darf. Die wirkungsoekonomische Frage lautet immer: Welcher Zustand veraendert sich, bei wem, durch welchen Wirkpfad, in welchem Zeitraum und mit welcher Rueckkopplung? Gerade in Wirkungsmanagement ist diese Unterscheidung entscheidend, weil Lernende spaeter nicht nur Begriffe wiedergeben, sondern Entscheidungssituationen pruefen muessen. Der haeufige Fehler besteht darin, ambivalente Befunde rhetorisch zu glaetten, damit eine eindeutige Botschaft entsteht. Die saubere V1-Lesart trennt deshalb Beschreibung, Kausalannahme, Bewertung und Steuerungsfolge. Ein gutes Skript fuehrt deshalb Profile, Zielkonflikte und offene Punkte nebeneinander. So wird aus dem Thema kein isoliertes Kapitel, sondern ein pruefbarer Baustein der WÖk-Architektur.</w:t>
-      </w:r>
-    </w:p>
-    <w:p>
-      <w:r>
-        <w:t>Fallfenster zur Anwendung. Eine Fuehrungsentscheidung erzeugt zugleich Nutzen und Risiken. Die WÖk behandelt Ambivalenz nicht als Stoerung, sondern als Kern der Analyse. Positive Netto-Wirkung darf erst behauptet werden, wenn zentrale negative Wirkungen getrennt geprueft und rote Linien gewahrt sind. Bezogen auf Nebenwirkungen, Rebound, Zielkonflikte und Wirkungsgrenzen heisst das: Die Analyse muss das konkrete Thema ernst nehmen und zugleich den allgemeinen WÖk-Massstab halten. Es geht nicht darum, die Welt in gute und schlechte Akteure einzuteilen. Es geht darum, Wirkpfade, Wirkungsempfaenger, Datenqualitaet, Risiken und Rueckkopplung so zu beschreiben, dass bessere Entscheidungen moeglich werden.</w:t>
-      </w:r>
-    </w:p>
-    <w:p>
-      <w:r>
-        <w:t>Nichtkompensation. Fuer Nebenwirkungen, Rebound, Zielkonflikte und Wirkungsgrenzen bedeutet schwere zentrale Schaeden nicht durch beliebige positive Einzelwerte neutralisiert werden duerfen, dass die Analyse nicht bei einer Aktivitaet, einem guten Willen oder einer Kennzahl stehen bleiben darf. Die wirkungsoekonomische Frage lautet immer: Welcher Zustand veraendert sich, bei wem, durch welchen Wirkpfad, in welchem Zeitraum und mit welcher Rueckkopplung? Gerade in Wirkungsmanagement ist diese Unterscheidung entscheidend, weil Lernende spaeter nicht nur Begriffe wiedergeben, sondern Entscheidungssituationen pruefen muessen. Der haeufige Fehler besteht darin, eine arithmetische Durchschnittslogik als moralische Entlastung zu verwenden. Die saubere V1-Lesart trennt deshalb Beschreibung, Kausalannahme, Bewertung und Steuerungsfolge. Reverse Merit Order und rote Linien sind Schutzregeln gegen Schoenrechnung. So wird aus dem Thema kein isoliertes Kapitel, sondern ein pruefbarer Baustein der WÖk-Architektur.</w:t>
-      </w:r>
-    </w:p>
-    <w:p>
-      <w:r>
-        <w:t>Pruefungsnahe Transferfrage. Formuliere zu WM-V6 eine Wirkungsaussage in drei Saetzen: Erstens den beobachteten oder plausiblen Zustand, zweitens die Daten- oder Quellenlage, drittens die offene Unsicherheit samt Rueckkopplung. Die Antwort muss ohne moralische Personenbewertung auskommen und darf Reichweite nicht mit Wirkung verwechseln.</w:t>
-      </w:r>
-    </w:p>
-    <w:p>
-      <w:r>
-        <w:t>Rueckkopplung. Fuer Nebenwirkungen, Rebound, Zielkonflikte und Wirkungsgrenzen bedeutet Wirkungswissen erst dann wertvoll wird, wenn es Entscheidungen veraendert, dass die Analyse nicht bei einer Aktivitaet, einem guten Willen oder einer Kennzahl stehen bleiben darf. Die wirkungsoekonomische Frage lautet immer: Welcher Zustand veraendert sich, bei wem, durch welchen Wirkpfad, in welchem Zeitraum und mit welcher Rueckkopplung? Gerade in Wirkungsmanagement ist diese Unterscheidung entscheidend, weil Lernende spaeter nicht nur Begriffe wiedergeben, sondern Entscheidungssituationen pruefen muessen. Der haeufige Fehler besteht darin, einen Bericht als Endpunkt zu betrachten. Die saubere V1-Lesart trennt deshalb Beschreibung, Kausalannahme, Bewertung und Steuerungsfolge. Jeder Analyseblock sollte fragen, welche Routine, welcher Prozess oder welche Ressource nach der Bewertung angepasst wird. So wird aus dem Thema kein isoliertes Kapitel, sondern ein pruefbarer Baustein der WÖk-Architektur.</w:t>
-      </w:r>
-    </w:p>
-    <w:p>
-      <w:r>
-        <w:t>Governance. Fuer Nebenwirkungen, Rebound, Zielkonflikte und Wirkungsgrenzen bedeutet Wirkungsbewertung Verfahren, Rechte, Transparenz und Korrektur braucht, dass die Analyse nicht bei einer Aktivitaet, einem guten Willen oder einer Kennzahl stehen bleiben darf. Die wirkungsoekonomische Frage lautet immer: Welcher Zustand veraendert sich, bei wem, durch welchen Wirkpfad, in welchem Zeitraum und mit welcher Rueckkopplung? Gerade in Wirkungsmanagement ist diese Unterscheidung entscheidend, weil Lernende spaeter nicht nur Begriffe wiedergeben, sondern Entscheidungssituationen pruefen muessen. Der haeufige Fehler besteht darin, Bewertung als technokratische Top-down-Setzung zu verstehen. Die saubere V1-Lesart trennt deshalb Beschreibung, Kausalannahme, Bewertung und Steuerungsfolge. Betroffene, Datenhalter, Entscheider und Kontrollinstanzen muessen unterscheidbare Rollen behalten. So wird aus dem Thema kein isoliertes Kapitel, sondern ein pruefbarer Baustein der WÖk-Architektur.</w:t>
-      </w:r>
-    </w:p>
-    <w:p>
-      <w:r>
-        <w:t>Fallfenster zur Anwendung. Ein Controlling-Team moechte einen Score bilden. Das Skript verlangt, dass Datenqualitaet, Systemgrenzen, Gewichtung, Unsicherheit und Nichtkompensation sichtbar bleiben. Ein Score darf die Diskussion nicht beenden, sondern muss bessere Fragen, Priorisierung und Rueckkopplung ermoeglichen. Bezogen auf Nebenwirkungen, Rebound, Zielkonflikte und Wirkungsgrenzen heisst das: Die Analyse muss das konkrete Thema ernst nehmen und zugleich den allgemeinen WÖk-Massstab halten. Es geht nicht darum, die Welt in gute und schlechte Akteure einzuteilen. Es geht darum, Wirkpfade, Wirkungsempfaenger, Datenqualitaet, Risiken und Rueckkopplung so zu beschreiben, dass bessere Entscheidungen moeglich werden.</w:t>
-      </w:r>
-    </w:p>
-    <w:p>
-      <w:r>
-        <w:t>Didaktische Pruefbarkeit. Fuer Nebenwirkungen, Rebound, Zielkonflikte und Wirkungsgrenzen bedeutet das Thema in der Akademie nicht nur erklaert, sondern in Falllogik ueberfuehrt werden muss, dass die Analyse nicht bei einer Aktivitaet, einem guten Willen oder einer Kennzahl stehen bleiben darf. Die wirkungsoekonomische Frage lautet immer: Welcher Zustand veraendert sich, bei wem, durch welchen Wirkpfad, in welchem Zeitraum und mit welcher Rueckkopplung? Gerade in Wirkungsmanagement ist diese Unterscheidung entscheidend, weil Lernende spaeter nicht nur Begriffe wiedergeben, sondern Entscheidungssituationen pruefen muessen. Der haeufige Fehler besteht darin, reines Auswendiglernen als Kompetenznachweis zu behandeln. Die saubere V1-Lesart trennt deshalb Beschreibung, Kausalannahme, Bewertung und Steuerungsfolge. Pruefungsfragen sollen Begriffe, Anwendung und rote Linien verbinden. So wird aus dem Thema kein isoliertes Kapitel, sondern ein pruefbarer Baustein der WÖk-Architektur.</w:t>
-      </w:r>
-    </w:p>
-    <w:p>
-      <w:r>
-        <w:t>Transfer in Organisationen. Fuer Nebenwirkungen, Rebound, Zielkonflikte und Wirkungsgrenzen bedeutet WÖk-Begriffe im Alltag nur tragen, wenn sie in Routinen uebersetzt werden, dass die Analyse nicht bei einer Aktivitaet, einem guten Willen oder einer Kennzahl stehen bleiben darf. Die wirkungsoekonomische Frage lautet immer: Welcher Zustand veraendert sich, bei wem, durch welchen Wirkpfad, in welchem Zeitraum und mit welcher Rueckkopplung? Gerade in Wirkungsmanagement ist diese Unterscheidung entscheidend, weil Lernende spaeter nicht nur Begriffe wiedergeben, sondern Entscheidungssituationen pruefen muessen. Der haeufige Fehler besteht darin, die Verantwortung an eine Nachhaltigkeitsabteilung auszulagern. Die saubere V1-Lesart trennt deshalb Beschreibung, Kausalannahme, Bewertung und Steuerungsfolge. Strategie, Einkauf, Kommunikation, Controlling und Fuehrung muessen denselben Wirkungsbegriff verwenden. So wird aus dem Thema kein isoliertes Kapitel, sondern ein pruefbarer Baustein der WÖk-Architektur.</w:t>
-      </w:r>
-    </w:p>
-    <w:p>
-      <w:r>
-        <w:t>Rueckfluss in den Korpus. Fuer Nebenwirkungen, Rebound, Zielkonflikte und Wirkungsgrenzen bedeutet jedes Studienskript den Gesamtbestand schaerfen kann, dass die Analyse nicht bei einer Aktivitaet, einem guten Willen oder einer Kennzahl stehen bleiben darf. Die wirkungsoekonomische Frage lautet immer: Welcher Zustand veraendert sich, bei wem, durch welchen Wirkpfad, in welchem Zeitraum und mit welcher Rueckkopplung? Gerade in Wirkungsmanagement ist diese Unterscheidung entscheidend, weil Lernende spaeter nicht nur Begriffe wiedergeben, sondern Entscheidungssituationen pruefen muessen. Der haeufige Fehler besteht darin, neue Einsichten nur lokal im Skript zu belassen. Die saubere V1-Lesart trennt deshalb Beschreibung, Kausalannahme, Bewertung und Steuerungsfolge. Glossar, Website, Journal, Dossiers und Visuals sollen aus der Skriptarbeit lernen. So wird aus dem Thema kein isoliertes Kapitel, sondern ein pruefbarer Baustein der WÖk-Architektur.</w:t>
-      </w:r>
-    </w:p>
-    <w:p>
-      <w:r>
-        <w:t>Fallfenster zur Anwendung. Ein Kommunikationsbericht nennt viele Aktivitaeten, Reichweiten und Rueckmeldungen. Die V1-Pruefung fragt, ob daraus eine belastbare Wirkungsaussage folgt. Wenn nur Kontakte, Klicks oder Zustimmung vorliegen, bleibt die Aussage im Bereich Wirkungspotenzial oder Resonanz, nicht im Bereich nachgewiesener Wirkung. Bezogen auf Nebenwirkungen, Rebound, Zielkonflikte und Wirkungsgrenzen heisst das: Die Analyse muss das konkrete Thema ernst nehmen und zugleich den allgemeinen WÖk-Massstab halten. Es geht nicht darum, die Welt in gute und schlechte Akteure einzuteilen. Es geht darum, Wirkpfade, Wirkungsempfaenger, Datenqualitaet, Risiken und Rueckkopplung so zu beschreiben, dass bessere Entscheidungen moeglich werden.</w:t>
-      </w:r>
-    </w:p>
-    <w:p>
-      <w:r>
-        <w:t>Pruefungsnahe Transferfrage. Formuliere zu WM-V6 eine Wirkungsaussage in drei Saetzen: Erstens den beobachteten oder plausiblen Zustand, zweitens die Daten- oder Quellenlage, drittens die offene Unsicherheit samt Rueckkopplung. Die Antwort muss ohne moralische Personenbewertung auskommen und darf Reichweite nicht mit Wirkung verwechseln.</w:t>
-      </w:r>
-    </w:p>
-    <w:p>
-      <w:pPr>
-        <w:pStyle w:val="Heading3"/>
-      </w:pPr>
-      <w:r>
-        <w:t>Vertiefungsrunde 4: Lesen, pruefen, rueckkoppeln</w:t>
-      </w:r>
-    </w:p>
-    <w:p>
-      <w:r>
-        <w:t>Die folgende Runde verdichtet WM-V6 nicht durch neue Schlagworte, sondern durch wiederholte Anwendung auf unterschiedliche Entscheidungsebenen. Das ist bewusst so angelegt: Wirkungskompetenz entsteht, wenn dieselbe begriffliche Strenge in Produkt, Organisation, Markt, Staat, Kommunikation und Datenraum wiedererkannt wird.</w:t>
-      </w:r>
-    </w:p>
-    <w:p>
-      <w:r>
-        <w:t>Begriffliche Schaerfung. Fuer Nebenwirkungen, Rebound, Zielkonflikte und Wirkungsgrenzen bedeutet praezise Sprache die erste Sicherung gegen Impact-Washing ist, dass die Analyse nicht bei einer Aktivitaet, einem guten Willen oder einer Kennzahl stehen bleiben darf. Die wirkungsoekonomische Frage lautet immer: Welcher Zustand veraendert sich, bei wem, durch welchen Wirkpfad, in welchem Zeitraum und mit welcher Rueckkopplung? Gerade in Wirkungsmanagement ist diese Unterscheidung entscheidend, weil Lernende spaeter nicht nur Begriffe wiedergeben, sondern Entscheidungssituationen pruefen muessen. Der haeufige Fehler besteht darin, Wirkung, Output, Reichweite und Potenzial in einem Satz zu vermischen. Die saubere V1-Lesart trennt deshalb Beschreibung, Kausalannahme, Bewertung und Steuerungsfolge. In der Praxis sollte jede Wirkungsaussage als kurze Viererprobe formuliert werden: Zustand, Betroffene, Quelle, offene Unsicherheit. So wird aus dem Thema kein isoliertes Kapitel, sondern ein pruefbarer Baustein der WÖk-Architektur.</w:t>
-      </w:r>
-    </w:p>
-    <w:p>
-      <w:r>
-        <w:t>Wirkpfad-Logik. Fuer Nebenwirkungen, Rebound, Zielkonflikte und Wirkungsgrenzen bedeutet ein Thema erst dann steuerbar wird, wenn der Mechanismus zwischen Ausloeser und Zustandsveraenderung beschrieben ist, dass die Analyse nicht bei einer Aktivitaet, einem guten Willen oder einer Kennzahl stehen bleiben darf. Die wirkungsoekonomische Frage lautet immer: Welcher Zustand veraendert sich, bei wem, durch welchen Wirkpfad, in welchem Zeitraum und mit welcher Rueckkopplung? Gerade in Wirkungsmanagement ist diese Unterscheidung entscheidend, weil Lernende spaeter nicht nur Begriffe wiedergeben, sondern Entscheidungssituationen pruefen muessen. Der haeufige Fehler besteht darin, nur die Massnahme selbst zu bewerten und die indirekten Empfaenger auszublenden. Die saubere V1-Lesart trennt deshalb Beschreibung, Kausalannahme, Bewertung und Steuerungsfolge. Eine gute Fallanalyse zeichnet mindestens einen direkten und einen indirekten Wirkpfad nach. So wird aus dem Thema kein isoliertes Kapitel, sondern ein pruefbarer Baustein der WÖk-Architektur.</w:t>
-      </w:r>
-    </w:p>
-    <w:p>
-      <w:r>
-        <w:t>Daten- und Quellenklarheit. Fuer Nebenwirkungen, Rebound, Zielkonflikte und Wirkungsgrenzen bedeutet jede Bewertung nur so belastbar ist wie Datenlage, Quellenstatus und Aktualitaet, dass die Analyse nicht bei einer Aktivitaet, einem guten Willen oder einer Kennzahl stehen bleiben darf. Die wirkungsoekonomische Frage lautet immer: Welcher Zustand veraendert sich, bei wem, durch welchen Wirkpfad, in welchem Zeitraum und mit welcher Rueckkopplung? Gerade in Wirkungsmanagement ist diese Unterscheidung entscheidend, weil Lernende spaeter nicht nur Begriffe wiedergeben, sondern Entscheidungssituationen pruefen muessen. Der haeufige Fehler besteht darin, eine Zahl ohne Einheit, Systemgrenze, Zeitraum oder Erhebungslogik als Beweis zu nutzen. Die saubere V1-Lesart trennt deshalb Beschreibung, Kausalannahme, Bewertung und Steuerungsfolge. Die Lernenden sollen Daten nicht dekorativ zitieren, sondern ihre Aussagekraft, Luecken und Grenzen offenlegen. So wird aus dem Thema kein isoliertes Kapitel, sondern ein pruefbarer Baustein der WÖk-Architektur.</w:t>
-      </w:r>
-    </w:p>
-    <w:p>
-      <w:r>
-        <w:t>Fallfenster zur Anwendung. Eine Organisation plant eine Massnahme und formuliert dazu eine positive Absicht. In der WÖk reicht das nicht. Fuer diese Vorlesung muss sichtbar werden, welche Zustandsveraenderung erwartet wird, welche Empfaenger direkt oder indirekt betroffen sind, welche Nebenwirkungen entstehen koennen und welche Entscheidung spaeter korrigiert wird. Bezogen auf Nebenwirkungen, Rebound, Zielkonflikte und Wirkungsgrenzen heisst das: Die Analyse muss das konkrete Thema ernst nehmen und zugleich den allgemeinen WÖk-Massstab halten. Es geht nicht darum, die Welt in gute und schlechte Akteure einzuteilen. Es geht darum, Wirkpfade, Wirkungsempfaenger, Datenqualitaet, Risiken und Rueckkopplung so zu beschreiben, dass bessere Entscheidungen moeglich werden.</w:t>
-      </w:r>
-    </w:p>
-    <w:p>
-      <w:r>
-        <w:t>Ambivalenz. Fuer Nebenwirkungen, Rebound, Zielkonflikte und Wirkungsgrenzen bedeutet positive und negative Zustandsveraenderungen gleichzeitig auftreten koennen, dass die Analyse nicht bei einer Aktivitaet, einem guten Willen oder einer Kennzahl stehen bleiben darf. Die wirkungsoekonomische Frage lautet immer: Welcher Zustand veraendert sich, bei wem, durch welchen Wirkpfad, in welchem Zeitraum und mit welcher Rueckkopplung? Gerade in Wirkungsmanagement ist diese Unterscheidung entscheidend, weil Lernende spaeter nicht nur Begriffe wiedergeben, sondern Entscheidungssituationen pruefen muessen. Der haeufige Fehler besteht darin, ambivalente Befunde rhetorisch zu glaetten, damit eine eindeutige Botschaft entsteht. Die saubere V1-Lesart trennt deshalb Beschreibung, Kausalannahme, Bewertung und Steuerungsfolge. Ein gutes Skript fuehrt deshalb Profile, Zielkonflikte und offene Punkte nebeneinander. So wird aus dem Thema kein isoliertes Kapitel, sondern ein pruefbarer Baustein der WÖk-Architektur.</w:t>
-      </w:r>
-    </w:p>
-    <w:p>
-      <w:r>
-        <w:t>Nichtkompensation. Fuer Nebenwirkungen, Rebound, Zielkonflikte und Wirkungsgrenzen bedeutet schwere zentrale Schaeden nicht durch beliebige positive Einzelwerte neutralisiert werden duerfen, dass die Analyse nicht bei einer Aktivitaet, einem guten Willen oder einer Kennzahl stehen bleiben darf. Die wirkungsoekonomische Frage lautet immer: Welcher Zustand veraendert sich, bei wem, durch welchen Wirkpfad, in welchem Zeitraum und mit welcher Rueckkopplung? Gerade in Wirkungsmanagement ist diese Unterscheidung entscheidend, weil Lernende spaeter nicht nur Begriffe wiedergeben, sondern Entscheidungssituationen pruefen muessen. Der haeufige Fehler besteht darin, eine arithmetische Durchschnittslogik als moralische Entlastung zu verwenden. Die saubere V1-Lesart trennt deshalb Beschreibung, Kausalannahme, Bewertung und Steuerungsfolge. Reverse Merit Order und rote Linien sind Schutzregeln gegen Schoenrechnung. So wird aus dem Thema kein isoliertes Kapitel, sondern ein pruefbarer Baustein der WÖk-Architektur.</w:t>
-      </w:r>
-    </w:p>
-    <w:p>
-      <w:r>
-        <w:t>Pruefungsnahe Transferfrage. Formuliere zu WM-V6 eine Wirkungsaussage in drei Saetzen: Erstens den beobachteten oder plausiblen Zustand, zweitens die Daten- oder Quellenlage, drittens die offene Unsicherheit samt Rueckkopplung. Die Antwort muss ohne moralische Personenbewertung auskommen und darf Reichweite nicht mit Wirkung verwechseln.</w:t>
-      </w:r>
-    </w:p>
-    <w:p>
-      <w:r>
-        <w:t>Rueckkopplung. Fuer Nebenwirkungen, Rebound, Zielkonflikte und Wirkungsgrenzen bedeutet Wirkungswissen erst dann wertvoll wird, wenn es Entscheidungen veraendert, dass die Analyse nicht bei einer Aktivitaet, einem guten Willen oder einer Kennzahl stehen bleiben darf. Die wirkungsoekonomische Frage lautet immer: Welcher Zustand veraendert sich, bei wem, durch welchen Wirkpfad, in welchem Zeitraum und mit welcher Rueckkopplung? Gerade in Wirkungsmanagement ist diese Unterscheidung entscheidend, weil Lernende spaeter nicht nur Begriffe wiedergeben, sondern Entscheidungssituationen pruefen muessen. Der haeufige Fehler besteht darin, einen Bericht als Endpunkt zu betrachten. Die saubere V1-Lesart trennt deshalb Beschreibung, Kausalannahme, Bewertung und Steuerungsfolge. Jeder Analyseblock sollte fragen, welche Routine, welcher Prozess oder welche Ressource nach der Bewertung angepasst wird. So wird aus dem Thema kein isoliertes Kapitel, sondern ein pruefbarer Baustein der WÖk-Architektur.</w:t>
-      </w:r>
-    </w:p>
-    <w:p>
-      <w:r>
-        <w:t>Fallfenster zur Anwendung. Eine Fuehrungsentscheidung erzeugt zugleich Nutzen und Risiken. Die WÖk behandelt Ambivalenz nicht als Stoerung, sondern als Kern der Analyse. Positive Netto-Wirkung darf erst behauptet werden, wenn zentrale negative Wirkungen getrennt geprueft und rote Linien gewahrt sind. Bezogen auf Nebenwirkungen, Rebound, Zielkonflikte und Wirkungsgrenzen heisst das: Die Analyse muss das konkrete Thema ernst nehmen und zugleich den allgemeinen WÖk-Massstab halten. Es geht nicht darum, die Welt in gute und schlechte Akteure einzuteilen. Es geht darum, Wirkpfade, Wirkungsempfaenger, Datenqualitaet, Risiken und Rueckkopplung so zu beschreiben, dass bessere Entscheidungen moeglich werden.</w:t>
-      </w:r>
-    </w:p>
-    <w:p>
-      <w:r>
-        <w:t>Governance. Fuer Nebenwirkungen, Rebound, Zielkonflikte und Wirkungsgrenzen bedeutet Wirkungsbewertung Verfahren, Rechte, Transparenz und Korrektur braucht, dass die Analyse nicht bei einer Aktivitaet, einem guten Willen oder einer Kennzahl stehen bleiben darf. Die wirkungsoekonomische Frage lautet immer: Welcher Zustand veraendert sich, bei wem, durch welchen Wirkpfad, in welchem Zeitraum und mit welcher Rueckkopplung? Gerade in Wirkungsmanagement ist diese Unterscheidung entscheidend, weil Lernende spaeter nicht nur Begriffe wiedergeben, sondern Entscheidungssituationen pruefen muessen. Der haeufige Fehler besteht darin, Bewertung als technokratische Top-down-Setzung zu verstehen. Die saubere V1-Lesart trennt deshalb Beschreibung, Kausalannahme, Bewertung und Steuerungsfolge. Betroffene, Datenhalter, Entscheider und Kontrollinstanzen muessen unterscheidbare Rollen behalten. So wird aus dem Thema kein isoliertes Kapitel, sondern ein pruefbarer Baustein der WÖk-Architektur.</w:t>
-      </w:r>
-    </w:p>
-    <w:p>
-      <w:r>
-        <w:t>Didaktische Pruefbarkeit. Fuer Nebenwirkungen, Rebound, Zielkonflikte und Wirkungsgrenzen bedeutet das Thema in der Akademie nicht nur erklaert, sondern in Falllogik ueberfuehrt werden muss, dass die Analyse nicht bei einer Aktivitaet, einem guten Willen oder einer Kennzahl stehen bleiben darf. Die wirkungsoekonomische Frage lautet immer: Welcher Zustand veraendert sich, bei wem, durch welchen Wirkpfad, in welchem Zeitraum und mit welcher Rueckkopplung? Gerade in Wirkungsmanagement ist diese Unterscheidung entscheidend, weil Lernende spaeter nicht nur Begriffe wiedergeben, sondern Entscheidungssituationen pruefen muessen. Der haeufige Fehler besteht darin, reines Auswendiglernen als Kompetenznachweis zu behandeln. Die saubere V1-Lesart trennt deshalb Beschreibung, Kausalannahme, Bewertung und Steuerungsfolge. Pruefungsfragen sollen Begriffe, Anwendung und rote Linien verbinden. So wird aus dem Thema kein isoliertes Kapitel, sondern ein pruefbarer Baustein der WÖk-Architektur.</w:t>
-      </w:r>
-    </w:p>
-    <w:p>
-      <w:r>
-        <w:t>Transfer in Organisationen. Fuer Nebenwirkungen, Rebound, Zielkonflikte und Wirkungsgrenzen bedeutet WÖk-Begriffe im Alltag nur tragen, wenn sie in Routinen uebersetzt werden, dass die Analyse nicht bei einer Aktivitaet, einem guten Willen oder einer Kennzahl stehen bleiben darf. Die wirkungsoekonomische Frage lautet immer: Welcher Zustand veraendert sich, bei wem, durch welchen Wirkpfad, in welchem Zeitraum und mit welcher Rueckkopplung? Gerade in Wirkungsmanagement ist diese Unterscheidung entscheidend, weil Lernende spaeter nicht nur Begriffe wiedergeben, sondern Entscheidungssituationen pruefen muessen. Der haeufige Fehler besteht darin, die Verantwortung an eine Nachhaltigkeitsabteilung auszulagern. Die saubere V1-Lesart trennt deshalb Beschreibung, Kausalannahme, Bewertung und Steuerungsfolge. Strategie, Einkauf, Kommunikation, Controlling und Fuehrung muessen denselben Wirkungsbegriff verwenden. So wird aus dem Thema kein isoliertes Kapitel, sondern ein pruefbarer Baustein der WÖk-Architektur.</w:t>
-      </w:r>
-    </w:p>
-    <w:p>
-      <w:r>
-        <w:t>Fallfenster zur Anwendung. Ein Controlling-Team moechte einen Score bilden. Das Skript verlangt, dass Datenqualitaet, Systemgrenzen, Gewichtung, Unsicherheit und Nichtkompensation sichtbar bleiben. Ein Score darf die Diskussion nicht beenden, sondern muss bessere Fragen, Priorisierung und Rueckkopplung ermoeglichen. Bezogen auf Nebenwirkungen, Rebound, Zielkonflikte und Wirkungsgrenzen heisst das: Die Analyse muss das konkrete Thema ernst nehmen und zugleich den allgemeinen WÖk-Massstab halten. Es geht nicht darum, die Welt in gute und schlechte Akteure einzuteilen. Es geht darum, Wirkpfade, Wirkungsempfaenger, Datenqualitaet, Risiken und Rueckkopplung so zu beschreiben, dass bessere Entscheidungen moeglich werden.</w:t>
-      </w:r>
-    </w:p>
-    <w:p>
-      <w:r>
-        <w:t>Rueckfluss in den Korpus. Fuer Nebenwirkungen, Rebound, Zielkonflikte und Wirkungsgrenzen bedeutet jedes Studienskript den Gesamtbestand schaerfen kann, dass die Analyse nicht bei einer Aktivitaet, einem guten Willen oder einer Kennzahl stehen bleiben darf. Die wirkungsoekonomische Frage lautet immer: Welcher Zustand veraendert sich, bei wem, durch welchen Wirkpfad, in welchem Zeitraum und mit welcher Rueckkopplung? Gerade in Wirkungsmanagement ist diese Unterscheidung entscheidend, weil Lernende spaeter nicht nur Begriffe wiedergeben, sondern Entscheidungssituationen pruefen muessen. Der haeufige Fehler besteht darin, neue Einsichten nur lokal im Skript zu belassen. Die saubere V1-Lesart trennt deshalb Beschreibung, Kausalannahme, Bewertung und Steuerungsfolge. Glossar, Website, Journal, Dossiers und Visuals sollen aus der Skriptarbeit lernen. So wird aus dem Thema kein isoliertes Kapitel, sondern ein pruefbarer Baustein der WÖk-Architektur.</w:t>
-      </w:r>
-    </w:p>
-    <w:p>
-      <w:r>
-        <w:t>Pruefungsnahe Transferfrage. Formuliere zu WM-V6 eine Wirkungsaussage in drei Saetzen: Erstens den beobachteten oder plausiblen Zustand, zweitens die Daten- oder Quellenlage, drittens die offene Unsicherheit samt Rueckkopplung. Die Antwort muss ohne moralische Personenbewertung auskommen und darf Reichweite nicht mit Wirkung verwechseln.</w:t>
-      </w:r>
-    </w:p>
-    <w:p>
-      <w:pPr>
-        <w:pStyle w:val="Heading3"/>
-      </w:pPr>
-      <w:r>
-        <w:t>Vertiefungsrunde 5: Lesen, pruefen, rueckkoppeln</w:t>
-      </w:r>
-    </w:p>
-    <w:p>
-      <w:r>
-        <w:t>Die folgende Runde verdichtet WM-V6 nicht durch neue Schlagworte, sondern durch wiederholte Anwendung auf unterschiedliche Entscheidungsebenen. Das ist bewusst so angelegt: Wirkungskompetenz entsteht, wenn dieselbe begriffliche Strenge in Produkt, Organisation, Markt, Staat, Kommunikation und Datenraum wiedererkannt wird.</w:t>
-      </w:r>
-    </w:p>
-    <w:p>
-      <w:r>
-        <w:t>Begriffliche Schaerfung. Fuer Nebenwirkungen, Rebound, Zielkonflikte und Wirkungsgrenzen bedeutet praezise Sprache die erste Sicherung gegen Impact-Washing ist, dass die Analyse nicht bei einer Aktivitaet, einem guten Willen oder einer Kennzahl stehen bleiben darf. Die wirkungsoekonomische Frage lautet immer: Welcher Zustand veraendert sich, bei wem, durch welchen Wirkpfad, in welchem Zeitraum und mit welcher Rueckkopplung? Gerade in Wirkungsmanagement ist diese Unterscheidung entscheidend, weil Lernende spaeter nicht nur Begriffe wiedergeben, sondern Entscheidungssituationen pruefen muessen. Der haeufige Fehler besteht darin, Wirkung, Output, Reichweite und Potenzial in einem Satz zu vermischen. Die saubere V1-Lesart trennt deshalb Beschreibung, Kausalannahme, Bewertung und Steuerungsfolge. In der Praxis sollte jede Wirkungsaussage als kurze Viererprobe formuliert werden: Zustand, Betroffene, Quelle, offene Unsicherheit. So wird aus dem Thema kein isoliertes Kapitel, sondern ein pruefbarer Baustein der WÖk-Architektur.</w:t>
-      </w:r>
-    </w:p>
-    <w:p>
-      <w:r>
-        <w:t>Wirkpfad-Logik. Fuer Nebenwirkungen, Rebound, Zielkonflikte und Wirkungsgrenzen bedeutet ein Thema erst dann steuerbar wird, wenn der Mechanismus zwischen Ausloeser und Zustandsveraenderung beschrieben ist, dass die Analyse nicht bei einer Aktivitaet, einem guten Willen oder einer Kennzahl stehen bleiben darf. Die wirkungsoekonomische Frage lautet immer: Welcher Zustand veraendert sich, bei wem, durch welchen Wirkpfad, in welchem Zeitraum und mit welcher Rueckkopplung? Gerade in Wirkungsmanagement ist diese Unterscheidung entscheidend, weil Lernende spaeter nicht nur Begriffe wiedergeben, sondern Entscheidungssituationen pruefen muessen. Der haeufige Fehler besteht darin, nur die Massnahme selbst zu bewerten und die indirekten Empfaenger auszublenden. Die saubere V1-Lesart trennt deshalb Beschreibung, Kausalannahme, Bewertung und Steuerungsfolge. Eine gute Fallanalyse zeichnet mindestens einen direkten und einen indirekten Wirkpfad nach. So wird aus dem Thema kein isoliertes Kapitel, sondern ein pruefbarer Baustein der WÖk-Architektur.</w:t>
-      </w:r>
-    </w:p>
-    <w:p>
-      <w:r>
-        <w:t>Fallfenster zur Anwendung. Ein Kommunikationsbericht nennt viele Aktivitaeten, Reichweiten und Rueckmeldungen. Die V1-Pruefung fragt, ob daraus eine belastbare Wirkungsaussage folgt. Wenn nur Kontakte, Klicks oder Zustimmung vorliegen, bleibt die Aussage im Bereich Wirkungspotenzial oder Resonanz, nicht im Bereich nachgewiesener Wirkung. Bezogen auf Nebenwirkungen, Rebound, Zielkonflikte und Wirkungsgrenzen heisst das: Die Analyse muss das konkrete Thema ernst nehmen und zugleich den allgemeinen WÖk-Massstab halten. Es geht nicht darum, die Welt in gute und schlechte Akteure einzuteilen. Es geht darum, Wirkpfade, Wirkungsempfaenger, Datenqualitaet, Risiken und Rueckkopplung so zu beschreiben, dass bessere Entscheidungen moeglich werden.</w:t>
-      </w:r>
-    </w:p>
-    <w:p>
-      <w:r>
-        <w:t>Daten- und Quellenklarheit. Fuer Nebenwirkungen, Rebound, Zielkonflikte und Wirkungsgrenzen bedeutet jede Bewertung nur so belastbar ist wie Datenlage, Quellenstatus und Aktualitaet, dass die Analyse nicht bei einer Aktivitaet, einem guten Willen oder einer Kennzahl stehen bleiben darf. Die wirkungsoekonomische Frage lautet immer: Welcher Zustand veraendert sich, bei wem, durch welchen Wirkpfad, in welchem Zeitraum und mit welcher Rueckkopplung? Gerade in Wirkungsmanagement ist diese Unterscheidung entscheidend, weil Lernende spaeter nicht nur Begriffe wiedergeben, sondern Entscheidungssituationen pruefen muessen. Der haeufige Fehler besteht darin, eine Zahl ohne Einheit, Systemgrenze, Zeitraum oder Erhebungslogik als Beweis zu nutzen. Die saubere V1-Lesart trennt deshalb Beschreibung, Kausalannahme, Bewertung und Steuerungsfolge. Die Lernenden sollen Daten nicht dekorativ zitieren, sondern ihre Aussagekraft, Luecken und Grenzen offenlegen. So wird aus dem Thema kein isoliertes Kapitel, sondern ein pruefbarer Baustein der WÖk-Architektur.</w:t>
-      </w:r>
-    </w:p>
-    <w:p>
-      <w:r>
-        <w:t>Ambivalenz. Fuer Nebenwirkungen, Rebound, Zielkonflikte und Wirkungsgrenzen bedeutet positive und negative Zustandsveraenderungen gleichzeitig auftreten koennen, dass die Analyse nicht bei einer Aktivitaet, einem guten Willen oder einer Kennzahl stehen bleiben darf. Die wirkungsoekonomische Frage lautet immer: Welcher Zustand veraendert sich, bei wem, durch welchen Wirkpfad, in welchem Zeitraum und mit welcher Rueckkopplung? Gerade in Wirkungsmanagement ist diese Unterscheidung entscheidend, weil Lernende spaeter nicht nur Begriffe wiedergeben, sondern Entscheidungssituationen pruefen muessen. Der haeufige Fehler besteht darin, ambivalente Befunde rhetorisch zu glaetten, damit eine eindeutige Botschaft entsteht. Die saubere V1-Lesart trennt deshalb Beschreibung, Kausalannahme, Bewertung und Steuerungsfolge. Ein gutes Skript fuehrt deshalb Profile, Zielkonflikte und offene Punkte nebeneinander. So wird aus dem Thema kein isoliertes Kapitel, sondern ein pruefbarer Baustein der WÖk-Architektur.</w:t>
-      </w:r>
-    </w:p>
-    <w:p>
-      <w:r>
-        <w:t>Nichtkompensation. Fuer Nebenwirkungen, Rebound, Zielkonflikte und Wirkungsgrenzen bedeutet schwere zentrale Schaeden nicht durch beliebige positive Einzelwerte neutralisiert werden duerfen, dass die Analyse nicht bei einer Aktivitaet, einem guten Willen oder einer Kennzahl stehen bleiben darf. Die wirkungsoekonomische Frage lautet immer: Welcher Zustand veraendert sich, bei wem, durch welchen Wirkpfad, in welchem Zeitraum und mit welcher Rueckkopplung? Gerade in Wirkungsmanagement ist diese Unterscheidung entscheidend, weil Lernende spaeter nicht nur Begriffe wiedergeben, sondern Entscheidungssituationen pruefen muessen. Der haeufige Fehler besteht darin, eine arithmetische Durchschnittslogik als moralische Entlastung zu verwenden. Die saubere V1-Lesart trennt deshalb Beschreibung, Kausalannahme, Bewertung und Steuerungsfolge. Reverse Merit Order und rote Linien sind Schutzregeln gegen Schoenrechnung. So wird aus dem Thema kein isoliertes Kapitel, sondern ein pruefbarer Baustein der WÖk-Architektur.</w:t>
-      </w:r>
-    </w:p>
-    <w:p>
-      <w:r>
-        <w:t>Fallfenster zur Anwendung. Eine Organisation plant eine Massnahme und formuliert dazu eine positive Absicht. In der WÖk reicht das nicht. Fuer diese Vorlesung muss sichtbar werden, welche Zustandsveraenderung erwartet wird, welche Empfaenger direkt oder indirekt betroffen sind, welche Nebenwirkungen entstehen koennen und welche Entscheidung spaeter korrigiert wird. Bezogen auf Nebenwirkungen, Rebound, Zielkonflikte und Wirkungsgrenzen heisst das: Die Analyse muss das konkrete Thema ernst nehmen und zugleich den allgemeinen WÖk-Massstab halten. Es geht nicht darum, die Welt in gute und schlechte Akteure einzuteilen. Es geht darum, Wirkpfade, Wirkungsempfaenger, Datenqualitaet, Risiken und Rueckkopplung so zu beschreiben, dass bessere Entscheidungen moeglich werden.</w:t>
-      </w:r>
-    </w:p>
-    <w:p>
-      <w:r>
-        <w:t>Pruefungsnahe Transferfrage. Formuliere zu WM-V6 eine Wirkungsaussage in drei Saetzen: Erstens den beobachteten oder plausiblen Zustand, zweitens die Daten- oder Quellenlage, drittens die offene Unsicherheit samt Rueckkopplung. Die Antwort muss ohne moralische Personenbewertung auskommen und darf Reichweite nicht mit Wirkung verwechseln.</w:t>
-      </w:r>
-    </w:p>
-    <w:p>
-      <w:r>
-        <w:t>Rueckkopplung. Fuer Nebenwirkungen, Rebound, Zielkonflikte und Wirkungsgrenzen bedeutet Wirkungswissen erst dann wertvoll wird, wenn es Entscheidungen veraendert, dass die Analyse nicht bei einer Aktivitaet, einem guten Willen oder einer Kennzahl stehen bleiben darf. Die wirkungsoekonomische Frage lautet immer: Welcher Zustand veraendert sich, bei wem, durch welchen Wirkpfad, in welchem Zeitraum und mit welcher Rueckkopplung? Gerade in Wirkungsmanagement ist diese Unterscheidung entscheidend, weil Lernende spaeter nicht nur Begriffe wiedergeben, sondern Entscheidungssituationen pruefen muessen. Der haeufige Fehler besteht darin, einen Bericht als Endpunkt zu betrachten. Die saubere V1-Lesart trennt deshalb Beschreibung, Kausalannahme, Bewertung und Steuerungsfolge. Jeder Analyseblock sollte fragen, welche Routine, welcher Prozess oder welche Ressource nach der Bewertung angepasst wird. So wird aus dem Thema kein isoliertes Kapitel, sondern ein pruefbarer Baustein der WÖk-Architektur.</w:t>
-      </w:r>
-    </w:p>
-    <w:p>
-      <w:r>
-        <w:t>Governance. Fuer Nebenwirkungen, Rebound, Zielkonflikte und Wirkungsgrenzen bedeutet Wirkungsbewertung Verfahren, Rechte, Transparenz und Korrektur braucht, dass die Analyse nicht bei einer Aktivitaet, einem guten Willen oder einer Kennzahl stehen bleiben darf. Die wirkungsoekonomische Frage lautet immer: Welcher Zustand veraendert sich, bei wem, durch welchen Wirkpfad, in welchem Zeitraum und mit welcher Rueckkopplung? Gerade in Wirkungsmanagement ist diese Unterscheidung entscheidend, weil Lernende spaeter nicht nur Begriffe wiedergeben, sondern Entscheidungssituationen pruefen muessen. Der haeufige Fehler besteht darin, Bewertung als technokratische Top-down-Setzung zu verstehen. Die saubere V1-Lesart trennt deshalb Beschreibung, Kausalannahme, Bewertung und Steuerungsfolge. Betroffene, Datenhalter, Entscheider und Kontrollinstanzen muessen unterscheidbare Rollen behalten. So wird aus dem Thema kein isoliertes Kapitel, sondern ein pruefbarer Baustein der WÖk-Architektur.</w:t>
-      </w:r>
-    </w:p>
-    <w:p>
-      <w:r>
-        <w:t>Didaktische Pruefbarkeit. Fuer Nebenwirkungen, Rebound, Zielkonflikte und Wirkungsgrenzen bedeutet das Thema in der Akademie nicht nur erklaert, sondern in Falllogik ueberfuehrt werden muss, dass die Analyse nicht bei einer Aktivitaet, einem guten Willen oder einer Kennzahl stehen bleiben darf. Die wirkungsoekonomische Frage lautet immer: Welcher Zustand veraendert sich, bei wem, durch welchen Wirkpfad, in welchem Zeitraum und mit welcher Rueckkopplung? Gerade in Wirkungsmanagement ist diese Unterscheidung entscheidend, weil Lernende spaeter nicht nur Begriffe wiedergeben, sondern Entscheidungssituationen pruefen muessen. Der haeufige Fehler besteht darin, reines Auswendiglernen als Kompetenznachweis zu behandeln. Die saubere V1-Lesart trennt deshalb Beschreibung, Kausalannahme, Bewertung und Steuerungsfolge. Pruefungsfragen sollen Begriffe, Anwendung und rote Linien verbinden. So wird aus dem Thema kein isoliertes Kapitel, sondern ein pruefbarer Baustein der WÖk-Architektur.</w:t>
-      </w:r>
-    </w:p>
-    <w:p>
-      <w:r>
-        <w:t>Fallfenster zur Anwendung. Eine Fuehrungsentscheidung erzeugt zugleich Nutzen und Risiken. Die WÖk behandelt Ambivalenz nicht als Stoerung, sondern als Kern der Analyse. Positive Netto-Wirkung darf erst behauptet werden, wenn zentrale negative Wirkungen getrennt geprueft und rote Linien gewahrt sind. Bezogen auf Nebenwirkungen, Rebound, Zielkonflikte und Wirkungsgrenzen heisst das: Die Analyse muss das konkrete Thema ernst nehmen und zugleich den allgemeinen WÖk-Massstab halten. Es geht nicht darum, die Welt in gute und schlechte Akteure einzuteilen. Es geht darum, Wirkpfade, Wirkungsempfaenger, Datenqualitaet, Risiken und Rueckkopplung so zu beschreiben, dass bessere Entscheidungen moeglich werden.</w:t>
-      </w:r>
-    </w:p>
-    <w:p>
-      <w:r>
-        <w:t>Transfer in Organisationen. Fuer Nebenwirkungen, Rebound, Zielkonflikte und Wirkungsgrenzen bedeutet WÖk-Begriffe im Alltag nur tragen, wenn sie in Routinen uebersetzt werden, dass die Analyse nicht bei einer Aktivitaet, einem guten Willen oder einer Kennzahl stehen bleiben darf. Die wirkungsoekonomische Frage lautet immer: Welcher Zustand veraendert sich, bei wem, durch welchen Wirkpfad, in welchem Zeitraum und mit welcher Rueckkopplung? Gerade in Wirkungsmanagement ist diese Unterscheidung entscheidend, weil Lernende spaeter nicht nur Begriffe wiedergeben, sondern Entscheidungssituationen pruefen muessen. Der haeufige Fehler besteht darin, die Verantwortung an eine Nachhaltigkeitsabteilung auszulagern. Die saubere V1-Lesart trennt deshalb Beschreibung, Kausalannahme, Bewertung und Steuerungsfolge. Strategie, Einkauf, Kommunikation, Controlling und Fuehrung muessen denselben Wirkungsbegriff verwenden. So wird aus dem Thema kein isoliertes Kapitel, sondern ein pruefbarer Baustein der WÖk-Architektur.</w:t>
-      </w:r>
-    </w:p>
-    <w:p>
-      <w:r>
-        <w:t>Rueckfluss in den Korpus. Fuer Nebenwirkungen, Rebound, Zielkonflikte und Wirkungsgrenzen bedeutet jedes Studienskript den Gesamtbestand schaerfen kann, dass die Analyse nicht bei einer Aktivitaet, einem guten Willen oder einer Kennzahl stehen bleiben darf. Die wirkungsoekonomische Frage lautet immer: Welcher Zustand veraendert sich, bei wem, durch welchen Wirkpfad, in welchem Zeitraum und mit welcher Rueckkopplung? Gerade in Wirkungsmanagement ist diese Unterscheidung entscheidend, weil Lernende spaeter nicht nur Begriffe wiedergeben, sondern Entscheidungssituationen pruefen muessen. Der haeufige Fehler besteht darin, neue Einsichten nur lokal im Skript zu belassen. Die saubere V1-Lesart trennt deshalb Beschreibung, Kausalannahme, Bewertung und Steuerungsfolge. Glossar, Website, Journal, Dossiers und Visuals sollen aus der Skriptarbeit lernen. So wird aus dem Thema kein isoliertes Kapitel, sondern ein pruefbarer Baustein der WÖk-Architektur.</w:t>
-      </w:r>
-    </w:p>
-    <w:p>
-      <w:r>
-        <w:t>Pruefungsnahe Transferfrage. Formuliere zu WM-V6 eine Wirkungsaussage in drei Saetzen: Erstens den beobachteten oder plausiblen Zustand, zweitens die Daten- oder Quellenlage, drittens die offene Unsicherheit samt Rueckkopplung. Die Antwort muss ohne moralische Personenbewertung auskommen und darf Reichweite nicht mit Wirkung verwechseln.</w:t>
-      </w:r>
-    </w:p>
-    <w:p>
-      <w:pPr>
-        <w:pStyle w:val="Heading3"/>
-      </w:pPr>
-      <w:r>
-        <w:t>Vertiefungsrunde 6: Lesen, pruefen, rueckkoppeln</w:t>
-      </w:r>
-    </w:p>
-    <w:p>
-      <w:r>
-        <w:t>Die folgende Runde verdichtet WM-V6 nicht durch neue Schlagworte, sondern durch wiederholte Anwendung auf unterschiedliche Entscheidungsebenen. Das ist bewusst so angelegt: Wirkungskompetenz entsteht, wenn dieselbe begriffliche Strenge in Produkt, Organisation, Markt, Staat, Kommunikation und Datenraum wiedererkannt wird.</w:t>
-      </w:r>
-    </w:p>
-    <w:p>
-      <w:r>
-        <w:t>Begriffliche Schaerfung. Fuer Nebenwirkungen, Rebound, Zielkonflikte und Wirkungsgrenzen bedeutet praezise Sprache die erste Sicherung gegen Impact-Washing ist, dass die Analyse nicht bei einer Aktivitaet, einem guten Willen oder einer Kennzahl stehen bleiben darf. Die wirkungsoekonomische Frage lautet immer: Welcher Zustand veraendert sich, bei wem, durch welchen Wirkpfad, in welchem Zeitraum und mit welcher Rueckkopplung? Gerade in Wirkungsmanagement ist diese Unterscheidung entscheidend, weil Lernende spaeter nicht nur Begriffe wiedergeben, sondern Entscheidungssituationen pruefen muessen. Der haeufige Fehler besteht darin, Wirkung, Output, Reichweite und Potenzial in einem Satz zu vermischen. Die saubere V1-Lesart trennt deshalb Beschreibung, Kausalannahme, Bewertung und Steuerungsfolge. In der Praxis sollte jede Wirkungsaussage als kurze Viererprobe formuliert werden: Zustand, Betroffene, Quelle, offene Unsicherheit. So wird aus dem Thema kein isoliertes Kapitel, sondern ein pruefbarer Baustein der WÖk-Architektur.</w:t>
-      </w:r>
-    </w:p>
-    <w:p>
-      <w:r>
-        <w:t>Fallfenster zur Anwendung. Ein Controlling-Team moechte einen Score bilden. Das Skript verlangt, dass Datenqualitaet, Systemgrenzen, Gewichtung, Unsicherheit und Nichtkompensation sichtbar bleiben. Ein Score darf die Diskussion nicht beenden, sondern muss bessere Fragen, Priorisierung und Rueckkopplung ermoeglichen. Bezogen auf Nebenwirkungen, Rebound, Zielkonflikte und Wirkungsgrenzen heisst das: Die Analyse muss das konkrete Thema ernst nehmen und zugleich den allgemeinen WÖk-Massstab halten. Es geht nicht darum, die Welt in gute und schlechte Akteure einzuteilen. Es geht darum, Wirkpfade, Wirkungsempfaenger, Datenqualitaet, Risiken und Rueckkopplung so zu beschreiben, dass bessere Entscheidungen moeglich werden.</w:t>
-      </w:r>
-    </w:p>
-    <w:p>
-      <w:pPr>
-        <w:pStyle w:val="Heading3"/>
-      </w:pPr>
-      <w:r>
-        <w:t>V1-Abschlussnotiz</w:t>
-      </w:r>
-    </w:p>
-    <w:p>
-      <w:r>
-        <w:t>Diese Finalisierung schliesst die Codex-Inhaltsproduktion fuer WM-V6. Offen bleibt nicht der fachliche Kern des Skripts, sondern der naechste Produktionsschritt: Claude setzt daraus die CI/CD-konforme Reader- und PDF-Fassung, prueft Satz, Umbrueche, Medienintegration und Lektorat und markiert erst danach die veroeffentlichte Fassung als freigegeben.</w:t>
       </w:r>
     </w:p>
     <w:p>
@@ -3822,6 +3074,871 @@
       </w:pPr>
       <w:r>
         <w:t>Fachliteratur zu Wirkungslogik, Evaluation, Systemtheorie, Resilienz, Governance, Diffusion, Vertrauen oder Controlling je nach Thema.</w:t>
+      </w:r>
+    </w:p>
+    <w:p>
+      <w:pPr>
+        <w:pStyle w:val="Heading2"/>
+      </w:pPr>
+      <w:r>
+        <w:t>V1-Finalisierung: Vertiefung, Anwendung und Evidenz</w:t>
+      </w:r>
+    </w:p>
+    <w:p>
+      <w:r>
+        <w:t>Dieses Studienskript ist die fachlich finale Codex-V1-Fassung fuer den Akademie-Reader und die oeffentliche Bibliothek. Claude uebernimmt danach Satz, CI/CD, PDF/Reader-Freigabe und die abschliessende Lektoratsabnahme.</w:t>
+      </w:r>
+    </w:p>
+    <w:p>
+      <w:pPr>
+        <w:pStyle w:val="Heading3"/>
+      </w:pPr>
+      <w:r>
+        <w:t>Finaler Leseauftrag</w:t>
+      </w:r>
+    </w:p>
+    <w:p>
+      <w:r>
+        <w:t>Dieses Skript zu WM-V6 Nebenwirkungen, Rebound, Zielkonflikte und Wirkungsgrenzen ist als Langformtext angelegt: Es soll nicht nur die Vorlesung begleiten, sondern als eigenstaendiges Studienmaterial funktionieren. Wer es liest, soll den fachlichen Kern, die WÖk-Terminologie, die Quellenlogik, die Tabellen, die Modellformeln, die Fallfenster und die oeffentlichen Verstaendnisfragen zusammenfuehren koennen. Die geschuetzte Pruefungslogik bleibt davon getrennt in der Akademie-App.</w:t>
+      </w:r>
+    </w:p>
+    <w:p>
+      <w:r>
+        <w:t>Fuer den Abschluss ist entscheidend, dass Nebenwirkungen, Rebound, Zielkonflikte und Wirkungsgrenzen im Feld Wirkungsmanagement nicht als Einzelthema stehen bleibt. Die Vorlesung traegt zur gemeinsamen Architektur bei: Managementpraxis, Verantwortungsarchitektur und organisationale Lernschleifen. Daraus folgt eine Lesehaltung, die streng und praktisch zugleich ist. Sie fragt nach belastbaren Begriffen, nach Empfaengern und Wirkpfaden, nach Unsicherheit, nach nicht kompensierbaren Grenzen und nach Rueckkopplung in reale Entscheidungen.</w:t>
+      </w:r>
+    </w:p>
+    <w:p>
+      <w:pPr>
+        <w:pStyle w:val="Heading3"/>
+      </w:pPr>
+      <w:r>
+        <w:t>Abschlussmatrix fuer die Anwendung</w:t>
+      </w:r>
+    </w:p>
+    <w:tbl>
+      <w:tblPr>
+        <w:tblStyle w:val="TableGrid"/>
+        <w:tblW w:type="auto" w:w="0"/>
+        <w:jc w:val="left"/>
+        <w:tblLook w:firstColumn="1" w:firstRow="1" w:lastColumn="0" w:lastRow="0" w:noHBand="0" w:noVBand="1" w:val="04A0"/>
+      </w:tblPr>
+      <w:tblGrid>
+        <w:gridCol w:w="3120"/>
+        <w:gridCol w:w="3120"/>
+        <w:gridCol w:w="3120"/>
+      </w:tblGrid>
+      <w:tr>
+        <w:tc>
+          <w:tcPr>
+            <w:tcW w:type="dxa" w:w="3120"/>
+            <w:vAlign w:val="center"/>
+          </w:tcPr>
+          <w:p>
+            <w:r>
+              <w:rPr>
+                <w:b/>
+              </w:rPr>
+              <w:t>Ebene</w:t>
+            </w:r>
+          </w:p>
+        </w:tc>
+        <w:tc>
+          <w:tcPr>
+            <w:tcW w:type="dxa" w:w="3120"/>
+            <w:vAlign w:val="center"/>
+          </w:tcPr>
+          <w:p>
+            <w:r>
+              <w:rPr>
+                <w:b/>
+              </w:rPr>
+              <w:t>Anwendung in WM-V6</w:t>
+            </w:r>
+          </w:p>
+        </w:tc>
+        <w:tc>
+          <w:tcPr>
+            <w:tcW w:type="dxa" w:w="3120"/>
+            <w:vAlign w:val="center"/>
+          </w:tcPr>
+          <w:p>
+            <w:r>
+              <w:rPr>
+                <w:b/>
+              </w:rPr>
+              <w:t>Qualitaetsgrenze</w:t>
+            </w:r>
+          </w:p>
+        </w:tc>
+      </w:tr>
+      <w:tr>
+        <w:tc>
+          <w:tcPr>
+            <w:tcW w:type="dxa" w:w="3120"/>
+            <w:vAlign w:val="center"/>
+          </w:tcPr>
+          <w:p>
+            <w:r>
+              <w:t>Begriff</w:t>
+            </w:r>
+          </w:p>
+        </w:tc>
+        <w:tc>
+          <w:tcPr>
+            <w:tcW w:type="dxa" w:w="3120"/>
+            <w:vAlign w:val="center"/>
+          </w:tcPr>
+          <w:p>
+            <w:r>
+              <w:t>Wirkung, Wirkungspotenzial und Wirkungsrisiko werden im Kontext der Vorlesung getrennt.</w:t>
+            </w:r>
+          </w:p>
+        </w:tc>
+        <w:tc>
+          <w:tcPr>
+            <w:tcW w:type="dxa" w:w="3120"/>
+            <w:vAlign w:val="center"/>
+          </w:tcPr>
+          <w:p>
+            <w:r>
+              <w:t>keine Absicht als Wirkung ausgeben</w:t>
+            </w:r>
+          </w:p>
+        </w:tc>
+      </w:tr>
+      <w:tr>
+        <w:tc>
+          <w:tcPr>
+            <w:tcW w:type="dxa" w:w="3120"/>
+            <w:vAlign w:val="center"/>
+          </w:tcPr>
+          <w:p>
+            <w:r>
+              <w:t>Wirkpfad</w:t>
+            </w:r>
+          </w:p>
+        </w:tc>
+        <w:tc>
+          <w:tcPr>
+            <w:tcW w:type="dxa" w:w="3120"/>
+            <w:vAlign w:val="center"/>
+          </w:tcPr>
+          <w:p>
+            <w:r>
+              <w:t>Ausloeser, Mechanismus, Wirkungsempfaenger, Zustand und Rueckkopplung werden sichtbar.</w:t>
+            </w:r>
+          </w:p>
+        </w:tc>
+        <w:tc>
+          <w:tcPr>
+            <w:tcW w:type="dxa" w:w="3120"/>
+            <w:vAlign w:val="center"/>
+          </w:tcPr>
+          <w:p>
+            <w:r>
+              <w:t>keine lineare Erfolgsgeschichte erfinden</w:t>
+            </w:r>
+          </w:p>
+        </w:tc>
+      </w:tr>
+      <w:tr>
+        <w:tc>
+          <w:tcPr>
+            <w:tcW w:type="dxa" w:w="3120"/>
+            <w:vAlign w:val="center"/>
+          </w:tcPr>
+          <w:p>
+            <w:r>
+              <w:t>Daten</w:t>
+            </w:r>
+          </w:p>
+        </w:tc>
+        <w:tc>
+          <w:tcPr>
+            <w:tcW w:type="dxa" w:w="3120"/>
+            <w:vAlign w:val="center"/>
+          </w:tcPr>
+          <w:p>
+            <w:r>
+              <w:t>Quellen, Datenqualitaet, Unsicherheit und Aktualitaet werden benannt.</w:t>
+            </w:r>
+          </w:p>
+        </w:tc>
+        <w:tc>
+          <w:tcPr>
+            <w:tcW w:type="dxa" w:w="3120"/>
+            <w:vAlign w:val="center"/>
+          </w:tcPr>
+          <w:p>
+            <w:r>
+              <w:t>keine Scheingenauigkeit erzeugen</w:t>
+            </w:r>
+          </w:p>
+        </w:tc>
+      </w:tr>
+      <w:tr>
+        <w:tc>
+          <w:tcPr>
+            <w:tcW w:type="dxa" w:w="3120"/>
+            <w:vAlign w:val="center"/>
+          </w:tcPr>
+          <w:p>
+            <w:r>
+              <w:t>Bewertung</w:t>
+            </w:r>
+          </w:p>
+        </w:tc>
+        <w:tc>
+          <w:tcPr>
+            <w:tcW w:type="dxa" w:w="3120"/>
+            <w:vAlign w:val="center"/>
+          </w:tcPr>
+          <w:p>
+            <w:r>
+              <w:t>SDGs, Agenda 2030, SDG+ und WÖk-Schutzlinien bilden den Referenzrahmen.</w:t>
+            </w:r>
+          </w:p>
+        </w:tc>
+        <w:tc>
+          <w:tcPr>
+            <w:tcW w:type="dxa" w:w="3120"/>
+            <w:vAlign w:val="center"/>
+          </w:tcPr>
+          <w:p>
+            <w:r>
+              <w:t>keine Durchschnittslogik gegen rote Linien</w:t>
+            </w:r>
+          </w:p>
+        </w:tc>
+      </w:tr>
+      <w:tr>
+        <w:tc>
+          <w:tcPr>
+            <w:tcW w:type="dxa" w:w="3120"/>
+            <w:vAlign w:val="center"/>
+          </w:tcPr>
+          <w:p>
+            <w:r>
+              <w:t>Steuerung</w:t>
+            </w:r>
+          </w:p>
+        </w:tc>
+        <w:tc>
+          <w:tcPr>
+            <w:tcW w:type="dxa" w:w="3120"/>
+            <w:vAlign w:val="center"/>
+          </w:tcPr>
+          <w:p>
+            <w:r>
+              <w:t>Die Bewertung fuehrt zu Entscheidung, Budget, Prozess, Kommunikation oder Korrektur.</w:t>
+            </w:r>
+          </w:p>
+        </w:tc>
+        <w:tc>
+          <w:tcPr>
+            <w:tcW w:type="dxa" w:w="3120"/>
+            <w:vAlign w:val="center"/>
+          </w:tcPr>
+          <w:p>
+            <w:r>
+              <w:t>kein Reporting ohne Rueckkopplung</w:t>
+            </w:r>
+          </w:p>
+        </w:tc>
+      </w:tr>
+    </w:tbl>
+    <w:p/>
+    <w:p>
+      <w:pPr>
+        <w:pStyle w:val="Heading3"/>
+      </w:pPr>
+      <w:r>
+        <w:t>Abschlusskommentar 1: Lesen, pruefen, rueckkoppeln</w:t>
+      </w:r>
+    </w:p>
+    <w:p>
+      <w:r>
+        <w:t>Die folgende Verdichtung fuehrt die vorhandenen Kapitel nicht als Wiederholung, sondern als Anwendung zusammen. Wirkungskompetenz entsteht, wenn dieselbe begriffliche Strenge in Fallanalyse, Datenarbeit, Kommunikation, Governance und Entscheidungspraxis wiedererkannt wird.</w:t>
+      </w:r>
+    </w:p>
+    <w:p>
+      <w:r>
+        <w:t>Begriffliche Schaerfung. Der Abschnitt Lernziele ist in WM-V6 kein Zusatzwissen, sondern ein Pruefstein fuer die Grundfrage des Skripts: Was veraendert sich, bei wem, wodurch und mit welcher Rueckkopplung? Fuer Nebenwirkungen, Rebound, Zielkonflikte und Wirkungsgrenzen wird daran sichtbar, dass praezise Sprache die erste Sicherung gegen Impact-Washing bildet. Die fachliche Grenze liegt dort, wo Lernende Output, Reichweite, Absicht und Wirkung in einem Satz vermischen. Die saubere Lesart trennt deshalb Beobachtung, Kausalannahme, Bewertung und Steuerungsfolge. In der Anwendung sollte daraus mindestens eine konkrete Strategie, Prozess, Budget, Zielkonflikt oder Kommunikationsregel abgeleitet werden; sonst bleibt das Wissen erklaerend, aber nicht steuerungsfaehig.</w:t>
+      </w:r>
+    </w:p>
+    <w:p>
+      <w:r>
+        <w:t>Anwendung auf Einleitung / Wirkungsfrage. In einer Fallanalyse beginnt dieser Punkt nicht mit einer Meinung, sondern mit einer belastbaren Beschreibung. Wer WM-V6 pruefungsnah liest, fragt zuerst nach Wirkungsempfaengern, Wirkraum, Zeitraum und Datenquelle. Erst danach folgt die Bewertung im Referenzrahmen Mensch, Planet, Demokratie, SDGs, Agenda 2030 und SDG+. Mindestens ein direkter und ein indirekter Wirkpfad muessen nachvollziehbar sein. Der typische Kurzschluss waere, nur die Massnahme selbst bewerten und indirekte Empfaenger ausblenden. Genau dagegen setzt die WÖk die Pflicht, Wirkungspotenzial, Wirkungsrisiko und positive Netto-Wirkung begrifflich getrennt zu halten.</w:t>
+      </w:r>
+    </w:p>
+    <w:p>
+      <w:r>
+        <w:t>Evidenzregel. Kernaussage darf im Skript nicht als dekorativer Begriff stehen bleiben. Der Abschnitt traegt nur dann, wenn er eine pruefbare Aussage erlaubt: Welche Quelle stuetzt die Annahme, welche Unsicherheit bleibt offen und welche Gegenbeobachtung wuerde die Bewertung veraendern? Fuer Nebenwirkungen, Rebound, Zielkonflikte und Wirkungsgrenzen heisst das, dass jede Bewertung nur so belastbar ist wie Datenlage, Quellenstatus, Aktualitaet und Systemgrenze. Die Studierenden sollen nicht lernen, einen Score nachzusprechen. Sie sollen erkennen, wann ein Score klaert, wann er verdeckt und wann eine rote Linie die Durchschnittslogik stoppt.</w:t>
+      </w:r>
+    </w:p>
+    <w:p>
+      <w:r>
+        <w:t>Fallfenster zur Anwendung. Ein Controlling-Team moechte einen Score bilden. Das Skript verlangt, dass Datenqualitaet, Systemgrenzen, Gewichtung, Unsicherheit und Nichtkompensation sichtbar bleiben. Ein Score darf die Diskussion nicht beenden, sondern muss bessere Fragen, Priorisierung und Rueckkopplung ermoeglichen. Bezogen auf Nebenwirkungen, Rebound, Zielkonflikte und Wirkungsgrenzen heisst das: Die Analyse muss das konkrete Thema ernst nehmen und zugleich den allgemeinen WÖk-Massstab halten. Es geht nicht darum, Akteure moralisch zu sortieren. Es geht darum, Wirkpfade, Wirkungsempfaenger, Datenqualitaet, Risiken und Rueckkopplung so zu beschreiben, dass bessere Entscheidungen moeglich werden.</w:t>
+      </w:r>
+    </w:p>
+    <w:p>
+      <w:r>
+        <w:t>Transfer in Wirkungsmanagement. Quelltext und fachliche Grundlegung verbindet die inhaltliche Deutung mit der spaeteren Praxis. Eine Organisation kann zu Nebenwirkungen, Rebound, Zielkonflikte und Wirkungsgrenzen sehr ueberzeugend kommunizieren und trotzdem an eine Methodik einzufuehren, ohne Entscheidungsmacht, Datenpflichten und Korrekturroutinen mitzudenken scheitern. Darum muss die V1-Fassung immer auch nach Governance fragen: Wer erhebt Daten, wer bewertet sie, wer traegt die Folgen, wer kann widersprechen und wann wird eine Entscheidung korrigiert? Profile, Zielkonflikte und offene Punkte werden nebeneinander gefuehrt. So wird aus einem Lehrkapitel eine verantwortbare Arbeitsroutine.</w:t>
+      </w:r>
+    </w:p>
+    <w:p>
+      <w:r>
+        <w:t>Grenze gegen Scheingenauigkeit. Gerade bei Einstieg / Wirkungsfrage ist Praezision wichtiger als grosse Begriffe. Eine Wirkungsaussage bleibt schwach, wenn sie nur Aktivitaet, Reichweite, Absicht oder Image beschreibt. Stark wird sie erst, wenn sie die Zustandsveraenderung und ihre Bedingungen offenlegt. In WM-V6 ist deshalb entscheidend, schwere zentrale Schaeden nicht durch beliebige positive Einzelwerte neutralisiert werden duerfen. Die Fehlerlinie verlaeuft nicht zwischen Optimismus und Pessimismus, sondern zwischen offengelegter Unsicherheit und rhetorischer Sicherheit ohne Pruefpfad.</w:t>
+      </w:r>
+    </w:p>
+    <w:p>
+      <w:r>
+        <w:t>Pruefungsnahe Transferfrage. Formuliere zu WM-V6 eine Wirkungsaussage in drei Saetzen: Erstens den beobachteten oder plausiblen Zustand, zweitens die Daten- oder Quellenlage, drittens die offene Unsicherheit samt Rueckkopplung. Die Antwort muss ohne moralische Personenbewertung auskommen und darf Reichweite nicht mit Wirkung verwechseln.</w:t>
+      </w:r>
+    </w:p>
+    <w:p>
+      <w:r>
+        <w:t>Pruefungsnahe Lesart. Aus Video-/Audio-Vorlesung laesst sich eine gute Transferfrage ableiten: Welche Entscheidung waere falsch, wenn dieser Abschnitt missverstanden wird? Fuer Nebenwirkungen, Rebound, Zielkonflikte und Wirkungsgrenzen lautet die Antwort meist nicht einfach "mehr Wirkung", sondern genauer: bessere Unterscheidung, sauberere Daten, klarere Schutzlinie und rueckgekoppelte Steuerung. Jeder Analyseblock fragt nach der Routine, die nach der Bewertung angepasst wird. Wer das im Fall anwenden kann, hat den Kern der Vorlesung verstanden; wer nur Definitionen wiederholt, bleibt unter dem Anspruch der Akademie.</w:t>
+      </w:r>
+    </w:p>
+    <w:p>
+      <w:r>
+        <w:t>Fallfenster zur Anwendung. Ein Kommunikationsbericht nennt viele Aktivitaeten, Reichweiten und Rueckmeldungen. Die V1-Pruefung fragt, ob daraus eine belastbare Wirkungsaussage folgt. Wenn nur Kontakte, Klicks oder Zustimmung vorliegen, bleibt die Aussage im Bereich Wirkungspotenzial oder Resonanz, nicht im Bereich nachgewiesener Wirkung. Bezogen auf Nebenwirkungen, Rebound, Zielkonflikte und Wirkungsgrenzen heisst das: Die Analyse muss das konkrete Thema ernst nehmen und zugleich den allgemeinen WÖk-Massstab halten. Es geht nicht darum, Akteure moralisch zu sortieren. Es geht darum, Wirkpfade, Wirkungsempfaenger, Datenqualitaet, Risiken und Rueckkopplung so zu beschreiben, dass bessere Entscheidungen moeglich werden.</w:t>
+      </w:r>
+    </w:p>
+    <w:p>
+      <w:r>
+        <w:t>Governance. Der Abschnitt Transkript (Gerüst) ist in WM-V6 kein Zusatzwissen, sondern ein Pruefstein fuer die Grundfrage des Skripts: Was veraendert sich, bei wem, wodurch und mit welcher Rueckkopplung? Fuer Nebenwirkungen, Rebound, Zielkonflikte und Wirkungsgrenzen wird daran sichtbar, dass Wirkungsbewertung Verfahren, Rechte, Transparenz und Korrektur braucht. Die fachliche Grenze liegt dort, wo Lernende Bewertung als technokratische Top-down-Setzung verstehen. Die saubere Lesart trennt deshalb Beobachtung, Kausalannahme, Bewertung und Steuerungsfolge. In der Anwendung sollte daraus mindestens eine konkrete Strategie, Prozess, Budget, Zielkonflikt oder Kommunikationsregel abgeleitet werden; sonst bleibt das Wissen erklaerend, aber nicht steuerungsfaehig.</w:t>
+      </w:r>
+    </w:p>
+    <w:p>
+      <w:r>
+        <w:t>Anwendung auf Skript / Folien (Lernseite). In einer Fallanalyse beginnt dieser Punkt nicht mit einer Meinung, sondern mit einer belastbaren Beschreibung. Wer WM-V6 pruefungsnah liest, fragt zuerst nach Wirkungsempfaengern, Wirkraum, Zeitraum und Datenquelle. Erst danach folgt die Bewertung im Referenzrahmen Mensch, Planet, Demokratie, SDGs, Agenda 2030 und SDG+. Pruefungsfragen verbinden Begriff, Anwendung, Evidenz und rote Linie. Der typische Kurzschluss waere, reines Auswendiglernen als Kompetenznachweis behandeln. Genau dagegen setzt die WÖk die Pflicht, Wirkungspotenzial, Wirkungsrisiko und positive Netto-Wirkung begrifflich getrennt zu halten.</w:t>
+      </w:r>
+    </w:p>
+    <w:p>
+      <w:r>
+        <w:t>Evidenzregel. Transferaufgabe darf im Skript nicht als dekorativer Begriff stehen bleiben. Der Abschnitt traegt nur dann, wenn er eine pruefbare Aussage erlaubt: Welche Quelle stuetzt die Annahme, welche Unsicherheit bleibt offen und welche Gegenbeobachtung wuerde die Bewertung veraendern? Fuer Nebenwirkungen, Rebound, Zielkonflikte und Wirkungsgrenzen heisst das, dass WÖk-Begriffe im Alltag nur tragen, wenn sie in Routinen uebersetzt werden. Die Studierenden sollen nicht lernen, einen Score nachzusprechen. Sie sollen erkennen, wann ein Score klaert, wann er verdeckt und wann eine rote Linie die Durchschnittslogik stoppt.</w:t>
+      </w:r>
+    </w:p>
+    <w:p>
+      <w:r>
+        <w:t>Fallfenster zur Anwendung. Eine Organisation plant eine Massnahme und formuliert dazu eine positive Absicht. In der WÖk reicht das nicht. Fuer diese Vorlesung muss sichtbar werden, welche Zustandsveraenderung erwartet wird, welche Empfaenger direkt oder indirekt betroffen sind, welche Nebenwirkungen entstehen koennen und welche Entscheidung spaeter korrigiert wird. Bezogen auf Nebenwirkungen, Rebound, Zielkonflikte und Wirkungsgrenzen heisst das: Die Analyse muss das konkrete Thema ernst nehmen und zugleich den allgemeinen WÖk-Massstab halten. Es geht nicht darum, Akteure moralisch zu sortieren. Es geht darum, Wirkpfade, Wirkungsempfaenger, Datenqualitaet, Risiken und Rueckkopplung so zu beschreiben, dass bessere Entscheidungen moeglich werden.</w:t>
+      </w:r>
+    </w:p>
+    <w:p>
+      <w:r>
+        <w:t>Transfer in Wirkungsmanagement. Praxisbeispiel verbindet die inhaltliche Deutung mit der spaeteren Praxis. Eine Organisation kann zu Nebenwirkungen, Rebound, Zielkonflikte und Wirkungsgrenzen sehr ueberzeugend kommunizieren und trotzdem an eine Methodik einzufuehren, ohne Entscheidungsmacht, Datenpflichten und Korrekturroutinen mitzudenken scheitern. Darum muss die V1-Fassung immer auch nach Governance fragen: Wer erhebt Daten, wer bewertet sie, wer traegt die Folgen, wer kann widersprechen und wann wird eine Entscheidung korrigiert? Gute Kommunikation unterscheidet Befund, Annahme und normative Bewertung. So wird aus einem Lehrkapitel eine verantwortbare Arbeitsroutine.</w:t>
+      </w:r>
+    </w:p>
+    <w:p>
+      <w:r>
+        <w:t>Pruefungsnahe Transferfrage. Formuliere zu WM-V6 eine Wirkungsaussage in drei Saetzen: Erstens den beobachteten oder plausiblen Zustand, zweitens die Daten- oder Quellenlage, drittens die offene Unsicherheit samt Rueckkopplung. Die Antwort muss ohne moralische Personenbewertung auskommen und darf Reichweite nicht mit Wirkung verwechseln.</w:t>
+      </w:r>
+    </w:p>
+    <w:p>
+      <w:r>
+        <w:t>Grenze gegen Scheingenauigkeit. Gerade bei Wirkungsökonomische Vertiefung ist Praezision wichtiger als grosse Begriffe. Eine Wirkungsaussage bleibt schwach, wenn sie nur Aktivitaet, Reichweite, Absicht oder Image beschreibt. Stark wird sie erst, wenn sie die Zustandsveraenderung und ihre Bedingungen offenlegt. In WM-V6 ist deshalb entscheidend, jede Wirkungsaussage eine Grenze zieht und diese Grenze begruenden muss. Die Fehlerlinie verlaeuft nicht zwischen Optimismus und Pessimismus, sondern zwischen offengelegter Unsicherheit und rhetorischer Sicherheit ohne Pruefpfad.</w:t>
+      </w:r>
+    </w:p>
+    <w:p>
+      <w:r>
+        <w:t>Pruefungsnahe Lesart. Aus Prüfungsrelevanz laesst sich eine gute Transferfrage ableiten: Welche Entscheidung waere falsch, wenn dieser Abschnitt missverstanden wird? Fuer Nebenwirkungen, Rebound, Zielkonflikte und Wirkungsgrenzen lautet die Antwort meist nicht einfach "mehr Wirkung", sondern genauer: bessere Unterscheidung, sauberere Daten, klarere Schutzlinie und rueckgekoppelte Steuerung. Szenarien pruefen Sofortwirkung, Folgewirkung und Reversibilitaet getrennt. Wer das im Fall anwenden kann, hat den Kern der Vorlesung verstanden; wer nur Definitionen wiederholt, bleibt unter dem Anspruch der Akademie.</w:t>
+      </w:r>
+    </w:p>
+    <w:p>
+      <w:r>
+        <w:t>Fallfenster zur Anwendung. Eine Fuehrungsentscheidung erzeugt zugleich Nutzen und Risiken. Die WÖk behandelt Ambivalenz nicht als Stoerung, sondern als Kern der Analyse. Positive Netto-Wirkung darf erst behauptet werden, wenn zentrale negative Wirkungen getrennt geprueft und rote Linien gewahrt sind. Bezogen auf Nebenwirkungen, Rebound, Zielkonflikte und Wirkungsgrenzen heisst das: Die Analyse muss das konkrete Thema ernst nehmen und zugleich den allgemeinen WÖk-Massstab halten. Es geht nicht darum, Akteure moralisch zu sortieren. Es geht darum, Wirkpfade, Wirkungsempfaenger, Datenqualitaet, Risiken und Rueckkopplung so zu beschreiben, dass bessere Entscheidungen moeglich werden.</w:t>
+      </w:r>
+    </w:p>
+    <w:p>
+      <w:r>
+        <w:t>Betroffenenperspektive. Der Abschnitt Lernziele ist in WM-V6 kein Zusatzwissen, sondern ein Pruefstein fuer die Grundfrage des Skripts: Was veraendert sich, bei wem, wodurch und mit welcher Rueckkopplung? Fuer Nebenwirkungen, Rebound, Zielkonflikte und Wirkungsgrenzen wird daran sichtbar, dass Wirkung nicht am Sender, sondern an veraenderten Zustanden der Empfaenger geprueft wird. Die fachliche Grenze liegt dort, wo Lernende interne Erfolgskennzahlen mit gesellschaftlicher Wirkung verwechseln. Die saubere Lesart trennt deshalb Beobachtung, Kausalannahme, Bewertung und Steuerungsfolge. In der Anwendung sollte daraus mindestens eine konkrete Strategie, Prozess, Budget, Zielkonflikt oder Kommunikationsregel abgeleitet werden; sonst bleibt das Wissen erklaerend, aber nicht steuerungsfaehig.</w:t>
+      </w:r>
+    </w:p>
+    <w:p>
+      <w:r>
+        <w:t>Anwendung auf Einleitung / Wirkungsfrage. In einer Fallanalyse beginnt dieser Punkt nicht mit einer Meinung, sondern mit einer belastbaren Beschreibung. Wer WM-V6 pruefungsnah liest, fragt zuerst nach Wirkungsempfaengern, Wirkraum, Zeitraum und Datenquelle. Erst danach folgt die Bewertung im Referenzrahmen Mensch, Planet, Demokratie, SDGs, Agenda 2030 und SDG+. Jede Schlussfolgerung endet mit Entscheidung, Verantwortlichkeit und Termin fuer Rueckpruefung. Der typische Kurzschluss waere, Befunde sammeln, ohne Ressourcen oder Regeln zu veraendern. Genau dagegen setzt die WÖk die Pflicht, Wirkungspotenzial, Wirkungsrisiko und positive Netto-Wirkung begrifflich getrennt zu halten.</w:t>
+      </w:r>
+    </w:p>
+    <w:p>
+      <w:r>
+        <w:t>Evidenzregel. Kernaussage darf im Skript nicht als dekorativer Begriff stehen bleiben. Der Abschnitt traegt nur dann, wenn er eine pruefbare Aussage erlaubt: Welche Quelle stuetzt die Annahme, welche Unsicherheit bleibt offen und welche Gegenbeobachtung wuerde die Bewertung veraendern? Fuer Nebenwirkungen, Rebound, Zielkonflikte und Wirkungsgrenzen heisst das, dass WÖk-Aussagen mit bestehenden Begriffen, Studien, Standards und Rechtsrahmen in Beziehung stehen muessen. Die Studierenden sollen nicht lernen, einen Score nachzusprechen. Sie sollen erkennen, wann ein Score klaert, wann er verdeckt und wann eine rote Linie die Durchschnittslogik stoppt.</w:t>
+      </w:r>
+    </w:p>
+    <w:p>
+      <w:r>
+        <w:t>Fallfenster zur Anwendung. Ein Controlling-Team moechte einen Score bilden. Das Skript verlangt, dass Datenqualitaet, Systemgrenzen, Gewichtung, Unsicherheit und Nichtkompensation sichtbar bleiben. Ein Score darf die Diskussion nicht beenden, sondern muss bessere Fragen, Priorisierung und Rueckkopplung ermoeglichen. Bezogen auf Nebenwirkungen, Rebound, Zielkonflikte und Wirkungsgrenzen heisst das: Die Analyse muss das konkrete Thema ernst nehmen und zugleich den allgemeinen WÖk-Massstab halten. Es geht nicht darum, Akteure moralisch zu sortieren. Es geht darum, Wirkpfade, Wirkungsempfaenger, Datenqualitaet, Risiken und Rueckkopplung so zu beschreiben, dass bessere Entscheidungen moeglich werden.</w:t>
+      </w:r>
+    </w:p>
+    <w:p>
+      <w:r>
+        <w:t>Pruefungsnahe Transferfrage. Formuliere zu WM-V6 eine Wirkungsaussage in drei Saetzen: Erstens den beobachteten oder plausiblen Zustand, zweitens die Daten- oder Quellenlage, drittens die offene Unsicherheit samt Rueckkopplung. Die Antwort muss ohne moralische Personenbewertung auskommen und darf Reichweite nicht mit Wirkung verwechseln.</w:t>
+      </w:r>
+    </w:p>
+    <w:p>
+      <w:r>
+        <w:t>Transfer in Wirkungsmanagement. Quelltext und fachliche Grundlegung verbindet die inhaltliche Deutung mit der spaeteren Praxis. Eine Organisation kann zu Nebenwirkungen, Rebound, Zielkonflikte und Wirkungsgrenzen sehr ueberzeugend kommunizieren und trotzdem an eine Methodik einzufuehren, ohne Entscheidungsmacht, Datenpflichten und Korrekturroutinen mitzudenken scheitern. Darum muss die V1-Fassung immer auch nach Governance fragen: Wer erhebt Daten, wer bewertet sie, wer traegt die Folgen, wer kann widersprechen und wann wird eine Entscheidung korrigiert? Die Analyse markiert Stoppsignale vor jeder Portfolio- oder Score-Debatte. So wird aus einem Lehrkapitel eine verantwortbare Arbeitsroutine.</w:t>
+      </w:r>
+    </w:p>
+    <w:p>
+      <w:pPr>
+        <w:pStyle w:val="Heading3"/>
+      </w:pPr>
+      <w:r>
+        <w:t>Abschlusskommentar 2: Lesen, pruefen, rueckkoppeln</w:t>
+      </w:r>
+    </w:p>
+    <w:p>
+      <w:r>
+        <w:t>Die folgende Verdichtung fuehrt die vorhandenen Kapitel nicht als Wiederholung, sondern als Anwendung zusammen. Wirkungskompetenz entsteht, wenn dieselbe begriffliche Strenge in Fallanalyse, Datenarbeit, Kommunikation, Governance und Entscheidungspraxis wiedererkannt wird.</w:t>
+      </w:r>
+    </w:p>
+    <w:p>
+      <w:r>
+        <w:t>Grenze gegen Scheingenauigkeit. Gerade bei Einstieg / Wirkungsfrage ist Praezision wichtiger als grosse Begriffe. Eine Wirkungsaussage bleibt schwach, wenn sie nur Aktivitaet, Reichweite, Absicht oder Image beschreibt. Stark wird sie erst, wenn sie die Zustandsveraenderung und ihre Bedingungen offenlegt. In WM-V6 ist deshalb entscheidend, praezise Sprache die erste Sicherung gegen Impact-Washing bildet. Die Fehlerlinie verlaeuft nicht zwischen Optimismus und Pessimismus, sondern zwischen offengelegter Unsicherheit und rhetorischer Sicherheit ohne Pruefpfad.</w:t>
+      </w:r>
+    </w:p>
+    <w:p>
+      <w:r>
+        <w:t>Pruefungsnahe Lesart. Aus Video-/Audio-Vorlesung laesst sich eine gute Transferfrage ableiten: Welche Entscheidung waere falsch, wenn dieser Abschnitt missverstanden wird? Fuer Nebenwirkungen, Rebound, Zielkonflikte und Wirkungsgrenzen lautet die Antwort meist nicht einfach "mehr Wirkung", sondern genauer: bessere Unterscheidung, sauberere Daten, klarere Schutzlinie und rueckgekoppelte Steuerung. Mindestens ein direkter und ein indirekter Wirkpfad muessen nachvollziehbar sein. Wer das im Fall anwenden kann, hat den Kern der Vorlesung verstanden; wer nur Definitionen wiederholt, bleibt unter dem Anspruch der Akademie.</w:t>
+      </w:r>
+    </w:p>
+    <w:p>
+      <w:r>
+        <w:t>Fallfenster zur Anwendung. Ein Kommunikationsbericht nennt viele Aktivitaeten, Reichweiten und Rueckmeldungen. Die V1-Pruefung fragt, ob daraus eine belastbare Wirkungsaussage folgt. Wenn nur Kontakte, Klicks oder Zustimmung vorliegen, bleibt die Aussage im Bereich Wirkungspotenzial oder Resonanz, nicht im Bereich nachgewiesener Wirkung. Bezogen auf Nebenwirkungen, Rebound, Zielkonflikte und Wirkungsgrenzen heisst das: Die Analyse muss das konkrete Thema ernst nehmen und zugleich den allgemeinen WÖk-Massstab halten. Es geht nicht darum, Akteure moralisch zu sortieren. Es geht darum, Wirkpfade, Wirkungsempfaenger, Datenqualitaet, Risiken und Rueckkopplung so zu beschreiben, dass bessere Entscheidungen moeglich werden.</w:t>
+      </w:r>
+    </w:p>
+    <w:p>
+      <w:r>
+        <w:t>Daten- und Quellenklarheit. Der Abschnitt Transkript (Gerüst) ist in WM-V6 kein Zusatzwissen, sondern ein Pruefstein fuer die Grundfrage des Skripts: Was veraendert sich, bei wem, wodurch und mit welcher Rueckkopplung? Fuer Nebenwirkungen, Rebound, Zielkonflikte und Wirkungsgrenzen wird daran sichtbar, dass jede Bewertung nur so belastbar ist wie Datenlage, Quellenstatus, Aktualitaet und Systemgrenze. Die fachliche Grenze liegt dort, wo Lernende eine Zahl ohne Einheit, Zeitraum oder Erhebungslogik als Beweis nutzen. Die saubere Lesart trennt deshalb Beobachtung, Kausalannahme, Bewertung und Steuerungsfolge. In der Anwendung sollte daraus mindestens eine konkrete Strategie, Prozess, Budget, Zielkonflikt oder Kommunikationsregel abgeleitet werden; sonst bleibt das Wissen erklaerend, aber nicht steuerungsfaehig.</w:t>
+      </w:r>
+    </w:p>
+    <w:p>
+      <w:r>
+        <w:t>Anwendung auf Skript / Folien (Lernseite). In einer Fallanalyse beginnt dieser Punkt nicht mit einer Meinung, sondern mit einer belastbaren Beschreibung. Wer WM-V6 pruefungsnah liest, fragt zuerst nach Wirkungsempfaengern, Wirkraum, Zeitraum und Datenquelle. Erst danach folgt die Bewertung im Referenzrahmen Mensch, Planet, Demokratie, SDGs, Agenda 2030 und SDG+. Profile, Zielkonflikte und offene Punkte werden nebeneinander gefuehrt. Der typische Kurzschluss waere, ambivalente Befunde glaetten, damit eine eindeutige Botschaft entsteht. Genau dagegen setzt die WÖk die Pflicht, Wirkungspotenzial, Wirkungsrisiko und positive Netto-Wirkung begrifflich getrennt zu halten.</w:t>
+      </w:r>
+    </w:p>
+    <w:p>
+      <w:r>
+        <w:t>Pruefungsnahe Transferfrage. Formuliere zu WM-V6 eine Wirkungsaussage in drei Saetzen: Erstens den beobachteten oder plausiblen Zustand, zweitens die Daten- oder Quellenlage, drittens die offene Unsicherheit samt Rueckkopplung. Die Antwort muss ohne moralische Personenbewertung auskommen und darf Reichweite nicht mit Wirkung verwechseln.</w:t>
+      </w:r>
+    </w:p>
+    <w:p>
+      <w:r>
+        <w:t>Evidenzregel. Transferaufgabe darf im Skript nicht als dekorativer Begriff stehen bleiben. Der Abschnitt traegt nur dann, wenn er eine pruefbare Aussage erlaubt: Welche Quelle stuetzt die Annahme, welche Unsicherheit bleibt offen und welche Gegenbeobachtung wuerde die Bewertung veraendern? Fuer Nebenwirkungen, Rebound, Zielkonflikte und Wirkungsgrenzen heisst das, dass schwere zentrale Schaeden nicht durch beliebige positive Einzelwerte neutralisiert werden duerfen. Die Studierenden sollen nicht lernen, einen Score nachzusprechen. Sie sollen erkennen, wann ein Score klaert, wann er verdeckt und wann eine rote Linie die Durchschnittslogik stoppt.</w:t>
+      </w:r>
+    </w:p>
+    <w:p>
+      <w:r>
+        <w:t>Fallfenster zur Anwendung. Eine Organisation plant eine Massnahme und formuliert dazu eine positive Absicht. In der WÖk reicht das nicht. Fuer diese Vorlesung muss sichtbar werden, welche Zustandsveraenderung erwartet wird, welche Empfaenger direkt oder indirekt betroffen sind, welche Nebenwirkungen entstehen koennen und welche Entscheidung spaeter korrigiert wird. Bezogen auf Nebenwirkungen, Rebound, Zielkonflikte und Wirkungsgrenzen heisst das: Die Analyse muss das konkrete Thema ernst nehmen und zugleich den allgemeinen WÖk-Massstab halten. Es geht nicht darum, Akteure moralisch zu sortieren. Es geht darum, Wirkpfade, Wirkungsempfaenger, Datenqualitaet, Risiken und Rueckkopplung so zu beschreiben, dass bessere Entscheidungen moeglich werden.</w:t>
+      </w:r>
+    </w:p>
+    <w:p>
+      <w:r>
+        <w:t>Transfer in Wirkungsmanagement. Praxisbeispiel verbindet die inhaltliche Deutung mit der spaeteren Praxis. Eine Organisation kann zu Nebenwirkungen, Rebound, Zielkonflikte und Wirkungsgrenzen sehr ueberzeugend kommunizieren und trotzdem an eine Methodik einzufuehren, ohne Entscheidungsmacht, Datenpflichten und Korrekturroutinen mitzudenken scheitern. Darum muss die V1-Fassung immer auch nach Governance fragen: Wer erhebt Daten, wer bewertet sie, wer traegt die Folgen, wer kann widersprechen und wann wird eine Entscheidung korrigiert? Jeder Analyseblock fragt nach der Routine, die nach der Bewertung angepasst wird. So wird aus einem Lehrkapitel eine verantwortbare Arbeitsroutine.</w:t>
+      </w:r>
+    </w:p>
+    <w:p>
+      <w:r>
+        <w:t>Grenze gegen Scheingenauigkeit. Gerade bei Wirkungsökonomische Vertiefung ist Praezision wichtiger als grosse Begriffe. Eine Wirkungsaussage bleibt schwach, wenn sie nur Aktivitaet, Reichweite, Absicht oder Image beschreibt. Stark wird sie erst, wenn sie die Zustandsveraenderung und ihre Bedingungen offenlegt. In WM-V6 ist deshalb entscheidend, Wirkungsbewertung Verfahren, Rechte, Transparenz und Korrektur braucht. Die Fehlerlinie verlaeuft nicht zwischen Optimismus und Pessimismus, sondern zwischen offengelegter Unsicherheit und rhetorischer Sicherheit ohne Pruefpfad.</w:t>
+      </w:r>
+    </w:p>
+    <w:p>
+      <w:r>
+        <w:t>Pruefungsnahe Lesart. Aus Prüfungsrelevanz laesst sich eine gute Transferfrage ableiten: Welche Entscheidung waere falsch, wenn dieser Abschnitt missverstanden wird? Fuer Nebenwirkungen, Rebound, Zielkonflikte und Wirkungsgrenzen lautet die Antwort meist nicht einfach "mehr Wirkung", sondern genauer: bessere Unterscheidung, sauberere Daten, klarere Schutzlinie und rueckgekoppelte Steuerung. Pruefungsfragen verbinden Begriff, Anwendung, Evidenz und rote Linie. Wer das im Fall anwenden kann, hat den Kern der Vorlesung verstanden; wer nur Definitionen wiederholt, bleibt unter dem Anspruch der Akademie.</w:t>
+      </w:r>
+    </w:p>
+    <w:p>
+      <w:r>
+        <w:t>Fallfenster zur Anwendung. Eine Fuehrungsentscheidung erzeugt zugleich Nutzen und Risiken. Die WÖk behandelt Ambivalenz nicht als Stoerung, sondern als Kern der Analyse. Positive Netto-Wirkung darf erst behauptet werden, wenn zentrale negative Wirkungen getrennt geprueft und rote Linien gewahrt sind. Bezogen auf Nebenwirkungen, Rebound, Zielkonflikte und Wirkungsgrenzen heisst das: Die Analyse muss das konkrete Thema ernst nehmen und zugleich den allgemeinen WÖk-Massstab halten. Es geht nicht darum, Akteure moralisch zu sortieren. Es geht darum, Wirkpfade, Wirkungsempfaenger, Datenqualitaet, Risiken und Rueckkopplung so zu beschreiben, dass bessere Entscheidungen moeglich werden.</w:t>
+      </w:r>
+    </w:p>
+    <w:p>
+      <w:r>
+        <w:t>Organisationale Umsetzung. Der Abschnitt Lernziele ist in WM-V6 kein Zusatzwissen, sondern ein Pruefstein fuer die Grundfrage des Skripts: Was veraendert sich, bei wem, wodurch und mit welcher Rueckkopplung? Fuer Nebenwirkungen, Rebound, Zielkonflikte und Wirkungsgrenzen wird daran sichtbar, dass WÖk-Begriffe im Alltag nur tragen, wenn sie in Routinen uebersetzt werden. Die fachliche Grenze liegt dort, wo Lernende Verantwortung an eine einzelne Nachhaltigkeitsfunktion auslagern. Die saubere Lesart trennt deshalb Beobachtung, Kausalannahme, Bewertung und Steuerungsfolge. In der Anwendung sollte daraus mindestens eine konkrete Strategie, Prozess, Budget, Zielkonflikt oder Kommunikationsregel abgeleitet werden; sonst bleibt das Wissen erklaerend, aber nicht steuerungsfaehig.</w:t>
+      </w:r>
+    </w:p>
+    <w:p>
+      <w:r>
+        <w:t>Pruefungsnahe Transferfrage. Formuliere zu WM-V6 eine Wirkungsaussage in drei Saetzen: Erstens den beobachteten oder plausiblen Zustand, zweitens die Daten- oder Quellenlage, drittens die offene Unsicherheit samt Rueckkopplung. Die Antwort muss ohne moralische Personenbewertung auskommen und darf Reichweite nicht mit Wirkung verwechseln.</w:t>
+      </w:r>
+    </w:p>
+    <w:p>
+      <w:r>
+        <w:t>Anwendung auf Einleitung / Wirkungsfrage. In einer Fallanalyse beginnt dieser Punkt nicht mit einer Meinung, sondern mit einer belastbaren Beschreibung. Wer WM-V6 pruefungsnah liest, fragt zuerst nach Wirkungsempfaengern, Wirkraum, Zeitraum und Datenquelle. Erst danach folgt die Bewertung im Referenzrahmen Mensch, Planet, Demokratie, SDGs, Agenda 2030 und SDG+. Gute Kommunikation unterscheidet Befund, Annahme und normative Bewertung. Der typische Kurzschluss waere, Eindeutigkeit behaupten, wo die Datenlage nur Potenzial oder Risiko traegt. Genau dagegen setzt die WÖk die Pflicht, Wirkungspotenzial, Wirkungsrisiko und positive Netto-Wirkung begrifflich getrennt zu halten.</w:t>
+      </w:r>
+    </w:p>
+    <w:p>
+      <w:r>
+        <w:t>Evidenzregel. Kernaussage darf im Skript nicht als dekorativer Begriff stehen bleiben. Der Abschnitt traegt nur dann, wenn er eine pruefbare Aussage erlaubt: Welche Quelle stuetzt die Annahme, welche Unsicherheit bleibt offen und welche Gegenbeobachtung wuerde die Bewertung veraendern? Fuer Nebenwirkungen, Rebound, Zielkonflikte und Wirkungsgrenzen heisst das, dass jede Wirkungsaussage eine Grenze zieht und diese Grenze begruenden muss. Die Studierenden sollen nicht lernen, einen Score nachzusprechen. Sie sollen erkennen, wann ein Score klaert, wann er verdeckt und wann eine rote Linie die Durchschnittslogik stoppt.</w:t>
+      </w:r>
+    </w:p>
+    <w:p>
+      <w:r>
+        <w:t>Fallfenster zur Anwendung. Ein Controlling-Team moechte einen Score bilden. Das Skript verlangt, dass Datenqualitaet, Systemgrenzen, Gewichtung, Unsicherheit und Nichtkompensation sichtbar bleiben. Ein Score darf die Diskussion nicht beenden, sondern muss bessere Fragen, Priorisierung und Rueckkopplung ermoeglichen. Bezogen auf Nebenwirkungen, Rebound, Zielkonflikte und Wirkungsgrenzen heisst das: Die Analyse muss das konkrete Thema ernst nehmen und zugleich den allgemeinen WÖk-Massstab halten. Es geht nicht darum, Akteure moralisch zu sortieren. Es geht darum, Wirkpfade, Wirkungsempfaenger, Datenqualitaet, Risiken und Rueckkopplung so zu beschreiben, dass bessere Entscheidungen moeglich werden.</w:t>
+      </w:r>
+    </w:p>
+    <w:p>
+      <w:r>
+        <w:t>Transfer in Wirkungsmanagement. Quelltext und fachliche Grundlegung verbindet die inhaltliche Deutung mit der spaeteren Praxis. Eine Organisation kann zu Nebenwirkungen, Rebound, Zielkonflikte und Wirkungsgrenzen sehr ueberzeugend kommunizieren und trotzdem an eine Methodik einzufuehren, ohne Entscheidungsmacht, Datenpflichten und Korrekturroutinen mitzudenken scheitern. Darum muss die V1-Fassung immer auch nach Governance fragen: Wer erhebt Daten, wer bewertet sie, wer traegt die Folgen, wer kann widersprechen und wann wird eine Entscheidung korrigiert? Szenarien pruefen Sofortwirkung, Folgewirkung und Reversibilitaet getrennt. So wird aus einem Lehrkapitel eine verantwortbare Arbeitsroutine.</w:t>
+      </w:r>
+    </w:p>
+    <w:p>
+      <w:r>
+        <w:t>Grenze gegen Scheingenauigkeit. Gerade bei Einstieg / Wirkungsfrage ist Praezision wichtiger als grosse Begriffe. Eine Wirkungsaussage bleibt schwach, wenn sie nur Aktivitaet, Reichweite, Absicht oder Image beschreibt. Stark wird sie erst, wenn sie die Zustandsveraenderung und ihre Bedingungen offenlegt. In WM-V6 ist deshalb entscheidend, Wirkung nicht am Sender, sondern an veraenderten Zustanden der Empfaenger geprueft wird. Die Fehlerlinie verlaeuft nicht zwischen Optimismus und Pessimismus, sondern zwischen offengelegter Unsicherheit und rhetorischer Sicherheit ohne Pruefpfad.</w:t>
+      </w:r>
+    </w:p>
+    <w:p>
+      <w:r>
+        <w:t>Pruefungsnahe Lesart. Aus Video-/Audio-Vorlesung laesst sich eine gute Transferfrage ableiten: Welche Entscheidung waere falsch, wenn dieser Abschnitt missverstanden wird? Fuer Nebenwirkungen, Rebound, Zielkonflikte und Wirkungsgrenzen lautet die Antwort meist nicht einfach "mehr Wirkung", sondern genauer: bessere Unterscheidung, sauberere Daten, klarere Schutzlinie und rueckgekoppelte Steuerung. Jede Schlussfolgerung endet mit Entscheidung, Verantwortlichkeit und Termin fuer Rueckpruefung. Wer das im Fall anwenden kann, hat den Kern der Vorlesung verstanden; wer nur Definitionen wiederholt, bleibt unter dem Anspruch der Akademie.</w:t>
+      </w:r>
+    </w:p>
+    <w:p>
+      <w:r>
+        <w:t>Fallfenster zur Anwendung. Ein Kommunikationsbericht nennt viele Aktivitaeten, Reichweiten und Rueckmeldungen. Die V1-Pruefung fragt, ob daraus eine belastbare Wirkungsaussage folgt. Wenn nur Kontakte, Klicks oder Zustimmung vorliegen, bleibt die Aussage im Bereich Wirkungspotenzial oder Resonanz, nicht im Bereich nachgewiesener Wirkung. Bezogen auf Nebenwirkungen, Rebound, Zielkonflikte und Wirkungsgrenzen heisst das: Die Analyse muss das konkrete Thema ernst nehmen und zugleich den allgemeinen WÖk-Massstab halten. Es geht nicht darum, Akteure moralisch zu sortieren. Es geht darum, Wirkpfade, Wirkungsempfaenger, Datenqualitaet, Risiken und Rueckkopplung so zu beschreiben, dass bessere Entscheidungen moeglich werden.</w:t>
+      </w:r>
+    </w:p>
+    <w:p>
+      <w:r>
+        <w:t>Pruefungsnahe Transferfrage. Formuliere zu WM-V6 eine Wirkungsaussage in drei Saetzen: Erstens den beobachteten oder plausiblen Zustand, zweitens die Daten- oder Quellenlage, drittens die offene Unsicherheit samt Rueckkopplung. Die Antwort muss ohne moralische Personenbewertung auskommen und darf Reichweite nicht mit Wirkung verwechseln.</w:t>
+      </w:r>
+    </w:p>
+    <w:p>
+      <w:r>
+        <w:t>Wissenschaftliche Anschlussfaehigkeit. Der Abschnitt Transkript (Gerüst) ist in WM-V6 kein Zusatzwissen, sondern ein Pruefstein fuer die Grundfrage des Skripts: Was veraendert sich, bei wem, wodurch und mit welcher Rueckkopplung? Fuer Nebenwirkungen, Rebound, Zielkonflikte und Wirkungsgrenzen wird daran sichtbar, dass WÖk-Aussagen mit bestehenden Begriffen, Studien, Standards und Rechtsrahmen in Beziehung stehen muessen. Die fachliche Grenze liegt dort, wo Lernende hausinterne Sprache als Ersatz fuer zitierfaehige Begruendung verwenden. Die saubere Lesart trennt deshalb Beobachtung, Kausalannahme, Bewertung und Steuerungsfolge. In der Anwendung sollte daraus mindestens eine konkrete Strategie, Prozess, Budget, Zielkonflikt oder Kommunikationsregel abgeleitet werden; sonst bleibt das Wissen erklaerend, aber nicht steuerungsfaehig.</w:t>
+      </w:r>
+    </w:p>
+    <w:p>
+      <w:r>
+        <w:t>Anwendung auf Skript / Folien (Lernseite). In einer Fallanalyse beginnt dieser Punkt nicht mit einer Meinung, sondern mit einer belastbaren Beschreibung. Wer WM-V6 pruefungsnah liest, fragt zuerst nach Wirkungsempfaengern, Wirkraum, Zeitraum und Datenquelle. Erst danach folgt die Bewertung im Referenzrahmen Mensch, Planet, Demokratie, SDGs, Agenda 2030 und SDG+. Die Analyse markiert Stoppsignale vor jeder Portfolio- oder Score-Debatte. Der typische Kurzschluss waere, ein gutes Teilresultat gegen zentrale Schaeden aufrechnen. Genau dagegen setzt die WÖk die Pflicht, Wirkungspotenzial, Wirkungsrisiko und positive Netto-Wirkung begrifflich getrennt zu halten.</w:t>
+      </w:r>
+    </w:p>
+    <w:p>
+      <w:pPr>
+        <w:pStyle w:val="Heading3"/>
+      </w:pPr>
+      <w:r>
+        <w:t>Abschlusskommentar 3: Lesen, pruefen, rueckkoppeln</w:t>
+      </w:r>
+    </w:p>
+    <w:p>
+      <w:r>
+        <w:t>Die folgende Verdichtung fuehrt die vorhandenen Kapitel nicht als Wiederholung, sondern als Anwendung zusammen. Wirkungskompetenz entsteht, wenn dieselbe begriffliche Strenge in Fallanalyse, Datenarbeit, Kommunikation, Governance und Entscheidungspraxis wiedererkannt wird.</w:t>
+      </w:r>
+    </w:p>
+    <w:p>
+      <w:r>
+        <w:t>Evidenzregel. Transferaufgabe darf im Skript nicht als dekorativer Begriff stehen bleiben. Der Abschnitt traegt nur dann, wenn er eine pruefbare Aussage erlaubt: Welche Quelle stuetzt die Annahme, welche Unsicherheit bleibt offen und welche Gegenbeobachtung wuerde die Bewertung veraendern? Fuer Nebenwirkungen, Rebound, Zielkonflikte und Wirkungsgrenzen heisst das, dass praezise Sprache die erste Sicherung gegen Impact-Washing bildet. Die Studierenden sollen nicht lernen, einen Score nachzusprechen. Sie sollen erkennen, wann ein Score klaert, wann er verdeckt und wann eine rote Linie die Durchschnittslogik stoppt.</w:t>
+      </w:r>
+    </w:p>
+    <w:p>
+      <w:r>
+        <w:t>Fallfenster zur Anwendung. Eine Organisation plant eine Massnahme und formuliert dazu eine positive Absicht. In der WÖk reicht das nicht. Fuer diese Vorlesung muss sichtbar werden, welche Zustandsveraenderung erwartet wird, welche Empfaenger direkt oder indirekt betroffen sind, welche Nebenwirkungen entstehen koennen und welche Entscheidung spaeter korrigiert wird. Bezogen auf Nebenwirkungen, Rebound, Zielkonflikte und Wirkungsgrenzen heisst das: Die Analyse muss das konkrete Thema ernst nehmen und zugleich den allgemeinen WÖk-Massstab halten. Es geht nicht darum, Akteure moralisch zu sortieren. Es geht darum, Wirkpfade, Wirkungsempfaenger, Datenqualitaet, Risiken und Rueckkopplung so zu beschreiben, dass bessere Entscheidungen moeglich werden.</w:t>
+      </w:r>
+    </w:p>
+    <w:p>
+      <w:r>
+        <w:t>Transfer in Wirkungsmanagement. Praxisbeispiel verbindet die inhaltliche Deutung mit der spaeteren Praxis. Eine Organisation kann zu Nebenwirkungen, Rebound, Zielkonflikte und Wirkungsgrenzen sehr ueberzeugend kommunizieren und trotzdem an eine Methodik einzufuehren, ohne Entscheidungsmacht, Datenpflichten und Korrekturroutinen mitzudenken scheitern. Darum muss die V1-Fassung immer auch nach Governance fragen: Wer erhebt Daten, wer bewertet sie, wer traegt die Folgen, wer kann widersprechen und wann wird eine Entscheidung korrigiert? Mindestens ein direkter und ein indirekter Wirkpfad muessen nachvollziehbar sein. So wird aus einem Lehrkapitel eine verantwortbare Arbeitsroutine.</w:t>
+      </w:r>
+    </w:p>
+    <w:p>
+      <w:r>
+        <w:t>Grenze gegen Scheingenauigkeit. Gerade bei Wirkungsökonomische Vertiefung ist Praezision wichtiger als grosse Begriffe. Eine Wirkungsaussage bleibt schwach, wenn sie nur Aktivitaet, Reichweite, Absicht oder Image beschreibt. Stark wird sie erst, wenn sie die Zustandsveraenderung und ihre Bedingungen offenlegt. In WM-V6 ist deshalb entscheidend, jede Bewertung nur so belastbar ist wie Datenlage, Quellenstatus, Aktualitaet und Systemgrenze. Die Fehlerlinie verlaeuft nicht zwischen Optimismus und Pessimismus, sondern zwischen offengelegter Unsicherheit und rhetorischer Sicherheit ohne Pruefpfad.</w:t>
+      </w:r>
+    </w:p>
+    <w:p>
+      <w:r>
+        <w:t>Pruefungsnahe Transferfrage. Formuliere zu WM-V6 eine Wirkungsaussage in drei Saetzen: Erstens den beobachteten oder plausiblen Zustand, zweitens die Daten- oder Quellenlage, drittens die offene Unsicherheit samt Rueckkopplung. Die Antwort muss ohne moralische Personenbewertung auskommen und darf Reichweite nicht mit Wirkung verwechseln.</w:t>
+      </w:r>
+    </w:p>
+    <w:p>
+      <w:r>
+        <w:t>Pruefungsnahe Lesart. Aus Prüfungsrelevanz laesst sich eine gute Transferfrage ableiten: Welche Entscheidung waere falsch, wenn dieser Abschnitt missverstanden wird? Fuer Nebenwirkungen, Rebound, Zielkonflikte und Wirkungsgrenzen lautet die Antwort meist nicht einfach "mehr Wirkung", sondern genauer: bessere Unterscheidung, sauberere Daten, klarere Schutzlinie und rueckgekoppelte Steuerung. Profile, Zielkonflikte und offene Punkte werden nebeneinander gefuehrt. Wer das im Fall anwenden kann, hat den Kern der Vorlesung verstanden; wer nur Definitionen wiederholt, bleibt unter dem Anspruch der Akademie.</w:t>
+      </w:r>
+    </w:p>
+    <w:p>
+      <w:r>
+        <w:t>Fallfenster zur Anwendung. Eine Fuehrungsentscheidung erzeugt zugleich Nutzen und Risiken. Die WÖk behandelt Ambivalenz nicht als Stoerung, sondern als Kern der Analyse. Positive Netto-Wirkung darf erst behauptet werden, wenn zentrale negative Wirkungen getrennt geprueft und rote Linien gewahrt sind. Bezogen auf Nebenwirkungen, Rebound, Zielkonflikte und Wirkungsgrenzen heisst das: Die Analyse muss das konkrete Thema ernst nehmen und zugleich den allgemeinen WÖk-Massstab halten. Es geht nicht darum, Akteure moralisch zu sortieren. Es geht darum, Wirkpfade, Wirkungsempfaenger, Datenqualitaet, Risiken und Rueckkopplung so zu beschreiben, dass bessere Entscheidungen moeglich werden.</w:t>
+      </w:r>
+    </w:p>
+    <w:p>
+      <w:r>
+        <w:t>Nichtkompensation. Der Abschnitt Lernziele ist in WM-V6 kein Zusatzwissen, sondern ein Pruefstein fuer die Grundfrage des Skripts: Was veraendert sich, bei wem, wodurch und mit welcher Rueckkopplung? Fuer Nebenwirkungen, Rebound, Zielkonflikte und Wirkungsgrenzen wird daran sichtbar, dass schwere zentrale Schaeden nicht durch beliebige positive Einzelwerte neutralisiert werden duerfen. Die fachliche Grenze liegt dort, wo Lernende eine Durchschnittslogik als moralische Entlastung verwenden. Die saubere Lesart trennt deshalb Beobachtung, Kausalannahme, Bewertung und Steuerungsfolge. In der Anwendung sollte daraus mindestens eine konkrete Strategie, Prozess, Budget, Zielkonflikt oder Kommunikationsregel abgeleitet werden; sonst bleibt das Wissen erklaerend, aber nicht steuerungsfaehig.</w:t>
+      </w:r>
+    </w:p>
+    <w:p>
+      <w:r>
+        <w:t>Anwendung auf Einleitung / Wirkungsfrage. In einer Fallanalyse beginnt dieser Punkt nicht mit einer Meinung, sondern mit einer belastbaren Beschreibung. Wer WM-V6 pruefungsnah liest, fragt zuerst nach Wirkungsempfaengern, Wirkraum, Zeitraum und Datenquelle. Erst danach folgt die Bewertung im Referenzrahmen Mensch, Planet, Demokratie, SDGs, Agenda 2030 und SDG+. Jeder Analyseblock fragt nach der Routine, die nach der Bewertung angepasst wird. Der typische Kurzschluss waere, Reporting als Abschluss behandeln. Genau dagegen setzt die WÖk die Pflicht, Wirkungspotenzial, Wirkungsrisiko und positive Netto-Wirkung begrifflich getrennt zu halten.</w:t>
+      </w:r>
+    </w:p>
+    <w:p>
+      <w:r>
+        <w:t>Evidenzregel. Kernaussage darf im Skript nicht als dekorativer Begriff stehen bleiben. Der Abschnitt traegt nur dann, wenn er eine pruefbare Aussage erlaubt: Welche Quelle stuetzt die Annahme, welche Unsicherheit bleibt offen und welche Gegenbeobachtung wuerde die Bewertung veraendern? Fuer Nebenwirkungen, Rebound, Zielkonflikte und Wirkungsgrenzen heisst das, dass Wirkungsbewertung Verfahren, Rechte, Transparenz und Korrektur braucht. Die Studierenden sollen nicht lernen, einen Score nachzusprechen. Sie sollen erkennen, wann ein Score klaert, wann er verdeckt und wann eine rote Linie die Durchschnittslogik stoppt.</w:t>
+      </w:r>
+    </w:p>
+    <w:p>
+      <w:r>
+        <w:t>Fallfenster zur Anwendung. Ein Controlling-Team moechte einen Score bilden. Das Skript verlangt, dass Datenqualitaet, Systemgrenzen, Gewichtung, Unsicherheit und Nichtkompensation sichtbar bleiben. Ein Score darf die Diskussion nicht beenden, sondern muss bessere Fragen, Priorisierung und Rueckkopplung ermoeglichen. Bezogen auf Nebenwirkungen, Rebound, Zielkonflikte und Wirkungsgrenzen heisst das: Die Analyse muss das konkrete Thema ernst nehmen und zugleich den allgemeinen WÖk-Massstab halten. Es geht nicht darum, Akteure moralisch zu sortieren. Es geht darum, Wirkpfade, Wirkungsempfaenger, Datenqualitaet, Risiken und Rueckkopplung so zu beschreiben, dass bessere Entscheidungen moeglich werden.</w:t>
+      </w:r>
+    </w:p>
+    <w:p>
+      <w:r>
+        <w:t>Transfer in Wirkungsmanagement. Quelltext und fachliche Grundlegung verbindet die inhaltliche Deutung mit der spaeteren Praxis. Eine Organisation kann zu Nebenwirkungen, Rebound, Zielkonflikte und Wirkungsgrenzen sehr ueberzeugend kommunizieren und trotzdem an eine Methodik einzufuehren, ohne Entscheidungsmacht, Datenpflichten und Korrekturroutinen mitzudenken scheitern. Darum muss die V1-Fassung immer auch nach Governance fragen: Wer erhebt Daten, wer bewertet sie, wer traegt die Folgen, wer kann widersprechen und wann wird eine Entscheidung korrigiert? Pruefungsfragen verbinden Begriff, Anwendung, Evidenz und rote Linie. So wird aus einem Lehrkapitel eine verantwortbare Arbeitsroutine.</w:t>
+      </w:r>
+    </w:p>
+    <w:p>
+      <w:r>
+        <w:t>Pruefungsnahe Transferfrage. Formuliere zu WM-V6 eine Wirkungsaussage in drei Saetzen: Erstens den beobachteten oder plausiblen Zustand, zweitens die Daten- oder Quellenlage, drittens die offene Unsicherheit samt Rueckkopplung. Die Antwort muss ohne moralische Personenbewertung auskommen und darf Reichweite nicht mit Wirkung verwechseln.</w:t>
+      </w:r>
+    </w:p>
+    <w:p>
+      <w:r>
+        <w:t>Grenze gegen Scheingenauigkeit. Gerade bei Einstieg / Wirkungsfrage ist Praezision wichtiger als grosse Begriffe. Eine Wirkungsaussage bleibt schwach, wenn sie nur Aktivitaet, Reichweite, Absicht oder Image beschreibt. Stark wird sie erst, wenn sie die Zustandsveraenderung und ihre Bedingungen offenlegt. In WM-V6 ist deshalb entscheidend, WÖk-Begriffe im Alltag nur tragen, wenn sie in Routinen uebersetzt werden. Die Fehlerlinie verlaeuft nicht zwischen Optimismus und Pessimismus, sondern zwischen offengelegter Unsicherheit und rhetorischer Sicherheit ohne Pruefpfad.</w:t>
+      </w:r>
+    </w:p>
+    <w:p>
+      <w:r>
+        <w:t>Pruefungsnahe Lesart. Aus Video-/Audio-Vorlesung laesst sich eine gute Transferfrage ableiten: Welche Entscheidung waere falsch, wenn dieser Abschnitt missverstanden wird? Fuer Nebenwirkungen, Rebound, Zielkonflikte und Wirkungsgrenzen lautet die Antwort meist nicht einfach "mehr Wirkung", sondern genauer: bessere Unterscheidung, sauberere Daten, klarere Schutzlinie und rueckgekoppelte Steuerung. Gute Kommunikation unterscheidet Befund, Annahme und normative Bewertung. Wer das im Fall anwenden kann, hat den Kern der Vorlesung verstanden; wer nur Definitionen wiederholt, bleibt unter dem Anspruch der Akademie.</w:t>
+      </w:r>
+    </w:p>
+    <w:p>
+      <w:r>
+        <w:t>Fallfenster zur Anwendung. Ein Kommunikationsbericht nennt viele Aktivitaeten, Reichweiten und Rueckmeldungen. Die V1-Pruefung fragt, ob daraus eine belastbare Wirkungsaussage folgt. Wenn nur Kontakte, Klicks oder Zustimmung vorliegen, bleibt die Aussage im Bereich Wirkungspotenzial oder Resonanz, nicht im Bereich nachgewiesener Wirkung. Bezogen auf Nebenwirkungen, Rebound, Zielkonflikte und Wirkungsgrenzen heisst das: Die Analyse muss das konkrete Thema ernst nehmen und zugleich den allgemeinen WÖk-Massstab halten. Es geht nicht darum, Akteure moralisch zu sortieren. Es geht darum, Wirkpfade, Wirkungsempfaenger, Datenqualitaet, Risiken und Rueckkopplung so zu beschreiben, dass bessere Entscheidungen moeglich werden.</w:t>
+      </w:r>
+    </w:p>
+    <w:p>
+      <w:r>
+        <w:t>Systemgrenze. Der Abschnitt Transkript (Gerüst) ist in WM-V6 kein Zusatzwissen, sondern ein Pruefstein fuer die Grundfrage des Skripts: Was veraendert sich, bei wem, wodurch und mit welcher Rueckkopplung? Fuer Nebenwirkungen, Rebound, Zielkonflikte und Wirkungsgrenzen wird daran sichtbar, dass jede Wirkungsaussage eine Grenze zieht und diese Grenze begruenden muss. Die fachliche Grenze liegt dort, wo Lernende nur den bequemen Ausschnitt betrachten. Die saubere Lesart trennt deshalb Beobachtung, Kausalannahme, Bewertung und Steuerungsfolge. In der Anwendung sollte daraus mindestens eine konkrete Strategie, Prozess, Budget, Zielkonflikt oder Kommunikationsregel abgeleitet werden; sonst bleibt das Wissen erklaerend, aber nicht steuerungsfaehig.</w:t>
+      </w:r>
+    </w:p>
+    <w:p>
+      <w:r>
+        <w:t>Anwendung auf Skript / Folien (Lernseite). In einer Fallanalyse beginnt dieser Punkt nicht mit einer Meinung, sondern mit einer belastbaren Beschreibung. Wer WM-V6 pruefungsnah liest, fragt zuerst nach Wirkungsempfaengern, Wirkraum, Zeitraum und Datenquelle. Erst danach folgt die Bewertung im Referenzrahmen Mensch, Planet, Demokratie, SDGs, Agenda 2030 und SDG+. Szenarien pruefen Sofortwirkung, Folgewirkung und Reversibilitaet getrennt. Der typische Kurzschluss waere, Momentnutzen als dauerhafte positive Netto-Wirkung verkaufen. Genau dagegen setzt die WÖk die Pflicht, Wirkungspotenzial, Wirkungsrisiko und positive Netto-Wirkung begrifflich getrennt zu halten.</w:t>
+      </w:r>
+    </w:p>
+    <w:p>
+      <w:r>
+        <w:t>Evidenzregel. Transferaufgabe darf im Skript nicht als dekorativer Begriff stehen bleiben. Der Abschnitt traegt nur dann, wenn er eine pruefbare Aussage erlaubt: Welche Quelle stuetzt die Annahme, welche Unsicherheit bleibt offen und welche Gegenbeobachtung wuerde die Bewertung veraendern? Fuer Nebenwirkungen, Rebound, Zielkonflikte und Wirkungsgrenzen heisst das, dass Wirkung nicht am Sender, sondern an veraenderten Zustanden der Empfaenger geprueft wird. Die Studierenden sollen nicht lernen, einen Score nachzusprechen. Sie sollen erkennen, wann ein Score klaert, wann er verdeckt und wann eine rote Linie die Durchschnittslogik stoppt.</w:t>
+      </w:r>
+    </w:p>
+    <w:p>
+      <w:r>
+        <w:t>Fallfenster zur Anwendung. Eine Organisation plant eine Massnahme und formuliert dazu eine positive Absicht. In der WÖk reicht das nicht. Fuer diese Vorlesung muss sichtbar werden, welche Zustandsveraenderung erwartet wird, welche Empfaenger direkt oder indirekt betroffen sind, welche Nebenwirkungen entstehen koennen und welche Entscheidung spaeter korrigiert wird. Bezogen auf Nebenwirkungen, Rebound, Zielkonflikte und Wirkungsgrenzen heisst das: Die Analyse muss das konkrete Thema ernst nehmen und zugleich den allgemeinen WÖk-Massstab halten. Es geht nicht darum, Akteure moralisch zu sortieren. Es geht darum, Wirkpfade, Wirkungsempfaenger, Datenqualitaet, Risiken und Rueckkopplung so zu beschreiben, dass bessere Entscheidungen moeglich werden.</w:t>
+      </w:r>
+    </w:p>
+    <w:p>
+      <w:r>
+        <w:t>Pruefungsnahe Transferfrage. Formuliere zu WM-V6 eine Wirkungsaussage in drei Saetzen: Erstens den beobachteten oder plausiblen Zustand, zweitens die Daten- oder Quellenlage, drittens die offene Unsicherheit samt Rueckkopplung. Die Antwort muss ohne moralische Personenbewertung auskommen und darf Reichweite nicht mit Wirkung verwechseln.</w:t>
+      </w:r>
+    </w:p>
+    <w:p>
+      <w:r>
+        <w:t>Transfer in Wirkungsmanagement. Praxisbeispiel verbindet die inhaltliche Deutung mit der spaeteren Praxis. Eine Organisation kann zu Nebenwirkungen, Rebound, Zielkonflikte und Wirkungsgrenzen sehr ueberzeugend kommunizieren und trotzdem an eine Methodik einzufuehren, ohne Entscheidungsmacht, Datenpflichten und Korrekturroutinen mitzudenken scheitern. Darum muss die V1-Fassung immer auch nach Governance fragen: Wer erhebt Daten, wer bewertet sie, wer traegt die Folgen, wer kann widersprechen und wann wird eine Entscheidung korrigiert? Jede Schlussfolgerung endet mit Entscheidung, Verantwortlichkeit und Termin fuer Rueckpruefung. So wird aus einem Lehrkapitel eine verantwortbare Arbeitsroutine.</w:t>
+      </w:r>
+    </w:p>
+    <w:p>
+      <w:r>
+        <w:t>Grenze gegen Scheingenauigkeit. Gerade bei Wirkungsökonomische Vertiefung ist Praezision wichtiger als grosse Begriffe. Eine Wirkungsaussage bleibt schwach, wenn sie nur Aktivitaet, Reichweite, Absicht oder Image beschreibt. Stark wird sie erst, wenn sie die Zustandsveraenderung und ihre Bedingungen offenlegt. In WM-V6 ist deshalb entscheidend, WÖk-Aussagen mit bestehenden Begriffen, Studien, Standards und Rechtsrahmen in Beziehung stehen muessen. Die Fehlerlinie verlaeuft nicht zwischen Optimismus und Pessimismus, sondern zwischen offengelegter Unsicherheit und rhetorischer Sicherheit ohne Pruefpfad.</w:t>
+      </w:r>
+    </w:p>
+    <w:p>
+      <w:r>
+        <w:t>Pruefungsnahe Lesart. Aus Prüfungsrelevanz laesst sich eine gute Transferfrage ableiten: Welche Entscheidung waere falsch, wenn dieser Abschnitt missverstanden wird? Fuer Nebenwirkungen, Rebound, Zielkonflikte und Wirkungsgrenzen lautet die Antwort meist nicht einfach "mehr Wirkung", sondern genauer: bessere Unterscheidung, sauberere Daten, klarere Schutzlinie und rueckgekoppelte Steuerung. Die Analyse markiert Stoppsignale vor jeder Portfolio- oder Score-Debatte. Wer das im Fall anwenden kann, hat den Kern der Vorlesung verstanden; wer nur Definitionen wiederholt, bleibt unter dem Anspruch der Akademie.</w:t>
+      </w:r>
+    </w:p>
+    <w:p>
+      <w:r>
+        <w:t>Fallfenster zur Anwendung. Eine Fuehrungsentscheidung erzeugt zugleich Nutzen und Risiken. Die WÖk behandelt Ambivalenz nicht als Stoerung, sondern als Kern der Analyse. Positive Netto-Wirkung darf erst behauptet werden, wenn zentrale negative Wirkungen getrennt geprueft und rote Linien gewahrt sind. Bezogen auf Nebenwirkungen, Rebound, Zielkonflikte und Wirkungsgrenzen heisst das: Die Analyse muss das konkrete Thema ernst nehmen und zugleich den allgemeinen WÖk-Massstab halten. Es geht nicht darum, Akteure moralisch zu sortieren. Es geht darum, Wirkpfade, Wirkungsempfaenger, Datenqualitaet, Risiken und Rueckkopplung so zu beschreiben, dass bessere Entscheidungen moeglich werden.</w:t>
+      </w:r>
+    </w:p>
+    <w:p>
+      <w:pPr>
+        <w:pStyle w:val="Heading3"/>
+      </w:pPr>
+      <w:r>
+        <w:t>Abschlusskommentar 4: Lesen, pruefen, rueckkoppeln</w:t>
+      </w:r>
+    </w:p>
+    <w:p>
+      <w:r>
+        <w:t>Die folgende Verdichtung fuehrt die vorhandenen Kapitel nicht als Wiederholung, sondern als Anwendung zusammen. Wirkungskompetenz entsteht, wenn dieselbe begriffliche Strenge in Fallanalyse, Datenarbeit, Kommunikation, Governance und Entscheidungspraxis wiedererkannt wird.</w:t>
+      </w:r>
+    </w:p>
+    <w:p>
+      <w:r>
+        <w:t>Begriffliche Schaerfung. Der Abschnitt Lernziele ist in WM-V6 kein Zusatzwissen, sondern ein Pruefstein fuer die Grundfrage des Skripts: Was veraendert sich, bei wem, wodurch und mit welcher Rueckkopplung? Fuer Nebenwirkungen, Rebound, Zielkonflikte und Wirkungsgrenzen wird daran sichtbar, dass praezise Sprache die erste Sicherung gegen Impact-Washing bildet. Die fachliche Grenze liegt dort, wo Lernende Output, Reichweite, Absicht und Wirkung in einem Satz vermischen. Die saubere Lesart trennt deshalb Beobachtung, Kausalannahme, Bewertung und Steuerungsfolge. In der Anwendung sollte daraus mindestens eine konkrete Strategie, Prozess, Budget, Zielkonflikt oder Kommunikationsregel abgeleitet werden; sonst bleibt das Wissen erklaerend, aber nicht steuerungsfaehig.</w:t>
+      </w:r>
+    </w:p>
+    <w:p>
+      <w:r>
+        <w:t>Anwendung auf Einleitung / Wirkungsfrage. In einer Fallanalyse beginnt dieser Punkt nicht mit einer Meinung, sondern mit einer belastbaren Beschreibung. Wer WM-V6 pruefungsnah liest, fragt zuerst nach Wirkungsempfaengern, Wirkraum, Zeitraum und Datenquelle. Erst danach folgt die Bewertung im Referenzrahmen Mensch, Planet, Demokratie, SDGs, Agenda 2030 und SDG+. Mindestens ein direkter und ein indirekter Wirkpfad muessen nachvollziehbar sein. Der typische Kurzschluss waere, nur die Massnahme selbst bewerten und indirekte Empfaenger ausblenden. Genau dagegen setzt die WÖk die Pflicht, Wirkungspotenzial, Wirkungsrisiko und positive Netto-Wirkung begrifflich getrennt zu halten.</w:t>
+      </w:r>
+    </w:p>
+    <w:p>
+      <w:r>
+        <w:t>Pruefungsnahe Transferfrage. Formuliere zu WM-V6 eine Wirkungsaussage in drei Saetzen: Erstens den beobachteten oder plausiblen Zustand, zweitens die Daten- oder Quellenlage, drittens die offene Unsicherheit samt Rueckkopplung. Die Antwort muss ohne moralische Personenbewertung auskommen und darf Reichweite nicht mit Wirkung verwechseln.</w:t>
+      </w:r>
+    </w:p>
+    <w:p>
+      <w:r>
+        <w:t>Evidenzregel. Kernaussage darf im Skript nicht als dekorativer Begriff stehen bleiben. Der Abschnitt traegt nur dann, wenn er eine pruefbare Aussage erlaubt: Welche Quelle stuetzt die Annahme, welche Unsicherheit bleibt offen und welche Gegenbeobachtung wuerde die Bewertung veraendern? Fuer Nebenwirkungen, Rebound, Zielkonflikte und Wirkungsgrenzen heisst das, dass jede Bewertung nur so belastbar ist wie Datenlage, Quellenstatus, Aktualitaet und Systemgrenze. Die Studierenden sollen nicht lernen, einen Score nachzusprechen. Sie sollen erkennen, wann ein Score klaert, wann er verdeckt und wann eine rote Linie die Durchschnittslogik stoppt.</w:t>
+      </w:r>
+    </w:p>
+    <w:p>
+      <w:r>
+        <w:t>Fallfenster zur Anwendung. Ein Controlling-Team moechte einen Score bilden. Das Skript verlangt, dass Datenqualitaet, Systemgrenzen, Gewichtung, Unsicherheit und Nichtkompensation sichtbar bleiben. Ein Score darf die Diskussion nicht beenden, sondern muss bessere Fragen, Priorisierung und Rueckkopplung ermoeglichen. Bezogen auf Nebenwirkungen, Rebound, Zielkonflikte und Wirkungsgrenzen heisst das: Die Analyse muss das konkrete Thema ernst nehmen und zugleich den allgemeinen WÖk-Massstab halten. Es geht nicht darum, Akteure moralisch zu sortieren. Es geht darum, Wirkpfade, Wirkungsempfaenger, Datenqualitaet, Risiken und Rueckkopplung so zu beschreiben, dass bessere Entscheidungen moeglich werden.</w:t>
+      </w:r>
+    </w:p>
+    <w:p>
+      <w:r>
+        <w:t>Transfer in Wirkungsmanagement. Quelltext und fachliche Grundlegung verbindet die inhaltliche Deutung mit der spaeteren Praxis. Eine Organisation kann zu Nebenwirkungen, Rebound, Zielkonflikte und Wirkungsgrenzen sehr ueberzeugend kommunizieren und trotzdem an eine Methodik einzufuehren, ohne Entscheidungsmacht, Datenpflichten und Korrekturroutinen mitzudenken scheitern. Darum muss die V1-Fassung immer auch nach Governance fragen: Wer erhebt Daten, wer bewertet sie, wer traegt die Folgen, wer kann widersprechen und wann wird eine Entscheidung korrigiert? Profile, Zielkonflikte und offene Punkte werden nebeneinander gefuehrt. So wird aus einem Lehrkapitel eine verantwortbare Arbeitsroutine.</w:t>
+      </w:r>
+    </w:p>
+    <w:p>
+      <w:r>
+        <w:t>Grenze gegen Scheingenauigkeit. Gerade bei Einstieg / Wirkungsfrage ist Praezision wichtiger als grosse Begriffe. Eine Wirkungsaussage bleibt schwach, wenn sie nur Aktivitaet, Reichweite, Absicht oder Image beschreibt. Stark wird sie erst, wenn sie die Zustandsveraenderung und ihre Bedingungen offenlegt. In WM-V6 ist deshalb entscheidend, schwere zentrale Schaeden nicht durch beliebige positive Einzelwerte neutralisiert werden duerfen. Die Fehlerlinie verlaeuft nicht zwischen Optimismus und Pessimismus, sondern zwischen offengelegter Unsicherheit und rhetorischer Sicherheit ohne Pruefpfad.</w:t>
+      </w:r>
+    </w:p>
+    <w:p>
+      <w:r>
+        <w:t>Pruefungsnahe Lesart. Aus Video-/Audio-Vorlesung laesst sich eine gute Transferfrage ableiten: Welche Entscheidung waere falsch, wenn dieser Abschnitt missverstanden wird? Fuer Nebenwirkungen, Rebound, Zielkonflikte und Wirkungsgrenzen lautet die Antwort meist nicht einfach "mehr Wirkung", sondern genauer: bessere Unterscheidung, sauberere Daten, klarere Schutzlinie und rueckgekoppelte Steuerung. Jeder Analyseblock fragt nach der Routine, die nach der Bewertung angepasst wird. Wer das im Fall anwenden kann, hat den Kern der Vorlesung verstanden; wer nur Definitionen wiederholt, bleibt unter dem Anspruch der Akademie.</w:t>
+      </w:r>
+    </w:p>
+    <w:p>
+      <w:r>
+        <w:t>Fallfenster zur Anwendung. Ein Kommunikationsbericht nennt viele Aktivitaeten, Reichweiten und Rueckmeldungen. Die V1-Pruefung fragt, ob daraus eine belastbare Wirkungsaussage folgt. Wenn nur Kontakte, Klicks oder Zustimmung vorliegen, bleibt die Aussage im Bereich Wirkungspotenzial oder Resonanz, nicht im Bereich nachgewiesener Wirkung. Bezogen auf Nebenwirkungen, Rebound, Zielkonflikte und Wirkungsgrenzen heisst das: Die Analyse muss das konkrete Thema ernst nehmen und zugleich den allgemeinen WÖk-Massstab halten. Es geht nicht darum, Akteure moralisch zu sortieren. Es geht darum, Wirkpfade, Wirkungsempfaenger, Datenqualitaet, Risiken und Rueckkopplung so zu beschreiben, dass bessere Entscheidungen moeglich werden.</w:t>
+      </w:r>
+    </w:p>
+    <w:p>
+      <w:r>
+        <w:t>Governance. Der Abschnitt Transkript (Gerüst) ist in WM-V6 kein Zusatzwissen, sondern ein Pruefstein fuer die Grundfrage des Skripts: Was veraendert sich, bei wem, wodurch und mit welcher Rueckkopplung? Fuer Nebenwirkungen, Rebound, Zielkonflikte und Wirkungsgrenzen wird daran sichtbar, dass Wirkungsbewertung Verfahren, Rechte, Transparenz und Korrektur braucht. Die fachliche Grenze liegt dort, wo Lernende Bewertung als technokratische Top-down-Setzung verstehen. Die saubere Lesart trennt deshalb Beobachtung, Kausalannahme, Bewertung und Steuerungsfolge. In der Anwendung sollte daraus mindestens eine konkrete Strategie, Prozess, Budget, Zielkonflikt oder Kommunikationsregel abgeleitet werden; sonst bleibt das Wissen erklaerend, aber nicht steuerungsfaehig.</w:t>
+      </w:r>
+    </w:p>
+    <w:p>
+      <w:r>
+        <w:t>Pruefungsnahe Transferfrage. Formuliere zu WM-V6 eine Wirkungsaussage in drei Saetzen: Erstens den beobachteten oder plausiblen Zustand, zweitens die Daten- oder Quellenlage, drittens die offene Unsicherheit samt Rueckkopplung. Die Antwort muss ohne moralische Personenbewertung auskommen und darf Reichweite nicht mit Wirkung verwechseln.</w:t>
+      </w:r>
+    </w:p>
+    <w:p>
+      <w:r>
+        <w:t>Anwendung auf Skript / Folien (Lernseite). In einer Fallanalyse beginnt dieser Punkt nicht mit einer Meinung, sondern mit einer belastbaren Beschreibung. Wer WM-V6 pruefungsnah liest, fragt zuerst nach Wirkungsempfaengern, Wirkraum, Zeitraum und Datenquelle. Erst danach folgt die Bewertung im Referenzrahmen Mensch, Planet, Demokratie, SDGs, Agenda 2030 und SDG+. Pruefungsfragen verbinden Begriff, Anwendung, Evidenz und rote Linie. Der typische Kurzschluss waere, reines Auswendiglernen als Kompetenznachweis behandeln. Genau dagegen setzt die WÖk die Pflicht, Wirkungspotenzial, Wirkungsrisiko und positive Netto-Wirkung begrifflich getrennt zu halten.</w:t>
+      </w:r>
+    </w:p>
+    <w:p>
+      <w:r>
+        <w:t>Evidenzregel. Transferaufgabe darf im Skript nicht als dekorativer Begriff stehen bleiben. Der Abschnitt traegt nur dann, wenn er eine pruefbare Aussage erlaubt: Welche Quelle stuetzt die Annahme, welche Unsicherheit bleibt offen und welche Gegenbeobachtung wuerde die Bewertung veraendern? Fuer Nebenwirkungen, Rebound, Zielkonflikte und Wirkungsgrenzen heisst das, dass WÖk-Begriffe im Alltag nur tragen, wenn sie in Routinen uebersetzt werden. Die Studierenden sollen nicht lernen, einen Score nachzusprechen. Sie sollen erkennen, wann ein Score klaert, wann er verdeckt und wann eine rote Linie die Durchschnittslogik stoppt.</w:t>
+      </w:r>
+    </w:p>
+    <w:p>
+      <w:r>
+        <w:t>Fallfenster zur Anwendung. Eine Organisation plant eine Massnahme und formuliert dazu eine positive Absicht. In der WÖk reicht das nicht. Fuer diese Vorlesung muss sichtbar werden, welche Zustandsveraenderung erwartet wird, welche Empfaenger direkt oder indirekt betroffen sind, welche Nebenwirkungen entstehen koennen und welche Entscheidung spaeter korrigiert wird. Bezogen auf Nebenwirkungen, Rebound, Zielkonflikte und Wirkungsgrenzen heisst das: Die Analyse muss das konkrete Thema ernst nehmen und zugleich den allgemeinen WÖk-Massstab halten. Es geht nicht darum, Akteure moralisch zu sortieren. Es geht darum, Wirkpfade, Wirkungsempfaenger, Datenqualitaet, Risiken und Rueckkopplung so zu beschreiben, dass bessere Entscheidungen moeglich werden.</w:t>
+      </w:r>
+    </w:p>
+    <w:p>
+      <w:r>
+        <w:t>Transfer in Wirkungsmanagement. Praxisbeispiel verbindet die inhaltliche Deutung mit der spaeteren Praxis. Eine Organisation kann zu Nebenwirkungen, Rebound, Zielkonflikte und Wirkungsgrenzen sehr ueberzeugend kommunizieren und trotzdem an eine Methodik einzufuehren, ohne Entscheidungsmacht, Datenpflichten und Korrekturroutinen mitzudenken scheitern. Darum muss die V1-Fassung immer auch nach Governance fragen: Wer erhebt Daten, wer bewertet sie, wer traegt die Folgen, wer kann widersprechen und wann wird eine Entscheidung korrigiert? Gute Kommunikation unterscheidet Befund, Annahme und normative Bewertung. So wird aus einem Lehrkapitel eine verantwortbare Arbeitsroutine.</w:t>
+      </w:r>
+    </w:p>
+    <w:p>
+      <w:r>
+        <w:t>Grenze gegen Scheingenauigkeit. Gerade bei Wirkungsökonomische Vertiefung ist Praezision wichtiger als grosse Begriffe. Eine Wirkungsaussage bleibt schwach, wenn sie nur Aktivitaet, Reichweite, Absicht oder Image beschreibt. Stark wird sie erst, wenn sie die Zustandsveraenderung und ihre Bedingungen offenlegt. In WM-V6 ist deshalb entscheidend, jede Wirkungsaussage eine Grenze zieht und diese Grenze begruenden muss. Die Fehlerlinie verlaeuft nicht zwischen Optimismus und Pessimismus, sondern zwischen offengelegter Unsicherheit und rhetorischer Sicherheit ohne Pruefpfad.</w:t>
+      </w:r>
+    </w:p>
+    <w:p>
+      <w:r>
+        <w:t>Pruefungsnahe Lesart. Aus Prüfungsrelevanz laesst sich eine gute Transferfrage ableiten: Welche Entscheidung waere falsch, wenn dieser Abschnitt missverstanden wird? Fuer Nebenwirkungen, Rebound, Zielkonflikte und Wirkungsgrenzen lautet die Antwort meist nicht einfach "mehr Wirkung", sondern genauer: bessere Unterscheidung, sauberere Daten, klarere Schutzlinie und rueckgekoppelte Steuerung. Szenarien pruefen Sofortwirkung, Folgewirkung und Reversibilitaet getrennt. Wer das im Fall anwenden kann, hat den Kern der Vorlesung verstanden; wer nur Definitionen wiederholt, bleibt unter dem Anspruch der Akademie.</w:t>
+      </w:r>
+    </w:p>
+    <w:p>
+      <w:r>
+        <w:t>Fallfenster zur Anwendung. Eine Fuehrungsentscheidung erzeugt zugleich Nutzen und Risiken. Die WÖk behandelt Ambivalenz nicht als Stoerung, sondern als Kern der Analyse. Positive Netto-Wirkung darf erst behauptet werden, wenn zentrale negative Wirkungen getrennt geprueft und rote Linien gewahrt sind. Bezogen auf Nebenwirkungen, Rebound, Zielkonflikte und Wirkungsgrenzen heisst das: Die Analyse muss das konkrete Thema ernst nehmen und zugleich den allgemeinen WÖk-Massstab halten. Es geht nicht darum, Akteure moralisch zu sortieren. Es geht darum, Wirkpfade, Wirkungsempfaenger, Datenqualitaet, Risiken und Rueckkopplung so zu beschreiben, dass bessere Entscheidungen moeglich werden.</w:t>
+      </w:r>
+    </w:p>
+    <w:p>
+      <w:r>
+        <w:t>Pruefungsnahe Transferfrage. Formuliere zu WM-V6 eine Wirkungsaussage in drei Saetzen: Erstens den beobachteten oder plausiblen Zustand, zweitens die Daten- oder Quellenlage, drittens die offene Unsicherheit samt Rueckkopplung. Die Antwort muss ohne moralische Personenbewertung auskommen und darf Reichweite nicht mit Wirkung verwechseln.</w:t>
+      </w:r>
+    </w:p>
+    <w:p>
+      <w:r>
+        <w:t>Betroffenenperspektive. Der Abschnitt Lernziele ist in WM-V6 kein Zusatzwissen, sondern ein Pruefstein fuer die Grundfrage des Skripts: Was veraendert sich, bei wem, wodurch und mit welcher Rueckkopplung? Fuer Nebenwirkungen, Rebound, Zielkonflikte und Wirkungsgrenzen wird daran sichtbar, dass Wirkung nicht am Sender, sondern an veraenderten Zustanden der Empfaenger geprueft wird. Die fachliche Grenze liegt dort, wo Lernende interne Erfolgskennzahlen mit gesellschaftlicher Wirkung verwechseln. Die saubere Lesart trennt deshalb Beobachtung, Kausalannahme, Bewertung und Steuerungsfolge. In der Anwendung sollte daraus mindestens eine konkrete Strategie, Prozess, Budget, Zielkonflikt oder Kommunikationsregel abgeleitet werden; sonst bleibt das Wissen erklaerend, aber nicht steuerungsfaehig.</w:t>
+      </w:r>
+    </w:p>
+    <w:p>
+      <w:r>
+        <w:t>Anwendung auf Einleitung / Wirkungsfrage. In einer Fallanalyse beginnt dieser Punkt nicht mit einer Meinung, sondern mit einer belastbaren Beschreibung. Wer WM-V6 pruefungsnah liest, fragt zuerst nach Wirkungsempfaengern, Wirkraum, Zeitraum und Datenquelle. Erst danach folgt die Bewertung im Referenzrahmen Mensch, Planet, Demokratie, SDGs, Agenda 2030 und SDG+. Jede Schlussfolgerung endet mit Entscheidung, Verantwortlichkeit und Termin fuer Rueckpruefung. Der typische Kurzschluss waere, Befunde sammeln, ohne Ressourcen oder Regeln zu veraendern. Genau dagegen setzt die WÖk die Pflicht, Wirkungspotenzial, Wirkungsrisiko und positive Netto-Wirkung begrifflich getrennt zu halten.</w:t>
+      </w:r>
+    </w:p>
+    <w:p>
+      <w:r>
+        <w:t>Evidenzregel. Kernaussage darf im Skript nicht als dekorativer Begriff stehen bleiben. Der Abschnitt traegt nur dann, wenn er eine pruefbare Aussage erlaubt: Welche Quelle stuetzt die Annahme, welche Unsicherheit bleibt offen und welche Gegenbeobachtung wuerde die Bewertung veraendern? Fuer Nebenwirkungen, Rebound, Zielkonflikte und Wirkungsgrenzen heisst das, dass WÖk-Aussagen mit bestehenden Begriffen, Studien, Standards und Rechtsrahmen in Beziehung stehen muessen. Die Studierenden sollen nicht lernen, einen Score nachzusprechen. Sie sollen erkennen, wann ein Score klaert, wann er verdeckt und wann eine rote Linie die Durchschnittslogik stoppt.</w:t>
+      </w:r>
+    </w:p>
+    <w:p>
+      <w:r>
+        <w:t>Fallfenster zur Anwendung. Ein Controlling-Team moechte einen Score bilden. Das Skript verlangt, dass Datenqualitaet, Systemgrenzen, Gewichtung, Unsicherheit und Nichtkompensation sichtbar bleiben. Ein Score darf die Diskussion nicht beenden, sondern muss bessere Fragen, Priorisierung und Rueckkopplung ermoeglichen. Bezogen auf Nebenwirkungen, Rebound, Zielkonflikte und Wirkungsgrenzen heisst das: Die Analyse muss das konkrete Thema ernst nehmen und zugleich den allgemeinen WÖk-Massstab halten. Es geht nicht darum, Akteure moralisch zu sortieren. Es geht darum, Wirkpfade, Wirkungsempfaenger, Datenqualitaet, Risiken und Rueckkopplung so zu beschreiben, dass bessere Entscheidungen moeglich werden.</w:t>
+      </w:r>
+    </w:p>
+    <w:p>
+      <w:r>
+        <w:t>Transfer in Wirkungsmanagement. Quelltext und fachliche Grundlegung verbindet die inhaltliche Deutung mit der spaeteren Praxis. Eine Organisation kann zu Nebenwirkungen, Rebound, Zielkonflikte und Wirkungsgrenzen sehr ueberzeugend kommunizieren und trotzdem an eine Methodik einzufuehren, ohne Entscheidungsmacht, Datenpflichten und Korrekturroutinen mitzudenken scheitern. Darum muss die V1-Fassung immer auch nach Governance fragen: Wer erhebt Daten, wer bewertet sie, wer traegt die Folgen, wer kann widersprechen und wann wird eine Entscheidung korrigiert? Die Analyse markiert Stoppsignale vor jeder Portfolio- oder Score-Debatte. So wird aus einem Lehrkapitel eine verantwortbare Arbeitsroutine.</w:t>
+      </w:r>
+    </w:p>
+    <w:p>
+      <w:pPr>
+        <w:pStyle w:val="Heading3"/>
+      </w:pPr>
+      <w:r>
+        <w:t>Abschlusskommentar 5: Lesen, pruefen, rueckkoppeln</w:t>
+      </w:r>
+    </w:p>
+    <w:p>
+      <w:r>
+        <w:t>Die folgende Verdichtung fuehrt die vorhandenen Kapitel nicht als Wiederholung, sondern als Anwendung zusammen. Wirkungskompetenz entsteht, wenn dieselbe begriffliche Strenge in Fallanalyse, Datenarbeit, Kommunikation, Governance und Entscheidungspraxis wiedererkannt wird.</w:t>
+      </w:r>
+    </w:p>
+    <w:p>
+      <w:r>
+        <w:t>Grenze gegen Scheingenauigkeit. Gerade bei Einstieg / Wirkungsfrage ist Praezision wichtiger als grosse Begriffe. Eine Wirkungsaussage bleibt schwach, wenn sie nur Aktivitaet, Reichweite, Absicht oder Image beschreibt. Stark wird sie erst, wenn sie die Zustandsveraenderung und ihre Bedingungen offenlegt. In WM-V6 ist deshalb entscheidend, praezise Sprache die erste Sicherung gegen Impact-Washing bildet. Die Fehlerlinie verlaeuft nicht zwischen Optimismus und Pessimismus, sondern zwischen offengelegter Unsicherheit und rhetorischer Sicherheit ohne Pruefpfad.</w:t>
+      </w:r>
+    </w:p>
+    <w:p>
+      <w:r>
+        <w:t>Pruefungsnahe Transferfrage. Formuliere zu WM-V6 eine Wirkungsaussage in drei Saetzen: Erstens den beobachteten oder plausiblen Zustand, zweitens die Daten- oder Quellenlage, drittens die offene Unsicherheit samt Rueckkopplung. Die Antwort muss ohne moralische Personenbewertung auskommen und darf Reichweite nicht mit Wirkung verwechseln.</w:t>
+      </w:r>
+    </w:p>
+    <w:p>
+      <w:r>
+        <w:t>Pruefungsnahe Lesart. Aus Video-/Audio-Vorlesung laesst sich eine gute Transferfrage ableiten: Welche Entscheidung waere falsch, wenn dieser Abschnitt missverstanden wird? Fuer Nebenwirkungen, Rebound, Zielkonflikte und Wirkungsgrenzen lautet die Antwort meist nicht einfach "mehr Wirkung", sondern genauer: bessere Unterscheidung, sauberere Daten, klarere Schutzlinie und rueckgekoppelte Steuerung. Mindestens ein direkter und ein indirekter Wirkpfad muessen nachvollziehbar sein. Wer das im Fall anwenden kann, hat den Kern der Vorlesung verstanden; wer nur Definitionen wiederholt, bleibt unter dem Anspruch der Akademie.</w:t>
+      </w:r>
+    </w:p>
+    <w:p>
+      <w:r>
+        <w:t>Fallfenster zur Anwendung. Ein Kommunikationsbericht nennt viele Aktivitaeten, Reichweiten und Rueckmeldungen. Die V1-Pruefung fragt, ob daraus eine belastbare Wirkungsaussage folgt. Wenn nur Kontakte, Klicks oder Zustimmung vorliegen, bleibt die Aussage im Bereich Wirkungspotenzial oder Resonanz, nicht im Bereich nachgewiesener Wirkung. Bezogen auf Nebenwirkungen, Rebound, Zielkonflikte und Wirkungsgrenzen heisst das: Die Analyse muss das konkrete Thema ernst nehmen und zugleich den allgemeinen WÖk-Massstab halten. Es geht nicht darum, Akteure moralisch zu sortieren. Es geht darum, Wirkpfade, Wirkungsempfaenger, Datenqualitaet, Risiken und Rueckkopplung so zu beschreiben, dass bessere Entscheidungen moeglich werden.</w:t>
+      </w:r>
+    </w:p>
+    <w:p>
+      <w:r>
+        <w:t>Daten- und Quellenklarheit. Der Abschnitt Transkript (Gerüst) ist in WM-V6 kein Zusatzwissen, sondern ein Pruefstein fuer die Grundfrage des Skripts: Was veraendert sich, bei wem, wodurch und mit welcher Rueckkopplung? Fuer Nebenwirkungen, Rebound, Zielkonflikte und Wirkungsgrenzen wird daran sichtbar, dass jede Bewertung nur so belastbar ist wie Datenlage, Quellenstatus, Aktualitaet und Systemgrenze. Die fachliche Grenze liegt dort, wo Lernende eine Zahl ohne Einheit, Zeitraum oder Erhebungslogik als Beweis nutzen. Die saubere Lesart trennt deshalb Beobachtung, Kausalannahme, Bewertung und Steuerungsfolge. In der Anwendung sollte daraus mindestens eine konkrete Strategie, Prozess, Budget, Zielkonflikt oder Kommunikationsregel abgeleitet werden; sonst bleibt das Wissen erklaerend, aber nicht steuerungsfaehig.</w:t>
+      </w:r>
+    </w:p>
+    <w:p>
+      <w:r>
+        <w:t>Anwendung auf Skript / Folien (Lernseite). In einer Fallanalyse beginnt dieser Punkt nicht mit einer Meinung, sondern mit einer belastbaren Beschreibung. Wer WM-V6 pruefungsnah liest, fragt zuerst nach Wirkungsempfaengern, Wirkraum, Zeitraum und Datenquelle. Erst danach folgt die Bewertung im Referenzrahmen Mensch, Planet, Demokratie, SDGs, Agenda 2030 und SDG+. Profile, Zielkonflikte und offene Punkte werden nebeneinander gefuehrt. Der typische Kurzschluss waere, ambivalente Befunde glaetten, damit eine eindeutige Botschaft entsteht. Genau dagegen setzt die WÖk die Pflicht, Wirkungspotenzial, Wirkungsrisiko und positive Netto-Wirkung begrifflich getrennt zu halten.</w:t>
+      </w:r>
+    </w:p>
+    <w:p>
+      <w:pPr>
+        <w:pStyle w:val="Heading3"/>
+      </w:pPr>
+      <w:r>
+        <w:t>V1-Abschlussnotiz</w:t>
+      </w:r>
+    </w:p>
+    <w:p>
+      <w:r>
+        <w:t>Diese Finalisierung schliesst die Codex-Inhaltsproduktion fuer WM-V6. Offen bleibt nicht der fachliche Kern des Skripts, sondern der naechste Produktionsschritt: Claude setzt daraus die CI/CD-konforme Reader- und PDF-Fassung, prueft Satz, Umbrueche, Medienintegration und Lektorat und markiert erst danach die veroeffentlichte Fassung als freigegeben.</w:t>
       </w:r>
     </w:p>
     <w:sectPr>

--- a/docs/studienskripte/word-rohfassungen/wirkungsmanagement-v6.docx
+++ b/docs/studienskripte/word-rohfassungen/wirkungsmanagement-v6.docx
@@ -3099,12 +3099,12 @@
     </w:p>
     <w:p>
       <w:r>
-        <w:t>Dieses Skript zu WM-V6 Nebenwirkungen, Rebound, Zielkonflikte und Wirkungsgrenzen ist als Langformtext angelegt: Es soll nicht nur die Vorlesung begleiten, sondern als eigenstaendiges Studienmaterial funktionieren. Wer es liest, soll den fachlichen Kern, die WÖk-Terminologie, die Quellenlogik, die Tabellen, die Modellformeln, die Fallfenster und die oeffentlichen Verstaendnisfragen zusammenfuehren koennen. Die geschuetzte Pruefungslogik bleibt davon getrennt in der Akademie-App.</w:t>
-      </w:r>
-    </w:p>
-    <w:p>
-      <w:r>
-        <w:t>Fuer den Abschluss ist entscheidend, dass Nebenwirkungen, Rebound, Zielkonflikte und Wirkungsgrenzen im Feld Wirkungsmanagement nicht als Einzelthema stehen bleibt. Die Vorlesung traegt zur gemeinsamen Architektur bei: Managementpraxis, Verantwortungsarchitektur und organisationale Lernschleifen. Daraus folgt eine Lesehaltung, die streng und praktisch zugleich ist. Sie fragt nach belastbaren Begriffen, nach Empfaengern und Wirkpfaden, nach Unsicherheit, nach nicht kompensierbaren Grenzen und nach Rueckkopplung in reale Entscheidungen.</w:t>
+        <w:t>Dieses Skript zu WM-V6 Nebenwirkungen, Rebound, Zielkonflikte und Wirkungsgrenzen ist als Langformtext angelegt. Es fuehrt die Vorlesung, die Begriffe, die Fallfenster, die Tabellen, die Modellformeln, die Mini-Quiz-Fragen, die Quellenlogik und den Rueckfluss in den WOE-Korpus zusammen. Die geschuetzte Antwortlogik bleibt davon getrennt in der Akademie-App.</w:t>
+      </w:r>
+    </w:p>
+    <w:p>
+      <w:r>
+        <w:t>Der Abschluss liest Nebenwirkungen, Rebound, Zielkonflikte und Wirkungsgrenzen im Feld Wirkungsmanagement. Der Massstab bleibt neutral und relational: Wirkung bedeutet tatsaechliche Zustandsveraenderung. Wirkungspotenzial beschreibt plausible Moeglichkeit. Wirkungsrisiko beschreibt moegliche negative Veraenderung. Wenn eine Zielgroesse gemeint ist, geht es um positive Netto-Wirkung. Genau diese Trennung entscheidet, ob das Skript fachlich traegt.</w:t>
       </w:r>
     </w:p>
     <w:p>
@@ -3112,7 +3112,7 @@
         <w:pStyle w:val="Heading3"/>
       </w:pPr>
       <w:r>
-        <w:t>Abschlussmatrix fuer die Anwendung</w:t>
+        <w:t>Abschlussmatrix</w:t>
       </w:r>
     </w:p>
     <w:tbl>
@@ -3138,7 +3138,7 @@
               <w:rPr>
                 <w:b/>
               </w:rPr>
-              <w:t>Ebene</w:t>
+              <w:t>Pruefebene</w:t>
             </w:r>
           </w:p>
         </w:tc>
@@ -3166,7 +3166,7 @@
               <w:rPr>
                 <w:b/>
               </w:rPr>
-              <w:t>Qualitaetsgrenze</w:t>
+              <w:t>Grenze</w:t>
             </w:r>
           </w:p>
         </w:tc>
@@ -3190,7 +3190,7 @@
           </w:tcPr>
           <w:p>
             <w:r>
-              <w:t>Wirkung, Wirkungspotenzial und Wirkungsrisiko werden im Kontext der Vorlesung getrennt.</w:t>
+              <w:t>Wirkung, Wirkungspotenzial, Wirkungsrisiko und positive Netto-Wirkung getrennt lesen.</w:t>
             </w:r>
           </w:p>
         </w:tc>
@@ -3201,7 +3201,7 @@
           </w:tcPr>
           <w:p>
             <w:r>
-              <w:t>keine Absicht als Wirkung ausgeben</w:t>
+              <w:t>Keine Absicht als Wirkung ausgeben.</w:t>
             </w:r>
           </w:p>
         </w:tc>
@@ -3225,7 +3225,7 @@
           </w:tcPr>
           <w:p>
             <w:r>
-              <w:t>Ausloeser, Mechanismus, Wirkungsempfaenger, Zustand und Rueckkopplung werden sichtbar.</w:t>
+              <w:t>Ausloeser, Mechanismus, Empfaenger, Zustand und Rueckkopplung verbinden.</w:t>
             </w:r>
           </w:p>
         </w:tc>
@@ -3236,7 +3236,7 @@
           </w:tcPr>
           <w:p>
             <w:r>
-              <w:t>keine lineare Erfolgsgeschichte erfinden</w:t>
+              <w:t>Keine lineare Erfolgsgeschichte erfinden.</w:t>
             </w:r>
           </w:p>
         </w:tc>
@@ -3249,7 +3249,7 @@
           </w:tcPr>
           <w:p>
             <w:r>
-              <w:t>Daten</w:t>
+              <w:t>Evidenz</w:t>
             </w:r>
           </w:p>
         </w:tc>
@@ -3260,7 +3260,7 @@
           </w:tcPr>
           <w:p>
             <w:r>
-              <w:t>Quellen, Datenqualitaet, Unsicherheit und Aktualitaet werden benannt.</w:t>
+              <w:t>Managementroutine, Stakeholder-Rueckmeldung, Prozessdaten, Entscheidungsprotokoll und Lernschleife pruefen.</w:t>
             </w:r>
           </w:p>
         </w:tc>
@@ -3271,7 +3271,7 @@
           </w:tcPr>
           <w:p>
             <w:r>
-              <w:t>keine Scheingenauigkeit erzeugen</w:t>
+              <w:t>Keine Scheingenauigkeit erzeugen.</w:t>
             </w:r>
           </w:p>
         </w:tc>
@@ -3295,7 +3295,7 @@
           </w:tcPr>
           <w:p>
             <w:r>
-              <w:t>SDGs, Agenda 2030, SDG+ und WÖk-Schutzlinien bilden den Referenzrahmen.</w:t>
+              <w:t>SDGs, Agenda 2030, SDG+, Nichtkompensation und Reverse Merit Order passend einsetzen.</w:t>
             </w:r>
           </w:p>
         </w:tc>
@@ -3306,7 +3306,7 @@
           </w:tcPr>
           <w:p>
             <w:r>
-              <w:t>keine Durchschnittslogik gegen rote Linien</w:t>
+              <w:t>Keine Durchschnittslogik gegen rote Linien.</w:t>
             </w:r>
           </w:p>
         </w:tc>
@@ -3330,7 +3330,7 @@
           </w:tcPr>
           <w:p>
             <w:r>
-              <w:t>Die Bewertung fuehrt zu Entscheidung, Budget, Prozess, Kommunikation oder Korrektur.</w:t>
+              <w:t>Ergebnis in Strategie, Prozess, Budget, Verantwortlichkeit oder Kommunikationsregel uebersetzen.</w:t>
             </w:r>
           </w:p>
         </w:tc>
@@ -3341,7 +3341,7 @@
           </w:tcPr>
           <w:p>
             <w:r>
-              <w:t>kein Reporting ohne Rueckkopplung</w:t>
+              <w:t>Kein Reporting ohne Rueckkopplung.</w:t>
             </w:r>
           </w:p>
         </w:tc>
@@ -3353,132 +3353,107 @@
         <w:pStyle w:val="Heading3"/>
       </w:pPr>
       <w:r>
-        <w:t>Abschlusskommentar 1: Lesen, pruefen, rueckkoppeln</w:t>
-      </w:r>
-    </w:p>
-    <w:p>
-      <w:r>
-        <w:t>Die folgende Verdichtung fuehrt die vorhandenen Kapitel nicht als Wiederholung, sondern als Anwendung zusammen. Wirkungskompetenz entsteht, wenn dieselbe begriffliche Strenge in Fallanalyse, Datenarbeit, Kommunikation, Governance und Entscheidungspraxis wiedererkannt wird.</w:t>
-      </w:r>
-    </w:p>
-    <w:p>
-      <w:r>
-        <w:t>Begriffliche Schaerfung. Der Abschnitt Lernziele ist in WM-V6 kein Zusatzwissen, sondern ein Pruefstein fuer die Grundfrage des Skripts: Was veraendert sich, bei wem, wodurch und mit welcher Rueckkopplung? Fuer Nebenwirkungen, Rebound, Zielkonflikte und Wirkungsgrenzen wird daran sichtbar, dass praezise Sprache die erste Sicherung gegen Impact-Washing bildet. Die fachliche Grenze liegt dort, wo Lernende Output, Reichweite, Absicht und Wirkung in einem Satz vermischen. Die saubere Lesart trennt deshalb Beobachtung, Kausalannahme, Bewertung und Steuerungsfolge. In der Anwendung sollte daraus mindestens eine konkrete Strategie, Prozess, Budget, Zielkonflikt oder Kommunikationsregel abgeleitet werden; sonst bleibt das Wissen erklaerend, aber nicht steuerungsfaehig.</w:t>
-      </w:r>
-    </w:p>
-    <w:p>
-      <w:r>
-        <w:t>Anwendung auf Einleitung / Wirkungsfrage. In einer Fallanalyse beginnt dieser Punkt nicht mit einer Meinung, sondern mit einer belastbaren Beschreibung. Wer WM-V6 pruefungsnah liest, fragt zuerst nach Wirkungsempfaengern, Wirkraum, Zeitraum und Datenquelle. Erst danach folgt die Bewertung im Referenzrahmen Mensch, Planet, Demokratie, SDGs, Agenda 2030 und SDG+. Mindestens ein direkter und ein indirekter Wirkpfad muessen nachvollziehbar sein. Der typische Kurzschluss waere, nur die Massnahme selbst bewerten und indirekte Empfaenger ausblenden. Genau dagegen setzt die WÖk die Pflicht, Wirkungspotenzial, Wirkungsrisiko und positive Netto-Wirkung begrifflich getrennt zu halten.</w:t>
-      </w:r>
-    </w:p>
-    <w:p>
-      <w:r>
-        <w:t>Evidenzregel. Kernaussage darf im Skript nicht als dekorativer Begriff stehen bleiben. Der Abschnitt traegt nur dann, wenn er eine pruefbare Aussage erlaubt: Welche Quelle stuetzt die Annahme, welche Unsicherheit bleibt offen und welche Gegenbeobachtung wuerde die Bewertung veraendern? Fuer Nebenwirkungen, Rebound, Zielkonflikte und Wirkungsgrenzen heisst das, dass jede Bewertung nur so belastbar ist wie Datenlage, Quellenstatus, Aktualitaet und Systemgrenze. Die Studierenden sollen nicht lernen, einen Score nachzusprechen. Sie sollen erkennen, wann ein Score klaert, wann er verdeckt und wann eine rote Linie die Durchschnittslogik stoppt.</w:t>
-      </w:r>
-    </w:p>
-    <w:p>
-      <w:r>
-        <w:t>Fallfenster zur Anwendung. Ein Controlling-Team moechte einen Score bilden. Das Skript verlangt, dass Datenqualitaet, Systemgrenzen, Gewichtung, Unsicherheit und Nichtkompensation sichtbar bleiben. Ein Score darf die Diskussion nicht beenden, sondern muss bessere Fragen, Priorisierung und Rueckkopplung ermoeglichen. Bezogen auf Nebenwirkungen, Rebound, Zielkonflikte und Wirkungsgrenzen heisst das: Die Analyse muss das konkrete Thema ernst nehmen und zugleich den allgemeinen WÖk-Massstab halten. Es geht nicht darum, Akteure moralisch zu sortieren. Es geht darum, Wirkpfade, Wirkungsempfaenger, Datenqualitaet, Risiken und Rueckkopplung so zu beschreiben, dass bessere Entscheidungen moeglich werden.</w:t>
-      </w:r>
-    </w:p>
-    <w:p>
-      <w:r>
-        <w:t>Transfer in Wirkungsmanagement. Quelltext und fachliche Grundlegung verbindet die inhaltliche Deutung mit der spaeteren Praxis. Eine Organisation kann zu Nebenwirkungen, Rebound, Zielkonflikte und Wirkungsgrenzen sehr ueberzeugend kommunizieren und trotzdem an eine Methodik einzufuehren, ohne Entscheidungsmacht, Datenpflichten und Korrekturroutinen mitzudenken scheitern. Darum muss die V1-Fassung immer auch nach Governance fragen: Wer erhebt Daten, wer bewertet sie, wer traegt die Folgen, wer kann widersprechen und wann wird eine Entscheidung korrigiert? Profile, Zielkonflikte und offene Punkte werden nebeneinander gefuehrt. So wird aus einem Lehrkapitel eine verantwortbare Arbeitsroutine.</w:t>
-      </w:r>
-    </w:p>
-    <w:p>
-      <w:r>
-        <w:t>Grenze gegen Scheingenauigkeit. Gerade bei Einstieg / Wirkungsfrage ist Praezision wichtiger als grosse Begriffe. Eine Wirkungsaussage bleibt schwach, wenn sie nur Aktivitaet, Reichweite, Absicht oder Image beschreibt. Stark wird sie erst, wenn sie die Zustandsveraenderung und ihre Bedingungen offenlegt. In WM-V6 ist deshalb entscheidend, schwere zentrale Schaeden nicht durch beliebige positive Einzelwerte neutralisiert werden duerfen. Die Fehlerlinie verlaeuft nicht zwischen Optimismus und Pessimismus, sondern zwischen offengelegter Unsicherheit und rhetorischer Sicherheit ohne Pruefpfad.</w:t>
-      </w:r>
-    </w:p>
-    <w:p>
-      <w:r>
-        <w:t>Pruefungsnahe Transferfrage. Formuliere zu WM-V6 eine Wirkungsaussage in drei Saetzen: Erstens den beobachteten oder plausiblen Zustand, zweitens die Daten- oder Quellenlage, drittens die offene Unsicherheit samt Rueckkopplung. Die Antwort muss ohne moralische Personenbewertung auskommen und darf Reichweite nicht mit Wirkung verwechseln.</w:t>
-      </w:r>
-    </w:p>
-    <w:p>
-      <w:r>
-        <w:t>Pruefungsnahe Lesart. Aus Video-/Audio-Vorlesung laesst sich eine gute Transferfrage ableiten: Welche Entscheidung waere falsch, wenn dieser Abschnitt missverstanden wird? Fuer Nebenwirkungen, Rebound, Zielkonflikte und Wirkungsgrenzen lautet die Antwort meist nicht einfach "mehr Wirkung", sondern genauer: bessere Unterscheidung, sauberere Daten, klarere Schutzlinie und rueckgekoppelte Steuerung. Jeder Analyseblock fragt nach der Routine, die nach der Bewertung angepasst wird. Wer das im Fall anwenden kann, hat den Kern der Vorlesung verstanden; wer nur Definitionen wiederholt, bleibt unter dem Anspruch der Akademie.</w:t>
-      </w:r>
-    </w:p>
-    <w:p>
-      <w:r>
-        <w:t>Fallfenster zur Anwendung. Ein Kommunikationsbericht nennt viele Aktivitaeten, Reichweiten und Rueckmeldungen. Die V1-Pruefung fragt, ob daraus eine belastbare Wirkungsaussage folgt. Wenn nur Kontakte, Klicks oder Zustimmung vorliegen, bleibt die Aussage im Bereich Wirkungspotenzial oder Resonanz, nicht im Bereich nachgewiesener Wirkung. Bezogen auf Nebenwirkungen, Rebound, Zielkonflikte und Wirkungsgrenzen heisst das: Die Analyse muss das konkrete Thema ernst nehmen und zugleich den allgemeinen WÖk-Massstab halten. Es geht nicht darum, Akteure moralisch zu sortieren. Es geht darum, Wirkpfade, Wirkungsempfaenger, Datenqualitaet, Risiken und Rueckkopplung so zu beschreiben, dass bessere Entscheidungen moeglich werden.</w:t>
-      </w:r>
-    </w:p>
-    <w:p>
-      <w:r>
-        <w:t>Governance. Der Abschnitt Transkript (Gerüst) ist in WM-V6 kein Zusatzwissen, sondern ein Pruefstein fuer die Grundfrage des Skripts: Was veraendert sich, bei wem, wodurch und mit welcher Rueckkopplung? Fuer Nebenwirkungen, Rebound, Zielkonflikte und Wirkungsgrenzen wird daran sichtbar, dass Wirkungsbewertung Verfahren, Rechte, Transparenz und Korrektur braucht. Die fachliche Grenze liegt dort, wo Lernende Bewertung als technokratische Top-down-Setzung verstehen. Die saubere Lesart trennt deshalb Beobachtung, Kausalannahme, Bewertung und Steuerungsfolge. In der Anwendung sollte daraus mindestens eine konkrete Strategie, Prozess, Budget, Zielkonflikt oder Kommunikationsregel abgeleitet werden; sonst bleibt das Wissen erklaerend, aber nicht steuerungsfaehig.</w:t>
-      </w:r>
-    </w:p>
-    <w:p>
-      <w:r>
-        <w:t>Anwendung auf Skript / Folien (Lernseite). In einer Fallanalyse beginnt dieser Punkt nicht mit einer Meinung, sondern mit einer belastbaren Beschreibung. Wer WM-V6 pruefungsnah liest, fragt zuerst nach Wirkungsempfaengern, Wirkraum, Zeitraum und Datenquelle. Erst danach folgt die Bewertung im Referenzrahmen Mensch, Planet, Demokratie, SDGs, Agenda 2030 und SDG+. Pruefungsfragen verbinden Begriff, Anwendung, Evidenz und rote Linie. Der typische Kurzschluss waere, reines Auswendiglernen als Kompetenznachweis behandeln. Genau dagegen setzt die WÖk die Pflicht, Wirkungspotenzial, Wirkungsrisiko und positive Netto-Wirkung begrifflich getrennt zu halten.</w:t>
-      </w:r>
-    </w:p>
-    <w:p>
-      <w:r>
-        <w:t>Evidenzregel. Transferaufgabe darf im Skript nicht als dekorativer Begriff stehen bleiben. Der Abschnitt traegt nur dann, wenn er eine pruefbare Aussage erlaubt: Welche Quelle stuetzt die Annahme, welche Unsicherheit bleibt offen und welche Gegenbeobachtung wuerde die Bewertung veraendern? Fuer Nebenwirkungen, Rebound, Zielkonflikte und Wirkungsgrenzen heisst das, dass WÖk-Begriffe im Alltag nur tragen, wenn sie in Routinen uebersetzt werden. Die Studierenden sollen nicht lernen, einen Score nachzusprechen. Sie sollen erkennen, wann ein Score klaert, wann er verdeckt und wann eine rote Linie die Durchschnittslogik stoppt.</w:t>
-      </w:r>
-    </w:p>
-    <w:p>
-      <w:r>
-        <w:t>Fallfenster zur Anwendung. Eine Organisation plant eine Massnahme und formuliert dazu eine positive Absicht. In der WÖk reicht das nicht. Fuer diese Vorlesung muss sichtbar werden, welche Zustandsveraenderung erwartet wird, welche Empfaenger direkt oder indirekt betroffen sind, welche Nebenwirkungen entstehen koennen und welche Entscheidung spaeter korrigiert wird. Bezogen auf Nebenwirkungen, Rebound, Zielkonflikte und Wirkungsgrenzen heisst das: Die Analyse muss das konkrete Thema ernst nehmen und zugleich den allgemeinen WÖk-Massstab halten. Es geht nicht darum, Akteure moralisch zu sortieren. Es geht darum, Wirkpfade, Wirkungsempfaenger, Datenqualitaet, Risiken und Rueckkopplung so zu beschreiben, dass bessere Entscheidungen moeglich werden.</w:t>
-      </w:r>
-    </w:p>
-    <w:p>
-      <w:r>
-        <w:t>Transfer in Wirkungsmanagement. Praxisbeispiel verbindet die inhaltliche Deutung mit der spaeteren Praxis. Eine Organisation kann zu Nebenwirkungen, Rebound, Zielkonflikte und Wirkungsgrenzen sehr ueberzeugend kommunizieren und trotzdem an eine Methodik einzufuehren, ohne Entscheidungsmacht, Datenpflichten und Korrekturroutinen mitzudenken scheitern. Darum muss die V1-Fassung immer auch nach Governance fragen: Wer erhebt Daten, wer bewertet sie, wer traegt die Folgen, wer kann widersprechen und wann wird eine Entscheidung korrigiert? Gute Kommunikation unterscheidet Befund, Annahme und normative Bewertung. So wird aus einem Lehrkapitel eine verantwortbare Arbeitsroutine.</w:t>
-      </w:r>
-    </w:p>
-    <w:p>
-      <w:r>
-        <w:t>Pruefungsnahe Transferfrage. Formuliere zu WM-V6 eine Wirkungsaussage in drei Saetzen: Erstens den beobachteten oder plausiblen Zustand, zweitens die Daten- oder Quellenlage, drittens die offene Unsicherheit samt Rueckkopplung. Die Antwort muss ohne moralische Personenbewertung auskommen und darf Reichweite nicht mit Wirkung verwechseln.</w:t>
-      </w:r>
-    </w:p>
-    <w:p>
-      <w:r>
-        <w:t>Grenze gegen Scheingenauigkeit. Gerade bei Wirkungsökonomische Vertiefung ist Praezision wichtiger als grosse Begriffe. Eine Wirkungsaussage bleibt schwach, wenn sie nur Aktivitaet, Reichweite, Absicht oder Image beschreibt. Stark wird sie erst, wenn sie die Zustandsveraenderung und ihre Bedingungen offenlegt. In WM-V6 ist deshalb entscheidend, jede Wirkungsaussage eine Grenze zieht und diese Grenze begruenden muss. Die Fehlerlinie verlaeuft nicht zwischen Optimismus und Pessimismus, sondern zwischen offengelegter Unsicherheit und rhetorischer Sicherheit ohne Pruefpfad.</w:t>
-      </w:r>
-    </w:p>
-    <w:p>
-      <w:r>
-        <w:t>Pruefungsnahe Lesart. Aus Prüfungsrelevanz laesst sich eine gute Transferfrage ableiten: Welche Entscheidung waere falsch, wenn dieser Abschnitt missverstanden wird? Fuer Nebenwirkungen, Rebound, Zielkonflikte und Wirkungsgrenzen lautet die Antwort meist nicht einfach "mehr Wirkung", sondern genauer: bessere Unterscheidung, sauberere Daten, klarere Schutzlinie und rueckgekoppelte Steuerung. Szenarien pruefen Sofortwirkung, Folgewirkung und Reversibilitaet getrennt. Wer das im Fall anwenden kann, hat den Kern der Vorlesung verstanden; wer nur Definitionen wiederholt, bleibt unter dem Anspruch der Akademie.</w:t>
-      </w:r>
-    </w:p>
-    <w:p>
-      <w:r>
-        <w:t>Fallfenster zur Anwendung. Eine Fuehrungsentscheidung erzeugt zugleich Nutzen und Risiken. Die WÖk behandelt Ambivalenz nicht als Stoerung, sondern als Kern der Analyse. Positive Netto-Wirkung darf erst behauptet werden, wenn zentrale negative Wirkungen getrennt geprueft und rote Linien gewahrt sind. Bezogen auf Nebenwirkungen, Rebound, Zielkonflikte und Wirkungsgrenzen heisst das: Die Analyse muss das konkrete Thema ernst nehmen und zugleich den allgemeinen WÖk-Massstab halten. Es geht nicht darum, Akteure moralisch zu sortieren. Es geht darum, Wirkpfade, Wirkungsempfaenger, Datenqualitaet, Risiken und Rueckkopplung so zu beschreiben, dass bessere Entscheidungen moeglich werden.</w:t>
-      </w:r>
-    </w:p>
-    <w:p>
-      <w:r>
-        <w:t>Betroffenenperspektive. Der Abschnitt Lernziele ist in WM-V6 kein Zusatzwissen, sondern ein Pruefstein fuer die Grundfrage des Skripts: Was veraendert sich, bei wem, wodurch und mit welcher Rueckkopplung? Fuer Nebenwirkungen, Rebound, Zielkonflikte und Wirkungsgrenzen wird daran sichtbar, dass Wirkung nicht am Sender, sondern an veraenderten Zustanden der Empfaenger geprueft wird. Die fachliche Grenze liegt dort, wo Lernende interne Erfolgskennzahlen mit gesellschaftlicher Wirkung verwechseln. Die saubere Lesart trennt deshalb Beobachtung, Kausalannahme, Bewertung und Steuerungsfolge. In der Anwendung sollte daraus mindestens eine konkrete Strategie, Prozess, Budget, Zielkonflikt oder Kommunikationsregel abgeleitet werden; sonst bleibt das Wissen erklaerend, aber nicht steuerungsfaehig.</w:t>
-      </w:r>
-    </w:p>
-    <w:p>
-      <w:r>
-        <w:t>Anwendung auf Einleitung / Wirkungsfrage. In einer Fallanalyse beginnt dieser Punkt nicht mit einer Meinung, sondern mit einer belastbaren Beschreibung. Wer WM-V6 pruefungsnah liest, fragt zuerst nach Wirkungsempfaengern, Wirkraum, Zeitraum und Datenquelle. Erst danach folgt die Bewertung im Referenzrahmen Mensch, Planet, Demokratie, SDGs, Agenda 2030 und SDG+. Jede Schlussfolgerung endet mit Entscheidung, Verantwortlichkeit und Termin fuer Rueckpruefung. Der typische Kurzschluss waere, Befunde sammeln, ohne Ressourcen oder Regeln zu veraendern. Genau dagegen setzt die WÖk die Pflicht, Wirkungspotenzial, Wirkungsrisiko und positive Netto-Wirkung begrifflich getrennt zu halten.</w:t>
-      </w:r>
-    </w:p>
-    <w:p>
-      <w:r>
-        <w:t>Evidenzregel. Kernaussage darf im Skript nicht als dekorativer Begriff stehen bleiben. Der Abschnitt traegt nur dann, wenn er eine pruefbare Aussage erlaubt: Welche Quelle stuetzt die Annahme, welche Unsicherheit bleibt offen und welche Gegenbeobachtung wuerde die Bewertung veraendern? Fuer Nebenwirkungen, Rebound, Zielkonflikte und Wirkungsgrenzen heisst das, dass WÖk-Aussagen mit bestehenden Begriffen, Studien, Standards und Rechtsrahmen in Beziehung stehen muessen. Die Studierenden sollen nicht lernen, einen Score nachzusprechen. Sie sollen erkennen, wann ein Score klaert, wann er verdeckt und wann eine rote Linie die Durchschnittslogik stoppt.</w:t>
-      </w:r>
-    </w:p>
-    <w:p>
-      <w:r>
-        <w:t>Fallfenster zur Anwendung. Ein Controlling-Team moechte einen Score bilden. Das Skript verlangt, dass Datenqualitaet, Systemgrenzen, Gewichtung, Unsicherheit und Nichtkompensation sichtbar bleiben. Ein Score darf die Diskussion nicht beenden, sondern muss bessere Fragen, Priorisierung und Rueckkopplung ermoeglichen. Bezogen auf Nebenwirkungen, Rebound, Zielkonflikte und Wirkungsgrenzen heisst das: Die Analyse muss das konkrete Thema ernst nehmen und zugleich den allgemeinen WÖk-Massstab halten. Es geht nicht darum, Akteure moralisch zu sortieren. Es geht darum, Wirkpfade, Wirkungsempfaenger, Datenqualitaet, Risiken und Rueckkopplung so zu beschreiben, dass bessere Entscheidungen moeglich werden.</w:t>
-      </w:r>
-    </w:p>
-    <w:p>
-      <w:r>
-        <w:t>Pruefungsnahe Transferfrage. Formuliere zu WM-V6 eine Wirkungsaussage in drei Saetzen: Erstens den beobachteten oder plausiblen Zustand, zweitens die Daten- oder Quellenlage, drittens die offene Unsicherheit samt Rueckkopplung. Die Antwort muss ohne moralische Personenbewertung auskommen und darf Reichweite nicht mit Wirkung verwechseln.</w:t>
-      </w:r>
-    </w:p>
-    <w:p>
-      <w:r>
-        <w:t>Transfer in Wirkungsmanagement. Quelltext und fachliche Grundlegung verbindet die inhaltliche Deutung mit der spaeteren Praxis. Eine Organisation kann zu Nebenwirkungen, Rebound, Zielkonflikte und Wirkungsgrenzen sehr ueberzeugend kommunizieren und trotzdem an eine Methodik einzufuehren, ohne Entscheidungsmacht, Datenpflichten und Korrekturroutinen mitzudenken scheitern. Darum muss die V1-Fassung immer auch nach Governance fragen: Wer erhebt Daten, wer bewertet sie, wer traegt die Folgen, wer kann widersprechen und wann wird eine Entscheidung korrigiert? Die Analyse markiert Stoppsignale vor jeder Portfolio- oder Score-Debatte. So wird aus einem Lehrkapitel eine verantwortbare Arbeitsroutine.</w:t>
+        <w:t>Schlussvertiefung 1: Nebenwirkungen, Rebound, Zielkonflikte und Wirkungsgrenzen im Anwendungsfall</w:t>
+      </w:r>
+    </w:p>
+    <w:p>
+      <w:r>
+        <w:t>Die folgenden Abschnitte sind keine neue Pruefungsloesung. Sie verdichten die vorhandenen Kapitel zu einer Lesart, mit der Studierende einen Fall selbststaendig analysieren koennen. Im Mittelpunkt stehen Bewertungsgrenzen, Nichtkompensation, Reverse Merit Order und positive Netto-Wirkung, nicht moralische Personenbewertung.</w:t>
+      </w:r>
+    </w:p>
+    <w:p>
+      <w:r>
+        <w:t>Begriffliche Schlussklaerung. Einleitung / Wirkungsfrage zeigt, warum Nebenwirkungen, Rebound, Zielkonflikte und Wirkungsgrenzen mehr ist als ein Schlagwort im Feld Bewertungsgrenzen, Nichtkompensation, Reverse Merit Order und positive Netto-Wirkung. Die wirkungsoekonomische Frage lautet: Welche reale Veraenderung wird moeglich, welche bleibt nur Potenzial und wo entsteht ein Wirkungsrisiko? Diese Unterscheidung schuetzt vor Impact-Washing, weil sie Absicht, Aktivitaet, Reichweite und Wirkung auseinanderhaelt.</w:t>
+      </w:r>
+    </w:p>
+    <w:p>
+      <w:r>
+        <w:t>Eine Kommune, ein Unternehmen oder eine Bildungsorganisation will Nebenwirkungen, Rebound, Zielkonflikte und Wirkungsgrenzen praktisch anwenden. Der erste Schritt ist nicht die Auswahl eines Instruments, sondern die Klaerung der Zustandsveraenderung. Bei Einleitung / Wirkungsfrage muss deshalb benannt werden, wer betroffen ist, welcher Zustand sich veraendert, welche Frist gilt und welche Gegenbeobachtung die Annahme widerlegen wuerde. Erst danach entsteht eine begruendete Entscheidung im Feld Strategie, Prozess, Budget, Verantwortlichkeit oder Kommunikationsregel.</w:t>
+      </w:r>
+    </w:p>
+    <w:p>
+      <w:r>
+        <w:t>Wirkpfad und Empfaenger. In WM-V6 muss Kernaussage immer mit Empfaengern gelesen werden. Wirkung entsteht nicht beim Sender, sondern an veraenderten Zustaenden von Menschen, Oekosystemen, Institutionen, Oeffentlichkeit oder kuenftigen Handlungsspielraeumen. Darum reicht es nicht, interne Aktivitaeten zu dokumentieren. Entscheidend ist, ob sich ein Zustand nachvollziehbar veraendert und ob diese Veraenderung im Referenzrahmen Mensch, Planet, Demokratie, SDGs, Agenda 2030 und SDG+ tragfaehig bewertet werden kann.</w:t>
+      </w:r>
+    </w:p>
+    <w:p>
+      <w:r>
+        <w:t>Ein Bericht behauptet, die Massnahme zu Nebenwirkungen, Rebound, Zielkonflikte und Wirkungsgrenzen sei erfolgreich. Die WOE-Lesart fragt bei Kernaussage nach belastbaren Nachweisen: Managementroutine, Stakeholder-Rueckmeldung, Prozessdaten, Entscheidungsprotokoll und Lernschleife. Wenn diese Nachweise fehlen, bleibt die Aussage Wirkungspotenzial oder Kommunikationsbehauptung. Sie kann wichtig sein, aber sie ist noch keine belegte Wirkung.</w:t>
+      </w:r>
+    </w:p>
+    <w:p>
+      <w:r>
+        <w:t>Daten, Quellen und Evidenz. Wissenschaftliche Anschlussfaehigkeit entsteht hier durch Quellenklarheit. Bei Quelltext und fachliche Grundlegung werden interne WOE-Begriffe nicht als Ersatz fuer Belege benutzt, sondern mit WOE-Bewertungslogik, SDG+, rote Linien, NWI/T-SROI-Abgrenzung und Schutzgueter verbunden. Wo die Datenlage offen bleibt, wird das offengelegt. Wo eine Aussage nur plausibel ist, bleibt sie als Wirkungspotenzial markiert. Wo ein Schaden eine rote Linie beruehrt, greift Nichtkompensation vor Durchschnittslogik.</w:t>
+      </w:r>
+    </w:p>
+    <w:p>
+      <w:r>
+        <w:t>In einer kontroversen Entscheidung wirkt Quelltext und fachliche Grundlegung als Pruefpunkt fuer Ambivalenz. Ein Nutzen fuer eine Gruppe kann mit Risiken fuer andere Wirkungsempfaenger einhergehen. Das Skript verlangt deshalb, positive und negative Zustandsveraenderungen getrennt zu fuehren, bevor von positiver Netto-Wirkung gesprochen wird.</w:t>
+      </w:r>
+    </w:p>
+    <w:p>
+      <w:r>
+        <w:t>Bewertung und rote Linien. In Wirkungsmanagement wird Einstieg / Wirkungsfrage erst steuerungsfaehig, wenn daraus eine Entscheidung folgt. Fuehrung, Strategie, Controlling, Einkauf, Kommunikation und Kultur muessen denselben Wirkungsbegriff verwenden. Ohne diese Rueckkopplung bleibt Reporting eine Beschreibung. Mit Rueckkopplung wird aus Bewertung eine veraenderte Routine: ein anderer Prozess, ein geaenderter Anreiz, eine bessere Datenpflicht, eine korrigierte Kommunikation oder eine neue Priorisierung.</w:t>
+      </w:r>
+    </w:p>
+    <w:p>
+      <w:r>
+        <w:t>Die typische Fehlstelle bei Nebenwirkungen, Rebound, Zielkonflikte und Wirkungsgrenzen liegt darin, schwere Schaeden mit bequemen Pluspunkten zu verrechnen. Bei Einstieg / Wirkungsfrage wird diese Fehlstelle konkret: Ein scheinbar plausibler Befund darf nicht zur Abkuerzung werden. Quellen, Systemgrenzen, Unsicherheit und Rueckkopplung bleiben sichtbar.</w:t>
+      </w:r>
+    </w:p>
+    <w:p>
+      <w:r>
+        <w:t>Kontrollfrage. Welche Entscheidung waere falsch, wenn Einstieg / Wirkungsfrage in WM-V6 missverstanden wird? Die Antwort muss mindestens eine Daten- oder Quellenannahme, eine betroffene Gruppe oder Schutzdimension, eine moegliche Nebenwirkung und einen Rueckkopplungsschritt nennen. Richtig ist nicht die lauteste Bewertung, sondern diejenige, die Begriff, Beleg und Steuerungsfolge zusammenhaelt.</w:t>
+      </w:r>
+    </w:p>
+    <w:p>
+      <w:r>
+        <w:t>Steuerung und Rueckkopplung. Die Grenze gegen Scheingenauigkeit verlaeuft bei Skript / Folien (Lernseite) nicht zwischen Optimismus und Pessimismus. Sie verlaeuft zwischen offengelegter Unsicherheit und rhetorischer Sicherheit. Wer Nebenwirkungen, Rebound, Zielkonflikte und Wirkungsgrenzen belastbar anwenden will, benennt Systemgrenze, Zeitraum, Vergleichspunkt und offene Gegenhypothese. Gerade dadurch bleibt das Skript anschlussfaehig fuer Forschung, Praxis und spaetere Revision.</w:t>
+      </w:r>
+    </w:p>
+    <w:p>
+      <w:r>
+        <w:t>Fuer die Pruefung ist Skript / Folien (Lernseite) dann verstanden, wenn daraus eine belastbare Fallantwort entsteht. Eine gute Antwort unterscheidet Beobachtung, Kausalannahme, Bewertung und Steuerungsfolge. Sie bewertet keine Menschen, sondern Wirkpfade, Zustandsveraenderungen, Risiken und institutionelle Bedingungen.</w:t>
+      </w:r>
+    </w:p>
+    <w:p>
+      <w:r>
+        <w:t>Pruefungsnahe Anwendung. Transferaufgabe zeigt, warum Nebenwirkungen, Rebound, Zielkonflikte und Wirkungsgrenzen mehr ist als ein Schlagwort im Feld Bewertungsgrenzen, Nichtkompensation, Reverse Merit Order und positive Netto-Wirkung. Die wirkungsoekonomische Frage lautet: Welche reale Veraenderung wird moeglich, welche bleibt nur Potenzial und wo entsteht ein Wirkungsrisiko? Diese Unterscheidung schuetzt vor Impact-Washing, weil sie Absicht, Aktivitaet, Reichweite und Wirkung auseinanderhaelt.</w:t>
+      </w:r>
+    </w:p>
+    <w:p>
+      <w:r>
+        <w:t>Eine Kommune, ein Unternehmen oder eine Bildungsorganisation will Nebenwirkungen, Rebound, Zielkonflikte und Wirkungsgrenzen praktisch anwenden. Der erste Schritt ist nicht die Auswahl eines Instruments, sondern die Klaerung der Zustandsveraenderung. Bei Transferaufgabe muss deshalb benannt werden, wer betroffen ist, welcher Zustand sich veraendert, welche Frist gilt und welche Gegenbeobachtung die Annahme widerlegen wuerde. Erst danach entsteht eine begruendete Entscheidung im Feld Strategie, Prozess, Budget, Verantwortlichkeit oder Kommunikationsregel.</w:t>
+      </w:r>
+    </w:p>
+    <w:p>
+      <w:r>
+        <w:t>Rueckfluss. Fuer den WOE-Korpus bedeutet das: Begriffe aus Nebenwirkungen, Rebound, Zielkonflikte und Wirkungsgrenzen sollten dort geschaerft werden, wo sie in Glossar, Werkzeugen, Journal oder Readern doppeldeutig bleiben. Offene Forschungsfragen werden nicht versteckt. Sie markieren die Stelle, an der spaetere Evidenz, ein besserer Datensatz oder eine praezisere Fallstudie die Bewertung veraendern kann.</w:t>
+      </w:r>
+    </w:p>
+    <w:p>
+      <w:r>
+        <w:t>Transfer in den WOE-Korpus. In WM-V6 muss Praxisbeispiel immer mit Empfaengern gelesen werden. Wirkung entsteht nicht beim Sender, sondern an veraenderten Zustaenden von Menschen, Oekosystemen, Institutionen, Oeffentlichkeit oder kuenftigen Handlungsspielraeumen. Darum reicht es nicht, interne Aktivitaeten zu dokumentieren. Entscheidend ist, ob sich ein Zustand nachvollziehbar veraendert und ob diese Veraenderung im Referenzrahmen Mensch, Planet, Demokratie, SDGs, Agenda 2030 und SDG+ tragfaehig bewertet werden kann.</w:t>
+      </w:r>
+    </w:p>
+    <w:p>
+      <w:r>
+        <w:t>Ein Bericht behauptet, die Massnahme zu Nebenwirkungen, Rebound, Zielkonflikte und Wirkungsgrenzen sei erfolgreich. Die WOE-Lesart fragt bei Praxisbeispiel nach belastbaren Nachweisen: Managementroutine, Stakeholder-Rueckmeldung, Prozessdaten, Entscheidungsprotokoll und Lernschleife. Wenn diese Nachweise fehlen, bleibt die Aussage Wirkungspotenzial oder Kommunikationsbehauptung. Sie kann wichtig sein, aber sie ist noch keine belegte Wirkung.</w:t>
+      </w:r>
+    </w:p>
+    <w:p>
+      <w:r>
+        <w:t>Grenzen der Aussage. Wissenschaftliche Anschlussfaehigkeit entsteht hier durch Quellenklarheit. Bei Wirkungsökonomische Vertiefung werden interne WOE-Begriffe nicht als Ersatz fuer Belege benutzt, sondern mit WOE-Bewertungslogik, SDG+, rote Linien, NWI/T-SROI-Abgrenzung und Schutzgueter verbunden. Wo die Datenlage offen bleibt, wird das offengelegt. Wo eine Aussage nur plausibel ist, bleibt sie als Wirkungspotenzial markiert. Wo ein Schaden eine rote Linie beruehrt, greift Nichtkompensation vor Durchschnittslogik.</w:t>
+      </w:r>
+    </w:p>
+    <w:p>
+      <w:r>
+        <w:t>In einer kontroversen Entscheidung wirkt Wirkungsökonomische Vertiefung als Pruefpunkt fuer Ambivalenz. Ein Nutzen fuer eine Gruppe kann mit Risiken fuer andere Wirkungsempfaenger einhergehen. Das Skript verlangt deshalb, positive und negative Zustandsveraenderungen getrennt zu fuehren, bevor von positiver Netto-Wirkung gesprochen wird.</w:t>
+      </w:r>
+    </w:p>
+    <w:p>
+      <w:r>
+        <w:t>Kontrollfrage. Welche Entscheidung waere falsch, wenn Wirkungsökonomische Vertiefung in WM-V6 missverstanden wird? Die Antwort muss mindestens eine Daten- oder Quellenannahme, eine betroffene Gruppe oder Schutzdimension, eine moegliche Nebenwirkung und einen Rueckkopplungsschritt nennen. Richtig ist nicht die lauteste Bewertung, sondern diejenige, die Begriff, Beleg und Steuerungsfolge zusammenhaelt.</w:t>
       </w:r>
     </w:p>
     <w:p>
@@ -3486,132 +3461,107 @@
         <w:pStyle w:val="Heading3"/>
       </w:pPr>
       <w:r>
-        <w:t>Abschlusskommentar 2: Lesen, pruefen, rueckkoppeln</w:t>
-      </w:r>
-    </w:p>
-    <w:p>
-      <w:r>
-        <w:t>Die folgende Verdichtung fuehrt die vorhandenen Kapitel nicht als Wiederholung, sondern als Anwendung zusammen. Wirkungskompetenz entsteht, wenn dieselbe begriffliche Strenge in Fallanalyse, Datenarbeit, Kommunikation, Governance und Entscheidungspraxis wiedererkannt wird.</w:t>
-      </w:r>
-    </w:p>
-    <w:p>
-      <w:r>
-        <w:t>Grenze gegen Scheingenauigkeit. Gerade bei Einstieg / Wirkungsfrage ist Praezision wichtiger als grosse Begriffe. Eine Wirkungsaussage bleibt schwach, wenn sie nur Aktivitaet, Reichweite, Absicht oder Image beschreibt. Stark wird sie erst, wenn sie die Zustandsveraenderung und ihre Bedingungen offenlegt. In WM-V6 ist deshalb entscheidend, praezise Sprache die erste Sicherung gegen Impact-Washing bildet. Die Fehlerlinie verlaeuft nicht zwischen Optimismus und Pessimismus, sondern zwischen offengelegter Unsicherheit und rhetorischer Sicherheit ohne Pruefpfad.</w:t>
-      </w:r>
-    </w:p>
-    <w:p>
-      <w:r>
-        <w:t>Pruefungsnahe Lesart. Aus Video-/Audio-Vorlesung laesst sich eine gute Transferfrage ableiten: Welche Entscheidung waere falsch, wenn dieser Abschnitt missverstanden wird? Fuer Nebenwirkungen, Rebound, Zielkonflikte und Wirkungsgrenzen lautet die Antwort meist nicht einfach "mehr Wirkung", sondern genauer: bessere Unterscheidung, sauberere Daten, klarere Schutzlinie und rueckgekoppelte Steuerung. Mindestens ein direkter und ein indirekter Wirkpfad muessen nachvollziehbar sein. Wer das im Fall anwenden kann, hat den Kern der Vorlesung verstanden; wer nur Definitionen wiederholt, bleibt unter dem Anspruch der Akademie.</w:t>
-      </w:r>
-    </w:p>
-    <w:p>
-      <w:r>
-        <w:t>Fallfenster zur Anwendung. Ein Kommunikationsbericht nennt viele Aktivitaeten, Reichweiten und Rueckmeldungen. Die V1-Pruefung fragt, ob daraus eine belastbare Wirkungsaussage folgt. Wenn nur Kontakte, Klicks oder Zustimmung vorliegen, bleibt die Aussage im Bereich Wirkungspotenzial oder Resonanz, nicht im Bereich nachgewiesener Wirkung. Bezogen auf Nebenwirkungen, Rebound, Zielkonflikte und Wirkungsgrenzen heisst das: Die Analyse muss das konkrete Thema ernst nehmen und zugleich den allgemeinen WÖk-Massstab halten. Es geht nicht darum, Akteure moralisch zu sortieren. Es geht darum, Wirkpfade, Wirkungsempfaenger, Datenqualitaet, Risiken und Rueckkopplung so zu beschreiben, dass bessere Entscheidungen moeglich werden.</w:t>
-      </w:r>
-    </w:p>
-    <w:p>
-      <w:r>
-        <w:t>Daten- und Quellenklarheit. Der Abschnitt Transkript (Gerüst) ist in WM-V6 kein Zusatzwissen, sondern ein Pruefstein fuer die Grundfrage des Skripts: Was veraendert sich, bei wem, wodurch und mit welcher Rueckkopplung? Fuer Nebenwirkungen, Rebound, Zielkonflikte und Wirkungsgrenzen wird daran sichtbar, dass jede Bewertung nur so belastbar ist wie Datenlage, Quellenstatus, Aktualitaet und Systemgrenze. Die fachliche Grenze liegt dort, wo Lernende eine Zahl ohne Einheit, Zeitraum oder Erhebungslogik als Beweis nutzen. Die saubere Lesart trennt deshalb Beobachtung, Kausalannahme, Bewertung und Steuerungsfolge. In der Anwendung sollte daraus mindestens eine konkrete Strategie, Prozess, Budget, Zielkonflikt oder Kommunikationsregel abgeleitet werden; sonst bleibt das Wissen erklaerend, aber nicht steuerungsfaehig.</w:t>
-      </w:r>
-    </w:p>
-    <w:p>
-      <w:r>
-        <w:t>Anwendung auf Skript / Folien (Lernseite). In einer Fallanalyse beginnt dieser Punkt nicht mit einer Meinung, sondern mit einer belastbaren Beschreibung. Wer WM-V6 pruefungsnah liest, fragt zuerst nach Wirkungsempfaengern, Wirkraum, Zeitraum und Datenquelle. Erst danach folgt die Bewertung im Referenzrahmen Mensch, Planet, Demokratie, SDGs, Agenda 2030 und SDG+. Profile, Zielkonflikte und offene Punkte werden nebeneinander gefuehrt. Der typische Kurzschluss waere, ambivalente Befunde glaetten, damit eine eindeutige Botschaft entsteht. Genau dagegen setzt die WÖk die Pflicht, Wirkungspotenzial, Wirkungsrisiko und positive Netto-Wirkung begrifflich getrennt zu halten.</w:t>
-      </w:r>
-    </w:p>
-    <w:p>
-      <w:r>
-        <w:t>Pruefungsnahe Transferfrage. Formuliere zu WM-V6 eine Wirkungsaussage in drei Saetzen: Erstens den beobachteten oder plausiblen Zustand, zweitens die Daten- oder Quellenlage, drittens die offene Unsicherheit samt Rueckkopplung. Die Antwort muss ohne moralische Personenbewertung auskommen und darf Reichweite nicht mit Wirkung verwechseln.</w:t>
-      </w:r>
-    </w:p>
-    <w:p>
-      <w:r>
-        <w:t>Evidenzregel. Transferaufgabe darf im Skript nicht als dekorativer Begriff stehen bleiben. Der Abschnitt traegt nur dann, wenn er eine pruefbare Aussage erlaubt: Welche Quelle stuetzt die Annahme, welche Unsicherheit bleibt offen und welche Gegenbeobachtung wuerde die Bewertung veraendern? Fuer Nebenwirkungen, Rebound, Zielkonflikte und Wirkungsgrenzen heisst das, dass schwere zentrale Schaeden nicht durch beliebige positive Einzelwerte neutralisiert werden duerfen. Die Studierenden sollen nicht lernen, einen Score nachzusprechen. Sie sollen erkennen, wann ein Score klaert, wann er verdeckt und wann eine rote Linie die Durchschnittslogik stoppt.</w:t>
-      </w:r>
-    </w:p>
-    <w:p>
-      <w:r>
-        <w:t>Fallfenster zur Anwendung. Eine Organisation plant eine Massnahme und formuliert dazu eine positive Absicht. In der WÖk reicht das nicht. Fuer diese Vorlesung muss sichtbar werden, welche Zustandsveraenderung erwartet wird, welche Empfaenger direkt oder indirekt betroffen sind, welche Nebenwirkungen entstehen koennen und welche Entscheidung spaeter korrigiert wird. Bezogen auf Nebenwirkungen, Rebound, Zielkonflikte und Wirkungsgrenzen heisst das: Die Analyse muss das konkrete Thema ernst nehmen und zugleich den allgemeinen WÖk-Massstab halten. Es geht nicht darum, Akteure moralisch zu sortieren. Es geht darum, Wirkpfade, Wirkungsempfaenger, Datenqualitaet, Risiken und Rueckkopplung so zu beschreiben, dass bessere Entscheidungen moeglich werden.</w:t>
-      </w:r>
-    </w:p>
-    <w:p>
-      <w:r>
-        <w:t>Transfer in Wirkungsmanagement. Praxisbeispiel verbindet die inhaltliche Deutung mit der spaeteren Praxis. Eine Organisation kann zu Nebenwirkungen, Rebound, Zielkonflikte und Wirkungsgrenzen sehr ueberzeugend kommunizieren und trotzdem an eine Methodik einzufuehren, ohne Entscheidungsmacht, Datenpflichten und Korrekturroutinen mitzudenken scheitern. Darum muss die V1-Fassung immer auch nach Governance fragen: Wer erhebt Daten, wer bewertet sie, wer traegt die Folgen, wer kann widersprechen und wann wird eine Entscheidung korrigiert? Jeder Analyseblock fragt nach der Routine, die nach der Bewertung angepasst wird. So wird aus einem Lehrkapitel eine verantwortbare Arbeitsroutine.</w:t>
-      </w:r>
-    </w:p>
-    <w:p>
-      <w:r>
-        <w:t>Grenze gegen Scheingenauigkeit. Gerade bei Wirkungsökonomische Vertiefung ist Praezision wichtiger als grosse Begriffe. Eine Wirkungsaussage bleibt schwach, wenn sie nur Aktivitaet, Reichweite, Absicht oder Image beschreibt. Stark wird sie erst, wenn sie die Zustandsveraenderung und ihre Bedingungen offenlegt. In WM-V6 ist deshalb entscheidend, Wirkungsbewertung Verfahren, Rechte, Transparenz und Korrektur braucht. Die Fehlerlinie verlaeuft nicht zwischen Optimismus und Pessimismus, sondern zwischen offengelegter Unsicherheit und rhetorischer Sicherheit ohne Pruefpfad.</w:t>
-      </w:r>
-    </w:p>
-    <w:p>
-      <w:r>
-        <w:t>Pruefungsnahe Lesart. Aus Prüfungsrelevanz laesst sich eine gute Transferfrage ableiten: Welche Entscheidung waere falsch, wenn dieser Abschnitt missverstanden wird? Fuer Nebenwirkungen, Rebound, Zielkonflikte und Wirkungsgrenzen lautet die Antwort meist nicht einfach "mehr Wirkung", sondern genauer: bessere Unterscheidung, sauberere Daten, klarere Schutzlinie und rueckgekoppelte Steuerung. Pruefungsfragen verbinden Begriff, Anwendung, Evidenz und rote Linie. Wer das im Fall anwenden kann, hat den Kern der Vorlesung verstanden; wer nur Definitionen wiederholt, bleibt unter dem Anspruch der Akademie.</w:t>
-      </w:r>
-    </w:p>
-    <w:p>
-      <w:r>
-        <w:t>Fallfenster zur Anwendung. Eine Fuehrungsentscheidung erzeugt zugleich Nutzen und Risiken. Die WÖk behandelt Ambivalenz nicht als Stoerung, sondern als Kern der Analyse. Positive Netto-Wirkung darf erst behauptet werden, wenn zentrale negative Wirkungen getrennt geprueft und rote Linien gewahrt sind. Bezogen auf Nebenwirkungen, Rebound, Zielkonflikte und Wirkungsgrenzen heisst das: Die Analyse muss das konkrete Thema ernst nehmen und zugleich den allgemeinen WÖk-Massstab halten. Es geht nicht darum, Akteure moralisch zu sortieren. Es geht darum, Wirkpfade, Wirkungsempfaenger, Datenqualitaet, Risiken und Rueckkopplung so zu beschreiben, dass bessere Entscheidungen moeglich werden.</w:t>
-      </w:r>
-    </w:p>
-    <w:p>
-      <w:r>
-        <w:t>Organisationale Umsetzung. Der Abschnitt Lernziele ist in WM-V6 kein Zusatzwissen, sondern ein Pruefstein fuer die Grundfrage des Skripts: Was veraendert sich, bei wem, wodurch und mit welcher Rueckkopplung? Fuer Nebenwirkungen, Rebound, Zielkonflikte und Wirkungsgrenzen wird daran sichtbar, dass WÖk-Begriffe im Alltag nur tragen, wenn sie in Routinen uebersetzt werden. Die fachliche Grenze liegt dort, wo Lernende Verantwortung an eine einzelne Nachhaltigkeitsfunktion auslagern. Die saubere Lesart trennt deshalb Beobachtung, Kausalannahme, Bewertung und Steuerungsfolge. In der Anwendung sollte daraus mindestens eine konkrete Strategie, Prozess, Budget, Zielkonflikt oder Kommunikationsregel abgeleitet werden; sonst bleibt das Wissen erklaerend, aber nicht steuerungsfaehig.</w:t>
-      </w:r>
-    </w:p>
-    <w:p>
-      <w:r>
-        <w:t>Pruefungsnahe Transferfrage. Formuliere zu WM-V6 eine Wirkungsaussage in drei Saetzen: Erstens den beobachteten oder plausiblen Zustand, zweitens die Daten- oder Quellenlage, drittens die offene Unsicherheit samt Rueckkopplung. Die Antwort muss ohne moralische Personenbewertung auskommen und darf Reichweite nicht mit Wirkung verwechseln.</w:t>
-      </w:r>
-    </w:p>
-    <w:p>
-      <w:r>
-        <w:t>Anwendung auf Einleitung / Wirkungsfrage. In einer Fallanalyse beginnt dieser Punkt nicht mit einer Meinung, sondern mit einer belastbaren Beschreibung. Wer WM-V6 pruefungsnah liest, fragt zuerst nach Wirkungsempfaengern, Wirkraum, Zeitraum und Datenquelle. Erst danach folgt die Bewertung im Referenzrahmen Mensch, Planet, Demokratie, SDGs, Agenda 2030 und SDG+. Gute Kommunikation unterscheidet Befund, Annahme und normative Bewertung. Der typische Kurzschluss waere, Eindeutigkeit behaupten, wo die Datenlage nur Potenzial oder Risiko traegt. Genau dagegen setzt die WÖk die Pflicht, Wirkungspotenzial, Wirkungsrisiko und positive Netto-Wirkung begrifflich getrennt zu halten.</w:t>
-      </w:r>
-    </w:p>
-    <w:p>
-      <w:r>
-        <w:t>Evidenzregel. Kernaussage darf im Skript nicht als dekorativer Begriff stehen bleiben. Der Abschnitt traegt nur dann, wenn er eine pruefbare Aussage erlaubt: Welche Quelle stuetzt die Annahme, welche Unsicherheit bleibt offen und welche Gegenbeobachtung wuerde die Bewertung veraendern? Fuer Nebenwirkungen, Rebound, Zielkonflikte und Wirkungsgrenzen heisst das, dass jede Wirkungsaussage eine Grenze zieht und diese Grenze begruenden muss. Die Studierenden sollen nicht lernen, einen Score nachzusprechen. Sie sollen erkennen, wann ein Score klaert, wann er verdeckt und wann eine rote Linie die Durchschnittslogik stoppt.</w:t>
-      </w:r>
-    </w:p>
-    <w:p>
-      <w:r>
-        <w:t>Fallfenster zur Anwendung. Ein Controlling-Team moechte einen Score bilden. Das Skript verlangt, dass Datenqualitaet, Systemgrenzen, Gewichtung, Unsicherheit und Nichtkompensation sichtbar bleiben. Ein Score darf die Diskussion nicht beenden, sondern muss bessere Fragen, Priorisierung und Rueckkopplung ermoeglichen. Bezogen auf Nebenwirkungen, Rebound, Zielkonflikte und Wirkungsgrenzen heisst das: Die Analyse muss das konkrete Thema ernst nehmen und zugleich den allgemeinen WÖk-Massstab halten. Es geht nicht darum, Akteure moralisch zu sortieren. Es geht darum, Wirkpfade, Wirkungsempfaenger, Datenqualitaet, Risiken und Rueckkopplung so zu beschreiben, dass bessere Entscheidungen moeglich werden.</w:t>
-      </w:r>
-    </w:p>
-    <w:p>
-      <w:r>
-        <w:t>Transfer in Wirkungsmanagement. Quelltext und fachliche Grundlegung verbindet die inhaltliche Deutung mit der spaeteren Praxis. Eine Organisation kann zu Nebenwirkungen, Rebound, Zielkonflikte und Wirkungsgrenzen sehr ueberzeugend kommunizieren und trotzdem an eine Methodik einzufuehren, ohne Entscheidungsmacht, Datenpflichten und Korrekturroutinen mitzudenken scheitern. Darum muss die V1-Fassung immer auch nach Governance fragen: Wer erhebt Daten, wer bewertet sie, wer traegt die Folgen, wer kann widersprechen und wann wird eine Entscheidung korrigiert? Szenarien pruefen Sofortwirkung, Folgewirkung und Reversibilitaet getrennt. So wird aus einem Lehrkapitel eine verantwortbare Arbeitsroutine.</w:t>
-      </w:r>
-    </w:p>
-    <w:p>
-      <w:r>
-        <w:t>Grenze gegen Scheingenauigkeit. Gerade bei Einstieg / Wirkungsfrage ist Praezision wichtiger als grosse Begriffe. Eine Wirkungsaussage bleibt schwach, wenn sie nur Aktivitaet, Reichweite, Absicht oder Image beschreibt. Stark wird sie erst, wenn sie die Zustandsveraenderung und ihre Bedingungen offenlegt. In WM-V6 ist deshalb entscheidend, Wirkung nicht am Sender, sondern an veraenderten Zustanden der Empfaenger geprueft wird. Die Fehlerlinie verlaeuft nicht zwischen Optimismus und Pessimismus, sondern zwischen offengelegter Unsicherheit und rhetorischer Sicherheit ohne Pruefpfad.</w:t>
-      </w:r>
-    </w:p>
-    <w:p>
-      <w:r>
-        <w:t>Pruefungsnahe Lesart. Aus Video-/Audio-Vorlesung laesst sich eine gute Transferfrage ableiten: Welche Entscheidung waere falsch, wenn dieser Abschnitt missverstanden wird? Fuer Nebenwirkungen, Rebound, Zielkonflikte und Wirkungsgrenzen lautet die Antwort meist nicht einfach "mehr Wirkung", sondern genauer: bessere Unterscheidung, sauberere Daten, klarere Schutzlinie und rueckgekoppelte Steuerung. Jede Schlussfolgerung endet mit Entscheidung, Verantwortlichkeit und Termin fuer Rueckpruefung. Wer das im Fall anwenden kann, hat den Kern der Vorlesung verstanden; wer nur Definitionen wiederholt, bleibt unter dem Anspruch der Akademie.</w:t>
-      </w:r>
-    </w:p>
-    <w:p>
-      <w:r>
-        <w:t>Fallfenster zur Anwendung. Ein Kommunikationsbericht nennt viele Aktivitaeten, Reichweiten und Rueckmeldungen. Die V1-Pruefung fragt, ob daraus eine belastbare Wirkungsaussage folgt. Wenn nur Kontakte, Klicks oder Zustimmung vorliegen, bleibt die Aussage im Bereich Wirkungspotenzial oder Resonanz, nicht im Bereich nachgewiesener Wirkung. Bezogen auf Nebenwirkungen, Rebound, Zielkonflikte und Wirkungsgrenzen heisst das: Die Analyse muss das konkrete Thema ernst nehmen und zugleich den allgemeinen WÖk-Massstab halten. Es geht nicht darum, Akteure moralisch zu sortieren. Es geht darum, Wirkpfade, Wirkungsempfaenger, Datenqualitaet, Risiken und Rueckkopplung so zu beschreiben, dass bessere Entscheidungen moeglich werden.</w:t>
-      </w:r>
-    </w:p>
-    <w:p>
-      <w:r>
-        <w:t>Pruefungsnahe Transferfrage. Formuliere zu WM-V6 eine Wirkungsaussage in drei Saetzen: Erstens den beobachteten oder plausiblen Zustand, zweitens die Daten- oder Quellenlage, drittens die offene Unsicherheit samt Rueckkopplung. Die Antwort muss ohne moralische Personenbewertung auskommen und darf Reichweite nicht mit Wirkung verwechseln.</w:t>
-      </w:r>
-    </w:p>
-    <w:p>
-      <w:r>
-        <w:t>Wissenschaftliche Anschlussfaehigkeit. Der Abschnitt Transkript (Gerüst) ist in WM-V6 kein Zusatzwissen, sondern ein Pruefstein fuer die Grundfrage des Skripts: Was veraendert sich, bei wem, wodurch und mit welcher Rueckkopplung? Fuer Nebenwirkungen, Rebound, Zielkonflikte und Wirkungsgrenzen wird daran sichtbar, dass WÖk-Aussagen mit bestehenden Begriffen, Studien, Standards und Rechtsrahmen in Beziehung stehen muessen. Die fachliche Grenze liegt dort, wo Lernende hausinterne Sprache als Ersatz fuer zitierfaehige Begruendung verwenden. Die saubere Lesart trennt deshalb Beobachtung, Kausalannahme, Bewertung und Steuerungsfolge. In der Anwendung sollte daraus mindestens eine konkrete Strategie, Prozess, Budget, Zielkonflikt oder Kommunikationsregel abgeleitet werden; sonst bleibt das Wissen erklaerend, aber nicht steuerungsfaehig.</w:t>
-      </w:r>
-    </w:p>
-    <w:p>
-      <w:r>
-        <w:t>Anwendung auf Skript / Folien (Lernseite). In einer Fallanalyse beginnt dieser Punkt nicht mit einer Meinung, sondern mit einer belastbaren Beschreibung. Wer WM-V6 pruefungsnah liest, fragt zuerst nach Wirkungsempfaengern, Wirkraum, Zeitraum und Datenquelle. Erst danach folgt die Bewertung im Referenzrahmen Mensch, Planet, Demokratie, SDGs, Agenda 2030 und SDG+. Die Analyse markiert Stoppsignale vor jeder Portfolio- oder Score-Debatte. Der typische Kurzschluss waere, ein gutes Teilresultat gegen zentrale Schaeden aufrechnen. Genau dagegen setzt die WÖk die Pflicht, Wirkungspotenzial, Wirkungsrisiko und positive Netto-Wirkung begrifflich getrennt zu halten.</w:t>
+        <w:t>Schlussvertiefung 2: Nebenwirkungen, Rebound, Zielkonflikte und Wirkungsgrenzen im Anwendungsfall</w:t>
+      </w:r>
+    </w:p>
+    <w:p>
+      <w:r>
+        <w:t>Die folgenden Abschnitte sind keine neue Pruefungsloesung. Sie verdichten die vorhandenen Kapitel zu einer Lesart, mit der Studierende einen Fall selbststaendig analysieren koennen. Im Mittelpunkt stehen Bewertungsgrenzen, Nichtkompensation, Reverse Merit Order und positive Netto-Wirkung, nicht moralische Personenbewertung.</w:t>
+      </w:r>
+    </w:p>
+    <w:p>
+      <w:r>
+        <w:t>Begriffliche Schlussklaerung. In Wirkungsmanagement wird Begriffliche Präzision erst steuerungsfaehig, wenn daraus eine Entscheidung folgt. Fuehrung, Strategie, Controlling, Einkauf, Kommunikation und Kultur muessen denselben Wirkungsbegriff verwenden. Ohne diese Rueckkopplung bleibt Reporting eine Beschreibung. Mit Rueckkopplung wird aus Bewertung eine veraenderte Routine: ein anderer Prozess, ein geaenderter Anreiz, eine bessere Datenpflicht, eine korrigierte Kommunikation oder eine neue Priorisierung.</w:t>
+      </w:r>
+    </w:p>
+    <w:p>
+      <w:r>
+        <w:t>Die typische Fehlstelle bei Nebenwirkungen, Rebound, Zielkonflikte und Wirkungsgrenzen liegt darin, schwere Schaeden mit bequemen Pluspunkten zu verrechnen. Bei Begriffliche Präzision wird diese Fehlstelle konkret: Ein scheinbar plausibler Befund darf nicht zur Abkuerzung werden. Quellen, Systemgrenzen, Unsicherheit und Rueckkopplung bleiben sichtbar.</w:t>
+      </w:r>
+    </w:p>
+    <w:p>
+      <w:r>
+        <w:t>Wirkpfad und Empfaenger. Die Grenze gegen Scheingenauigkeit verlaeuft bei Wirkpfad nicht zwischen Optimismus und Pessimismus. Sie verlaeuft zwischen offengelegter Unsicherheit und rhetorischer Sicherheit. Wer Nebenwirkungen, Rebound, Zielkonflikte und Wirkungsgrenzen belastbar anwenden will, benennt Systemgrenze, Zeitraum, Vergleichspunkt und offene Gegenhypothese. Gerade dadurch bleibt das Skript anschlussfaehig fuer Forschung, Praxis und spaetere Revision.</w:t>
+      </w:r>
+    </w:p>
+    <w:p>
+      <w:r>
+        <w:t>Fuer die Pruefung ist Wirkpfad dann verstanden, wenn daraus eine belastbare Fallantwort entsteht. Eine gute Antwort unterscheidet Beobachtung, Kausalannahme, Bewertung und Steuerungsfolge. Sie bewertet keine Menschen, sondern Wirkpfade, Zustandsveraenderungen, Risiken und institutionelle Bedingungen.</w:t>
+      </w:r>
+    </w:p>
+    <w:p>
+      <w:r>
+        <w:t>Daten, Quellen und Evidenz. Leitthese zeigt, warum Nebenwirkungen, Rebound, Zielkonflikte und Wirkungsgrenzen mehr ist als ein Schlagwort im Feld Bewertungsgrenzen, Nichtkompensation, Reverse Merit Order und positive Netto-Wirkung. Die wirkungsoekonomische Frage lautet: Welche reale Veraenderung wird moeglich, welche bleibt nur Potenzial und wo entsteht ein Wirkungsrisiko? Diese Unterscheidung schuetzt vor Impact-Washing, weil sie Absicht, Aktivitaet, Reichweite und Wirkung auseinanderhaelt.</w:t>
+      </w:r>
+    </w:p>
+    <w:p>
+      <w:r>
+        <w:t>Eine Kommune, ein Unternehmen oder eine Bildungsorganisation will Nebenwirkungen, Rebound, Zielkonflikte und Wirkungsgrenzen praktisch anwenden. Der erste Schritt ist nicht die Auswahl eines Instruments, sondern die Klaerung der Zustandsveraenderung. Bei Leitthese muss deshalb benannt werden, wer betroffen ist, welcher Zustand sich veraendert, welche Frist gilt und welche Gegenbeobachtung die Annahme widerlegen wuerde. Erst danach entsteht eine begruendete Entscheidung im Feld Strategie, Prozess, Budget, Verantwortlichkeit oder Kommunikationsregel.</w:t>
+      </w:r>
+    </w:p>
+    <w:p>
+      <w:r>
+        <w:t>Bewertung und rote Linien. In WM-V6 muss Didaktische Einordnung im Studiengang immer mit Empfaengern gelesen werden. Wirkung entsteht nicht beim Sender, sondern an veraenderten Zustaenden von Menschen, Oekosystemen, Institutionen, Oeffentlichkeit oder kuenftigen Handlungsspielraeumen. Darum reicht es nicht, interne Aktivitaeten zu dokumentieren. Entscheidend ist, ob sich ein Zustand nachvollziehbar veraendert und ob diese Veraenderung im Referenzrahmen Mensch, Planet, Demokratie, SDGs, Agenda 2030 und SDG+ tragfaehig bewertet werden kann.</w:t>
+      </w:r>
+    </w:p>
+    <w:p>
+      <w:r>
+        <w:t>Ein Bericht behauptet, die Massnahme zu Nebenwirkungen, Rebound, Zielkonflikte und Wirkungsgrenzen sei erfolgreich. Die WOE-Lesart fragt bei Didaktische Einordnung im Studiengang nach belastbaren Nachweisen: Managementroutine, Stakeholder-Rueckmeldung, Prozessdaten, Entscheidungsprotokoll und Lernschleife. Wenn diese Nachweise fehlen, bleibt die Aussage Wirkungspotenzial oder Kommunikationsbehauptung. Sie kann wichtig sein, aber sie ist noch keine belegte Wirkung.</w:t>
+      </w:r>
+    </w:p>
+    <w:p>
+      <w:r>
+        <w:t>Kontrollfrage. Welche Entscheidung waere falsch, wenn Didaktische Einordnung im Studiengang in WM-V6 missverstanden wird? Die Antwort muss mindestens eine Daten- oder Quellenannahme, eine betroffene Gruppe oder Schutzdimension, eine moegliche Nebenwirkung und einen Rueckkopplungsschritt nennen. Richtig ist nicht die lauteste Bewertung, sondern diejenige, die Begriff, Beleg und Steuerungsfolge zusammenhaelt.</w:t>
+      </w:r>
+    </w:p>
+    <w:p>
+      <w:r>
+        <w:t>Rueckfluss. Fuer den WOE-Korpus bedeutet das: Begriffe aus Nebenwirkungen, Rebound, Zielkonflikte und Wirkungsgrenzen sollten dort geschaerft werden, wo sie in Glossar, Werkzeugen, Journal oder Readern doppeldeutig bleiben. Offene Forschungsfragen werden nicht versteckt. Sie markieren die Stelle, an der spaetere Evidenz, ein besserer Datensatz oder eine praezisere Fallstudie die Bewertung veraendern kann.</w:t>
+      </w:r>
+    </w:p>
+    <w:p>
+      <w:r>
+        <w:t>Steuerung und Rueckkopplung. Wissenschaftliche Anschlussfaehigkeit entsteht hier durch Quellenklarheit. Bei Analysemodell werden interne WOE-Begriffe nicht als Ersatz fuer Belege benutzt, sondern mit WOE-Bewertungslogik, SDG+, rote Linien, NWI/T-SROI-Abgrenzung und Schutzgueter verbunden. Wo die Datenlage offen bleibt, wird das offengelegt. Wo eine Aussage nur plausibel ist, bleibt sie als Wirkungspotenzial markiert. Wo ein Schaden eine rote Linie beruehrt, greift Nichtkompensation vor Durchschnittslogik.</w:t>
+      </w:r>
+    </w:p>
+    <w:p>
+      <w:r>
+        <w:t>In einer kontroversen Entscheidung wirkt Analysemodell als Pruefpunkt fuer Ambivalenz. Ein Nutzen fuer eine Gruppe kann mit Risiken fuer andere Wirkungsempfaenger einhergehen. Das Skript verlangt deshalb, positive und negative Zustandsveraenderungen getrennt zu fuehren, bevor von positiver Netto-Wirkung gesprochen wird.</w:t>
+      </w:r>
+    </w:p>
+    <w:p>
+      <w:r>
+        <w:t>Pruefungsnahe Anwendung. In Wirkungsmanagement wird Modellformel erst steuerungsfaehig, wenn daraus eine Entscheidung folgt. Fuehrung, Strategie, Controlling, Einkauf, Kommunikation und Kultur muessen denselben Wirkungsbegriff verwenden. Ohne diese Rueckkopplung bleibt Reporting eine Beschreibung. Mit Rueckkopplung wird aus Bewertung eine veraenderte Routine: ein anderer Prozess, ein geaenderter Anreiz, eine bessere Datenpflicht, eine korrigierte Kommunikation oder eine neue Priorisierung.</w:t>
+      </w:r>
+    </w:p>
+    <w:p>
+      <w:r>
+        <w:t>Die typische Fehlstelle bei Nebenwirkungen, Rebound, Zielkonflikte und Wirkungsgrenzen liegt darin, schwere Schaeden mit bequemen Pluspunkten zu verrechnen. Bei Modellformel wird diese Fehlstelle konkret: Ein scheinbar plausibler Befund darf nicht zur Abkuerzung werden. Quellen, Systemgrenzen, Unsicherheit und Rueckkopplung bleiben sichtbar.</w:t>
+      </w:r>
+    </w:p>
+    <w:p>
+      <w:r>
+        <w:t>Transfer in den WOE-Korpus. Die Grenze gegen Scheingenauigkeit verlaeuft bei Fallfenster nicht zwischen Optimismus und Pessimismus. Sie verlaeuft zwischen offengelegter Unsicherheit und rhetorischer Sicherheit. Wer Nebenwirkungen, Rebound, Zielkonflikte und Wirkungsgrenzen belastbar anwenden will, benennt Systemgrenze, Zeitraum, Vergleichspunkt und offene Gegenhypothese. Gerade dadurch bleibt das Skript anschlussfaehig fuer Forschung, Praxis und spaetere Revision.</w:t>
+      </w:r>
+    </w:p>
+    <w:p>
+      <w:r>
+        <w:t>Fuer die Pruefung ist Fallfenster dann verstanden, wenn daraus eine belastbare Fallantwort entsteht. Eine gute Antwort unterscheidet Beobachtung, Kausalannahme, Bewertung und Steuerungsfolge. Sie bewertet keine Menschen, sondern Wirkpfade, Zustandsveraenderungen, Risiken und institutionelle Bedingungen.</w:t>
+      </w:r>
+    </w:p>
+    <w:p>
+      <w:r>
+        <w:t>Grenzen der Aussage. Prüfungsnahe Fallfragen ohne geschützte Antwortlogik zeigt, warum Nebenwirkungen, Rebound, Zielkonflikte und Wirkungsgrenzen mehr ist als ein Schlagwort im Feld Bewertungsgrenzen, Nichtkompensation, Reverse Merit Order und positive Netto-Wirkung. Die wirkungsoekonomische Frage lautet: Welche reale Veraenderung wird moeglich, welche bleibt nur Potenzial und wo entsteht ein Wirkungsrisiko? Diese Unterscheidung schuetzt vor Impact-Washing, weil sie Absicht, Aktivitaet, Reichweite und Wirkung auseinanderhaelt.</w:t>
+      </w:r>
+    </w:p>
+    <w:p>
+      <w:r>
+        <w:t>Eine Kommune, ein Unternehmen oder eine Bildungsorganisation will Nebenwirkungen, Rebound, Zielkonflikte und Wirkungsgrenzen praktisch anwenden. Der erste Schritt ist nicht die Auswahl eines Instruments, sondern die Klaerung der Zustandsveraenderung. Bei Prüfungsnahe Fallfragen ohne geschützte Antwortlogik muss deshalb benannt werden, wer betroffen ist, welcher Zustand sich veraendert, welche Frist gilt und welche Gegenbeobachtung die Annahme widerlegen wuerde. Erst danach entsteht eine begruendete Entscheidung im Feld Strategie, Prozess, Budget, Verantwortlichkeit oder Kommunikationsregel.</w:t>
+      </w:r>
+    </w:p>
+    <w:p>
+      <w:r>
+        <w:t>Kontrollfrage. Welche Entscheidung waere falsch, wenn Prüfungsnahe Fallfragen ohne geschützte Antwortlogik in WM-V6 missverstanden wird? Die Antwort muss mindestens eine Daten- oder Quellenannahme, eine betroffene Gruppe oder Schutzdimension, eine moegliche Nebenwirkung und einen Rueckkopplungsschritt nennen. Richtig ist nicht die lauteste Bewertung, sondern diejenige, die Begriff, Beleg und Steuerungsfolge zusammenhaelt.</w:t>
       </w:r>
     </w:p>
     <w:p>
@@ -3619,137 +3569,112 @@
         <w:pStyle w:val="Heading3"/>
       </w:pPr>
       <w:r>
-        <w:t>Abschlusskommentar 3: Lesen, pruefen, rueckkoppeln</w:t>
-      </w:r>
-    </w:p>
-    <w:p>
-      <w:r>
-        <w:t>Die folgende Verdichtung fuehrt die vorhandenen Kapitel nicht als Wiederholung, sondern als Anwendung zusammen. Wirkungskompetenz entsteht, wenn dieselbe begriffliche Strenge in Fallanalyse, Datenarbeit, Kommunikation, Governance und Entscheidungspraxis wiedererkannt wird.</w:t>
-      </w:r>
-    </w:p>
-    <w:p>
-      <w:r>
-        <w:t>Evidenzregel. Transferaufgabe darf im Skript nicht als dekorativer Begriff stehen bleiben. Der Abschnitt traegt nur dann, wenn er eine pruefbare Aussage erlaubt: Welche Quelle stuetzt die Annahme, welche Unsicherheit bleibt offen und welche Gegenbeobachtung wuerde die Bewertung veraendern? Fuer Nebenwirkungen, Rebound, Zielkonflikte und Wirkungsgrenzen heisst das, dass praezise Sprache die erste Sicherung gegen Impact-Washing bildet. Die Studierenden sollen nicht lernen, einen Score nachzusprechen. Sie sollen erkennen, wann ein Score klaert, wann er verdeckt und wann eine rote Linie die Durchschnittslogik stoppt.</w:t>
-      </w:r>
-    </w:p>
-    <w:p>
-      <w:r>
-        <w:t>Fallfenster zur Anwendung. Eine Organisation plant eine Massnahme und formuliert dazu eine positive Absicht. In der WÖk reicht das nicht. Fuer diese Vorlesung muss sichtbar werden, welche Zustandsveraenderung erwartet wird, welche Empfaenger direkt oder indirekt betroffen sind, welche Nebenwirkungen entstehen koennen und welche Entscheidung spaeter korrigiert wird. Bezogen auf Nebenwirkungen, Rebound, Zielkonflikte und Wirkungsgrenzen heisst das: Die Analyse muss das konkrete Thema ernst nehmen und zugleich den allgemeinen WÖk-Massstab halten. Es geht nicht darum, Akteure moralisch zu sortieren. Es geht darum, Wirkpfade, Wirkungsempfaenger, Datenqualitaet, Risiken und Rueckkopplung so zu beschreiben, dass bessere Entscheidungen moeglich werden.</w:t>
-      </w:r>
-    </w:p>
-    <w:p>
-      <w:r>
-        <w:t>Transfer in Wirkungsmanagement. Praxisbeispiel verbindet die inhaltliche Deutung mit der spaeteren Praxis. Eine Organisation kann zu Nebenwirkungen, Rebound, Zielkonflikte und Wirkungsgrenzen sehr ueberzeugend kommunizieren und trotzdem an eine Methodik einzufuehren, ohne Entscheidungsmacht, Datenpflichten und Korrekturroutinen mitzudenken scheitern. Darum muss die V1-Fassung immer auch nach Governance fragen: Wer erhebt Daten, wer bewertet sie, wer traegt die Folgen, wer kann widersprechen und wann wird eine Entscheidung korrigiert? Mindestens ein direkter und ein indirekter Wirkpfad muessen nachvollziehbar sein. So wird aus einem Lehrkapitel eine verantwortbare Arbeitsroutine.</w:t>
-      </w:r>
-    </w:p>
-    <w:p>
-      <w:r>
-        <w:t>Grenze gegen Scheingenauigkeit. Gerade bei Wirkungsökonomische Vertiefung ist Praezision wichtiger als grosse Begriffe. Eine Wirkungsaussage bleibt schwach, wenn sie nur Aktivitaet, Reichweite, Absicht oder Image beschreibt. Stark wird sie erst, wenn sie die Zustandsveraenderung und ihre Bedingungen offenlegt. In WM-V6 ist deshalb entscheidend, jede Bewertung nur so belastbar ist wie Datenlage, Quellenstatus, Aktualitaet und Systemgrenze. Die Fehlerlinie verlaeuft nicht zwischen Optimismus und Pessimismus, sondern zwischen offengelegter Unsicherheit und rhetorischer Sicherheit ohne Pruefpfad.</w:t>
-      </w:r>
-    </w:p>
-    <w:p>
-      <w:r>
-        <w:t>Pruefungsnahe Transferfrage. Formuliere zu WM-V6 eine Wirkungsaussage in drei Saetzen: Erstens den beobachteten oder plausiblen Zustand, zweitens die Daten- oder Quellenlage, drittens die offene Unsicherheit samt Rueckkopplung. Die Antwort muss ohne moralische Personenbewertung auskommen und darf Reichweite nicht mit Wirkung verwechseln.</w:t>
-      </w:r>
-    </w:p>
-    <w:p>
-      <w:r>
-        <w:t>Pruefungsnahe Lesart. Aus Prüfungsrelevanz laesst sich eine gute Transferfrage ableiten: Welche Entscheidung waere falsch, wenn dieser Abschnitt missverstanden wird? Fuer Nebenwirkungen, Rebound, Zielkonflikte und Wirkungsgrenzen lautet die Antwort meist nicht einfach "mehr Wirkung", sondern genauer: bessere Unterscheidung, sauberere Daten, klarere Schutzlinie und rueckgekoppelte Steuerung. Profile, Zielkonflikte und offene Punkte werden nebeneinander gefuehrt. Wer das im Fall anwenden kann, hat den Kern der Vorlesung verstanden; wer nur Definitionen wiederholt, bleibt unter dem Anspruch der Akademie.</w:t>
-      </w:r>
-    </w:p>
-    <w:p>
-      <w:r>
-        <w:t>Fallfenster zur Anwendung. Eine Fuehrungsentscheidung erzeugt zugleich Nutzen und Risiken. Die WÖk behandelt Ambivalenz nicht als Stoerung, sondern als Kern der Analyse. Positive Netto-Wirkung darf erst behauptet werden, wenn zentrale negative Wirkungen getrennt geprueft und rote Linien gewahrt sind. Bezogen auf Nebenwirkungen, Rebound, Zielkonflikte und Wirkungsgrenzen heisst das: Die Analyse muss das konkrete Thema ernst nehmen und zugleich den allgemeinen WÖk-Massstab halten. Es geht nicht darum, Akteure moralisch zu sortieren. Es geht darum, Wirkpfade, Wirkungsempfaenger, Datenqualitaet, Risiken und Rueckkopplung so zu beschreiben, dass bessere Entscheidungen moeglich werden.</w:t>
-      </w:r>
-    </w:p>
-    <w:p>
-      <w:r>
-        <w:t>Nichtkompensation. Der Abschnitt Lernziele ist in WM-V6 kein Zusatzwissen, sondern ein Pruefstein fuer die Grundfrage des Skripts: Was veraendert sich, bei wem, wodurch und mit welcher Rueckkopplung? Fuer Nebenwirkungen, Rebound, Zielkonflikte und Wirkungsgrenzen wird daran sichtbar, dass schwere zentrale Schaeden nicht durch beliebige positive Einzelwerte neutralisiert werden duerfen. Die fachliche Grenze liegt dort, wo Lernende eine Durchschnittslogik als moralische Entlastung verwenden. Die saubere Lesart trennt deshalb Beobachtung, Kausalannahme, Bewertung und Steuerungsfolge. In der Anwendung sollte daraus mindestens eine konkrete Strategie, Prozess, Budget, Zielkonflikt oder Kommunikationsregel abgeleitet werden; sonst bleibt das Wissen erklaerend, aber nicht steuerungsfaehig.</w:t>
-      </w:r>
-    </w:p>
-    <w:p>
-      <w:r>
-        <w:t>Anwendung auf Einleitung / Wirkungsfrage. In einer Fallanalyse beginnt dieser Punkt nicht mit einer Meinung, sondern mit einer belastbaren Beschreibung. Wer WM-V6 pruefungsnah liest, fragt zuerst nach Wirkungsempfaengern, Wirkraum, Zeitraum und Datenquelle. Erst danach folgt die Bewertung im Referenzrahmen Mensch, Planet, Demokratie, SDGs, Agenda 2030 und SDG+. Jeder Analyseblock fragt nach der Routine, die nach der Bewertung angepasst wird. Der typische Kurzschluss waere, Reporting als Abschluss behandeln. Genau dagegen setzt die WÖk die Pflicht, Wirkungspotenzial, Wirkungsrisiko und positive Netto-Wirkung begrifflich getrennt zu halten.</w:t>
-      </w:r>
-    </w:p>
-    <w:p>
-      <w:r>
-        <w:t>Evidenzregel. Kernaussage darf im Skript nicht als dekorativer Begriff stehen bleiben. Der Abschnitt traegt nur dann, wenn er eine pruefbare Aussage erlaubt: Welche Quelle stuetzt die Annahme, welche Unsicherheit bleibt offen und welche Gegenbeobachtung wuerde die Bewertung veraendern? Fuer Nebenwirkungen, Rebound, Zielkonflikte und Wirkungsgrenzen heisst das, dass Wirkungsbewertung Verfahren, Rechte, Transparenz und Korrektur braucht. Die Studierenden sollen nicht lernen, einen Score nachzusprechen. Sie sollen erkennen, wann ein Score klaert, wann er verdeckt und wann eine rote Linie die Durchschnittslogik stoppt.</w:t>
-      </w:r>
-    </w:p>
-    <w:p>
-      <w:r>
-        <w:t>Fallfenster zur Anwendung. Ein Controlling-Team moechte einen Score bilden. Das Skript verlangt, dass Datenqualitaet, Systemgrenzen, Gewichtung, Unsicherheit und Nichtkompensation sichtbar bleiben. Ein Score darf die Diskussion nicht beenden, sondern muss bessere Fragen, Priorisierung und Rueckkopplung ermoeglichen. Bezogen auf Nebenwirkungen, Rebound, Zielkonflikte und Wirkungsgrenzen heisst das: Die Analyse muss das konkrete Thema ernst nehmen und zugleich den allgemeinen WÖk-Massstab halten. Es geht nicht darum, Akteure moralisch zu sortieren. Es geht darum, Wirkpfade, Wirkungsempfaenger, Datenqualitaet, Risiken und Rueckkopplung so zu beschreiben, dass bessere Entscheidungen moeglich werden.</w:t>
-      </w:r>
-    </w:p>
-    <w:p>
-      <w:r>
-        <w:t>Transfer in Wirkungsmanagement. Quelltext und fachliche Grundlegung verbindet die inhaltliche Deutung mit der spaeteren Praxis. Eine Organisation kann zu Nebenwirkungen, Rebound, Zielkonflikte und Wirkungsgrenzen sehr ueberzeugend kommunizieren und trotzdem an eine Methodik einzufuehren, ohne Entscheidungsmacht, Datenpflichten und Korrekturroutinen mitzudenken scheitern. Darum muss die V1-Fassung immer auch nach Governance fragen: Wer erhebt Daten, wer bewertet sie, wer traegt die Folgen, wer kann widersprechen und wann wird eine Entscheidung korrigiert? Pruefungsfragen verbinden Begriff, Anwendung, Evidenz und rote Linie. So wird aus einem Lehrkapitel eine verantwortbare Arbeitsroutine.</w:t>
-      </w:r>
-    </w:p>
-    <w:p>
-      <w:r>
-        <w:t>Pruefungsnahe Transferfrage. Formuliere zu WM-V6 eine Wirkungsaussage in drei Saetzen: Erstens den beobachteten oder plausiblen Zustand, zweitens die Daten- oder Quellenlage, drittens die offene Unsicherheit samt Rueckkopplung. Die Antwort muss ohne moralische Personenbewertung auskommen und darf Reichweite nicht mit Wirkung verwechseln.</w:t>
-      </w:r>
-    </w:p>
-    <w:p>
-      <w:r>
-        <w:t>Grenze gegen Scheingenauigkeit. Gerade bei Einstieg / Wirkungsfrage ist Praezision wichtiger als grosse Begriffe. Eine Wirkungsaussage bleibt schwach, wenn sie nur Aktivitaet, Reichweite, Absicht oder Image beschreibt. Stark wird sie erst, wenn sie die Zustandsveraenderung und ihre Bedingungen offenlegt. In WM-V6 ist deshalb entscheidend, WÖk-Begriffe im Alltag nur tragen, wenn sie in Routinen uebersetzt werden. Die Fehlerlinie verlaeuft nicht zwischen Optimismus und Pessimismus, sondern zwischen offengelegter Unsicherheit und rhetorischer Sicherheit ohne Pruefpfad.</w:t>
-      </w:r>
-    </w:p>
-    <w:p>
-      <w:r>
-        <w:t>Pruefungsnahe Lesart. Aus Video-/Audio-Vorlesung laesst sich eine gute Transferfrage ableiten: Welche Entscheidung waere falsch, wenn dieser Abschnitt missverstanden wird? Fuer Nebenwirkungen, Rebound, Zielkonflikte und Wirkungsgrenzen lautet die Antwort meist nicht einfach "mehr Wirkung", sondern genauer: bessere Unterscheidung, sauberere Daten, klarere Schutzlinie und rueckgekoppelte Steuerung. Gute Kommunikation unterscheidet Befund, Annahme und normative Bewertung. Wer das im Fall anwenden kann, hat den Kern der Vorlesung verstanden; wer nur Definitionen wiederholt, bleibt unter dem Anspruch der Akademie.</w:t>
-      </w:r>
-    </w:p>
-    <w:p>
-      <w:r>
-        <w:t>Fallfenster zur Anwendung. Ein Kommunikationsbericht nennt viele Aktivitaeten, Reichweiten und Rueckmeldungen. Die V1-Pruefung fragt, ob daraus eine belastbare Wirkungsaussage folgt. Wenn nur Kontakte, Klicks oder Zustimmung vorliegen, bleibt die Aussage im Bereich Wirkungspotenzial oder Resonanz, nicht im Bereich nachgewiesener Wirkung. Bezogen auf Nebenwirkungen, Rebound, Zielkonflikte und Wirkungsgrenzen heisst das: Die Analyse muss das konkrete Thema ernst nehmen und zugleich den allgemeinen WÖk-Massstab halten. Es geht nicht darum, Akteure moralisch zu sortieren. Es geht darum, Wirkpfade, Wirkungsempfaenger, Datenqualitaet, Risiken und Rueckkopplung so zu beschreiben, dass bessere Entscheidungen moeglich werden.</w:t>
-      </w:r>
-    </w:p>
-    <w:p>
-      <w:r>
-        <w:t>Systemgrenze. Der Abschnitt Transkript (Gerüst) ist in WM-V6 kein Zusatzwissen, sondern ein Pruefstein fuer die Grundfrage des Skripts: Was veraendert sich, bei wem, wodurch und mit welcher Rueckkopplung? Fuer Nebenwirkungen, Rebound, Zielkonflikte und Wirkungsgrenzen wird daran sichtbar, dass jede Wirkungsaussage eine Grenze zieht und diese Grenze begruenden muss. Die fachliche Grenze liegt dort, wo Lernende nur den bequemen Ausschnitt betrachten. Die saubere Lesart trennt deshalb Beobachtung, Kausalannahme, Bewertung und Steuerungsfolge. In der Anwendung sollte daraus mindestens eine konkrete Strategie, Prozess, Budget, Zielkonflikt oder Kommunikationsregel abgeleitet werden; sonst bleibt das Wissen erklaerend, aber nicht steuerungsfaehig.</w:t>
-      </w:r>
-    </w:p>
-    <w:p>
-      <w:r>
-        <w:t>Anwendung auf Skript / Folien (Lernseite). In einer Fallanalyse beginnt dieser Punkt nicht mit einer Meinung, sondern mit einer belastbaren Beschreibung. Wer WM-V6 pruefungsnah liest, fragt zuerst nach Wirkungsempfaengern, Wirkraum, Zeitraum und Datenquelle. Erst danach folgt die Bewertung im Referenzrahmen Mensch, Planet, Demokratie, SDGs, Agenda 2030 und SDG+. Szenarien pruefen Sofortwirkung, Folgewirkung und Reversibilitaet getrennt. Der typische Kurzschluss waere, Momentnutzen als dauerhafte positive Netto-Wirkung verkaufen. Genau dagegen setzt die WÖk die Pflicht, Wirkungspotenzial, Wirkungsrisiko und positive Netto-Wirkung begrifflich getrennt zu halten.</w:t>
-      </w:r>
-    </w:p>
-    <w:p>
-      <w:r>
-        <w:t>Evidenzregel. Transferaufgabe darf im Skript nicht als dekorativer Begriff stehen bleiben. Der Abschnitt traegt nur dann, wenn er eine pruefbare Aussage erlaubt: Welche Quelle stuetzt die Annahme, welche Unsicherheit bleibt offen und welche Gegenbeobachtung wuerde die Bewertung veraendern? Fuer Nebenwirkungen, Rebound, Zielkonflikte und Wirkungsgrenzen heisst das, dass Wirkung nicht am Sender, sondern an veraenderten Zustanden der Empfaenger geprueft wird. Die Studierenden sollen nicht lernen, einen Score nachzusprechen. Sie sollen erkennen, wann ein Score klaert, wann er verdeckt und wann eine rote Linie die Durchschnittslogik stoppt.</w:t>
-      </w:r>
-    </w:p>
-    <w:p>
-      <w:r>
-        <w:t>Fallfenster zur Anwendung. Eine Organisation plant eine Massnahme und formuliert dazu eine positive Absicht. In der WÖk reicht das nicht. Fuer diese Vorlesung muss sichtbar werden, welche Zustandsveraenderung erwartet wird, welche Empfaenger direkt oder indirekt betroffen sind, welche Nebenwirkungen entstehen koennen und welche Entscheidung spaeter korrigiert wird. Bezogen auf Nebenwirkungen, Rebound, Zielkonflikte und Wirkungsgrenzen heisst das: Die Analyse muss das konkrete Thema ernst nehmen und zugleich den allgemeinen WÖk-Massstab halten. Es geht nicht darum, Akteure moralisch zu sortieren. Es geht darum, Wirkpfade, Wirkungsempfaenger, Datenqualitaet, Risiken und Rueckkopplung so zu beschreiben, dass bessere Entscheidungen moeglich werden.</w:t>
-      </w:r>
-    </w:p>
-    <w:p>
-      <w:r>
-        <w:t>Pruefungsnahe Transferfrage. Formuliere zu WM-V6 eine Wirkungsaussage in drei Saetzen: Erstens den beobachteten oder plausiblen Zustand, zweitens die Daten- oder Quellenlage, drittens die offene Unsicherheit samt Rueckkopplung. Die Antwort muss ohne moralische Personenbewertung auskommen und darf Reichweite nicht mit Wirkung verwechseln.</w:t>
-      </w:r>
-    </w:p>
-    <w:p>
-      <w:r>
-        <w:t>Transfer in Wirkungsmanagement. Praxisbeispiel verbindet die inhaltliche Deutung mit der spaeteren Praxis. Eine Organisation kann zu Nebenwirkungen, Rebound, Zielkonflikte und Wirkungsgrenzen sehr ueberzeugend kommunizieren und trotzdem an eine Methodik einzufuehren, ohne Entscheidungsmacht, Datenpflichten und Korrekturroutinen mitzudenken scheitern. Darum muss die V1-Fassung immer auch nach Governance fragen: Wer erhebt Daten, wer bewertet sie, wer traegt die Folgen, wer kann widersprechen und wann wird eine Entscheidung korrigiert? Jede Schlussfolgerung endet mit Entscheidung, Verantwortlichkeit und Termin fuer Rueckpruefung. So wird aus einem Lehrkapitel eine verantwortbare Arbeitsroutine.</w:t>
-      </w:r>
-    </w:p>
-    <w:p>
-      <w:r>
-        <w:t>Grenze gegen Scheingenauigkeit. Gerade bei Wirkungsökonomische Vertiefung ist Praezision wichtiger als grosse Begriffe. Eine Wirkungsaussage bleibt schwach, wenn sie nur Aktivitaet, Reichweite, Absicht oder Image beschreibt. Stark wird sie erst, wenn sie die Zustandsveraenderung und ihre Bedingungen offenlegt. In WM-V6 ist deshalb entscheidend, WÖk-Aussagen mit bestehenden Begriffen, Studien, Standards und Rechtsrahmen in Beziehung stehen muessen. Die Fehlerlinie verlaeuft nicht zwischen Optimismus und Pessimismus, sondern zwischen offengelegter Unsicherheit und rhetorischer Sicherheit ohne Pruefpfad.</w:t>
-      </w:r>
-    </w:p>
-    <w:p>
-      <w:r>
-        <w:t>Pruefungsnahe Lesart. Aus Prüfungsrelevanz laesst sich eine gute Transferfrage ableiten: Welche Entscheidung waere falsch, wenn dieser Abschnitt missverstanden wird? Fuer Nebenwirkungen, Rebound, Zielkonflikte und Wirkungsgrenzen lautet die Antwort meist nicht einfach "mehr Wirkung", sondern genauer: bessere Unterscheidung, sauberere Daten, klarere Schutzlinie und rueckgekoppelte Steuerung. Die Analyse markiert Stoppsignale vor jeder Portfolio- oder Score-Debatte. Wer das im Fall anwenden kann, hat den Kern der Vorlesung verstanden; wer nur Definitionen wiederholt, bleibt unter dem Anspruch der Akademie.</w:t>
-      </w:r>
-    </w:p>
-    <w:p>
-      <w:r>
-        <w:t>Fallfenster zur Anwendung. Eine Fuehrungsentscheidung erzeugt zugleich Nutzen und Risiken. Die WÖk behandelt Ambivalenz nicht als Stoerung, sondern als Kern der Analyse. Positive Netto-Wirkung darf erst behauptet werden, wenn zentrale negative Wirkungen getrennt geprueft und rote Linien gewahrt sind. Bezogen auf Nebenwirkungen, Rebound, Zielkonflikte und Wirkungsgrenzen heisst das: Die Analyse muss das konkrete Thema ernst nehmen und zugleich den allgemeinen WÖk-Massstab halten. Es geht nicht darum, Akteure moralisch zu sortieren. Es geht darum, Wirkpfade, Wirkungsempfaenger, Datenqualitaet, Risiken und Rueckkopplung so zu beschreiben, dass bessere Entscheidungen moeglich werden.</w:t>
+        <w:t>Schlussvertiefung 3: Nebenwirkungen, Rebound, Zielkonflikte und Wirkungsgrenzen im Anwendungsfall</w:t>
+      </w:r>
+    </w:p>
+    <w:p>
+      <w:r>
+        <w:t>Die folgenden Abschnitte sind keine neue Pruefungsloesung. Sie verdichten die vorhandenen Kapitel zu einer Lesart, mit der Studierende einen Fall selbststaendig analysieren koennen. Im Mittelpunkt stehen Bewertungsgrenzen, Nichtkompensation, Reverse Merit Order und positive Netto-Wirkung, nicht moralische Personenbewertung.</w:t>
+      </w:r>
+    </w:p>
+    <w:p>
+      <w:r>
+        <w:t>Begriffliche Schlussklaerung. In WM-V6 muss Auswertung aus der lebenden Website-Referenz immer mit Empfaengern gelesen werden. Wirkung entsteht nicht beim Sender, sondern an veraenderten Zustaenden von Menschen, Oekosystemen, Institutionen, Oeffentlichkeit oder kuenftigen Handlungsspielraeumen. Darum reicht es nicht, interne Aktivitaeten zu dokumentieren. Entscheidend ist, ob sich ein Zustand nachvollziehbar veraendert und ob diese Veraenderung im Referenzrahmen Mensch, Planet, Demokratie, SDGs, Agenda 2030 und SDG+ tragfaehig bewertet werden kann.</w:t>
+      </w:r>
+    </w:p>
+    <w:p>
+      <w:r>
+        <w:t>Ein Bericht behauptet, die Massnahme zu Nebenwirkungen, Rebound, Zielkonflikte und Wirkungsgrenzen sei erfolgreich. Die WOE-Lesart fragt bei Auswertung aus der lebenden Website-Referenz nach belastbaren Nachweisen: Managementroutine, Stakeholder-Rueckmeldung, Prozessdaten, Entscheidungsprotokoll und Lernschleife. Wenn diese Nachweise fehlen, bleibt die Aussage Wirkungspotenzial oder Kommunikationsbehauptung. Sie kann wichtig sein, aber sie ist noch keine belegte Wirkung.</w:t>
+      </w:r>
+    </w:p>
+    <w:p>
+      <w:r>
+        <w:t>Wirkpfad und Empfaenger. Wissenschaftliche Anschlussfaehigkeit entsteht hier durch Quellenklarheit. Bei Warum Wirkung immer auch Risiko bedeutet werden interne WOE-Begriffe nicht als Ersatz fuer Belege benutzt, sondern mit WOE-Bewertungslogik, SDG+, rote Linien, NWI/T-SROI-Abgrenzung und Schutzgueter verbunden. Wo die Datenlage offen bleibt, wird das offengelegt. Wo eine Aussage nur plausibel ist, bleibt sie als Wirkungspotenzial markiert. Wo ein Schaden eine rote Linie beruehrt, greift Nichtkompensation vor Durchschnittslogik.</w:t>
+      </w:r>
+    </w:p>
+    <w:p>
+      <w:r>
+        <w:t>In einer kontroversen Entscheidung wirkt Warum Wirkung immer auch Risiko bedeutet als Pruefpunkt fuer Ambivalenz. Ein Nutzen fuer eine Gruppe kann mit Risiken fuer andere Wirkungsempfaenger einhergehen. Das Skript verlangt deshalb, positive und negative Zustandsveraenderungen getrennt zu fuehren, bevor von positiver Netto-Wirkung gesprochen wird.</w:t>
+      </w:r>
+    </w:p>
+    <w:p>
+      <w:r>
+        <w:t>Rueckfluss. Fuer den WOE-Korpus bedeutet das: Begriffe aus Nebenwirkungen, Rebound, Zielkonflikte und Wirkungsgrenzen sollten dort geschaerft werden, wo sie in Glossar, Werkzeugen, Journal oder Readern doppeldeutig bleiben. Offene Forschungsfragen werden nicht versteckt. Sie markieren die Stelle, an der spaetere Evidenz, ein besserer Datensatz oder eine praezisere Fallstudie die Bewertung veraendern kann.</w:t>
+      </w:r>
+    </w:p>
+    <w:p>
+      <w:r>
+        <w:t>Daten, Quellen und Evidenz. In Wirkungsmanagement wird Wirkungspotenzial, Wirkungsrisiko und eingetretener Schaden erst steuerungsfaehig, wenn daraus eine Entscheidung folgt. Fuehrung, Strategie, Controlling, Einkauf, Kommunikation und Kultur muessen denselben Wirkungsbegriff verwenden. Ohne diese Rueckkopplung bleibt Reporting eine Beschreibung. Mit Rueckkopplung wird aus Bewertung eine veraenderte Routine: ein anderer Prozess, ein geaenderter Anreiz, eine bessere Datenpflicht, eine korrigierte Kommunikation oder eine neue Priorisierung.</w:t>
+      </w:r>
+    </w:p>
+    <w:p>
+      <w:r>
+        <w:t>Die typische Fehlstelle bei Nebenwirkungen, Rebound, Zielkonflikte und Wirkungsgrenzen liegt darin, schwere Schaeden mit bequemen Pluspunkten zu verrechnen. Bei Wirkungspotenzial, Wirkungsrisiko und eingetretener Schaden wird diese Fehlstelle konkret: Ein scheinbar plausibler Befund darf nicht zur Abkuerzung werden. Quellen, Systemgrenzen, Unsicherheit und Rueckkopplung bleiben sichtbar.</w:t>
+      </w:r>
+    </w:p>
+    <w:p>
+      <w:r>
+        <w:t>Bewertung und rote Linien. Die Grenze gegen Scheingenauigkeit verlaeuft bei Risiko nach erster, zweiter und dritter Wirkungsordnung nicht zwischen Optimismus und Pessimismus. Sie verlaeuft zwischen offengelegter Unsicherheit und rhetorischer Sicherheit. Wer Nebenwirkungen, Rebound, Zielkonflikte und Wirkungsgrenzen belastbar anwenden will, benennt Systemgrenze, Zeitraum, Vergleichspunkt und offene Gegenhypothese. Gerade dadurch bleibt das Skript anschlussfaehig fuer Forschung, Praxis und spaetere Revision.</w:t>
+      </w:r>
+    </w:p>
+    <w:p>
+      <w:r>
+        <w:t>Fuer die Pruefung ist Risiko nach erster, zweiter und dritter Wirkungsordnung dann verstanden, wenn daraus eine belastbare Fallantwort entsteht. Eine gute Antwort unterscheidet Beobachtung, Kausalannahme, Bewertung und Steuerungsfolge. Sie bewertet keine Menschen, sondern Wirkpfade, Zustandsveraenderungen, Risiken und institutionelle Bedingungen.</w:t>
+      </w:r>
+    </w:p>
+    <w:p>
+      <w:r>
+        <w:t>Kontrollfrage. Welche Entscheidung waere falsch, wenn Risiko nach erster, zweiter und dritter Wirkungsordnung in WM-V6 missverstanden wird? Die Antwort muss mindestens eine Daten- oder Quellenannahme, eine betroffene Gruppe oder Schutzdimension, eine moegliche Nebenwirkung und einen Rueckkopplungsschritt nennen. Richtig ist nicht die lauteste Bewertung, sondern diejenige, die Begriff, Beleg und Steuerungsfolge zusammenhaelt.</w:t>
+      </w:r>
+    </w:p>
+    <w:p>
+      <w:r>
+        <w:t>Steuerung und Rueckkopplung. Wirkungsdaten als Frühwarninformationen zeigt, warum Nebenwirkungen, Rebound, Zielkonflikte und Wirkungsgrenzen mehr ist als ein Schlagwort im Feld Bewertungsgrenzen, Nichtkompensation, Reverse Merit Order und positive Netto-Wirkung. Die wirkungsoekonomische Frage lautet: Welche reale Veraenderung wird moeglich, welche bleibt nur Potenzial und wo entsteht ein Wirkungsrisiko? Diese Unterscheidung schuetzt vor Impact-Washing, weil sie Absicht, Aktivitaet, Reichweite und Wirkung auseinanderhaelt.</w:t>
+      </w:r>
+    </w:p>
+    <w:p>
+      <w:r>
+        <w:t>Eine Kommune, ein Unternehmen oder eine Bildungsorganisation will Nebenwirkungen, Rebound, Zielkonflikte und Wirkungsgrenzen praktisch anwenden. Der erste Schritt ist nicht die Auswahl eines Instruments, sondern die Klaerung der Zustandsveraenderung. Bei Wirkungsdaten als Frühwarninformationen muss deshalb benannt werden, wer betroffen ist, welcher Zustand sich veraendert, welche Frist gilt und welche Gegenbeobachtung die Annahme widerlegen wuerde. Erst danach entsteht eine begruendete Entscheidung im Feld Strategie, Prozess, Budget, Verantwortlichkeit oder Kommunikationsregel.</w:t>
+      </w:r>
+    </w:p>
+    <w:p>
+      <w:r>
+        <w:t>Pruefungsnahe Anwendung. In WM-V6 muss Finanzierbarkeit, Versicherbarkeit und Kapitalzugang immer mit Empfaengern gelesen werden. Wirkung entsteht nicht beim Sender, sondern an veraenderten Zustaenden von Menschen, Oekosystemen, Institutionen, Oeffentlichkeit oder kuenftigen Handlungsspielraeumen. Darum reicht es nicht, interne Aktivitaeten zu dokumentieren. Entscheidend ist, ob sich ein Zustand nachvollziehbar veraendert und ob diese Veraenderung im Referenzrahmen Mensch, Planet, Demokratie, SDGs, Agenda 2030 und SDG+ tragfaehig bewertet werden kann.</w:t>
+      </w:r>
+    </w:p>
+    <w:p>
+      <w:r>
+        <w:t>Ein Bericht behauptet, die Massnahme zu Nebenwirkungen, Rebound, Zielkonflikte und Wirkungsgrenzen sei erfolgreich. Die WOE-Lesart fragt bei Finanzierbarkeit, Versicherbarkeit und Kapitalzugang nach belastbaren Nachweisen: Managementroutine, Stakeholder-Rueckmeldung, Prozessdaten, Entscheidungsprotokoll und Lernschleife. Wenn diese Nachweise fehlen, bleibt die Aussage Wirkungspotenzial oder Kommunikationsbehauptung. Sie kann wichtig sein, aber sie ist noch keine belegte Wirkung.</w:t>
+      </w:r>
+    </w:p>
+    <w:p>
+      <w:r>
+        <w:t>Transfer in den WOE-Korpus. Wissenschaftliche Anschlussfaehigkeit entsteht hier durch Quellenklarheit. Bei Einleitung / Wirkungsfrage werden interne WOE-Begriffe nicht als Ersatz fuer Belege benutzt, sondern mit WOE-Bewertungslogik, SDG+, rote Linien, NWI/T-SROI-Abgrenzung und Schutzgueter verbunden. Wo die Datenlage offen bleibt, wird das offengelegt. Wo eine Aussage nur plausibel ist, bleibt sie als Wirkungspotenzial markiert. Wo ein Schaden eine rote Linie beruehrt, greift Nichtkompensation vor Durchschnittslogik.</w:t>
+      </w:r>
+    </w:p>
+    <w:p>
+      <w:r>
+        <w:t>In einer kontroversen Entscheidung wirkt Einleitung / Wirkungsfrage als Pruefpunkt fuer Ambivalenz. Ein Nutzen fuer eine Gruppe kann mit Risiken fuer andere Wirkungsempfaenger einhergehen. Das Skript verlangt deshalb, positive und negative Zustandsveraenderungen getrennt zu fuehren, bevor von positiver Netto-Wirkung gesprochen wird.</w:t>
+      </w:r>
+    </w:p>
+    <w:p>
+      <w:r>
+        <w:t>Grenzen der Aussage. In Wirkungsmanagement wird Kernaussage erst steuerungsfaehig, wenn daraus eine Entscheidung folgt. Fuehrung, Strategie, Controlling, Einkauf, Kommunikation und Kultur muessen denselben Wirkungsbegriff verwenden. Ohne diese Rueckkopplung bleibt Reporting eine Beschreibung. Mit Rueckkopplung wird aus Bewertung eine veraenderte Routine: ein anderer Prozess, ein geaenderter Anreiz, eine bessere Datenpflicht, eine korrigierte Kommunikation oder eine neue Priorisierung.</w:t>
+      </w:r>
+    </w:p>
+    <w:p>
+      <w:r>
+        <w:t>Die typische Fehlstelle bei Nebenwirkungen, Rebound, Zielkonflikte und Wirkungsgrenzen liegt darin, schwere Schaeden mit bequemen Pluspunkten zu verrechnen. Bei Kernaussage wird diese Fehlstelle konkret: Ein scheinbar plausibler Befund darf nicht zur Abkuerzung werden. Quellen, Systemgrenzen, Unsicherheit und Rueckkopplung bleiben sichtbar.</w:t>
+      </w:r>
+    </w:p>
+    <w:p>
+      <w:r>
+        <w:t>Kontrollfrage. Welche Entscheidung waere falsch, wenn Kernaussage in WM-V6 missverstanden wird? Die Antwort muss mindestens eine Daten- oder Quellenannahme, eine betroffene Gruppe oder Schutzdimension, eine moegliche Nebenwirkung und einen Rueckkopplungsschritt nennen. Richtig ist nicht die lauteste Bewertung, sondern diejenige, die Begriff, Beleg und Steuerungsfolge zusammenhaelt.</w:t>
+      </w:r>
+    </w:p>
+    <w:p>
+      <w:r>
+        <w:t>Rueckfluss. Fuer den WOE-Korpus bedeutet das: Begriffe aus Nebenwirkungen, Rebound, Zielkonflikte und Wirkungsgrenzen sollten dort geschaerft werden, wo sie in Glossar, Werkzeugen, Journal oder Readern doppeldeutig bleiben. Offene Forschungsfragen werden nicht versteckt. Sie markieren die Stelle, an der spaetere Evidenz, ein besserer Datensatz oder eine praezisere Fallstudie die Bewertung veraendern kann.</w:t>
       </w:r>
     </w:p>
     <w:p>
@@ -3757,132 +3682,107 @@
         <w:pStyle w:val="Heading3"/>
       </w:pPr>
       <w:r>
-        <w:t>Abschlusskommentar 4: Lesen, pruefen, rueckkoppeln</w:t>
-      </w:r>
-    </w:p>
-    <w:p>
-      <w:r>
-        <w:t>Die folgende Verdichtung fuehrt die vorhandenen Kapitel nicht als Wiederholung, sondern als Anwendung zusammen. Wirkungskompetenz entsteht, wenn dieselbe begriffliche Strenge in Fallanalyse, Datenarbeit, Kommunikation, Governance und Entscheidungspraxis wiedererkannt wird.</w:t>
-      </w:r>
-    </w:p>
-    <w:p>
-      <w:r>
-        <w:t>Begriffliche Schaerfung. Der Abschnitt Lernziele ist in WM-V6 kein Zusatzwissen, sondern ein Pruefstein fuer die Grundfrage des Skripts: Was veraendert sich, bei wem, wodurch und mit welcher Rueckkopplung? Fuer Nebenwirkungen, Rebound, Zielkonflikte und Wirkungsgrenzen wird daran sichtbar, dass praezise Sprache die erste Sicherung gegen Impact-Washing bildet. Die fachliche Grenze liegt dort, wo Lernende Output, Reichweite, Absicht und Wirkung in einem Satz vermischen. Die saubere Lesart trennt deshalb Beobachtung, Kausalannahme, Bewertung und Steuerungsfolge. In der Anwendung sollte daraus mindestens eine konkrete Strategie, Prozess, Budget, Zielkonflikt oder Kommunikationsregel abgeleitet werden; sonst bleibt das Wissen erklaerend, aber nicht steuerungsfaehig.</w:t>
-      </w:r>
-    </w:p>
-    <w:p>
-      <w:r>
-        <w:t>Anwendung auf Einleitung / Wirkungsfrage. In einer Fallanalyse beginnt dieser Punkt nicht mit einer Meinung, sondern mit einer belastbaren Beschreibung. Wer WM-V6 pruefungsnah liest, fragt zuerst nach Wirkungsempfaengern, Wirkraum, Zeitraum und Datenquelle. Erst danach folgt die Bewertung im Referenzrahmen Mensch, Planet, Demokratie, SDGs, Agenda 2030 und SDG+. Mindestens ein direkter und ein indirekter Wirkpfad muessen nachvollziehbar sein. Der typische Kurzschluss waere, nur die Massnahme selbst bewerten und indirekte Empfaenger ausblenden. Genau dagegen setzt die WÖk die Pflicht, Wirkungspotenzial, Wirkungsrisiko und positive Netto-Wirkung begrifflich getrennt zu halten.</w:t>
-      </w:r>
-    </w:p>
-    <w:p>
-      <w:r>
-        <w:t>Pruefungsnahe Transferfrage. Formuliere zu WM-V6 eine Wirkungsaussage in drei Saetzen: Erstens den beobachteten oder plausiblen Zustand, zweitens die Daten- oder Quellenlage, drittens die offene Unsicherheit samt Rueckkopplung. Die Antwort muss ohne moralische Personenbewertung auskommen und darf Reichweite nicht mit Wirkung verwechseln.</w:t>
-      </w:r>
-    </w:p>
-    <w:p>
-      <w:r>
-        <w:t>Evidenzregel. Kernaussage darf im Skript nicht als dekorativer Begriff stehen bleiben. Der Abschnitt traegt nur dann, wenn er eine pruefbare Aussage erlaubt: Welche Quelle stuetzt die Annahme, welche Unsicherheit bleibt offen und welche Gegenbeobachtung wuerde die Bewertung veraendern? Fuer Nebenwirkungen, Rebound, Zielkonflikte und Wirkungsgrenzen heisst das, dass jede Bewertung nur so belastbar ist wie Datenlage, Quellenstatus, Aktualitaet und Systemgrenze. Die Studierenden sollen nicht lernen, einen Score nachzusprechen. Sie sollen erkennen, wann ein Score klaert, wann er verdeckt und wann eine rote Linie die Durchschnittslogik stoppt.</w:t>
-      </w:r>
-    </w:p>
-    <w:p>
-      <w:r>
-        <w:t>Fallfenster zur Anwendung. Ein Controlling-Team moechte einen Score bilden. Das Skript verlangt, dass Datenqualitaet, Systemgrenzen, Gewichtung, Unsicherheit und Nichtkompensation sichtbar bleiben. Ein Score darf die Diskussion nicht beenden, sondern muss bessere Fragen, Priorisierung und Rueckkopplung ermoeglichen. Bezogen auf Nebenwirkungen, Rebound, Zielkonflikte und Wirkungsgrenzen heisst das: Die Analyse muss das konkrete Thema ernst nehmen und zugleich den allgemeinen WÖk-Massstab halten. Es geht nicht darum, Akteure moralisch zu sortieren. Es geht darum, Wirkpfade, Wirkungsempfaenger, Datenqualitaet, Risiken und Rueckkopplung so zu beschreiben, dass bessere Entscheidungen moeglich werden.</w:t>
-      </w:r>
-    </w:p>
-    <w:p>
-      <w:r>
-        <w:t>Transfer in Wirkungsmanagement. Quelltext und fachliche Grundlegung verbindet die inhaltliche Deutung mit der spaeteren Praxis. Eine Organisation kann zu Nebenwirkungen, Rebound, Zielkonflikte und Wirkungsgrenzen sehr ueberzeugend kommunizieren und trotzdem an eine Methodik einzufuehren, ohne Entscheidungsmacht, Datenpflichten und Korrekturroutinen mitzudenken scheitern. Darum muss die V1-Fassung immer auch nach Governance fragen: Wer erhebt Daten, wer bewertet sie, wer traegt die Folgen, wer kann widersprechen und wann wird eine Entscheidung korrigiert? Profile, Zielkonflikte und offene Punkte werden nebeneinander gefuehrt. So wird aus einem Lehrkapitel eine verantwortbare Arbeitsroutine.</w:t>
-      </w:r>
-    </w:p>
-    <w:p>
-      <w:r>
-        <w:t>Grenze gegen Scheingenauigkeit. Gerade bei Einstieg / Wirkungsfrage ist Praezision wichtiger als grosse Begriffe. Eine Wirkungsaussage bleibt schwach, wenn sie nur Aktivitaet, Reichweite, Absicht oder Image beschreibt. Stark wird sie erst, wenn sie die Zustandsveraenderung und ihre Bedingungen offenlegt. In WM-V6 ist deshalb entscheidend, schwere zentrale Schaeden nicht durch beliebige positive Einzelwerte neutralisiert werden duerfen. Die Fehlerlinie verlaeuft nicht zwischen Optimismus und Pessimismus, sondern zwischen offengelegter Unsicherheit und rhetorischer Sicherheit ohne Pruefpfad.</w:t>
-      </w:r>
-    </w:p>
-    <w:p>
-      <w:r>
-        <w:t>Pruefungsnahe Lesart. Aus Video-/Audio-Vorlesung laesst sich eine gute Transferfrage ableiten: Welche Entscheidung waere falsch, wenn dieser Abschnitt missverstanden wird? Fuer Nebenwirkungen, Rebound, Zielkonflikte und Wirkungsgrenzen lautet die Antwort meist nicht einfach "mehr Wirkung", sondern genauer: bessere Unterscheidung, sauberere Daten, klarere Schutzlinie und rueckgekoppelte Steuerung. Jeder Analyseblock fragt nach der Routine, die nach der Bewertung angepasst wird. Wer das im Fall anwenden kann, hat den Kern der Vorlesung verstanden; wer nur Definitionen wiederholt, bleibt unter dem Anspruch der Akademie.</w:t>
-      </w:r>
-    </w:p>
-    <w:p>
-      <w:r>
-        <w:t>Fallfenster zur Anwendung. Ein Kommunikationsbericht nennt viele Aktivitaeten, Reichweiten und Rueckmeldungen. Die V1-Pruefung fragt, ob daraus eine belastbare Wirkungsaussage folgt. Wenn nur Kontakte, Klicks oder Zustimmung vorliegen, bleibt die Aussage im Bereich Wirkungspotenzial oder Resonanz, nicht im Bereich nachgewiesener Wirkung. Bezogen auf Nebenwirkungen, Rebound, Zielkonflikte und Wirkungsgrenzen heisst das: Die Analyse muss das konkrete Thema ernst nehmen und zugleich den allgemeinen WÖk-Massstab halten. Es geht nicht darum, Akteure moralisch zu sortieren. Es geht darum, Wirkpfade, Wirkungsempfaenger, Datenqualitaet, Risiken und Rueckkopplung so zu beschreiben, dass bessere Entscheidungen moeglich werden.</w:t>
-      </w:r>
-    </w:p>
-    <w:p>
-      <w:r>
-        <w:t>Governance. Der Abschnitt Transkript (Gerüst) ist in WM-V6 kein Zusatzwissen, sondern ein Pruefstein fuer die Grundfrage des Skripts: Was veraendert sich, bei wem, wodurch und mit welcher Rueckkopplung? Fuer Nebenwirkungen, Rebound, Zielkonflikte und Wirkungsgrenzen wird daran sichtbar, dass Wirkungsbewertung Verfahren, Rechte, Transparenz und Korrektur braucht. Die fachliche Grenze liegt dort, wo Lernende Bewertung als technokratische Top-down-Setzung verstehen. Die saubere Lesart trennt deshalb Beobachtung, Kausalannahme, Bewertung und Steuerungsfolge. In der Anwendung sollte daraus mindestens eine konkrete Strategie, Prozess, Budget, Zielkonflikt oder Kommunikationsregel abgeleitet werden; sonst bleibt das Wissen erklaerend, aber nicht steuerungsfaehig.</w:t>
-      </w:r>
-    </w:p>
-    <w:p>
-      <w:r>
-        <w:t>Pruefungsnahe Transferfrage. Formuliere zu WM-V6 eine Wirkungsaussage in drei Saetzen: Erstens den beobachteten oder plausiblen Zustand, zweitens die Daten- oder Quellenlage, drittens die offene Unsicherheit samt Rueckkopplung. Die Antwort muss ohne moralische Personenbewertung auskommen und darf Reichweite nicht mit Wirkung verwechseln.</w:t>
-      </w:r>
-    </w:p>
-    <w:p>
-      <w:r>
-        <w:t>Anwendung auf Skript / Folien (Lernseite). In einer Fallanalyse beginnt dieser Punkt nicht mit einer Meinung, sondern mit einer belastbaren Beschreibung. Wer WM-V6 pruefungsnah liest, fragt zuerst nach Wirkungsempfaengern, Wirkraum, Zeitraum und Datenquelle. Erst danach folgt die Bewertung im Referenzrahmen Mensch, Planet, Demokratie, SDGs, Agenda 2030 und SDG+. Pruefungsfragen verbinden Begriff, Anwendung, Evidenz und rote Linie. Der typische Kurzschluss waere, reines Auswendiglernen als Kompetenznachweis behandeln. Genau dagegen setzt die WÖk die Pflicht, Wirkungspotenzial, Wirkungsrisiko und positive Netto-Wirkung begrifflich getrennt zu halten.</w:t>
-      </w:r>
-    </w:p>
-    <w:p>
-      <w:r>
-        <w:t>Evidenzregel. Transferaufgabe darf im Skript nicht als dekorativer Begriff stehen bleiben. Der Abschnitt traegt nur dann, wenn er eine pruefbare Aussage erlaubt: Welche Quelle stuetzt die Annahme, welche Unsicherheit bleibt offen und welche Gegenbeobachtung wuerde die Bewertung veraendern? Fuer Nebenwirkungen, Rebound, Zielkonflikte und Wirkungsgrenzen heisst das, dass WÖk-Begriffe im Alltag nur tragen, wenn sie in Routinen uebersetzt werden. Die Studierenden sollen nicht lernen, einen Score nachzusprechen. Sie sollen erkennen, wann ein Score klaert, wann er verdeckt und wann eine rote Linie die Durchschnittslogik stoppt.</w:t>
-      </w:r>
-    </w:p>
-    <w:p>
-      <w:r>
-        <w:t>Fallfenster zur Anwendung. Eine Organisation plant eine Massnahme und formuliert dazu eine positive Absicht. In der WÖk reicht das nicht. Fuer diese Vorlesung muss sichtbar werden, welche Zustandsveraenderung erwartet wird, welche Empfaenger direkt oder indirekt betroffen sind, welche Nebenwirkungen entstehen koennen und welche Entscheidung spaeter korrigiert wird. Bezogen auf Nebenwirkungen, Rebound, Zielkonflikte und Wirkungsgrenzen heisst das: Die Analyse muss das konkrete Thema ernst nehmen und zugleich den allgemeinen WÖk-Massstab halten. Es geht nicht darum, Akteure moralisch zu sortieren. Es geht darum, Wirkpfade, Wirkungsempfaenger, Datenqualitaet, Risiken und Rueckkopplung so zu beschreiben, dass bessere Entscheidungen moeglich werden.</w:t>
-      </w:r>
-    </w:p>
-    <w:p>
-      <w:r>
-        <w:t>Transfer in Wirkungsmanagement. Praxisbeispiel verbindet die inhaltliche Deutung mit der spaeteren Praxis. Eine Organisation kann zu Nebenwirkungen, Rebound, Zielkonflikte und Wirkungsgrenzen sehr ueberzeugend kommunizieren und trotzdem an eine Methodik einzufuehren, ohne Entscheidungsmacht, Datenpflichten und Korrekturroutinen mitzudenken scheitern. Darum muss die V1-Fassung immer auch nach Governance fragen: Wer erhebt Daten, wer bewertet sie, wer traegt die Folgen, wer kann widersprechen und wann wird eine Entscheidung korrigiert? Gute Kommunikation unterscheidet Befund, Annahme und normative Bewertung. So wird aus einem Lehrkapitel eine verantwortbare Arbeitsroutine.</w:t>
-      </w:r>
-    </w:p>
-    <w:p>
-      <w:r>
-        <w:t>Grenze gegen Scheingenauigkeit. Gerade bei Wirkungsökonomische Vertiefung ist Praezision wichtiger als grosse Begriffe. Eine Wirkungsaussage bleibt schwach, wenn sie nur Aktivitaet, Reichweite, Absicht oder Image beschreibt. Stark wird sie erst, wenn sie die Zustandsveraenderung und ihre Bedingungen offenlegt. In WM-V6 ist deshalb entscheidend, jede Wirkungsaussage eine Grenze zieht und diese Grenze begruenden muss. Die Fehlerlinie verlaeuft nicht zwischen Optimismus und Pessimismus, sondern zwischen offengelegter Unsicherheit und rhetorischer Sicherheit ohne Pruefpfad.</w:t>
-      </w:r>
-    </w:p>
-    <w:p>
-      <w:r>
-        <w:t>Pruefungsnahe Lesart. Aus Prüfungsrelevanz laesst sich eine gute Transferfrage ableiten: Welche Entscheidung waere falsch, wenn dieser Abschnitt missverstanden wird? Fuer Nebenwirkungen, Rebound, Zielkonflikte und Wirkungsgrenzen lautet die Antwort meist nicht einfach "mehr Wirkung", sondern genauer: bessere Unterscheidung, sauberere Daten, klarere Schutzlinie und rueckgekoppelte Steuerung. Szenarien pruefen Sofortwirkung, Folgewirkung und Reversibilitaet getrennt. Wer das im Fall anwenden kann, hat den Kern der Vorlesung verstanden; wer nur Definitionen wiederholt, bleibt unter dem Anspruch der Akademie.</w:t>
-      </w:r>
-    </w:p>
-    <w:p>
-      <w:r>
-        <w:t>Fallfenster zur Anwendung. Eine Fuehrungsentscheidung erzeugt zugleich Nutzen und Risiken. Die WÖk behandelt Ambivalenz nicht als Stoerung, sondern als Kern der Analyse. Positive Netto-Wirkung darf erst behauptet werden, wenn zentrale negative Wirkungen getrennt geprueft und rote Linien gewahrt sind. Bezogen auf Nebenwirkungen, Rebound, Zielkonflikte und Wirkungsgrenzen heisst das: Die Analyse muss das konkrete Thema ernst nehmen und zugleich den allgemeinen WÖk-Massstab halten. Es geht nicht darum, Akteure moralisch zu sortieren. Es geht darum, Wirkpfade, Wirkungsempfaenger, Datenqualitaet, Risiken und Rueckkopplung so zu beschreiben, dass bessere Entscheidungen moeglich werden.</w:t>
-      </w:r>
-    </w:p>
-    <w:p>
-      <w:r>
-        <w:t>Pruefungsnahe Transferfrage. Formuliere zu WM-V6 eine Wirkungsaussage in drei Saetzen: Erstens den beobachteten oder plausiblen Zustand, zweitens die Daten- oder Quellenlage, drittens die offene Unsicherheit samt Rueckkopplung. Die Antwort muss ohne moralische Personenbewertung auskommen und darf Reichweite nicht mit Wirkung verwechseln.</w:t>
-      </w:r>
-    </w:p>
-    <w:p>
-      <w:r>
-        <w:t>Betroffenenperspektive. Der Abschnitt Lernziele ist in WM-V6 kein Zusatzwissen, sondern ein Pruefstein fuer die Grundfrage des Skripts: Was veraendert sich, bei wem, wodurch und mit welcher Rueckkopplung? Fuer Nebenwirkungen, Rebound, Zielkonflikte und Wirkungsgrenzen wird daran sichtbar, dass Wirkung nicht am Sender, sondern an veraenderten Zustanden der Empfaenger geprueft wird. Die fachliche Grenze liegt dort, wo Lernende interne Erfolgskennzahlen mit gesellschaftlicher Wirkung verwechseln. Die saubere Lesart trennt deshalb Beobachtung, Kausalannahme, Bewertung und Steuerungsfolge. In der Anwendung sollte daraus mindestens eine konkrete Strategie, Prozess, Budget, Zielkonflikt oder Kommunikationsregel abgeleitet werden; sonst bleibt das Wissen erklaerend, aber nicht steuerungsfaehig.</w:t>
-      </w:r>
-    </w:p>
-    <w:p>
-      <w:r>
-        <w:t>Anwendung auf Einleitung / Wirkungsfrage. In einer Fallanalyse beginnt dieser Punkt nicht mit einer Meinung, sondern mit einer belastbaren Beschreibung. Wer WM-V6 pruefungsnah liest, fragt zuerst nach Wirkungsempfaengern, Wirkraum, Zeitraum und Datenquelle. Erst danach folgt die Bewertung im Referenzrahmen Mensch, Planet, Demokratie, SDGs, Agenda 2030 und SDG+. Jede Schlussfolgerung endet mit Entscheidung, Verantwortlichkeit und Termin fuer Rueckpruefung. Der typische Kurzschluss waere, Befunde sammeln, ohne Ressourcen oder Regeln zu veraendern. Genau dagegen setzt die WÖk die Pflicht, Wirkungspotenzial, Wirkungsrisiko und positive Netto-Wirkung begrifflich getrennt zu halten.</w:t>
-      </w:r>
-    </w:p>
-    <w:p>
-      <w:r>
-        <w:t>Evidenzregel. Kernaussage darf im Skript nicht als dekorativer Begriff stehen bleiben. Der Abschnitt traegt nur dann, wenn er eine pruefbare Aussage erlaubt: Welche Quelle stuetzt die Annahme, welche Unsicherheit bleibt offen und welche Gegenbeobachtung wuerde die Bewertung veraendern? Fuer Nebenwirkungen, Rebound, Zielkonflikte und Wirkungsgrenzen heisst das, dass WÖk-Aussagen mit bestehenden Begriffen, Studien, Standards und Rechtsrahmen in Beziehung stehen muessen. Die Studierenden sollen nicht lernen, einen Score nachzusprechen. Sie sollen erkennen, wann ein Score klaert, wann er verdeckt und wann eine rote Linie die Durchschnittslogik stoppt.</w:t>
-      </w:r>
-    </w:p>
-    <w:p>
-      <w:r>
-        <w:t>Fallfenster zur Anwendung. Ein Controlling-Team moechte einen Score bilden. Das Skript verlangt, dass Datenqualitaet, Systemgrenzen, Gewichtung, Unsicherheit und Nichtkompensation sichtbar bleiben. Ein Score darf die Diskussion nicht beenden, sondern muss bessere Fragen, Priorisierung und Rueckkopplung ermoeglichen. Bezogen auf Nebenwirkungen, Rebound, Zielkonflikte und Wirkungsgrenzen heisst das: Die Analyse muss das konkrete Thema ernst nehmen und zugleich den allgemeinen WÖk-Massstab halten. Es geht nicht darum, Akteure moralisch zu sortieren. Es geht darum, Wirkpfade, Wirkungsempfaenger, Datenqualitaet, Risiken und Rueckkopplung so zu beschreiben, dass bessere Entscheidungen moeglich werden.</w:t>
-      </w:r>
-    </w:p>
-    <w:p>
-      <w:r>
-        <w:t>Transfer in Wirkungsmanagement. Quelltext und fachliche Grundlegung verbindet die inhaltliche Deutung mit der spaeteren Praxis. Eine Organisation kann zu Nebenwirkungen, Rebound, Zielkonflikte und Wirkungsgrenzen sehr ueberzeugend kommunizieren und trotzdem an eine Methodik einzufuehren, ohne Entscheidungsmacht, Datenpflichten und Korrekturroutinen mitzudenken scheitern. Darum muss die V1-Fassung immer auch nach Governance fragen: Wer erhebt Daten, wer bewertet sie, wer traegt die Folgen, wer kann widersprechen und wann wird eine Entscheidung korrigiert? Die Analyse markiert Stoppsignale vor jeder Portfolio- oder Score-Debatte. So wird aus einem Lehrkapitel eine verantwortbare Arbeitsroutine.</w:t>
+        <w:t>Schlussvertiefung 4: Nebenwirkungen, Rebound, Zielkonflikte und Wirkungsgrenzen im Anwendungsfall</w:t>
+      </w:r>
+    </w:p>
+    <w:p>
+      <w:r>
+        <w:t>Die folgenden Abschnitte sind keine neue Pruefungsloesung. Sie verdichten die vorhandenen Kapitel zu einer Lesart, mit der Studierende einen Fall selbststaendig analysieren koennen. Im Mittelpunkt stehen Bewertungsgrenzen, Nichtkompensation, Reverse Merit Order und positive Netto-Wirkung, nicht moralische Personenbewertung.</w:t>
+      </w:r>
+    </w:p>
+    <w:p>
+      <w:r>
+        <w:t>Begriffliche Schlussklaerung. Die Grenze gegen Scheingenauigkeit verlaeuft bei Quelltext und fachliche Grundlegung nicht zwischen Optimismus und Pessimismus. Sie verlaeuft zwischen offengelegter Unsicherheit und rhetorischer Sicherheit. Wer Nebenwirkungen, Rebound, Zielkonflikte und Wirkungsgrenzen belastbar anwenden will, benennt Systemgrenze, Zeitraum, Vergleichspunkt und offene Gegenhypothese. Gerade dadurch bleibt das Skript anschlussfaehig fuer Forschung, Praxis und spaetere Revision.</w:t>
+      </w:r>
+    </w:p>
+    <w:p>
+      <w:r>
+        <w:t>Fuer die Pruefung ist Quelltext und fachliche Grundlegung dann verstanden, wenn daraus eine belastbare Fallantwort entsteht. Eine gute Antwort unterscheidet Beobachtung, Kausalannahme, Bewertung und Steuerungsfolge. Sie bewertet keine Menschen, sondern Wirkpfade, Zustandsveraenderungen, Risiken und institutionelle Bedingungen.</w:t>
+      </w:r>
+    </w:p>
+    <w:p>
+      <w:r>
+        <w:t>Wirkpfad und Empfaenger. Einstieg / Wirkungsfrage zeigt, warum Nebenwirkungen, Rebound, Zielkonflikte und Wirkungsgrenzen mehr ist als ein Schlagwort im Feld Bewertungsgrenzen, Nichtkompensation, Reverse Merit Order und positive Netto-Wirkung. Die wirkungsoekonomische Frage lautet: Welche reale Veraenderung wird moeglich, welche bleibt nur Potenzial und wo entsteht ein Wirkungsrisiko? Diese Unterscheidung schuetzt vor Impact-Washing, weil sie Absicht, Aktivitaet, Reichweite und Wirkung auseinanderhaelt.</w:t>
+      </w:r>
+    </w:p>
+    <w:p>
+      <w:r>
+        <w:t>Eine Kommune, ein Unternehmen oder eine Bildungsorganisation will Nebenwirkungen, Rebound, Zielkonflikte und Wirkungsgrenzen praktisch anwenden. Der erste Schritt ist nicht die Auswahl eines Instruments, sondern die Klaerung der Zustandsveraenderung. Bei Einstieg / Wirkungsfrage muss deshalb benannt werden, wer betroffen ist, welcher Zustand sich veraendert, welche Frist gilt und welche Gegenbeobachtung die Annahme widerlegen wuerde. Erst danach entsteht eine begruendete Entscheidung im Feld Strategie, Prozess, Budget, Verantwortlichkeit oder Kommunikationsregel.</w:t>
+      </w:r>
+    </w:p>
+    <w:p>
+      <w:r>
+        <w:t>Daten, Quellen und Evidenz. In WM-V6 muss Skript / Folien (Lernseite) immer mit Empfaengern gelesen werden. Wirkung entsteht nicht beim Sender, sondern an veraenderten Zustaenden von Menschen, Oekosystemen, Institutionen, Oeffentlichkeit oder kuenftigen Handlungsspielraeumen. Darum reicht es nicht, interne Aktivitaeten zu dokumentieren. Entscheidend ist, ob sich ein Zustand nachvollziehbar veraendert und ob diese Veraenderung im Referenzrahmen Mensch, Planet, Demokratie, SDGs, Agenda 2030 und SDG+ tragfaehig bewertet werden kann.</w:t>
+      </w:r>
+    </w:p>
+    <w:p>
+      <w:r>
+        <w:t>Ein Bericht behauptet, die Massnahme zu Nebenwirkungen, Rebound, Zielkonflikte und Wirkungsgrenzen sei erfolgreich. Die WOE-Lesart fragt bei Skript / Folien (Lernseite) nach belastbaren Nachweisen: Managementroutine, Stakeholder-Rueckmeldung, Prozessdaten, Entscheidungsprotokoll und Lernschleife. Wenn diese Nachweise fehlen, bleibt die Aussage Wirkungspotenzial oder Kommunikationsbehauptung. Sie kann wichtig sein, aber sie ist noch keine belegte Wirkung.</w:t>
+      </w:r>
+    </w:p>
+    <w:p>
+      <w:r>
+        <w:t>Bewertung und rote Linien. Wissenschaftliche Anschlussfaehigkeit entsteht hier durch Quellenklarheit. Bei Transferaufgabe werden interne WOE-Begriffe nicht als Ersatz fuer Belege benutzt, sondern mit WOE-Bewertungslogik, SDG+, rote Linien, NWI/T-SROI-Abgrenzung und Schutzgueter verbunden. Wo die Datenlage offen bleibt, wird das offengelegt. Wo eine Aussage nur plausibel ist, bleibt sie als Wirkungspotenzial markiert. Wo ein Schaden eine rote Linie beruehrt, greift Nichtkompensation vor Durchschnittslogik.</w:t>
+      </w:r>
+    </w:p>
+    <w:p>
+      <w:r>
+        <w:t>In einer kontroversen Entscheidung wirkt Transferaufgabe als Pruefpunkt fuer Ambivalenz. Ein Nutzen fuer eine Gruppe kann mit Risiken fuer andere Wirkungsempfaenger einhergehen. Das Skript verlangt deshalb, positive und negative Zustandsveraenderungen getrennt zu fuehren, bevor von positiver Netto-Wirkung gesprochen wird.</w:t>
+      </w:r>
+    </w:p>
+    <w:p>
+      <w:r>
+        <w:t>Kontrollfrage. Welche Entscheidung waere falsch, wenn Transferaufgabe in WM-V6 missverstanden wird? Die Antwort muss mindestens eine Daten- oder Quellenannahme, eine betroffene Gruppe oder Schutzdimension, eine moegliche Nebenwirkung und einen Rueckkopplungsschritt nennen. Richtig ist nicht die lauteste Bewertung, sondern diejenige, die Begriff, Beleg und Steuerungsfolge zusammenhaelt.</w:t>
+      </w:r>
+    </w:p>
+    <w:p>
+      <w:r>
+        <w:t>Steuerung und Rueckkopplung. In Wirkungsmanagement wird Praxisbeispiel erst steuerungsfaehig, wenn daraus eine Entscheidung folgt. Fuehrung, Strategie, Controlling, Einkauf, Kommunikation und Kultur muessen denselben Wirkungsbegriff verwenden. Ohne diese Rueckkopplung bleibt Reporting eine Beschreibung. Mit Rueckkopplung wird aus Bewertung eine veraenderte Routine: ein anderer Prozess, ein geaenderter Anreiz, eine bessere Datenpflicht, eine korrigierte Kommunikation oder eine neue Priorisierung.</w:t>
+      </w:r>
+    </w:p>
+    <w:p>
+      <w:r>
+        <w:t>Die typische Fehlstelle bei Nebenwirkungen, Rebound, Zielkonflikte und Wirkungsgrenzen liegt darin, schwere Schaeden mit bequemen Pluspunkten zu verrechnen. Bei Praxisbeispiel wird diese Fehlstelle konkret: Ein scheinbar plausibler Befund darf nicht zur Abkuerzung werden. Quellen, Systemgrenzen, Unsicherheit und Rueckkopplung bleiben sichtbar.</w:t>
+      </w:r>
+    </w:p>
+    <w:p>
+      <w:r>
+        <w:t>Pruefungsnahe Anwendung. Die Grenze gegen Scheingenauigkeit verlaeuft bei Wirkungsökonomische Vertiefung nicht zwischen Optimismus und Pessimismus. Sie verlaeuft zwischen offengelegter Unsicherheit und rhetorischer Sicherheit. Wer Nebenwirkungen, Rebound, Zielkonflikte und Wirkungsgrenzen belastbar anwenden will, benennt Systemgrenze, Zeitraum, Vergleichspunkt und offene Gegenhypothese. Gerade dadurch bleibt das Skript anschlussfaehig fuer Forschung, Praxis und spaetere Revision.</w:t>
+      </w:r>
+    </w:p>
+    <w:p>
+      <w:r>
+        <w:t>Fuer die Pruefung ist Wirkungsökonomische Vertiefung dann verstanden, wenn daraus eine belastbare Fallantwort entsteht. Eine gute Antwort unterscheidet Beobachtung, Kausalannahme, Bewertung und Steuerungsfolge. Sie bewertet keine Menschen, sondern Wirkpfade, Zustandsveraenderungen, Risiken und institutionelle Bedingungen.</w:t>
+      </w:r>
+    </w:p>
+    <w:p>
+      <w:r>
+        <w:t>Rueckfluss. Fuer den WOE-Korpus bedeutet das: Begriffe aus Nebenwirkungen, Rebound, Zielkonflikte und Wirkungsgrenzen sollten dort geschaerft werden, wo sie in Glossar, Werkzeugen, Journal oder Readern doppeldeutig bleiben. Offene Forschungsfragen werden nicht versteckt. Sie markieren die Stelle, an der spaetere Evidenz, ein besserer Datensatz oder eine praezisere Fallstudie die Bewertung veraendern kann.</w:t>
+      </w:r>
+    </w:p>
+    <w:p>
+      <w:r>
+        <w:t>Transfer in den WOE-Korpus. Begriffliche Präzision zeigt, warum Nebenwirkungen, Rebound, Zielkonflikte und Wirkungsgrenzen mehr ist als ein Schlagwort im Feld Bewertungsgrenzen, Nichtkompensation, Reverse Merit Order und positive Netto-Wirkung. Die wirkungsoekonomische Frage lautet: Welche reale Veraenderung wird moeglich, welche bleibt nur Potenzial und wo entsteht ein Wirkungsrisiko? Diese Unterscheidung schuetzt vor Impact-Washing, weil sie Absicht, Aktivitaet, Reichweite und Wirkung auseinanderhaelt.</w:t>
+      </w:r>
+    </w:p>
+    <w:p>
+      <w:r>
+        <w:t>Eine Kommune, ein Unternehmen oder eine Bildungsorganisation will Nebenwirkungen, Rebound, Zielkonflikte und Wirkungsgrenzen praktisch anwenden. Der erste Schritt ist nicht die Auswahl eines Instruments, sondern die Klaerung der Zustandsveraenderung. Bei Begriffliche Präzision muss deshalb benannt werden, wer betroffen ist, welcher Zustand sich veraendert, welche Frist gilt und welche Gegenbeobachtung die Annahme widerlegen wuerde. Erst danach entsteht eine begruendete Entscheidung im Feld Strategie, Prozess, Budget, Verantwortlichkeit oder Kommunikationsregel.</w:t>
+      </w:r>
+    </w:p>
+    <w:p>
+      <w:r>
+        <w:t>Grenzen der Aussage. In WM-V6 muss Wirkpfad immer mit Empfaengern gelesen werden. Wirkung entsteht nicht beim Sender, sondern an veraenderten Zustaenden von Menschen, Oekosystemen, Institutionen, Oeffentlichkeit oder kuenftigen Handlungsspielraeumen. Darum reicht es nicht, interne Aktivitaeten zu dokumentieren. Entscheidend ist, ob sich ein Zustand nachvollziehbar veraendert und ob diese Veraenderung im Referenzrahmen Mensch, Planet, Demokratie, SDGs, Agenda 2030 und SDG+ tragfaehig bewertet werden kann.</w:t>
+      </w:r>
+    </w:p>
+    <w:p>
+      <w:r>
+        <w:t>Ein Bericht behauptet, die Massnahme zu Nebenwirkungen, Rebound, Zielkonflikte und Wirkungsgrenzen sei erfolgreich. Die WOE-Lesart fragt bei Wirkpfad nach belastbaren Nachweisen: Managementroutine, Stakeholder-Rueckmeldung, Prozessdaten, Entscheidungsprotokoll und Lernschleife. Wenn diese Nachweise fehlen, bleibt die Aussage Wirkungspotenzial oder Kommunikationsbehauptung. Sie kann wichtig sein, aber sie ist noch keine belegte Wirkung.</w:t>
+      </w:r>
+    </w:p>
+    <w:p>
+      <w:r>
+        <w:t>Kontrollfrage. Welche Entscheidung waere falsch, wenn Wirkpfad in WM-V6 missverstanden wird? Die Antwort muss mindestens eine Daten- oder Quellenannahme, eine betroffene Gruppe oder Schutzdimension, eine moegliche Nebenwirkung und einen Rueckkopplungsschritt nennen. Richtig ist nicht die lauteste Bewertung, sondern diejenige, die Begriff, Beleg und Steuerungsfolge zusammenhaelt.</w:t>
       </w:r>
     </w:p>
     <w:p>
@@ -3890,42 +3790,107 @@
         <w:pStyle w:val="Heading3"/>
       </w:pPr>
       <w:r>
-        <w:t>Abschlusskommentar 5: Lesen, pruefen, rueckkoppeln</w:t>
-      </w:r>
-    </w:p>
-    <w:p>
-      <w:r>
-        <w:t>Die folgende Verdichtung fuehrt die vorhandenen Kapitel nicht als Wiederholung, sondern als Anwendung zusammen. Wirkungskompetenz entsteht, wenn dieselbe begriffliche Strenge in Fallanalyse, Datenarbeit, Kommunikation, Governance und Entscheidungspraxis wiedererkannt wird.</w:t>
-      </w:r>
-    </w:p>
-    <w:p>
-      <w:r>
-        <w:t>Grenze gegen Scheingenauigkeit. Gerade bei Einstieg / Wirkungsfrage ist Praezision wichtiger als grosse Begriffe. Eine Wirkungsaussage bleibt schwach, wenn sie nur Aktivitaet, Reichweite, Absicht oder Image beschreibt. Stark wird sie erst, wenn sie die Zustandsveraenderung und ihre Bedingungen offenlegt. In WM-V6 ist deshalb entscheidend, praezise Sprache die erste Sicherung gegen Impact-Washing bildet. Die Fehlerlinie verlaeuft nicht zwischen Optimismus und Pessimismus, sondern zwischen offengelegter Unsicherheit und rhetorischer Sicherheit ohne Pruefpfad.</w:t>
-      </w:r>
-    </w:p>
-    <w:p>
-      <w:r>
-        <w:t>Pruefungsnahe Transferfrage. Formuliere zu WM-V6 eine Wirkungsaussage in drei Saetzen: Erstens den beobachteten oder plausiblen Zustand, zweitens die Daten- oder Quellenlage, drittens die offene Unsicherheit samt Rueckkopplung. Die Antwort muss ohne moralische Personenbewertung auskommen und darf Reichweite nicht mit Wirkung verwechseln.</w:t>
-      </w:r>
-    </w:p>
-    <w:p>
-      <w:r>
-        <w:t>Pruefungsnahe Lesart. Aus Video-/Audio-Vorlesung laesst sich eine gute Transferfrage ableiten: Welche Entscheidung waere falsch, wenn dieser Abschnitt missverstanden wird? Fuer Nebenwirkungen, Rebound, Zielkonflikte und Wirkungsgrenzen lautet die Antwort meist nicht einfach "mehr Wirkung", sondern genauer: bessere Unterscheidung, sauberere Daten, klarere Schutzlinie und rueckgekoppelte Steuerung. Mindestens ein direkter und ein indirekter Wirkpfad muessen nachvollziehbar sein. Wer das im Fall anwenden kann, hat den Kern der Vorlesung verstanden; wer nur Definitionen wiederholt, bleibt unter dem Anspruch der Akademie.</w:t>
-      </w:r>
-    </w:p>
-    <w:p>
-      <w:r>
-        <w:t>Fallfenster zur Anwendung. Ein Kommunikationsbericht nennt viele Aktivitaeten, Reichweiten und Rueckmeldungen. Die V1-Pruefung fragt, ob daraus eine belastbare Wirkungsaussage folgt. Wenn nur Kontakte, Klicks oder Zustimmung vorliegen, bleibt die Aussage im Bereich Wirkungspotenzial oder Resonanz, nicht im Bereich nachgewiesener Wirkung. Bezogen auf Nebenwirkungen, Rebound, Zielkonflikte und Wirkungsgrenzen heisst das: Die Analyse muss das konkrete Thema ernst nehmen und zugleich den allgemeinen WÖk-Massstab halten. Es geht nicht darum, Akteure moralisch zu sortieren. Es geht darum, Wirkpfade, Wirkungsempfaenger, Datenqualitaet, Risiken und Rueckkopplung so zu beschreiben, dass bessere Entscheidungen moeglich werden.</w:t>
-      </w:r>
-    </w:p>
-    <w:p>
-      <w:r>
-        <w:t>Daten- und Quellenklarheit. Der Abschnitt Transkript (Gerüst) ist in WM-V6 kein Zusatzwissen, sondern ein Pruefstein fuer die Grundfrage des Skripts: Was veraendert sich, bei wem, wodurch und mit welcher Rueckkopplung? Fuer Nebenwirkungen, Rebound, Zielkonflikte und Wirkungsgrenzen wird daran sichtbar, dass jede Bewertung nur so belastbar ist wie Datenlage, Quellenstatus, Aktualitaet und Systemgrenze. Die fachliche Grenze liegt dort, wo Lernende eine Zahl ohne Einheit, Zeitraum oder Erhebungslogik als Beweis nutzen. Die saubere Lesart trennt deshalb Beobachtung, Kausalannahme, Bewertung und Steuerungsfolge. In der Anwendung sollte daraus mindestens eine konkrete Strategie, Prozess, Budget, Zielkonflikt oder Kommunikationsregel abgeleitet werden; sonst bleibt das Wissen erklaerend, aber nicht steuerungsfaehig.</w:t>
-      </w:r>
-    </w:p>
-    <w:p>
-      <w:r>
-        <w:t>Anwendung auf Skript / Folien (Lernseite). In einer Fallanalyse beginnt dieser Punkt nicht mit einer Meinung, sondern mit einer belastbaren Beschreibung. Wer WM-V6 pruefungsnah liest, fragt zuerst nach Wirkungsempfaengern, Wirkraum, Zeitraum und Datenquelle. Erst danach folgt die Bewertung im Referenzrahmen Mensch, Planet, Demokratie, SDGs, Agenda 2030 und SDG+. Profile, Zielkonflikte und offene Punkte werden nebeneinander gefuehrt. Der typische Kurzschluss waere, ambivalente Befunde glaetten, damit eine eindeutige Botschaft entsteht. Genau dagegen setzt die WÖk die Pflicht, Wirkungspotenzial, Wirkungsrisiko und positive Netto-Wirkung begrifflich getrennt zu halten.</w:t>
+        <w:t>Schlussvertiefung 5: Nebenwirkungen, Rebound, Zielkonflikte und Wirkungsgrenzen im Anwendungsfall</w:t>
+      </w:r>
+    </w:p>
+    <w:p>
+      <w:r>
+        <w:t>Die folgenden Abschnitte sind keine neue Pruefungsloesung. Sie verdichten die vorhandenen Kapitel zu einer Lesart, mit der Studierende einen Fall selbststaendig analysieren koennen. Im Mittelpunkt stehen Bewertungsgrenzen, Nichtkompensation, Reverse Merit Order und positive Netto-Wirkung, nicht moralische Personenbewertung.</w:t>
+      </w:r>
+    </w:p>
+    <w:p>
+      <w:r>
+        <w:t>Begriffliche Schlussklaerung. Wissenschaftliche Anschlussfaehigkeit entsteht hier durch Quellenklarheit. Bei Leitthese werden interne WOE-Begriffe nicht als Ersatz fuer Belege benutzt, sondern mit WOE-Bewertungslogik, SDG+, rote Linien, NWI/T-SROI-Abgrenzung und Schutzgueter verbunden. Wo die Datenlage offen bleibt, wird das offengelegt. Wo eine Aussage nur plausibel ist, bleibt sie als Wirkungspotenzial markiert. Wo ein Schaden eine rote Linie beruehrt, greift Nichtkompensation vor Durchschnittslogik.</w:t>
+      </w:r>
+    </w:p>
+    <w:p>
+      <w:r>
+        <w:t>In einer kontroversen Entscheidung wirkt Leitthese als Pruefpunkt fuer Ambivalenz. Ein Nutzen fuer eine Gruppe kann mit Risiken fuer andere Wirkungsempfaenger einhergehen. Das Skript verlangt deshalb, positive und negative Zustandsveraenderungen getrennt zu fuehren, bevor von positiver Netto-Wirkung gesprochen wird.</w:t>
+      </w:r>
+    </w:p>
+    <w:p>
+      <w:r>
+        <w:t>Wirkpfad und Empfaenger. In Wirkungsmanagement wird Didaktische Einordnung im Studiengang erst steuerungsfaehig, wenn daraus eine Entscheidung folgt. Fuehrung, Strategie, Controlling, Einkauf, Kommunikation und Kultur muessen denselben Wirkungsbegriff verwenden. Ohne diese Rueckkopplung bleibt Reporting eine Beschreibung. Mit Rueckkopplung wird aus Bewertung eine veraenderte Routine: ein anderer Prozess, ein geaenderter Anreiz, eine bessere Datenpflicht, eine korrigierte Kommunikation oder eine neue Priorisierung.</w:t>
+      </w:r>
+    </w:p>
+    <w:p>
+      <w:r>
+        <w:t>Die typische Fehlstelle bei Nebenwirkungen, Rebound, Zielkonflikte und Wirkungsgrenzen liegt darin, schwere Schaeden mit bequemen Pluspunkten zu verrechnen. Bei Didaktische Einordnung im Studiengang wird diese Fehlstelle konkret: Ein scheinbar plausibler Befund darf nicht zur Abkuerzung werden. Quellen, Systemgrenzen, Unsicherheit und Rueckkopplung bleiben sichtbar.</w:t>
+      </w:r>
+    </w:p>
+    <w:p>
+      <w:r>
+        <w:t>Daten, Quellen und Evidenz. Die Grenze gegen Scheingenauigkeit verlaeuft bei Analysemodell nicht zwischen Optimismus und Pessimismus. Sie verlaeuft zwischen offengelegter Unsicherheit und rhetorischer Sicherheit. Wer Nebenwirkungen, Rebound, Zielkonflikte und Wirkungsgrenzen belastbar anwenden will, benennt Systemgrenze, Zeitraum, Vergleichspunkt und offene Gegenhypothese. Gerade dadurch bleibt das Skript anschlussfaehig fuer Forschung, Praxis und spaetere Revision.</w:t>
+      </w:r>
+    </w:p>
+    <w:p>
+      <w:r>
+        <w:t>Fuer die Pruefung ist Analysemodell dann verstanden, wenn daraus eine belastbare Fallantwort entsteht. Eine gute Antwort unterscheidet Beobachtung, Kausalannahme, Bewertung und Steuerungsfolge. Sie bewertet keine Menschen, sondern Wirkpfade, Zustandsveraenderungen, Risiken und institutionelle Bedingungen.</w:t>
+      </w:r>
+    </w:p>
+    <w:p>
+      <w:r>
+        <w:t>Bewertung und rote Linien. Modellformel zeigt, warum Nebenwirkungen, Rebound, Zielkonflikte und Wirkungsgrenzen mehr ist als ein Schlagwort im Feld Bewertungsgrenzen, Nichtkompensation, Reverse Merit Order und positive Netto-Wirkung. Die wirkungsoekonomische Frage lautet: Welche reale Veraenderung wird moeglich, welche bleibt nur Potenzial und wo entsteht ein Wirkungsrisiko? Diese Unterscheidung schuetzt vor Impact-Washing, weil sie Absicht, Aktivitaet, Reichweite und Wirkung auseinanderhaelt.</w:t>
+      </w:r>
+    </w:p>
+    <w:p>
+      <w:r>
+        <w:t>Eine Kommune, ein Unternehmen oder eine Bildungsorganisation will Nebenwirkungen, Rebound, Zielkonflikte und Wirkungsgrenzen praktisch anwenden. Der erste Schritt ist nicht die Auswahl eines Instruments, sondern die Klaerung der Zustandsveraenderung. Bei Modellformel muss deshalb benannt werden, wer betroffen ist, welcher Zustand sich veraendert, welche Frist gilt und welche Gegenbeobachtung die Annahme widerlegen wuerde. Erst danach entsteht eine begruendete Entscheidung im Feld Strategie, Prozess, Budget, Verantwortlichkeit oder Kommunikationsregel.</w:t>
+      </w:r>
+    </w:p>
+    <w:p>
+      <w:r>
+        <w:t>Kontrollfrage. Welche Entscheidung waere falsch, wenn Modellformel in WM-V6 missverstanden wird? Die Antwort muss mindestens eine Daten- oder Quellenannahme, eine betroffene Gruppe oder Schutzdimension, eine moegliche Nebenwirkung und einen Rueckkopplungsschritt nennen. Richtig ist nicht die lauteste Bewertung, sondern diejenige, die Begriff, Beleg und Steuerungsfolge zusammenhaelt.</w:t>
+      </w:r>
+    </w:p>
+    <w:p>
+      <w:r>
+        <w:t>Rueckfluss. Fuer den WOE-Korpus bedeutet das: Begriffe aus Nebenwirkungen, Rebound, Zielkonflikte und Wirkungsgrenzen sollten dort geschaerft werden, wo sie in Glossar, Werkzeugen, Journal oder Readern doppeldeutig bleiben. Offene Forschungsfragen werden nicht versteckt. Sie markieren die Stelle, an der spaetere Evidenz, ein besserer Datensatz oder eine praezisere Fallstudie die Bewertung veraendern kann.</w:t>
+      </w:r>
+    </w:p>
+    <w:p>
+      <w:r>
+        <w:t>Steuerung und Rueckkopplung. In WM-V6 muss Fallfenster immer mit Empfaengern gelesen werden. Wirkung entsteht nicht beim Sender, sondern an veraenderten Zustaenden von Menschen, Oekosystemen, Institutionen, Oeffentlichkeit oder kuenftigen Handlungsspielraeumen. Darum reicht es nicht, interne Aktivitaeten zu dokumentieren. Entscheidend ist, ob sich ein Zustand nachvollziehbar veraendert und ob diese Veraenderung im Referenzrahmen Mensch, Planet, Demokratie, SDGs, Agenda 2030 und SDG+ tragfaehig bewertet werden kann.</w:t>
+      </w:r>
+    </w:p>
+    <w:p>
+      <w:r>
+        <w:t>Ein Bericht behauptet, die Massnahme zu Nebenwirkungen, Rebound, Zielkonflikte und Wirkungsgrenzen sei erfolgreich. Die WOE-Lesart fragt bei Fallfenster nach belastbaren Nachweisen: Managementroutine, Stakeholder-Rueckmeldung, Prozessdaten, Entscheidungsprotokoll und Lernschleife. Wenn diese Nachweise fehlen, bleibt die Aussage Wirkungspotenzial oder Kommunikationsbehauptung. Sie kann wichtig sein, aber sie ist noch keine belegte Wirkung.</w:t>
+      </w:r>
+    </w:p>
+    <w:p>
+      <w:r>
+        <w:t>Pruefungsnahe Anwendung. Wissenschaftliche Anschlussfaehigkeit entsteht hier durch Quellenklarheit. Bei Prüfungsnahe Fallfragen ohne geschützte Antwortlogik werden interne WOE-Begriffe nicht als Ersatz fuer Belege benutzt, sondern mit WOE-Bewertungslogik, SDG+, rote Linien, NWI/T-SROI-Abgrenzung und Schutzgueter verbunden. Wo die Datenlage offen bleibt, wird das offengelegt. Wo eine Aussage nur plausibel ist, bleibt sie als Wirkungspotenzial markiert. Wo ein Schaden eine rote Linie beruehrt, greift Nichtkompensation vor Durchschnittslogik.</w:t>
+      </w:r>
+    </w:p>
+    <w:p>
+      <w:r>
+        <w:t>In einer kontroversen Entscheidung wirkt Prüfungsnahe Fallfragen ohne geschützte Antwortlogik als Pruefpunkt fuer Ambivalenz. Ein Nutzen fuer eine Gruppe kann mit Risiken fuer andere Wirkungsempfaenger einhergehen. Das Skript verlangt deshalb, positive und negative Zustandsveraenderungen getrennt zu fuehren, bevor von positiver Netto-Wirkung gesprochen wird.</w:t>
+      </w:r>
+    </w:p>
+    <w:p>
+      <w:r>
+        <w:t>Transfer in den WOE-Korpus. In Wirkungsmanagement wird Auswertung aus der lebenden Website-Referenz erst steuerungsfaehig, wenn daraus eine Entscheidung folgt. Fuehrung, Strategie, Controlling, Einkauf, Kommunikation und Kultur muessen denselben Wirkungsbegriff verwenden. Ohne diese Rueckkopplung bleibt Reporting eine Beschreibung. Mit Rueckkopplung wird aus Bewertung eine veraenderte Routine: ein anderer Prozess, ein geaenderter Anreiz, eine bessere Datenpflicht, eine korrigierte Kommunikation oder eine neue Priorisierung.</w:t>
+      </w:r>
+    </w:p>
+    <w:p>
+      <w:r>
+        <w:t>Die typische Fehlstelle bei Nebenwirkungen, Rebound, Zielkonflikte und Wirkungsgrenzen liegt darin, schwere Schaeden mit bequemen Pluspunkten zu verrechnen. Bei Auswertung aus der lebenden Website-Referenz wird diese Fehlstelle konkret: Ein scheinbar plausibler Befund darf nicht zur Abkuerzung werden. Quellen, Systemgrenzen, Unsicherheit und Rueckkopplung bleiben sichtbar.</w:t>
+      </w:r>
+    </w:p>
+    <w:p>
+      <w:r>
+        <w:t>Grenzen der Aussage. Die Grenze gegen Scheingenauigkeit verlaeuft bei Warum Wirkung immer auch Risiko bedeutet nicht zwischen Optimismus und Pessimismus. Sie verlaeuft zwischen offengelegter Unsicherheit und rhetorischer Sicherheit. Wer Nebenwirkungen, Rebound, Zielkonflikte und Wirkungsgrenzen belastbar anwenden will, benennt Systemgrenze, Zeitraum, Vergleichspunkt und offene Gegenhypothese. Gerade dadurch bleibt das Skript anschlussfaehig fuer Forschung, Praxis und spaetere Revision.</w:t>
+      </w:r>
+    </w:p>
+    <w:p>
+      <w:r>
+        <w:t>Fuer die Pruefung ist Warum Wirkung immer auch Risiko bedeutet dann verstanden, wenn daraus eine belastbare Fallantwort entsteht. Eine gute Antwort unterscheidet Beobachtung, Kausalannahme, Bewertung und Steuerungsfolge. Sie bewertet keine Menschen, sondern Wirkpfade, Zustandsveraenderungen, Risiken und institutionelle Bedingungen.</w:t>
+      </w:r>
+    </w:p>
+    <w:p>
+      <w:r>
+        <w:t>Kontrollfrage. Welche Entscheidung waere falsch, wenn Warum Wirkung immer auch Risiko bedeutet in WM-V6 missverstanden wird? Die Antwort muss mindestens eine Daten- oder Quellenannahme, eine betroffene Gruppe oder Schutzdimension, eine moegliche Nebenwirkung und einen Rueckkopplungsschritt nennen. Richtig ist nicht die lauteste Bewertung, sondern diejenige, die Begriff, Beleg und Steuerungsfolge zusammenhaelt.</w:t>
       </w:r>
     </w:p>
     <w:p>
@@ -3933,12 +3898,341 @@
         <w:pStyle w:val="Heading3"/>
       </w:pPr>
       <w:r>
+        <w:t>Schlussvertiefung 6: Nebenwirkungen, Rebound, Zielkonflikte und Wirkungsgrenzen im Anwendungsfall</w:t>
+      </w:r>
+    </w:p>
+    <w:p>
+      <w:r>
+        <w:t>Die folgenden Abschnitte sind keine neue Pruefungsloesung. Sie verdichten die vorhandenen Kapitel zu einer Lesart, mit der Studierende einen Fall selbststaendig analysieren koennen. Im Mittelpunkt stehen Bewertungsgrenzen, Nichtkompensation, Reverse Merit Order und positive Netto-Wirkung, nicht moralische Personenbewertung.</w:t>
+      </w:r>
+    </w:p>
+    <w:p>
+      <w:r>
+        <w:t>Begriffliche Schlussklaerung. Wirkungspotenzial, Wirkungsrisiko und eingetretener Schaden zeigt, warum Nebenwirkungen, Rebound, Zielkonflikte und Wirkungsgrenzen mehr ist als ein Schlagwort im Feld Bewertungsgrenzen, Nichtkompensation, Reverse Merit Order und positive Netto-Wirkung. Die wirkungsoekonomische Frage lautet: Welche reale Veraenderung wird moeglich, welche bleibt nur Potenzial und wo entsteht ein Wirkungsrisiko? Diese Unterscheidung schuetzt vor Impact-Washing, weil sie Absicht, Aktivitaet, Reichweite und Wirkung auseinanderhaelt.</w:t>
+      </w:r>
+    </w:p>
+    <w:p>
+      <w:r>
+        <w:t>Eine Kommune, ein Unternehmen oder eine Bildungsorganisation will Nebenwirkungen, Rebound, Zielkonflikte und Wirkungsgrenzen praktisch anwenden. Der erste Schritt ist nicht die Auswahl eines Instruments, sondern die Klaerung der Zustandsveraenderung. Bei Wirkungspotenzial, Wirkungsrisiko und eingetretener Schaden muss deshalb benannt werden, wer betroffen ist, welcher Zustand sich veraendert, welche Frist gilt und welche Gegenbeobachtung die Annahme widerlegen wuerde. Erst danach entsteht eine begruendete Entscheidung im Feld Strategie, Prozess, Budget, Verantwortlichkeit oder Kommunikationsregel.</w:t>
+      </w:r>
+    </w:p>
+    <w:p>
+      <w:r>
+        <w:t>Wirkpfad und Empfaenger. In WM-V6 muss Risiko nach erster, zweiter und dritter Wirkungsordnung immer mit Empfaengern gelesen werden. Wirkung entsteht nicht beim Sender, sondern an veraenderten Zustaenden von Menschen, Oekosystemen, Institutionen, Oeffentlichkeit oder kuenftigen Handlungsspielraeumen. Darum reicht es nicht, interne Aktivitaeten zu dokumentieren. Entscheidend ist, ob sich ein Zustand nachvollziehbar veraendert und ob diese Veraenderung im Referenzrahmen Mensch, Planet, Demokratie, SDGs, Agenda 2030 und SDG+ tragfaehig bewertet werden kann.</w:t>
+      </w:r>
+    </w:p>
+    <w:p>
+      <w:r>
+        <w:t>Ein Bericht behauptet, die Massnahme zu Nebenwirkungen, Rebound, Zielkonflikte und Wirkungsgrenzen sei erfolgreich. Die WOE-Lesart fragt bei Risiko nach erster, zweiter und dritter Wirkungsordnung nach belastbaren Nachweisen: Managementroutine, Stakeholder-Rueckmeldung, Prozessdaten, Entscheidungsprotokoll und Lernschleife. Wenn diese Nachweise fehlen, bleibt die Aussage Wirkungspotenzial oder Kommunikationsbehauptung. Sie kann wichtig sein, aber sie ist noch keine belegte Wirkung.</w:t>
+      </w:r>
+    </w:p>
+    <w:p>
+      <w:r>
+        <w:t>Rueckfluss. Fuer den WOE-Korpus bedeutet das: Begriffe aus Nebenwirkungen, Rebound, Zielkonflikte und Wirkungsgrenzen sollten dort geschaerft werden, wo sie in Glossar, Werkzeugen, Journal oder Readern doppeldeutig bleiben. Offene Forschungsfragen werden nicht versteckt. Sie markieren die Stelle, an der spaetere Evidenz, ein besserer Datensatz oder eine praezisere Fallstudie die Bewertung veraendern kann.</w:t>
+      </w:r>
+    </w:p>
+    <w:p>
+      <w:r>
+        <w:t>Daten, Quellen und Evidenz. Wissenschaftliche Anschlussfaehigkeit entsteht hier durch Quellenklarheit. Bei Wirkungsdaten als Frühwarninformationen werden interne WOE-Begriffe nicht als Ersatz fuer Belege benutzt, sondern mit WOE-Bewertungslogik, SDG+, rote Linien, NWI/T-SROI-Abgrenzung und Schutzgueter verbunden. Wo die Datenlage offen bleibt, wird das offengelegt. Wo eine Aussage nur plausibel ist, bleibt sie als Wirkungspotenzial markiert. Wo ein Schaden eine rote Linie beruehrt, greift Nichtkompensation vor Durchschnittslogik.</w:t>
+      </w:r>
+    </w:p>
+    <w:p>
+      <w:r>
+        <w:t>In einer kontroversen Entscheidung wirkt Wirkungsdaten als Frühwarninformationen als Pruefpunkt fuer Ambivalenz. Ein Nutzen fuer eine Gruppe kann mit Risiken fuer andere Wirkungsempfaenger einhergehen. Das Skript verlangt deshalb, positive und negative Zustandsveraenderungen getrennt zu fuehren, bevor von positiver Netto-Wirkung gesprochen wird.</w:t>
+      </w:r>
+    </w:p>
+    <w:p>
+      <w:r>
+        <w:t>Bewertung und rote Linien. In Wirkungsmanagement wird Finanzierbarkeit, Versicherbarkeit und Kapitalzugang erst steuerungsfaehig, wenn daraus eine Entscheidung folgt. Fuehrung, Strategie, Controlling, Einkauf, Kommunikation und Kultur muessen denselben Wirkungsbegriff verwenden. Ohne diese Rueckkopplung bleibt Reporting eine Beschreibung. Mit Rueckkopplung wird aus Bewertung eine veraenderte Routine: ein anderer Prozess, ein geaenderter Anreiz, eine bessere Datenpflicht, eine korrigierte Kommunikation oder eine neue Priorisierung.</w:t>
+      </w:r>
+    </w:p>
+    <w:p>
+      <w:r>
+        <w:t>Die typische Fehlstelle bei Nebenwirkungen, Rebound, Zielkonflikte und Wirkungsgrenzen liegt darin, schwere Schaeden mit bequemen Pluspunkten zu verrechnen. Bei Finanzierbarkeit, Versicherbarkeit und Kapitalzugang wird diese Fehlstelle konkret: Ein scheinbar plausibler Befund darf nicht zur Abkuerzung werden. Quellen, Systemgrenzen, Unsicherheit und Rueckkopplung bleiben sichtbar.</w:t>
+      </w:r>
+    </w:p>
+    <w:p>
+      <w:r>
+        <w:t>Kontrollfrage. Welche Entscheidung waere falsch, wenn Finanzierbarkeit, Versicherbarkeit und Kapitalzugang in WM-V6 missverstanden wird? Die Antwort muss mindestens eine Daten- oder Quellenannahme, eine betroffene Gruppe oder Schutzdimension, eine moegliche Nebenwirkung und einen Rueckkopplungsschritt nennen. Richtig ist nicht die lauteste Bewertung, sondern diejenige, die Begriff, Beleg und Steuerungsfolge zusammenhaelt.</w:t>
+      </w:r>
+    </w:p>
+    <w:p>
+      <w:r>
+        <w:t>Steuerung und Rueckkopplung. Die Grenze gegen Scheingenauigkeit verlaeuft bei Einleitung / Wirkungsfrage nicht zwischen Optimismus und Pessimismus. Sie verlaeuft zwischen offengelegter Unsicherheit und rhetorischer Sicherheit. Wer Nebenwirkungen, Rebound, Zielkonflikte und Wirkungsgrenzen belastbar anwenden will, benennt Systemgrenze, Zeitraum, Vergleichspunkt und offene Gegenhypothese. Gerade dadurch bleibt das Skript anschlussfaehig fuer Forschung, Praxis und spaetere Revision.</w:t>
+      </w:r>
+    </w:p>
+    <w:p>
+      <w:r>
+        <w:t>Fuer die Pruefung ist Einleitung / Wirkungsfrage dann verstanden, wenn daraus eine belastbare Fallantwort entsteht. Eine gute Antwort unterscheidet Beobachtung, Kausalannahme, Bewertung und Steuerungsfolge. Sie bewertet keine Menschen, sondern Wirkpfade, Zustandsveraenderungen, Risiken und institutionelle Bedingungen.</w:t>
+      </w:r>
+    </w:p>
+    <w:p>
+      <w:r>
+        <w:t>Pruefungsnahe Anwendung. Kernaussage zeigt, warum Nebenwirkungen, Rebound, Zielkonflikte und Wirkungsgrenzen mehr ist als ein Schlagwort im Feld Bewertungsgrenzen, Nichtkompensation, Reverse Merit Order und positive Netto-Wirkung. Die wirkungsoekonomische Frage lautet: Welche reale Veraenderung wird moeglich, welche bleibt nur Potenzial und wo entsteht ein Wirkungsrisiko? Diese Unterscheidung schuetzt vor Impact-Washing, weil sie Absicht, Aktivitaet, Reichweite und Wirkung auseinanderhaelt.</w:t>
+      </w:r>
+    </w:p>
+    <w:p>
+      <w:r>
+        <w:t>Eine Kommune, ein Unternehmen oder eine Bildungsorganisation will Nebenwirkungen, Rebound, Zielkonflikte und Wirkungsgrenzen praktisch anwenden. Der erste Schritt ist nicht die Auswahl eines Instruments, sondern die Klaerung der Zustandsveraenderung. Bei Kernaussage muss deshalb benannt werden, wer betroffen ist, welcher Zustand sich veraendert, welche Frist gilt und welche Gegenbeobachtung die Annahme widerlegen wuerde. Erst danach entsteht eine begruendete Entscheidung im Feld Strategie, Prozess, Budget, Verantwortlichkeit oder Kommunikationsregel.</w:t>
+      </w:r>
+    </w:p>
+    <w:p>
+      <w:r>
+        <w:t>Transfer in den WOE-Korpus. In WM-V6 muss Quelltext und fachliche Grundlegung immer mit Empfaengern gelesen werden. Wirkung entsteht nicht beim Sender, sondern an veraenderten Zustaenden von Menschen, Oekosystemen, Institutionen, Oeffentlichkeit oder kuenftigen Handlungsspielraeumen. Darum reicht es nicht, interne Aktivitaeten zu dokumentieren. Entscheidend ist, ob sich ein Zustand nachvollziehbar veraendert und ob diese Veraenderung im Referenzrahmen Mensch, Planet, Demokratie, SDGs, Agenda 2030 und SDG+ tragfaehig bewertet werden kann.</w:t>
+      </w:r>
+    </w:p>
+    <w:p>
+      <w:r>
+        <w:t>Ein Bericht behauptet, die Massnahme zu Nebenwirkungen, Rebound, Zielkonflikte und Wirkungsgrenzen sei erfolgreich. Die WOE-Lesart fragt bei Quelltext und fachliche Grundlegung nach belastbaren Nachweisen: Managementroutine, Stakeholder-Rueckmeldung, Prozessdaten, Entscheidungsprotokoll und Lernschleife. Wenn diese Nachweise fehlen, bleibt die Aussage Wirkungspotenzial oder Kommunikationsbehauptung. Sie kann wichtig sein, aber sie ist noch keine belegte Wirkung.</w:t>
+      </w:r>
+    </w:p>
+    <w:p>
+      <w:r>
+        <w:t>Grenzen der Aussage. Wissenschaftliche Anschlussfaehigkeit entsteht hier durch Quellenklarheit. Bei Einstieg / Wirkungsfrage werden interne WOE-Begriffe nicht als Ersatz fuer Belege benutzt, sondern mit WOE-Bewertungslogik, SDG+, rote Linien, NWI/T-SROI-Abgrenzung und Schutzgueter verbunden. Wo die Datenlage offen bleibt, wird das offengelegt. Wo eine Aussage nur plausibel ist, bleibt sie als Wirkungspotenzial markiert. Wo ein Schaden eine rote Linie beruehrt, greift Nichtkompensation vor Durchschnittslogik.</w:t>
+      </w:r>
+    </w:p>
+    <w:p>
+      <w:r>
+        <w:t>In einer kontroversen Entscheidung wirkt Einstieg / Wirkungsfrage als Pruefpunkt fuer Ambivalenz. Ein Nutzen fuer eine Gruppe kann mit Risiken fuer andere Wirkungsempfaenger einhergehen. Das Skript verlangt deshalb, positive und negative Zustandsveraenderungen getrennt zu fuehren, bevor von positiver Netto-Wirkung gesprochen wird.</w:t>
+      </w:r>
+    </w:p>
+    <w:p>
+      <w:r>
+        <w:t>Kontrollfrage. Welche Entscheidung waere falsch, wenn Einstieg / Wirkungsfrage in WM-V6 missverstanden wird? Die Antwort muss mindestens eine Daten- oder Quellenannahme, eine betroffene Gruppe oder Schutzdimension, eine moegliche Nebenwirkung und einen Rueckkopplungsschritt nennen. Richtig ist nicht die lauteste Bewertung, sondern diejenige, die Begriff, Beleg und Steuerungsfolge zusammenhaelt.</w:t>
+      </w:r>
+    </w:p>
+    <w:p>
+      <w:r>
+        <w:t>Rueckfluss. Fuer den WOE-Korpus bedeutet das: Begriffe aus Nebenwirkungen, Rebound, Zielkonflikte und Wirkungsgrenzen sollten dort geschaerft werden, wo sie in Glossar, Werkzeugen, Journal oder Readern doppeldeutig bleiben. Offene Forschungsfragen werden nicht versteckt. Sie markieren die Stelle, an der spaetere Evidenz, ein besserer Datensatz oder eine praezisere Fallstudie die Bewertung veraendern kann.</w:t>
+      </w:r>
+    </w:p>
+    <w:p>
+      <w:pPr>
+        <w:pStyle w:val="Heading3"/>
+      </w:pPr>
+      <w:r>
+        <w:t>Schlussvertiefung 7: Nebenwirkungen, Rebound, Zielkonflikte und Wirkungsgrenzen im Anwendungsfall</w:t>
+      </w:r>
+    </w:p>
+    <w:p>
+      <w:r>
+        <w:t>Die folgenden Abschnitte sind keine neue Pruefungsloesung. Sie verdichten die vorhandenen Kapitel zu einer Lesart, mit der Studierende einen Fall selbststaendig analysieren koennen. Im Mittelpunkt stehen Bewertungsgrenzen, Nichtkompensation, Reverse Merit Order und positive Netto-Wirkung, nicht moralische Personenbewertung.</w:t>
+      </w:r>
+    </w:p>
+    <w:p>
+      <w:r>
+        <w:t>Begriffliche Schlussklaerung. In Wirkungsmanagement wird Skript / Folien (Lernseite) erst steuerungsfaehig, wenn daraus eine Entscheidung folgt. Fuehrung, Strategie, Controlling, Einkauf, Kommunikation und Kultur muessen denselben Wirkungsbegriff verwenden. Ohne diese Rueckkopplung bleibt Reporting eine Beschreibung. Mit Rueckkopplung wird aus Bewertung eine veraenderte Routine: ein anderer Prozess, ein geaenderter Anreiz, eine bessere Datenpflicht, eine korrigierte Kommunikation oder eine neue Priorisierung.</w:t>
+      </w:r>
+    </w:p>
+    <w:p>
+      <w:r>
+        <w:t>Die typische Fehlstelle bei Nebenwirkungen, Rebound, Zielkonflikte und Wirkungsgrenzen liegt darin, schwere Schaeden mit bequemen Pluspunkten zu verrechnen. Bei Skript / Folien (Lernseite) wird diese Fehlstelle konkret: Ein scheinbar plausibler Befund darf nicht zur Abkuerzung werden. Quellen, Systemgrenzen, Unsicherheit und Rueckkopplung bleiben sichtbar.</w:t>
+      </w:r>
+    </w:p>
+    <w:p>
+      <w:r>
+        <w:t>Wirkpfad und Empfaenger. Die Grenze gegen Scheingenauigkeit verlaeuft bei Transferaufgabe nicht zwischen Optimismus und Pessimismus. Sie verlaeuft zwischen offengelegter Unsicherheit und rhetorischer Sicherheit. Wer Nebenwirkungen, Rebound, Zielkonflikte und Wirkungsgrenzen belastbar anwenden will, benennt Systemgrenze, Zeitraum, Vergleichspunkt und offene Gegenhypothese. Gerade dadurch bleibt das Skript anschlussfaehig fuer Forschung, Praxis und spaetere Revision.</w:t>
+      </w:r>
+    </w:p>
+    <w:p>
+      <w:r>
+        <w:t>Fuer die Pruefung ist Transferaufgabe dann verstanden, wenn daraus eine belastbare Fallantwort entsteht. Eine gute Antwort unterscheidet Beobachtung, Kausalannahme, Bewertung und Steuerungsfolge. Sie bewertet keine Menschen, sondern Wirkpfade, Zustandsveraenderungen, Risiken und institutionelle Bedingungen.</w:t>
+      </w:r>
+    </w:p>
+    <w:p>
+      <w:r>
+        <w:t>Daten, Quellen und Evidenz. Praxisbeispiel zeigt, warum Nebenwirkungen, Rebound, Zielkonflikte und Wirkungsgrenzen mehr ist als ein Schlagwort im Feld Bewertungsgrenzen, Nichtkompensation, Reverse Merit Order und positive Netto-Wirkung. Die wirkungsoekonomische Frage lautet: Welche reale Veraenderung wird moeglich, welche bleibt nur Potenzial und wo entsteht ein Wirkungsrisiko? Diese Unterscheidung schuetzt vor Impact-Washing, weil sie Absicht, Aktivitaet, Reichweite und Wirkung auseinanderhaelt.</w:t>
+      </w:r>
+    </w:p>
+    <w:p>
+      <w:r>
+        <w:t>Eine Kommune, ein Unternehmen oder eine Bildungsorganisation will Nebenwirkungen, Rebound, Zielkonflikte und Wirkungsgrenzen praktisch anwenden. Der erste Schritt ist nicht die Auswahl eines Instruments, sondern die Klaerung der Zustandsveraenderung. Bei Praxisbeispiel muss deshalb benannt werden, wer betroffen ist, welcher Zustand sich veraendert, welche Frist gilt und welche Gegenbeobachtung die Annahme widerlegen wuerde. Erst danach entsteht eine begruendete Entscheidung im Feld Strategie, Prozess, Budget, Verantwortlichkeit oder Kommunikationsregel.</w:t>
+      </w:r>
+    </w:p>
+    <w:p>
+      <w:r>
+        <w:t>Bewertung und rote Linien. In WM-V6 muss Wirkungsökonomische Vertiefung immer mit Empfaengern gelesen werden. Wirkung entsteht nicht beim Sender, sondern an veraenderten Zustaenden von Menschen, Oekosystemen, Institutionen, Oeffentlichkeit oder kuenftigen Handlungsspielraeumen. Darum reicht es nicht, interne Aktivitaeten zu dokumentieren. Entscheidend ist, ob sich ein Zustand nachvollziehbar veraendert und ob diese Veraenderung im Referenzrahmen Mensch, Planet, Demokratie, SDGs, Agenda 2030 und SDG+ tragfaehig bewertet werden kann.</w:t>
+      </w:r>
+    </w:p>
+    <w:p>
+      <w:r>
+        <w:t>Ein Bericht behauptet, die Massnahme zu Nebenwirkungen, Rebound, Zielkonflikte und Wirkungsgrenzen sei erfolgreich. Die WOE-Lesart fragt bei Wirkungsökonomische Vertiefung nach belastbaren Nachweisen: Managementroutine, Stakeholder-Rueckmeldung, Prozessdaten, Entscheidungsprotokoll und Lernschleife. Wenn diese Nachweise fehlen, bleibt die Aussage Wirkungspotenzial oder Kommunikationsbehauptung. Sie kann wichtig sein, aber sie ist noch keine belegte Wirkung.</w:t>
+      </w:r>
+    </w:p>
+    <w:p>
+      <w:r>
+        <w:t>Kontrollfrage. Welche Entscheidung waere falsch, wenn Wirkungsökonomische Vertiefung in WM-V6 missverstanden wird? Die Antwort muss mindestens eine Daten- oder Quellenannahme, eine betroffene Gruppe oder Schutzdimension, eine moegliche Nebenwirkung und einen Rueckkopplungsschritt nennen. Richtig ist nicht die lauteste Bewertung, sondern diejenige, die Begriff, Beleg und Steuerungsfolge zusammenhaelt.</w:t>
+      </w:r>
+    </w:p>
+    <w:p>
+      <w:r>
+        <w:t>Steuerung und Rueckkopplung. Wissenschaftliche Anschlussfaehigkeit entsteht hier durch Quellenklarheit. Bei Begriffliche Präzision werden interne WOE-Begriffe nicht als Ersatz fuer Belege benutzt, sondern mit WOE-Bewertungslogik, SDG+, rote Linien, NWI/T-SROI-Abgrenzung und Schutzgueter verbunden. Wo die Datenlage offen bleibt, wird das offengelegt. Wo eine Aussage nur plausibel ist, bleibt sie als Wirkungspotenzial markiert. Wo ein Schaden eine rote Linie beruehrt, greift Nichtkompensation vor Durchschnittslogik.</w:t>
+      </w:r>
+    </w:p>
+    <w:p>
+      <w:r>
+        <w:t>In einer kontroversen Entscheidung wirkt Begriffliche Präzision als Pruefpunkt fuer Ambivalenz. Ein Nutzen fuer eine Gruppe kann mit Risiken fuer andere Wirkungsempfaenger einhergehen. Das Skript verlangt deshalb, positive und negative Zustandsveraenderungen getrennt zu fuehren, bevor von positiver Netto-Wirkung gesprochen wird.</w:t>
+      </w:r>
+    </w:p>
+    <w:p>
+      <w:r>
+        <w:t>Pruefungsnahe Anwendung. In Wirkungsmanagement wird Wirkpfad erst steuerungsfaehig, wenn daraus eine Entscheidung folgt. Fuehrung, Strategie, Controlling, Einkauf, Kommunikation und Kultur muessen denselben Wirkungsbegriff verwenden. Ohne diese Rueckkopplung bleibt Reporting eine Beschreibung. Mit Rueckkopplung wird aus Bewertung eine veraenderte Routine: ein anderer Prozess, ein geaenderter Anreiz, eine bessere Datenpflicht, eine korrigierte Kommunikation oder eine neue Priorisierung.</w:t>
+      </w:r>
+    </w:p>
+    <w:p>
+      <w:r>
+        <w:t>Die typische Fehlstelle bei Nebenwirkungen, Rebound, Zielkonflikte und Wirkungsgrenzen liegt darin, schwere Schaeden mit bequemen Pluspunkten zu verrechnen. Bei Wirkpfad wird diese Fehlstelle konkret: Ein scheinbar plausibler Befund darf nicht zur Abkuerzung werden. Quellen, Systemgrenzen, Unsicherheit und Rueckkopplung bleiben sichtbar.</w:t>
+      </w:r>
+    </w:p>
+    <w:p>
+      <w:r>
+        <w:t>Rueckfluss. Fuer den WOE-Korpus bedeutet das: Begriffe aus Nebenwirkungen, Rebound, Zielkonflikte und Wirkungsgrenzen sollten dort geschaerft werden, wo sie in Glossar, Werkzeugen, Journal oder Readern doppeldeutig bleiben. Offene Forschungsfragen werden nicht versteckt. Sie markieren die Stelle, an der spaetere Evidenz, ein besserer Datensatz oder eine praezisere Fallstudie die Bewertung veraendern kann.</w:t>
+      </w:r>
+    </w:p>
+    <w:p>
+      <w:r>
+        <w:t>Transfer in den WOE-Korpus. Die Grenze gegen Scheingenauigkeit verlaeuft bei Leitthese nicht zwischen Optimismus und Pessimismus. Sie verlaeuft zwischen offengelegter Unsicherheit und rhetorischer Sicherheit. Wer Nebenwirkungen, Rebound, Zielkonflikte und Wirkungsgrenzen belastbar anwenden will, benennt Systemgrenze, Zeitraum, Vergleichspunkt und offene Gegenhypothese. Gerade dadurch bleibt das Skript anschlussfaehig fuer Forschung, Praxis und spaetere Revision.</w:t>
+      </w:r>
+    </w:p>
+    <w:p>
+      <w:r>
+        <w:t>Fuer die Pruefung ist Leitthese dann verstanden, wenn daraus eine belastbare Fallantwort entsteht. Eine gute Antwort unterscheidet Beobachtung, Kausalannahme, Bewertung und Steuerungsfolge. Sie bewertet keine Menschen, sondern Wirkpfade, Zustandsveraenderungen, Risiken und institutionelle Bedingungen.</w:t>
+      </w:r>
+    </w:p>
+    <w:p>
+      <w:r>
+        <w:t>Grenzen der Aussage. Didaktische Einordnung im Studiengang zeigt, warum Nebenwirkungen, Rebound, Zielkonflikte und Wirkungsgrenzen mehr ist als ein Schlagwort im Feld Bewertungsgrenzen, Nichtkompensation, Reverse Merit Order und positive Netto-Wirkung. Die wirkungsoekonomische Frage lautet: Welche reale Veraenderung wird moeglich, welche bleibt nur Potenzial und wo entsteht ein Wirkungsrisiko? Diese Unterscheidung schuetzt vor Impact-Washing, weil sie Absicht, Aktivitaet, Reichweite und Wirkung auseinanderhaelt.</w:t>
+      </w:r>
+    </w:p>
+    <w:p>
+      <w:r>
+        <w:t>Eine Kommune, ein Unternehmen oder eine Bildungsorganisation will Nebenwirkungen, Rebound, Zielkonflikte und Wirkungsgrenzen praktisch anwenden. Der erste Schritt ist nicht die Auswahl eines Instruments, sondern die Klaerung der Zustandsveraenderung. Bei Didaktische Einordnung im Studiengang muss deshalb benannt werden, wer betroffen ist, welcher Zustand sich veraendert, welche Frist gilt und welche Gegenbeobachtung die Annahme widerlegen wuerde. Erst danach entsteht eine begruendete Entscheidung im Feld Strategie, Prozess, Budget, Verantwortlichkeit oder Kommunikationsregel.</w:t>
+      </w:r>
+    </w:p>
+    <w:p>
+      <w:r>
+        <w:t>Kontrollfrage. Welche Entscheidung waere falsch, wenn Didaktische Einordnung im Studiengang in WM-V6 missverstanden wird? Die Antwort muss mindestens eine Daten- oder Quellenannahme, eine betroffene Gruppe oder Schutzdimension, eine moegliche Nebenwirkung und einen Rueckkopplungsschritt nennen. Richtig ist nicht die lauteste Bewertung, sondern diejenige, die Begriff, Beleg und Steuerungsfolge zusammenhaelt.</w:t>
+      </w:r>
+    </w:p>
+    <w:p>
+      <w:pPr>
+        <w:pStyle w:val="Heading3"/>
+      </w:pPr>
+      <w:r>
+        <w:t>Schlussvertiefung 8: Nebenwirkungen, Rebound, Zielkonflikte und Wirkungsgrenzen im Anwendungsfall</w:t>
+      </w:r>
+    </w:p>
+    <w:p>
+      <w:r>
+        <w:t>Die folgenden Abschnitte sind keine neue Pruefungsloesung. Sie verdichten die vorhandenen Kapitel zu einer Lesart, mit der Studierende einen Fall selbststaendig analysieren koennen. Im Mittelpunkt stehen Bewertungsgrenzen, Nichtkompensation, Reverse Merit Order und positive Netto-Wirkung, nicht moralische Personenbewertung.</w:t>
+      </w:r>
+    </w:p>
+    <w:p>
+      <w:r>
+        <w:t>Begriffliche Schlussklaerung. In WM-V6 muss Analysemodell immer mit Empfaengern gelesen werden. Wirkung entsteht nicht beim Sender, sondern an veraenderten Zustaenden von Menschen, Oekosystemen, Institutionen, Oeffentlichkeit oder kuenftigen Handlungsspielraeumen. Darum reicht es nicht, interne Aktivitaeten zu dokumentieren. Entscheidend ist, ob sich ein Zustand nachvollziehbar veraendert und ob diese Veraenderung im Referenzrahmen Mensch, Planet, Demokratie, SDGs, Agenda 2030 und SDG+ tragfaehig bewertet werden kann.</w:t>
+      </w:r>
+    </w:p>
+    <w:p>
+      <w:r>
+        <w:t>Ein Bericht behauptet, die Massnahme zu Nebenwirkungen, Rebound, Zielkonflikte und Wirkungsgrenzen sei erfolgreich. Die WOE-Lesart fragt bei Analysemodell nach belastbaren Nachweisen: Managementroutine, Stakeholder-Rueckmeldung, Prozessdaten, Entscheidungsprotokoll und Lernschleife. Wenn diese Nachweise fehlen, bleibt die Aussage Wirkungspotenzial oder Kommunikationsbehauptung. Sie kann wichtig sein, aber sie ist noch keine belegte Wirkung.</w:t>
+      </w:r>
+    </w:p>
+    <w:p>
+      <w:r>
+        <w:t>Wirkpfad und Empfaenger. Wissenschaftliche Anschlussfaehigkeit entsteht hier durch Quellenklarheit. Bei Modellformel werden interne WOE-Begriffe nicht als Ersatz fuer Belege benutzt, sondern mit WOE-Bewertungslogik, SDG+, rote Linien, NWI/T-SROI-Abgrenzung und Schutzgueter verbunden. Wo die Datenlage offen bleibt, wird das offengelegt. Wo eine Aussage nur plausibel ist, bleibt sie als Wirkungspotenzial markiert. Wo ein Schaden eine rote Linie beruehrt, greift Nichtkompensation vor Durchschnittslogik.</w:t>
+      </w:r>
+    </w:p>
+    <w:p>
+      <w:r>
+        <w:t>In einer kontroversen Entscheidung wirkt Modellformel als Pruefpunkt fuer Ambivalenz. Ein Nutzen fuer eine Gruppe kann mit Risiken fuer andere Wirkungsempfaenger einhergehen. Das Skript verlangt deshalb, positive und negative Zustandsveraenderungen getrennt zu fuehren, bevor von positiver Netto-Wirkung gesprochen wird.</w:t>
+      </w:r>
+    </w:p>
+    <w:p>
+      <w:r>
+        <w:t>Daten, Quellen und Evidenz. In Wirkungsmanagement wird Fallfenster erst steuerungsfaehig, wenn daraus eine Entscheidung folgt. Fuehrung, Strategie, Controlling, Einkauf, Kommunikation und Kultur muessen denselben Wirkungsbegriff verwenden. Ohne diese Rueckkopplung bleibt Reporting eine Beschreibung. Mit Rueckkopplung wird aus Bewertung eine veraenderte Routine: ein anderer Prozess, ein geaenderter Anreiz, eine bessere Datenpflicht, eine korrigierte Kommunikation oder eine neue Priorisierung.</w:t>
+      </w:r>
+    </w:p>
+    <w:p>
+      <w:r>
+        <w:t>Die typische Fehlstelle bei Nebenwirkungen, Rebound, Zielkonflikte und Wirkungsgrenzen liegt darin, schwere Schaeden mit bequemen Pluspunkten zu verrechnen. Bei Fallfenster wird diese Fehlstelle konkret: Ein scheinbar plausibler Befund darf nicht zur Abkuerzung werden. Quellen, Systemgrenzen, Unsicherheit und Rueckkopplung bleiben sichtbar.</w:t>
+      </w:r>
+    </w:p>
+    <w:p>
+      <w:r>
+        <w:t>Bewertung und rote Linien. Die Grenze gegen Scheingenauigkeit verlaeuft bei Prüfungsnahe Fallfragen ohne geschützte Antwortlogik nicht zwischen Optimismus und Pessimismus. Sie verlaeuft zwischen offengelegter Unsicherheit und rhetorischer Sicherheit. Wer Nebenwirkungen, Rebound, Zielkonflikte und Wirkungsgrenzen belastbar anwenden will, benennt Systemgrenze, Zeitraum, Vergleichspunkt und offene Gegenhypothese. Gerade dadurch bleibt das Skript anschlussfaehig fuer Forschung, Praxis und spaetere Revision.</w:t>
+      </w:r>
+    </w:p>
+    <w:p>
+      <w:r>
+        <w:t>Fuer die Pruefung ist Prüfungsnahe Fallfragen ohne geschützte Antwortlogik dann verstanden, wenn daraus eine belastbare Fallantwort entsteht. Eine gute Antwort unterscheidet Beobachtung, Kausalannahme, Bewertung und Steuerungsfolge. Sie bewertet keine Menschen, sondern Wirkpfade, Zustandsveraenderungen, Risiken und institutionelle Bedingungen.</w:t>
+      </w:r>
+    </w:p>
+    <w:p>
+      <w:r>
+        <w:t>Kontrollfrage. Welche Entscheidung waere falsch, wenn Prüfungsnahe Fallfragen ohne geschützte Antwortlogik in WM-V6 missverstanden wird? Die Antwort muss mindestens eine Daten- oder Quellenannahme, eine betroffene Gruppe oder Schutzdimension, eine moegliche Nebenwirkung und einen Rueckkopplungsschritt nennen. Richtig ist nicht die lauteste Bewertung, sondern diejenige, die Begriff, Beleg und Steuerungsfolge zusammenhaelt.</w:t>
+      </w:r>
+    </w:p>
+    <w:p>
+      <w:r>
+        <w:t>Rueckfluss. Fuer den WOE-Korpus bedeutet das: Begriffe aus Nebenwirkungen, Rebound, Zielkonflikte und Wirkungsgrenzen sollten dort geschaerft werden, wo sie in Glossar, Werkzeugen, Journal oder Readern doppeldeutig bleiben. Offene Forschungsfragen werden nicht versteckt. Sie markieren die Stelle, an der spaetere Evidenz, ein besserer Datensatz oder eine praezisere Fallstudie die Bewertung veraendern kann.</w:t>
+      </w:r>
+    </w:p>
+    <w:p>
+      <w:r>
+        <w:t>Steuerung und Rueckkopplung. Auswertung aus der lebenden Website-Referenz zeigt, warum Nebenwirkungen, Rebound, Zielkonflikte und Wirkungsgrenzen mehr ist als ein Schlagwort im Feld Bewertungsgrenzen, Nichtkompensation, Reverse Merit Order und positive Netto-Wirkung. Die wirkungsoekonomische Frage lautet: Welche reale Veraenderung wird moeglich, welche bleibt nur Potenzial und wo entsteht ein Wirkungsrisiko? Diese Unterscheidung schuetzt vor Impact-Washing, weil sie Absicht, Aktivitaet, Reichweite und Wirkung auseinanderhaelt.</w:t>
+      </w:r>
+    </w:p>
+    <w:p>
+      <w:r>
+        <w:t>Eine Kommune, ein Unternehmen oder eine Bildungsorganisation will Nebenwirkungen, Rebound, Zielkonflikte und Wirkungsgrenzen praktisch anwenden. Der erste Schritt ist nicht die Auswahl eines Instruments, sondern die Klaerung der Zustandsveraenderung. Bei Auswertung aus der lebenden Website-Referenz muss deshalb benannt werden, wer betroffen ist, welcher Zustand sich veraendert, welche Frist gilt und welche Gegenbeobachtung die Annahme widerlegen wuerde. Erst danach entsteht eine begruendete Entscheidung im Feld Strategie, Prozess, Budget, Verantwortlichkeit oder Kommunikationsregel.</w:t>
+      </w:r>
+    </w:p>
+    <w:p>
+      <w:r>
+        <w:t>Pruefungsnahe Anwendung. In WM-V6 muss Warum Wirkung immer auch Risiko bedeutet immer mit Empfaengern gelesen werden. Wirkung entsteht nicht beim Sender, sondern an veraenderten Zustaenden von Menschen, Oekosystemen, Institutionen, Oeffentlichkeit oder kuenftigen Handlungsspielraeumen. Darum reicht es nicht, interne Aktivitaeten zu dokumentieren. Entscheidend ist, ob sich ein Zustand nachvollziehbar veraendert und ob diese Veraenderung im Referenzrahmen Mensch, Planet, Demokratie, SDGs, Agenda 2030 und SDG+ tragfaehig bewertet werden kann.</w:t>
+      </w:r>
+    </w:p>
+    <w:p>
+      <w:r>
+        <w:t>Ein Bericht behauptet, die Massnahme zu Nebenwirkungen, Rebound, Zielkonflikte und Wirkungsgrenzen sei erfolgreich. Die WOE-Lesart fragt bei Warum Wirkung immer auch Risiko bedeutet nach belastbaren Nachweisen: Managementroutine, Stakeholder-Rueckmeldung, Prozessdaten, Entscheidungsprotokoll und Lernschleife. Wenn diese Nachweise fehlen, bleibt die Aussage Wirkungspotenzial oder Kommunikationsbehauptung. Sie kann wichtig sein, aber sie ist noch keine belegte Wirkung.</w:t>
+      </w:r>
+    </w:p>
+    <w:p>
+      <w:r>
+        <w:t>Transfer in den WOE-Korpus. Wissenschaftliche Anschlussfaehigkeit entsteht hier durch Quellenklarheit. Bei Wirkungspotenzial, Wirkungsrisiko und eingetretener Schaden werden interne WOE-Begriffe nicht als Ersatz fuer Belege benutzt, sondern mit WOE-Bewertungslogik, SDG+, rote Linien, NWI/T-SROI-Abgrenzung und Schutzgueter verbunden. Wo die Datenlage offen bleibt, wird das offengelegt. Wo eine Aussage nur plausibel ist, bleibt sie als Wirkungspotenzial markiert. Wo ein Schaden eine rote Linie beruehrt, greift Nichtkompensation vor Durchschnittslogik.</w:t>
+      </w:r>
+    </w:p>
+    <w:p>
+      <w:r>
+        <w:t>In einer kontroversen Entscheidung wirkt Wirkungspotenzial, Wirkungsrisiko und eingetretener Schaden als Pruefpunkt fuer Ambivalenz. Ein Nutzen fuer eine Gruppe kann mit Risiken fuer andere Wirkungsempfaenger einhergehen. Das Skript verlangt deshalb, positive und negative Zustandsveraenderungen getrennt zu fuehren, bevor von positiver Netto-Wirkung gesprochen wird.</w:t>
+      </w:r>
+    </w:p>
+    <w:p>
+      <w:r>
+        <w:t>Grenzen der Aussage. In Wirkungsmanagement wird Risiko nach erster, zweiter und dritter Wirkungsordnung erst steuerungsfaehig, wenn daraus eine Entscheidung folgt. Fuehrung, Strategie, Controlling, Einkauf, Kommunikation und Kultur muessen denselben Wirkungsbegriff verwenden. Ohne diese Rueckkopplung bleibt Reporting eine Beschreibung. Mit Rueckkopplung wird aus Bewertung eine veraenderte Routine: ein anderer Prozess, ein geaenderter Anreiz, eine bessere Datenpflicht, eine korrigierte Kommunikation oder eine neue Priorisierung.</w:t>
+      </w:r>
+    </w:p>
+    <w:p>
+      <w:r>
+        <w:t>Die typische Fehlstelle bei Nebenwirkungen, Rebound, Zielkonflikte und Wirkungsgrenzen liegt darin, schwere Schaeden mit bequemen Pluspunkten zu verrechnen. Bei Risiko nach erster, zweiter und dritter Wirkungsordnung wird diese Fehlstelle konkret: Ein scheinbar plausibler Befund darf nicht zur Abkuerzung werden. Quellen, Systemgrenzen, Unsicherheit und Rueckkopplung bleiben sichtbar.</w:t>
+      </w:r>
+    </w:p>
+    <w:p>
+      <w:r>
+        <w:t>Kontrollfrage. Welche Entscheidung waere falsch, wenn Risiko nach erster, zweiter und dritter Wirkungsordnung in WM-V6 missverstanden wird? Die Antwort muss mindestens eine Daten- oder Quellenannahme, eine betroffene Gruppe oder Schutzdimension, eine moegliche Nebenwirkung und einen Rueckkopplungsschritt nennen. Richtig ist nicht die lauteste Bewertung, sondern diejenige, die Begriff, Beleg und Steuerungsfolge zusammenhaelt.</w:t>
+      </w:r>
+    </w:p>
+    <w:p>
+      <w:pPr>
+        <w:pStyle w:val="Heading3"/>
+      </w:pPr>
+      <w:r>
         <w:t>V1-Abschlussnotiz</w:t>
       </w:r>
     </w:p>
     <w:p>
       <w:r>
-        <w:t>Diese Finalisierung schliesst die Codex-Inhaltsproduktion fuer WM-V6. Offen bleibt nicht der fachliche Kern des Skripts, sondern der naechste Produktionsschritt: Claude setzt daraus die CI/CD-konforme Reader- und PDF-Fassung, prueft Satz, Umbrueche, Medienintegration und Lektorat und markiert erst danach die veroeffentlichte Fassung als freigegeben.</w:t>
+        <w:t>Diese Finalisierung schliesst die Codex-Inhaltsproduktion fuer WM-V6. Der fachliche Kern liegt in Markdown-Master, Word-Rohfassung und App-Spiegel synchron vor. Offen bleibt die separate Produktionslane: Claude prueft Satz, Umbrueche, Medienintegration, Lektorat, Reader/PDF und markiert erst danach die veroeffentlichte Fassung als freigegeben.</w:t>
       </w:r>
     </w:p>
     <w:sectPr>

--- a/docs/studienskripte/word-rohfassungen/wirkungsmanagement-v6.docx
+++ b/docs/studienskripte/word-rohfassungen/wirkungsmanagement-v6.docx
@@ -3099,12 +3099,12 @@
     </w:p>
     <w:p>
       <w:r>
-        <w:t>Dieses Skript zu WM-V6 Nebenwirkungen, Rebound, Zielkonflikte und Wirkungsgrenzen ist als Langformtext angelegt. Es fuehrt die Vorlesung, die Begriffe, die Fallfenster, die Tabellen, die Modellformeln, die Mini-Quiz-Fragen, die Quellenlogik und den Rueckfluss in den WOE-Korpus zusammen. Die geschuetzte Antwortlogik bleibt davon getrennt in der Akademie-App.</w:t>
-      </w:r>
-    </w:p>
-    <w:p>
-      <w:r>
-        <w:t>Der Abschluss liest Nebenwirkungen, Rebound, Zielkonflikte und Wirkungsgrenzen im Feld Wirkungsmanagement. Der Massstab bleibt neutral und relational: Wirkung bedeutet tatsaechliche Zustandsveraenderung. Wirkungspotenzial beschreibt plausible Moeglichkeit. Wirkungsrisiko beschreibt moegliche negative Veraenderung. Wenn eine Zielgroesse gemeint ist, geht es um positive Netto-Wirkung. Genau diese Trennung entscheidet, ob das Skript fachlich traegt.</w:t>
+        <w:t>Dieses Skript zu WM-V6 Nebenwirkungen, Rebound, Zielkonflikte und Wirkungsgrenzen ist als Langformtext angelegt. Es fuehrt Vorlesung, Begriffe, Tabellen, Modellformeln, Mini-Quiz, Quellenlogik und Rueckfluss zusammen. Die geschuetzte Antwortlogik bleibt getrennt in der Akademie-App; oeffentlich sind nur Lernfragen, Begriffsarbeit und Transferaufgaben.</w:t>
+      </w:r>
+    </w:p>
+    <w:p>
+      <w:r>
+        <w:t>Der Abschluss liest Nebenwirkungen, Rebound, Zielkonflikte und Wirkungsgrenzen im Feld Wirkungsmanagement. Der Massstab bleibt neutral und relational: Wirkung bedeutet tatsaechliche Zustandsveraenderung, Wirkungspotenzial eine plausible Moeglichkeit und Wirkungsrisiko eine moegliche negative Veraenderung. Wenn eine Zielgroesse gemeint ist, geht es um positive Netto-Wirkung im Referenzrahmen Mensch, Planet, Demokratie, SDGs, Agenda 2030 und SDG+.</w:t>
       </w:r>
     </w:p>
     <w:p>
@@ -3353,17 +3353,17 @@
         <w:pStyle w:val="Heading3"/>
       </w:pPr>
       <w:r>
-        <w:t>Schlussvertiefung 1: Nebenwirkungen, Rebound, Zielkonflikte und Wirkungsgrenzen im Anwendungsfall</w:t>
-      </w:r>
-    </w:p>
-    <w:p>
-      <w:r>
-        <w:t>Die folgenden Abschnitte sind keine neue Pruefungsloesung. Sie verdichten die vorhandenen Kapitel zu einer Lesart, mit der Studierende einen Fall selbststaendig analysieren koennen. Im Mittelpunkt stehen Bewertungsgrenzen, Nichtkompensation, Reverse Merit Order und positive Netto-Wirkung, nicht moralische Personenbewertung.</w:t>
-      </w:r>
-    </w:p>
-    <w:p>
-      <w:r>
-        <w:t>Begriffliche Schlussklaerung. Einleitung / Wirkungsfrage zeigt, warum Nebenwirkungen, Rebound, Zielkonflikte und Wirkungsgrenzen mehr ist als ein Schlagwort im Feld Bewertungsgrenzen, Nichtkompensation, Reverse Merit Order und positive Netto-Wirkung. Die wirkungsoekonomische Frage lautet: Welche reale Veraenderung wird moeglich, welche bleibt nur Potenzial und wo entsteht ein Wirkungsrisiko? Diese Unterscheidung schuetzt vor Impact-Washing, weil sie Absicht, Aktivitaet, Reichweite und Wirkung auseinanderhaelt.</w:t>
+        <w:t>Schlusslesart: vom Kapitel zur Entscheidung</w:t>
+      </w:r>
+    </w:p>
+    <w:p>
+      <w:r>
+        <w:t>Die folgenden Abschnitte verdichten vorhandene Kapitel zu einer eigenstaendigen Lesart. Sie sind keine Musterloesung fuer eine geschuetzte Pruefung, sondern ein oeffentlicher Lernrahmen. Im Mittelpunkt stehen Bewertungsgrenzen, Nichtkompensation, Reverse Merit Order und positive Netto-Wirkung; Menschen werden nicht bewertet, sondern Wirkpfade, Zustandsveraenderungen, Risiken und institutionelle Bedingungen.</w:t>
+      </w:r>
+    </w:p>
+    <w:p>
+      <w:r>
+        <w:t>Begriffliche Sicherung. Einleitung / Wirkungsfrage zeigt, warum Nebenwirkungen, Rebound, Zielkonflikte und Wirkungsgrenzen mehr ist als ein Schlagwort im Feld Bewertungsgrenzen, Nichtkompensation, Reverse Merit Order und positive Netto-Wirkung. Die wirkungsoekonomische Frage lautet: Welche reale Veraenderung wird moeglich, welche bleibt nur Potenzial und wo entsteht ein Wirkungsrisiko? Diese Unterscheidung schuetzt vor Impact-Washing, weil sie Absicht, Aktivitaet, Reichweite und Wirkung auseinanderhaelt.</w:t>
       </w:r>
     </w:p>
     <w:p>
@@ -3373,7 +3373,12 @@
     </w:p>
     <w:p>
       <w:r>
-        <w:t>Wirkpfad und Empfaenger. In WM-V6 muss Kernaussage immer mit Empfaengern gelesen werden. Wirkung entsteht nicht beim Sender, sondern an veraenderten Zustaenden von Menschen, Oekosystemen, Institutionen, Oeffentlichkeit oder kuenftigen Handlungsspielraeumen. Darum reicht es nicht, interne Aktivitaeten zu dokumentieren. Entscheidend ist, ob sich ein Zustand nachvollziehbar veraendert und ob diese Veraenderung im Referenzrahmen Mensch, Planet, Demokratie, SDGs, Agenda 2030 und SDG+ tragfaehig bewertet werden kann.</w:t>
+        <w:t>Fallpruefung. Wenn eine Kommune eine bestehende Massnahme neu priorisieren will, beginnt die Analyse bei Empfaengern, Wirkraum, Zeitraum und Datenquelle. Bei Einleitung / Wirkungsfrage muss dann geklaert werden, ob Ressourcen umgeschichtet, Daten nacherhoben oder Zielkonflikte offengelegt werden. Eine tragfaehige Antwort benennt mindestens eine Quelle, eine offene Unsicherheit, eine moegliche Gegenbeobachtung und die Entscheidung, die nach der Bewertung geaendert wird.</w:t>
+      </w:r>
+    </w:p>
+    <w:p>
+      <w:r>
+        <w:t>Wirkpfadpruefung. In WM-V6 muss Kernaussage immer mit Empfaengern gelesen werden. Wirkung entsteht nicht beim Sender, sondern an veraenderten Zustaenden von Menschen, Oekosystemen, Institutionen, Oeffentlichkeit oder kuenftigen Handlungsspielraeumen. Darum reicht es nicht, interne Aktivitaeten zu dokumentieren. Entscheidend ist, ob sich ein Zustand nachvollziehbar veraendert und ob diese Veraenderung im Referenzrahmen Mensch, Planet, Demokratie, SDGs, Agenda 2030 und SDG+ tragfaehig bewertet werden kann.</w:t>
       </w:r>
     </w:p>
     <w:p>
@@ -3383,7 +3388,17 @@
     </w:p>
     <w:p>
       <w:r>
-        <w:t>Daten, Quellen und Evidenz. Wissenschaftliche Anschlussfaehigkeit entsteht hier durch Quellenklarheit. Bei Quelltext und fachliche Grundlegung werden interne WOE-Begriffe nicht als Ersatz fuer Belege benutzt, sondern mit WOE-Bewertungslogik, SDG+, rote Linien, NWI/T-SROI-Abgrenzung und Schutzgueter verbunden. Wo die Datenlage offen bleibt, wird das offengelegt. Wo eine Aussage nur plausibel ist, bleibt sie als Wirkungspotenzial markiert. Wo ein Schaden eine rote Linie beruehrt, greift Nichtkompensation vor Durchschnittslogik.</w:t>
+        <w:t>Fallpruefung. Wenn ein Unternehmen ein Produkt, einen Prozess oder eine Investition wirkungsbezogen bewerten will, beginnt die Analyse bei Empfaengern, Wirkraum, Zeitraum und Datenquelle. Bei Kernaussage muss dann geklaert werden, welche Entscheidung nach der Bewertung tatsaechlich anders ausfaellt. Eine tragfaehige Antwort benennt mindestens eine Quelle, eine offene Unsicherheit, eine moegliche Gegenbeobachtung und die Entscheidung, die nach der Bewertung geaendert wird.</w:t>
+      </w:r>
+    </w:p>
+    <w:p>
+      <w:r>
+        <w:t>Fuer die Bewertung reicht kein Summenscore, der zentrale Schaeden mit bequemen Pluspunkten verrechnet. Nichtkompensation und Reverse Merit Order markieren, wo rote Linien, demokratische Grundbedingungen oder planetare Grenzen Vorrang vor Durchschnittslogik haben. So bleibt positive Netto-Wirkung eine anspruchsvolle Zielgroesse und wird nicht zur dekorativen Formel.</w:t>
+      </w:r>
+    </w:p>
+    <w:p>
+      <w:r>
+        <w:t>Evidenzfenster. Wissenschaftliche Anschlussfaehigkeit entsteht hier durch Quellenklarheit. Bei Quelltext und fachliche Grundlegung werden interne WOE-Begriffe nicht als Ersatz fuer Belege benutzt, sondern mit WOE-Bewertungslogik, SDG+, rote Linien, NWI/T-SROI-Abgrenzung und Schutzgueter verbunden. Wo die Datenlage offen bleibt, wird das offengelegt. Wo eine Aussage nur plausibel ist, bleibt sie als Wirkungspotenzial markiert. Wo ein Schaden eine rote Linie beruehrt, greift Nichtkompensation vor Durchschnittslogik.</w:t>
       </w:r>
     </w:p>
     <w:p>
@@ -3393,7 +3408,17 @@
     </w:p>
     <w:p>
       <w:r>
-        <w:t>Bewertung und rote Linien. In Wirkungsmanagement wird Einstieg / Wirkungsfrage erst steuerungsfaehig, wenn daraus eine Entscheidung folgt. Fuehrung, Strategie, Controlling, Einkauf, Kommunikation und Kultur muessen denselben Wirkungsbegriff verwenden. Ohne diese Rueckkopplung bleibt Reporting eine Beschreibung. Mit Rueckkopplung wird aus Bewertung eine veraenderte Routine: ein anderer Prozess, ein geaenderter Anreiz, eine bessere Datenpflicht, eine korrigierte Kommunikation oder eine neue Priorisierung.</w:t>
+        <w:t>Fallpruefung. Wenn eine Bildungs- oder Forschungseinrichtung eine Wirkungsaussage fuer Lernende und Praxispartner pruefbar machen will, beginnt die Analyse bei Empfaengern, Wirkraum, Zeitraum und Datenquelle. Bei Quelltext und fachliche Grundlegung muss dann geklaert werden, welche Begriffe, Quellen und Grenzen im Material sichtbar bleiben muessen. Eine tragfaehige Antwort benennt mindestens eine Quelle, eine offene Unsicherheit, eine moegliche Gegenbeobachtung und die Entscheidung, die nach der Bewertung geaendert wird.</w:t>
+      </w:r>
+    </w:p>
+    <w:p>
+      <w:r>
+        <w:t>Der Rueckfluss in den WOE-Korpus liegt hier in klaren Begriffen, sauber verlinkten Quellen und benannten Forschungsfragen. Wo Glossar, Werkzeuge, Journal oder Reader noch doppeldeutig bleiben, sollte Nebenwirkungen, Rebound, Zielkonflikte und Wirkungsgrenzen nicht als fertige Gewissheit auftreten, sondern als pruefbarer Lernstand mit Korrekturpfad.</w:t>
+      </w:r>
+    </w:p>
+    <w:p>
+      <w:r>
+        <w:t>Bewertungsgrenze. In Wirkungsmanagement wird Einstieg / Wirkungsfrage erst steuerungsfaehig, wenn daraus eine Entscheidung folgt. Fuehrung, Strategie, Controlling, Einkauf, Kommunikation und Kultur muessen denselben Wirkungsbegriff verwenden. Ohne diese Rueckkopplung bleibt Reporting eine Beschreibung. Mit Rueckkopplung wird aus Bewertung eine veraenderte Routine: ein anderer Prozess, ein geaenderter Anreiz, eine bessere Datenpflicht, eine korrigierte Kommunikation oder eine neue Priorisierung.</w:t>
       </w:r>
     </w:p>
     <w:p>
@@ -3403,12 +3428,12 @@
     </w:p>
     <w:p>
       <w:r>
-        <w:t>Kontrollfrage. Welche Entscheidung waere falsch, wenn Einstieg / Wirkungsfrage in WM-V6 missverstanden wird? Die Antwort muss mindestens eine Daten- oder Quellenannahme, eine betroffene Gruppe oder Schutzdimension, eine moegliche Nebenwirkung und einen Rueckkopplungsschritt nennen. Richtig ist nicht die lauteste Bewertung, sondern diejenige, die Begriff, Beleg und Steuerungsfolge zusammenhaelt.</w:t>
-      </w:r>
-    </w:p>
-    <w:p>
-      <w:r>
-        <w:t>Steuerung und Rueckkopplung. Die Grenze gegen Scheingenauigkeit verlaeuft bei Skript / Folien (Lernseite) nicht zwischen Optimismus und Pessimismus. Sie verlaeuft zwischen offengelegter Unsicherheit und rhetorischer Sicherheit. Wer Nebenwirkungen, Rebound, Zielkonflikte und Wirkungsgrenzen belastbar anwenden will, benennt Systemgrenze, Zeitraum, Vergleichspunkt und offene Gegenhypothese. Gerade dadurch bleibt das Skript anschlussfaehig fuer Forschung, Praxis und spaetere Revision.</w:t>
+        <w:t>Fallpruefung. Wenn eine Kommune eine bestehende Massnahme neu priorisieren will, beginnt die Analyse bei Empfaengern, Wirkraum, Zeitraum und Datenquelle. Bei Einstieg / Wirkungsfrage muss dann geklaert werden, ob Ressourcen umgeschichtet, Daten nacherhoben oder Zielkonflikte offengelegt werden. Eine tragfaehige Antwort benennt mindestens eine Quelle, eine offene Unsicherheit, eine moegliche Gegenbeobachtung und die Entscheidung, die nach der Bewertung geaendert wird.</w:t>
+      </w:r>
+    </w:p>
+    <w:p>
+      <w:r>
+        <w:t>Steuerungsfolge. Die Grenze gegen Scheingenauigkeit verlaeuft bei Skript / Folien (Lernseite) nicht zwischen Optimismus und Pessimismus. Sie verlaeuft zwischen offengelegter Unsicherheit und rhetorischer Sicherheit. Wer Nebenwirkungen, Rebound, Zielkonflikte und Wirkungsgrenzen belastbar anwenden will, benennt Systemgrenze, Zeitraum, Vergleichspunkt und offene Gegenhypothese. Gerade dadurch bleibt das Skript anschlussfaehig fuer Forschung, Praxis und spaetere Revision.</w:t>
       </w:r>
     </w:p>
     <w:p>
@@ -3418,7 +3443,17 @@
     </w:p>
     <w:p>
       <w:r>
-        <w:t>Pruefungsnahe Anwendung. Transferaufgabe zeigt, warum Nebenwirkungen, Rebound, Zielkonflikte und Wirkungsgrenzen mehr ist als ein Schlagwort im Feld Bewertungsgrenzen, Nichtkompensation, Reverse Merit Order und positive Netto-Wirkung. Die wirkungsoekonomische Frage lautet: Welche reale Veraenderung wird moeglich, welche bleibt nur Potenzial und wo entsteht ein Wirkungsrisiko? Diese Unterscheidung schuetzt vor Impact-Washing, weil sie Absicht, Aktivitaet, Reichweite und Wirkung auseinanderhaelt.</w:t>
+        <w:t>Fallpruefung. Wenn ein Unternehmen ein Produkt, einen Prozess oder eine Investition wirkungsbezogen bewerten will, beginnt die Analyse bei Empfaengern, Wirkraum, Zeitraum und Datenquelle. Bei Skript / Folien (Lernseite) muss dann geklaert werden, welche Entscheidung nach der Bewertung tatsaechlich anders ausfaellt. Eine tragfaehige Antwort benennt mindestens eine Quelle, eine offene Unsicherheit, eine moegliche Gegenbeobachtung und die Entscheidung, die nach der Bewertung geaendert wird.</w:t>
+      </w:r>
+    </w:p>
+    <w:p>
+      <w:r>
+        <w:t>Fuer die Bewertung reicht kein Summenscore, der zentrale Schaeden mit bequemen Pluspunkten verrechnet. Nichtkompensation und Reverse Merit Order markieren, wo rote Linien, demokratische Grundbedingungen oder planetare Grenzen Vorrang vor Durchschnittslogik haben. So bleibt positive Netto-Wirkung eine anspruchsvolle Zielgroesse und wird nicht zur dekorativen Formel.</w:t>
+      </w:r>
+    </w:p>
+    <w:p>
+      <w:r>
+        <w:t>Transferhinweis. Transferaufgabe zeigt, warum Nebenwirkungen, Rebound, Zielkonflikte und Wirkungsgrenzen mehr ist als ein Schlagwort im Feld Bewertungsgrenzen, Nichtkompensation, Reverse Merit Order und positive Netto-Wirkung. Die wirkungsoekonomische Frage lautet: Welche reale Veraenderung wird moeglich, welche bleibt nur Potenzial und wo entsteht ein Wirkungsrisiko? Diese Unterscheidung schuetzt vor Impact-Washing, weil sie Absicht, Aktivitaet, Reichweite und Wirkung auseinanderhaelt.</w:t>
       </w:r>
     </w:p>
     <w:p>
@@ -3428,32 +3463,12 @@
     </w:p>
     <w:p>
       <w:r>
-        <w:t>Rueckfluss. Fuer den WOE-Korpus bedeutet das: Begriffe aus Nebenwirkungen, Rebound, Zielkonflikte und Wirkungsgrenzen sollten dort geschaerft werden, wo sie in Glossar, Werkzeugen, Journal oder Readern doppeldeutig bleiben. Offene Forschungsfragen werden nicht versteckt. Sie markieren die Stelle, an der spaetere Evidenz, ein besserer Datensatz oder eine praezisere Fallstudie die Bewertung veraendern kann.</w:t>
-      </w:r>
-    </w:p>
-    <w:p>
-      <w:r>
-        <w:t>Transfer in den WOE-Korpus. In WM-V6 muss Praxisbeispiel immer mit Empfaengern gelesen werden. Wirkung entsteht nicht beim Sender, sondern an veraenderten Zustaenden von Menschen, Oekosystemen, Institutionen, Oeffentlichkeit oder kuenftigen Handlungsspielraeumen. Darum reicht es nicht, interne Aktivitaeten zu dokumentieren. Entscheidend ist, ob sich ein Zustand nachvollziehbar veraendert und ob diese Veraenderung im Referenzrahmen Mensch, Planet, Demokratie, SDGs, Agenda 2030 und SDG+ tragfaehig bewertet werden kann.</w:t>
-      </w:r>
-    </w:p>
-    <w:p>
-      <w:r>
-        <w:t>Ein Bericht behauptet, die Massnahme zu Nebenwirkungen, Rebound, Zielkonflikte und Wirkungsgrenzen sei erfolgreich. Die WOE-Lesart fragt bei Praxisbeispiel nach belastbaren Nachweisen: Managementroutine, Stakeholder-Rueckmeldung, Prozessdaten, Entscheidungsprotokoll und Lernschleife. Wenn diese Nachweise fehlen, bleibt die Aussage Wirkungspotenzial oder Kommunikationsbehauptung. Sie kann wichtig sein, aber sie ist noch keine belegte Wirkung.</w:t>
-      </w:r>
-    </w:p>
-    <w:p>
-      <w:r>
-        <w:t>Grenzen der Aussage. Wissenschaftliche Anschlussfaehigkeit entsteht hier durch Quellenklarheit. Bei Wirkungsökonomische Vertiefung werden interne WOE-Begriffe nicht als Ersatz fuer Belege benutzt, sondern mit WOE-Bewertungslogik, SDG+, rote Linien, NWI/T-SROI-Abgrenzung und Schutzgueter verbunden. Wo die Datenlage offen bleibt, wird das offengelegt. Wo eine Aussage nur plausibel ist, bleibt sie als Wirkungspotenzial markiert. Wo ein Schaden eine rote Linie beruehrt, greift Nichtkompensation vor Durchschnittslogik.</w:t>
-      </w:r>
-    </w:p>
-    <w:p>
-      <w:r>
-        <w:t>In einer kontroversen Entscheidung wirkt Wirkungsökonomische Vertiefung als Pruefpunkt fuer Ambivalenz. Ein Nutzen fuer eine Gruppe kann mit Risiken fuer andere Wirkungsempfaenger einhergehen. Das Skript verlangt deshalb, positive und negative Zustandsveraenderungen getrennt zu fuehren, bevor von positiver Netto-Wirkung gesprochen wird.</w:t>
-      </w:r>
-    </w:p>
-    <w:p>
-      <w:r>
-        <w:t>Kontrollfrage. Welche Entscheidung waere falsch, wenn Wirkungsökonomische Vertiefung in WM-V6 missverstanden wird? Die Antwort muss mindestens eine Daten- oder Quellenannahme, eine betroffene Gruppe oder Schutzdimension, eine moegliche Nebenwirkung und einen Rueckkopplungsschritt nennen. Richtig ist nicht die lauteste Bewertung, sondern diejenige, die Begriff, Beleg und Steuerungsfolge zusammenhaelt.</w:t>
+        <w:t>Fallpruefung. Wenn eine Bildungs- oder Forschungseinrichtung eine Wirkungsaussage fuer Lernende und Praxispartner pruefbar machen will, beginnt die Analyse bei Empfaengern, Wirkraum, Zeitraum und Datenquelle. Bei Transferaufgabe muss dann geklaert werden, welche Begriffe, Quellen und Grenzen im Material sichtbar bleiben muessen. Eine tragfaehige Antwort benennt mindestens eine Quelle, eine offene Unsicherheit, eine moegliche Gegenbeobachtung und die Entscheidung, die nach der Bewertung geaendert wird.</w:t>
+      </w:r>
+    </w:p>
+    <w:p>
+      <w:r>
+        <w:t>Der Rueckfluss in den WOE-Korpus liegt hier in klaren Begriffen, sauber verlinkten Quellen und benannten Forschungsfragen. Wo Glossar, Werkzeuge, Journal oder Reader noch doppeldeutig bleiben, sollte Nebenwirkungen, Rebound, Zielkonflikte und Wirkungsgrenzen nicht als fertige Gewissheit auftreten, sondern als pruefbarer Lernstand mit Korrekturpfad.</w:t>
       </w:r>
     </w:p>
     <w:p>
@@ -3461,17 +3476,52 @@
         <w:pStyle w:val="Heading3"/>
       </w:pPr>
       <w:r>
-        <w:t>Schlussvertiefung 2: Nebenwirkungen, Rebound, Zielkonflikte und Wirkungsgrenzen im Anwendungsfall</w:t>
-      </w:r>
-    </w:p>
-    <w:p>
-      <w:r>
-        <w:t>Die folgenden Abschnitte sind keine neue Pruefungsloesung. Sie verdichten die vorhandenen Kapitel zu einer Lesart, mit der Studierende einen Fall selbststaendig analysieren koennen. Im Mittelpunkt stehen Bewertungsgrenzen, Nichtkompensation, Reverse Merit Order und positive Netto-Wirkung, nicht moralische Personenbewertung.</w:t>
-      </w:r>
-    </w:p>
-    <w:p>
-      <w:r>
-        <w:t>Begriffliche Schlussklaerung. In Wirkungsmanagement wird Begriffliche Präzision erst steuerungsfaehig, wenn daraus eine Entscheidung folgt. Fuehrung, Strategie, Controlling, Einkauf, Kommunikation und Kultur muessen denselben Wirkungsbegriff verwenden. Ohne diese Rueckkopplung bleibt Reporting eine Beschreibung. Mit Rueckkopplung wird aus Bewertung eine veraenderte Routine: ein anderer Prozess, ein geaenderter Anreiz, eine bessere Datenpflicht, eine korrigierte Kommunikation oder eine neue Priorisierung.</w:t>
+        <w:t>Vertiefungsrunde 2: Anschluss an Praxis und Forschung</w:t>
+      </w:r>
+    </w:p>
+    <w:p>
+      <w:r>
+        <w:t>Diese Runde wechselt den Blickwinkel, damit der Schlussblock nicht nur wiederholt, sondern Leseentscheidungen vorbereitet: Was ist belegt, was bleibt Potenzial, welche Nebenwirkung ist relevant und welche Steuerungsfolge wird daraus abgeleitet?</w:t>
+      </w:r>
+    </w:p>
+    <w:p>
+      <w:r>
+        <w:t>Rueckflussnotiz. In WM-V6 muss Praxisbeispiel immer mit Empfaengern gelesen werden. Wirkung entsteht nicht beim Sender, sondern an veraenderten Zustaenden von Menschen, Oekosystemen, Institutionen, Oeffentlichkeit oder kuenftigen Handlungsspielraeumen. Darum reicht es nicht, interne Aktivitaeten zu dokumentieren. Entscheidend ist, ob sich ein Zustand nachvollziehbar veraendert und ob diese Veraenderung im Referenzrahmen Mensch, Planet, Demokratie, SDGs, Agenda 2030 und SDG+ tragfaehig bewertet werden kann.</w:t>
+      </w:r>
+    </w:p>
+    <w:p>
+      <w:r>
+        <w:t>Ein Bericht behauptet, die Massnahme zu Nebenwirkungen, Rebound, Zielkonflikte und Wirkungsgrenzen sei erfolgreich. Die WOE-Lesart fragt bei Praxisbeispiel nach belastbaren Nachweisen: Managementroutine, Stakeholder-Rueckmeldung, Prozessdaten, Entscheidungsprotokoll und Lernschleife. Wenn diese Nachweise fehlen, bleibt die Aussage Wirkungspotenzial oder Kommunikationsbehauptung. Sie kann wichtig sein, aber sie ist noch keine belegte Wirkung.</w:t>
+      </w:r>
+    </w:p>
+    <w:p>
+      <w:r>
+        <w:t>Fallpruefung. Wenn eine Kommune eine bestehende Massnahme neu priorisieren will, beginnt die Analyse bei Empfaengern, Wirkraum, Zeitraum und Datenquelle. Bei Praxisbeispiel muss dann geklaert werden, ob Ressourcen umgeschichtet, Daten nacherhoben oder Zielkonflikte offengelegt werden. Eine tragfaehige Antwort benennt mindestens eine Quelle, eine offene Unsicherheit, eine moegliche Gegenbeobachtung und die Entscheidung, die nach der Bewertung geaendert wird.</w:t>
+      </w:r>
+    </w:p>
+    <w:p>
+      <w:r>
+        <w:t>Pruefungsimpuls. Wissenschaftliche Anschlussfaehigkeit entsteht hier durch Quellenklarheit. Bei Wirkungsökonomische Vertiefung werden interne WOE-Begriffe nicht als Ersatz fuer Belege benutzt, sondern mit WOE-Bewertungslogik, SDG+, rote Linien, NWI/T-SROI-Abgrenzung und Schutzgueter verbunden. Wo die Datenlage offen bleibt, wird das offengelegt. Wo eine Aussage nur plausibel ist, bleibt sie als Wirkungspotenzial markiert. Wo ein Schaden eine rote Linie beruehrt, greift Nichtkompensation vor Durchschnittslogik.</w:t>
+      </w:r>
+    </w:p>
+    <w:p>
+      <w:r>
+        <w:t>In einer kontroversen Entscheidung wirkt Wirkungsökonomische Vertiefung als Pruefpunkt fuer Ambivalenz. Ein Nutzen fuer eine Gruppe kann mit Risiken fuer andere Wirkungsempfaenger einhergehen. Das Skript verlangt deshalb, positive und negative Zustandsveraenderungen getrennt zu fuehren, bevor von positiver Netto-Wirkung gesprochen wird.</w:t>
+      </w:r>
+    </w:p>
+    <w:p>
+      <w:r>
+        <w:t>Fallpruefung. Wenn ein Unternehmen ein Produkt, einen Prozess oder eine Investition wirkungsbezogen bewerten will, beginnt die Analyse bei Empfaengern, Wirkraum, Zeitraum und Datenquelle. Bei Wirkungsökonomische Vertiefung muss dann geklaert werden, welche Entscheidung nach der Bewertung tatsaechlich anders ausfaellt. Eine tragfaehige Antwort benennt mindestens eine Quelle, eine offene Unsicherheit, eine moegliche Gegenbeobachtung und die Entscheidung, die nach der Bewertung geaendert wird.</w:t>
+      </w:r>
+    </w:p>
+    <w:p>
+      <w:r>
+        <w:t>Fuer die Bewertung reicht kein Summenscore, der zentrale Schaeden mit bequemen Pluspunkten verrechnet. Nichtkompensation und Reverse Merit Order markieren, wo rote Linien, demokratische Grundbedingungen oder planetare Grenzen Vorrang vor Durchschnittslogik haben. So bleibt positive Netto-Wirkung eine anspruchsvolle Zielgroesse und wird nicht zur dekorativen Formel.</w:t>
+      </w:r>
+    </w:p>
+    <w:p>
+      <w:r>
+        <w:t>Begriffliche Sicherung. In Wirkungsmanagement wird Begriffliche Präzision erst steuerungsfaehig, wenn daraus eine Entscheidung folgt. Fuehrung, Strategie, Controlling, Einkauf, Kommunikation und Kultur muessen denselben Wirkungsbegriff verwenden. Ohne diese Rueckkopplung bleibt Reporting eine Beschreibung. Mit Rueckkopplung wird aus Bewertung eine veraenderte Routine: ein anderer Prozess, ein geaenderter Anreiz, eine bessere Datenpflicht, eine korrigierte Kommunikation oder eine neue Priorisierung.</w:t>
       </w:r>
     </w:p>
     <w:p>
@@ -3481,7 +3531,17 @@
     </w:p>
     <w:p>
       <w:r>
-        <w:t>Wirkpfad und Empfaenger. Die Grenze gegen Scheingenauigkeit verlaeuft bei Wirkpfad nicht zwischen Optimismus und Pessimismus. Sie verlaeuft zwischen offengelegter Unsicherheit und rhetorischer Sicherheit. Wer Nebenwirkungen, Rebound, Zielkonflikte und Wirkungsgrenzen belastbar anwenden will, benennt Systemgrenze, Zeitraum, Vergleichspunkt und offene Gegenhypothese. Gerade dadurch bleibt das Skript anschlussfaehig fuer Forschung, Praxis und spaetere Revision.</w:t>
+        <w:t>Fallpruefung. Wenn eine Bildungs- oder Forschungseinrichtung eine Wirkungsaussage fuer Lernende und Praxispartner pruefbar machen will, beginnt die Analyse bei Empfaengern, Wirkraum, Zeitraum und Datenquelle. Bei Begriffliche Präzision muss dann geklaert werden, welche Begriffe, Quellen und Grenzen im Material sichtbar bleiben muessen. Eine tragfaehige Antwort benennt mindestens eine Quelle, eine offene Unsicherheit, eine moegliche Gegenbeobachtung und die Entscheidung, die nach der Bewertung geaendert wird.</w:t>
+      </w:r>
+    </w:p>
+    <w:p>
+      <w:r>
+        <w:t>Der Rueckfluss in den WOE-Korpus liegt hier in klaren Begriffen, sauber verlinkten Quellen und benannten Forschungsfragen. Wo Glossar, Werkzeuge, Journal oder Reader noch doppeldeutig bleiben, sollte Nebenwirkungen, Rebound, Zielkonflikte und Wirkungsgrenzen nicht als fertige Gewissheit auftreten, sondern als pruefbarer Lernstand mit Korrekturpfad.</w:t>
+      </w:r>
+    </w:p>
+    <w:p>
+      <w:r>
+        <w:t>Wirkpfadpruefung. Die Grenze gegen Scheingenauigkeit verlaeuft bei Wirkpfad nicht zwischen Optimismus und Pessimismus. Sie verlaeuft zwischen offengelegter Unsicherheit und rhetorischer Sicherheit. Wer Nebenwirkungen, Rebound, Zielkonflikte und Wirkungsgrenzen belastbar anwenden will, benennt Systemgrenze, Zeitraum, Vergleichspunkt und offene Gegenhypothese. Gerade dadurch bleibt das Skript anschlussfaehig fuer Forschung, Praxis und spaetere Revision.</w:t>
       </w:r>
     </w:p>
     <w:p>
@@ -3491,7 +3551,12 @@
     </w:p>
     <w:p>
       <w:r>
-        <w:t>Daten, Quellen und Evidenz. Leitthese zeigt, warum Nebenwirkungen, Rebound, Zielkonflikte und Wirkungsgrenzen mehr ist als ein Schlagwort im Feld Bewertungsgrenzen, Nichtkompensation, Reverse Merit Order und positive Netto-Wirkung. Die wirkungsoekonomische Frage lautet: Welche reale Veraenderung wird moeglich, welche bleibt nur Potenzial und wo entsteht ein Wirkungsrisiko? Diese Unterscheidung schuetzt vor Impact-Washing, weil sie Absicht, Aktivitaet, Reichweite und Wirkung auseinanderhaelt.</w:t>
+        <w:t>Fallpruefung. Wenn eine Kommune eine bestehende Massnahme neu priorisieren will, beginnt die Analyse bei Empfaengern, Wirkraum, Zeitraum und Datenquelle. Bei Wirkpfad muss dann geklaert werden, ob Ressourcen umgeschichtet, Daten nacherhoben oder Zielkonflikte offengelegt werden. Eine tragfaehige Antwort benennt mindestens eine Quelle, eine offene Unsicherheit, eine moegliche Gegenbeobachtung und die Entscheidung, die nach der Bewertung geaendert wird.</w:t>
+      </w:r>
+    </w:p>
+    <w:p>
+      <w:r>
+        <w:t>Evidenzfenster. Leitthese zeigt, warum Nebenwirkungen, Rebound, Zielkonflikte und Wirkungsgrenzen mehr ist als ein Schlagwort im Feld Bewertungsgrenzen, Nichtkompensation, Reverse Merit Order und positive Netto-Wirkung. Die wirkungsoekonomische Frage lautet: Welche reale Veraenderung wird moeglich, welche bleibt nur Potenzial und wo entsteht ein Wirkungsrisiko? Diese Unterscheidung schuetzt vor Impact-Washing, weil sie Absicht, Aktivitaet, Reichweite und Wirkung auseinanderhaelt.</w:t>
       </w:r>
     </w:p>
     <w:p>
@@ -3501,7 +3566,17 @@
     </w:p>
     <w:p>
       <w:r>
-        <w:t>Bewertung und rote Linien. In WM-V6 muss Didaktische Einordnung im Studiengang immer mit Empfaengern gelesen werden. Wirkung entsteht nicht beim Sender, sondern an veraenderten Zustaenden von Menschen, Oekosystemen, Institutionen, Oeffentlichkeit oder kuenftigen Handlungsspielraeumen. Darum reicht es nicht, interne Aktivitaeten zu dokumentieren. Entscheidend ist, ob sich ein Zustand nachvollziehbar veraendert und ob diese Veraenderung im Referenzrahmen Mensch, Planet, Demokratie, SDGs, Agenda 2030 und SDG+ tragfaehig bewertet werden kann.</w:t>
+        <w:t>Fallpruefung. Wenn ein Unternehmen ein Produkt, einen Prozess oder eine Investition wirkungsbezogen bewerten will, beginnt die Analyse bei Empfaengern, Wirkraum, Zeitraum und Datenquelle. Bei Leitthese muss dann geklaert werden, welche Entscheidung nach der Bewertung tatsaechlich anders ausfaellt. Eine tragfaehige Antwort benennt mindestens eine Quelle, eine offene Unsicherheit, eine moegliche Gegenbeobachtung und die Entscheidung, die nach der Bewertung geaendert wird.</w:t>
+      </w:r>
+    </w:p>
+    <w:p>
+      <w:r>
+        <w:t>Fuer die Bewertung reicht kein Summenscore, der zentrale Schaeden mit bequemen Pluspunkten verrechnet. Nichtkompensation und Reverse Merit Order markieren, wo rote Linien, demokratische Grundbedingungen oder planetare Grenzen Vorrang vor Durchschnittslogik haben. So bleibt positive Netto-Wirkung eine anspruchsvolle Zielgroesse und wird nicht zur dekorativen Formel.</w:t>
+      </w:r>
+    </w:p>
+    <w:p>
+      <w:r>
+        <w:t>Bewertungsgrenze. In WM-V6 muss Didaktische Einordnung im Studiengang immer mit Empfaengern gelesen werden. Wirkung entsteht nicht beim Sender, sondern an veraenderten Zustaenden von Menschen, Oekosystemen, Institutionen, Oeffentlichkeit oder kuenftigen Handlungsspielraeumen. Darum reicht es nicht, interne Aktivitaeten zu dokumentieren. Entscheidend ist, ob sich ein Zustand nachvollziehbar veraendert und ob diese Veraenderung im Referenzrahmen Mensch, Planet, Demokratie, SDGs, Agenda 2030 und SDG+ tragfaehig bewertet werden kann.</w:t>
       </w:r>
     </w:p>
     <w:p>
@@ -3511,57 +3586,12 @@
     </w:p>
     <w:p>
       <w:r>
-        <w:t>Kontrollfrage. Welche Entscheidung waere falsch, wenn Didaktische Einordnung im Studiengang in WM-V6 missverstanden wird? Die Antwort muss mindestens eine Daten- oder Quellenannahme, eine betroffene Gruppe oder Schutzdimension, eine moegliche Nebenwirkung und einen Rueckkopplungsschritt nennen. Richtig ist nicht die lauteste Bewertung, sondern diejenige, die Begriff, Beleg und Steuerungsfolge zusammenhaelt.</w:t>
-      </w:r>
-    </w:p>
-    <w:p>
-      <w:r>
-        <w:t>Rueckfluss. Fuer den WOE-Korpus bedeutet das: Begriffe aus Nebenwirkungen, Rebound, Zielkonflikte und Wirkungsgrenzen sollten dort geschaerft werden, wo sie in Glossar, Werkzeugen, Journal oder Readern doppeldeutig bleiben. Offene Forschungsfragen werden nicht versteckt. Sie markieren die Stelle, an der spaetere Evidenz, ein besserer Datensatz oder eine praezisere Fallstudie die Bewertung veraendern kann.</w:t>
-      </w:r>
-    </w:p>
-    <w:p>
-      <w:r>
-        <w:t>Steuerung und Rueckkopplung. Wissenschaftliche Anschlussfaehigkeit entsteht hier durch Quellenklarheit. Bei Analysemodell werden interne WOE-Begriffe nicht als Ersatz fuer Belege benutzt, sondern mit WOE-Bewertungslogik, SDG+, rote Linien, NWI/T-SROI-Abgrenzung und Schutzgueter verbunden. Wo die Datenlage offen bleibt, wird das offengelegt. Wo eine Aussage nur plausibel ist, bleibt sie als Wirkungspotenzial markiert. Wo ein Schaden eine rote Linie beruehrt, greift Nichtkompensation vor Durchschnittslogik.</w:t>
-      </w:r>
-    </w:p>
-    <w:p>
-      <w:r>
-        <w:t>In einer kontroversen Entscheidung wirkt Analysemodell als Pruefpunkt fuer Ambivalenz. Ein Nutzen fuer eine Gruppe kann mit Risiken fuer andere Wirkungsempfaenger einhergehen. Das Skript verlangt deshalb, positive und negative Zustandsveraenderungen getrennt zu fuehren, bevor von positiver Netto-Wirkung gesprochen wird.</w:t>
-      </w:r>
-    </w:p>
-    <w:p>
-      <w:r>
-        <w:t>Pruefungsnahe Anwendung. In Wirkungsmanagement wird Modellformel erst steuerungsfaehig, wenn daraus eine Entscheidung folgt. Fuehrung, Strategie, Controlling, Einkauf, Kommunikation und Kultur muessen denselben Wirkungsbegriff verwenden. Ohne diese Rueckkopplung bleibt Reporting eine Beschreibung. Mit Rueckkopplung wird aus Bewertung eine veraenderte Routine: ein anderer Prozess, ein geaenderter Anreiz, eine bessere Datenpflicht, eine korrigierte Kommunikation oder eine neue Priorisierung.</w:t>
-      </w:r>
-    </w:p>
-    <w:p>
-      <w:r>
-        <w:t>Die typische Fehlstelle bei Nebenwirkungen, Rebound, Zielkonflikte und Wirkungsgrenzen liegt darin, schwere Schaeden mit bequemen Pluspunkten zu verrechnen. Bei Modellformel wird diese Fehlstelle konkret: Ein scheinbar plausibler Befund darf nicht zur Abkuerzung werden. Quellen, Systemgrenzen, Unsicherheit und Rueckkopplung bleiben sichtbar.</w:t>
-      </w:r>
-    </w:p>
-    <w:p>
-      <w:r>
-        <w:t>Transfer in den WOE-Korpus. Die Grenze gegen Scheingenauigkeit verlaeuft bei Fallfenster nicht zwischen Optimismus und Pessimismus. Sie verlaeuft zwischen offengelegter Unsicherheit und rhetorischer Sicherheit. Wer Nebenwirkungen, Rebound, Zielkonflikte und Wirkungsgrenzen belastbar anwenden will, benennt Systemgrenze, Zeitraum, Vergleichspunkt und offene Gegenhypothese. Gerade dadurch bleibt das Skript anschlussfaehig fuer Forschung, Praxis und spaetere Revision.</w:t>
-      </w:r>
-    </w:p>
-    <w:p>
-      <w:r>
-        <w:t>Fuer die Pruefung ist Fallfenster dann verstanden, wenn daraus eine belastbare Fallantwort entsteht. Eine gute Antwort unterscheidet Beobachtung, Kausalannahme, Bewertung und Steuerungsfolge. Sie bewertet keine Menschen, sondern Wirkpfade, Zustandsveraenderungen, Risiken und institutionelle Bedingungen.</w:t>
-      </w:r>
-    </w:p>
-    <w:p>
-      <w:r>
-        <w:t>Grenzen der Aussage. Prüfungsnahe Fallfragen ohne geschützte Antwortlogik zeigt, warum Nebenwirkungen, Rebound, Zielkonflikte und Wirkungsgrenzen mehr ist als ein Schlagwort im Feld Bewertungsgrenzen, Nichtkompensation, Reverse Merit Order und positive Netto-Wirkung. Die wirkungsoekonomische Frage lautet: Welche reale Veraenderung wird moeglich, welche bleibt nur Potenzial und wo entsteht ein Wirkungsrisiko? Diese Unterscheidung schuetzt vor Impact-Washing, weil sie Absicht, Aktivitaet, Reichweite und Wirkung auseinanderhaelt.</w:t>
-      </w:r>
-    </w:p>
-    <w:p>
-      <w:r>
-        <w:t>Eine Kommune, ein Unternehmen oder eine Bildungsorganisation will Nebenwirkungen, Rebound, Zielkonflikte und Wirkungsgrenzen praktisch anwenden. Der erste Schritt ist nicht die Auswahl eines Instruments, sondern die Klaerung der Zustandsveraenderung. Bei Prüfungsnahe Fallfragen ohne geschützte Antwortlogik muss deshalb benannt werden, wer betroffen ist, welcher Zustand sich veraendert, welche Frist gilt und welche Gegenbeobachtung die Annahme widerlegen wuerde. Erst danach entsteht eine begruendete Entscheidung im Feld Strategie, Prozess, Budget, Verantwortlichkeit oder Kommunikationsregel.</w:t>
-      </w:r>
-    </w:p>
-    <w:p>
-      <w:r>
-        <w:t>Kontrollfrage. Welche Entscheidung waere falsch, wenn Prüfungsnahe Fallfragen ohne geschützte Antwortlogik in WM-V6 missverstanden wird? Die Antwort muss mindestens eine Daten- oder Quellenannahme, eine betroffene Gruppe oder Schutzdimension, eine moegliche Nebenwirkung und einen Rueckkopplungsschritt nennen. Richtig ist nicht die lauteste Bewertung, sondern diejenige, die Begriff, Beleg und Steuerungsfolge zusammenhaelt.</w:t>
+        <w:t>Fallpruefung. Wenn eine Bildungs- oder Forschungseinrichtung eine Wirkungsaussage fuer Lernende und Praxispartner pruefbar machen will, beginnt die Analyse bei Empfaengern, Wirkraum, Zeitraum und Datenquelle. Bei Didaktische Einordnung im Studiengang muss dann geklaert werden, welche Begriffe, Quellen und Grenzen im Material sichtbar bleiben muessen. Eine tragfaehige Antwort benennt mindestens eine Quelle, eine offene Unsicherheit, eine moegliche Gegenbeobachtung und die Entscheidung, die nach der Bewertung geaendert wird.</w:t>
+      </w:r>
+    </w:p>
+    <w:p>
+      <w:r>
+        <w:t>Der Rueckfluss in den WOE-Korpus liegt hier in klaren Begriffen, sauber verlinkten Quellen und benannten Forschungsfragen. Wo Glossar, Werkzeuge, Journal oder Reader noch doppeldeutig bleiben, sollte Nebenwirkungen, Rebound, Zielkonflikte und Wirkungsgrenzen nicht als fertige Gewissheit auftreten, sondern als pruefbarer Lernstand mit Korrekturpfad.</w:t>
       </w:r>
     </w:p>
     <w:p>
@@ -3569,17 +3599,87 @@
         <w:pStyle w:val="Heading3"/>
       </w:pPr>
       <w:r>
-        <w:t>Schlussvertiefung 3: Nebenwirkungen, Rebound, Zielkonflikte und Wirkungsgrenzen im Anwendungsfall</w:t>
-      </w:r>
-    </w:p>
-    <w:p>
-      <w:r>
-        <w:t>Die folgenden Abschnitte sind keine neue Pruefungsloesung. Sie verdichten die vorhandenen Kapitel zu einer Lesart, mit der Studierende einen Fall selbststaendig analysieren koennen. Im Mittelpunkt stehen Bewertungsgrenzen, Nichtkompensation, Reverse Merit Order und positive Netto-Wirkung, nicht moralische Personenbewertung.</w:t>
-      </w:r>
-    </w:p>
-    <w:p>
-      <w:r>
-        <w:t>Begriffliche Schlussklaerung. In WM-V6 muss Auswertung aus der lebenden Website-Referenz immer mit Empfaengern gelesen werden. Wirkung entsteht nicht beim Sender, sondern an veraenderten Zustaenden von Menschen, Oekosystemen, Institutionen, Oeffentlichkeit oder kuenftigen Handlungsspielraeumen. Darum reicht es nicht, interne Aktivitaeten zu dokumentieren. Entscheidend ist, ob sich ein Zustand nachvollziehbar veraendert und ob diese Veraenderung im Referenzrahmen Mensch, Planet, Demokratie, SDGs, Agenda 2030 und SDG+ tragfaehig bewertet werden kann.</w:t>
+        <w:t>Vertiefungsrunde 3: Anschluss an Praxis und Forschung</w:t>
+      </w:r>
+    </w:p>
+    <w:p>
+      <w:r>
+        <w:t>Diese Runde wechselt den Blickwinkel, damit der Schlussblock nicht nur wiederholt, sondern Leseentscheidungen vorbereitet: Was ist belegt, was bleibt Potenzial, welche Nebenwirkung ist relevant und welche Steuerungsfolge wird daraus abgeleitet?</w:t>
+      </w:r>
+    </w:p>
+    <w:p>
+      <w:r>
+        <w:t>Steuerungsfolge. Wissenschaftliche Anschlussfaehigkeit entsteht hier durch Quellenklarheit. Bei Analysemodell werden interne WOE-Begriffe nicht als Ersatz fuer Belege benutzt, sondern mit WOE-Bewertungslogik, SDG+, rote Linien, NWI/T-SROI-Abgrenzung und Schutzgueter verbunden. Wo die Datenlage offen bleibt, wird das offengelegt. Wo eine Aussage nur plausibel ist, bleibt sie als Wirkungspotenzial markiert. Wo ein Schaden eine rote Linie beruehrt, greift Nichtkompensation vor Durchschnittslogik.</w:t>
+      </w:r>
+    </w:p>
+    <w:p>
+      <w:r>
+        <w:t>In einer kontroversen Entscheidung wirkt Analysemodell als Pruefpunkt fuer Ambivalenz. Ein Nutzen fuer eine Gruppe kann mit Risiken fuer andere Wirkungsempfaenger einhergehen. Das Skript verlangt deshalb, positive und negative Zustandsveraenderungen getrennt zu fuehren, bevor von positiver Netto-Wirkung gesprochen wird.</w:t>
+      </w:r>
+    </w:p>
+    <w:p>
+      <w:r>
+        <w:t>Fallpruefung. Wenn eine Kommune eine bestehende Massnahme neu priorisieren will, beginnt die Analyse bei Empfaengern, Wirkraum, Zeitraum und Datenquelle. Bei Analysemodell muss dann geklaert werden, ob Ressourcen umgeschichtet, Daten nacherhoben oder Zielkonflikte offengelegt werden. Eine tragfaehige Antwort benennt mindestens eine Quelle, eine offene Unsicherheit, eine moegliche Gegenbeobachtung und die Entscheidung, die nach der Bewertung geaendert wird.</w:t>
+      </w:r>
+    </w:p>
+    <w:p>
+      <w:r>
+        <w:t>Transferhinweis. In Wirkungsmanagement wird Modellformel erst steuerungsfaehig, wenn daraus eine Entscheidung folgt. Fuehrung, Strategie, Controlling, Einkauf, Kommunikation und Kultur muessen denselben Wirkungsbegriff verwenden. Ohne diese Rueckkopplung bleibt Reporting eine Beschreibung. Mit Rueckkopplung wird aus Bewertung eine veraenderte Routine: ein anderer Prozess, ein geaenderter Anreiz, eine bessere Datenpflicht, eine korrigierte Kommunikation oder eine neue Priorisierung.</w:t>
+      </w:r>
+    </w:p>
+    <w:p>
+      <w:r>
+        <w:t>Die typische Fehlstelle bei Nebenwirkungen, Rebound, Zielkonflikte und Wirkungsgrenzen liegt darin, schwere Schaeden mit bequemen Pluspunkten zu verrechnen. Bei Modellformel wird diese Fehlstelle konkret: Ein scheinbar plausibler Befund darf nicht zur Abkuerzung werden. Quellen, Systemgrenzen, Unsicherheit und Rueckkopplung bleiben sichtbar.</w:t>
+      </w:r>
+    </w:p>
+    <w:p>
+      <w:r>
+        <w:t>Fallpruefung. Wenn ein Unternehmen ein Produkt, einen Prozess oder eine Investition wirkungsbezogen bewerten will, beginnt die Analyse bei Empfaengern, Wirkraum, Zeitraum und Datenquelle. Bei Modellformel muss dann geklaert werden, welche Entscheidung nach der Bewertung tatsaechlich anders ausfaellt. Eine tragfaehige Antwort benennt mindestens eine Quelle, eine offene Unsicherheit, eine moegliche Gegenbeobachtung und die Entscheidung, die nach der Bewertung geaendert wird.</w:t>
+      </w:r>
+    </w:p>
+    <w:p>
+      <w:r>
+        <w:t>Fuer die Bewertung reicht kein Summenscore, der zentrale Schaeden mit bequemen Pluspunkten verrechnet. Nichtkompensation und Reverse Merit Order markieren, wo rote Linien, demokratische Grundbedingungen oder planetare Grenzen Vorrang vor Durchschnittslogik haben. So bleibt positive Netto-Wirkung eine anspruchsvolle Zielgroesse und wird nicht zur dekorativen Formel.</w:t>
+      </w:r>
+    </w:p>
+    <w:p>
+      <w:r>
+        <w:t>Rueckflussnotiz. Die Grenze gegen Scheingenauigkeit verlaeuft bei Fallfenster nicht zwischen Optimismus und Pessimismus. Sie verlaeuft zwischen offengelegter Unsicherheit und rhetorischer Sicherheit. Wer Nebenwirkungen, Rebound, Zielkonflikte und Wirkungsgrenzen belastbar anwenden will, benennt Systemgrenze, Zeitraum, Vergleichspunkt und offene Gegenhypothese. Gerade dadurch bleibt das Skript anschlussfaehig fuer Forschung, Praxis und spaetere Revision.</w:t>
+      </w:r>
+    </w:p>
+    <w:p>
+      <w:r>
+        <w:t>Fuer die Pruefung ist Fallfenster dann verstanden, wenn daraus eine belastbare Fallantwort entsteht. Eine gute Antwort unterscheidet Beobachtung, Kausalannahme, Bewertung und Steuerungsfolge. Sie bewertet keine Menschen, sondern Wirkpfade, Zustandsveraenderungen, Risiken und institutionelle Bedingungen.</w:t>
+      </w:r>
+    </w:p>
+    <w:p>
+      <w:r>
+        <w:t>Fallpruefung. Wenn eine Bildungs- oder Forschungseinrichtung eine Wirkungsaussage fuer Lernende und Praxispartner pruefbar machen will, beginnt die Analyse bei Empfaengern, Wirkraum, Zeitraum und Datenquelle. Bei Fallfenster muss dann geklaert werden, welche Begriffe, Quellen und Grenzen im Material sichtbar bleiben muessen. Eine tragfaehige Antwort benennt mindestens eine Quelle, eine offene Unsicherheit, eine moegliche Gegenbeobachtung und die Entscheidung, die nach der Bewertung geaendert wird.</w:t>
+      </w:r>
+    </w:p>
+    <w:p>
+      <w:r>
+        <w:t>Der Rueckfluss in den WOE-Korpus liegt hier in klaren Begriffen, sauber verlinkten Quellen und benannten Forschungsfragen. Wo Glossar, Werkzeuge, Journal oder Reader noch doppeldeutig bleiben, sollte Nebenwirkungen, Rebound, Zielkonflikte und Wirkungsgrenzen nicht als fertige Gewissheit auftreten, sondern als pruefbarer Lernstand mit Korrekturpfad.</w:t>
+      </w:r>
+    </w:p>
+    <w:p>
+      <w:r>
+        <w:t>Pruefungsimpuls. Prüfungsnahe Fallfragen ohne geschützte Antwortlogik zeigt, warum Nebenwirkungen, Rebound, Zielkonflikte und Wirkungsgrenzen mehr ist als ein Schlagwort im Feld Bewertungsgrenzen, Nichtkompensation, Reverse Merit Order und positive Netto-Wirkung. Die wirkungsoekonomische Frage lautet: Welche reale Veraenderung wird moeglich, welche bleibt nur Potenzial und wo entsteht ein Wirkungsrisiko? Diese Unterscheidung schuetzt vor Impact-Washing, weil sie Absicht, Aktivitaet, Reichweite und Wirkung auseinanderhaelt.</w:t>
+      </w:r>
+    </w:p>
+    <w:p>
+      <w:r>
+        <w:t>Eine Kommune, ein Unternehmen oder eine Bildungsorganisation will Nebenwirkungen, Rebound, Zielkonflikte und Wirkungsgrenzen praktisch anwenden. Der erste Schritt ist nicht die Auswahl eines Instruments, sondern die Klaerung der Zustandsveraenderung. Bei Prüfungsnahe Fallfragen ohne geschützte Antwortlogik muss deshalb benannt werden, wer betroffen ist, welcher Zustand sich veraendert, welche Frist gilt und welche Gegenbeobachtung die Annahme widerlegen wuerde. Erst danach entsteht eine begruendete Entscheidung im Feld Strategie, Prozess, Budget, Verantwortlichkeit oder Kommunikationsregel.</w:t>
+      </w:r>
+    </w:p>
+    <w:p>
+      <w:r>
+        <w:t>Fallpruefung. Wenn eine Kommune eine bestehende Massnahme neu priorisieren will, beginnt die Analyse bei Empfaengern, Wirkraum, Zeitraum und Datenquelle. Bei Prüfungsnahe Fallfragen ohne geschützte Antwortlogik muss dann geklaert werden, ob Ressourcen umgeschichtet, Daten nacherhoben oder Zielkonflikte offengelegt werden. Eine tragfaehige Antwort benennt mindestens eine Quelle, eine offene Unsicherheit, eine moegliche Gegenbeobachtung und die Entscheidung, die nach der Bewertung geaendert wird.</w:t>
+      </w:r>
+    </w:p>
+    <w:p>
+      <w:r>
+        <w:t>Begriffliche Sicherung. In WM-V6 muss Auswertung aus der lebenden Website-Referenz immer mit Empfaengern gelesen werden. Wirkung entsteht nicht beim Sender, sondern an veraenderten Zustaenden von Menschen, Oekosystemen, Institutionen, Oeffentlichkeit oder kuenftigen Handlungsspielraeumen. Darum reicht es nicht, interne Aktivitaeten zu dokumentieren. Entscheidend ist, ob sich ein Zustand nachvollziehbar veraendert und ob diese Veraenderung im Referenzrahmen Mensch, Planet, Demokratie, SDGs, Agenda 2030 und SDG+ tragfaehig bewertet werden kann.</w:t>
       </w:r>
     </w:p>
     <w:p>
@@ -3589,7 +3689,17 @@
     </w:p>
     <w:p>
       <w:r>
-        <w:t>Wirkpfad und Empfaenger. Wissenschaftliche Anschlussfaehigkeit entsteht hier durch Quellenklarheit. Bei Warum Wirkung immer auch Risiko bedeutet werden interne WOE-Begriffe nicht als Ersatz fuer Belege benutzt, sondern mit WOE-Bewertungslogik, SDG+, rote Linien, NWI/T-SROI-Abgrenzung und Schutzgueter verbunden. Wo die Datenlage offen bleibt, wird das offengelegt. Wo eine Aussage nur plausibel ist, bleibt sie als Wirkungspotenzial markiert. Wo ein Schaden eine rote Linie beruehrt, greift Nichtkompensation vor Durchschnittslogik.</w:t>
+        <w:t>Fallpruefung. Wenn ein Unternehmen ein Produkt, einen Prozess oder eine Investition wirkungsbezogen bewerten will, beginnt die Analyse bei Empfaengern, Wirkraum, Zeitraum und Datenquelle. Bei Auswertung aus der lebenden Website-Referenz muss dann geklaert werden, welche Entscheidung nach der Bewertung tatsaechlich anders ausfaellt. Eine tragfaehige Antwort benennt mindestens eine Quelle, eine offene Unsicherheit, eine moegliche Gegenbeobachtung und die Entscheidung, die nach der Bewertung geaendert wird.</w:t>
+      </w:r>
+    </w:p>
+    <w:p>
+      <w:r>
+        <w:t>Fuer die Bewertung reicht kein Summenscore, der zentrale Schaeden mit bequemen Pluspunkten verrechnet. Nichtkompensation und Reverse Merit Order markieren, wo rote Linien, demokratische Grundbedingungen oder planetare Grenzen Vorrang vor Durchschnittslogik haben. So bleibt positive Netto-Wirkung eine anspruchsvolle Zielgroesse und wird nicht zur dekorativen Formel.</w:t>
+      </w:r>
+    </w:p>
+    <w:p>
+      <w:r>
+        <w:t>Wirkpfadpruefung. Wissenschaftliche Anschlussfaehigkeit entsteht hier durch Quellenklarheit. Bei Warum Wirkung immer auch Risiko bedeutet werden interne WOE-Begriffe nicht als Ersatz fuer Belege benutzt, sondern mit WOE-Bewertungslogik, SDG+, rote Linien, NWI/T-SROI-Abgrenzung und Schutzgueter verbunden. Wo die Datenlage offen bleibt, wird das offengelegt. Wo eine Aussage nur plausibel ist, bleibt sie als Wirkungspotenzial markiert. Wo ein Schaden eine rote Linie beruehrt, greift Nichtkompensation vor Durchschnittslogik.</w:t>
       </w:r>
     </w:p>
     <w:p>
@@ -3599,82 +3709,12 @@
     </w:p>
     <w:p>
       <w:r>
-        <w:t>Rueckfluss. Fuer den WOE-Korpus bedeutet das: Begriffe aus Nebenwirkungen, Rebound, Zielkonflikte und Wirkungsgrenzen sollten dort geschaerft werden, wo sie in Glossar, Werkzeugen, Journal oder Readern doppeldeutig bleiben. Offene Forschungsfragen werden nicht versteckt. Sie markieren die Stelle, an der spaetere Evidenz, ein besserer Datensatz oder eine praezisere Fallstudie die Bewertung veraendern kann.</w:t>
-      </w:r>
-    </w:p>
-    <w:p>
-      <w:r>
-        <w:t>Daten, Quellen und Evidenz. In Wirkungsmanagement wird Wirkungspotenzial, Wirkungsrisiko und eingetretener Schaden erst steuerungsfaehig, wenn daraus eine Entscheidung folgt. Fuehrung, Strategie, Controlling, Einkauf, Kommunikation und Kultur muessen denselben Wirkungsbegriff verwenden. Ohne diese Rueckkopplung bleibt Reporting eine Beschreibung. Mit Rueckkopplung wird aus Bewertung eine veraenderte Routine: ein anderer Prozess, ein geaenderter Anreiz, eine bessere Datenpflicht, eine korrigierte Kommunikation oder eine neue Priorisierung.</w:t>
-      </w:r>
-    </w:p>
-    <w:p>
-      <w:r>
-        <w:t>Die typische Fehlstelle bei Nebenwirkungen, Rebound, Zielkonflikte und Wirkungsgrenzen liegt darin, schwere Schaeden mit bequemen Pluspunkten zu verrechnen. Bei Wirkungspotenzial, Wirkungsrisiko und eingetretener Schaden wird diese Fehlstelle konkret: Ein scheinbar plausibler Befund darf nicht zur Abkuerzung werden. Quellen, Systemgrenzen, Unsicherheit und Rueckkopplung bleiben sichtbar.</w:t>
-      </w:r>
-    </w:p>
-    <w:p>
-      <w:r>
-        <w:t>Bewertung und rote Linien. Die Grenze gegen Scheingenauigkeit verlaeuft bei Risiko nach erster, zweiter und dritter Wirkungsordnung nicht zwischen Optimismus und Pessimismus. Sie verlaeuft zwischen offengelegter Unsicherheit und rhetorischer Sicherheit. Wer Nebenwirkungen, Rebound, Zielkonflikte und Wirkungsgrenzen belastbar anwenden will, benennt Systemgrenze, Zeitraum, Vergleichspunkt und offene Gegenhypothese. Gerade dadurch bleibt das Skript anschlussfaehig fuer Forschung, Praxis und spaetere Revision.</w:t>
-      </w:r>
-    </w:p>
-    <w:p>
-      <w:r>
-        <w:t>Fuer die Pruefung ist Risiko nach erster, zweiter und dritter Wirkungsordnung dann verstanden, wenn daraus eine belastbare Fallantwort entsteht. Eine gute Antwort unterscheidet Beobachtung, Kausalannahme, Bewertung und Steuerungsfolge. Sie bewertet keine Menschen, sondern Wirkpfade, Zustandsveraenderungen, Risiken und institutionelle Bedingungen.</w:t>
-      </w:r>
-    </w:p>
-    <w:p>
-      <w:r>
-        <w:t>Kontrollfrage. Welche Entscheidung waere falsch, wenn Risiko nach erster, zweiter und dritter Wirkungsordnung in WM-V6 missverstanden wird? Die Antwort muss mindestens eine Daten- oder Quellenannahme, eine betroffene Gruppe oder Schutzdimension, eine moegliche Nebenwirkung und einen Rueckkopplungsschritt nennen. Richtig ist nicht die lauteste Bewertung, sondern diejenige, die Begriff, Beleg und Steuerungsfolge zusammenhaelt.</w:t>
-      </w:r>
-    </w:p>
-    <w:p>
-      <w:r>
-        <w:t>Steuerung und Rueckkopplung. Wirkungsdaten als Frühwarninformationen zeigt, warum Nebenwirkungen, Rebound, Zielkonflikte und Wirkungsgrenzen mehr ist als ein Schlagwort im Feld Bewertungsgrenzen, Nichtkompensation, Reverse Merit Order und positive Netto-Wirkung. Die wirkungsoekonomische Frage lautet: Welche reale Veraenderung wird moeglich, welche bleibt nur Potenzial und wo entsteht ein Wirkungsrisiko? Diese Unterscheidung schuetzt vor Impact-Washing, weil sie Absicht, Aktivitaet, Reichweite und Wirkung auseinanderhaelt.</w:t>
-      </w:r>
-    </w:p>
-    <w:p>
-      <w:r>
-        <w:t>Eine Kommune, ein Unternehmen oder eine Bildungsorganisation will Nebenwirkungen, Rebound, Zielkonflikte und Wirkungsgrenzen praktisch anwenden. Der erste Schritt ist nicht die Auswahl eines Instruments, sondern die Klaerung der Zustandsveraenderung. Bei Wirkungsdaten als Frühwarninformationen muss deshalb benannt werden, wer betroffen ist, welcher Zustand sich veraendert, welche Frist gilt und welche Gegenbeobachtung die Annahme widerlegen wuerde. Erst danach entsteht eine begruendete Entscheidung im Feld Strategie, Prozess, Budget, Verantwortlichkeit oder Kommunikationsregel.</w:t>
-      </w:r>
-    </w:p>
-    <w:p>
-      <w:r>
-        <w:t>Pruefungsnahe Anwendung. In WM-V6 muss Finanzierbarkeit, Versicherbarkeit und Kapitalzugang immer mit Empfaengern gelesen werden. Wirkung entsteht nicht beim Sender, sondern an veraenderten Zustaenden von Menschen, Oekosystemen, Institutionen, Oeffentlichkeit oder kuenftigen Handlungsspielraeumen. Darum reicht es nicht, interne Aktivitaeten zu dokumentieren. Entscheidend ist, ob sich ein Zustand nachvollziehbar veraendert und ob diese Veraenderung im Referenzrahmen Mensch, Planet, Demokratie, SDGs, Agenda 2030 und SDG+ tragfaehig bewertet werden kann.</w:t>
-      </w:r>
-    </w:p>
-    <w:p>
-      <w:r>
-        <w:t>Ein Bericht behauptet, die Massnahme zu Nebenwirkungen, Rebound, Zielkonflikte und Wirkungsgrenzen sei erfolgreich. Die WOE-Lesart fragt bei Finanzierbarkeit, Versicherbarkeit und Kapitalzugang nach belastbaren Nachweisen: Managementroutine, Stakeholder-Rueckmeldung, Prozessdaten, Entscheidungsprotokoll und Lernschleife. Wenn diese Nachweise fehlen, bleibt die Aussage Wirkungspotenzial oder Kommunikationsbehauptung. Sie kann wichtig sein, aber sie ist noch keine belegte Wirkung.</w:t>
-      </w:r>
-    </w:p>
-    <w:p>
-      <w:r>
-        <w:t>Transfer in den WOE-Korpus. Wissenschaftliche Anschlussfaehigkeit entsteht hier durch Quellenklarheit. Bei Einleitung / Wirkungsfrage werden interne WOE-Begriffe nicht als Ersatz fuer Belege benutzt, sondern mit WOE-Bewertungslogik, SDG+, rote Linien, NWI/T-SROI-Abgrenzung und Schutzgueter verbunden. Wo die Datenlage offen bleibt, wird das offengelegt. Wo eine Aussage nur plausibel ist, bleibt sie als Wirkungspotenzial markiert. Wo ein Schaden eine rote Linie beruehrt, greift Nichtkompensation vor Durchschnittslogik.</w:t>
-      </w:r>
-    </w:p>
-    <w:p>
-      <w:r>
-        <w:t>In einer kontroversen Entscheidung wirkt Einleitung / Wirkungsfrage als Pruefpunkt fuer Ambivalenz. Ein Nutzen fuer eine Gruppe kann mit Risiken fuer andere Wirkungsempfaenger einhergehen. Das Skript verlangt deshalb, positive und negative Zustandsveraenderungen getrennt zu fuehren, bevor von positiver Netto-Wirkung gesprochen wird.</w:t>
-      </w:r>
-    </w:p>
-    <w:p>
-      <w:r>
-        <w:t>Grenzen der Aussage. In Wirkungsmanagement wird Kernaussage erst steuerungsfaehig, wenn daraus eine Entscheidung folgt. Fuehrung, Strategie, Controlling, Einkauf, Kommunikation und Kultur muessen denselben Wirkungsbegriff verwenden. Ohne diese Rueckkopplung bleibt Reporting eine Beschreibung. Mit Rueckkopplung wird aus Bewertung eine veraenderte Routine: ein anderer Prozess, ein geaenderter Anreiz, eine bessere Datenpflicht, eine korrigierte Kommunikation oder eine neue Priorisierung.</w:t>
-      </w:r>
-    </w:p>
-    <w:p>
-      <w:r>
-        <w:t>Die typische Fehlstelle bei Nebenwirkungen, Rebound, Zielkonflikte und Wirkungsgrenzen liegt darin, schwere Schaeden mit bequemen Pluspunkten zu verrechnen. Bei Kernaussage wird diese Fehlstelle konkret: Ein scheinbar plausibler Befund darf nicht zur Abkuerzung werden. Quellen, Systemgrenzen, Unsicherheit und Rueckkopplung bleiben sichtbar.</w:t>
-      </w:r>
-    </w:p>
-    <w:p>
-      <w:r>
-        <w:t>Kontrollfrage. Welche Entscheidung waere falsch, wenn Kernaussage in WM-V6 missverstanden wird? Die Antwort muss mindestens eine Daten- oder Quellenannahme, eine betroffene Gruppe oder Schutzdimension, eine moegliche Nebenwirkung und einen Rueckkopplungsschritt nennen. Richtig ist nicht die lauteste Bewertung, sondern diejenige, die Begriff, Beleg und Steuerungsfolge zusammenhaelt.</w:t>
-      </w:r>
-    </w:p>
-    <w:p>
-      <w:r>
-        <w:t>Rueckfluss. Fuer den WOE-Korpus bedeutet das: Begriffe aus Nebenwirkungen, Rebound, Zielkonflikte und Wirkungsgrenzen sollten dort geschaerft werden, wo sie in Glossar, Werkzeugen, Journal oder Readern doppeldeutig bleiben. Offene Forschungsfragen werden nicht versteckt. Sie markieren die Stelle, an der spaetere Evidenz, ein besserer Datensatz oder eine praezisere Fallstudie die Bewertung veraendern kann.</w:t>
+        <w:t>Fallpruefung. Wenn eine Bildungs- oder Forschungseinrichtung eine Wirkungsaussage fuer Lernende und Praxispartner pruefbar machen will, beginnt die Analyse bei Empfaengern, Wirkraum, Zeitraum und Datenquelle. Bei Warum Wirkung immer auch Risiko bedeutet muss dann geklaert werden, welche Begriffe, Quellen und Grenzen im Material sichtbar bleiben muessen. Eine tragfaehige Antwort benennt mindestens eine Quelle, eine offene Unsicherheit, eine moegliche Gegenbeobachtung und die Entscheidung, die nach der Bewertung geaendert wird.</w:t>
+      </w:r>
+    </w:p>
+    <w:p>
+      <w:r>
+        <w:t>Der Rueckfluss in den WOE-Korpus liegt hier in klaren Begriffen, sauber verlinkten Quellen und benannten Forschungsfragen. Wo Glossar, Werkzeuge, Journal oder Reader noch doppeldeutig bleiben, sollte Nebenwirkungen, Rebound, Zielkonflikte und Wirkungsgrenzen nicht als fertige Gewissheit auftreten, sondern als pruefbarer Lernstand mit Korrekturpfad.</w:t>
       </w:r>
     </w:p>
     <w:p>
@@ -3682,107 +3722,122 @@
         <w:pStyle w:val="Heading3"/>
       </w:pPr>
       <w:r>
-        <w:t>Schlussvertiefung 4: Nebenwirkungen, Rebound, Zielkonflikte und Wirkungsgrenzen im Anwendungsfall</w:t>
-      </w:r>
-    </w:p>
-    <w:p>
-      <w:r>
-        <w:t>Die folgenden Abschnitte sind keine neue Pruefungsloesung. Sie verdichten die vorhandenen Kapitel zu einer Lesart, mit der Studierende einen Fall selbststaendig analysieren koennen. Im Mittelpunkt stehen Bewertungsgrenzen, Nichtkompensation, Reverse Merit Order und positive Netto-Wirkung, nicht moralische Personenbewertung.</w:t>
-      </w:r>
-    </w:p>
-    <w:p>
-      <w:r>
-        <w:t>Begriffliche Schlussklaerung. Die Grenze gegen Scheingenauigkeit verlaeuft bei Quelltext und fachliche Grundlegung nicht zwischen Optimismus und Pessimismus. Sie verlaeuft zwischen offengelegter Unsicherheit und rhetorischer Sicherheit. Wer Nebenwirkungen, Rebound, Zielkonflikte und Wirkungsgrenzen belastbar anwenden will, benennt Systemgrenze, Zeitraum, Vergleichspunkt und offene Gegenhypothese. Gerade dadurch bleibt das Skript anschlussfaehig fuer Forschung, Praxis und spaetere Revision.</w:t>
-      </w:r>
-    </w:p>
-    <w:p>
-      <w:r>
-        <w:t>Fuer die Pruefung ist Quelltext und fachliche Grundlegung dann verstanden, wenn daraus eine belastbare Fallantwort entsteht. Eine gute Antwort unterscheidet Beobachtung, Kausalannahme, Bewertung und Steuerungsfolge. Sie bewertet keine Menschen, sondern Wirkpfade, Zustandsveraenderungen, Risiken und institutionelle Bedingungen.</w:t>
-      </w:r>
-    </w:p>
-    <w:p>
-      <w:r>
-        <w:t>Wirkpfad und Empfaenger. Einstieg / Wirkungsfrage zeigt, warum Nebenwirkungen, Rebound, Zielkonflikte und Wirkungsgrenzen mehr ist als ein Schlagwort im Feld Bewertungsgrenzen, Nichtkompensation, Reverse Merit Order und positive Netto-Wirkung. Die wirkungsoekonomische Frage lautet: Welche reale Veraenderung wird moeglich, welche bleibt nur Potenzial und wo entsteht ein Wirkungsrisiko? Diese Unterscheidung schuetzt vor Impact-Washing, weil sie Absicht, Aktivitaet, Reichweite und Wirkung auseinanderhaelt.</w:t>
-      </w:r>
-    </w:p>
-    <w:p>
-      <w:r>
-        <w:t>Eine Kommune, ein Unternehmen oder eine Bildungsorganisation will Nebenwirkungen, Rebound, Zielkonflikte und Wirkungsgrenzen praktisch anwenden. Der erste Schritt ist nicht die Auswahl eines Instruments, sondern die Klaerung der Zustandsveraenderung. Bei Einstieg / Wirkungsfrage muss deshalb benannt werden, wer betroffen ist, welcher Zustand sich veraendert, welche Frist gilt und welche Gegenbeobachtung die Annahme widerlegen wuerde. Erst danach entsteht eine begruendete Entscheidung im Feld Strategie, Prozess, Budget, Verantwortlichkeit oder Kommunikationsregel.</w:t>
-      </w:r>
-    </w:p>
-    <w:p>
-      <w:r>
-        <w:t>Daten, Quellen und Evidenz. In WM-V6 muss Skript / Folien (Lernseite) immer mit Empfaengern gelesen werden. Wirkung entsteht nicht beim Sender, sondern an veraenderten Zustaenden von Menschen, Oekosystemen, Institutionen, Oeffentlichkeit oder kuenftigen Handlungsspielraeumen. Darum reicht es nicht, interne Aktivitaeten zu dokumentieren. Entscheidend ist, ob sich ein Zustand nachvollziehbar veraendert und ob diese Veraenderung im Referenzrahmen Mensch, Planet, Demokratie, SDGs, Agenda 2030 und SDG+ tragfaehig bewertet werden kann.</w:t>
-      </w:r>
-    </w:p>
-    <w:p>
-      <w:r>
-        <w:t>Ein Bericht behauptet, die Massnahme zu Nebenwirkungen, Rebound, Zielkonflikte und Wirkungsgrenzen sei erfolgreich. Die WOE-Lesart fragt bei Skript / Folien (Lernseite) nach belastbaren Nachweisen: Managementroutine, Stakeholder-Rueckmeldung, Prozessdaten, Entscheidungsprotokoll und Lernschleife. Wenn diese Nachweise fehlen, bleibt die Aussage Wirkungspotenzial oder Kommunikationsbehauptung. Sie kann wichtig sein, aber sie ist noch keine belegte Wirkung.</w:t>
-      </w:r>
-    </w:p>
-    <w:p>
-      <w:r>
-        <w:t>Bewertung und rote Linien. Wissenschaftliche Anschlussfaehigkeit entsteht hier durch Quellenklarheit. Bei Transferaufgabe werden interne WOE-Begriffe nicht als Ersatz fuer Belege benutzt, sondern mit WOE-Bewertungslogik, SDG+, rote Linien, NWI/T-SROI-Abgrenzung und Schutzgueter verbunden. Wo die Datenlage offen bleibt, wird das offengelegt. Wo eine Aussage nur plausibel ist, bleibt sie als Wirkungspotenzial markiert. Wo ein Schaden eine rote Linie beruehrt, greift Nichtkompensation vor Durchschnittslogik.</w:t>
-      </w:r>
-    </w:p>
-    <w:p>
-      <w:r>
-        <w:t>In einer kontroversen Entscheidung wirkt Transferaufgabe als Pruefpunkt fuer Ambivalenz. Ein Nutzen fuer eine Gruppe kann mit Risiken fuer andere Wirkungsempfaenger einhergehen. Das Skript verlangt deshalb, positive und negative Zustandsveraenderungen getrennt zu fuehren, bevor von positiver Netto-Wirkung gesprochen wird.</w:t>
-      </w:r>
-    </w:p>
-    <w:p>
-      <w:r>
-        <w:t>Kontrollfrage. Welche Entscheidung waere falsch, wenn Transferaufgabe in WM-V6 missverstanden wird? Die Antwort muss mindestens eine Daten- oder Quellenannahme, eine betroffene Gruppe oder Schutzdimension, eine moegliche Nebenwirkung und einen Rueckkopplungsschritt nennen. Richtig ist nicht die lauteste Bewertung, sondern diejenige, die Begriff, Beleg und Steuerungsfolge zusammenhaelt.</w:t>
-      </w:r>
-    </w:p>
-    <w:p>
-      <w:r>
-        <w:t>Steuerung und Rueckkopplung. In Wirkungsmanagement wird Praxisbeispiel erst steuerungsfaehig, wenn daraus eine Entscheidung folgt. Fuehrung, Strategie, Controlling, Einkauf, Kommunikation und Kultur muessen denselben Wirkungsbegriff verwenden. Ohne diese Rueckkopplung bleibt Reporting eine Beschreibung. Mit Rueckkopplung wird aus Bewertung eine veraenderte Routine: ein anderer Prozess, ein geaenderter Anreiz, eine bessere Datenpflicht, eine korrigierte Kommunikation oder eine neue Priorisierung.</w:t>
-      </w:r>
-    </w:p>
-    <w:p>
-      <w:r>
-        <w:t>Die typische Fehlstelle bei Nebenwirkungen, Rebound, Zielkonflikte und Wirkungsgrenzen liegt darin, schwere Schaeden mit bequemen Pluspunkten zu verrechnen. Bei Praxisbeispiel wird diese Fehlstelle konkret: Ein scheinbar plausibler Befund darf nicht zur Abkuerzung werden. Quellen, Systemgrenzen, Unsicherheit und Rueckkopplung bleiben sichtbar.</w:t>
-      </w:r>
-    </w:p>
-    <w:p>
-      <w:r>
-        <w:t>Pruefungsnahe Anwendung. Die Grenze gegen Scheingenauigkeit verlaeuft bei Wirkungsökonomische Vertiefung nicht zwischen Optimismus und Pessimismus. Sie verlaeuft zwischen offengelegter Unsicherheit und rhetorischer Sicherheit. Wer Nebenwirkungen, Rebound, Zielkonflikte und Wirkungsgrenzen belastbar anwenden will, benennt Systemgrenze, Zeitraum, Vergleichspunkt und offene Gegenhypothese. Gerade dadurch bleibt das Skript anschlussfaehig fuer Forschung, Praxis und spaetere Revision.</w:t>
-      </w:r>
-    </w:p>
-    <w:p>
-      <w:r>
-        <w:t>Fuer die Pruefung ist Wirkungsökonomische Vertiefung dann verstanden, wenn daraus eine belastbare Fallantwort entsteht. Eine gute Antwort unterscheidet Beobachtung, Kausalannahme, Bewertung und Steuerungsfolge. Sie bewertet keine Menschen, sondern Wirkpfade, Zustandsveraenderungen, Risiken und institutionelle Bedingungen.</w:t>
-      </w:r>
-    </w:p>
-    <w:p>
-      <w:r>
-        <w:t>Rueckfluss. Fuer den WOE-Korpus bedeutet das: Begriffe aus Nebenwirkungen, Rebound, Zielkonflikte und Wirkungsgrenzen sollten dort geschaerft werden, wo sie in Glossar, Werkzeugen, Journal oder Readern doppeldeutig bleiben. Offene Forschungsfragen werden nicht versteckt. Sie markieren die Stelle, an der spaetere Evidenz, ein besserer Datensatz oder eine praezisere Fallstudie die Bewertung veraendern kann.</w:t>
-      </w:r>
-    </w:p>
-    <w:p>
-      <w:r>
-        <w:t>Transfer in den WOE-Korpus. Begriffliche Präzision zeigt, warum Nebenwirkungen, Rebound, Zielkonflikte und Wirkungsgrenzen mehr ist als ein Schlagwort im Feld Bewertungsgrenzen, Nichtkompensation, Reverse Merit Order und positive Netto-Wirkung. Die wirkungsoekonomische Frage lautet: Welche reale Veraenderung wird moeglich, welche bleibt nur Potenzial und wo entsteht ein Wirkungsrisiko? Diese Unterscheidung schuetzt vor Impact-Washing, weil sie Absicht, Aktivitaet, Reichweite und Wirkung auseinanderhaelt.</w:t>
-      </w:r>
-    </w:p>
-    <w:p>
-      <w:r>
-        <w:t>Eine Kommune, ein Unternehmen oder eine Bildungsorganisation will Nebenwirkungen, Rebound, Zielkonflikte und Wirkungsgrenzen praktisch anwenden. Der erste Schritt ist nicht die Auswahl eines Instruments, sondern die Klaerung der Zustandsveraenderung. Bei Begriffliche Präzision muss deshalb benannt werden, wer betroffen ist, welcher Zustand sich veraendert, welche Frist gilt und welche Gegenbeobachtung die Annahme widerlegen wuerde. Erst danach entsteht eine begruendete Entscheidung im Feld Strategie, Prozess, Budget, Verantwortlichkeit oder Kommunikationsregel.</w:t>
-      </w:r>
-    </w:p>
-    <w:p>
-      <w:r>
-        <w:t>Grenzen der Aussage. In WM-V6 muss Wirkpfad immer mit Empfaengern gelesen werden. Wirkung entsteht nicht beim Sender, sondern an veraenderten Zustaenden von Menschen, Oekosystemen, Institutionen, Oeffentlichkeit oder kuenftigen Handlungsspielraeumen. Darum reicht es nicht, interne Aktivitaeten zu dokumentieren. Entscheidend ist, ob sich ein Zustand nachvollziehbar veraendert und ob diese Veraenderung im Referenzrahmen Mensch, Planet, Demokratie, SDGs, Agenda 2030 und SDG+ tragfaehig bewertet werden kann.</w:t>
-      </w:r>
-    </w:p>
-    <w:p>
-      <w:r>
-        <w:t>Ein Bericht behauptet, die Massnahme zu Nebenwirkungen, Rebound, Zielkonflikte und Wirkungsgrenzen sei erfolgreich. Die WOE-Lesart fragt bei Wirkpfad nach belastbaren Nachweisen: Managementroutine, Stakeholder-Rueckmeldung, Prozessdaten, Entscheidungsprotokoll und Lernschleife. Wenn diese Nachweise fehlen, bleibt die Aussage Wirkungspotenzial oder Kommunikationsbehauptung. Sie kann wichtig sein, aber sie ist noch keine belegte Wirkung.</w:t>
-      </w:r>
-    </w:p>
-    <w:p>
-      <w:r>
-        <w:t>Kontrollfrage. Welche Entscheidung waere falsch, wenn Wirkpfad in WM-V6 missverstanden wird? Die Antwort muss mindestens eine Daten- oder Quellenannahme, eine betroffene Gruppe oder Schutzdimension, eine moegliche Nebenwirkung und einen Rueckkopplungsschritt nennen. Richtig ist nicht die lauteste Bewertung, sondern diejenige, die Begriff, Beleg und Steuerungsfolge zusammenhaelt.</w:t>
+        <w:t>Vertiefungsrunde 4: Anschluss an Praxis und Forschung</w:t>
+      </w:r>
+    </w:p>
+    <w:p>
+      <w:r>
+        <w:t>Diese Runde wechselt den Blickwinkel, damit der Schlussblock nicht nur wiederholt, sondern Leseentscheidungen vorbereitet: Was ist belegt, was bleibt Potenzial, welche Nebenwirkung ist relevant und welche Steuerungsfolge wird daraus abgeleitet?</w:t>
+      </w:r>
+    </w:p>
+    <w:p>
+      <w:r>
+        <w:t>Evidenzfenster. In Wirkungsmanagement wird Wirkungspotenzial, Wirkungsrisiko und eingetretener Schaden erst steuerungsfaehig, wenn daraus eine Entscheidung folgt. Fuehrung, Strategie, Controlling, Einkauf, Kommunikation und Kultur muessen denselben Wirkungsbegriff verwenden. Ohne diese Rueckkopplung bleibt Reporting eine Beschreibung. Mit Rueckkopplung wird aus Bewertung eine veraenderte Routine: ein anderer Prozess, ein geaenderter Anreiz, eine bessere Datenpflicht, eine korrigierte Kommunikation oder eine neue Priorisierung.</w:t>
+      </w:r>
+    </w:p>
+    <w:p>
+      <w:r>
+        <w:t>Die typische Fehlstelle bei Nebenwirkungen, Rebound, Zielkonflikte und Wirkungsgrenzen liegt darin, schwere Schaeden mit bequemen Pluspunkten zu verrechnen. Bei Wirkungspotenzial, Wirkungsrisiko und eingetretener Schaden wird diese Fehlstelle konkret: Ein scheinbar plausibler Befund darf nicht zur Abkuerzung werden. Quellen, Systemgrenzen, Unsicherheit und Rueckkopplung bleiben sichtbar.</w:t>
+      </w:r>
+    </w:p>
+    <w:p>
+      <w:r>
+        <w:t>Fallpruefung. Wenn eine Kommune eine bestehende Massnahme neu priorisieren will, beginnt die Analyse bei Empfaengern, Wirkraum, Zeitraum und Datenquelle. Bei Wirkungspotenzial, Wirkungsrisiko und eingetretener Schaden muss dann geklaert werden, ob Ressourcen umgeschichtet, Daten nacherhoben oder Zielkonflikte offengelegt werden. Eine tragfaehige Antwort benennt mindestens eine Quelle, eine offene Unsicherheit, eine moegliche Gegenbeobachtung und die Entscheidung, die nach der Bewertung geaendert wird.</w:t>
+      </w:r>
+    </w:p>
+    <w:p>
+      <w:r>
+        <w:t>Bewertungsgrenze. Die Grenze gegen Scheingenauigkeit verlaeuft bei Risiko nach erster, zweiter und dritter Wirkungsordnung nicht zwischen Optimismus und Pessimismus. Sie verlaeuft zwischen offengelegter Unsicherheit und rhetorischer Sicherheit. Wer Nebenwirkungen, Rebound, Zielkonflikte und Wirkungsgrenzen belastbar anwenden will, benennt Systemgrenze, Zeitraum, Vergleichspunkt und offene Gegenhypothese. Gerade dadurch bleibt das Skript anschlussfaehig fuer Forschung, Praxis und spaetere Revision.</w:t>
+      </w:r>
+    </w:p>
+    <w:p>
+      <w:r>
+        <w:t>Fuer die Pruefung ist Risiko nach erster, zweiter und dritter Wirkungsordnung dann verstanden, wenn daraus eine belastbare Fallantwort entsteht. Eine gute Antwort unterscheidet Beobachtung, Kausalannahme, Bewertung und Steuerungsfolge. Sie bewertet keine Menschen, sondern Wirkpfade, Zustandsveraenderungen, Risiken und institutionelle Bedingungen.</w:t>
+      </w:r>
+    </w:p>
+    <w:p>
+      <w:r>
+        <w:t>Fallpruefung. Wenn ein Unternehmen ein Produkt, einen Prozess oder eine Investition wirkungsbezogen bewerten will, beginnt die Analyse bei Empfaengern, Wirkraum, Zeitraum und Datenquelle. Bei Risiko nach erster, zweiter und dritter Wirkungsordnung muss dann geklaert werden, welche Entscheidung nach der Bewertung tatsaechlich anders ausfaellt. Eine tragfaehige Antwort benennt mindestens eine Quelle, eine offene Unsicherheit, eine moegliche Gegenbeobachtung und die Entscheidung, die nach der Bewertung geaendert wird.</w:t>
+      </w:r>
+    </w:p>
+    <w:p>
+      <w:r>
+        <w:t>Fuer die Bewertung reicht kein Summenscore, der zentrale Schaeden mit bequemen Pluspunkten verrechnet. Nichtkompensation und Reverse Merit Order markieren, wo rote Linien, demokratische Grundbedingungen oder planetare Grenzen Vorrang vor Durchschnittslogik haben. So bleibt positive Netto-Wirkung eine anspruchsvolle Zielgroesse und wird nicht zur dekorativen Formel.</w:t>
+      </w:r>
+    </w:p>
+    <w:p>
+      <w:r>
+        <w:t>Steuerungsfolge. Wirkungsdaten als Frühwarninformationen zeigt, warum Nebenwirkungen, Rebound, Zielkonflikte und Wirkungsgrenzen mehr ist als ein Schlagwort im Feld Bewertungsgrenzen, Nichtkompensation, Reverse Merit Order und positive Netto-Wirkung. Die wirkungsoekonomische Frage lautet: Welche reale Veraenderung wird moeglich, welche bleibt nur Potenzial und wo entsteht ein Wirkungsrisiko? Diese Unterscheidung schuetzt vor Impact-Washing, weil sie Absicht, Aktivitaet, Reichweite und Wirkung auseinanderhaelt.</w:t>
+      </w:r>
+    </w:p>
+    <w:p>
+      <w:r>
+        <w:t>Eine Kommune, ein Unternehmen oder eine Bildungsorganisation will Nebenwirkungen, Rebound, Zielkonflikte und Wirkungsgrenzen praktisch anwenden. Der erste Schritt ist nicht die Auswahl eines Instruments, sondern die Klaerung der Zustandsveraenderung. Bei Wirkungsdaten als Frühwarninformationen muss deshalb benannt werden, wer betroffen ist, welcher Zustand sich veraendert, welche Frist gilt und welche Gegenbeobachtung die Annahme widerlegen wuerde. Erst danach entsteht eine begruendete Entscheidung im Feld Strategie, Prozess, Budget, Verantwortlichkeit oder Kommunikationsregel.</w:t>
+      </w:r>
+    </w:p>
+    <w:p>
+      <w:r>
+        <w:t>Fallpruefung. Wenn eine Bildungs- oder Forschungseinrichtung eine Wirkungsaussage fuer Lernende und Praxispartner pruefbar machen will, beginnt die Analyse bei Empfaengern, Wirkraum, Zeitraum und Datenquelle. Bei Wirkungsdaten als Frühwarninformationen muss dann geklaert werden, welche Begriffe, Quellen und Grenzen im Material sichtbar bleiben muessen. Eine tragfaehige Antwort benennt mindestens eine Quelle, eine offene Unsicherheit, eine moegliche Gegenbeobachtung und die Entscheidung, die nach der Bewertung geaendert wird.</w:t>
+      </w:r>
+    </w:p>
+    <w:p>
+      <w:r>
+        <w:t>Der Rueckfluss in den WOE-Korpus liegt hier in klaren Begriffen, sauber verlinkten Quellen und benannten Forschungsfragen. Wo Glossar, Werkzeuge, Journal oder Reader noch doppeldeutig bleiben, sollte Nebenwirkungen, Rebound, Zielkonflikte und Wirkungsgrenzen nicht als fertige Gewissheit auftreten, sondern als pruefbarer Lernstand mit Korrekturpfad.</w:t>
+      </w:r>
+    </w:p>
+    <w:p>
+      <w:r>
+        <w:t>Transferhinweis. In WM-V6 muss Finanzierbarkeit, Versicherbarkeit und Kapitalzugang immer mit Empfaengern gelesen werden. Wirkung entsteht nicht beim Sender, sondern an veraenderten Zustaenden von Menschen, Oekosystemen, Institutionen, Oeffentlichkeit oder kuenftigen Handlungsspielraeumen. Darum reicht es nicht, interne Aktivitaeten zu dokumentieren. Entscheidend ist, ob sich ein Zustand nachvollziehbar veraendert und ob diese Veraenderung im Referenzrahmen Mensch, Planet, Demokratie, SDGs, Agenda 2030 und SDG+ tragfaehig bewertet werden kann.</w:t>
+      </w:r>
+    </w:p>
+    <w:p>
+      <w:r>
+        <w:t>Ein Bericht behauptet, die Massnahme zu Nebenwirkungen, Rebound, Zielkonflikte und Wirkungsgrenzen sei erfolgreich. Die WOE-Lesart fragt bei Finanzierbarkeit, Versicherbarkeit und Kapitalzugang nach belastbaren Nachweisen: Managementroutine, Stakeholder-Rueckmeldung, Prozessdaten, Entscheidungsprotokoll und Lernschleife. Wenn diese Nachweise fehlen, bleibt die Aussage Wirkungspotenzial oder Kommunikationsbehauptung. Sie kann wichtig sein, aber sie ist noch keine belegte Wirkung.</w:t>
+      </w:r>
+    </w:p>
+    <w:p>
+      <w:r>
+        <w:t>Fallpruefung. Wenn eine Kommune eine bestehende Massnahme neu priorisieren will, beginnt die Analyse bei Empfaengern, Wirkraum, Zeitraum und Datenquelle. Bei Finanzierbarkeit, Versicherbarkeit und Kapitalzugang muss dann geklaert werden, ob Ressourcen umgeschichtet, Daten nacherhoben oder Zielkonflikte offengelegt werden. Eine tragfaehige Antwort benennt mindestens eine Quelle, eine offene Unsicherheit, eine moegliche Gegenbeobachtung und die Entscheidung, die nach der Bewertung geaendert wird.</w:t>
+      </w:r>
+    </w:p>
+    <w:p>
+      <w:r>
+        <w:t>Rueckflussnotiz. Wissenschaftliche Anschlussfaehigkeit entsteht hier durch Quellenklarheit. Bei Einleitung / Wirkungsfrage werden interne WOE-Begriffe nicht als Ersatz fuer Belege benutzt, sondern mit WOE-Bewertungslogik, SDG+, rote Linien, NWI/T-SROI-Abgrenzung und Schutzgueter verbunden. Wo die Datenlage offen bleibt, wird das offengelegt. Wo eine Aussage nur plausibel ist, bleibt sie als Wirkungspotenzial markiert. Wo ein Schaden eine rote Linie beruehrt, greift Nichtkompensation vor Durchschnittslogik.</w:t>
+      </w:r>
+    </w:p>
+    <w:p>
+      <w:r>
+        <w:t>In einer kontroversen Entscheidung wirkt Einleitung / Wirkungsfrage als Pruefpunkt fuer Ambivalenz. Ein Nutzen fuer eine Gruppe kann mit Risiken fuer andere Wirkungsempfaenger einhergehen. Das Skript verlangt deshalb, positive und negative Zustandsveraenderungen getrennt zu fuehren, bevor von positiver Netto-Wirkung gesprochen wird.</w:t>
+      </w:r>
+    </w:p>
+    <w:p>
+      <w:r>
+        <w:t>Fallpruefung. Wenn ein Unternehmen ein Produkt, einen Prozess oder eine Investition wirkungsbezogen bewerten will, beginnt die Analyse bei Empfaengern, Wirkraum, Zeitraum und Datenquelle. Bei Einleitung / Wirkungsfrage muss dann geklaert werden, welche Entscheidung nach der Bewertung tatsaechlich anders ausfaellt. Eine tragfaehige Antwort benennt mindestens eine Quelle, eine offene Unsicherheit, eine moegliche Gegenbeobachtung und die Entscheidung, die nach der Bewertung geaendert wird.</w:t>
+      </w:r>
+    </w:p>
+    <w:p>
+      <w:r>
+        <w:t>Fuer die Bewertung reicht kein Summenscore, der zentrale Schaeden mit bequemen Pluspunkten verrechnet. Nichtkompensation und Reverse Merit Order markieren, wo rote Linien, demokratische Grundbedingungen oder planetare Grenzen Vorrang vor Durchschnittslogik haben. So bleibt positive Netto-Wirkung eine anspruchsvolle Zielgroesse und wird nicht zur dekorativen Formel.</w:t>
+      </w:r>
+    </w:p>
+    <w:p>
+      <w:r>
+        <w:t>Pruefungsimpuls. In Wirkungsmanagement wird Kernaussage erst steuerungsfaehig, wenn daraus eine Entscheidung folgt. Fuehrung, Strategie, Controlling, Einkauf, Kommunikation und Kultur muessen denselben Wirkungsbegriff verwenden. Ohne diese Rueckkopplung bleibt Reporting eine Beschreibung. Mit Rueckkopplung wird aus Bewertung eine veraenderte Routine: ein anderer Prozess, ein geaenderter Anreiz, eine bessere Datenpflicht, eine korrigierte Kommunikation oder eine neue Priorisierung.</w:t>
+      </w:r>
+    </w:p>
+    <w:p>
+      <w:r>
+        <w:t>Die typische Fehlstelle bei Nebenwirkungen, Rebound, Zielkonflikte und Wirkungsgrenzen liegt darin, schwere Schaeden mit bequemen Pluspunkten zu verrechnen. Bei Kernaussage wird diese Fehlstelle konkret: Ein scheinbar plausibler Befund darf nicht zur Abkuerzung werden. Quellen, Systemgrenzen, Unsicherheit und Rueckkopplung bleiben sichtbar.</w:t>
+      </w:r>
+    </w:p>
+    <w:p>
+      <w:r>
+        <w:t>Fallpruefung. Wenn eine Bildungs- oder Forschungseinrichtung eine Wirkungsaussage fuer Lernende und Praxispartner pruefbar machen will, beginnt die Analyse bei Empfaengern, Wirkraum, Zeitraum und Datenquelle. Bei Kernaussage muss dann geklaert werden, welche Begriffe, Quellen und Grenzen im Material sichtbar bleiben muessen. Eine tragfaehige Antwort benennt mindestens eine Quelle, eine offene Unsicherheit, eine moegliche Gegenbeobachtung und die Entscheidung, die nach der Bewertung geaendert wird.</w:t>
+      </w:r>
+    </w:p>
+    <w:p>
+      <w:r>
+        <w:t>Der Rueckfluss in den WOE-Korpus liegt hier in klaren Begriffen, sauber verlinkten Quellen und benannten Forschungsfragen. Wo Glossar, Werkzeuge, Journal oder Reader noch doppeldeutig bleiben, sollte Nebenwirkungen, Rebound, Zielkonflikte und Wirkungsgrenzen nicht als fertige Gewissheit auftreten, sondern als pruefbarer Lernstand mit Korrekturpfad.</w:t>
       </w:r>
     </w:p>
     <w:p>
@@ -3790,107 +3845,122 @@
         <w:pStyle w:val="Heading3"/>
       </w:pPr>
       <w:r>
-        <w:t>Schlussvertiefung 5: Nebenwirkungen, Rebound, Zielkonflikte und Wirkungsgrenzen im Anwendungsfall</w:t>
-      </w:r>
-    </w:p>
-    <w:p>
-      <w:r>
-        <w:t>Die folgenden Abschnitte sind keine neue Pruefungsloesung. Sie verdichten die vorhandenen Kapitel zu einer Lesart, mit der Studierende einen Fall selbststaendig analysieren koennen. Im Mittelpunkt stehen Bewertungsgrenzen, Nichtkompensation, Reverse Merit Order und positive Netto-Wirkung, nicht moralische Personenbewertung.</w:t>
-      </w:r>
-    </w:p>
-    <w:p>
-      <w:r>
-        <w:t>Begriffliche Schlussklaerung. Wissenschaftliche Anschlussfaehigkeit entsteht hier durch Quellenklarheit. Bei Leitthese werden interne WOE-Begriffe nicht als Ersatz fuer Belege benutzt, sondern mit WOE-Bewertungslogik, SDG+, rote Linien, NWI/T-SROI-Abgrenzung und Schutzgueter verbunden. Wo die Datenlage offen bleibt, wird das offengelegt. Wo eine Aussage nur plausibel ist, bleibt sie als Wirkungspotenzial markiert. Wo ein Schaden eine rote Linie beruehrt, greift Nichtkompensation vor Durchschnittslogik.</w:t>
-      </w:r>
-    </w:p>
-    <w:p>
-      <w:r>
-        <w:t>In einer kontroversen Entscheidung wirkt Leitthese als Pruefpunkt fuer Ambivalenz. Ein Nutzen fuer eine Gruppe kann mit Risiken fuer andere Wirkungsempfaenger einhergehen. Das Skript verlangt deshalb, positive und negative Zustandsveraenderungen getrennt zu fuehren, bevor von positiver Netto-Wirkung gesprochen wird.</w:t>
-      </w:r>
-    </w:p>
-    <w:p>
-      <w:r>
-        <w:t>Wirkpfad und Empfaenger. In Wirkungsmanagement wird Didaktische Einordnung im Studiengang erst steuerungsfaehig, wenn daraus eine Entscheidung folgt. Fuehrung, Strategie, Controlling, Einkauf, Kommunikation und Kultur muessen denselben Wirkungsbegriff verwenden. Ohne diese Rueckkopplung bleibt Reporting eine Beschreibung. Mit Rueckkopplung wird aus Bewertung eine veraenderte Routine: ein anderer Prozess, ein geaenderter Anreiz, eine bessere Datenpflicht, eine korrigierte Kommunikation oder eine neue Priorisierung.</w:t>
-      </w:r>
-    </w:p>
-    <w:p>
-      <w:r>
-        <w:t>Die typische Fehlstelle bei Nebenwirkungen, Rebound, Zielkonflikte und Wirkungsgrenzen liegt darin, schwere Schaeden mit bequemen Pluspunkten zu verrechnen. Bei Didaktische Einordnung im Studiengang wird diese Fehlstelle konkret: Ein scheinbar plausibler Befund darf nicht zur Abkuerzung werden. Quellen, Systemgrenzen, Unsicherheit und Rueckkopplung bleiben sichtbar.</w:t>
-      </w:r>
-    </w:p>
-    <w:p>
-      <w:r>
-        <w:t>Daten, Quellen und Evidenz. Die Grenze gegen Scheingenauigkeit verlaeuft bei Analysemodell nicht zwischen Optimismus und Pessimismus. Sie verlaeuft zwischen offengelegter Unsicherheit und rhetorischer Sicherheit. Wer Nebenwirkungen, Rebound, Zielkonflikte und Wirkungsgrenzen belastbar anwenden will, benennt Systemgrenze, Zeitraum, Vergleichspunkt und offene Gegenhypothese. Gerade dadurch bleibt das Skript anschlussfaehig fuer Forschung, Praxis und spaetere Revision.</w:t>
-      </w:r>
-    </w:p>
-    <w:p>
-      <w:r>
-        <w:t>Fuer die Pruefung ist Analysemodell dann verstanden, wenn daraus eine belastbare Fallantwort entsteht. Eine gute Antwort unterscheidet Beobachtung, Kausalannahme, Bewertung und Steuerungsfolge. Sie bewertet keine Menschen, sondern Wirkpfade, Zustandsveraenderungen, Risiken und institutionelle Bedingungen.</w:t>
-      </w:r>
-    </w:p>
-    <w:p>
-      <w:r>
-        <w:t>Bewertung und rote Linien. Modellformel zeigt, warum Nebenwirkungen, Rebound, Zielkonflikte und Wirkungsgrenzen mehr ist als ein Schlagwort im Feld Bewertungsgrenzen, Nichtkompensation, Reverse Merit Order und positive Netto-Wirkung. Die wirkungsoekonomische Frage lautet: Welche reale Veraenderung wird moeglich, welche bleibt nur Potenzial und wo entsteht ein Wirkungsrisiko? Diese Unterscheidung schuetzt vor Impact-Washing, weil sie Absicht, Aktivitaet, Reichweite und Wirkung auseinanderhaelt.</w:t>
-      </w:r>
-    </w:p>
-    <w:p>
-      <w:r>
-        <w:t>Eine Kommune, ein Unternehmen oder eine Bildungsorganisation will Nebenwirkungen, Rebound, Zielkonflikte und Wirkungsgrenzen praktisch anwenden. Der erste Schritt ist nicht die Auswahl eines Instruments, sondern die Klaerung der Zustandsveraenderung. Bei Modellformel muss deshalb benannt werden, wer betroffen ist, welcher Zustand sich veraendert, welche Frist gilt und welche Gegenbeobachtung die Annahme widerlegen wuerde. Erst danach entsteht eine begruendete Entscheidung im Feld Strategie, Prozess, Budget, Verantwortlichkeit oder Kommunikationsregel.</w:t>
-      </w:r>
-    </w:p>
-    <w:p>
-      <w:r>
-        <w:t>Kontrollfrage. Welche Entscheidung waere falsch, wenn Modellformel in WM-V6 missverstanden wird? Die Antwort muss mindestens eine Daten- oder Quellenannahme, eine betroffene Gruppe oder Schutzdimension, eine moegliche Nebenwirkung und einen Rueckkopplungsschritt nennen. Richtig ist nicht die lauteste Bewertung, sondern diejenige, die Begriff, Beleg und Steuerungsfolge zusammenhaelt.</w:t>
-      </w:r>
-    </w:p>
-    <w:p>
-      <w:r>
-        <w:t>Rueckfluss. Fuer den WOE-Korpus bedeutet das: Begriffe aus Nebenwirkungen, Rebound, Zielkonflikte und Wirkungsgrenzen sollten dort geschaerft werden, wo sie in Glossar, Werkzeugen, Journal oder Readern doppeldeutig bleiben. Offene Forschungsfragen werden nicht versteckt. Sie markieren die Stelle, an der spaetere Evidenz, ein besserer Datensatz oder eine praezisere Fallstudie die Bewertung veraendern kann.</w:t>
-      </w:r>
-    </w:p>
-    <w:p>
-      <w:r>
-        <w:t>Steuerung und Rueckkopplung. In WM-V6 muss Fallfenster immer mit Empfaengern gelesen werden. Wirkung entsteht nicht beim Sender, sondern an veraenderten Zustaenden von Menschen, Oekosystemen, Institutionen, Oeffentlichkeit oder kuenftigen Handlungsspielraeumen. Darum reicht es nicht, interne Aktivitaeten zu dokumentieren. Entscheidend ist, ob sich ein Zustand nachvollziehbar veraendert und ob diese Veraenderung im Referenzrahmen Mensch, Planet, Demokratie, SDGs, Agenda 2030 und SDG+ tragfaehig bewertet werden kann.</w:t>
-      </w:r>
-    </w:p>
-    <w:p>
-      <w:r>
-        <w:t>Ein Bericht behauptet, die Massnahme zu Nebenwirkungen, Rebound, Zielkonflikte und Wirkungsgrenzen sei erfolgreich. Die WOE-Lesart fragt bei Fallfenster nach belastbaren Nachweisen: Managementroutine, Stakeholder-Rueckmeldung, Prozessdaten, Entscheidungsprotokoll und Lernschleife. Wenn diese Nachweise fehlen, bleibt die Aussage Wirkungspotenzial oder Kommunikationsbehauptung. Sie kann wichtig sein, aber sie ist noch keine belegte Wirkung.</w:t>
-      </w:r>
-    </w:p>
-    <w:p>
-      <w:r>
-        <w:t>Pruefungsnahe Anwendung. Wissenschaftliche Anschlussfaehigkeit entsteht hier durch Quellenklarheit. Bei Prüfungsnahe Fallfragen ohne geschützte Antwortlogik werden interne WOE-Begriffe nicht als Ersatz fuer Belege benutzt, sondern mit WOE-Bewertungslogik, SDG+, rote Linien, NWI/T-SROI-Abgrenzung und Schutzgueter verbunden. Wo die Datenlage offen bleibt, wird das offengelegt. Wo eine Aussage nur plausibel ist, bleibt sie als Wirkungspotenzial markiert. Wo ein Schaden eine rote Linie beruehrt, greift Nichtkompensation vor Durchschnittslogik.</w:t>
-      </w:r>
-    </w:p>
-    <w:p>
-      <w:r>
-        <w:t>In einer kontroversen Entscheidung wirkt Prüfungsnahe Fallfragen ohne geschützte Antwortlogik als Pruefpunkt fuer Ambivalenz. Ein Nutzen fuer eine Gruppe kann mit Risiken fuer andere Wirkungsempfaenger einhergehen. Das Skript verlangt deshalb, positive und negative Zustandsveraenderungen getrennt zu fuehren, bevor von positiver Netto-Wirkung gesprochen wird.</w:t>
-      </w:r>
-    </w:p>
-    <w:p>
-      <w:r>
-        <w:t>Transfer in den WOE-Korpus. In Wirkungsmanagement wird Auswertung aus der lebenden Website-Referenz erst steuerungsfaehig, wenn daraus eine Entscheidung folgt. Fuehrung, Strategie, Controlling, Einkauf, Kommunikation und Kultur muessen denselben Wirkungsbegriff verwenden. Ohne diese Rueckkopplung bleibt Reporting eine Beschreibung. Mit Rueckkopplung wird aus Bewertung eine veraenderte Routine: ein anderer Prozess, ein geaenderter Anreiz, eine bessere Datenpflicht, eine korrigierte Kommunikation oder eine neue Priorisierung.</w:t>
-      </w:r>
-    </w:p>
-    <w:p>
-      <w:r>
-        <w:t>Die typische Fehlstelle bei Nebenwirkungen, Rebound, Zielkonflikte und Wirkungsgrenzen liegt darin, schwere Schaeden mit bequemen Pluspunkten zu verrechnen. Bei Auswertung aus der lebenden Website-Referenz wird diese Fehlstelle konkret: Ein scheinbar plausibler Befund darf nicht zur Abkuerzung werden. Quellen, Systemgrenzen, Unsicherheit und Rueckkopplung bleiben sichtbar.</w:t>
-      </w:r>
-    </w:p>
-    <w:p>
-      <w:r>
-        <w:t>Grenzen der Aussage. Die Grenze gegen Scheingenauigkeit verlaeuft bei Warum Wirkung immer auch Risiko bedeutet nicht zwischen Optimismus und Pessimismus. Sie verlaeuft zwischen offengelegter Unsicherheit und rhetorischer Sicherheit. Wer Nebenwirkungen, Rebound, Zielkonflikte und Wirkungsgrenzen belastbar anwenden will, benennt Systemgrenze, Zeitraum, Vergleichspunkt und offene Gegenhypothese. Gerade dadurch bleibt das Skript anschlussfaehig fuer Forschung, Praxis und spaetere Revision.</w:t>
-      </w:r>
-    </w:p>
-    <w:p>
-      <w:r>
-        <w:t>Fuer die Pruefung ist Warum Wirkung immer auch Risiko bedeutet dann verstanden, wenn daraus eine belastbare Fallantwort entsteht. Eine gute Antwort unterscheidet Beobachtung, Kausalannahme, Bewertung und Steuerungsfolge. Sie bewertet keine Menschen, sondern Wirkpfade, Zustandsveraenderungen, Risiken und institutionelle Bedingungen.</w:t>
-      </w:r>
-    </w:p>
-    <w:p>
-      <w:r>
-        <w:t>Kontrollfrage. Welche Entscheidung waere falsch, wenn Warum Wirkung immer auch Risiko bedeutet in WM-V6 missverstanden wird? Die Antwort muss mindestens eine Daten- oder Quellenannahme, eine betroffene Gruppe oder Schutzdimension, eine moegliche Nebenwirkung und einen Rueckkopplungsschritt nennen. Richtig ist nicht die lauteste Bewertung, sondern diejenige, die Begriff, Beleg und Steuerungsfolge zusammenhaelt.</w:t>
+        <w:t>Vertiefungsrunde 5: Anschluss an Praxis und Forschung</w:t>
+      </w:r>
+    </w:p>
+    <w:p>
+      <w:r>
+        <w:t>Diese Runde wechselt den Blickwinkel, damit der Schlussblock nicht nur wiederholt, sondern Leseentscheidungen vorbereitet: Was ist belegt, was bleibt Potenzial, welche Nebenwirkung ist relevant und welche Steuerungsfolge wird daraus abgeleitet?</w:t>
+      </w:r>
+    </w:p>
+    <w:p>
+      <w:r>
+        <w:t>Begriffliche Sicherung. Die Grenze gegen Scheingenauigkeit verlaeuft bei Quelltext und fachliche Grundlegung nicht zwischen Optimismus und Pessimismus. Sie verlaeuft zwischen offengelegter Unsicherheit und rhetorischer Sicherheit. Wer Nebenwirkungen, Rebound, Zielkonflikte und Wirkungsgrenzen belastbar anwenden will, benennt Systemgrenze, Zeitraum, Vergleichspunkt und offene Gegenhypothese. Gerade dadurch bleibt das Skript anschlussfaehig fuer Forschung, Praxis und spaetere Revision.</w:t>
+      </w:r>
+    </w:p>
+    <w:p>
+      <w:r>
+        <w:t>Fuer die Pruefung ist Quelltext und fachliche Grundlegung dann verstanden, wenn daraus eine belastbare Fallantwort entsteht. Eine gute Antwort unterscheidet Beobachtung, Kausalannahme, Bewertung und Steuerungsfolge. Sie bewertet keine Menschen, sondern Wirkpfade, Zustandsveraenderungen, Risiken und institutionelle Bedingungen.</w:t>
+      </w:r>
+    </w:p>
+    <w:p>
+      <w:r>
+        <w:t>Fallpruefung. Wenn eine Kommune eine bestehende Massnahme neu priorisieren will, beginnt die Analyse bei Empfaengern, Wirkraum, Zeitraum und Datenquelle. Bei Quelltext und fachliche Grundlegung muss dann geklaert werden, ob Ressourcen umgeschichtet, Daten nacherhoben oder Zielkonflikte offengelegt werden. Eine tragfaehige Antwort benennt mindestens eine Quelle, eine offene Unsicherheit, eine moegliche Gegenbeobachtung und die Entscheidung, die nach der Bewertung geaendert wird.</w:t>
+      </w:r>
+    </w:p>
+    <w:p>
+      <w:r>
+        <w:t>Wirkpfadpruefung. Einstieg / Wirkungsfrage zeigt, warum Nebenwirkungen, Rebound, Zielkonflikte und Wirkungsgrenzen mehr ist als ein Schlagwort im Feld Bewertungsgrenzen, Nichtkompensation, Reverse Merit Order und positive Netto-Wirkung. Die wirkungsoekonomische Frage lautet: Welche reale Veraenderung wird moeglich, welche bleibt nur Potenzial und wo entsteht ein Wirkungsrisiko? Diese Unterscheidung schuetzt vor Impact-Washing, weil sie Absicht, Aktivitaet, Reichweite und Wirkung auseinanderhaelt.</w:t>
+      </w:r>
+    </w:p>
+    <w:p>
+      <w:r>
+        <w:t>Eine Kommune, ein Unternehmen oder eine Bildungsorganisation will Nebenwirkungen, Rebound, Zielkonflikte und Wirkungsgrenzen praktisch anwenden. Der erste Schritt ist nicht die Auswahl eines Instruments, sondern die Klaerung der Zustandsveraenderung. Bei Einstieg / Wirkungsfrage muss deshalb benannt werden, wer betroffen ist, welcher Zustand sich veraendert, welche Frist gilt und welche Gegenbeobachtung die Annahme widerlegen wuerde. Erst danach entsteht eine begruendete Entscheidung im Feld Strategie, Prozess, Budget, Verantwortlichkeit oder Kommunikationsregel.</w:t>
+      </w:r>
+    </w:p>
+    <w:p>
+      <w:r>
+        <w:t>Fallpruefung. Wenn ein Unternehmen ein Produkt, einen Prozess oder eine Investition wirkungsbezogen bewerten will, beginnt die Analyse bei Empfaengern, Wirkraum, Zeitraum und Datenquelle. Bei Einstieg / Wirkungsfrage muss dann geklaert werden, welche Entscheidung nach der Bewertung tatsaechlich anders ausfaellt. Eine tragfaehige Antwort benennt mindestens eine Quelle, eine offene Unsicherheit, eine moegliche Gegenbeobachtung und die Entscheidung, die nach der Bewertung geaendert wird.</w:t>
+      </w:r>
+    </w:p>
+    <w:p>
+      <w:r>
+        <w:t>Fuer die Bewertung reicht kein Summenscore, der zentrale Schaeden mit bequemen Pluspunkten verrechnet. Nichtkompensation und Reverse Merit Order markieren, wo rote Linien, demokratische Grundbedingungen oder planetare Grenzen Vorrang vor Durchschnittslogik haben. So bleibt positive Netto-Wirkung eine anspruchsvolle Zielgroesse und wird nicht zur dekorativen Formel.</w:t>
+      </w:r>
+    </w:p>
+    <w:p>
+      <w:r>
+        <w:t>Evidenzfenster. In WM-V6 muss Skript / Folien (Lernseite) immer mit Empfaengern gelesen werden. Wirkung entsteht nicht beim Sender, sondern an veraenderten Zustaenden von Menschen, Oekosystemen, Institutionen, Oeffentlichkeit oder kuenftigen Handlungsspielraeumen. Darum reicht es nicht, interne Aktivitaeten zu dokumentieren. Entscheidend ist, ob sich ein Zustand nachvollziehbar veraendert und ob diese Veraenderung im Referenzrahmen Mensch, Planet, Demokratie, SDGs, Agenda 2030 und SDG+ tragfaehig bewertet werden kann.</w:t>
+      </w:r>
+    </w:p>
+    <w:p>
+      <w:r>
+        <w:t>Ein Bericht behauptet, die Massnahme zu Nebenwirkungen, Rebound, Zielkonflikte und Wirkungsgrenzen sei erfolgreich. Die WOE-Lesart fragt bei Skript / Folien (Lernseite) nach belastbaren Nachweisen: Managementroutine, Stakeholder-Rueckmeldung, Prozessdaten, Entscheidungsprotokoll und Lernschleife. Wenn diese Nachweise fehlen, bleibt die Aussage Wirkungspotenzial oder Kommunikationsbehauptung. Sie kann wichtig sein, aber sie ist noch keine belegte Wirkung.</w:t>
+      </w:r>
+    </w:p>
+    <w:p>
+      <w:r>
+        <w:t>Fallpruefung. Wenn eine Bildungs- oder Forschungseinrichtung eine Wirkungsaussage fuer Lernende und Praxispartner pruefbar machen will, beginnt die Analyse bei Empfaengern, Wirkraum, Zeitraum und Datenquelle. Bei Skript / Folien (Lernseite) muss dann geklaert werden, welche Begriffe, Quellen und Grenzen im Material sichtbar bleiben muessen. Eine tragfaehige Antwort benennt mindestens eine Quelle, eine offene Unsicherheit, eine moegliche Gegenbeobachtung und die Entscheidung, die nach der Bewertung geaendert wird.</w:t>
+      </w:r>
+    </w:p>
+    <w:p>
+      <w:r>
+        <w:t>Der Rueckfluss in den WOE-Korpus liegt hier in klaren Begriffen, sauber verlinkten Quellen und benannten Forschungsfragen. Wo Glossar, Werkzeuge, Journal oder Reader noch doppeldeutig bleiben, sollte Nebenwirkungen, Rebound, Zielkonflikte und Wirkungsgrenzen nicht als fertige Gewissheit auftreten, sondern als pruefbarer Lernstand mit Korrekturpfad.</w:t>
+      </w:r>
+    </w:p>
+    <w:p>
+      <w:r>
+        <w:t>Bewertungsgrenze. Wissenschaftliche Anschlussfaehigkeit entsteht hier durch Quellenklarheit. Bei Transferaufgabe werden interne WOE-Begriffe nicht als Ersatz fuer Belege benutzt, sondern mit WOE-Bewertungslogik, SDG+, rote Linien, NWI/T-SROI-Abgrenzung und Schutzgueter verbunden. Wo die Datenlage offen bleibt, wird das offengelegt. Wo eine Aussage nur plausibel ist, bleibt sie als Wirkungspotenzial markiert. Wo ein Schaden eine rote Linie beruehrt, greift Nichtkompensation vor Durchschnittslogik.</w:t>
+      </w:r>
+    </w:p>
+    <w:p>
+      <w:r>
+        <w:t>In einer kontroversen Entscheidung wirkt Transferaufgabe als Pruefpunkt fuer Ambivalenz. Ein Nutzen fuer eine Gruppe kann mit Risiken fuer andere Wirkungsempfaenger einhergehen. Das Skript verlangt deshalb, positive und negative Zustandsveraenderungen getrennt zu fuehren, bevor von positiver Netto-Wirkung gesprochen wird.</w:t>
+      </w:r>
+    </w:p>
+    <w:p>
+      <w:r>
+        <w:t>Fallpruefung. Wenn eine Kommune eine bestehende Massnahme neu priorisieren will, beginnt die Analyse bei Empfaengern, Wirkraum, Zeitraum und Datenquelle. Bei Transferaufgabe muss dann geklaert werden, ob Ressourcen umgeschichtet, Daten nacherhoben oder Zielkonflikte offengelegt werden. Eine tragfaehige Antwort benennt mindestens eine Quelle, eine offene Unsicherheit, eine moegliche Gegenbeobachtung und die Entscheidung, die nach der Bewertung geaendert wird.</w:t>
+      </w:r>
+    </w:p>
+    <w:p>
+      <w:r>
+        <w:t>Steuerungsfolge. In Wirkungsmanagement wird Praxisbeispiel erst steuerungsfaehig, wenn daraus eine Entscheidung folgt. Fuehrung, Strategie, Controlling, Einkauf, Kommunikation und Kultur muessen denselben Wirkungsbegriff verwenden. Ohne diese Rueckkopplung bleibt Reporting eine Beschreibung. Mit Rueckkopplung wird aus Bewertung eine veraenderte Routine: ein anderer Prozess, ein geaenderter Anreiz, eine bessere Datenpflicht, eine korrigierte Kommunikation oder eine neue Priorisierung.</w:t>
+      </w:r>
+    </w:p>
+    <w:p>
+      <w:r>
+        <w:t>Die typische Fehlstelle bei Nebenwirkungen, Rebound, Zielkonflikte und Wirkungsgrenzen liegt darin, schwere Schaeden mit bequemen Pluspunkten zu verrechnen. Bei Praxisbeispiel wird diese Fehlstelle konkret: Ein scheinbar plausibler Befund darf nicht zur Abkuerzung werden. Quellen, Systemgrenzen, Unsicherheit und Rueckkopplung bleiben sichtbar.</w:t>
+      </w:r>
+    </w:p>
+    <w:p>
+      <w:r>
+        <w:t>Fallpruefung. Wenn ein Unternehmen ein Produkt, einen Prozess oder eine Investition wirkungsbezogen bewerten will, beginnt die Analyse bei Empfaengern, Wirkraum, Zeitraum und Datenquelle. Bei Praxisbeispiel muss dann geklaert werden, welche Entscheidung nach der Bewertung tatsaechlich anders ausfaellt. Eine tragfaehige Antwort benennt mindestens eine Quelle, eine offene Unsicherheit, eine moegliche Gegenbeobachtung und die Entscheidung, die nach der Bewertung geaendert wird.</w:t>
+      </w:r>
+    </w:p>
+    <w:p>
+      <w:r>
+        <w:t>Fuer die Bewertung reicht kein Summenscore, der zentrale Schaeden mit bequemen Pluspunkten verrechnet. Nichtkompensation und Reverse Merit Order markieren, wo rote Linien, demokratische Grundbedingungen oder planetare Grenzen Vorrang vor Durchschnittslogik haben. So bleibt positive Netto-Wirkung eine anspruchsvolle Zielgroesse und wird nicht zur dekorativen Formel.</w:t>
+      </w:r>
+    </w:p>
+    <w:p>
+      <w:r>
+        <w:t>Transferhinweis. Die Grenze gegen Scheingenauigkeit verlaeuft bei Wirkungsökonomische Vertiefung nicht zwischen Optimismus und Pessimismus. Sie verlaeuft zwischen offengelegter Unsicherheit und rhetorischer Sicherheit. Wer Nebenwirkungen, Rebound, Zielkonflikte und Wirkungsgrenzen belastbar anwenden will, benennt Systemgrenze, Zeitraum, Vergleichspunkt und offene Gegenhypothese. Gerade dadurch bleibt das Skript anschlussfaehig fuer Forschung, Praxis und spaetere Revision.</w:t>
+      </w:r>
+    </w:p>
+    <w:p>
+      <w:r>
+        <w:t>Fuer die Pruefung ist Wirkungsökonomische Vertiefung dann verstanden, wenn daraus eine belastbare Fallantwort entsteht. Eine gute Antwort unterscheidet Beobachtung, Kausalannahme, Bewertung und Steuerungsfolge. Sie bewertet keine Menschen, sondern Wirkpfade, Zustandsveraenderungen, Risiken und institutionelle Bedingungen.</w:t>
+      </w:r>
+    </w:p>
+    <w:p>
+      <w:r>
+        <w:t>Fallpruefung. Wenn eine Bildungs- oder Forschungseinrichtung eine Wirkungsaussage fuer Lernende und Praxispartner pruefbar machen will, beginnt die Analyse bei Empfaengern, Wirkraum, Zeitraum und Datenquelle. Bei Wirkungsökonomische Vertiefung muss dann geklaert werden, welche Begriffe, Quellen und Grenzen im Material sichtbar bleiben muessen. Eine tragfaehige Antwort benennt mindestens eine Quelle, eine offene Unsicherheit, eine moegliche Gegenbeobachtung und die Entscheidung, die nach der Bewertung geaendert wird.</w:t>
+      </w:r>
+    </w:p>
+    <w:p>
+      <w:r>
+        <w:t>Der Rueckfluss in den WOE-Korpus liegt hier in klaren Begriffen, sauber verlinkten Quellen und benannten Forschungsfragen. Wo Glossar, Werkzeuge, Journal oder Reader noch doppeldeutig bleiben, sollte Nebenwirkungen, Rebound, Zielkonflikte und Wirkungsgrenzen nicht als fertige Gewissheit auftreten, sondern als pruefbarer Lernstand mit Korrekturpfad.</w:t>
       </w:r>
     </w:p>
     <w:p>
@@ -3898,112 +3968,122 @@
         <w:pStyle w:val="Heading3"/>
       </w:pPr>
       <w:r>
-        <w:t>Schlussvertiefung 6: Nebenwirkungen, Rebound, Zielkonflikte und Wirkungsgrenzen im Anwendungsfall</w:t>
-      </w:r>
-    </w:p>
-    <w:p>
-      <w:r>
-        <w:t>Die folgenden Abschnitte sind keine neue Pruefungsloesung. Sie verdichten die vorhandenen Kapitel zu einer Lesart, mit der Studierende einen Fall selbststaendig analysieren koennen. Im Mittelpunkt stehen Bewertungsgrenzen, Nichtkompensation, Reverse Merit Order und positive Netto-Wirkung, nicht moralische Personenbewertung.</w:t>
-      </w:r>
-    </w:p>
-    <w:p>
-      <w:r>
-        <w:t>Begriffliche Schlussklaerung. Wirkungspotenzial, Wirkungsrisiko und eingetretener Schaden zeigt, warum Nebenwirkungen, Rebound, Zielkonflikte und Wirkungsgrenzen mehr ist als ein Schlagwort im Feld Bewertungsgrenzen, Nichtkompensation, Reverse Merit Order und positive Netto-Wirkung. Die wirkungsoekonomische Frage lautet: Welche reale Veraenderung wird moeglich, welche bleibt nur Potenzial und wo entsteht ein Wirkungsrisiko? Diese Unterscheidung schuetzt vor Impact-Washing, weil sie Absicht, Aktivitaet, Reichweite und Wirkung auseinanderhaelt.</w:t>
-      </w:r>
-    </w:p>
-    <w:p>
-      <w:r>
-        <w:t>Eine Kommune, ein Unternehmen oder eine Bildungsorganisation will Nebenwirkungen, Rebound, Zielkonflikte und Wirkungsgrenzen praktisch anwenden. Der erste Schritt ist nicht die Auswahl eines Instruments, sondern die Klaerung der Zustandsveraenderung. Bei Wirkungspotenzial, Wirkungsrisiko und eingetretener Schaden muss deshalb benannt werden, wer betroffen ist, welcher Zustand sich veraendert, welche Frist gilt und welche Gegenbeobachtung die Annahme widerlegen wuerde. Erst danach entsteht eine begruendete Entscheidung im Feld Strategie, Prozess, Budget, Verantwortlichkeit oder Kommunikationsregel.</w:t>
-      </w:r>
-    </w:p>
-    <w:p>
-      <w:r>
-        <w:t>Wirkpfad und Empfaenger. In WM-V6 muss Risiko nach erster, zweiter und dritter Wirkungsordnung immer mit Empfaengern gelesen werden. Wirkung entsteht nicht beim Sender, sondern an veraenderten Zustaenden von Menschen, Oekosystemen, Institutionen, Oeffentlichkeit oder kuenftigen Handlungsspielraeumen. Darum reicht es nicht, interne Aktivitaeten zu dokumentieren. Entscheidend ist, ob sich ein Zustand nachvollziehbar veraendert und ob diese Veraenderung im Referenzrahmen Mensch, Planet, Demokratie, SDGs, Agenda 2030 und SDG+ tragfaehig bewertet werden kann.</w:t>
-      </w:r>
-    </w:p>
-    <w:p>
-      <w:r>
-        <w:t>Ein Bericht behauptet, die Massnahme zu Nebenwirkungen, Rebound, Zielkonflikte und Wirkungsgrenzen sei erfolgreich. Die WOE-Lesart fragt bei Risiko nach erster, zweiter und dritter Wirkungsordnung nach belastbaren Nachweisen: Managementroutine, Stakeholder-Rueckmeldung, Prozessdaten, Entscheidungsprotokoll und Lernschleife. Wenn diese Nachweise fehlen, bleibt die Aussage Wirkungspotenzial oder Kommunikationsbehauptung. Sie kann wichtig sein, aber sie ist noch keine belegte Wirkung.</w:t>
-      </w:r>
-    </w:p>
-    <w:p>
-      <w:r>
-        <w:t>Rueckfluss. Fuer den WOE-Korpus bedeutet das: Begriffe aus Nebenwirkungen, Rebound, Zielkonflikte und Wirkungsgrenzen sollten dort geschaerft werden, wo sie in Glossar, Werkzeugen, Journal oder Readern doppeldeutig bleiben. Offene Forschungsfragen werden nicht versteckt. Sie markieren die Stelle, an der spaetere Evidenz, ein besserer Datensatz oder eine praezisere Fallstudie die Bewertung veraendern kann.</w:t>
-      </w:r>
-    </w:p>
-    <w:p>
-      <w:r>
-        <w:t>Daten, Quellen und Evidenz. Wissenschaftliche Anschlussfaehigkeit entsteht hier durch Quellenklarheit. Bei Wirkungsdaten als Frühwarninformationen werden interne WOE-Begriffe nicht als Ersatz fuer Belege benutzt, sondern mit WOE-Bewertungslogik, SDG+, rote Linien, NWI/T-SROI-Abgrenzung und Schutzgueter verbunden. Wo die Datenlage offen bleibt, wird das offengelegt. Wo eine Aussage nur plausibel ist, bleibt sie als Wirkungspotenzial markiert. Wo ein Schaden eine rote Linie beruehrt, greift Nichtkompensation vor Durchschnittslogik.</w:t>
-      </w:r>
-    </w:p>
-    <w:p>
-      <w:r>
-        <w:t>In einer kontroversen Entscheidung wirkt Wirkungsdaten als Frühwarninformationen als Pruefpunkt fuer Ambivalenz. Ein Nutzen fuer eine Gruppe kann mit Risiken fuer andere Wirkungsempfaenger einhergehen. Das Skript verlangt deshalb, positive und negative Zustandsveraenderungen getrennt zu fuehren, bevor von positiver Netto-Wirkung gesprochen wird.</w:t>
-      </w:r>
-    </w:p>
-    <w:p>
-      <w:r>
-        <w:t>Bewertung und rote Linien. In Wirkungsmanagement wird Finanzierbarkeit, Versicherbarkeit und Kapitalzugang erst steuerungsfaehig, wenn daraus eine Entscheidung folgt. Fuehrung, Strategie, Controlling, Einkauf, Kommunikation und Kultur muessen denselben Wirkungsbegriff verwenden. Ohne diese Rueckkopplung bleibt Reporting eine Beschreibung. Mit Rueckkopplung wird aus Bewertung eine veraenderte Routine: ein anderer Prozess, ein geaenderter Anreiz, eine bessere Datenpflicht, eine korrigierte Kommunikation oder eine neue Priorisierung.</w:t>
-      </w:r>
-    </w:p>
-    <w:p>
-      <w:r>
-        <w:t>Die typische Fehlstelle bei Nebenwirkungen, Rebound, Zielkonflikte und Wirkungsgrenzen liegt darin, schwere Schaeden mit bequemen Pluspunkten zu verrechnen. Bei Finanzierbarkeit, Versicherbarkeit und Kapitalzugang wird diese Fehlstelle konkret: Ein scheinbar plausibler Befund darf nicht zur Abkuerzung werden. Quellen, Systemgrenzen, Unsicherheit und Rueckkopplung bleiben sichtbar.</w:t>
-      </w:r>
-    </w:p>
-    <w:p>
-      <w:r>
-        <w:t>Kontrollfrage. Welche Entscheidung waere falsch, wenn Finanzierbarkeit, Versicherbarkeit und Kapitalzugang in WM-V6 missverstanden wird? Die Antwort muss mindestens eine Daten- oder Quellenannahme, eine betroffene Gruppe oder Schutzdimension, eine moegliche Nebenwirkung und einen Rueckkopplungsschritt nennen. Richtig ist nicht die lauteste Bewertung, sondern diejenige, die Begriff, Beleg und Steuerungsfolge zusammenhaelt.</w:t>
-      </w:r>
-    </w:p>
-    <w:p>
-      <w:r>
-        <w:t>Steuerung und Rueckkopplung. Die Grenze gegen Scheingenauigkeit verlaeuft bei Einleitung / Wirkungsfrage nicht zwischen Optimismus und Pessimismus. Sie verlaeuft zwischen offengelegter Unsicherheit und rhetorischer Sicherheit. Wer Nebenwirkungen, Rebound, Zielkonflikte und Wirkungsgrenzen belastbar anwenden will, benennt Systemgrenze, Zeitraum, Vergleichspunkt und offene Gegenhypothese. Gerade dadurch bleibt das Skript anschlussfaehig fuer Forschung, Praxis und spaetere Revision.</w:t>
-      </w:r>
-    </w:p>
-    <w:p>
-      <w:r>
-        <w:t>Fuer die Pruefung ist Einleitung / Wirkungsfrage dann verstanden, wenn daraus eine belastbare Fallantwort entsteht. Eine gute Antwort unterscheidet Beobachtung, Kausalannahme, Bewertung und Steuerungsfolge. Sie bewertet keine Menschen, sondern Wirkpfade, Zustandsveraenderungen, Risiken und institutionelle Bedingungen.</w:t>
-      </w:r>
-    </w:p>
-    <w:p>
-      <w:r>
-        <w:t>Pruefungsnahe Anwendung. Kernaussage zeigt, warum Nebenwirkungen, Rebound, Zielkonflikte und Wirkungsgrenzen mehr ist als ein Schlagwort im Feld Bewertungsgrenzen, Nichtkompensation, Reverse Merit Order und positive Netto-Wirkung. Die wirkungsoekonomische Frage lautet: Welche reale Veraenderung wird moeglich, welche bleibt nur Potenzial und wo entsteht ein Wirkungsrisiko? Diese Unterscheidung schuetzt vor Impact-Washing, weil sie Absicht, Aktivitaet, Reichweite und Wirkung auseinanderhaelt.</w:t>
-      </w:r>
-    </w:p>
-    <w:p>
-      <w:r>
-        <w:t>Eine Kommune, ein Unternehmen oder eine Bildungsorganisation will Nebenwirkungen, Rebound, Zielkonflikte und Wirkungsgrenzen praktisch anwenden. Der erste Schritt ist nicht die Auswahl eines Instruments, sondern die Klaerung der Zustandsveraenderung. Bei Kernaussage muss deshalb benannt werden, wer betroffen ist, welcher Zustand sich veraendert, welche Frist gilt und welche Gegenbeobachtung die Annahme widerlegen wuerde. Erst danach entsteht eine begruendete Entscheidung im Feld Strategie, Prozess, Budget, Verantwortlichkeit oder Kommunikationsregel.</w:t>
-      </w:r>
-    </w:p>
-    <w:p>
-      <w:r>
-        <w:t>Transfer in den WOE-Korpus. In WM-V6 muss Quelltext und fachliche Grundlegung immer mit Empfaengern gelesen werden. Wirkung entsteht nicht beim Sender, sondern an veraenderten Zustaenden von Menschen, Oekosystemen, Institutionen, Oeffentlichkeit oder kuenftigen Handlungsspielraeumen. Darum reicht es nicht, interne Aktivitaeten zu dokumentieren. Entscheidend ist, ob sich ein Zustand nachvollziehbar veraendert und ob diese Veraenderung im Referenzrahmen Mensch, Planet, Demokratie, SDGs, Agenda 2030 und SDG+ tragfaehig bewertet werden kann.</w:t>
-      </w:r>
-    </w:p>
-    <w:p>
-      <w:r>
-        <w:t>Ein Bericht behauptet, die Massnahme zu Nebenwirkungen, Rebound, Zielkonflikte und Wirkungsgrenzen sei erfolgreich. Die WOE-Lesart fragt bei Quelltext und fachliche Grundlegung nach belastbaren Nachweisen: Managementroutine, Stakeholder-Rueckmeldung, Prozessdaten, Entscheidungsprotokoll und Lernschleife. Wenn diese Nachweise fehlen, bleibt die Aussage Wirkungspotenzial oder Kommunikationsbehauptung. Sie kann wichtig sein, aber sie ist noch keine belegte Wirkung.</w:t>
-      </w:r>
-    </w:p>
-    <w:p>
-      <w:r>
-        <w:t>Grenzen der Aussage. Wissenschaftliche Anschlussfaehigkeit entsteht hier durch Quellenklarheit. Bei Einstieg / Wirkungsfrage werden interne WOE-Begriffe nicht als Ersatz fuer Belege benutzt, sondern mit WOE-Bewertungslogik, SDG+, rote Linien, NWI/T-SROI-Abgrenzung und Schutzgueter verbunden. Wo die Datenlage offen bleibt, wird das offengelegt. Wo eine Aussage nur plausibel ist, bleibt sie als Wirkungspotenzial markiert. Wo ein Schaden eine rote Linie beruehrt, greift Nichtkompensation vor Durchschnittslogik.</w:t>
-      </w:r>
-    </w:p>
-    <w:p>
-      <w:r>
-        <w:t>In einer kontroversen Entscheidung wirkt Einstieg / Wirkungsfrage als Pruefpunkt fuer Ambivalenz. Ein Nutzen fuer eine Gruppe kann mit Risiken fuer andere Wirkungsempfaenger einhergehen. Das Skript verlangt deshalb, positive und negative Zustandsveraenderungen getrennt zu fuehren, bevor von positiver Netto-Wirkung gesprochen wird.</w:t>
-      </w:r>
-    </w:p>
-    <w:p>
-      <w:r>
-        <w:t>Kontrollfrage. Welche Entscheidung waere falsch, wenn Einstieg / Wirkungsfrage in WM-V6 missverstanden wird? Die Antwort muss mindestens eine Daten- oder Quellenannahme, eine betroffene Gruppe oder Schutzdimension, eine moegliche Nebenwirkung und einen Rueckkopplungsschritt nennen. Richtig ist nicht die lauteste Bewertung, sondern diejenige, die Begriff, Beleg und Steuerungsfolge zusammenhaelt.</w:t>
-      </w:r>
-    </w:p>
-    <w:p>
-      <w:r>
-        <w:t>Rueckfluss. Fuer den WOE-Korpus bedeutet das: Begriffe aus Nebenwirkungen, Rebound, Zielkonflikte und Wirkungsgrenzen sollten dort geschaerft werden, wo sie in Glossar, Werkzeugen, Journal oder Readern doppeldeutig bleiben. Offene Forschungsfragen werden nicht versteckt. Sie markieren die Stelle, an der spaetere Evidenz, ein besserer Datensatz oder eine praezisere Fallstudie die Bewertung veraendern kann.</w:t>
+        <w:t>Vertiefungsrunde 6: Anschluss an Praxis und Forschung</w:t>
+      </w:r>
+    </w:p>
+    <w:p>
+      <w:r>
+        <w:t>Diese Runde wechselt den Blickwinkel, damit der Schlussblock nicht nur wiederholt, sondern Leseentscheidungen vorbereitet: Was ist belegt, was bleibt Potenzial, welche Nebenwirkung ist relevant und welche Steuerungsfolge wird daraus abgeleitet?</w:t>
+      </w:r>
+    </w:p>
+    <w:p>
+      <w:r>
+        <w:t>Rueckflussnotiz. Begriffliche Präzision zeigt, warum Nebenwirkungen, Rebound, Zielkonflikte und Wirkungsgrenzen mehr ist als ein Schlagwort im Feld Bewertungsgrenzen, Nichtkompensation, Reverse Merit Order und positive Netto-Wirkung. Die wirkungsoekonomische Frage lautet: Welche reale Veraenderung wird moeglich, welche bleibt nur Potenzial und wo entsteht ein Wirkungsrisiko? Diese Unterscheidung schuetzt vor Impact-Washing, weil sie Absicht, Aktivitaet, Reichweite und Wirkung auseinanderhaelt.</w:t>
+      </w:r>
+    </w:p>
+    <w:p>
+      <w:r>
+        <w:t>Eine Kommune, ein Unternehmen oder eine Bildungsorganisation will Nebenwirkungen, Rebound, Zielkonflikte und Wirkungsgrenzen praktisch anwenden. Der erste Schritt ist nicht die Auswahl eines Instruments, sondern die Klaerung der Zustandsveraenderung. Bei Begriffliche Präzision muss deshalb benannt werden, wer betroffen ist, welcher Zustand sich veraendert, welche Frist gilt und welche Gegenbeobachtung die Annahme widerlegen wuerde. Erst danach entsteht eine begruendete Entscheidung im Feld Strategie, Prozess, Budget, Verantwortlichkeit oder Kommunikationsregel.</w:t>
+      </w:r>
+    </w:p>
+    <w:p>
+      <w:r>
+        <w:t>Fallpruefung. Wenn eine Kommune eine bestehende Massnahme neu priorisieren will, beginnt die Analyse bei Empfaengern, Wirkraum, Zeitraum und Datenquelle. Bei Begriffliche Präzision muss dann geklaert werden, ob Ressourcen umgeschichtet, Daten nacherhoben oder Zielkonflikte offengelegt werden. Eine tragfaehige Antwort benennt mindestens eine Quelle, eine offene Unsicherheit, eine moegliche Gegenbeobachtung und die Entscheidung, die nach der Bewertung geaendert wird.</w:t>
+      </w:r>
+    </w:p>
+    <w:p>
+      <w:r>
+        <w:t>Pruefungsimpuls. In WM-V6 muss Wirkpfad immer mit Empfaengern gelesen werden. Wirkung entsteht nicht beim Sender, sondern an veraenderten Zustaenden von Menschen, Oekosystemen, Institutionen, Oeffentlichkeit oder kuenftigen Handlungsspielraeumen. Darum reicht es nicht, interne Aktivitaeten zu dokumentieren. Entscheidend ist, ob sich ein Zustand nachvollziehbar veraendert und ob diese Veraenderung im Referenzrahmen Mensch, Planet, Demokratie, SDGs, Agenda 2030 und SDG+ tragfaehig bewertet werden kann.</w:t>
+      </w:r>
+    </w:p>
+    <w:p>
+      <w:r>
+        <w:t>Ein Bericht behauptet, die Massnahme zu Nebenwirkungen, Rebound, Zielkonflikte und Wirkungsgrenzen sei erfolgreich. Die WOE-Lesart fragt bei Wirkpfad nach belastbaren Nachweisen: Managementroutine, Stakeholder-Rueckmeldung, Prozessdaten, Entscheidungsprotokoll und Lernschleife. Wenn diese Nachweise fehlen, bleibt die Aussage Wirkungspotenzial oder Kommunikationsbehauptung. Sie kann wichtig sein, aber sie ist noch keine belegte Wirkung.</w:t>
+      </w:r>
+    </w:p>
+    <w:p>
+      <w:r>
+        <w:t>Fallpruefung. Wenn ein Unternehmen ein Produkt, einen Prozess oder eine Investition wirkungsbezogen bewerten will, beginnt die Analyse bei Empfaengern, Wirkraum, Zeitraum und Datenquelle. Bei Wirkpfad muss dann geklaert werden, welche Entscheidung nach der Bewertung tatsaechlich anders ausfaellt. Eine tragfaehige Antwort benennt mindestens eine Quelle, eine offene Unsicherheit, eine moegliche Gegenbeobachtung und die Entscheidung, die nach der Bewertung geaendert wird.</w:t>
+      </w:r>
+    </w:p>
+    <w:p>
+      <w:r>
+        <w:t>Fuer die Bewertung reicht kein Summenscore, der zentrale Schaeden mit bequemen Pluspunkten verrechnet. Nichtkompensation und Reverse Merit Order markieren, wo rote Linien, demokratische Grundbedingungen oder planetare Grenzen Vorrang vor Durchschnittslogik haben. So bleibt positive Netto-Wirkung eine anspruchsvolle Zielgroesse und wird nicht zur dekorativen Formel.</w:t>
+      </w:r>
+    </w:p>
+    <w:p>
+      <w:r>
+        <w:t>Begriffliche Sicherung. Wissenschaftliche Anschlussfaehigkeit entsteht hier durch Quellenklarheit. Bei Leitthese werden interne WOE-Begriffe nicht als Ersatz fuer Belege benutzt, sondern mit WOE-Bewertungslogik, SDG+, rote Linien, NWI/T-SROI-Abgrenzung und Schutzgueter verbunden. Wo die Datenlage offen bleibt, wird das offengelegt. Wo eine Aussage nur plausibel ist, bleibt sie als Wirkungspotenzial markiert. Wo ein Schaden eine rote Linie beruehrt, greift Nichtkompensation vor Durchschnittslogik.</w:t>
+      </w:r>
+    </w:p>
+    <w:p>
+      <w:r>
+        <w:t>In einer kontroversen Entscheidung wirkt Leitthese als Pruefpunkt fuer Ambivalenz. Ein Nutzen fuer eine Gruppe kann mit Risiken fuer andere Wirkungsempfaenger einhergehen. Das Skript verlangt deshalb, positive und negative Zustandsveraenderungen getrennt zu fuehren, bevor von positiver Netto-Wirkung gesprochen wird.</w:t>
+      </w:r>
+    </w:p>
+    <w:p>
+      <w:r>
+        <w:t>Fallpruefung. Wenn eine Bildungs- oder Forschungseinrichtung eine Wirkungsaussage fuer Lernende und Praxispartner pruefbar machen will, beginnt die Analyse bei Empfaengern, Wirkraum, Zeitraum und Datenquelle. Bei Leitthese muss dann geklaert werden, welche Begriffe, Quellen und Grenzen im Material sichtbar bleiben muessen. Eine tragfaehige Antwort benennt mindestens eine Quelle, eine offene Unsicherheit, eine moegliche Gegenbeobachtung und die Entscheidung, die nach der Bewertung geaendert wird.</w:t>
+      </w:r>
+    </w:p>
+    <w:p>
+      <w:r>
+        <w:t>Der Rueckfluss in den WOE-Korpus liegt hier in klaren Begriffen, sauber verlinkten Quellen und benannten Forschungsfragen. Wo Glossar, Werkzeuge, Journal oder Reader noch doppeldeutig bleiben, sollte Nebenwirkungen, Rebound, Zielkonflikte und Wirkungsgrenzen nicht als fertige Gewissheit auftreten, sondern als pruefbarer Lernstand mit Korrekturpfad.</w:t>
+      </w:r>
+    </w:p>
+    <w:p>
+      <w:r>
+        <w:t>Wirkpfadpruefung. In Wirkungsmanagement wird Didaktische Einordnung im Studiengang erst steuerungsfaehig, wenn daraus eine Entscheidung folgt. Fuehrung, Strategie, Controlling, Einkauf, Kommunikation und Kultur muessen denselben Wirkungsbegriff verwenden. Ohne diese Rueckkopplung bleibt Reporting eine Beschreibung. Mit Rueckkopplung wird aus Bewertung eine veraenderte Routine: ein anderer Prozess, ein geaenderter Anreiz, eine bessere Datenpflicht, eine korrigierte Kommunikation oder eine neue Priorisierung.</w:t>
+      </w:r>
+    </w:p>
+    <w:p>
+      <w:r>
+        <w:t>Die typische Fehlstelle bei Nebenwirkungen, Rebound, Zielkonflikte und Wirkungsgrenzen liegt darin, schwere Schaeden mit bequemen Pluspunkten zu verrechnen. Bei Didaktische Einordnung im Studiengang wird diese Fehlstelle konkret: Ein scheinbar plausibler Befund darf nicht zur Abkuerzung werden. Quellen, Systemgrenzen, Unsicherheit und Rueckkopplung bleiben sichtbar.</w:t>
+      </w:r>
+    </w:p>
+    <w:p>
+      <w:r>
+        <w:t>Fallpruefung. Wenn eine Kommune eine bestehende Massnahme neu priorisieren will, beginnt die Analyse bei Empfaengern, Wirkraum, Zeitraum und Datenquelle. Bei Didaktische Einordnung im Studiengang muss dann geklaert werden, ob Ressourcen umgeschichtet, Daten nacherhoben oder Zielkonflikte offengelegt werden. Eine tragfaehige Antwort benennt mindestens eine Quelle, eine offene Unsicherheit, eine moegliche Gegenbeobachtung und die Entscheidung, die nach der Bewertung geaendert wird.</w:t>
+      </w:r>
+    </w:p>
+    <w:p>
+      <w:r>
+        <w:t>Evidenzfenster. Die Grenze gegen Scheingenauigkeit verlaeuft bei Analysemodell nicht zwischen Optimismus und Pessimismus. Sie verlaeuft zwischen offengelegter Unsicherheit und rhetorischer Sicherheit. Wer Nebenwirkungen, Rebound, Zielkonflikte und Wirkungsgrenzen belastbar anwenden will, benennt Systemgrenze, Zeitraum, Vergleichspunkt und offene Gegenhypothese. Gerade dadurch bleibt das Skript anschlussfaehig fuer Forschung, Praxis und spaetere Revision.</w:t>
+      </w:r>
+    </w:p>
+    <w:p>
+      <w:r>
+        <w:t>Fuer die Pruefung ist Analysemodell dann verstanden, wenn daraus eine belastbare Fallantwort entsteht. Eine gute Antwort unterscheidet Beobachtung, Kausalannahme, Bewertung und Steuerungsfolge. Sie bewertet keine Menschen, sondern Wirkpfade, Zustandsveraenderungen, Risiken und institutionelle Bedingungen.</w:t>
+      </w:r>
+    </w:p>
+    <w:p>
+      <w:r>
+        <w:t>Fallpruefung. Wenn ein Unternehmen ein Produkt, einen Prozess oder eine Investition wirkungsbezogen bewerten will, beginnt die Analyse bei Empfaengern, Wirkraum, Zeitraum und Datenquelle. Bei Analysemodell muss dann geklaert werden, welche Entscheidung nach der Bewertung tatsaechlich anders ausfaellt. Eine tragfaehige Antwort benennt mindestens eine Quelle, eine offene Unsicherheit, eine moegliche Gegenbeobachtung und die Entscheidung, die nach der Bewertung geaendert wird.</w:t>
+      </w:r>
+    </w:p>
+    <w:p>
+      <w:r>
+        <w:t>Fuer die Bewertung reicht kein Summenscore, der zentrale Schaeden mit bequemen Pluspunkten verrechnet. Nichtkompensation und Reverse Merit Order markieren, wo rote Linien, demokratische Grundbedingungen oder planetare Grenzen Vorrang vor Durchschnittslogik haben. So bleibt positive Netto-Wirkung eine anspruchsvolle Zielgroesse und wird nicht zur dekorativen Formel.</w:t>
+      </w:r>
+    </w:p>
+    <w:p>
+      <w:r>
+        <w:t>Bewertungsgrenze. Modellformel zeigt, warum Nebenwirkungen, Rebound, Zielkonflikte und Wirkungsgrenzen mehr ist als ein Schlagwort im Feld Bewertungsgrenzen, Nichtkompensation, Reverse Merit Order und positive Netto-Wirkung. Die wirkungsoekonomische Frage lautet: Welche reale Veraenderung wird moeglich, welche bleibt nur Potenzial und wo entsteht ein Wirkungsrisiko? Diese Unterscheidung schuetzt vor Impact-Washing, weil sie Absicht, Aktivitaet, Reichweite und Wirkung auseinanderhaelt.</w:t>
+      </w:r>
+    </w:p>
+    <w:p>
+      <w:r>
+        <w:t>Eine Kommune, ein Unternehmen oder eine Bildungsorganisation will Nebenwirkungen, Rebound, Zielkonflikte und Wirkungsgrenzen praktisch anwenden. Der erste Schritt ist nicht die Auswahl eines Instruments, sondern die Klaerung der Zustandsveraenderung. Bei Modellformel muss deshalb benannt werden, wer betroffen ist, welcher Zustand sich veraendert, welche Frist gilt und welche Gegenbeobachtung die Annahme widerlegen wuerde. Erst danach entsteht eine begruendete Entscheidung im Feld Strategie, Prozess, Budget, Verantwortlichkeit oder Kommunikationsregel.</w:t>
+      </w:r>
+    </w:p>
+    <w:p>
+      <w:r>
+        <w:t>Fallpruefung. Wenn eine Bildungs- oder Forschungseinrichtung eine Wirkungsaussage fuer Lernende und Praxispartner pruefbar machen will, beginnt die Analyse bei Empfaengern, Wirkraum, Zeitraum und Datenquelle. Bei Modellformel muss dann geklaert werden, welche Begriffe, Quellen und Grenzen im Material sichtbar bleiben muessen. Eine tragfaehige Antwort benennt mindestens eine Quelle, eine offene Unsicherheit, eine moegliche Gegenbeobachtung und die Entscheidung, die nach der Bewertung geaendert wird.</w:t>
+      </w:r>
+    </w:p>
+    <w:p>
+      <w:r>
+        <w:t>Der Rueckfluss in den WOE-Korpus liegt hier in klaren Begriffen, sauber verlinkten Quellen und benannten Forschungsfragen. Wo Glossar, Werkzeuge, Journal oder Reader noch doppeldeutig bleiben, sollte Nebenwirkungen, Rebound, Zielkonflikte und Wirkungsgrenzen nicht als fertige Gewissheit auftreten, sondern als pruefbarer Lernstand mit Korrekturpfad.</w:t>
       </w:r>
     </w:p>
     <w:p>
@@ -4011,107 +4091,122 @@
         <w:pStyle w:val="Heading3"/>
       </w:pPr>
       <w:r>
-        <w:t>Schlussvertiefung 7: Nebenwirkungen, Rebound, Zielkonflikte und Wirkungsgrenzen im Anwendungsfall</w:t>
-      </w:r>
-    </w:p>
-    <w:p>
-      <w:r>
-        <w:t>Die folgenden Abschnitte sind keine neue Pruefungsloesung. Sie verdichten die vorhandenen Kapitel zu einer Lesart, mit der Studierende einen Fall selbststaendig analysieren koennen. Im Mittelpunkt stehen Bewertungsgrenzen, Nichtkompensation, Reverse Merit Order und positive Netto-Wirkung, nicht moralische Personenbewertung.</w:t>
-      </w:r>
-    </w:p>
-    <w:p>
-      <w:r>
-        <w:t>Begriffliche Schlussklaerung. In Wirkungsmanagement wird Skript / Folien (Lernseite) erst steuerungsfaehig, wenn daraus eine Entscheidung folgt. Fuehrung, Strategie, Controlling, Einkauf, Kommunikation und Kultur muessen denselben Wirkungsbegriff verwenden. Ohne diese Rueckkopplung bleibt Reporting eine Beschreibung. Mit Rueckkopplung wird aus Bewertung eine veraenderte Routine: ein anderer Prozess, ein geaenderter Anreiz, eine bessere Datenpflicht, eine korrigierte Kommunikation oder eine neue Priorisierung.</w:t>
-      </w:r>
-    </w:p>
-    <w:p>
-      <w:r>
-        <w:t>Die typische Fehlstelle bei Nebenwirkungen, Rebound, Zielkonflikte und Wirkungsgrenzen liegt darin, schwere Schaeden mit bequemen Pluspunkten zu verrechnen. Bei Skript / Folien (Lernseite) wird diese Fehlstelle konkret: Ein scheinbar plausibler Befund darf nicht zur Abkuerzung werden. Quellen, Systemgrenzen, Unsicherheit und Rueckkopplung bleiben sichtbar.</w:t>
-      </w:r>
-    </w:p>
-    <w:p>
-      <w:r>
-        <w:t>Wirkpfad und Empfaenger. Die Grenze gegen Scheingenauigkeit verlaeuft bei Transferaufgabe nicht zwischen Optimismus und Pessimismus. Sie verlaeuft zwischen offengelegter Unsicherheit und rhetorischer Sicherheit. Wer Nebenwirkungen, Rebound, Zielkonflikte und Wirkungsgrenzen belastbar anwenden will, benennt Systemgrenze, Zeitraum, Vergleichspunkt und offene Gegenhypothese. Gerade dadurch bleibt das Skript anschlussfaehig fuer Forschung, Praxis und spaetere Revision.</w:t>
-      </w:r>
-    </w:p>
-    <w:p>
-      <w:r>
-        <w:t>Fuer die Pruefung ist Transferaufgabe dann verstanden, wenn daraus eine belastbare Fallantwort entsteht. Eine gute Antwort unterscheidet Beobachtung, Kausalannahme, Bewertung und Steuerungsfolge. Sie bewertet keine Menschen, sondern Wirkpfade, Zustandsveraenderungen, Risiken und institutionelle Bedingungen.</w:t>
-      </w:r>
-    </w:p>
-    <w:p>
-      <w:r>
-        <w:t>Daten, Quellen und Evidenz. Praxisbeispiel zeigt, warum Nebenwirkungen, Rebound, Zielkonflikte und Wirkungsgrenzen mehr ist als ein Schlagwort im Feld Bewertungsgrenzen, Nichtkompensation, Reverse Merit Order und positive Netto-Wirkung. Die wirkungsoekonomische Frage lautet: Welche reale Veraenderung wird moeglich, welche bleibt nur Potenzial und wo entsteht ein Wirkungsrisiko? Diese Unterscheidung schuetzt vor Impact-Washing, weil sie Absicht, Aktivitaet, Reichweite und Wirkung auseinanderhaelt.</w:t>
-      </w:r>
-    </w:p>
-    <w:p>
-      <w:r>
-        <w:t>Eine Kommune, ein Unternehmen oder eine Bildungsorganisation will Nebenwirkungen, Rebound, Zielkonflikte und Wirkungsgrenzen praktisch anwenden. Der erste Schritt ist nicht die Auswahl eines Instruments, sondern die Klaerung der Zustandsveraenderung. Bei Praxisbeispiel muss deshalb benannt werden, wer betroffen ist, welcher Zustand sich veraendert, welche Frist gilt und welche Gegenbeobachtung die Annahme widerlegen wuerde. Erst danach entsteht eine begruendete Entscheidung im Feld Strategie, Prozess, Budget, Verantwortlichkeit oder Kommunikationsregel.</w:t>
-      </w:r>
-    </w:p>
-    <w:p>
-      <w:r>
-        <w:t>Bewertung und rote Linien. In WM-V6 muss Wirkungsökonomische Vertiefung immer mit Empfaengern gelesen werden. Wirkung entsteht nicht beim Sender, sondern an veraenderten Zustaenden von Menschen, Oekosystemen, Institutionen, Oeffentlichkeit oder kuenftigen Handlungsspielraeumen. Darum reicht es nicht, interne Aktivitaeten zu dokumentieren. Entscheidend ist, ob sich ein Zustand nachvollziehbar veraendert und ob diese Veraenderung im Referenzrahmen Mensch, Planet, Demokratie, SDGs, Agenda 2030 und SDG+ tragfaehig bewertet werden kann.</w:t>
-      </w:r>
-    </w:p>
-    <w:p>
-      <w:r>
-        <w:t>Ein Bericht behauptet, die Massnahme zu Nebenwirkungen, Rebound, Zielkonflikte und Wirkungsgrenzen sei erfolgreich. Die WOE-Lesart fragt bei Wirkungsökonomische Vertiefung nach belastbaren Nachweisen: Managementroutine, Stakeholder-Rueckmeldung, Prozessdaten, Entscheidungsprotokoll und Lernschleife. Wenn diese Nachweise fehlen, bleibt die Aussage Wirkungspotenzial oder Kommunikationsbehauptung. Sie kann wichtig sein, aber sie ist noch keine belegte Wirkung.</w:t>
-      </w:r>
-    </w:p>
-    <w:p>
-      <w:r>
-        <w:t>Kontrollfrage. Welche Entscheidung waere falsch, wenn Wirkungsökonomische Vertiefung in WM-V6 missverstanden wird? Die Antwort muss mindestens eine Daten- oder Quellenannahme, eine betroffene Gruppe oder Schutzdimension, eine moegliche Nebenwirkung und einen Rueckkopplungsschritt nennen. Richtig ist nicht die lauteste Bewertung, sondern diejenige, die Begriff, Beleg und Steuerungsfolge zusammenhaelt.</w:t>
-      </w:r>
-    </w:p>
-    <w:p>
-      <w:r>
-        <w:t>Steuerung und Rueckkopplung. Wissenschaftliche Anschlussfaehigkeit entsteht hier durch Quellenklarheit. Bei Begriffliche Präzision werden interne WOE-Begriffe nicht als Ersatz fuer Belege benutzt, sondern mit WOE-Bewertungslogik, SDG+, rote Linien, NWI/T-SROI-Abgrenzung und Schutzgueter verbunden. Wo die Datenlage offen bleibt, wird das offengelegt. Wo eine Aussage nur plausibel ist, bleibt sie als Wirkungspotenzial markiert. Wo ein Schaden eine rote Linie beruehrt, greift Nichtkompensation vor Durchschnittslogik.</w:t>
-      </w:r>
-    </w:p>
-    <w:p>
-      <w:r>
-        <w:t>In einer kontroversen Entscheidung wirkt Begriffliche Präzision als Pruefpunkt fuer Ambivalenz. Ein Nutzen fuer eine Gruppe kann mit Risiken fuer andere Wirkungsempfaenger einhergehen. Das Skript verlangt deshalb, positive und negative Zustandsveraenderungen getrennt zu fuehren, bevor von positiver Netto-Wirkung gesprochen wird.</w:t>
-      </w:r>
-    </w:p>
-    <w:p>
-      <w:r>
-        <w:t>Pruefungsnahe Anwendung. In Wirkungsmanagement wird Wirkpfad erst steuerungsfaehig, wenn daraus eine Entscheidung folgt. Fuehrung, Strategie, Controlling, Einkauf, Kommunikation und Kultur muessen denselben Wirkungsbegriff verwenden. Ohne diese Rueckkopplung bleibt Reporting eine Beschreibung. Mit Rueckkopplung wird aus Bewertung eine veraenderte Routine: ein anderer Prozess, ein geaenderter Anreiz, eine bessere Datenpflicht, eine korrigierte Kommunikation oder eine neue Priorisierung.</w:t>
-      </w:r>
-    </w:p>
-    <w:p>
-      <w:r>
-        <w:t>Die typische Fehlstelle bei Nebenwirkungen, Rebound, Zielkonflikte und Wirkungsgrenzen liegt darin, schwere Schaeden mit bequemen Pluspunkten zu verrechnen. Bei Wirkpfad wird diese Fehlstelle konkret: Ein scheinbar plausibler Befund darf nicht zur Abkuerzung werden. Quellen, Systemgrenzen, Unsicherheit und Rueckkopplung bleiben sichtbar.</w:t>
-      </w:r>
-    </w:p>
-    <w:p>
-      <w:r>
-        <w:t>Rueckfluss. Fuer den WOE-Korpus bedeutet das: Begriffe aus Nebenwirkungen, Rebound, Zielkonflikte und Wirkungsgrenzen sollten dort geschaerft werden, wo sie in Glossar, Werkzeugen, Journal oder Readern doppeldeutig bleiben. Offene Forschungsfragen werden nicht versteckt. Sie markieren die Stelle, an der spaetere Evidenz, ein besserer Datensatz oder eine praezisere Fallstudie die Bewertung veraendern kann.</w:t>
-      </w:r>
-    </w:p>
-    <w:p>
-      <w:r>
-        <w:t>Transfer in den WOE-Korpus. Die Grenze gegen Scheingenauigkeit verlaeuft bei Leitthese nicht zwischen Optimismus und Pessimismus. Sie verlaeuft zwischen offengelegter Unsicherheit und rhetorischer Sicherheit. Wer Nebenwirkungen, Rebound, Zielkonflikte und Wirkungsgrenzen belastbar anwenden will, benennt Systemgrenze, Zeitraum, Vergleichspunkt und offene Gegenhypothese. Gerade dadurch bleibt das Skript anschlussfaehig fuer Forschung, Praxis und spaetere Revision.</w:t>
-      </w:r>
-    </w:p>
-    <w:p>
-      <w:r>
-        <w:t>Fuer die Pruefung ist Leitthese dann verstanden, wenn daraus eine belastbare Fallantwort entsteht. Eine gute Antwort unterscheidet Beobachtung, Kausalannahme, Bewertung und Steuerungsfolge. Sie bewertet keine Menschen, sondern Wirkpfade, Zustandsveraenderungen, Risiken und institutionelle Bedingungen.</w:t>
-      </w:r>
-    </w:p>
-    <w:p>
-      <w:r>
-        <w:t>Grenzen der Aussage. Didaktische Einordnung im Studiengang zeigt, warum Nebenwirkungen, Rebound, Zielkonflikte und Wirkungsgrenzen mehr ist als ein Schlagwort im Feld Bewertungsgrenzen, Nichtkompensation, Reverse Merit Order und positive Netto-Wirkung. Die wirkungsoekonomische Frage lautet: Welche reale Veraenderung wird moeglich, welche bleibt nur Potenzial und wo entsteht ein Wirkungsrisiko? Diese Unterscheidung schuetzt vor Impact-Washing, weil sie Absicht, Aktivitaet, Reichweite und Wirkung auseinanderhaelt.</w:t>
-      </w:r>
-    </w:p>
-    <w:p>
-      <w:r>
-        <w:t>Eine Kommune, ein Unternehmen oder eine Bildungsorganisation will Nebenwirkungen, Rebound, Zielkonflikte und Wirkungsgrenzen praktisch anwenden. Der erste Schritt ist nicht die Auswahl eines Instruments, sondern die Klaerung der Zustandsveraenderung. Bei Didaktische Einordnung im Studiengang muss deshalb benannt werden, wer betroffen ist, welcher Zustand sich veraendert, welche Frist gilt und welche Gegenbeobachtung die Annahme widerlegen wuerde. Erst danach entsteht eine begruendete Entscheidung im Feld Strategie, Prozess, Budget, Verantwortlichkeit oder Kommunikationsregel.</w:t>
-      </w:r>
-    </w:p>
-    <w:p>
-      <w:r>
-        <w:t>Kontrollfrage. Welche Entscheidung waere falsch, wenn Didaktische Einordnung im Studiengang in WM-V6 missverstanden wird? Die Antwort muss mindestens eine Daten- oder Quellenannahme, eine betroffene Gruppe oder Schutzdimension, eine moegliche Nebenwirkung und einen Rueckkopplungsschritt nennen. Richtig ist nicht die lauteste Bewertung, sondern diejenige, die Begriff, Beleg und Steuerungsfolge zusammenhaelt.</w:t>
+        <w:t>Vertiefungsrunde 7: Anschluss an Praxis und Forschung</w:t>
+      </w:r>
+    </w:p>
+    <w:p>
+      <w:r>
+        <w:t>Diese Runde wechselt den Blickwinkel, damit der Schlussblock nicht nur wiederholt, sondern Leseentscheidungen vorbereitet: Was ist belegt, was bleibt Potenzial, welche Nebenwirkung ist relevant und welche Steuerungsfolge wird daraus abgeleitet?</w:t>
+      </w:r>
+    </w:p>
+    <w:p>
+      <w:r>
+        <w:t>Steuerungsfolge. In WM-V6 muss Fallfenster immer mit Empfaengern gelesen werden. Wirkung entsteht nicht beim Sender, sondern an veraenderten Zustaenden von Menschen, Oekosystemen, Institutionen, Oeffentlichkeit oder kuenftigen Handlungsspielraeumen. Darum reicht es nicht, interne Aktivitaeten zu dokumentieren. Entscheidend ist, ob sich ein Zustand nachvollziehbar veraendert und ob diese Veraenderung im Referenzrahmen Mensch, Planet, Demokratie, SDGs, Agenda 2030 und SDG+ tragfaehig bewertet werden kann.</w:t>
+      </w:r>
+    </w:p>
+    <w:p>
+      <w:r>
+        <w:t>Ein Bericht behauptet, die Massnahme zu Nebenwirkungen, Rebound, Zielkonflikte und Wirkungsgrenzen sei erfolgreich. Die WOE-Lesart fragt bei Fallfenster nach belastbaren Nachweisen: Managementroutine, Stakeholder-Rueckmeldung, Prozessdaten, Entscheidungsprotokoll und Lernschleife. Wenn diese Nachweise fehlen, bleibt die Aussage Wirkungspotenzial oder Kommunikationsbehauptung. Sie kann wichtig sein, aber sie ist noch keine belegte Wirkung.</w:t>
+      </w:r>
+    </w:p>
+    <w:p>
+      <w:r>
+        <w:t>Fallpruefung. Wenn eine Kommune eine bestehende Massnahme neu priorisieren will, beginnt die Analyse bei Empfaengern, Wirkraum, Zeitraum und Datenquelle. Bei Fallfenster muss dann geklaert werden, ob Ressourcen umgeschichtet, Daten nacherhoben oder Zielkonflikte offengelegt werden. Eine tragfaehige Antwort benennt mindestens eine Quelle, eine offene Unsicherheit, eine moegliche Gegenbeobachtung und die Entscheidung, die nach der Bewertung geaendert wird.</w:t>
+      </w:r>
+    </w:p>
+    <w:p>
+      <w:r>
+        <w:t>Transferhinweis. Wissenschaftliche Anschlussfaehigkeit entsteht hier durch Quellenklarheit. Bei Prüfungsnahe Fallfragen ohne geschützte Antwortlogik werden interne WOE-Begriffe nicht als Ersatz fuer Belege benutzt, sondern mit WOE-Bewertungslogik, SDG+, rote Linien, NWI/T-SROI-Abgrenzung und Schutzgueter verbunden. Wo die Datenlage offen bleibt, wird das offengelegt. Wo eine Aussage nur plausibel ist, bleibt sie als Wirkungspotenzial markiert. Wo ein Schaden eine rote Linie beruehrt, greift Nichtkompensation vor Durchschnittslogik.</w:t>
+      </w:r>
+    </w:p>
+    <w:p>
+      <w:r>
+        <w:t>In einer kontroversen Entscheidung wirkt Prüfungsnahe Fallfragen ohne geschützte Antwortlogik als Pruefpunkt fuer Ambivalenz. Ein Nutzen fuer eine Gruppe kann mit Risiken fuer andere Wirkungsempfaenger einhergehen. Das Skript verlangt deshalb, positive und negative Zustandsveraenderungen getrennt zu fuehren, bevor von positiver Netto-Wirkung gesprochen wird.</w:t>
+      </w:r>
+    </w:p>
+    <w:p>
+      <w:r>
+        <w:t>Fallpruefung. Wenn ein Unternehmen ein Produkt, einen Prozess oder eine Investition wirkungsbezogen bewerten will, beginnt die Analyse bei Empfaengern, Wirkraum, Zeitraum und Datenquelle. Bei Prüfungsnahe Fallfragen ohne geschützte Antwortlogik muss dann geklaert werden, welche Entscheidung nach der Bewertung tatsaechlich anders ausfaellt. Eine tragfaehige Antwort benennt mindestens eine Quelle, eine offene Unsicherheit, eine moegliche Gegenbeobachtung und die Entscheidung, die nach der Bewertung geaendert wird.</w:t>
+      </w:r>
+    </w:p>
+    <w:p>
+      <w:r>
+        <w:t>Fuer die Bewertung reicht kein Summenscore, der zentrale Schaeden mit bequemen Pluspunkten verrechnet. Nichtkompensation und Reverse Merit Order markieren, wo rote Linien, demokratische Grundbedingungen oder planetare Grenzen Vorrang vor Durchschnittslogik haben. So bleibt positive Netto-Wirkung eine anspruchsvolle Zielgroesse und wird nicht zur dekorativen Formel.</w:t>
+      </w:r>
+    </w:p>
+    <w:p>
+      <w:r>
+        <w:t>Rueckflussnotiz. In Wirkungsmanagement wird Auswertung aus der lebenden Website-Referenz erst steuerungsfaehig, wenn daraus eine Entscheidung folgt. Fuehrung, Strategie, Controlling, Einkauf, Kommunikation und Kultur muessen denselben Wirkungsbegriff verwenden. Ohne diese Rueckkopplung bleibt Reporting eine Beschreibung. Mit Rueckkopplung wird aus Bewertung eine veraenderte Routine: ein anderer Prozess, ein geaenderter Anreiz, eine bessere Datenpflicht, eine korrigierte Kommunikation oder eine neue Priorisierung.</w:t>
+      </w:r>
+    </w:p>
+    <w:p>
+      <w:r>
+        <w:t>Die typische Fehlstelle bei Nebenwirkungen, Rebound, Zielkonflikte und Wirkungsgrenzen liegt darin, schwere Schaeden mit bequemen Pluspunkten zu verrechnen. Bei Auswertung aus der lebenden Website-Referenz wird diese Fehlstelle konkret: Ein scheinbar plausibler Befund darf nicht zur Abkuerzung werden. Quellen, Systemgrenzen, Unsicherheit und Rueckkopplung bleiben sichtbar.</w:t>
+      </w:r>
+    </w:p>
+    <w:p>
+      <w:r>
+        <w:t>Fallpruefung. Wenn eine Bildungs- oder Forschungseinrichtung eine Wirkungsaussage fuer Lernende und Praxispartner pruefbar machen will, beginnt die Analyse bei Empfaengern, Wirkraum, Zeitraum und Datenquelle. Bei Auswertung aus der lebenden Website-Referenz muss dann geklaert werden, welche Begriffe, Quellen und Grenzen im Material sichtbar bleiben muessen. Eine tragfaehige Antwort benennt mindestens eine Quelle, eine offene Unsicherheit, eine moegliche Gegenbeobachtung und die Entscheidung, die nach der Bewertung geaendert wird.</w:t>
+      </w:r>
+    </w:p>
+    <w:p>
+      <w:r>
+        <w:t>Der Rueckfluss in den WOE-Korpus liegt hier in klaren Begriffen, sauber verlinkten Quellen und benannten Forschungsfragen. Wo Glossar, Werkzeuge, Journal oder Reader noch doppeldeutig bleiben, sollte Nebenwirkungen, Rebound, Zielkonflikte und Wirkungsgrenzen nicht als fertige Gewissheit auftreten, sondern als pruefbarer Lernstand mit Korrekturpfad.</w:t>
+      </w:r>
+    </w:p>
+    <w:p>
+      <w:r>
+        <w:t>Pruefungsimpuls. Die Grenze gegen Scheingenauigkeit verlaeuft bei Warum Wirkung immer auch Risiko bedeutet nicht zwischen Optimismus und Pessimismus. Sie verlaeuft zwischen offengelegter Unsicherheit und rhetorischer Sicherheit. Wer Nebenwirkungen, Rebound, Zielkonflikte und Wirkungsgrenzen belastbar anwenden will, benennt Systemgrenze, Zeitraum, Vergleichspunkt und offene Gegenhypothese. Gerade dadurch bleibt das Skript anschlussfaehig fuer Forschung, Praxis und spaetere Revision.</w:t>
+      </w:r>
+    </w:p>
+    <w:p>
+      <w:r>
+        <w:t>Fuer die Pruefung ist Warum Wirkung immer auch Risiko bedeutet dann verstanden, wenn daraus eine belastbare Fallantwort entsteht. Eine gute Antwort unterscheidet Beobachtung, Kausalannahme, Bewertung und Steuerungsfolge. Sie bewertet keine Menschen, sondern Wirkpfade, Zustandsveraenderungen, Risiken und institutionelle Bedingungen.</w:t>
+      </w:r>
+    </w:p>
+    <w:p>
+      <w:r>
+        <w:t>Fallpruefung. Wenn eine Kommune eine bestehende Massnahme neu priorisieren will, beginnt die Analyse bei Empfaengern, Wirkraum, Zeitraum und Datenquelle. Bei Warum Wirkung immer auch Risiko bedeutet muss dann geklaert werden, ob Ressourcen umgeschichtet, Daten nacherhoben oder Zielkonflikte offengelegt werden. Eine tragfaehige Antwort benennt mindestens eine Quelle, eine offene Unsicherheit, eine moegliche Gegenbeobachtung und die Entscheidung, die nach der Bewertung geaendert wird.</w:t>
+      </w:r>
+    </w:p>
+    <w:p>
+      <w:r>
+        <w:t>Begriffliche Sicherung. Wirkungspotenzial, Wirkungsrisiko und eingetretener Schaden zeigt, warum Nebenwirkungen, Rebound, Zielkonflikte und Wirkungsgrenzen mehr ist als ein Schlagwort im Feld Bewertungsgrenzen, Nichtkompensation, Reverse Merit Order und positive Netto-Wirkung. Die wirkungsoekonomische Frage lautet: Welche reale Veraenderung wird moeglich, welche bleibt nur Potenzial und wo entsteht ein Wirkungsrisiko? Diese Unterscheidung schuetzt vor Impact-Washing, weil sie Absicht, Aktivitaet, Reichweite und Wirkung auseinanderhaelt.</w:t>
+      </w:r>
+    </w:p>
+    <w:p>
+      <w:r>
+        <w:t>Eine Kommune, ein Unternehmen oder eine Bildungsorganisation will Nebenwirkungen, Rebound, Zielkonflikte und Wirkungsgrenzen praktisch anwenden. Der erste Schritt ist nicht die Auswahl eines Instruments, sondern die Klaerung der Zustandsveraenderung. Bei Wirkungspotenzial, Wirkungsrisiko und eingetretener Schaden muss deshalb benannt werden, wer betroffen ist, welcher Zustand sich veraendert, welche Frist gilt und welche Gegenbeobachtung die Annahme widerlegen wuerde. Erst danach entsteht eine begruendete Entscheidung im Feld Strategie, Prozess, Budget, Verantwortlichkeit oder Kommunikationsregel.</w:t>
+      </w:r>
+    </w:p>
+    <w:p>
+      <w:r>
+        <w:t>Fallpruefung. Wenn ein Unternehmen ein Produkt, einen Prozess oder eine Investition wirkungsbezogen bewerten will, beginnt die Analyse bei Empfaengern, Wirkraum, Zeitraum und Datenquelle. Bei Wirkungspotenzial, Wirkungsrisiko und eingetretener Schaden muss dann geklaert werden, welche Entscheidung nach der Bewertung tatsaechlich anders ausfaellt. Eine tragfaehige Antwort benennt mindestens eine Quelle, eine offene Unsicherheit, eine moegliche Gegenbeobachtung und die Entscheidung, die nach der Bewertung geaendert wird.</w:t>
+      </w:r>
+    </w:p>
+    <w:p>
+      <w:r>
+        <w:t>Fuer die Bewertung reicht kein Summenscore, der zentrale Schaeden mit bequemen Pluspunkten verrechnet. Nichtkompensation und Reverse Merit Order markieren, wo rote Linien, demokratische Grundbedingungen oder planetare Grenzen Vorrang vor Durchschnittslogik haben. So bleibt positive Netto-Wirkung eine anspruchsvolle Zielgroesse und wird nicht zur dekorativen Formel.</w:t>
+      </w:r>
+    </w:p>
+    <w:p>
+      <w:r>
+        <w:t>Wirkpfadpruefung. In WM-V6 muss Risiko nach erster, zweiter und dritter Wirkungsordnung immer mit Empfaengern gelesen werden. Wirkung entsteht nicht beim Sender, sondern an veraenderten Zustaenden von Menschen, Oekosystemen, Institutionen, Oeffentlichkeit oder kuenftigen Handlungsspielraeumen. Darum reicht es nicht, interne Aktivitaeten zu dokumentieren. Entscheidend ist, ob sich ein Zustand nachvollziehbar veraendert und ob diese Veraenderung im Referenzrahmen Mensch, Planet, Demokratie, SDGs, Agenda 2030 und SDG+ tragfaehig bewertet werden kann.</w:t>
+      </w:r>
+    </w:p>
+    <w:p>
+      <w:r>
+        <w:t>Ein Bericht behauptet, die Massnahme zu Nebenwirkungen, Rebound, Zielkonflikte und Wirkungsgrenzen sei erfolgreich. Die WOE-Lesart fragt bei Risiko nach erster, zweiter und dritter Wirkungsordnung nach belastbaren Nachweisen: Managementroutine, Stakeholder-Rueckmeldung, Prozessdaten, Entscheidungsprotokoll und Lernschleife. Wenn diese Nachweise fehlen, bleibt die Aussage Wirkungspotenzial oder Kommunikationsbehauptung. Sie kann wichtig sein, aber sie ist noch keine belegte Wirkung.</w:t>
+      </w:r>
+    </w:p>
+    <w:p>
+      <w:r>
+        <w:t>Fallpruefung. Wenn eine Bildungs- oder Forschungseinrichtung eine Wirkungsaussage fuer Lernende und Praxispartner pruefbar machen will, beginnt die Analyse bei Empfaengern, Wirkraum, Zeitraum und Datenquelle. Bei Risiko nach erster, zweiter und dritter Wirkungsordnung muss dann geklaert werden, welche Begriffe, Quellen und Grenzen im Material sichtbar bleiben muessen. Eine tragfaehige Antwort benennt mindestens eine Quelle, eine offene Unsicherheit, eine moegliche Gegenbeobachtung und die Entscheidung, die nach der Bewertung geaendert wird.</w:t>
+      </w:r>
+    </w:p>
+    <w:p>
+      <w:r>
+        <w:t>Der Rueckfluss in den WOE-Korpus liegt hier in klaren Begriffen, sauber verlinkten Quellen und benannten Forschungsfragen. Wo Glossar, Werkzeuge, Journal oder Reader noch doppeldeutig bleiben, sollte Nebenwirkungen, Rebound, Zielkonflikte und Wirkungsgrenzen nicht als fertige Gewissheit auftreten, sondern als pruefbarer Lernstand mit Korrekturpfad.</w:t>
       </w:r>
     </w:p>
     <w:p>
@@ -4119,107 +4214,27 @@
         <w:pStyle w:val="Heading3"/>
       </w:pPr>
       <w:r>
-        <w:t>Schlussvertiefung 8: Nebenwirkungen, Rebound, Zielkonflikte und Wirkungsgrenzen im Anwendungsfall</w:t>
-      </w:r>
-    </w:p>
-    <w:p>
-      <w:r>
-        <w:t>Die folgenden Abschnitte sind keine neue Pruefungsloesung. Sie verdichten die vorhandenen Kapitel zu einer Lesart, mit der Studierende einen Fall selbststaendig analysieren koennen. Im Mittelpunkt stehen Bewertungsgrenzen, Nichtkompensation, Reverse Merit Order und positive Netto-Wirkung, nicht moralische Personenbewertung.</w:t>
-      </w:r>
-    </w:p>
-    <w:p>
-      <w:r>
-        <w:t>Begriffliche Schlussklaerung. In WM-V6 muss Analysemodell immer mit Empfaengern gelesen werden. Wirkung entsteht nicht beim Sender, sondern an veraenderten Zustaenden von Menschen, Oekosystemen, Institutionen, Oeffentlichkeit oder kuenftigen Handlungsspielraeumen. Darum reicht es nicht, interne Aktivitaeten zu dokumentieren. Entscheidend ist, ob sich ein Zustand nachvollziehbar veraendert und ob diese Veraenderung im Referenzrahmen Mensch, Planet, Demokratie, SDGs, Agenda 2030 und SDG+ tragfaehig bewertet werden kann.</w:t>
-      </w:r>
-    </w:p>
-    <w:p>
-      <w:r>
-        <w:t>Ein Bericht behauptet, die Massnahme zu Nebenwirkungen, Rebound, Zielkonflikte und Wirkungsgrenzen sei erfolgreich. Die WOE-Lesart fragt bei Analysemodell nach belastbaren Nachweisen: Managementroutine, Stakeholder-Rueckmeldung, Prozessdaten, Entscheidungsprotokoll und Lernschleife. Wenn diese Nachweise fehlen, bleibt die Aussage Wirkungspotenzial oder Kommunikationsbehauptung. Sie kann wichtig sein, aber sie ist noch keine belegte Wirkung.</w:t>
-      </w:r>
-    </w:p>
-    <w:p>
-      <w:r>
-        <w:t>Wirkpfad und Empfaenger. Wissenschaftliche Anschlussfaehigkeit entsteht hier durch Quellenklarheit. Bei Modellformel werden interne WOE-Begriffe nicht als Ersatz fuer Belege benutzt, sondern mit WOE-Bewertungslogik, SDG+, rote Linien, NWI/T-SROI-Abgrenzung und Schutzgueter verbunden. Wo die Datenlage offen bleibt, wird das offengelegt. Wo eine Aussage nur plausibel ist, bleibt sie als Wirkungspotenzial markiert. Wo ein Schaden eine rote Linie beruehrt, greift Nichtkompensation vor Durchschnittslogik.</w:t>
-      </w:r>
-    </w:p>
-    <w:p>
-      <w:r>
-        <w:t>In einer kontroversen Entscheidung wirkt Modellformel als Pruefpunkt fuer Ambivalenz. Ein Nutzen fuer eine Gruppe kann mit Risiken fuer andere Wirkungsempfaenger einhergehen. Das Skript verlangt deshalb, positive und negative Zustandsveraenderungen getrennt zu fuehren, bevor von positiver Netto-Wirkung gesprochen wird.</w:t>
-      </w:r>
-    </w:p>
-    <w:p>
-      <w:r>
-        <w:t>Daten, Quellen und Evidenz. In Wirkungsmanagement wird Fallfenster erst steuerungsfaehig, wenn daraus eine Entscheidung folgt. Fuehrung, Strategie, Controlling, Einkauf, Kommunikation und Kultur muessen denselben Wirkungsbegriff verwenden. Ohne diese Rueckkopplung bleibt Reporting eine Beschreibung. Mit Rueckkopplung wird aus Bewertung eine veraenderte Routine: ein anderer Prozess, ein geaenderter Anreiz, eine bessere Datenpflicht, eine korrigierte Kommunikation oder eine neue Priorisierung.</w:t>
-      </w:r>
-    </w:p>
-    <w:p>
-      <w:r>
-        <w:t>Die typische Fehlstelle bei Nebenwirkungen, Rebound, Zielkonflikte und Wirkungsgrenzen liegt darin, schwere Schaeden mit bequemen Pluspunkten zu verrechnen. Bei Fallfenster wird diese Fehlstelle konkret: Ein scheinbar plausibler Befund darf nicht zur Abkuerzung werden. Quellen, Systemgrenzen, Unsicherheit und Rueckkopplung bleiben sichtbar.</w:t>
-      </w:r>
-    </w:p>
-    <w:p>
-      <w:r>
-        <w:t>Bewertung und rote Linien. Die Grenze gegen Scheingenauigkeit verlaeuft bei Prüfungsnahe Fallfragen ohne geschützte Antwortlogik nicht zwischen Optimismus und Pessimismus. Sie verlaeuft zwischen offengelegter Unsicherheit und rhetorischer Sicherheit. Wer Nebenwirkungen, Rebound, Zielkonflikte und Wirkungsgrenzen belastbar anwenden will, benennt Systemgrenze, Zeitraum, Vergleichspunkt und offene Gegenhypothese. Gerade dadurch bleibt das Skript anschlussfaehig fuer Forschung, Praxis und spaetere Revision.</w:t>
-      </w:r>
-    </w:p>
-    <w:p>
-      <w:r>
-        <w:t>Fuer die Pruefung ist Prüfungsnahe Fallfragen ohne geschützte Antwortlogik dann verstanden, wenn daraus eine belastbare Fallantwort entsteht. Eine gute Antwort unterscheidet Beobachtung, Kausalannahme, Bewertung und Steuerungsfolge. Sie bewertet keine Menschen, sondern Wirkpfade, Zustandsveraenderungen, Risiken und institutionelle Bedingungen.</w:t>
-      </w:r>
-    </w:p>
-    <w:p>
-      <w:r>
-        <w:t>Kontrollfrage. Welche Entscheidung waere falsch, wenn Prüfungsnahe Fallfragen ohne geschützte Antwortlogik in WM-V6 missverstanden wird? Die Antwort muss mindestens eine Daten- oder Quellenannahme, eine betroffene Gruppe oder Schutzdimension, eine moegliche Nebenwirkung und einen Rueckkopplungsschritt nennen. Richtig ist nicht die lauteste Bewertung, sondern diejenige, die Begriff, Beleg und Steuerungsfolge zusammenhaelt.</w:t>
-      </w:r>
-    </w:p>
-    <w:p>
-      <w:r>
-        <w:t>Rueckfluss. Fuer den WOE-Korpus bedeutet das: Begriffe aus Nebenwirkungen, Rebound, Zielkonflikte und Wirkungsgrenzen sollten dort geschaerft werden, wo sie in Glossar, Werkzeugen, Journal oder Readern doppeldeutig bleiben. Offene Forschungsfragen werden nicht versteckt. Sie markieren die Stelle, an der spaetere Evidenz, ein besserer Datensatz oder eine praezisere Fallstudie die Bewertung veraendern kann.</w:t>
-      </w:r>
-    </w:p>
-    <w:p>
-      <w:r>
-        <w:t>Steuerung und Rueckkopplung. Auswertung aus der lebenden Website-Referenz zeigt, warum Nebenwirkungen, Rebound, Zielkonflikte und Wirkungsgrenzen mehr ist als ein Schlagwort im Feld Bewertungsgrenzen, Nichtkompensation, Reverse Merit Order und positive Netto-Wirkung. Die wirkungsoekonomische Frage lautet: Welche reale Veraenderung wird moeglich, welche bleibt nur Potenzial und wo entsteht ein Wirkungsrisiko? Diese Unterscheidung schuetzt vor Impact-Washing, weil sie Absicht, Aktivitaet, Reichweite und Wirkung auseinanderhaelt.</w:t>
-      </w:r>
-    </w:p>
-    <w:p>
-      <w:r>
-        <w:t>Eine Kommune, ein Unternehmen oder eine Bildungsorganisation will Nebenwirkungen, Rebound, Zielkonflikte und Wirkungsgrenzen praktisch anwenden. Der erste Schritt ist nicht die Auswahl eines Instruments, sondern die Klaerung der Zustandsveraenderung. Bei Auswertung aus der lebenden Website-Referenz muss deshalb benannt werden, wer betroffen ist, welcher Zustand sich veraendert, welche Frist gilt und welche Gegenbeobachtung die Annahme widerlegen wuerde. Erst danach entsteht eine begruendete Entscheidung im Feld Strategie, Prozess, Budget, Verantwortlichkeit oder Kommunikationsregel.</w:t>
-      </w:r>
-    </w:p>
-    <w:p>
-      <w:r>
-        <w:t>Pruefungsnahe Anwendung. In WM-V6 muss Warum Wirkung immer auch Risiko bedeutet immer mit Empfaengern gelesen werden. Wirkung entsteht nicht beim Sender, sondern an veraenderten Zustaenden von Menschen, Oekosystemen, Institutionen, Oeffentlichkeit oder kuenftigen Handlungsspielraeumen. Darum reicht es nicht, interne Aktivitaeten zu dokumentieren. Entscheidend ist, ob sich ein Zustand nachvollziehbar veraendert und ob diese Veraenderung im Referenzrahmen Mensch, Planet, Demokratie, SDGs, Agenda 2030 und SDG+ tragfaehig bewertet werden kann.</w:t>
-      </w:r>
-    </w:p>
-    <w:p>
-      <w:r>
-        <w:t>Ein Bericht behauptet, die Massnahme zu Nebenwirkungen, Rebound, Zielkonflikte und Wirkungsgrenzen sei erfolgreich. Die WOE-Lesart fragt bei Warum Wirkung immer auch Risiko bedeutet nach belastbaren Nachweisen: Managementroutine, Stakeholder-Rueckmeldung, Prozessdaten, Entscheidungsprotokoll und Lernschleife. Wenn diese Nachweise fehlen, bleibt die Aussage Wirkungspotenzial oder Kommunikationsbehauptung. Sie kann wichtig sein, aber sie ist noch keine belegte Wirkung.</w:t>
-      </w:r>
-    </w:p>
-    <w:p>
-      <w:r>
-        <w:t>Transfer in den WOE-Korpus. Wissenschaftliche Anschlussfaehigkeit entsteht hier durch Quellenklarheit. Bei Wirkungspotenzial, Wirkungsrisiko und eingetretener Schaden werden interne WOE-Begriffe nicht als Ersatz fuer Belege benutzt, sondern mit WOE-Bewertungslogik, SDG+, rote Linien, NWI/T-SROI-Abgrenzung und Schutzgueter verbunden. Wo die Datenlage offen bleibt, wird das offengelegt. Wo eine Aussage nur plausibel ist, bleibt sie als Wirkungspotenzial markiert. Wo ein Schaden eine rote Linie beruehrt, greift Nichtkompensation vor Durchschnittslogik.</w:t>
-      </w:r>
-    </w:p>
-    <w:p>
-      <w:r>
-        <w:t>In einer kontroversen Entscheidung wirkt Wirkungspotenzial, Wirkungsrisiko und eingetretener Schaden als Pruefpunkt fuer Ambivalenz. Ein Nutzen fuer eine Gruppe kann mit Risiken fuer andere Wirkungsempfaenger einhergehen. Das Skript verlangt deshalb, positive und negative Zustandsveraenderungen getrennt zu fuehren, bevor von positiver Netto-Wirkung gesprochen wird.</w:t>
-      </w:r>
-    </w:p>
-    <w:p>
-      <w:r>
-        <w:t>Grenzen der Aussage. In Wirkungsmanagement wird Risiko nach erster, zweiter und dritter Wirkungsordnung erst steuerungsfaehig, wenn daraus eine Entscheidung folgt. Fuehrung, Strategie, Controlling, Einkauf, Kommunikation und Kultur muessen denselben Wirkungsbegriff verwenden. Ohne diese Rueckkopplung bleibt Reporting eine Beschreibung. Mit Rueckkopplung wird aus Bewertung eine veraenderte Routine: ein anderer Prozess, ein geaenderter Anreiz, eine bessere Datenpflicht, eine korrigierte Kommunikation oder eine neue Priorisierung.</w:t>
-      </w:r>
-    </w:p>
-    <w:p>
-      <w:r>
-        <w:t>Die typische Fehlstelle bei Nebenwirkungen, Rebound, Zielkonflikte und Wirkungsgrenzen liegt darin, schwere Schaeden mit bequemen Pluspunkten zu verrechnen. Bei Risiko nach erster, zweiter und dritter Wirkungsordnung wird diese Fehlstelle konkret: Ein scheinbar plausibler Befund darf nicht zur Abkuerzung werden. Quellen, Systemgrenzen, Unsicherheit und Rueckkopplung bleiben sichtbar.</w:t>
-      </w:r>
-    </w:p>
-    <w:p>
-      <w:r>
-        <w:t>Kontrollfrage. Welche Entscheidung waere falsch, wenn Risiko nach erster, zweiter und dritter Wirkungsordnung in WM-V6 missverstanden wird? Die Antwort muss mindestens eine Daten- oder Quellenannahme, eine betroffene Gruppe oder Schutzdimension, eine moegliche Nebenwirkung und einen Rueckkopplungsschritt nennen. Richtig ist nicht die lauteste Bewertung, sondern diejenige, die Begriff, Beleg und Steuerungsfolge zusammenhaelt.</w:t>
+        <w:t>Vertiefungsrunde 8: Anschluss an Praxis und Forschung</w:t>
+      </w:r>
+    </w:p>
+    <w:p>
+      <w:r>
+        <w:t>Diese Runde wechselt den Blickwinkel, damit der Schlussblock nicht nur wiederholt, sondern Leseentscheidungen vorbereitet: Was ist belegt, was bleibt Potenzial, welche Nebenwirkung ist relevant und welche Steuerungsfolge wird daraus abgeleitet?</w:t>
+      </w:r>
+    </w:p>
+    <w:p>
+      <w:r>
+        <w:t>Evidenzfenster. Wissenschaftliche Anschlussfaehigkeit entsteht hier durch Quellenklarheit. Bei Wirkungsdaten als Frühwarninformationen werden interne WOE-Begriffe nicht als Ersatz fuer Belege benutzt, sondern mit WOE-Bewertungslogik, SDG+, rote Linien, NWI/T-SROI-Abgrenzung und Schutzgueter verbunden. Wo die Datenlage offen bleibt, wird das offengelegt. Wo eine Aussage nur plausibel ist, bleibt sie als Wirkungspotenzial markiert. Wo ein Schaden eine rote Linie beruehrt, greift Nichtkompensation vor Durchschnittslogik.</w:t>
+      </w:r>
+    </w:p>
+    <w:p>
+      <w:r>
+        <w:t>In einer kontroversen Entscheidung wirkt Wirkungsdaten als Frühwarninformationen als Pruefpunkt fuer Ambivalenz. Ein Nutzen fuer eine Gruppe kann mit Risiken fuer andere Wirkungsempfaenger einhergehen. Das Skript verlangt deshalb, positive und negative Zustandsveraenderungen getrennt zu fuehren, bevor von positiver Netto-Wirkung gesprochen wird.</w:t>
+      </w:r>
+    </w:p>
+    <w:p>
+      <w:r>
+        <w:t>Fallpruefung. Wenn eine Kommune eine bestehende Massnahme neu priorisieren will, beginnt die Analyse bei Empfaengern, Wirkraum, Zeitraum und Datenquelle. Bei Wirkungsdaten als Frühwarninformationen muss dann geklaert werden, ob Ressourcen umgeschichtet, Daten nacherhoben oder Zielkonflikte offengelegt werden. Eine tragfaehige Antwort benennt mindestens eine Quelle, eine offene Unsicherheit, eine moegliche Gegenbeobachtung und die Entscheidung, die nach der Bewertung geaendert wird.</w:t>
       </w:r>
     </w:p>
     <w:p>

--- a/docs/studienskripte/word-rohfassungen/wirkungsmanagement-v6.docx
+++ b/docs/studienskripte/word-rohfassungen/wirkungsmanagement-v6.docx
@@ -3363,7 +3363,7 @@
     </w:p>
     <w:p>
       <w:r>
-        <w:t>Begriffliche Sicherung. Einleitung / Wirkungsfrage zeigt, warum Nebenwirkungen, Rebound, Zielkonflikte und Wirkungsgrenzen mehr ist als ein Schlagwort im Feld Bewertungsgrenzen, Nichtkompensation, Reverse Merit Order und positive Netto-Wirkung. Die wirkungsoekonomische Frage lautet: Welche reale Veraenderung wird moeglich, welche bleibt nur Potenzial und wo entsteht ein Wirkungsrisiko? Diese Unterscheidung schuetzt vor Impact-Washing, weil sie Absicht, Aktivitaet, Reichweite und Wirkung auseinanderhaelt.</w:t>
+        <w:t>Begriffliche Sicherung. Bei Einleitung / Wirkungsfrage wird Nebenwirkungen, Rebound, Zielkonflikte und Wirkungsgrenzen als Arbeitsfrage im Feld Bewertungsgrenzen, Nichtkompensation, Reverse Merit Order und positive Netto-Wirkung lesbar. Die wirkungsoekonomische Frage lautet: Welche reale Veraenderung wird moeglich, welche bleibt nur Potenzial und wo entsteht ein Wirkungsrisiko? Diese Unterscheidung schuetzt vor Impact-Washing, weil sie Absicht, Aktivitaet, Reichweite und Wirkung auseinanderhaelt.</w:t>
       </w:r>
     </w:p>
     <w:p>
@@ -3453,7 +3453,7 @@
     </w:p>
     <w:p>
       <w:r>
-        <w:t>Transferhinweis. Transferaufgabe zeigt, warum Nebenwirkungen, Rebound, Zielkonflikte und Wirkungsgrenzen mehr ist als ein Schlagwort im Feld Bewertungsgrenzen, Nichtkompensation, Reverse Merit Order und positive Netto-Wirkung. Die wirkungsoekonomische Frage lautet: Welche reale Veraenderung wird moeglich, welche bleibt nur Potenzial und wo entsteht ein Wirkungsrisiko? Diese Unterscheidung schuetzt vor Impact-Washing, weil sie Absicht, Aktivitaet, Reichweite und Wirkung auseinanderhaelt.</w:t>
+        <w:t>Transferhinweis. Bei Transferaufgabe wird Nebenwirkungen, Rebound, Zielkonflikte und Wirkungsgrenzen als Arbeitsfrage im Feld Bewertungsgrenzen, Nichtkompensation, Reverse Merit Order und positive Netto-Wirkung lesbar. Die wirkungsoekonomische Frage lautet: Welche reale Veraenderung wird moeglich, welche bleibt nur Potenzial und wo entsteht ein Wirkungsrisiko? Diese Unterscheidung schuetzt vor Impact-Washing, weil sie Absicht, Aktivitaet, Reichweite und Wirkung auseinanderhaelt.</w:t>
       </w:r>
     </w:p>
     <w:p>
@@ -3556,7 +3556,7 @@
     </w:p>
     <w:p>
       <w:r>
-        <w:t>Evidenzfenster. Leitthese zeigt, warum Nebenwirkungen, Rebound, Zielkonflikte und Wirkungsgrenzen mehr ist als ein Schlagwort im Feld Bewertungsgrenzen, Nichtkompensation, Reverse Merit Order und positive Netto-Wirkung. Die wirkungsoekonomische Frage lautet: Welche reale Veraenderung wird moeglich, welche bleibt nur Potenzial und wo entsteht ein Wirkungsrisiko? Diese Unterscheidung schuetzt vor Impact-Washing, weil sie Absicht, Aktivitaet, Reichweite und Wirkung auseinanderhaelt.</w:t>
+        <w:t>Evidenzfenster. Bei Leitthese wird Nebenwirkungen, Rebound, Zielkonflikte und Wirkungsgrenzen als Arbeitsfrage im Feld Bewertungsgrenzen, Nichtkompensation, Reverse Merit Order und positive Netto-Wirkung lesbar. Die wirkungsoekonomische Frage lautet: Welche reale Veraenderung wird moeglich, welche bleibt nur Potenzial und wo entsteht ein Wirkungsrisiko? Diese Unterscheidung schuetzt vor Impact-Washing, weil sie Absicht, Aktivitaet, Reichweite und Wirkung auseinanderhaelt.</w:t>
       </w:r>
     </w:p>
     <w:p>
@@ -3664,7 +3664,7 @@
     </w:p>
     <w:p>
       <w:r>
-        <w:t>Pruefungsimpuls. Prüfungsnahe Fallfragen ohne geschützte Antwortlogik zeigt, warum Nebenwirkungen, Rebound, Zielkonflikte und Wirkungsgrenzen mehr ist als ein Schlagwort im Feld Bewertungsgrenzen, Nichtkompensation, Reverse Merit Order und positive Netto-Wirkung. Die wirkungsoekonomische Frage lautet: Welche reale Veraenderung wird moeglich, welche bleibt nur Potenzial und wo entsteht ein Wirkungsrisiko? Diese Unterscheidung schuetzt vor Impact-Washing, weil sie Absicht, Aktivitaet, Reichweite und Wirkung auseinanderhaelt.</w:t>
+        <w:t>Pruefungsimpuls. Bei Prüfungsnahe Fallfragen ohne geschützte Antwortlogik wird Nebenwirkungen, Rebound, Zielkonflikte und Wirkungsgrenzen als Arbeitsfrage im Feld Bewertungsgrenzen, Nichtkompensation, Reverse Merit Order und positive Netto-Wirkung lesbar. Die wirkungsoekonomische Frage lautet: Welche reale Veraenderung wird moeglich, welche bleibt nur Potenzial und wo entsteht ein Wirkungsrisiko? Diese Unterscheidung schuetzt vor Impact-Washing, weil sie Absicht, Aktivitaet, Reichweite und Wirkung auseinanderhaelt.</w:t>
       </w:r>
     </w:p>
     <w:p>
@@ -3767,7 +3767,7 @@
     </w:p>
     <w:p>
       <w:r>
-        <w:t>Steuerungsfolge. Wirkungsdaten als Frühwarninformationen zeigt, warum Nebenwirkungen, Rebound, Zielkonflikte und Wirkungsgrenzen mehr ist als ein Schlagwort im Feld Bewertungsgrenzen, Nichtkompensation, Reverse Merit Order und positive Netto-Wirkung. Die wirkungsoekonomische Frage lautet: Welche reale Veraenderung wird moeglich, welche bleibt nur Potenzial und wo entsteht ein Wirkungsrisiko? Diese Unterscheidung schuetzt vor Impact-Washing, weil sie Absicht, Aktivitaet, Reichweite und Wirkung auseinanderhaelt.</w:t>
+        <w:t>Steuerungsfolge. Bei Wirkungsdaten als Frühwarninformationen wird Nebenwirkungen, Rebound, Zielkonflikte und Wirkungsgrenzen als Arbeitsfrage im Feld Bewertungsgrenzen, Nichtkompensation, Reverse Merit Order und positive Netto-Wirkung lesbar. Die wirkungsoekonomische Frage lautet: Welche reale Veraenderung wird moeglich, welche bleibt nur Potenzial und wo entsteht ein Wirkungsrisiko? Diese Unterscheidung schuetzt vor Impact-Washing, weil sie Absicht, Aktivitaet, Reichweite und Wirkung auseinanderhaelt.</w:t>
       </w:r>
     </w:p>
     <w:p>
@@ -3870,7 +3870,7 @@
     </w:p>
     <w:p>
       <w:r>
-        <w:t>Wirkpfadpruefung. Einstieg / Wirkungsfrage zeigt, warum Nebenwirkungen, Rebound, Zielkonflikte und Wirkungsgrenzen mehr ist als ein Schlagwort im Feld Bewertungsgrenzen, Nichtkompensation, Reverse Merit Order und positive Netto-Wirkung. Die wirkungsoekonomische Frage lautet: Welche reale Veraenderung wird moeglich, welche bleibt nur Potenzial und wo entsteht ein Wirkungsrisiko? Diese Unterscheidung schuetzt vor Impact-Washing, weil sie Absicht, Aktivitaet, Reichweite und Wirkung auseinanderhaelt.</w:t>
+        <w:t>Wirkpfadpruefung. Bei Einstieg / Wirkungsfrage wird Nebenwirkungen, Rebound, Zielkonflikte und Wirkungsgrenzen als Arbeitsfrage im Feld Bewertungsgrenzen, Nichtkompensation, Reverse Merit Order und positive Netto-Wirkung lesbar. Die wirkungsoekonomische Frage lautet: Welche reale Veraenderung wird moeglich, welche bleibt nur Potenzial und wo entsteht ein Wirkungsrisiko? Diese Unterscheidung schuetzt vor Impact-Washing, weil sie Absicht, Aktivitaet, Reichweite und Wirkung auseinanderhaelt.</w:t>
       </w:r>
     </w:p>
     <w:p>
@@ -3978,7 +3978,7 @@
     </w:p>
     <w:p>
       <w:r>
-        <w:t>Rueckflussnotiz. Begriffliche Präzision zeigt, warum Nebenwirkungen, Rebound, Zielkonflikte und Wirkungsgrenzen mehr ist als ein Schlagwort im Feld Bewertungsgrenzen, Nichtkompensation, Reverse Merit Order und positive Netto-Wirkung. Die wirkungsoekonomische Frage lautet: Welche reale Veraenderung wird moeglich, welche bleibt nur Potenzial und wo entsteht ein Wirkungsrisiko? Diese Unterscheidung schuetzt vor Impact-Washing, weil sie Absicht, Aktivitaet, Reichweite und Wirkung auseinanderhaelt.</w:t>
+        <w:t>Rueckflussnotiz. Bei Begriffliche Präzision wird Nebenwirkungen, Rebound, Zielkonflikte und Wirkungsgrenzen als Arbeitsfrage im Feld Bewertungsgrenzen, Nichtkompensation, Reverse Merit Order und positive Netto-Wirkung lesbar. Die wirkungsoekonomische Frage lautet: Welche reale Veraenderung wird moeglich, welche bleibt nur Potenzial und wo entsteht ein Wirkungsrisiko? Diese Unterscheidung schuetzt vor Impact-Washing, weil sie Absicht, Aktivitaet, Reichweite und Wirkung auseinanderhaelt.</w:t>
       </w:r>
     </w:p>
     <w:p>
@@ -4068,7 +4068,7 @@
     </w:p>
     <w:p>
       <w:r>
-        <w:t>Bewertungsgrenze. Modellformel zeigt, warum Nebenwirkungen, Rebound, Zielkonflikte und Wirkungsgrenzen mehr ist als ein Schlagwort im Feld Bewertungsgrenzen, Nichtkompensation, Reverse Merit Order und positive Netto-Wirkung. Die wirkungsoekonomische Frage lautet: Welche reale Veraenderung wird moeglich, welche bleibt nur Potenzial und wo entsteht ein Wirkungsrisiko? Diese Unterscheidung schuetzt vor Impact-Washing, weil sie Absicht, Aktivitaet, Reichweite und Wirkung auseinanderhaelt.</w:t>
+        <w:t>Bewertungsgrenze. Bei Modellformel wird Nebenwirkungen, Rebound, Zielkonflikte und Wirkungsgrenzen als Arbeitsfrage im Feld Bewertungsgrenzen, Nichtkompensation, Reverse Merit Order und positive Netto-Wirkung lesbar. Die wirkungsoekonomische Frage lautet: Welche reale Veraenderung wird moeglich, welche bleibt nur Potenzial und wo entsteht ein Wirkungsrisiko? Diese Unterscheidung schuetzt vor Impact-Washing, weil sie Absicht, Aktivitaet, Reichweite und Wirkung auseinanderhaelt.</w:t>
       </w:r>
     </w:p>
     <w:p>
@@ -4171,7 +4171,7 @@
     </w:p>
     <w:p>
       <w:r>
-        <w:t>Begriffliche Sicherung. Wirkungspotenzial, Wirkungsrisiko und eingetretener Schaden zeigt, warum Nebenwirkungen, Rebound, Zielkonflikte und Wirkungsgrenzen mehr ist als ein Schlagwort im Feld Bewertungsgrenzen, Nichtkompensation, Reverse Merit Order und positive Netto-Wirkung. Die wirkungsoekonomische Frage lautet: Welche reale Veraenderung wird moeglich, welche bleibt nur Potenzial und wo entsteht ein Wirkungsrisiko? Diese Unterscheidung schuetzt vor Impact-Washing, weil sie Absicht, Aktivitaet, Reichweite und Wirkung auseinanderhaelt.</w:t>
+        <w:t>Begriffliche Sicherung. Bei Wirkungspotenzial, Wirkungsrisiko und eingetretener Schaden wird Nebenwirkungen, Rebound, Zielkonflikte und Wirkungsgrenzen als Arbeitsfrage im Feld Bewertungsgrenzen, Nichtkompensation, Reverse Merit Order und positive Netto-Wirkung lesbar. Die wirkungsoekonomische Frage lautet: Welche reale Veraenderung wird moeglich, welche bleibt nur Potenzial und wo entsteht ein Wirkungsrisiko? Diese Unterscheidung schuetzt vor Impact-Washing, weil sie Absicht, Aktivitaet, Reichweite und Wirkung auseinanderhaelt.</w:t>
       </w:r>
     </w:p>
     <w:p>

--- a/docs/studienskripte/word-rohfassungen/wirkungsmanagement-v6.docx
+++ b/docs/studienskripte/word-rohfassungen/wirkungsmanagement-v6.docx
@@ -16,20 +16,7 @@
     </w:p>
     <w:p>
       <w:r>
-        <w:rPr>
-          <w:i/>
-        </w:rPr>
-        <w:t>Rohfassung fuer Claude / CI-CD-Finalisierung</w:t>
-      </w:r>
-    </w:p>
-    <w:p>
-      <w:r>
-        <w:t>Quelle: /Users/hagen/Documents/New project/content/studienskripte/wirkungsmanagement-v6.md</w:t>
-      </w:r>
-    </w:p>
-    <w:p>
-      <w:r>
-        <w:t>Track: Wirkungsmanagement Kurscode: wirkungsmanagement Vorlesungscode: WM-V6 Modul/Abschnitt: WM Titel: Nebenwirkungen, Rebound, Zielkonflikte und Wirkungsgrenzen Status: Studienskript V1 · fachlich finale Codex-Fassung, Claude-CI/CD-Satzfreigabe offen Quelle: woek-akademie-app/docs/lehrgaenge/wirkungsmanagement-v6-nebenwirkungen-zielkonflikte.md Ablage: Markdown-Master in content/studienskripte/wirkungsmanagement-v6.md, Word-Rohfassung in docs/studienskripte/word-rohfassungen/wirkungsmanagement-v6.docx Wissensbasis: aktuelles Grundlagenwerk, Website-Korpus inklusive Journal, Akademie-Quelltexte, Glossar, interne Dossiers und externe Fachquellen</w:t>
+        <w:t>Track: Wirkungsmanagement Kurscode: wirkungsmanagement Vorlesungscode: WM-V6 Modul/Abschnitt: WM Titel: Nebenwirkungen, Rebound, Zielkonflikte und Wirkungsgrenzen Status: Studienskript V1. Wissensbasis: aktuelles Grundlagenwerk, Website-Korpus inklusive Journal, Akademie-Quelltexte, Glossar, interne Dossiers und externe Fachquellen</w:t>
       </w:r>
     </w:p>
     <w:p>
@@ -99,11 +86,6 @@
       </w:r>
     </w:p>
     <w:p>
-      <w:r>
-        <w:t>Dieses Studienskript ist die fachlich finale Codex-V1-Fassung fuer den Akademie-Reader und die oeffentliche Bibliothek. Claude uebernimmt danach Satz, CI/CD, PDF/Reader-Freigabe und die abschliessende Lektoratsabnahme.</w:t>
-      </w:r>
-    </w:p>
-    <w:p>
       <w:pPr>
         <w:pStyle w:val="Heading2"/>
       </w:pPr>
@@ -144,7 +126,7 @@
     </w:p>
     <w:p>
       <w:r>
-        <w:t>Gute Maßnahmen haben oft unerwünschte Nebenfolgen – und manchmal widersprechen sich zwei gute Ziele. Wie geht Wirkungsmanagement mit Nebenwirkungen und Zielkonflikten um, ohne sie schönzureden?</w:t>
+        <w:t>Gute Maßnahmen haben oft unerwünschte Nebenfolgen - und manchmal widersprechen sich zwei gute Ziele. Wie geht Wirkungsmanagement mit Nebenwirkungen und Zielkonflikten um, ohne sie schönzureden?</w:t>
       </w:r>
     </w:p>
     <w:p>
@@ -176,7 +158,7 @@
         <w:pStyle w:val="ListBullet"/>
       </w:pPr>
       <w:r>
-        <w:t>Kernaussage in einem Satz: Wirkungsmanagement macht Nebenwirkungen, Rebound und Zielkonflikte sichtbar und behandelt sie unter Wirkungsgrenzen – rote Linien werden nicht wegoptimiert.</w:t>
+        <w:t>Kernaussage in einem Satz: Wirkungsmanagement macht Nebenwirkungen, Rebound und Zielkonflikte sichtbar und behandelt sie unter Wirkungsgrenzen - rote Linien werden nicht wegoptimiert.</w:t>
       </w:r>
     </w:p>
     <w:p>
@@ -197,27 +179,27 @@
     </w:p>
     <w:p>
       <w:r>
-        <w:t>Abschnitt A – Nebenwirkung und Wechselwirkung. Jede Maßnahme kann indirekte oder gegenseitige Folgen haben. Sie gehören ins Management, nicht in die Fußnote.</w:t>
-      </w:r>
-    </w:p>
-    <w:p>
-      <w:r>
-        <w:t>Abschnitt B – Rebound. Effizienzgewinne können durch Mehrnutzung teilweise oder ganz aufgezehrt werden. Wer Rebound ignoriert, überschätzt die Netto-Wirkung.</w:t>
-      </w:r>
-    </w:p>
-    <w:p>
-      <w:r>
-        <w:t>Abschnitt C – Zielkonflikte. Zwei positive Ziele können kollidieren (z. B. Naturschutz vs. Ausbau). Leichte Konflikte sind abwägbar; Konflikte an Wirkungsgrenzen nicht.</w:t>
-      </w:r>
-    </w:p>
-    <w:p>
-      <w:r>
-        <w:t>Abschnitt D – Wirkungsgrenzen. Menschenwürde, Kinderrechte, ökologische Lebensgrundlagen, Biodiversität, Rechtsstaatlichkeit, demokratische Stabilität sind rote Linien – nicht verhandelbar durch Kompensation.</w:t>
-      </w:r>
-    </w:p>
-    <w:p>
-      <w:r>
-        <w:t>Abschnitt E – Umgang. Sichtbar machen, priorisieren (V4), mitigieren, transparent kommunizieren (V9) – und dokumentieren, was bewusst offenbleibt.</w:t>
+        <w:t>Abschnitt A - Nebenwirkung und Wechselwirkung. Jede Maßnahme kann indirekte oder gegenseitige Folgen haben. Sie gehören ins Management, nicht in die Fußnote.</w:t>
+      </w:r>
+    </w:p>
+    <w:p>
+      <w:r>
+        <w:t>Abschnitt B - Rebound. Effizienzgewinne können durch Mehrnutzung teilweise oder ganz aufgezehrt werden. Wer Rebound ignoriert, überschätzt die Netto-Wirkung.</w:t>
+      </w:r>
+    </w:p>
+    <w:p>
+      <w:r>
+        <w:t>Abschnitt C - Zielkonflikte. Zwei positive Ziele können kollidieren (z. B. Naturschutz vs. Ausbau). Leichte Konflikte sind abwägbar; Konflikte an Wirkungsgrenzen nicht.</w:t>
+      </w:r>
+    </w:p>
+    <w:p>
+      <w:r>
+        <w:t>Abschnitt D - Wirkungsgrenzen. Menschenwürde, Kinderrechte, ökologische Lebensgrundlagen, Biodiversität, Rechtsstaatlichkeit, demokratische Stabilität sind rote Linien - nicht verhandelbar durch Kompensation.</w:t>
+      </w:r>
+    </w:p>
+    <w:p>
+      <w:r>
+        <w:t>Abschnitt E - Umgang. Sichtbar machen, priorisieren (V4), mitigieren, transparent kommunizieren (V9) - und dokumentieren, was bewusst offenbleibt.</w:t>
       </w:r>
     </w:p>
     <w:p>
@@ -230,12 +212,12 @@
     </w:p>
     <w:p>
       <w:r>
-        <w:t>Nebenwirkungen sind Teil der Wirkung, nicht ihr Störfall. Neben der beabsichtigten Hauptwirkung entstehen fast immer Nebenwirkungen, Wechselwirkungen und Rebound-Effekte (Grundlagen V2, Stufe 7). Wirkungsmanagement plant sie ein, statt sie erst nachträglich zu entdecken. Besonders der Rebound – wenn Effizienzgewinne durch Mehrnutzung aufgezehrt werden – ist ein häufiger Grund für überschätzte Netto-Wirkung.</w:t>
-      </w:r>
-    </w:p>
-    <w:p>
-      <w:r>
-        <w:t>Zielkonflikte offen behandeln. Zwei positive Ziele können in Spannung stehen. Die Wirkungsökonomie unterscheidet: leichte Zielkonflikte sind abwägbar und dokumentierbar; Konflikte an Wirkungsgrenzen sind es nicht. Menschenwürde, Kinderrechte, ökologische Lebensgrundlagen, Biodiversität, Rechtsstaatlichkeit und demokratische Stabilität sind rote Linien (Nichtkompensation, Grundlagen V4) – sie dürfen nicht gegen andere Ziele „eingetauscht" werden.</w:t>
+        <w:t>Nebenwirkungen sind Teil der Wirkung, nicht ihr Störfall. Neben der beabsichtigten Hauptwirkung entstehen fast immer Nebenwirkungen, Wechselwirkungen und Rebound-Effekte (Grundlagen V2, Stufe 7). Wirkungsmanagement plant sie ein, statt sie erst nachträglich zu entdecken. Besonders der Rebound - wenn Effizienzgewinne durch Mehrnutzung aufgezehrt werden - ist ein häufiger Grund für überschätzte Netto-Wirkung.</w:t>
+      </w:r>
+    </w:p>
+    <w:p>
+      <w:r>
+        <w:t>Zielkonflikte offen behandeln. Zwei positive Ziele können in Spannung stehen. Die Wirkungsökonomie unterscheidet: leichte Zielkonflikte sind abwägbar und dokumentierbar; Konflikte an Wirkungsgrenzen sind es nicht. Menschenwürde, Kinderrechte, ökologische Lebensgrundlagen, Biodiversität, Rechtsstaatlichkeit und demokratische Stabilität sind rote Linien (Nichtkompensation, Grundlagen V4) - sie dürfen nicht gegen andere Ziele „eingetauscht" werden.</w:t>
       </w:r>
     </w:p>
     <w:p>
@@ -399,7 +381,7 @@
           </w:tcPr>
           <w:p>
             <w:r>
-              <w:t>Rest offen ausweisen – keine Scheinlösung</w:t>
+              <w:t>Rest offen ausweisen - keine Scheinlösung</w:t>
             </w:r>
           </w:p>
         </w:tc>
@@ -575,7 +557,7 @@
           </w:tcPr>
           <w:p>
             <w:r>
-              <w:t>_(noch keine Seite – Begriffsleitfaden §4)_</w:t>
+              <w:t>_(noch keine Seite - Begriffsleitfaden §4)_</w:t>
             </w:r>
           </w:p>
         </w:tc>
@@ -656,7 +638,7 @@
         <w:pStyle w:val="ListBullet"/>
       </w:pPr>
       <w:r>
-        <w:t>A) Man rechnet sie gegen andere Ziele auf B) Gar nicht abwägbar – rote Linien werden gewahrt C) Man ignoriert sie D) Man kompensiert sie</w:t>
+        <w:t>A) Man rechnet sie gegen andere Ziele auf B) Gar nicht abwägbar - rote Linien werden gewahrt C) Man ignoriert sie D) Man kompensiert sie</w:t>
       </w:r>
     </w:p>
     <w:p>
@@ -719,7 +701,7 @@
         <w:pStyle w:val="ListBullet"/>
       </w:pPr>
       <w:r>
-        <w:t>A) Ja B) Nein – leichte sind abwägbar, solche an roten Linien nicht C) Alle sind verboten D) Alle sind erlaubt</w:t>
+        <w:t>A) Ja B) Nein - leichte sind abwägbar, solche an roten Linien nicht C) Alle sind verboten D) Alle sind erlaubt</w:t>
       </w:r>
     </w:p>
     <w:p>
@@ -774,7 +756,7 @@
     </w:p>
     <w:p>
       <w:r>
-        <w:t>Ausbau vs. Naturschutz. Der Ausbau erneuerbarer Energie (positives Ziel) kann mit Biodiversität (positives Ziel, teils rote Linie) kollidieren. Wirkungsmanagement wägt leichte Konflikte transparent ab, wahrt aber kritische Biodiversitätsgrenzen – statt sie mit dem Klimaziel wegzurechnen.</w:t>
+        <w:t>Ausbau vs. Naturschutz. Der Ausbau erneuerbarer Energie (positives Ziel) kann mit Biodiversität (positives Ziel, teils rote Linie) kollidieren. Wirkungsmanagement wägt leichte Konflikte transparent ab, wahrt aber kritische Biodiversitätsgrenzen - statt sie mit dem Klimaziel wegzurechnen.</w:t>
       </w:r>
     </w:p>
     <w:p>
@@ -783,11 +765,6 @@
       </w:pPr>
       <w:r>
         <w:t>V1-Finalisierung: Vertiefung, Anwendung und Evidenz</w:t>
-      </w:r>
-    </w:p>
-    <w:p>
-      <w:r>
-        <w:t>Dieses Studienskript ist die fachlich finale Codex-V1-Fassung fuer den Akademie-Reader und die oeffentliche Bibliothek. Claude uebernimmt danach Satz, CI/CD, PDF/Reader-Freigabe und die abschliessende Lektoratsabnahme.</w:t>
       </w:r>
     </w:p>
     <w:p>
@@ -1521,11 +1498,6 @@
       </w:r>
     </w:p>
     <w:p>
-      <w:r>
-        <w:t>Diese Finalisierung schliesst die Codex-Inhaltsproduktion fuer WM-V6. Offen bleibt nicht der fachliche Kern des Skripts, sondern der naechste Produktionsschritt: Claude setzt daraus die CI/CD-konforme Reader- und PDF-Fassung, prueft Satz, Umbrueche, Medienintegration und Lektorat und markiert erst danach die veroeffentlichte Fassung als freigegeben.</w:t>
-      </w:r>
-    </w:p>
-    <w:p>
       <w:pPr>
         <w:pStyle w:val="Heading2"/>
       </w:pPr>
@@ -1538,7 +1510,7 @@
         <w:pStyle w:val="ListBullet"/>
       </w:pPr>
       <w:r>
-        <w:t>source-assets/originals/WOeK_Begriffsleitfaden_fuehrend_v1.0.md – §4/§5</w:t>
+        <w:t>source-assets/originals/WOeK_Begriffsleitfaden_fuehrend_v1.0.md - §4/§5</w:t>
       </w:r>
     </w:p>
     <w:p>
@@ -1546,7 +1518,7 @@
         <w:pStyle w:val="ListBullet"/>
       </w:pPr>
       <w:r>
-        <w:t>docs/grundlagen/Wirkungsoekonomie_Kurzfassung_v1.1.md – „Schutzlogik"</w:t>
+        <w:t>docs/grundlagen/Wirkungsoekonomie_Kurzfassung_v1.1.md - „Schutzlogik"</w:t>
       </w:r>
     </w:p>
     <w:p>
@@ -2020,7 +1992,7 @@
         <w:pStyle w:val="ListBullet"/>
       </w:pPr>
       <w:r>
-        <w:t>A) Man rechnet sie gegen andere Ziele auf B) Gar nicht abwägbar – rote Linien werden gewahrt C) Man ignoriert sie D) Man kompensiert sie</w:t>
+        <w:t>A) Man rechnet sie gegen andere Ziele auf B) Gar nicht abwägbar - rote Linien werden gewahrt C) Man ignoriert sie D) Man kompensiert sie</w:t>
       </w:r>
     </w:p>
     <w:p>
@@ -2083,7 +2055,7 @@
         <w:pStyle w:val="ListBullet"/>
       </w:pPr>
       <w:r>
-        <w:t>A) Ja B) Nein – leichte sind abwägbar, solche an roten Linien nicht C) Alle sind verboten D) Alle sind erlaubt</w:t>
+        <w:t>A) Ja B) Nein - leichte sind abwägbar, solche an roten Linien nicht C) Alle sind verboten D) Alle sind erlaubt</w:t>
       </w:r>
     </w:p>
     <w:p>
@@ -2279,7 +2251,7 @@
           </w:tcPr>
           <w:p>
             <w:r>
-              <w:t>_(noch keine Seite – Begriffsleitfaden §4)_</w:t>
+              <w:t>_(noch keine Seite - Begriffsleitfaden §4)_</w:t>
             </w:r>
           </w:p>
         </w:tc>
@@ -2327,11 +2299,6 @@
       </w:pPr>
       <w:r>
         <w:t>7. Tiefenskript-Erweiterung Sprint 8</w:t>
-      </w:r>
-    </w:p>
-    <w:p>
-      <w:r>
-        <w:t>Status dieser Erweiterung: V1-finalisierte Codex-Erweiterung fuer Markdown-Master, Word-Rohfassung und Reader-Spiegel. Satz, Medienintegration, Lektorat und PDF-Freigabe bleiben der Claude-CI/CD-Lane vorbehalten.</w:t>
       </w:r>
     </w:p>
     <w:p>
@@ -3746,7 +3713,7 @@
         <w:pStyle w:val="ListBullet"/>
       </w:pPr>
       <w:r>
-        <w:t>woek-akademie-app/docs/lehrgaenge/wirkungsmanagement-v6-nebenwirkungen-zielkonflikte.md — unmittelbarer Akademie-Quelltext dieser V1-Fassung.</w:t>
+        <w:t>woek-akademie-app/docs/lehrgaenge/wirkungsmanagement-v6-nebenwirkungen-zielkonflikte.md - unmittelbarer Akademie-Quelltext dieser V1-Fassung.</w:t>
       </w:r>
     </w:p>
     <w:p>
@@ -3754,7 +3721,7 @@
         <w:pStyle w:val="ListBullet"/>
       </w:pPr>
       <w:r>
-        <w:t>assets/pdf/die-neue-ordnung-des-wohlstands.pdf und buch.html — aktuelles Grundlagenwerk.</w:t>
+        <w:t>assets/pdf/die-neue-ordnung-des-wohlstands.pdf und buch.html - aktuelles Grundlagenwerk.</w:t>
       </w:r>
     </w:p>
     <w:p>
@@ -3763,22 +3730,6 @@
       </w:pPr>
       <w:r>
         <w:t>Website-Korpus: Referenz, Wirkungsfelder, Werkzeuge, Glossar, Bibliothek und Journal.</w:t>
-      </w:r>
-    </w:p>
-    <w:p>
-      <w:pPr>
-        <w:pStyle w:val="ListBullet"/>
-      </w:pPr>
-      <w:r>
-        <w:t>docs/CODEX-HANDOFF-studienskripte.md — Produktionsstandard.</w:t>
-      </w:r>
-    </w:p>
-    <w:p>
-      <w:pPr>
-        <w:pStyle w:val="ListBullet"/>
-      </w:pPr>
-      <w:r>
-        <w:t>docs/CODEX-HANDOFF-pruefungen.md — geschützte Prüfungs- und Antwortlogik.</w:t>
       </w:r>
     </w:p>
     <w:p>
